--- a/build_scaling/ScaleFixesLocalErrorsFirst_anon.docx
+++ b/build_scaling/ScaleFixesLocalErrorsFirst_anon.docx
@@ -2358,7 +2358,7 @@
     </w:p>
     <w:bookmarkEnd w:id="27"/>
     <w:bookmarkEnd w:id="28"/>
-    <w:bookmarkStart w:id="34" w:name="sec:external"/>
+    <w:bookmarkStart w:id="35" w:name="sec:external"/>
     <w:p>
       <w:pPr>
         <w:pStyle w:val="Heading1"/>
@@ -2367,7 +2367,7 @@
         <w:t xml:space="preserve">External Validity</w:t>
       </w:r>
     </w:p>
-    <w:bookmarkStart w:id="30" w:name="an-independent-ladder."/>
+    <w:bookmarkStart w:id="29" w:name="an-independent-ladder."/>
     <w:p>
       <w:pPr>
         <w:pStyle w:val="Heading4"/>
@@ -2417,19 +2417,127 @@
         <w:t xml:space="preserve"> </w:t>
       </w:r>
       <w:r>
-        <w:t xml:space="preserve">1.3M, 25.8M, and 51.0M checkpoints,</w:t>
-      </w:r>
-      <w:r>
-        <w:t xml:space="preserve"> </w:t>
-      </w:r>
-      <w:r>
-        <w:t xml:space="preserve">converted and verified by legal play before any measurement, and read the model’s</w:t>
-      </w:r>
-      <w:r>
-        <w:t xml:space="preserve"> </w:t>
-      </w:r>
-      <w:r>
-        <w:t xml:space="preserve">move by greedy character decoding at verified move boundaries.</w:t>
+        <w:t xml:space="preserve">1.3M, 25.8M, and 51.0M checkpoints</w:t>
+      </w:r>
+      <w:r>
+        <w:t xml:space="preserve"> </w:t>
+      </w:r>
+      <w:r>
+        <w:t xml:space="preserve">and read the model’s move by greedy character decoding at move boundaries.</w:t>
+      </w:r>
+    </w:p>
+    <w:bookmarkEnd w:id="29"/>
+    <w:bookmarkStart w:id="31" w:name="verifying-the-adapters."/>
+    <w:p>
+      <w:pPr>
+        <w:pStyle w:val="Heading4"/>
+      </w:pPr>
+      <w:r>
+        <w:t xml:space="preserve">Verifying the adapters.</w:t>
+      </w:r>
+    </w:p>
+    <w:p>
+      <w:pPr>
+        <w:pStyle w:val="FirstParagraph"/>
+      </w:pPr>
+      <w:r>
+        <w:t xml:space="preserve">Every step between an external model and our measurements fails silently rather</w:t>
+      </w:r>
+      <w:r>
+        <w:t xml:space="preserve"> </w:t>
+      </w:r>
+      <w:r>
+        <w:t xml:space="preserve">than with an error: a wrong vocabulary, a misaligned board, or a missed weight</w:t>
+      </w:r>
+      <w:r>
+        <w:t xml:space="preserve"> </w:t>
+      </w:r>
+      <w:r>
+        <w:t xml:space="preserve">transpose all yield plausible output. Each was therefore checked before use and</w:t>
+      </w:r>
+      <w:r>
+        <w:t xml:space="preserve"> </w:t>
+      </w:r>
+      <w:r>
+        <w:t xml:space="preserve">the checks rerun and recorded. The released weights ship without a tokenizer, so</w:t>
+      </w:r>
+      <w:r>
+        <w:t xml:space="preserve"> </w:t>
+      </w:r>
+      <w:r>
+        <w:t xml:space="preserve">the 32-character vocabulary was reconstructed and accepted only after</w:t>
+      </w:r>
+      <w:r>
+        <w:t xml:space="preserve"> </w:t>
+      </w:r>
+      <w:r>
+        <w:t xml:space="preserve">the model continued 3 of 3 standard openings</w:t>
+      </w:r>
+      <w:r>
+        <w:t xml:space="preserve"> </w:t>
+      </w:r>
+      <w:r>
+        <w:t xml:space="preserve">legally. Board state was aligned to the character before each move and verified</w:t>
+      </w:r>
+      <w:r>
+        <w:t xml:space="preserve"> </w:t>
+      </w:r>
+      <w:r>
+        <w:t xml:space="preserve">three ways at 4,081 sites, by independent replay, by re-parsing</w:t>
+      </w:r>
+      <w:r>
+        <w:t xml:space="preserve"> </w:t>
+      </w:r>
+      <w:r>
+        <w:t xml:space="preserve">the text prefix, and by the boundary character, with 0</w:t>
+      </w:r>
+      <w:r>
+        <w:t xml:space="preserve"> </w:t>
+      </w:r>
+      <w:r>
+        <w:t xml:space="preserve">disagreements. Checkpoints stored in a different weight layout were converted, and</w:t>
+      </w:r>
+      <w:r>
+        <w:t xml:space="preserve"> </w:t>
+      </w:r>
+      <w:r>
+        <w:t xml:space="preserve">all three trained checkpoints then played 20 of</w:t>
+      </w:r>
+      <w:r>
+        <w:t xml:space="preserve"> </w:t>
+      </w:r>
+      <w:r>
+        <w:t xml:space="preserve">20 moves legally from the opening, while the randomly initialised</w:t>
+      </w:r>
+      <w:r>
+        <w:t xml:space="preserve"> </w:t>
+      </w:r>
+      <w:r>
+        <w:t xml:space="preserve">control failed at its first move, as it should. A cached decoder used for speed</w:t>
+      </w:r>
+      <w:r>
+        <w:t xml:space="preserve"> </w:t>
+      </w:r>
+      <w:r>
+        <w:t xml:space="preserve">matched the uncached one at all 364 sites tested, the</w:t>
+      </w:r>
+      <w:r>
+        <w:t xml:space="preserve"> </w:t>
+      </w:r>
+      <w:r>
+        <w:t xml:space="preserve">algebraic-notation classifier passed 8 of 8</w:t>
+      </w:r>
+      <w:r>
+        <w:t xml:space="preserve"> </w:t>
+      </w:r>
+      <w:r>
+        <w:t xml:space="preserve">hand-written cases, and our OthelloGPT forward pass chose a legal move at</w:t>
+      </w:r>
+      <w:r>
+        <w:t xml:space="preserve"> </w:t>
+      </w:r>
+      <w:r>
+        <w:t xml:space="preserve">672 of 672 positions.</w:t>
       </w:r>
     </w:p>
     <w:p>
@@ -2583,7 +2691,7 @@
         <w:t xml:space="preserve">data, so only exponents are comparable and never levels.</w:t>
       </w:r>
     </w:p>
-    <w:bookmarkStart w:id="29" w:name="tab:external"/>
+    <w:bookmarkStart w:id="30" w:name="tab:external"/>
     <w:p>
       <w:pPr>
         <w:pStyle w:val="TableCaption"/>
@@ -2996,9 +3104,9 @@
         </w:tc>
       </w:tr>
     </w:tbl>
-    <w:bookmarkEnd w:id="29"/>
     <w:bookmarkEnd w:id="30"/>
-    <w:bookmarkStart w:id="31" w:name="a-game-with-non-local-rules."/>
+    <w:bookmarkEnd w:id="31"/>
+    <w:bookmarkStart w:id="32" w:name="a-game-with-non-local-rules."/>
     <w:p>
       <w:pPr>
         <w:pStyle w:val="Heading4"/>
@@ -3090,8 +3198,8 @@
         <w:t xml:space="preserve">bands.</w:t>
       </w:r>
     </w:p>
-    <w:bookmarkEnd w:id="31"/>
-    <w:bookmarkStart w:id="33" w:name="heavy-training."/>
+    <w:bookmarkEnd w:id="32"/>
+    <w:bookmarkStart w:id="34" w:name="heavy-training."/>
     <w:p>
       <w:pPr>
         <w:pStyle w:val="Heading4"/>
@@ -3181,7 +3289,7 @@
         <w:t xml:space="preserve">which lifts the illegal rate from 0.0026 to 0.0231.</w:t>
       </w:r>
     </w:p>
-    <w:bookmarkStart w:id="32" w:name="tab:chessgpt"/>
+    <w:bookmarkStart w:id="33" w:name="tab:chessgpt"/>
     <w:p>
       <w:pPr>
         <w:pStyle w:val="TableCaption"/>
@@ -3807,7 +3915,7 @@
         </w:tc>
       </w:tr>
     </w:tbl>
-    <w:bookmarkEnd w:id="32"/>
+    <w:bookmarkEnd w:id="33"/>
     <w:p>
       <w:pPr>
         <w:pStyle w:val="BodyText"/>
@@ -3897,9 +4005,9 @@
         <w:t xml:space="preserve">cases. Heavy training weakens coherent error without removing it.</w:t>
       </w:r>
     </w:p>
-    <w:bookmarkEnd w:id="33"/>
     <w:bookmarkEnd w:id="34"/>
-    <w:bookmarkStart w:id="39" w:name="sec:mech"/>
+    <w:bookmarkEnd w:id="35"/>
+    <w:bookmarkStart w:id="40" w:name="sec:mech"/>
     <w:p>
       <w:pPr>
         <w:pStyle w:val="Heading1"/>
@@ -3922,7 +4030,7 @@
         <w:t xml:space="preserve">and edit instruments of Anonymous (2026), point to the same answer.</w:t>
       </w:r>
     </w:p>
-    <w:bookmarkStart w:id="35" w:name="coupling-is-local."/>
+    <w:bookmarkStart w:id="36" w:name="coupling-is-local."/>
     <w:p>
       <w:pPr>
         <w:pStyle w:val="Heading4"/>
@@ -4260,8 +4368,8 @@
         <w:t xml:space="preserve">with a strong local one.</w:t>
       </w:r>
     </w:p>
-    <w:bookmarkEnd w:id="35"/>
-    <w:bookmarkStart w:id="37" w:name="correction-reaches-about-two-squares."/>
+    <w:bookmarkEnd w:id="36"/>
+    <w:bookmarkStart w:id="38" w:name="correction-reaches-about-two-squares."/>
     <w:p>
       <w:pPr>
         <w:pStyle w:val="Heading4"/>
@@ -4355,7 +4463,7 @@
         <w:t xml:space="preserve">has a capability limit of roughly two squares, whatever the edit magnitude.</w:t>
       </w:r>
     </w:p>
-    <w:bookmarkStart w:id="36" w:name="tab:mechanism"/>
+    <w:bookmarkStart w:id="37" w:name="tab:mechanism"/>
     <w:p>
       <w:pPr>
         <w:pStyle w:val="TableCaption"/>
@@ -4590,9 +4698,9 @@
         </w:tc>
       </w:tr>
     </w:tbl>
-    <w:bookmarkEnd w:id="36"/>
     <w:bookmarkEnd w:id="37"/>
-    <w:bookmarkStart w:id="38" w:name="what-local-correction-cannot-reach."/>
+    <w:bookmarkEnd w:id="38"/>
+    <w:bookmarkStart w:id="39" w:name="what-local-correction-cannot-reach."/>
     <w:p>
       <w:pPr>
         <w:pStyle w:val="Heading4"/>
@@ -4735,9 +4843,9 @@
         <w:t xml:space="preserve">failures that correction at the move’s squares cannot address.</w:t>
       </w:r>
     </w:p>
-    <w:bookmarkEnd w:id="38"/>
     <w:bookmarkEnd w:id="39"/>
-    <w:bookmarkStart w:id="41" w:name="sec:inversion"/>
+    <w:bookmarkEnd w:id="40"/>
+    <w:bookmarkStart w:id="42" w:name="sec:inversion"/>
     <w:p>
       <w:pPr>
         <w:pStyle w:val="Heading1"/>
@@ -4813,7 +4921,7 @@
         <w:t xml:space="preserve">some of which is legal.</w:t>
       </w:r>
     </w:p>
-    <w:bookmarkStart w:id="40" w:name="tab:inversion"/>
+    <w:bookmarkStart w:id="41" w:name="tab:inversion"/>
     <w:p>
       <w:pPr>
         <w:pStyle w:val="TableCaption"/>
@@ -5282,7 +5390,7 @@
         </w:tc>
       </w:tr>
     </w:tbl>
-    <w:bookmarkEnd w:id="40"/>
+    <w:bookmarkEnd w:id="41"/>
     <w:p>
       <w:pPr>
         <w:pStyle w:val="BodyText"/>
@@ -5458,8 +5566,8 @@
         <w:t xml:space="preserve">a flatter distribution can lower, may be measuring hedging.</w:t>
       </w:r>
     </w:p>
-    <w:bookmarkEnd w:id="41"/>
-    <w:bookmarkStart w:id="42" w:name="discussion"/>
+    <w:bookmarkEnd w:id="42"/>
+    <w:bookmarkStart w:id="43" w:name="discussion"/>
     <w:p>
       <w:pPr>
         <w:pStyle w:val="Heading1"/>
@@ -5594,8 +5702,8 @@
         <w:t xml:space="preserve">be asked without any access to model internals.</w:t>
       </w:r>
     </w:p>
-    <w:bookmarkEnd w:id="42"/>
-    <w:bookmarkStart w:id="43" w:name="sec:limits"/>
+    <w:bookmarkEnd w:id="43"/>
+    <w:bookmarkStart w:id="44" w:name="sec:limits"/>
     <w:p>
       <w:pPr>
         <w:pStyle w:val="Heading1"/>
@@ -5731,8 +5839,8 @@
         <w:t xml:space="preserve">makes them measurable and what makes them unrepresentative of open-ended reasoning.</w:t>
       </w:r>
     </w:p>
-    <w:bookmarkEnd w:id="43"/>
-    <w:bookmarkStart w:id="44" w:name="conclusion"/>
+    <w:bookmarkEnd w:id="44"/>
+    <w:bookmarkStart w:id="45" w:name="conclusion"/>
     <w:p>
       <w:pPr>
         <w:pStyle w:val="Heading1"/>
@@ -5791,8 +5899,8 @@
         <w:t xml:space="preserve">metric a flatter output distribution cannot improve.</w:t>
       </w:r>
     </w:p>
-    <w:bookmarkEnd w:id="44"/>
-    <w:bookmarkStart w:id="49" w:name="declarations"/>
+    <w:bookmarkEnd w:id="45"/>
+    <w:bookmarkStart w:id="50" w:name="declarations"/>
     <w:p>
       <w:pPr>
         <w:pStyle w:val="Heading1"/>
@@ -5801,7 +5909,7 @@
         <w:t xml:space="preserve">Declarations</w:t>
       </w:r>
     </w:p>
-    <w:bookmarkStart w:id="45" w:name="disclosure-statement."/>
+    <w:bookmarkStart w:id="46" w:name="disclosure-statement."/>
     <w:p>
       <w:pPr>
         <w:pStyle w:val="Heading4"/>
@@ -5818,8 +5926,8 @@
         <w:t xml:space="preserve">Removed for double-anonymous peer review.</w:t>
       </w:r>
     </w:p>
-    <w:bookmarkEnd w:id="45"/>
-    <w:bookmarkStart w:id="46" w:name="funding."/>
+    <w:bookmarkEnd w:id="46"/>
+    <w:bookmarkStart w:id="47" w:name="funding."/>
     <w:p>
       <w:pPr>
         <w:pStyle w:val="Heading4"/>
@@ -5836,8 +5944,8 @@
         <w:t xml:space="preserve">Removed for double-anonymous peer review.</w:t>
       </w:r>
     </w:p>
-    <w:bookmarkEnd w:id="46"/>
-    <w:bookmarkStart w:id="47" w:name="data-availability-statement."/>
+    <w:bookmarkEnd w:id="47"/>
+    <w:bookmarkStart w:id="48" w:name="data-availability-statement."/>
     <w:p>
       <w:pPr>
         <w:pStyle w:val="Heading4"/>
@@ -5866,8 +5974,8 @@
         <w:t xml:space="preserve">checkpoints are public.</w:t>
       </w:r>
     </w:p>
-    <w:bookmarkEnd w:id="47"/>
-    <w:bookmarkStart w:id="48" w:name="ai-usage-declaration."/>
+    <w:bookmarkEnd w:id="48"/>
+    <w:bookmarkStart w:id="49" w:name="ai-usage-declaration."/>
     <w:p>
       <w:pPr>
         <w:pStyle w:val="Heading4"/>
@@ -5896,9 +6004,9 @@
         <w:t xml:space="preserve">responsibility for the content.</w:t>
       </w:r>
     </w:p>
-    <w:bookmarkEnd w:id="48"/>
     <w:bookmarkEnd w:id="49"/>
-    <w:bookmarkStart w:id="50" w:name="app:capacity"/>
+    <w:bookmarkEnd w:id="50"/>
+    <w:bookmarkStart w:id="51" w:name="app:capacity"/>
     <w:p>
       <w:pPr>
         <w:pStyle w:val="Heading1"/>
@@ -5981,8 +6089,8 @@
         <w:t xml:space="preserve">encoding.</w:t>
       </w:r>
     </w:p>
-    <w:bookmarkEnd w:id="50"/>
-    <w:bookmarkStart w:id="70" w:name="app:integrity"/>
+    <w:bookmarkEnd w:id="51"/>
+    <w:bookmarkStart w:id="71" w:name="app:integrity"/>
     <w:p>
       <w:pPr>
         <w:pStyle w:val="Heading1"/>
@@ -6141,8 +6249,8 @@
         <w:t xml:space="preserve">analysis repository’s version history.</w:t>
       </w:r>
     </w:p>
-    <w:bookmarkStart w:id="69" w:name="refs"/>
-    <w:bookmarkStart w:id="51" w:name="ref-balogh2026verification"/>
+    <w:bookmarkStart w:id="70" w:name="refs"/>
+    <w:bookmarkStart w:id="52" w:name="ref-balogh2026verification"/>
     <w:p>
       <w:pPr>
         <w:pStyle w:val="Bibliography"/>
@@ -6170,8 +6278,8 @@
         <w:t xml:space="preserve">.</w:t>
       </w:r>
     </w:p>
-    <w:bookmarkEnd w:id="51"/>
-    <w:bookmarkStart w:id="52" w:name="ref-harang2025tracking"/>
+    <w:bookmarkEnd w:id="52"/>
+    <w:bookmarkStart w:id="53" w:name="ref-harang2025tracking"/>
     <w:p>
       <w:pPr>
         <w:pStyle w:val="Bibliography"/>
@@ -6199,8 +6307,8 @@
         <w:t xml:space="preserve">.</w:t>
       </w:r>
     </w:p>
-    <w:bookmarkEnd w:id="52"/>
-    <w:bookmarkStart w:id="53" w:name="ref-hoffmann2022training"/>
+    <w:bookmarkEnd w:id="53"/>
+    <w:bookmarkStart w:id="54" w:name="ref-hoffmann2022training"/>
     <w:p>
       <w:pPr>
         <w:pStyle w:val="Bibliography"/>
@@ -6231,8 +6339,8 @@
         <w:t xml:space="preserve">.</w:t>
       </w:r>
     </w:p>
-    <w:bookmarkEnd w:id="53"/>
-    <w:bookmarkStart w:id="54" w:name="ref-kaplan2020scaling"/>
+    <w:bookmarkEnd w:id="54"/>
+    <w:bookmarkStart w:id="55" w:name="ref-kaplan2020scaling"/>
     <w:p>
       <w:pPr>
         <w:pStyle w:val="Bibliography"/>
@@ -6260,8 +6368,8 @@
         <w:t xml:space="preserve">.</w:t>
       </w:r>
     </w:p>
-    <w:bookmarkEnd w:id="54"/>
-    <w:bookmarkStart w:id="55" w:name="ref-karvonen2024emergent"/>
+    <w:bookmarkEnd w:id="55"/>
+    <w:bookmarkStart w:id="56" w:name="ref-karvonen2024emergent"/>
     <w:p>
       <w:pPr>
         <w:pStyle w:val="Bibliography"/>
@@ -6289,8 +6397,8 @@
         <w:t xml:space="preserve">.</w:t>
       </w:r>
     </w:p>
-    <w:bookmarkEnd w:id="55"/>
-    <w:bookmarkStart w:id="56" w:name="ref-karvonen2024measuring"/>
+    <w:bookmarkEnd w:id="56"/>
+    <w:bookmarkStart w:id="57" w:name="ref-karvonen2024measuring"/>
     <w:p>
       <w:pPr>
         <w:pStyle w:val="Bibliography"/>
@@ -6318,8 +6426,8 @@
         <w:t xml:space="preserve">.</w:t>
       </w:r>
     </w:p>
-    <w:bookmarkEnd w:id="56"/>
-    <w:bookmarkStart w:id="57" w:name="ref-li2023emergent"/>
+    <w:bookmarkEnd w:id="57"/>
+    <w:bookmarkStart w:id="58" w:name="ref-li2023emergent"/>
     <w:p>
       <w:pPr>
         <w:pStyle w:val="Bibliography"/>
@@ -6347,8 +6455,8 @@
         <w:t xml:space="preserve">.</w:t>
       </w:r>
     </w:p>
-    <w:bookmarkEnd w:id="57"/>
-    <w:bookmarkStart w:id="58" w:name="ref-li2026tracking"/>
+    <w:bookmarkEnd w:id="58"/>
+    <w:bookmarkStart w:id="59" w:name="ref-li2026tracking"/>
     <w:p>
       <w:pPr>
         <w:pStyle w:val="Bibliography"/>
@@ -6370,8 +6478,8 @@
         <w:t xml:space="preserve">.</w:t>
       </w:r>
     </w:p>
-    <w:bookmarkEnd w:id="58"/>
-    <w:bookmarkStart w:id="59" w:name="ref-lightman2024lets"/>
+    <w:bookmarkEnd w:id="59"/>
+    <w:bookmarkStart w:id="60" w:name="ref-lightman2024lets"/>
     <w:p>
       <w:pPr>
         <w:pStyle w:val="Bibliography"/>
@@ -6399,8 +6507,8 @@
         <w:t xml:space="preserve">.</w:t>
       </w:r>
     </w:p>
-    <w:bookmarkEnd w:id="59"/>
-    <w:bookmarkStart w:id="60" w:name="ref-meng2022locating"/>
+    <w:bookmarkEnd w:id="60"/>
+    <w:bookmarkStart w:id="61" w:name="ref-meng2022locating"/>
     <w:p>
       <w:pPr>
         <w:pStyle w:val="Bibliography"/>
@@ -6437,8 +6545,8 @@
         <w:t xml:space="preserve">.</w:t>
       </w:r>
     </w:p>
-    <w:bookmarkEnd w:id="60"/>
-    <w:bookmarkStart w:id="62" w:name="ref-nanda2023emergent"/>
+    <w:bookmarkEnd w:id="61"/>
+    <w:bookmarkStart w:id="63" w:name="ref-nanda2023emergent"/>
     <w:p>
       <w:pPr>
         <w:pStyle w:val="Bibliography"/>
@@ -6468,7 +6576,7 @@
       <w:r>
         <w:t xml:space="preserve"> </w:t>
       </w:r>
-      <w:hyperlink r:id="rId61">
+      <w:hyperlink r:id="rId62">
         <w:r>
           <w:rPr>
             <w:rStyle w:val="Hyperlink"/>
@@ -6480,8 +6588,8 @@
         <w:t xml:space="preserve">.</w:t>
       </w:r>
     </w:p>
-    <w:bookmarkEnd w:id="62"/>
-    <w:bookmarkStart w:id="63" w:name="ref-pereira2026transformers"/>
+    <w:bookmarkEnd w:id="63"/>
+    <w:bookmarkStart w:id="64" w:name="ref-pereira2026transformers"/>
     <w:p>
       <w:pPr>
         <w:pStyle w:val="Bibliography"/>
@@ -6503,8 +6611,8 @@
         <w:t xml:space="preserve">.</w:t>
       </w:r>
     </w:p>
-    <w:bookmarkEnd w:id="63"/>
-    <w:bookmarkStart w:id="65" w:name="ref-toshniwal2022chess"/>
+    <w:bookmarkEnd w:id="64"/>
+    <w:bookmarkStart w:id="66" w:name="ref-toshniwal2022chess"/>
     <w:p>
       <w:pPr>
         <w:pStyle w:val="Bibliography"/>
@@ -6537,7 +6645,7 @@
       <w:r>
         <w:t xml:space="preserve"> </w:t>
       </w:r>
-      <w:hyperlink r:id="rId64">
+      <w:hyperlink r:id="rId65">
         <w:r>
           <w:rPr>
             <w:rStyle w:val="Hyperlink"/>
@@ -6549,8 +6657,8 @@
         <w:t xml:space="preserve">.</w:t>
       </w:r>
     </w:p>
-    <w:bookmarkEnd w:id="65"/>
-    <w:bookmarkStart w:id="66" w:name="ref-walker2026chess"/>
+    <w:bookmarkEnd w:id="66"/>
+    <w:bookmarkStart w:id="67" w:name="ref-walker2026chess"/>
     <w:p>
       <w:pPr>
         <w:pStyle w:val="Bibliography"/>
@@ -6572,8 +6680,8 @@
         <w:t xml:space="preserve">.</w:t>
       </w:r>
     </w:p>
-    <w:bookmarkEnd w:id="66"/>
-    <w:bookmarkStart w:id="67" w:name="ref-wang2023selfconsistency"/>
+    <w:bookmarkEnd w:id="67"/>
+    <w:bookmarkStart w:id="68" w:name="ref-wang2023selfconsistency"/>
     <w:p>
       <w:pPr>
         <w:pStyle w:val="Bibliography"/>
@@ -6601,8 +6709,8 @@
         <w:t xml:space="preserve">.</w:t>
       </w:r>
     </w:p>
-    <w:bookmarkEnd w:id="67"/>
-    <w:bookmarkStart w:id="68" w:name="ref-yao2023tree"/>
+    <w:bookmarkEnd w:id="68"/>
+    <w:bookmarkStart w:id="69" w:name="ref-yao2023tree"/>
     <w:p>
       <w:pPr>
         <w:pStyle w:val="Bibliography"/>
@@ -6630,9 +6738,9 @@
         <w:t xml:space="preserve">.</w:t>
       </w:r>
     </w:p>
-    <w:bookmarkEnd w:id="68"/>
     <w:bookmarkEnd w:id="69"/>
     <w:bookmarkEnd w:id="70"/>
+    <w:bookmarkEnd w:id="71"/>
     <w:sectPr>
       <w:footnotePr>
         <w:numRestart w:val="eachSect"/>

--- a/build_scaling/ScaleFixesLocalErrorsFirst_anon.docx
+++ b/build_scaling/ScaleFixesLocalErrorsFirst_anon.docx
@@ -935,7 +935,7 @@
     </w:p>
     <w:bookmarkEnd w:id="15"/>
     <w:bookmarkEnd w:id="16"/>
-    <w:bookmarkStart w:id="21" w:name="sec:setup"/>
+    <w:bookmarkStart w:id="22" w:name="sec:setup"/>
     <w:p>
       <w:pPr>
         <w:pStyle w:val="Heading1"/>
@@ -1239,8 +1239,121 @@
       </w:r>
     </w:p>
     <w:bookmarkEnd w:id="20"/>
+    <w:bookmarkStart w:id="21" w:name="computing-environment."/>
+    <w:p>
+      <w:pPr>
+        <w:pStyle w:val="Heading4"/>
+      </w:pPr>
+      <w:r>
+        <w:t xml:space="preserve">Computing environment.</w:t>
+      </w:r>
+    </w:p>
+    <w:p>
+      <w:pPr>
+        <w:pStyle w:val="FirstParagraph"/>
+      </w:pPr>
+      <w:r>
+        <w:t xml:space="preserve">Every run in this paper, training and analysis alike, fits on a single</w:t>
+      </w:r>
+      <w:r>
+        <w:t xml:space="preserve"> </w:t>
+      </w:r>
+      <w:r>
+        <w:t xml:space="preserve">NVIDIA GeForce RTX 3050 Laptop GPU with 4 GiB of device memory, in a host with</w:t>
+      </w:r>
+      <w:r>
+        <w:t xml:space="preserve"> </w:t>
+      </w:r>
+      <w:r>
+        <w:t xml:space="preserve">15 GB of physical memory visible to the operating system, under</w:t>
+      </w:r>
+      <w:r>
+        <w:t xml:space="preserve"> </w:t>
+      </w:r>
+      <w:r>
+        <w:t xml:space="preserve">Windows 11 (build 26200),</w:t>
+      </w:r>
+      <w:r>
+        <w:t xml:space="preserve"> </w:t>
+      </w:r>
+      <w:r>
+        <w:t xml:space="preserve">using Python 3.12.10 with PyTorch 2.5.1+cu121 on</w:t>
+      </w:r>
+      <w:r>
+        <w:t xml:space="preserve"> </w:t>
+      </w:r>
+      <w:r>
+        <w:t xml:space="preserve">CUDA 12.1, NumPy 2.4.6, SciPy 1.18.1, and</w:t>
+      </w:r>
+      <w:r>
+        <w:t xml:space="preserve"> </w:t>
+      </w:r>
+      <w:r>
+        <w:t xml:space="preserve">python-chess 1.11.2 as the rules engine. That memory ceiling, not a</w:t>
+      </w:r>
+      <w:r>
+        <w:t xml:space="preserve"> </w:t>
+      </w:r>
+      <w:r>
+        <w:t xml:space="preserve">choice about what was interesting to measure, is what sets the top rung of the</w:t>
+      </w:r>
+      <w:r>
+        <w:t xml:space="preserve"> </w:t>
+      </w:r>
+      <w:r>
+        <w:t xml:space="preserve">ladder at 39.9M parameters, and it is why the external ladders of</w:t>
+      </w:r>
+      <w:r>
+        <w:t xml:space="preserve"> </w:t>
+      </w:r>
+      <w:r>
+        <w:t xml:space="preserve">Section </w:t>
+      </w:r>
+      <w:hyperlink w:anchor="sec:external">
+        <w:r>
+          <w:rPr>
+            <w:rStyle w:val="Hyperlink"/>
+          </w:rPr>
+          <w:t xml:space="preserve">5</w:t>
+        </w:r>
+      </w:hyperlink>
+      <w:r>
+        <w:t xml:space="preserve"> </w:t>
+      </w:r>
+      <w:r>
+        <w:t xml:space="preserve">carry the weight they do: they extend the size range</w:t>
+      </w:r>
+      <w:r>
+        <w:t xml:space="preserve"> </w:t>
+      </w:r>
+      <w:r>
+        <w:t xml:space="preserve">past what we can train ourselves. Versions are recorded by</w:t>
+      </w:r>
+      <w:r>
+        <w:t xml:space="preserve"> </w:t>
+      </w:r>
+      <w:r>
+        <w:rPr>
+          <w:rStyle w:val="VerbatimChar"/>
+        </w:rPr>
+        <w:t xml:space="preserve">code/record_environment.py</w:t>
+      </w:r>
+      <w:r>
+        <w:t xml:space="preserve"> </w:t>
+      </w:r>
+      <w:r>
+        <w:t xml:space="preserve">rather than typed here, so they cannot go</w:t>
+      </w:r>
+      <w:r>
+        <w:t xml:space="preserve"> </w:t>
+      </w:r>
+      <w:r>
+        <w:t xml:space="preserve">stale if the work moves to another machine.</w:t>
+      </w:r>
+    </w:p>
     <w:bookmarkEnd w:id="21"/>
-    <w:bookmarkStart w:id="28" w:name="sec:scaling"/>
+    <w:bookmarkEnd w:id="22"/>
+    <w:bookmarkStart w:id="29" w:name="sec:scaling"/>
     <w:p>
       <w:pPr>
         <w:pStyle w:val="Heading1"/>
@@ -1249,7 +1362,7 @@
         <w:t xml:space="preserve">Differential Scaling</w:t>
       </w:r>
     </w:p>
-    <w:bookmarkStart w:id="22" w:name="tab:exponents"/>
+    <w:bookmarkStart w:id="23" w:name="tab:exponents"/>
     <w:p>
       <w:pPr>
         <w:pStyle w:val="TableCaption"/>
@@ -2020,8 +2133,8 @@
         </w:tc>
       </w:tr>
     </w:tbl>
-    <w:bookmarkEnd w:id="22"/>
-    <w:bookmarkStart w:id="26" w:name="fig:scaling"/>
+    <w:bookmarkEnd w:id="23"/>
+    <w:bookmarkStart w:id="27" w:name="fig:scaling"/>
     <w:p>
       <w:pPr>
         <w:pStyle w:val="CaptionedFigure"/>
@@ -2031,18 +2144,18 @@
           <wp:inline>
             <wp:extent cx="5334000" cy="1981200"/>
             <wp:effectExtent b="0" l="0" r="0" t="0"/>
-            <wp:docPr descr="" title="" id="24" name="Picture"/>
+            <wp:docPr descr="" title="" id="25" name="Picture"/>
             <a:graphic>
               <a:graphicData uri="http://schemas.openxmlformats.org/drawingml/2006/picture">
                 <pic:pic>
                   <pic:nvPicPr>
-                    <pic:cNvPr descr="scaling.png" id="25" name="Picture"/>
+                    <pic:cNvPr descr="scaling.png" id="26" name="Picture"/>
                     <pic:cNvPicPr>
                       <a:picLocks noChangeArrowheads="1" noChangeAspect="1"/>
                     </pic:cNvPicPr>
                   </pic:nvPicPr>
                   <pic:blipFill>
-                    <a:blip r:embed="rId23"/>
+                    <a:blip r:embed="rId24"/>
                     <a:stretch>
                       <a:fillRect/>
                     </a:stretch>
@@ -2112,7 +2225,7 @@
         <w:t xml:space="preserve">class falls faster than the global one.</w:t>
       </w:r>
     </w:p>
-    <w:bookmarkEnd w:id="26"/>
+    <w:bookmarkEnd w:id="27"/>
     <w:p>
       <w:pPr>
         <w:pStyle w:val="BodyText"/>
@@ -2309,7 +2422,7 @@
         <w:t xml:space="preserve">to objections about probe validity.</w:t>
       </w:r>
     </w:p>
-    <w:bookmarkStart w:id="27" w:name="an-illustrative-extrapolation."/>
+    <w:bookmarkStart w:id="28" w:name="an-illustrative-extrapolation."/>
     <w:p>
       <w:pPr>
         <w:pStyle w:val="Heading4"/>
@@ -2356,9 +2469,9 @@
         <w:t xml:space="preserve">scale does not remove would become the largest.</w:t>
       </w:r>
     </w:p>
-    <w:bookmarkEnd w:id="27"/>
     <w:bookmarkEnd w:id="28"/>
-    <w:bookmarkStart w:id="35" w:name="sec:external"/>
+    <w:bookmarkEnd w:id="29"/>
+    <w:bookmarkStart w:id="36" w:name="sec:external"/>
     <w:p>
       <w:pPr>
         <w:pStyle w:val="Heading1"/>
@@ -2367,7 +2480,7 @@
         <w:t xml:space="preserve">External Validity</w:t>
       </w:r>
     </w:p>
-    <w:bookmarkStart w:id="29" w:name="an-independent-ladder."/>
+    <w:bookmarkStart w:id="30" w:name="an-independent-ladder."/>
     <w:p>
       <w:pPr>
         <w:pStyle w:val="Heading4"/>
@@ -2426,8 +2539,8 @@
         <w:t xml:space="preserve">and read the model’s move by greedy character decoding at move boundaries.</w:t>
       </w:r>
     </w:p>
-    <w:bookmarkEnd w:id="29"/>
-    <w:bookmarkStart w:id="31" w:name="verifying-the-adapters."/>
+    <w:bookmarkEnd w:id="30"/>
+    <w:bookmarkStart w:id="32" w:name="verifying-the-adapters."/>
     <w:p>
       <w:pPr>
         <w:pStyle w:val="Heading4"/>
@@ -2691,7 +2804,7 @@
         <w:t xml:space="preserve">data, so only exponents are comparable and never levels.</w:t>
       </w:r>
     </w:p>
-    <w:bookmarkStart w:id="30" w:name="tab:external"/>
+    <w:bookmarkStart w:id="31" w:name="tab:external"/>
     <w:p>
       <w:pPr>
         <w:pStyle w:val="TableCaption"/>
@@ -3104,9 +3217,9 @@
         </w:tc>
       </w:tr>
     </w:tbl>
-    <w:bookmarkEnd w:id="30"/>
     <w:bookmarkEnd w:id="31"/>
-    <w:bookmarkStart w:id="32" w:name="a-game-with-non-local-rules."/>
+    <w:bookmarkEnd w:id="32"/>
+    <w:bookmarkStart w:id="33" w:name="a-game-with-non-local-rules."/>
     <w:p>
       <w:pPr>
         <w:pStyle w:val="Heading4"/>
@@ -3198,8 +3311,8 @@
         <w:t xml:space="preserve">bands.</w:t>
       </w:r>
     </w:p>
-    <w:bookmarkEnd w:id="32"/>
-    <w:bookmarkStart w:id="34" w:name="heavy-training."/>
+    <w:bookmarkEnd w:id="33"/>
+    <w:bookmarkStart w:id="35" w:name="heavy-training."/>
     <w:p>
       <w:pPr>
         <w:pStyle w:val="Heading4"/>
@@ -3289,7 +3402,7 @@
         <w:t xml:space="preserve">which lifts the illegal rate from 0.0026 to 0.0231.</w:t>
       </w:r>
     </w:p>
-    <w:bookmarkStart w:id="33" w:name="tab:chessgpt"/>
+    <w:bookmarkStart w:id="34" w:name="tab:chessgpt"/>
     <w:p>
       <w:pPr>
         <w:pStyle w:val="TableCaption"/>
@@ -3915,7 +4028,7 @@
         </w:tc>
       </w:tr>
     </w:tbl>
-    <w:bookmarkEnd w:id="33"/>
+    <w:bookmarkEnd w:id="34"/>
     <w:p>
       <w:pPr>
         <w:pStyle w:val="BodyText"/>
@@ -4005,9 +4118,9 @@
         <w:t xml:space="preserve">cases. Heavy training weakens coherent error without removing it.</w:t>
       </w:r>
     </w:p>
-    <w:bookmarkEnd w:id="34"/>
     <w:bookmarkEnd w:id="35"/>
-    <w:bookmarkStart w:id="40" w:name="sec:mech"/>
+    <w:bookmarkEnd w:id="36"/>
+    <w:bookmarkStart w:id="41" w:name="sec:mech"/>
     <w:p>
       <w:pPr>
         <w:pStyle w:val="Heading1"/>
@@ -4030,7 +4143,7 @@
         <w:t xml:space="preserve">and edit instruments of Anonymous (2026), point to the same answer.</w:t>
       </w:r>
     </w:p>
-    <w:bookmarkStart w:id="36" w:name="coupling-is-local."/>
+    <w:bookmarkStart w:id="37" w:name="coupling-is-local."/>
     <w:p>
       <w:pPr>
         <w:pStyle w:val="Heading4"/>
@@ -4368,8 +4481,8 @@
         <w:t xml:space="preserve">with a strong local one.</w:t>
       </w:r>
     </w:p>
-    <w:bookmarkEnd w:id="36"/>
-    <w:bookmarkStart w:id="38" w:name="correction-reaches-about-two-squares."/>
+    <w:bookmarkEnd w:id="37"/>
+    <w:bookmarkStart w:id="39" w:name="correction-reaches-about-two-squares."/>
     <w:p>
       <w:pPr>
         <w:pStyle w:val="Heading4"/>
@@ -4463,7 +4576,7 @@
         <w:t xml:space="preserve">has a capability limit of roughly two squares, whatever the edit magnitude.</w:t>
       </w:r>
     </w:p>
-    <w:bookmarkStart w:id="37" w:name="tab:mechanism"/>
+    <w:bookmarkStart w:id="38" w:name="tab:mechanism"/>
     <w:p>
       <w:pPr>
         <w:pStyle w:val="TableCaption"/>
@@ -4698,9 +4811,9 @@
         </w:tc>
       </w:tr>
     </w:tbl>
-    <w:bookmarkEnd w:id="37"/>
     <w:bookmarkEnd w:id="38"/>
-    <w:bookmarkStart w:id="39" w:name="what-local-correction-cannot-reach."/>
+    <w:bookmarkEnd w:id="39"/>
+    <w:bookmarkStart w:id="40" w:name="what-local-correction-cannot-reach."/>
     <w:p>
       <w:pPr>
         <w:pStyle w:val="Heading4"/>
@@ -4843,9 +4956,9 @@
         <w:t xml:space="preserve">failures that correction at the move’s squares cannot address.</w:t>
       </w:r>
     </w:p>
-    <w:bookmarkEnd w:id="39"/>
     <w:bookmarkEnd w:id="40"/>
-    <w:bookmarkStart w:id="42" w:name="sec:inversion"/>
+    <w:bookmarkEnd w:id="41"/>
+    <w:bookmarkStart w:id="43" w:name="sec:inversion"/>
     <w:p>
       <w:pPr>
         <w:pStyle w:val="Heading1"/>
@@ -4921,7 +5034,7 @@
         <w:t xml:space="preserve">some of which is legal.</w:t>
       </w:r>
     </w:p>
-    <w:bookmarkStart w:id="41" w:name="tab:inversion"/>
+    <w:bookmarkStart w:id="42" w:name="tab:inversion"/>
     <w:p>
       <w:pPr>
         <w:pStyle w:val="TableCaption"/>
@@ -5390,7 +5503,7 @@
         </w:tc>
       </w:tr>
     </w:tbl>
-    <w:bookmarkEnd w:id="41"/>
+    <w:bookmarkEnd w:id="42"/>
     <w:p>
       <w:pPr>
         <w:pStyle w:val="BodyText"/>
@@ -5566,8 +5679,8 @@
         <w:t xml:space="preserve">a flatter distribution can lower, may be measuring hedging.</w:t>
       </w:r>
     </w:p>
-    <w:bookmarkEnd w:id="42"/>
-    <w:bookmarkStart w:id="43" w:name="discussion"/>
+    <w:bookmarkEnd w:id="43"/>
+    <w:bookmarkStart w:id="44" w:name="discussion"/>
     <w:p>
       <w:pPr>
         <w:pStyle w:val="Heading1"/>
@@ -5702,8 +5815,8 @@
         <w:t xml:space="preserve">be asked without any access to model internals.</w:t>
       </w:r>
     </w:p>
-    <w:bookmarkEnd w:id="43"/>
-    <w:bookmarkStart w:id="44" w:name="sec:limits"/>
+    <w:bookmarkEnd w:id="44"/>
+    <w:bookmarkStart w:id="45" w:name="sec:limits"/>
     <w:p>
       <w:pPr>
         <w:pStyle w:val="Heading1"/>
@@ -5839,8 +5952,8 @@
         <w:t xml:space="preserve">makes them measurable and what makes them unrepresentative of open-ended reasoning.</w:t>
       </w:r>
     </w:p>
-    <w:bookmarkEnd w:id="44"/>
-    <w:bookmarkStart w:id="45" w:name="conclusion"/>
+    <w:bookmarkEnd w:id="45"/>
+    <w:bookmarkStart w:id="46" w:name="conclusion"/>
     <w:p>
       <w:pPr>
         <w:pStyle w:val="Heading1"/>
@@ -5899,8 +6012,8 @@
         <w:t xml:space="preserve">metric a flatter output distribution cannot improve.</w:t>
       </w:r>
     </w:p>
-    <w:bookmarkEnd w:id="45"/>
-    <w:bookmarkStart w:id="50" w:name="declarations"/>
+    <w:bookmarkEnd w:id="46"/>
+    <w:bookmarkStart w:id="51" w:name="declarations"/>
     <w:p>
       <w:pPr>
         <w:pStyle w:val="Heading1"/>
@@ -5909,7 +6022,7 @@
         <w:t xml:space="preserve">Declarations</w:t>
       </w:r>
     </w:p>
-    <w:bookmarkStart w:id="46" w:name="disclosure-statement."/>
+    <w:bookmarkStart w:id="47" w:name="disclosure-statement."/>
     <w:p>
       <w:pPr>
         <w:pStyle w:val="Heading4"/>
@@ -5926,8 +6039,8 @@
         <w:t xml:space="preserve">Removed for double-anonymous peer review.</w:t>
       </w:r>
     </w:p>
-    <w:bookmarkEnd w:id="46"/>
-    <w:bookmarkStart w:id="47" w:name="funding."/>
+    <w:bookmarkEnd w:id="47"/>
+    <w:bookmarkStart w:id="48" w:name="funding."/>
     <w:p>
       <w:pPr>
         <w:pStyle w:val="Heading4"/>
@@ -5944,8 +6057,8 @@
         <w:t xml:space="preserve">Removed for double-anonymous peer review.</w:t>
       </w:r>
     </w:p>
-    <w:bookmarkEnd w:id="47"/>
-    <w:bookmarkStart w:id="48" w:name="data-availability-statement."/>
+    <w:bookmarkEnd w:id="48"/>
+    <w:bookmarkStart w:id="49" w:name="data-availability-statement."/>
     <w:p>
       <w:pPr>
         <w:pStyle w:val="Heading4"/>
@@ -5974,8 +6087,8 @@
         <w:t xml:space="preserve">checkpoints are public.</w:t>
       </w:r>
     </w:p>
-    <w:bookmarkEnd w:id="48"/>
-    <w:bookmarkStart w:id="49" w:name="ai-usage-declaration."/>
+    <w:bookmarkEnd w:id="49"/>
+    <w:bookmarkStart w:id="50" w:name="ai-usage-declaration."/>
     <w:p>
       <w:pPr>
         <w:pStyle w:val="Heading4"/>
@@ -6004,9 +6117,9 @@
         <w:t xml:space="preserve">responsibility for the content.</w:t>
       </w:r>
     </w:p>
-    <w:bookmarkEnd w:id="49"/>
     <w:bookmarkEnd w:id="50"/>
-    <w:bookmarkStart w:id="51" w:name="app:capacity"/>
+    <w:bookmarkEnd w:id="51"/>
+    <w:bookmarkStart w:id="52" w:name="app:capacity"/>
     <w:p>
       <w:pPr>
         <w:pStyle w:val="Heading1"/>
@@ -6089,8 +6202,8 @@
         <w:t xml:space="preserve">encoding.</w:t>
       </w:r>
     </w:p>
-    <w:bookmarkEnd w:id="51"/>
-    <w:bookmarkStart w:id="71" w:name="app:integrity"/>
+    <w:bookmarkEnd w:id="52"/>
+    <w:bookmarkStart w:id="72" w:name="app:integrity"/>
     <w:p>
       <w:pPr>
         <w:pStyle w:val="Heading1"/>
@@ -6249,8 +6362,8 @@
         <w:t xml:space="preserve">analysis repository’s version history.</w:t>
       </w:r>
     </w:p>
-    <w:bookmarkStart w:id="70" w:name="refs"/>
-    <w:bookmarkStart w:id="52" w:name="ref-balogh2026verification"/>
+    <w:bookmarkStart w:id="71" w:name="refs"/>
+    <w:bookmarkStart w:id="53" w:name="ref-balogh2026verification"/>
     <w:p>
       <w:pPr>
         <w:pStyle w:val="Bibliography"/>
@@ -6278,8 +6391,8 @@
         <w:t xml:space="preserve">.</w:t>
       </w:r>
     </w:p>
-    <w:bookmarkEnd w:id="52"/>
-    <w:bookmarkStart w:id="53" w:name="ref-harang2025tracking"/>
+    <w:bookmarkEnd w:id="53"/>
+    <w:bookmarkStart w:id="54" w:name="ref-harang2025tracking"/>
     <w:p>
       <w:pPr>
         <w:pStyle w:val="Bibliography"/>
@@ -6307,8 +6420,8 @@
         <w:t xml:space="preserve">.</w:t>
       </w:r>
     </w:p>
-    <w:bookmarkEnd w:id="53"/>
-    <w:bookmarkStart w:id="54" w:name="ref-hoffmann2022training"/>
+    <w:bookmarkEnd w:id="54"/>
+    <w:bookmarkStart w:id="55" w:name="ref-hoffmann2022training"/>
     <w:p>
       <w:pPr>
         <w:pStyle w:val="Bibliography"/>
@@ -6339,8 +6452,8 @@
         <w:t xml:space="preserve">.</w:t>
       </w:r>
     </w:p>
-    <w:bookmarkEnd w:id="54"/>
-    <w:bookmarkStart w:id="55" w:name="ref-kaplan2020scaling"/>
+    <w:bookmarkEnd w:id="55"/>
+    <w:bookmarkStart w:id="56" w:name="ref-kaplan2020scaling"/>
     <w:p>
       <w:pPr>
         <w:pStyle w:val="Bibliography"/>
@@ -6368,8 +6481,8 @@
         <w:t xml:space="preserve">.</w:t>
       </w:r>
     </w:p>
-    <w:bookmarkEnd w:id="55"/>
-    <w:bookmarkStart w:id="56" w:name="ref-karvonen2024emergent"/>
+    <w:bookmarkEnd w:id="56"/>
+    <w:bookmarkStart w:id="57" w:name="ref-karvonen2024emergent"/>
     <w:p>
       <w:pPr>
         <w:pStyle w:val="Bibliography"/>
@@ -6397,8 +6510,8 @@
         <w:t xml:space="preserve">.</w:t>
       </w:r>
     </w:p>
-    <w:bookmarkEnd w:id="56"/>
-    <w:bookmarkStart w:id="57" w:name="ref-karvonen2024measuring"/>
+    <w:bookmarkEnd w:id="57"/>
+    <w:bookmarkStart w:id="58" w:name="ref-karvonen2024measuring"/>
     <w:p>
       <w:pPr>
         <w:pStyle w:val="Bibliography"/>
@@ -6426,8 +6539,8 @@
         <w:t xml:space="preserve">.</w:t>
       </w:r>
     </w:p>
-    <w:bookmarkEnd w:id="57"/>
-    <w:bookmarkStart w:id="58" w:name="ref-li2023emergent"/>
+    <w:bookmarkEnd w:id="58"/>
+    <w:bookmarkStart w:id="59" w:name="ref-li2023emergent"/>
     <w:p>
       <w:pPr>
         <w:pStyle w:val="Bibliography"/>
@@ -6455,8 +6568,8 @@
         <w:t xml:space="preserve">.</w:t>
       </w:r>
     </w:p>
-    <w:bookmarkEnd w:id="58"/>
-    <w:bookmarkStart w:id="59" w:name="ref-li2026tracking"/>
+    <w:bookmarkEnd w:id="59"/>
+    <w:bookmarkStart w:id="60" w:name="ref-li2026tracking"/>
     <w:p>
       <w:pPr>
         <w:pStyle w:val="Bibliography"/>
@@ -6478,8 +6591,8 @@
         <w:t xml:space="preserve">.</w:t>
       </w:r>
     </w:p>
-    <w:bookmarkEnd w:id="59"/>
-    <w:bookmarkStart w:id="60" w:name="ref-lightman2024lets"/>
+    <w:bookmarkEnd w:id="60"/>
+    <w:bookmarkStart w:id="61" w:name="ref-lightman2024lets"/>
     <w:p>
       <w:pPr>
         <w:pStyle w:val="Bibliography"/>
@@ -6507,8 +6620,8 @@
         <w:t xml:space="preserve">.</w:t>
       </w:r>
     </w:p>
-    <w:bookmarkEnd w:id="60"/>
-    <w:bookmarkStart w:id="61" w:name="ref-meng2022locating"/>
+    <w:bookmarkEnd w:id="61"/>
+    <w:bookmarkStart w:id="62" w:name="ref-meng2022locating"/>
     <w:p>
       <w:pPr>
         <w:pStyle w:val="Bibliography"/>
@@ -6545,8 +6658,8 @@
         <w:t xml:space="preserve">.</w:t>
       </w:r>
     </w:p>
-    <w:bookmarkEnd w:id="61"/>
-    <w:bookmarkStart w:id="63" w:name="ref-nanda2023emergent"/>
+    <w:bookmarkEnd w:id="62"/>
+    <w:bookmarkStart w:id="64" w:name="ref-nanda2023emergent"/>
     <w:p>
       <w:pPr>
         <w:pStyle w:val="Bibliography"/>
@@ -6576,7 +6689,7 @@
       <w:r>
         <w:t xml:space="preserve"> </w:t>
       </w:r>
-      <w:hyperlink r:id="rId62">
+      <w:hyperlink r:id="rId63">
         <w:r>
           <w:rPr>
             <w:rStyle w:val="Hyperlink"/>
@@ -6588,8 +6701,8 @@
         <w:t xml:space="preserve">.</w:t>
       </w:r>
     </w:p>
-    <w:bookmarkEnd w:id="63"/>
-    <w:bookmarkStart w:id="64" w:name="ref-pereira2026transformers"/>
+    <w:bookmarkEnd w:id="64"/>
+    <w:bookmarkStart w:id="65" w:name="ref-pereira2026transformers"/>
     <w:p>
       <w:pPr>
         <w:pStyle w:val="Bibliography"/>
@@ -6611,8 +6724,8 @@
         <w:t xml:space="preserve">.</w:t>
       </w:r>
     </w:p>
-    <w:bookmarkEnd w:id="64"/>
-    <w:bookmarkStart w:id="66" w:name="ref-toshniwal2022chess"/>
+    <w:bookmarkEnd w:id="65"/>
+    <w:bookmarkStart w:id="67" w:name="ref-toshniwal2022chess"/>
     <w:p>
       <w:pPr>
         <w:pStyle w:val="Bibliography"/>
@@ -6645,7 +6758,7 @@
       <w:r>
         <w:t xml:space="preserve"> </w:t>
       </w:r>
-      <w:hyperlink r:id="rId65">
+      <w:hyperlink r:id="rId66">
         <w:r>
           <w:rPr>
             <w:rStyle w:val="Hyperlink"/>
@@ -6657,8 +6770,8 @@
         <w:t xml:space="preserve">.</w:t>
       </w:r>
     </w:p>
-    <w:bookmarkEnd w:id="66"/>
-    <w:bookmarkStart w:id="67" w:name="ref-walker2026chess"/>
+    <w:bookmarkEnd w:id="67"/>
+    <w:bookmarkStart w:id="68" w:name="ref-walker2026chess"/>
     <w:p>
       <w:pPr>
         <w:pStyle w:val="Bibliography"/>
@@ -6680,8 +6793,8 @@
         <w:t xml:space="preserve">.</w:t>
       </w:r>
     </w:p>
-    <w:bookmarkEnd w:id="67"/>
-    <w:bookmarkStart w:id="68" w:name="ref-wang2023selfconsistency"/>
+    <w:bookmarkEnd w:id="68"/>
+    <w:bookmarkStart w:id="69" w:name="ref-wang2023selfconsistency"/>
     <w:p>
       <w:pPr>
         <w:pStyle w:val="Bibliography"/>
@@ -6709,8 +6822,8 @@
         <w:t xml:space="preserve">.</w:t>
       </w:r>
     </w:p>
-    <w:bookmarkEnd w:id="68"/>
-    <w:bookmarkStart w:id="69" w:name="ref-yao2023tree"/>
+    <w:bookmarkEnd w:id="69"/>
+    <w:bookmarkStart w:id="70" w:name="ref-yao2023tree"/>
     <w:p>
       <w:pPr>
         <w:pStyle w:val="Bibliography"/>
@@ -6738,9 +6851,9 @@
         <w:t xml:space="preserve">.</w:t>
       </w:r>
     </w:p>
-    <w:bookmarkEnd w:id="69"/>
     <w:bookmarkEnd w:id="70"/>
     <w:bookmarkEnd w:id="71"/>
+    <w:bookmarkEnd w:id="72"/>
     <w:sectPr>
       <w:footnotePr>
         <w:numRestart w:val="eachSect"/>

--- a/build_scaling/ScaleFixesLocalErrorsFirst_anon.docx
+++ b/build_scaling/ScaleFixesLocalErrorsFirst_anon.docx
@@ -173,7 +173,25 @@
         <w:t xml:space="preserve"> </w:t>
       </w:r>
       <w:r>
-        <w:t xml:space="preserve">18 of 18 models, because hedging lowers it.</w:t>
+        <w:t xml:space="preserve">18 of 18 models, because hedging lowers it. Finally,</w:t>
+      </w:r>
+      <w:r>
+        <w:t xml:space="preserve"> </w:t>
+      </w:r>
+      <w:r>
+        <w:t xml:space="preserve">per-category scaling fits are not closed: our own extrapolated shares sum to</w:t>
+      </w:r>
+      <w:r>
+        <w:t xml:space="preserve"> </w:t>
+      </w:r>
+      <w:r>
+        <w:t xml:space="preserve">1.34 at one billion parameters. Fitting the composition on the simplex</w:t>
+      </w:r>
+      <w:r>
+        <w:t xml:space="preserve"> </w:t>
+      </w:r>
+      <w:r>
+        <w:t xml:space="preserve">fits better in range, and moves the projection from an impossible one to a peak.</w:t>
       </w:r>
     </w:p>
     <w:p>
@@ -1353,7 +1371,7 @@
     </w:p>
     <w:bookmarkEnd w:id="21"/>
     <w:bookmarkEnd w:id="22"/>
-    <w:bookmarkStart w:id="29" w:name="sec:scaling"/>
+    <w:bookmarkStart w:id="30" w:name="sec:scaling"/>
     <w:p>
       <w:pPr>
         <w:pStyle w:val="Heading1"/>
@@ -2422,13 +2440,13 @@
         <w:t xml:space="preserve">to objections about probe validity.</w:t>
       </w:r>
     </w:p>
-    <w:bookmarkStart w:id="28" w:name="an-illustrative-extrapolation."/>
+    <w:bookmarkStart w:id="28" w:name="Xe435d9af20c33377a86dd9f15c1c3c5b931c75f"/>
     <w:p>
       <w:pPr>
         <w:pStyle w:val="Heading4"/>
       </w:pPr>
       <w:r>
-        <w:t xml:space="preserve">An illustrative extrapolation.</w:t>
+        <w:t xml:space="preserve">Why we do not extrapolate the fitted lines.</w:t>
       </w:r>
     </w:p>
     <w:p>
@@ -2436,42 +2454,291 @@
         <w:pStyle w:val="FirstParagraph"/>
       </w:pPr>
       <w:r>
-        <w:t xml:space="preserve">Extending the fitted lines 25-fold beyond our largest model, to</w:t>
-      </w:r>
-      <w:r>
-        <w:t xml:space="preserve"> </w:t>
-      </w:r>
-      <w:r>
-        <w:t xml:space="preserve">one billion parameters, gives check violations at 0.0413 per position</w:t>
-      </w:r>
-      <w:r>
-        <w:t xml:space="preserve"> </w:t>
-      </w:r>
-      <w:r>
-        <w:t xml:space="preserve">against empty-source errors at 0.0023, and failures despite</w:t>
-      </w:r>
-      <w:r>
-        <w:t xml:space="preserve"> </w:t>
-      </w:r>
-      <w:r>
-        <w:t xml:space="preserve">correct local belief at 0.0435. This is far outside the fitted range and</w:t>
-      </w:r>
-      <w:r>
-        <w:t xml:space="preserve"> </w:t>
-      </w:r>
-      <w:r>
-        <w:t xml:space="preserve">we offer it only to show what the exponents imply if they held: the category that</w:t>
-      </w:r>
-      <w:r>
-        <w:t xml:space="preserve"> </w:t>
-      </w:r>
-      <w:r>
-        <w:t xml:space="preserve">scale does not remove would become the largest.</w:t>
+        <w:t xml:space="preserve">The obvious next step is to extend the fitted lines beyond our largest model and</w:t>
+      </w:r>
+      <w:r>
+        <w:t xml:space="preserve"> </w:t>
+      </w:r>
+      <w:r>
+        <w:t xml:space="preserve">report what they imply at, say, one billion parameters. We did this in an earlier</w:t>
+      </w:r>
+      <w:r>
+        <w:t xml:space="preserve"> </w:t>
+      </w:r>
+      <w:r>
+        <w:t xml:space="preserve">version of this analysis and it is wrong, for a reason that applies to any</w:t>
+      </w:r>
+      <w:r>
+        <w:t xml:space="preserve"> </w:t>
+      </w:r>
+      <w:r>
+        <w:t xml:space="preserve">per-category scaling fit and that we have not seen stated.</w:t>
+      </w:r>
+    </w:p>
+    <w:p>
+      <w:pPr>
+        <w:pStyle w:val="BodyText"/>
+      </w:pPr>
+      <w:r>
+        <w:t xml:space="preserve">The categories partition the illegal moves. Their absolute rates must therefore</w:t>
+      </w:r>
+      <w:r>
+        <w:t xml:space="preserve"> </w:t>
+      </w:r>
+      <w:r>
+        <w:t xml:space="preserve">sum to the illegal-move rate at every scale. Six independently fitted power laws</w:t>
+      </w:r>
+      <w:r>
+        <w:t xml:space="preserve"> </w:t>
+      </w:r>
+      <w:r>
+        <w:t xml:space="preserve">with six different exponents cannot satisfy that identity away from the fitted</w:t>
+      </w:r>
+      <w:r>
+        <w:t xml:space="preserve"> </w:t>
+      </w:r>
+      <w:r>
+        <w:t xml:space="preserve">range: the shallowest exponent must eventually dominate a total that is itself</w:t>
+      </w:r>
+      <w:r>
+        <w:t xml:space="preserve"> </w:t>
+      </w:r>
+      <w:r>
+        <w:t xml:space="preserve">falling faster. The failure is not gradual. Summing the independently fitted</w:t>
+      </w:r>
+      <w:r>
+        <w:t xml:space="preserve"> </w:t>
+      </w:r>
+      <w:r>
+        <w:t xml:space="preserve">shares gives 1.02 at our largest rung, which is fit noise, but</w:t>
+      </w:r>
+      <w:r>
+        <w:t xml:space="preserve"> </w:t>
+      </w:r>
+      <w:r>
+        <w:t xml:space="preserve">1.34 at one billion parameters and 3.93 at one trillion,</w:t>
+      </w:r>
+      <w:r>
+        <w:t xml:space="preserve"> </w:t>
+      </w:r>
+      <w:r>
+        <w:t xml:space="preserve">where the single largest category is assigned 2.65 of the failures.</w:t>
+      </w:r>
+      <w:r>
+        <w:t xml:space="preserve"> </w:t>
+      </w:r>
+      <w:r>
+        <w:t xml:space="preserve">A category holding more than all of them is not a wide estimate, it is an</w:t>
+      </w:r>
+      <w:r>
+        <w:t xml:space="preserve"> </w:t>
+      </w:r>
+      <w:r>
+        <w:t xml:space="preserve">arithmetic impossibility, and it means the extrapolation was never reporting the</w:t>
+      </w:r>
+      <w:r>
+        <w:t xml:space="preserve"> </w:t>
+      </w:r>
+      <w:r>
+        <w:t xml:space="preserve">exponents’ implications at all. It is worth noting that the violation runs in the</w:t>
+      </w:r>
+      <w:r>
+        <w:t xml:space="preserve"> </w:t>
+      </w:r>
+      <w:r>
+        <w:t xml:space="preserve">direction that flatters our argument, since the categories we claim survive are</w:t>
+      </w:r>
+      <w:r>
+        <w:t xml:space="preserve"> </w:t>
+      </w:r>
+      <w:r>
+        <w:t xml:space="preserve">exactly the shallow ones that grow without bound.</w:t>
       </w:r>
     </w:p>
     <w:bookmarkEnd w:id="28"/>
+    <w:bookmarkStart w:id="29" w:name="a-closed-compositional-fit."/>
+    <w:p>
+      <w:pPr>
+        <w:pStyle w:val="Heading4"/>
+      </w:pPr>
+      <w:r>
+        <w:t xml:space="preserve">A closed compositional fit.</w:t>
+      </w:r>
+    </w:p>
+    <w:p>
+      <w:pPr>
+        <w:pStyle w:val="FirstParagraph"/>
+      </w:pPr>
+      <w:r>
+        <w:t xml:space="preserve">The repair is to fit the composition on the simplex rather than one category at a</w:t>
+      </w:r>
+      <w:r>
+        <w:t xml:space="preserve"> </w:t>
+      </w:r>
+      <w:r>
+        <w:t xml:space="preserve">time. We model the shares with a softmax linear in</w:t>
+      </w:r>
+      <w:r>
+        <w:t xml:space="preserve"> </w:t>
+      </w:r>
+      <m:oMath>
+        <m:r>
+          <m:rPr>
+            <m:sty m:val="p"/>
+          </m:rPr>
+          <m:t>log</m:t>
+        </m:r>
+        <m:r>
+          <m:t>N</m:t>
+        </m:r>
+      </m:oMath>
+      <w:r>
+        <w:t xml:space="preserve">, which is closed by</w:t>
+      </w:r>
+      <w:r>
+        <w:t xml:space="preserve"> </w:t>
+      </w:r>
+      <w:r>
+        <w:t xml:space="preserve">construction: the shares sum to one at every scale and for every parameter value,</w:t>
+      </w:r>
+      <w:r>
+        <w:t xml:space="preserve"> </w:t>
+      </w:r>
+      <w:r>
+        <w:t xml:space="preserve">so a category can never be assigned more failures than occur. The illegal-move</w:t>
+      </w:r>
+      <w:r>
+        <w:t xml:space="preserve"> </w:t>
+      </w:r>
+      <w:r>
+        <w:t xml:space="preserve">rate keeps its own power law, which is legitimate because the total is not a part</w:t>
+      </w:r>
+      <w:r>
+        <w:t xml:space="preserve"> </w:t>
+      </w:r>
+      <w:r>
+        <w:t xml:space="preserve">of anything. Coherence is not bought with fit quality. In range the closed model</w:t>
+      </w:r>
+      <w:r>
+        <w:t xml:space="preserve"> </w:t>
+      </w:r>
+      <w:r>
+        <w:t xml:space="preserve">attains RMSE 0.01073 across the 18 runs against</w:t>
+      </w:r>
+      <w:r>
+        <w:t xml:space="preserve"> </w:t>
+      </w:r>
+      <w:r>
+        <w:t xml:space="preserve">0.01148 for the uncoupled fits, so it is at least as good on the</w:t>
+      </w:r>
+      <w:r>
+        <w:t xml:space="preserve"> </w:t>
+      </w:r>
+      <w:r>
+        <w:t xml:space="preserve">data while being the only one of the two that can be extended.</w:t>
+      </w:r>
+    </w:p>
+    <w:p>
+      <w:pPr>
+        <w:pStyle w:val="BodyText"/>
+      </w:pPr>
+      <w:r>
+        <w:t xml:space="preserve">The correction changes the projection qualitatively, and in a direction we did not</w:t>
+      </w:r>
+      <w:r>
+        <w:t xml:space="preserve"> </w:t>
+      </w:r>
+      <w:r>
+        <w:t xml:space="preserve">anticipate. Under uncoupled fits the check category rises without limit and appears</w:t>
+      </w:r>
+      <w:r>
+        <w:t xml:space="preserve"> </w:t>
+      </w:r>
+      <w:r>
+        <w:t xml:space="preserve">to absorb nearly all failures. Under the closed model it peaks, at</w:t>
+      </w:r>
+      <w:r>
+        <w:t xml:space="preserve"> </w:t>
+      </w:r>
+      <w:r>
+        <w:t xml:space="preserve">450M parameters</w:t>
+      </w:r>
+      <w:r>
+        <w:t xml:space="preserve"> </w:t>
+      </w:r>
+      <w:r>
+        <w:t xml:space="preserve">(77M to 2.9B, 99.8% of bootstrap</w:t>
+      </w:r>
+      <w:r>
+        <w:t xml:space="preserve"> </w:t>
+      </w:r>
+      <w:r>
+        <w:t xml:space="preserve">resamples above our largest model) and a share of 0.362, and then</w:t>
+      </w:r>
+      <w:r>
+        <w:t xml:space="preserve"> </w:t>
+      </w:r>
+      <w:r>
+        <w:t xml:space="preserve">declines, because it is in turn displaced by the category that never scales away.</w:t>
+      </w:r>
+      <w:r>
+        <w:t xml:space="preserve"> </w:t>
+      </w:r>
+      <w:r>
+        <w:t xml:space="preserve">Failures despite correctly decoded local belief overtake it at 611M</w:t>
+      </w:r>
+      <w:r>
+        <w:t xml:space="preserve"> </w:t>
+      </w:r>
+      <w:r>
+        <w:t xml:space="preserve">parameters and reach 0.674 of failures at one trillion, while the</w:t>
+      </w:r>
+      <w:r>
+        <w:t xml:space="preserve"> </w:t>
+      </w:r>
+      <w:r>
+        <w:t xml:space="preserve">locally decidable categories fall to 0.000. The paper’s qualitative</w:t>
+      </w:r>
+      <w:r>
+        <w:t xml:space="preserve"> </w:t>
+      </w:r>
+      <w:r>
+        <w:t xml:space="preserve">claim is unchanged, and the ordering is if anything sharper: what scale removes</w:t>
+      </w:r>
+      <w:r>
+        <w:t xml:space="preserve"> </w:t>
+      </w:r>
+      <w:r>
+        <w:t xml:space="preserve">first is local error, what it removes last is not global error but error that</w:t>
+      </w:r>
+      <w:r>
+        <w:t xml:space="preserve"> </w:t>
+      </w:r>
+      <w:r>
+        <w:t xml:space="preserve">survives a correct local belief. We stress that the peak lies outside our fitted</w:t>
+      </w:r>
+      <w:r>
+        <w:t xml:space="preserve"> </w:t>
+      </w:r>
+      <w:r>
+        <w:t xml:space="preserve">range and is a property of the model, not an observation. The difference from the</w:t>
+      </w:r>
+      <w:r>
+        <w:t xml:space="preserve"> </w:t>
+      </w:r>
+      <w:r>
+        <w:t xml:space="preserve">earlier version is that it is now a coherent implication of the exponents rather</w:t>
+      </w:r>
+      <w:r>
+        <w:t xml:space="preserve"> </w:t>
+      </w:r>
+      <w:r>
+        <w:t xml:space="preserve">than an impossible one.</w:t>
+      </w:r>
+    </w:p>
     <w:bookmarkEnd w:id="29"/>
-    <w:bookmarkStart w:id="36" w:name="sec:external"/>
+    <w:bookmarkEnd w:id="30"/>
+    <w:bookmarkStart w:id="37" w:name="sec:external"/>
     <w:p>
       <w:pPr>
         <w:pStyle w:val="Heading1"/>
@@ -2480,7 +2747,7 @@
         <w:t xml:space="preserve">External Validity</w:t>
       </w:r>
     </w:p>
-    <w:bookmarkStart w:id="30" w:name="an-independent-ladder."/>
+    <w:bookmarkStart w:id="31" w:name="an-independent-ladder."/>
     <w:p>
       <w:pPr>
         <w:pStyle w:val="Heading4"/>
@@ -2539,8 +2806,8 @@
         <w:t xml:space="preserve">and read the model’s move by greedy character decoding at move boundaries.</w:t>
       </w:r>
     </w:p>
-    <w:bookmarkEnd w:id="30"/>
-    <w:bookmarkStart w:id="32" w:name="verifying-the-adapters."/>
+    <w:bookmarkEnd w:id="31"/>
+    <w:bookmarkStart w:id="33" w:name="verifying-the-adapters."/>
     <w:p>
       <w:pPr>
         <w:pStyle w:val="Heading4"/>
@@ -2804,7 +3071,7 @@
         <w:t xml:space="preserve">data, so only exponents are comparable and never levels.</w:t>
       </w:r>
     </w:p>
-    <w:bookmarkStart w:id="31" w:name="tab:external"/>
+    <w:bookmarkStart w:id="32" w:name="tab:external"/>
     <w:p>
       <w:pPr>
         <w:pStyle w:val="TableCaption"/>
@@ -3217,9 +3484,9 @@
         </w:tc>
       </w:tr>
     </w:tbl>
-    <w:bookmarkEnd w:id="31"/>
     <w:bookmarkEnd w:id="32"/>
-    <w:bookmarkStart w:id="33" w:name="a-game-with-non-local-rules."/>
+    <w:bookmarkEnd w:id="33"/>
+    <w:bookmarkStart w:id="34" w:name="a-game-with-non-local-rules."/>
     <w:p>
       <w:pPr>
         <w:pStyle w:val="Heading4"/>
@@ -3311,8 +3578,8 @@
         <w:t xml:space="preserve">bands.</w:t>
       </w:r>
     </w:p>
-    <w:bookmarkEnd w:id="33"/>
-    <w:bookmarkStart w:id="35" w:name="heavy-training."/>
+    <w:bookmarkEnd w:id="34"/>
+    <w:bookmarkStart w:id="36" w:name="heavy-training."/>
     <w:p>
       <w:pPr>
         <w:pStyle w:val="Heading4"/>
@@ -3402,7 +3669,7 @@
         <w:t xml:space="preserve">which lifts the illegal rate from 0.0026 to 0.0231.</w:t>
       </w:r>
     </w:p>
-    <w:bookmarkStart w:id="34" w:name="tab:chessgpt"/>
+    <w:bookmarkStart w:id="35" w:name="tab:chessgpt"/>
     <w:p>
       <w:pPr>
         <w:pStyle w:val="TableCaption"/>
@@ -4028,7 +4295,7 @@
         </w:tc>
       </w:tr>
     </w:tbl>
-    <w:bookmarkEnd w:id="34"/>
+    <w:bookmarkEnd w:id="35"/>
     <w:p>
       <w:pPr>
         <w:pStyle w:val="BodyText"/>
@@ -4118,9 +4385,9 @@
         <w:t xml:space="preserve">cases. Heavy training weakens coherent error without removing it.</w:t>
       </w:r>
     </w:p>
-    <w:bookmarkEnd w:id="35"/>
     <w:bookmarkEnd w:id="36"/>
-    <w:bookmarkStart w:id="41" w:name="sec:mech"/>
+    <w:bookmarkEnd w:id="37"/>
+    <w:bookmarkStart w:id="42" w:name="sec:mech"/>
     <w:p>
       <w:pPr>
         <w:pStyle w:val="Heading1"/>
@@ -4143,7 +4410,7 @@
         <w:t xml:space="preserve">and edit instruments of Anonymous (2026), point to the same answer.</w:t>
       </w:r>
     </w:p>
-    <w:bookmarkStart w:id="37" w:name="coupling-is-local."/>
+    <w:bookmarkStart w:id="38" w:name="coupling-is-local."/>
     <w:p>
       <w:pPr>
         <w:pStyle w:val="Heading4"/>
@@ -4481,8 +4748,8 @@
         <w:t xml:space="preserve">with a strong local one.</w:t>
       </w:r>
     </w:p>
-    <w:bookmarkEnd w:id="37"/>
-    <w:bookmarkStart w:id="39" w:name="correction-reaches-about-two-squares."/>
+    <w:bookmarkEnd w:id="38"/>
+    <w:bookmarkStart w:id="40" w:name="correction-reaches-about-two-squares."/>
     <w:p>
       <w:pPr>
         <w:pStyle w:val="Heading4"/>
@@ -4576,7 +4843,7 @@
         <w:t xml:space="preserve">has a capability limit of roughly two squares, whatever the edit magnitude.</w:t>
       </w:r>
     </w:p>
-    <w:bookmarkStart w:id="38" w:name="tab:mechanism"/>
+    <w:bookmarkStart w:id="39" w:name="tab:mechanism"/>
     <w:p>
       <w:pPr>
         <w:pStyle w:val="TableCaption"/>
@@ -4811,9 +5078,9 @@
         </w:tc>
       </w:tr>
     </w:tbl>
-    <w:bookmarkEnd w:id="38"/>
     <w:bookmarkEnd w:id="39"/>
-    <w:bookmarkStart w:id="40" w:name="what-local-correction-cannot-reach."/>
+    <w:bookmarkEnd w:id="40"/>
+    <w:bookmarkStart w:id="41" w:name="what-local-correction-cannot-reach."/>
     <w:p>
       <w:pPr>
         <w:pStyle w:val="Heading4"/>
@@ -4956,9 +5223,9 @@
         <w:t xml:space="preserve">failures that correction at the move’s squares cannot address.</w:t>
       </w:r>
     </w:p>
-    <w:bookmarkEnd w:id="40"/>
     <w:bookmarkEnd w:id="41"/>
-    <w:bookmarkStart w:id="43" w:name="sec:inversion"/>
+    <w:bookmarkEnd w:id="42"/>
+    <w:bookmarkStart w:id="44" w:name="sec:inversion"/>
     <w:p>
       <w:pPr>
         <w:pStyle w:val="Heading1"/>
@@ -5034,7 +5301,7 @@
         <w:t xml:space="preserve">some of which is legal.</w:t>
       </w:r>
     </w:p>
-    <w:bookmarkStart w:id="42" w:name="tab:inversion"/>
+    <w:bookmarkStart w:id="43" w:name="tab:inversion"/>
     <w:p>
       <w:pPr>
         <w:pStyle w:val="TableCaption"/>
@@ -5503,7 +5770,7 @@
         </w:tc>
       </w:tr>
     </w:tbl>
-    <w:bookmarkEnd w:id="42"/>
+    <w:bookmarkEnd w:id="43"/>
     <w:p>
       <w:pPr>
         <w:pStyle w:val="BodyText"/>
@@ -5679,8 +5946,8 @@
         <w:t xml:space="preserve">a flatter distribution can lower, may be measuring hedging.</w:t>
       </w:r>
     </w:p>
-    <w:bookmarkEnd w:id="43"/>
-    <w:bookmarkStart w:id="44" w:name="discussion"/>
+    <w:bookmarkEnd w:id="44"/>
+    <w:bookmarkStart w:id="45" w:name="discussion"/>
     <w:p>
       <w:pPr>
         <w:pStyle w:val="Heading1"/>
@@ -5788,6 +6055,68 @@
         <w:pStyle w:val="BodyText"/>
       </w:pPr>
       <w:r>
+        <w:t xml:space="preserve">A methodological point generalises further than our subject. Whenever failures are</w:t>
+      </w:r>
+      <w:r>
+        <w:t xml:space="preserve"> </w:t>
+      </w:r>
+      <w:r>
+        <w:t xml:space="preserve">decomposed into categories and each category is given its own scaling exponent, the</w:t>
+      </w:r>
+      <w:r>
+        <w:t xml:space="preserve"> </w:t>
+      </w:r>
+      <w:r>
+        <w:t xml:space="preserve">fits are not closed, and extending them makes claims the categories cannot jointly</w:t>
+      </w:r>
+      <w:r>
+        <w:t xml:space="preserve"> </w:t>
+      </w:r>
+      <w:r>
+        <w:t xml:space="preserve">satisfy. The check costs nothing: sum the extrapolated parts and see whether they</w:t>
+      </w:r>
+      <w:r>
+        <w:t xml:space="preserve"> </w:t>
+      </w:r>
+      <w:r>
+        <w:t xml:space="preserve">still make the whole. We report it because our own uncoupled fits passed every gate</w:t>
+      </w:r>
+      <w:r>
+        <w:t xml:space="preserve"> </w:t>
+      </w:r>
+      <w:r>
+        <w:t xml:space="preserve">in this paper, agreed with the data in range, and were still projecting an</w:t>
+      </w:r>
+      <w:r>
+        <w:t xml:space="preserve"> </w:t>
+      </w:r>
+      <w:r>
+        <w:t xml:space="preserve">impossibility two orders of magnitude out. Any decomposition of error into</w:t>
+      </w:r>
+      <w:r>
+        <w:t xml:space="preserve"> </w:t>
+      </w:r>
+      <w:r>
+        <w:t xml:space="preserve">categories that scale at different rates, whether by capability, benchmark subset,</w:t>
+      </w:r>
+      <w:r>
+        <w:t xml:space="preserve"> </w:t>
+      </w:r>
+      <w:r>
+        <w:t xml:space="preserve">or error type, has this property, and fitting on the simplex removes it without</w:t>
+      </w:r>
+      <w:r>
+        <w:t xml:space="preserve"> </w:t>
+      </w:r>
+      <w:r>
+        <w:t xml:space="preserve">costing accuracy.</w:t>
+      </w:r>
+    </w:p>
+    <w:p>
+      <w:pPr>
+        <w:pStyle w:val="BodyText"/>
+      </w:pPr>
+      <w:r>
         <w:t xml:space="preserve">The local and global distinction is not specific to chess. Wherever a checker can</w:t>
       </w:r>
       <w:r>
@@ -5815,8 +6144,8 @@
         <w:t xml:space="preserve">be asked without any access to model internals.</w:t>
       </w:r>
     </w:p>
-    <w:bookmarkEnd w:id="44"/>
-    <w:bookmarkStart w:id="45" w:name="sec:limits"/>
+    <w:bookmarkEnd w:id="45"/>
+    <w:bookmarkStart w:id="46" w:name="sec:limits"/>
     <w:p>
       <w:pPr>
         <w:pStyle w:val="Heading1"/>
@@ -5879,6 +6208,38 @@
       </w:r>
       <w:r>
         <w:t xml:space="preserve">no state tracking, so it is a consistency check rather than a replication.</w:t>
+      </w:r>
+    </w:p>
+    <w:p>
+      <w:pPr>
+        <w:pStyle w:val="BodyText"/>
+      </w:pPr>
+      <w:r>
+        <w:t xml:space="preserve">The scale at which the</w:t>
+      </w:r>
+      <w:r>
+        <w:t xml:space="preserve"> </w:t>
+      </w:r>
+      <w:r>
+        <w:t xml:space="preserve">check category turns over lies above our largest model in</w:t>
+      </w:r>
+      <w:r>
+        <w:t xml:space="preserve"> </w:t>
+      </w:r>
+      <w:r>
+        <w:t xml:space="preserve">99.8% of resamples. The closed fit guarantees that the</w:t>
+      </w:r>
+      <w:r>
+        <w:t xml:space="preserve"> </w:t>
+      </w:r>
+      <w:r>
+        <w:t xml:space="preserve">projection is arithmetically possible, which the uncoupled fits do not; it does</w:t>
+      </w:r>
+      <w:r>
+        <w:t xml:space="preserve"> </w:t>
+      </w:r>
+      <w:r>
+        <w:t xml:space="preserve">not make it observed, and a different link function would move the turn.</w:t>
       </w:r>
     </w:p>
     <w:p>
@@ -5952,8 +6313,8 @@
         <w:t xml:space="preserve">makes them measurable and what makes them unrepresentative of open-ended reasoning.</w:t>
       </w:r>
     </w:p>
-    <w:bookmarkEnd w:id="45"/>
-    <w:bookmarkStart w:id="46" w:name="conclusion"/>
+    <w:bookmarkEnd w:id="46"/>
+    <w:bookmarkStart w:id="47" w:name="conclusion"/>
     <w:p>
       <w:pPr>
         <w:pStyle w:val="Heading1"/>
@@ -6012,8 +6373,8 @@
         <w:t xml:space="preserve">metric a flatter output distribution cannot improve.</w:t>
       </w:r>
     </w:p>
-    <w:bookmarkEnd w:id="46"/>
-    <w:bookmarkStart w:id="51" w:name="declarations"/>
+    <w:bookmarkEnd w:id="47"/>
+    <w:bookmarkStart w:id="52" w:name="declarations"/>
     <w:p>
       <w:pPr>
         <w:pStyle w:val="Heading1"/>
@@ -6022,7 +6383,7 @@
         <w:t xml:space="preserve">Declarations</w:t>
       </w:r>
     </w:p>
-    <w:bookmarkStart w:id="47" w:name="disclosure-statement."/>
+    <w:bookmarkStart w:id="48" w:name="disclosure-statement."/>
     <w:p>
       <w:pPr>
         <w:pStyle w:val="Heading4"/>
@@ -6039,8 +6400,8 @@
         <w:t xml:space="preserve">Removed for double-anonymous peer review.</w:t>
       </w:r>
     </w:p>
-    <w:bookmarkEnd w:id="47"/>
-    <w:bookmarkStart w:id="48" w:name="funding."/>
+    <w:bookmarkEnd w:id="48"/>
+    <w:bookmarkStart w:id="49" w:name="funding."/>
     <w:p>
       <w:pPr>
         <w:pStyle w:val="Heading4"/>
@@ -6057,8 +6418,8 @@
         <w:t xml:space="preserve">Removed for double-anonymous peer review.</w:t>
       </w:r>
     </w:p>
-    <w:bookmarkEnd w:id="48"/>
-    <w:bookmarkStart w:id="49" w:name="data-availability-statement."/>
+    <w:bookmarkEnd w:id="49"/>
+    <w:bookmarkStart w:id="50" w:name="data-availability-statement."/>
     <w:p>
       <w:pPr>
         <w:pStyle w:val="Heading4"/>
@@ -6087,8 +6448,8 @@
         <w:t xml:space="preserve">checkpoints are public.</w:t>
       </w:r>
     </w:p>
-    <w:bookmarkEnd w:id="49"/>
-    <w:bookmarkStart w:id="50" w:name="ai-usage-declaration."/>
+    <w:bookmarkEnd w:id="50"/>
+    <w:bookmarkStart w:id="51" w:name="ai-usage-declaration."/>
     <w:p>
       <w:pPr>
         <w:pStyle w:val="Heading4"/>
@@ -6117,9 +6478,9 @@
         <w:t xml:space="preserve">responsibility for the content.</w:t>
       </w:r>
     </w:p>
-    <w:bookmarkEnd w:id="50"/>
     <w:bookmarkEnd w:id="51"/>
-    <w:bookmarkStart w:id="52" w:name="app:capacity"/>
+    <w:bookmarkEnd w:id="52"/>
+    <w:bookmarkStart w:id="53" w:name="app:capacity"/>
     <w:p>
       <w:pPr>
         <w:pStyle w:val="Heading1"/>
@@ -6202,8 +6563,8 @@
         <w:t xml:space="preserve">encoding.</w:t>
       </w:r>
     </w:p>
-    <w:bookmarkEnd w:id="52"/>
-    <w:bookmarkStart w:id="72" w:name="app:integrity"/>
+    <w:bookmarkEnd w:id="53"/>
+    <w:bookmarkStart w:id="73" w:name="app:integrity"/>
     <w:p>
       <w:pPr>
         <w:pStyle w:val="Heading1"/>
@@ -6362,8 +6723,8 @@
         <w:t xml:space="preserve">analysis repository’s version history.</w:t>
       </w:r>
     </w:p>
-    <w:bookmarkStart w:id="71" w:name="refs"/>
-    <w:bookmarkStart w:id="53" w:name="ref-balogh2026verification"/>
+    <w:bookmarkStart w:id="72" w:name="refs"/>
+    <w:bookmarkStart w:id="54" w:name="ref-balogh2026verification"/>
     <w:p>
       <w:pPr>
         <w:pStyle w:val="Bibliography"/>
@@ -6391,8 +6752,8 @@
         <w:t xml:space="preserve">.</w:t>
       </w:r>
     </w:p>
-    <w:bookmarkEnd w:id="53"/>
-    <w:bookmarkStart w:id="54" w:name="ref-harang2025tracking"/>
+    <w:bookmarkEnd w:id="54"/>
+    <w:bookmarkStart w:id="55" w:name="ref-harang2025tracking"/>
     <w:p>
       <w:pPr>
         <w:pStyle w:val="Bibliography"/>
@@ -6420,8 +6781,8 @@
         <w:t xml:space="preserve">.</w:t>
       </w:r>
     </w:p>
-    <w:bookmarkEnd w:id="54"/>
-    <w:bookmarkStart w:id="55" w:name="ref-hoffmann2022training"/>
+    <w:bookmarkEnd w:id="55"/>
+    <w:bookmarkStart w:id="56" w:name="ref-hoffmann2022training"/>
     <w:p>
       <w:pPr>
         <w:pStyle w:val="Bibliography"/>
@@ -6452,8 +6813,8 @@
         <w:t xml:space="preserve">.</w:t>
       </w:r>
     </w:p>
-    <w:bookmarkEnd w:id="55"/>
-    <w:bookmarkStart w:id="56" w:name="ref-kaplan2020scaling"/>
+    <w:bookmarkEnd w:id="56"/>
+    <w:bookmarkStart w:id="57" w:name="ref-kaplan2020scaling"/>
     <w:p>
       <w:pPr>
         <w:pStyle w:val="Bibliography"/>
@@ -6481,8 +6842,8 @@
         <w:t xml:space="preserve">.</w:t>
       </w:r>
     </w:p>
-    <w:bookmarkEnd w:id="56"/>
-    <w:bookmarkStart w:id="57" w:name="ref-karvonen2024emergent"/>
+    <w:bookmarkEnd w:id="57"/>
+    <w:bookmarkStart w:id="58" w:name="ref-karvonen2024emergent"/>
     <w:p>
       <w:pPr>
         <w:pStyle w:val="Bibliography"/>
@@ -6510,8 +6871,8 @@
         <w:t xml:space="preserve">.</w:t>
       </w:r>
     </w:p>
-    <w:bookmarkEnd w:id="57"/>
-    <w:bookmarkStart w:id="58" w:name="ref-karvonen2024measuring"/>
+    <w:bookmarkEnd w:id="58"/>
+    <w:bookmarkStart w:id="59" w:name="ref-karvonen2024measuring"/>
     <w:p>
       <w:pPr>
         <w:pStyle w:val="Bibliography"/>
@@ -6539,8 +6900,8 @@
         <w:t xml:space="preserve">.</w:t>
       </w:r>
     </w:p>
-    <w:bookmarkEnd w:id="58"/>
-    <w:bookmarkStart w:id="59" w:name="ref-li2023emergent"/>
+    <w:bookmarkEnd w:id="59"/>
+    <w:bookmarkStart w:id="60" w:name="ref-li2023emergent"/>
     <w:p>
       <w:pPr>
         <w:pStyle w:val="Bibliography"/>
@@ -6568,8 +6929,8 @@
         <w:t xml:space="preserve">.</w:t>
       </w:r>
     </w:p>
-    <w:bookmarkEnd w:id="59"/>
-    <w:bookmarkStart w:id="60" w:name="ref-li2026tracking"/>
+    <w:bookmarkEnd w:id="60"/>
+    <w:bookmarkStart w:id="61" w:name="ref-li2026tracking"/>
     <w:p>
       <w:pPr>
         <w:pStyle w:val="Bibliography"/>
@@ -6591,8 +6952,8 @@
         <w:t xml:space="preserve">.</w:t>
       </w:r>
     </w:p>
-    <w:bookmarkEnd w:id="60"/>
-    <w:bookmarkStart w:id="61" w:name="ref-lightman2024lets"/>
+    <w:bookmarkEnd w:id="61"/>
+    <w:bookmarkStart w:id="62" w:name="ref-lightman2024lets"/>
     <w:p>
       <w:pPr>
         <w:pStyle w:val="Bibliography"/>
@@ -6620,8 +6981,8 @@
         <w:t xml:space="preserve">.</w:t>
       </w:r>
     </w:p>
-    <w:bookmarkEnd w:id="61"/>
-    <w:bookmarkStart w:id="62" w:name="ref-meng2022locating"/>
+    <w:bookmarkEnd w:id="62"/>
+    <w:bookmarkStart w:id="63" w:name="ref-meng2022locating"/>
     <w:p>
       <w:pPr>
         <w:pStyle w:val="Bibliography"/>
@@ -6658,8 +7019,8 @@
         <w:t xml:space="preserve">.</w:t>
       </w:r>
     </w:p>
-    <w:bookmarkEnd w:id="62"/>
-    <w:bookmarkStart w:id="64" w:name="ref-nanda2023emergent"/>
+    <w:bookmarkEnd w:id="63"/>
+    <w:bookmarkStart w:id="65" w:name="ref-nanda2023emergent"/>
     <w:p>
       <w:pPr>
         <w:pStyle w:val="Bibliography"/>
@@ -6689,7 +7050,7 @@
       <w:r>
         <w:t xml:space="preserve"> </w:t>
       </w:r>
-      <w:hyperlink r:id="rId63">
+      <w:hyperlink r:id="rId64">
         <w:r>
           <w:rPr>
             <w:rStyle w:val="Hyperlink"/>
@@ -6701,8 +7062,8 @@
         <w:t xml:space="preserve">.</w:t>
       </w:r>
     </w:p>
-    <w:bookmarkEnd w:id="64"/>
-    <w:bookmarkStart w:id="65" w:name="ref-pereira2026transformers"/>
+    <w:bookmarkEnd w:id="65"/>
+    <w:bookmarkStart w:id="66" w:name="ref-pereira2026transformers"/>
     <w:p>
       <w:pPr>
         <w:pStyle w:val="Bibliography"/>
@@ -6724,8 +7085,8 @@
         <w:t xml:space="preserve">.</w:t>
       </w:r>
     </w:p>
-    <w:bookmarkEnd w:id="65"/>
-    <w:bookmarkStart w:id="67" w:name="ref-toshniwal2022chess"/>
+    <w:bookmarkEnd w:id="66"/>
+    <w:bookmarkStart w:id="68" w:name="ref-toshniwal2022chess"/>
     <w:p>
       <w:pPr>
         <w:pStyle w:val="Bibliography"/>
@@ -6758,7 +7119,7 @@
       <w:r>
         <w:t xml:space="preserve"> </w:t>
       </w:r>
-      <w:hyperlink r:id="rId66">
+      <w:hyperlink r:id="rId67">
         <w:r>
           <w:rPr>
             <w:rStyle w:val="Hyperlink"/>
@@ -6770,8 +7131,8 @@
         <w:t xml:space="preserve">.</w:t>
       </w:r>
     </w:p>
-    <w:bookmarkEnd w:id="67"/>
-    <w:bookmarkStart w:id="68" w:name="ref-walker2026chess"/>
+    <w:bookmarkEnd w:id="68"/>
+    <w:bookmarkStart w:id="69" w:name="ref-walker2026chess"/>
     <w:p>
       <w:pPr>
         <w:pStyle w:val="Bibliography"/>
@@ -6793,8 +7154,8 @@
         <w:t xml:space="preserve">.</w:t>
       </w:r>
     </w:p>
-    <w:bookmarkEnd w:id="68"/>
-    <w:bookmarkStart w:id="69" w:name="ref-wang2023selfconsistency"/>
+    <w:bookmarkEnd w:id="69"/>
+    <w:bookmarkStart w:id="70" w:name="ref-wang2023selfconsistency"/>
     <w:p>
       <w:pPr>
         <w:pStyle w:val="Bibliography"/>
@@ -6822,8 +7183,8 @@
         <w:t xml:space="preserve">.</w:t>
       </w:r>
     </w:p>
-    <w:bookmarkEnd w:id="69"/>
-    <w:bookmarkStart w:id="70" w:name="ref-yao2023tree"/>
+    <w:bookmarkEnd w:id="70"/>
+    <w:bookmarkStart w:id="71" w:name="ref-yao2023tree"/>
     <w:p>
       <w:pPr>
         <w:pStyle w:val="Bibliography"/>
@@ -6851,9 +7212,9 @@
         <w:t xml:space="preserve">.</w:t>
       </w:r>
     </w:p>
-    <w:bookmarkEnd w:id="70"/>
     <w:bookmarkEnd w:id="71"/>
     <w:bookmarkEnd w:id="72"/>
+    <w:bookmarkEnd w:id="73"/>
     <w:sectPr>
       <w:footnotePr>
         <w:numRestart w:val="eachSect"/>

--- a/build_scaling/ScaleFixesLocalErrorsFirst_anon.docx
+++ b/build_scaling/ScaleFixesLocalErrorsFirst_anon.docx
@@ -179,19 +179,31 @@
         <w:t xml:space="preserve"> </w:t>
       </w:r>
       <w:r>
-        <w:t xml:space="preserve">per-category scaling fits are not closed: our own extrapolated shares sum to</w:t>
-      </w:r>
-      <w:r>
-        <w:t xml:space="preserve"> </w:t>
-      </w:r>
-      <w:r>
-        <w:t xml:space="preserve">1.34 at one billion parameters. Fitting the composition on the simplex</w:t>
-      </w:r>
-      <w:r>
-        <w:t xml:space="preserve"> </w:t>
-      </w:r>
-      <w:r>
-        <w:t xml:space="preserve">fits better in range, and moves the projection from an impossible one to a peak.</w:t>
+        <w:t xml:space="preserve">per-category scaling fits are not closed. Whenever the exponents differ, the parts</w:t>
+      </w:r>
+      <w:r>
+        <w:t xml:space="preserve"> </w:t>
+      </w:r>
+      <w:r>
+        <w:t xml:space="preserve">must outgrow the whole beyond a computable scale; ours exceed it by</w:t>
+      </w:r>
+      <w:r>
+        <w:t xml:space="preserve"> </w:t>
+      </w:r>
+      <w:r>
+        <w:t xml:space="preserve">1.27-fold at one billion parameters, and Karvonen’s ladder reproduces</w:t>
+      </w:r>
+      <w:r>
+        <w:t xml:space="preserve"> </w:t>
+      </w:r>
+      <w:r>
+        <w:t xml:space="preserve">the defect. Fitting the composition on the simplex is closed by construction and</w:t>
+      </w:r>
+      <w:r>
+        <w:t xml:space="preserve"> </w:t>
+      </w:r>
+      <w:r>
+        <w:t xml:space="preserve">fits better in range.</w:t>
       </w:r>
     </w:p>
     <w:p>
@@ -1371,7 +1383,7 @@
     </w:p>
     <w:bookmarkEnd w:id="21"/>
     <w:bookmarkEnd w:id="22"/>
-    <w:bookmarkStart w:id="30" w:name="sec:scaling"/>
+    <w:bookmarkStart w:id="31" w:name="sec:scaling"/>
     <w:p>
       <w:pPr>
         <w:pStyle w:val="Heading1"/>
@@ -2486,13 +2498,13 @@
         <w:t xml:space="preserve"> </w:t>
       </w:r>
       <w:r>
-        <w:t xml:space="preserve">sum to the illegal-move rate at every scale. Six independently fitted power laws</w:t>
-      </w:r>
-      <w:r>
-        <w:t xml:space="preserve"> </w:t>
-      </w:r>
-      <w:r>
-        <w:t xml:space="preserve">with six different exponents cannot satisfy that identity away from the fitted</w:t>
+        <w:t xml:space="preserve">sum to the illegal-move rate at every scale. Five independently fitted power laws</w:t>
+      </w:r>
+      <w:r>
+        <w:t xml:space="preserve"> </w:t>
+      </w:r>
+      <w:r>
+        <w:t xml:space="preserve">with five different exponents cannot satisfy that identity away from the fitted</w:t>
       </w:r>
       <w:r>
         <w:t xml:space="preserve"> </w:t>
@@ -2504,31 +2516,37 @@
         <w:t xml:space="preserve"> </w:t>
       </w:r>
       <w:r>
-        <w:t xml:space="preserve">falling faster. The failure is not gradual. Summing the independently fitted</w:t>
-      </w:r>
-      <w:r>
-        <w:t xml:space="preserve"> </w:t>
-      </w:r>
-      <w:r>
-        <w:t xml:space="preserve">shares gives 1.02 at our largest rung, which is fit noise, but</w:t>
-      </w:r>
-      <w:r>
-        <w:t xml:space="preserve"> </w:t>
-      </w:r>
-      <w:r>
-        <w:t xml:space="preserve">1.34 at one billion parameters and 3.93 at one trillion,</w:t>
-      </w:r>
-      <w:r>
-        <w:t xml:space="preserve"> </w:t>
-      </w:r>
-      <w:r>
-        <w:t xml:space="preserve">where the single largest category is assigned 2.65 of the failures.</w:t>
-      </w:r>
-      <w:r>
-        <w:t xml:space="preserve"> </w:t>
-      </w:r>
-      <w:r>
-        <w:t xml:space="preserve">A category holding more than all of them is not a wide estimate, it is an</w:t>
+        <w:t xml:space="preserve">falling faster. The failure is not gradual. Summing the independently fitted parts</w:t>
+      </w:r>
+      <w:r>
+        <w:t xml:space="preserve"> </w:t>
+      </w:r>
+      <w:r>
+        <w:t xml:space="preserve">and dividing by the independently fitted whole gives 1.02 at our</w:t>
+      </w:r>
+      <w:r>
+        <w:t xml:space="preserve"> </w:t>
+      </w:r>
+      <w:r>
+        <w:t xml:space="preserve">largest rung, which is fit noise, but 1.27 at one billion parameters</w:t>
+      </w:r>
+      <w:r>
+        <w:t xml:space="preserve"> </w:t>
+      </w:r>
+      <w:r>
+        <w:t xml:space="preserve">[1.13, 1.57, above one in</w:t>
+      </w:r>
+      <w:r>
+        <w:t xml:space="preserve"> </w:t>
+      </w:r>
+      <w:r>
+        <w:t xml:space="preserve">100% of resamples] and 2.82 at one trillion.</w:t>
+      </w:r>
+      <w:r>
+        <w:t xml:space="preserve"> </w:t>
+      </w:r>
+      <w:r>
+        <w:t xml:space="preserve">Parts holding nearly three times the whole is not a wide estimate, it is an</w:t>
       </w:r>
       <w:r>
         <w:t xml:space="preserve"> </w:t>
@@ -2623,13 +2641,13 @@
         <w:t xml:space="preserve"> </w:t>
       </w:r>
       <w:r>
-        <w:t xml:space="preserve">attains RMSE 0.01073 across the 18 runs against</w:t>
-      </w:r>
-      <w:r>
-        <w:t xml:space="preserve"> </w:t>
-      </w:r>
-      <w:r>
-        <w:t xml:space="preserve">0.01148 for the uncoupled fits, so it is at least as good on the</w:t>
+        <w:t xml:space="preserve">attains RMSE 0.01251 across the 18 runs against</w:t>
+      </w:r>
+      <w:r>
+        <w:t xml:space="preserve"> </w:t>
+      </w:r>
+      <w:r>
+        <w:t xml:space="preserve">0.01322 for the uncoupled fits, so it is at least as good on the</w:t>
       </w:r>
       <w:r>
         <w:t xml:space="preserve"> </w:t>
@@ -2643,102 +2661,595 @@
         <w:pStyle w:val="BodyText"/>
       </w:pPr>
       <w:r>
-        <w:t xml:space="preserve">The correction changes the projection qualitatively, and in a direction we did not</w:t>
-      </w:r>
-      <w:r>
-        <w:t xml:space="preserve"> </w:t>
-      </w:r>
-      <w:r>
-        <w:t xml:space="preserve">anticipate. Under uncoupled fits the check category rises without limit and appears</w:t>
-      </w:r>
-      <w:r>
-        <w:t xml:space="preserve"> </w:t>
-      </w:r>
-      <w:r>
-        <w:t xml:space="preserve">to absorb nearly all failures. Under the closed model it peaks, at</w:t>
-      </w:r>
-      <w:r>
-        <w:t xml:space="preserve"> </w:t>
-      </w:r>
-      <w:r>
-        <w:t xml:space="preserve">450M parameters</w:t>
-      </w:r>
-      <w:r>
-        <w:t xml:space="preserve"> </w:t>
-      </w:r>
-      <w:r>
-        <w:t xml:space="preserve">(77M to 2.9B, 99.8% of bootstrap</w:t>
-      </w:r>
-      <w:r>
-        <w:t xml:space="preserve"> </w:t>
-      </w:r>
-      <w:r>
-        <w:t xml:space="preserve">resamples above our largest model) and a share of 0.362, and then</w:t>
-      </w:r>
-      <w:r>
-        <w:t xml:space="preserve"> </w:t>
-      </w:r>
-      <w:r>
-        <w:t xml:space="preserve">declines, because it is in turn displaced by the category that never scales away.</w:t>
-      </w:r>
-      <w:r>
-        <w:t xml:space="preserve"> </w:t>
-      </w:r>
-      <w:r>
-        <w:t xml:space="preserve">Failures despite correctly decoded local belief overtake it at 611M</w:t>
-      </w:r>
-      <w:r>
-        <w:t xml:space="preserve"> </w:t>
-      </w:r>
-      <w:r>
-        <w:t xml:space="preserve">parameters and reach 0.674 of failures at one trillion, while the</w:t>
-      </w:r>
-      <w:r>
-        <w:t xml:space="preserve"> </w:t>
-      </w:r>
-      <w:r>
-        <w:t xml:space="preserve">locally decidable categories fall to 0.000. The paper’s qualitative</w:t>
-      </w:r>
-      <w:r>
-        <w:t xml:space="preserve"> </w:t>
-      </w:r>
-      <w:r>
-        <w:t xml:space="preserve">claim is unchanged, and the ordering is if anything sharper: what scale removes</w:t>
-      </w:r>
-      <w:r>
-        <w:t xml:space="preserve"> </w:t>
-      </w:r>
-      <w:r>
-        <w:t xml:space="preserve">first is local error, what it removes last is not global error but error that</w:t>
-      </w:r>
-      <w:r>
-        <w:t xml:space="preserve"> </w:t>
-      </w:r>
-      <w:r>
-        <w:t xml:space="preserve">survives a correct local belief. We stress that the peak lies outside our fitted</w:t>
-      </w:r>
-      <w:r>
-        <w:t xml:space="preserve"> </w:t>
-      </w:r>
-      <w:r>
-        <w:t xml:space="preserve">range and is a property of the model, not an observation. The difference from the</w:t>
-      </w:r>
-      <w:r>
-        <w:t xml:space="preserve"> </w:t>
-      </w:r>
-      <w:r>
-        <w:t xml:space="preserve">earlier version is that it is now a coherent implication of the exponents rather</w:t>
-      </w:r>
-      <w:r>
-        <w:t xml:space="preserve"> </w:t>
-      </w:r>
-      <w:r>
-        <w:t xml:space="preserve">than an impossible one.</w:t>
+        <w:t xml:space="preserve">Under the closed model the check category’s share rises from 0.444</w:t>
+      </w:r>
+      <w:r>
+        <w:t xml:space="preserve"> </w:t>
+      </w:r>
+      <w:r>
+        <w:t xml:space="preserve">at our largest rung to 0.588 at one billion and 0.769</w:t>
+      </w:r>
+      <w:r>
+        <w:t xml:space="preserve"> </w:t>
+      </w:r>
+      <w:r>
+        <w:t xml:space="preserve">at one trillion, approaching but never exceeding 0.871, while the</w:t>
+      </w:r>
+      <w:r>
+        <w:t xml:space="preserve"> </w:t>
+      </w:r>
+      <w:r>
+        <w:t xml:space="preserve">locally decidable categories fall to 0.001. The paper’s qualitative</w:t>
+      </w:r>
+      <w:r>
+        <w:t xml:space="preserve"> </w:t>
+      </w:r>
+      <w:r>
+        <w:t xml:space="preserve">claim is unchanged. What changes is that the projection is now bounded by</w:t>
+      </w:r>
+      <w:r>
+        <w:t xml:space="preserve"> </w:t>
+      </w:r>
+      <w:r>
+        <w:t xml:space="preserve">construction, so the figures above are statements the categories can jointly</w:t>
+      </w:r>
+      <w:r>
+        <w:t xml:space="preserve"> </w:t>
+      </w:r>
+      <w:r>
+        <w:t xml:space="preserve">satisfy, which the earlier ones were not.</w:t>
+      </w:r>
+    </w:p>
+    <w:p>
+      <w:pPr>
+        <w:pStyle w:val="BodyText"/>
+      </w:pPr>
+      <w:r>
+        <w:t xml:space="preserve">The same discipline applies to the policy share, the fraction of illegal moves</w:t>
+      </w:r>
+      <w:r>
+        <w:t xml:space="preserve"> </w:t>
+      </w:r>
+      <w:r>
+        <w:t xml:space="preserve">occurring despite correctly decoded local belief. It is not a member of the</w:t>
+      </w:r>
+      <w:r>
+        <w:t xml:space="preserve"> </w:t>
+      </w:r>
+      <w:r>
+        <w:t xml:space="preserve">partition, since it cuts across the classes, but it is a proportion, and fitting a</w:t>
+      </w:r>
+      <w:r>
+        <w:t xml:space="preserve"> </w:t>
+      </w:r>
+      <w:r>
+        <w:t xml:space="preserve">proportion linearly in</w:t>
+      </w:r>
+      <w:r>
+        <w:t xml:space="preserve"> </w:t>
+      </w:r>
+      <m:oMath>
+        <m:r>
+          <m:rPr>
+            <m:sty m:val="p"/>
+          </m:rPr>
+          <m:t>log</m:t>
+        </m:r>
+        <m:r>
+          <m:t>N</m:t>
+        </m:r>
+      </m:oMath>
+      <w:r>
+        <w:t xml:space="preserve"> </w:t>
+      </w:r>
+      <w:r>
+        <w:t xml:space="preserve">is unbounded in exactly the same way. Fitted on the</w:t>
+      </w:r>
+      <w:r>
+        <w:t xml:space="preserve"> </w:t>
+      </w:r>
+      <w:r>
+        <w:t xml:space="preserve">logit it rises from 0.308 at our largest rung to</w:t>
+      </w:r>
+      <w:r>
+        <w:t xml:space="preserve"> </w:t>
+      </w:r>
+      <w:r>
+        <w:t xml:space="preserve">0.596 at one billion and 0.951 at one trillion, having</w:t>
+      </w:r>
+      <w:r>
+        <w:t xml:space="preserve"> </w:t>
+      </w:r>
+      <w:r>
+        <w:t xml:space="preserve">been observed between 0.148 and 0.321. We report</w:t>
+      </w:r>
+      <w:r>
+        <w:t xml:space="preserve"> </w:t>
+      </w:r>
+      <w:r>
+        <w:t xml:space="preserve">it separately rather than folding it into the simplex; an earlier version of this</w:t>
+      </w:r>
+      <w:r>
+        <w:t xml:space="preserve"> </w:t>
+      </w:r>
+      <w:r>
+        <w:t xml:space="preserve">analysis did fold it in, which is wrong and which manufactured a spurious interior</w:t>
+      </w:r>
+      <w:r>
+        <w:t xml:space="preserve"> </w:t>
+      </w:r>
+      <w:r>
+        <w:t xml:space="preserve">maximum in the check category.</w:t>
       </w:r>
     </w:p>
     <w:bookmarkEnd w:id="29"/>
+    <w:bookmarkStart w:id="30" w:name="X4816c4fcf1510c856b97a082072434f0e44477a"/>
+    <w:p>
+      <w:pPr>
+        <w:pStyle w:val="Heading4"/>
+      </w:pPr>
+      <w:r>
+        <w:t xml:space="preserve">The failure is forced, not particular to us.</w:t>
+      </w:r>
+    </w:p>
+    <w:p>
+      <w:pPr>
+        <w:pStyle w:val="FirstParagraph"/>
+      </w:pPr>
+      <w:r>
+        <w:t xml:space="preserve">Let the parts have exponents</w:t>
+      </w:r>
+      <w:r>
+        <w:t xml:space="preserve"> </w:t>
+      </w:r>
+      <m:oMath>
+        <m:sSub>
+          <m:e>
+            <m:r>
+              <m:t>a</m:t>
+            </m:r>
+          </m:e>
+          <m:sub>
+            <m:r>
+              <m:t>i</m:t>
+            </m:r>
+          </m:sub>
+        </m:sSub>
+      </m:oMath>
+      <w:r>
+        <w:t xml:space="preserve"> </w:t>
+      </w:r>
+      <w:r>
+        <w:t xml:space="preserve">and the total exponent</w:t>
+      </w:r>
+      <w:r>
+        <w:t xml:space="preserve"> </w:t>
+      </w:r>
+      <m:oMath>
+        <m:r>
+          <m:t>b</m:t>
+        </m:r>
+      </m:oMath>
+      <w:r>
+        <w:t xml:space="preserve">, and let</w:t>
+      </w:r>
+      <w:r>
+        <w:t xml:space="preserve"> </w:t>
+      </w:r>
+      <m:oMath>
+        <m:sSup>
+          <m:e>
+            <m:r>
+              <m:t>a</m:t>
+            </m:r>
+          </m:e>
+          <m:sup>
+            <m:r>
+              <m:rPr>
+                <m:sty m:val="p"/>
+              </m:rPr>
+              <m:t>⋆</m:t>
+            </m:r>
+          </m:sup>
+        </m:sSup>
+        <m:r>
+          <m:rPr>
+            <m:sty m:val="p"/>
+          </m:rPr>
+          <m:t>=</m:t>
+        </m:r>
+        <m:sSub>
+          <m:e>
+            <m:r>
+              <m:rPr>
+                <m:sty m:val="p"/>
+              </m:rPr>
+              <m:t>max</m:t>
+            </m:r>
+          </m:e>
+          <m:sub>
+            <m:r>
+              <m:t>i</m:t>
+            </m:r>
+          </m:sub>
+        </m:sSub>
+        <m:sSub>
+          <m:e>
+            <m:r>
+              <m:t>a</m:t>
+            </m:r>
+          </m:e>
+          <m:sub>
+            <m:r>
+              <m:t>i</m:t>
+            </m:r>
+          </m:sub>
+        </m:sSub>
+      </m:oMath>
+      <w:r>
+        <w:t xml:space="preserve">. The sum of the parts is asymptotically</w:t>
+      </w:r>
+      <w:r>
+        <w:t xml:space="preserve"> </w:t>
+      </w:r>
+      <m:oMath>
+        <m:sSup>
+          <m:e>
+            <m:r>
+              <m:t>N</m:t>
+            </m:r>
+          </m:e>
+          <m:sup>
+            <m:sSup>
+              <m:e>
+                <m:r>
+                  <m:t>a</m:t>
+                </m:r>
+              </m:e>
+              <m:sup>
+                <m:r>
+                  <m:rPr>
+                    <m:sty m:val="p"/>
+                  </m:rPr>
+                  <m:t>⋆</m:t>
+                </m:r>
+              </m:sup>
+            </m:sSup>
+          </m:sup>
+        </m:sSup>
+      </m:oMath>
+      <w:r>
+        <w:t xml:space="preserve"> </w:t>
+      </w:r>
+      <w:r>
+        <w:t xml:space="preserve">and the</w:t>
+      </w:r>
+      <w:r>
+        <w:t xml:space="preserve"> </w:t>
+      </w:r>
+      <w:r>
+        <w:t xml:space="preserve">total is</w:t>
+      </w:r>
+      <w:r>
+        <w:t xml:space="preserve"> </w:t>
+      </w:r>
+      <m:oMath>
+        <m:sSup>
+          <m:e>
+            <m:r>
+              <m:t>N</m:t>
+            </m:r>
+          </m:e>
+          <m:sup>
+            <m:r>
+              <m:t>b</m:t>
+            </m:r>
+          </m:sup>
+        </m:sSup>
+      </m:oMath>
+      <w:r>
+        <w:t xml:space="preserve">, so the ratio grows like</w:t>
+      </w:r>
+      <w:r>
+        <w:t xml:space="preserve"> </w:t>
+      </w:r>
+      <m:oMath>
+        <m:sSup>
+          <m:e>
+            <m:r>
+              <m:t>N</m:t>
+            </m:r>
+          </m:e>
+          <m:sup>
+            <m:sSup>
+              <m:e>
+                <m:r>
+                  <m:t>a</m:t>
+                </m:r>
+              </m:e>
+              <m:sup>
+                <m:r>
+                  <m:rPr>
+                    <m:sty m:val="p"/>
+                  </m:rPr>
+                  <m:t>⋆</m:t>
+                </m:r>
+              </m:sup>
+            </m:sSup>
+            <m:r>
+              <m:rPr>
+                <m:sty m:val="p"/>
+              </m:rPr>
+              <m:t>−</m:t>
+            </m:r>
+            <m:r>
+              <m:t>b</m:t>
+            </m:r>
+          </m:sup>
+        </m:sSup>
+      </m:oMath>
+      <w:r>
+        <w:t xml:space="preserve"> </w:t>
+      </w:r>
+      <w:r>
+        <w:t xml:space="preserve">and diverges precisely</w:t>
+      </w:r>
+      <w:r>
+        <w:t xml:space="preserve"> </w:t>
+      </w:r>
+      <w:r>
+        <w:t xml:space="preserve">when</w:t>
+      </w:r>
+      <w:r>
+        <w:t xml:space="preserve"> </w:t>
+      </w:r>
+      <m:oMath>
+        <m:sSup>
+          <m:e>
+            <m:r>
+              <m:t>a</m:t>
+            </m:r>
+          </m:e>
+          <m:sup>
+            <m:r>
+              <m:rPr>
+                <m:sty m:val="p"/>
+              </m:rPr>
+              <m:t>⋆</m:t>
+            </m:r>
+          </m:sup>
+        </m:sSup>
+        <m:r>
+          <m:rPr>
+            <m:sty m:val="p"/>
+          </m:rPr>
+          <m:t>&gt;</m:t>
+        </m:r>
+        <m:r>
+          <m:t>b</m:t>
+        </m:r>
+      </m:oMath>
+      <w:r>
+        <w:t xml:space="preserve">. This is not a coincidence to be checked case by case. Fitted in</w:t>
+      </w:r>
+      <w:r>
+        <w:t xml:space="preserve"> </w:t>
+      </w:r>
+      <w:r>
+        <w:t xml:space="preserve">range,</w:t>
+      </w:r>
+      <w:r>
+        <w:t xml:space="preserve"> </w:t>
+      </w:r>
+      <m:oMath>
+        <m:r>
+          <m:t>b</m:t>
+        </m:r>
+      </m:oMath>
+      <w:r>
+        <w:t xml:space="preserve"> </w:t>
+      </w:r>
+      <w:r>
+        <w:t xml:space="preserve">tracks the rate-weighted mean of the</w:t>
+      </w:r>
+      <w:r>
+        <w:t xml:space="preserve"> </w:t>
+      </w:r>
+      <m:oMath>
+        <m:sSub>
+          <m:e>
+            <m:r>
+              <m:t>a</m:t>
+            </m:r>
+          </m:e>
+          <m:sub>
+            <m:r>
+              <m:t>i</m:t>
+            </m:r>
+          </m:sub>
+        </m:sSub>
+      </m:oMath>
+      <w:r>
+        <w:t xml:space="preserve">, and a maximum is at least a</w:t>
+      </w:r>
+      <w:r>
+        <w:t xml:space="preserve"> </w:t>
+      </w:r>
+      <w:r>
+        <w:t xml:space="preserve">weighted mean, with equality only if every exponent is identical. Our own values</w:t>
+      </w:r>
+      <w:r>
+        <w:t xml:space="preserve"> </w:t>
+      </w:r>
+      <w:r>
+        <w:t xml:space="preserve">make the point:</w:t>
+      </w:r>
+      <w:r>
+        <w:t xml:space="preserve"> </w:t>
+      </w:r>
+      <m:oMath>
+        <m:sSup>
+          <m:e>
+            <m:r>
+              <m:t>a</m:t>
+            </m:r>
+          </m:e>
+          <m:sup>
+            <m:r>
+              <m:rPr>
+                <m:sty m:val="p"/>
+              </m:rPr>
+              <m:t>⋆</m:t>
+            </m:r>
+          </m:sup>
+        </m:sSup>
+      </m:oMath>
+      <w:r>
+        <w:t xml:space="preserve"> </w:t>
+      </w:r>
+      <w:r>
+        <w:t xml:space="preserve">is</w:t>
+      </w:r>
+      <w:r>
+        <w:t xml:space="preserve"> </w:t>
+      </w:r>
+      <m:oMath>
+        <m:r>
+          <m:rPr>
+            <m:sty m:val="p"/>
+          </m:rPr>
+          <m:t>−</m:t>
+        </m:r>
+      </m:oMath>
+      <w:r>
+        <w:t xml:space="preserve">0.112, the weighted mean is</w:t>
+      </w:r>
+      <w:r>
+        <w:t xml:space="preserve"> </w:t>
+      </w:r>
+      <m:oMath>
+        <m:r>
+          <m:rPr>
+            <m:sty m:val="p"/>
+          </m:rPr>
+          <m:t>−</m:t>
+        </m:r>
+      </m:oMath>
+      <w:r>
+        <w:t xml:space="preserve">0.266, and the separately fitted</w:t>
+      </w:r>
+      <w:r>
+        <w:t xml:space="preserve"> </w:t>
+      </w:r>
+      <m:oMath>
+        <m:r>
+          <m:t>b</m:t>
+        </m:r>
+      </m:oMath>
+      <w:r>
+        <w:t xml:space="preserve"> </w:t>
+      </w:r>
+      <w:r>
+        <w:t xml:space="preserve">is</w:t>
+      </w:r>
+      <w:r>
+        <w:t xml:space="preserve"> </w:t>
+      </w:r>
+      <m:oMath>
+        <m:r>
+          <m:rPr>
+            <m:sty m:val="p"/>
+          </m:rPr>
+          <m:t>−</m:t>
+        </m:r>
+      </m:oMath>
+      <w:r>
+        <w:t xml:space="preserve">0.267, giving</w:t>
+      </w:r>
+      <w:r>
+        <w:t xml:space="preserve"> </w:t>
+      </w:r>
+      <w:r>
+        <w:t xml:space="preserve">divergence +0.154. So any per-category scaling fit whose exponents</w:t>
+      </w:r>
+      <w:r>
+        <w:t xml:space="preserve"> </w:t>
+      </w:r>
+      <w:r>
+        <w:t xml:space="preserve">differ at all, which is the entire reason for reporting them separately, must</w:t>
+      </w:r>
+      <w:r>
+        <w:t xml:space="preserve"> </w:t>
+      </w:r>
+      <w:r>
+        <w:t xml:space="preserve">describe an impossibility beyond some finite scale. That scale is computable from</w:t>
+      </w:r>
+      <w:r>
+        <w:t xml:space="preserve"> </w:t>
+      </w:r>
+      <w:r>
+        <w:t xml:space="preserve">the reported exponents alone: ours passes a ten percent overspend at</w:t>
+      </w:r>
+      <w:r>
+        <w:t xml:space="preserve"> </w:t>
+      </w:r>
+      <w:r>
+        <w:t xml:space="preserve">174M parameters, well below the billion the earlier projection</w:t>
+      </w:r>
+      <w:r>
+        <w:t xml:space="preserve"> </w:t>
+      </w:r>
+      <w:r>
+        <w:t xml:space="preserve">used.</w:t>
+      </w:r>
+    </w:p>
+    <w:p>
+      <w:pPr>
+        <w:pStyle w:val="BodyText"/>
+      </w:pPr>
+      <w:r>
+        <w:t xml:space="preserve">We checked this on a model family we did not train. Refitting Karvonen’s ladder</w:t>
+      </w:r>
+      <w:r>
+        <w:t xml:space="preserve"> </w:t>
+      </w:r>
+      <w:r>
+        <w:t xml:space="preserve">over its own 4 classes gives divergence +0.234,</w:t>
+      </w:r>
+      <w:r>
+        <w:t xml:space="preserve"> </w:t>
+      </w:r>
+      <w:r>
+        <w:t xml:space="preserve">an overspend of 1.28 at one billion parameters, and a breakdown</w:t>
+      </w:r>
+      <w:r>
+        <w:t xml:space="preserve"> </w:t>
+      </w:r>
+      <w:r>
+        <w:t xml:space="preserve">scale of 243M. A different tokenisation, a different taxonomy,</w:t>
+      </w:r>
+      <w:r>
+        <w:t xml:space="preserve"> </w:t>
+      </w:r>
+      <w:r>
+        <w:t xml:space="preserve">a different training set and a different laboratory reproduce the defect at the</w:t>
+      </w:r>
+      <w:r>
+        <w:t xml:space="preserve"> </w:t>
+      </w:r>
+      <w:r>
+        <w:t xml:space="preserve">same order of magnitude, which is what the argument above predicts and what makes</w:t>
+      </w:r>
+      <w:r>
+        <w:t xml:space="preserve"> </w:t>
+      </w:r>
+      <w:r>
+        <w:t xml:space="preserve">us report it as a property of the method rather than of our data.</w:t>
+      </w:r>
+    </w:p>
     <w:bookmarkEnd w:id="30"/>
-    <w:bookmarkStart w:id="37" w:name="sec:external"/>
+    <w:bookmarkEnd w:id="31"/>
+    <w:bookmarkStart w:id="38" w:name="sec:external"/>
     <w:p>
       <w:pPr>
         <w:pStyle w:val="Heading1"/>
@@ -2747,7 +3258,7 @@
         <w:t xml:space="preserve">External Validity</w:t>
       </w:r>
     </w:p>
-    <w:bookmarkStart w:id="31" w:name="an-independent-ladder."/>
+    <w:bookmarkStart w:id="32" w:name="an-independent-ladder."/>
     <w:p>
       <w:pPr>
         <w:pStyle w:val="Heading4"/>
@@ -2806,8 +3317,8 @@
         <w:t xml:space="preserve">and read the model’s move by greedy character decoding at move boundaries.</w:t>
       </w:r>
     </w:p>
-    <w:bookmarkEnd w:id="31"/>
-    <w:bookmarkStart w:id="33" w:name="verifying-the-adapters."/>
+    <w:bookmarkEnd w:id="32"/>
+    <w:bookmarkStart w:id="34" w:name="verifying-the-adapters."/>
     <w:p>
       <w:pPr>
         <w:pStyle w:val="Heading4"/>
@@ -3071,7 +3582,7 @@
         <w:t xml:space="preserve">data, so only exponents are comparable and never levels.</w:t>
       </w:r>
     </w:p>
-    <w:bookmarkStart w:id="32" w:name="tab:external"/>
+    <w:bookmarkStart w:id="33" w:name="tab:external"/>
     <w:p>
       <w:pPr>
         <w:pStyle w:val="TableCaption"/>
@@ -3484,9 +3995,9 @@
         </w:tc>
       </w:tr>
     </w:tbl>
-    <w:bookmarkEnd w:id="32"/>
     <w:bookmarkEnd w:id="33"/>
-    <w:bookmarkStart w:id="34" w:name="a-game-with-non-local-rules."/>
+    <w:bookmarkEnd w:id="34"/>
+    <w:bookmarkStart w:id="35" w:name="a-game-with-non-local-rules."/>
     <w:p>
       <w:pPr>
         <w:pStyle w:val="Heading4"/>
@@ -3578,8 +4089,8 @@
         <w:t xml:space="preserve">bands.</w:t>
       </w:r>
     </w:p>
-    <w:bookmarkEnd w:id="34"/>
-    <w:bookmarkStart w:id="36" w:name="heavy-training."/>
+    <w:bookmarkEnd w:id="35"/>
+    <w:bookmarkStart w:id="37" w:name="heavy-training."/>
     <w:p>
       <w:pPr>
         <w:pStyle w:val="Heading4"/>
@@ -3669,7 +4180,7 @@
         <w:t xml:space="preserve">which lifts the illegal rate from 0.0026 to 0.0231.</w:t>
       </w:r>
     </w:p>
-    <w:bookmarkStart w:id="35" w:name="tab:chessgpt"/>
+    <w:bookmarkStart w:id="36" w:name="tab:chessgpt"/>
     <w:p>
       <w:pPr>
         <w:pStyle w:val="TableCaption"/>
@@ -4295,7 +4806,7 @@
         </w:tc>
       </w:tr>
     </w:tbl>
-    <w:bookmarkEnd w:id="35"/>
+    <w:bookmarkEnd w:id="36"/>
     <w:p>
       <w:pPr>
         <w:pStyle w:val="BodyText"/>
@@ -4385,9 +4896,9 @@
         <w:t xml:space="preserve">cases. Heavy training weakens coherent error without removing it.</w:t>
       </w:r>
     </w:p>
-    <w:bookmarkEnd w:id="36"/>
     <w:bookmarkEnd w:id="37"/>
-    <w:bookmarkStart w:id="42" w:name="sec:mech"/>
+    <w:bookmarkEnd w:id="38"/>
+    <w:bookmarkStart w:id="43" w:name="sec:mech"/>
     <w:p>
       <w:pPr>
         <w:pStyle w:val="Heading1"/>
@@ -4410,7 +4921,7 @@
         <w:t xml:space="preserve">and edit instruments of Anonymous (2026), point to the same answer.</w:t>
       </w:r>
     </w:p>
-    <w:bookmarkStart w:id="38" w:name="coupling-is-local."/>
+    <w:bookmarkStart w:id="39" w:name="coupling-is-local."/>
     <w:p>
       <w:pPr>
         <w:pStyle w:val="Heading4"/>
@@ -4748,8 +5259,8 @@
         <w:t xml:space="preserve">with a strong local one.</w:t>
       </w:r>
     </w:p>
-    <w:bookmarkEnd w:id="38"/>
-    <w:bookmarkStart w:id="40" w:name="correction-reaches-about-two-squares."/>
+    <w:bookmarkEnd w:id="39"/>
+    <w:bookmarkStart w:id="41" w:name="correction-reaches-about-two-squares."/>
     <w:p>
       <w:pPr>
         <w:pStyle w:val="Heading4"/>
@@ -4843,7 +5354,7 @@
         <w:t xml:space="preserve">has a capability limit of roughly two squares, whatever the edit magnitude.</w:t>
       </w:r>
     </w:p>
-    <w:bookmarkStart w:id="39" w:name="tab:mechanism"/>
+    <w:bookmarkStart w:id="40" w:name="tab:mechanism"/>
     <w:p>
       <w:pPr>
         <w:pStyle w:val="TableCaption"/>
@@ -5078,9 +5589,9 @@
         </w:tc>
       </w:tr>
     </w:tbl>
-    <w:bookmarkEnd w:id="39"/>
     <w:bookmarkEnd w:id="40"/>
-    <w:bookmarkStart w:id="41" w:name="what-local-correction-cannot-reach."/>
+    <w:bookmarkEnd w:id="41"/>
+    <w:bookmarkStart w:id="42" w:name="what-local-correction-cannot-reach."/>
     <w:p>
       <w:pPr>
         <w:pStyle w:val="Heading4"/>
@@ -5223,9 +5734,9 @@
         <w:t xml:space="preserve">failures that correction at the move’s squares cannot address.</w:t>
       </w:r>
     </w:p>
-    <w:bookmarkEnd w:id="41"/>
     <w:bookmarkEnd w:id="42"/>
-    <w:bookmarkStart w:id="44" w:name="sec:inversion"/>
+    <w:bookmarkEnd w:id="43"/>
+    <w:bookmarkStart w:id="45" w:name="sec:inversion"/>
     <w:p>
       <w:pPr>
         <w:pStyle w:val="Heading1"/>
@@ -5301,7 +5812,7 @@
         <w:t xml:space="preserve">some of which is legal.</w:t>
       </w:r>
     </w:p>
-    <w:bookmarkStart w:id="43" w:name="tab:inversion"/>
+    <w:bookmarkStart w:id="44" w:name="tab:inversion"/>
     <w:p>
       <w:pPr>
         <w:pStyle w:val="TableCaption"/>
@@ -5770,7 +6281,7 @@
         </w:tc>
       </w:tr>
     </w:tbl>
-    <w:bookmarkEnd w:id="43"/>
+    <w:bookmarkEnd w:id="44"/>
     <w:p>
       <w:pPr>
         <w:pStyle w:val="BodyText"/>
@@ -5946,8 +6457,8 @@
         <w:t xml:space="preserve">a flatter distribution can lower, may be measuring hedging.</w:t>
       </w:r>
     </w:p>
-    <w:bookmarkEnd w:id="44"/>
-    <w:bookmarkStart w:id="45" w:name="discussion"/>
+    <w:bookmarkEnd w:id="45"/>
+    <w:bookmarkStart w:id="46" w:name="discussion"/>
     <w:p>
       <w:pPr>
         <w:pStyle w:val="Heading1"/>
@@ -6144,8 +6655,8 @@
         <w:t xml:space="preserve">be asked without any access to model internals.</w:t>
       </w:r>
     </w:p>
-    <w:bookmarkEnd w:id="45"/>
-    <w:bookmarkStart w:id="46" w:name="sec:limits"/>
+    <w:bookmarkEnd w:id="46"/>
+    <w:bookmarkStart w:id="47" w:name="sec:limits"/>
     <w:p>
       <w:pPr>
         <w:pStyle w:val="Heading1"/>
@@ -6215,31 +6726,31 @@
         <w:pStyle w:val="BodyText"/>
       </w:pPr>
       <w:r>
-        <w:t xml:space="preserve">The scale at which the</w:t>
-      </w:r>
-      <w:r>
-        <w:t xml:space="preserve"> </w:t>
-      </w:r>
-      <w:r>
-        <w:t xml:space="preserve">check category turns over lies above our largest model in</w:t>
-      </w:r>
-      <w:r>
-        <w:t xml:space="preserve"> </w:t>
-      </w:r>
-      <w:r>
-        <w:t xml:space="preserve">99.8% of resamples. The closed fit guarantees that the</w:t>
-      </w:r>
-      <w:r>
-        <w:t xml:space="preserve"> </w:t>
-      </w:r>
-      <w:r>
-        <w:t xml:space="preserve">projection is arithmetically possible, which the uncoupled fits do not; it does</w:t>
-      </w:r>
-      <w:r>
-        <w:t xml:space="preserve"> </w:t>
-      </w:r>
-      <w:r>
-        <w:t xml:space="preserve">not make it observed, and a different link function would move the turn.</w:t>
+        <w:t xml:space="preserve">The softmax link guarantees the</w:t>
+      </w:r>
+      <w:r>
+        <w:t xml:space="preserve"> </w:t>
+      </w:r>
+      <w:r>
+        <w:t xml:space="preserve">projection is arithmetically possible, which the uncoupled fits are not. It does</w:t>
+      </w:r>
+      <w:r>
+        <w:t xml:space="preserve"> </w:t>
+      </w:r>
+      <w:r>
+        <w:t xml:space="preserve">not make it observed: every scale past 39.9M is extrapolation, and</w:t>
+      </w:r>
+      <w:r>
+        <w:t xml:space="preserve"> </w:t>
+      </w:r>
+      <w:r>
+        <w:t xml:space="preserve">a different link satisfying the same constraint would give different numbers while</w:t>
+      </w:r>
+      <w:r>
+        <w:t xml:space="preserve"> </w:t>
+      </w:r>
+      <w:r>
+        <w:t xml:space="preserve">agreeing that the uncoupled ones are inadmissible.</w:t>
       </w:r>
     </w:p>
     <w:p>
@@ -6313,8 +6824,8 @@
         <w:t xml:space="preserve">makes them measurable and what makes them unrepresentative of open-ended reasoning.</w:t>
       </w:r>
     </w:p>
-    <w:bookmarkEnd w:id="46"/>
-    <w:bookmarkStart w:id="47" w:name="conclusion"/>
+    <w:bookmarkEnd w:id="47"/>
+    <w:bookmarkStart w:id="48" w:name="conclusion"/>
     <w:p>
       <w:pPr>
         <w:pStyle w:val="Heading1"/>
@@ -6373,8 +6884,8 @@
         <w:t xml:space="preserve">metric a flatter output distribution cannot improve.</w:t>
       </w:r>
     </w:p>
-    <w:bookmarkEnd w:id="47"/>
-    <w:bookmarkStart w:id="52" w:name="declarations"/>
+    <w:bookmarkEnd w:id="48"/>
+    <w:bookmarkStart w:id="53" w:name="declarations"/>
     <w:p>
       <w:pPr>
         <w:pStyle w:val="Heading1"/>
@@ -6383,7 +6894,7 @@
         <w:t xml:space="preserve">Declarations</w:t>
       </w:r>
     </w:p>
-    <w:bookmarkStart w:id="48" w:name="disclosure-statement."/>
+    <w:bookmarkStart w:id="49" w:name="disclosure-statement."/>
     <w:p>
       <w:pPr>
         <w:pStyle w:val="Heading4"/>
@@ -6400,8 +6911,8 @@
         <w:t xml:space="preserve">Removed for double-anonymous peer review.</w:t>
       </w:r>
     </w:p>
-    <w:bookmarkEnd w:id="48"/>
-    <w:bookmarkStart w:id="49" w:name="funding."/>
+    <w:bookmarkEnd w:id="49"/>
+    <w:bookmarkStart w:id="50" w:name="funding."/>
     <w:p>
       <w:pPr>
         <w:pStyle w:val="Heading4"/>
@@ -6418,8 +6929,8 @@
         <w:t xml:space="preserve">Removed for double-anonymous peer review.</w:t>
       </w:r>
     </w:p>
-    <w:bookmarkEnd w:id="49"/>
-    <w:bookmarkStart w:id="50" w:name="data-availability-statement."/>
+    <w:bookmarkEnd w:id="50"/>
+    <w:bookmarkStart w:id="51" w:name="data-availability-statement."/>
     <w:p>
       <w:pPr>
         <w:pStyle w:val="Heading4"/>
@@ -6448,8 +6959,8 @@
         <w:t xml:space="preserve">checkpoints are public.</w:t>
       </w:r>
     </w:p>
-    <w:bookmarkEnd w:id="50"/>
-    <w:bookmarkStart w:id="51" w:name="ai-usage-declaration."/>
+    <w:bookmarkEnd w:id="51"/>
+    <w:bookmarkStart w:id="52" w:name="ai-usage-declaration."/>
     <w:p>
       <w:pPr>
         <w:pStyle w:val="Heading4"/>
@@ -6478,9 +6989,9 @@
         <w:t xml:space="preserve">responsibility for the content.</w:t>
       </w:r>
     </w:p>
-    <w:bookmarkEnd w:id="51"/>
     <w:bookmarkEnd w:id="52"/>
-    <w:bookmarkStart w:id="53" w:name="app:capacity"/>
+    <w:bookmarkEnd w:id="53"/>
+    <w:bookmarkStart w:id="54" w:name="app:capacity"/>
     <w:p>
       <w:pPr>
         <w:pStyle w:val="Heading1"/>
@@ -6563,8 +7074,8 @@
         <w:t xml:space="preserve">encoding.</w:t>
       </w:r>
     </w:p>
-    <w:bookmarkEnd w:id="53"/>
-    <w:bookmarkStart w:id="73" w:name="app:integrity"/>
+    <w:bookmarkEnd w:id="54"/>
+    <w:bookmarkStart w:id="74" w:name="app:integrity"/>
     <w:p>
       <w:pPr>
         <w:pStyle w:val="Heading1"/>
@@ -6723,8 +7234,8 @@
         <w:t xml:space="preserve">analysis repository’s version history.</w:t>
       </w:r>
     </w:p>
-    <w:bookmarkStart w:id="72" w:name="refs"/>
-    <w:bookmarkStart w:id="54" w:name="ref-balogh2026verification"/>
+    <w:bookmarkStart w:id="73" w:name="refs"/>
+    <w:bookmarkStart w:id="55" w:name="ref-balogh2026verification"/>
     <w:p>
       <w:pPr>
         <w:pStyle w:val="Bibliography"/>
@@ -6752,8 +7263,8 @@
         <w:t xml:space="preserve">.</w:t>
       </w:r>
     </w:p>
-    <w:bookmarkEnd w:id="54"/>
-    <w:bookmarkStart w:id="55" w:name="ref-harang2025tracking"/>
+    <w:bookmarkEnd w:id="55"/>
+    <w:bookmarkStart w:id="56" w:name="ref-harang2025tracking"/>
     <w:p>
       <w:pPr>
         <w:pStyle w:val="Bibliography"/>
@@ -6781,8 +7292,8 @@
         <w:t xml:space="preserve">.</w:t>
       </w:r>
     </w:p>
-    <w:bookmarkEnd w:id="55"/>
-    <w:bookmarkStart w:id="56" w:name="ref-hoffmann2022training"/>
+    <w:bookmarkEnd w:id="56"/>
+    <w:bookmarkStart w:id="57" w:name="ref-hoffmann2022training"/>
     <w:p>
       <w:pPr>
         <w:pStyle w:val="Bibliography"/>
@@ -6813,8 +7324,8 @@
         <w:t xml:space="preserve">.</w:t>
       </w:r>
     </w:p>
-    <w:bookmarkEnd w:id="56"/>
-    <w:bookmarkStart w:id="57" w:name="ref-kaplan2020scaling"/>
+    <w:bookmarkEnd w:id="57"/>
+    <w:bookmarkStart w:id="58" w:name="ref-kaplan2020scaling"/>
     <w:p>
       <w:pPr>
         <w:pStyle w:val="Bibliography"/>
@@ -6842,8 +7353,8 @@
         <w:t xml:space="preserve">.</w:t>
       </w:r>
     </w:p>
-    <w:bookmarkEnd w:id="57"/>
-    <w:bookmarkStart w:id="58" w:name="ref-karvonen2024emergent"/>
+    <w:bookmarkEnd w:id="58"/>
+    <w:bookmarkStart w:id="59" w:name="ref-karvonen2024emergent"/>
     <w:p>
       <w:pPr>
         <w:pStyle w:val="Bibliography"/>
@@ -6871,8 +7382,8 @@
         <w:t xml:space="preserve">.</w:t>
       </w:r>
     </w:p>
-    <w:bookmarkEnd w:id="58"/>
-    <w:bookmarkStart w:id="59" w:name="ref-karvonen2024measuring"/>
+    <w:bookmarkEnd w:id="59"/>
+    <w:bookmarkStart w:id="60" w:name="ref-karvonen2024measuring"/>
     <w:p>
       <w:pPr>
         <w:pStyle w:val="Bibliography"/>
@@ -6900,8 +7411,8 @@
         <w:t xml:space="preserve">.</w:t>
       </w:r>
     </w:p>
-    <w:bookmarkEnd w:id="59"/>
-    <w:bookmarkStart w:id="60" w:name="ref-li2023emergent"/>
+    <w:bookmarkEnd w:id="60"/>
+    <w:bookmarkStart w:id="61" w:name="ref-li2023emergent"/>
     <w:p>
       <w:pPr>
         <w:pStyle w:val="Bibliography"/>
@@ -6929,8 +7440,8 @@
         <w:t xml:space="preserve">.</w:t>
       </w:r>
     </w:p>
-    <w:bookmarkEnd w:id="60"/>
-    <w:bookmarkStart w:id="61" w:name="ref-li2026tracking"/>
+    <w:bookmarkEnd w:id="61"/>
+    <w:bookmarkStart w:id="62" w:name="ref-li2026tracking"/>
     <w:p>
       <w:pPr>
         <w:pStyle w:val="Bibliography"/>
@@ -6952,8 +7463,8 @@
         <w:t xml:space="preserve">.</w:t>
       </w:r>
     </w:p>
-    <w:bookmarkEnd w:id="61"/>
-    <w:bookmarkStart w:id="62" w:name="ref-lightman2024lets"/>
+    <w:bookmarkEnd w:id="62"/>
+    <w:bookmarkStart w:id="63" w:name="ref-lightman2024lets"/>
     <w:p>
       <w:pPr>
         <w:pStyle w:val="Bibliography"/>
@@ -6981,8 +7492,8 @@
         <w:t xml:space="preserve">.</w:t>
       </w:r>
     </w:p>
-    <w:bookmarkEnd w:id="62"/>
-    <w:bookmarkStart w:id="63" w:name="ref-meng2022locating"/>
+    <w:bookmarkEnd w:id="63"/>
+    <w:bookmarkStart w:id="64" w:name="ref-meng2022locating"/>
     <w:p>
       <w:pPr>
         <w:pStyle w:val="Bibliography"/>
@@ -7019,8 +7530,8 @@
         <w:t xml:space="preserve">.</w:t>
       </w:r>
     </w:p>
-    <w:bookmarkEnd w:id="63"/>
-    <w:bookmarkStart w:id="65" w:name="ref-nanda2023emergent"/>
+    <w:bookmarkEnd w:id="64"/>
+    <w:bookmarkStart w:id="66" w:name="ref-nanda2023emergent"/>
     <w:p>
       <w:pPr>
         <w:pStyle w:val="Bibliography"/>
@@ -7050,7 +7561,7 @@
       <w:r>
         <w:t xml:space="preserve"> </w:t>
       </w:r>
-      <w:hyperlink r:id="rId64">
+      <w:hyperlink r:id="rId65">
         <w:r>
           <w:rPr>
             <w:rStyle w:val="Hyperlink"/>
@@ -7062,8 +7573,8 @@
         <w:t xml:space="preserve">.</w:t>
       </w:r>
     </w:p>
-    <w:bookmarkEnd w:id="65"/>
-    <w:bookmarkStart w:id="66" w:name="ref-pereira2026transformers"/>
+    <w:bookmarkEnd w:id="66"/>
+    <w:bookmarkStart w:id="67" w:name="ref-pereira2026transformers"/>
     <w:p>
       <w:pPr>
         <w:pStyle w:val="Bibliography"/>
@@ -7085,8 +7596,8 @@
         <w:t xml:space="preserve">.</w:t>
       </w:r>
     </w:p>
-    <w:bookmarkEnd w:id="66"/>
-    <w:bookmarkStart w:id="68" w:name="ref-toshniwal2022chess"/>
+    <w:bookmarkEnd w:id="67"/>
+    <w:bookmarkStart w:id="69" w:name="ref-toshniwal2022chess"/>
     <w:p>
       <w:pPr>
         <w:pStyle w:val="Bibliography"/>
@@ -7119,7 +7630,7 @@
       <w:r>
         <w:t xml:space="preserve"> </w:t>
       </w:r>
-      <w:hyperlink r:id="rId67">
+      <w:hyperlink r:id="rId68">
         <w:r>
           <w:rPr>
             <w:rStyle w:val="Hyperlink"/>
@@ -7131,8 +7642,8 @@
         <w:t xml:space="preserve">.</w:t>
       </w:r>
     </w:p>
-    <w:bookmarkEnd w:id="68"/>
-    <w:bookmarkStart w:id="69" w:name="ref-walker2026chess"/>
+    <w:bookmarkEnd w:id="69"/>
+    <w:bookmarkStart w:id="70" w:name="ref-walker2026chess"/>
     <w:p>
       <w:pPr>
         <w:pStyle w:val="Bibliography"/>
@@ -7154,8 +7665,8 @@
         <w:t xml:space="preserve">.</w:t>
       </w:r>
     </w:p>
-    <w:bookmarkEnd w:id="69"/>
-    <w:bookmarkStart w:id="70" w:name="ref-wang2023selfconsistency"/>
+    <w:bookmarkEnd w:id="70"/>
+    <w:bookmarkStart w:id="71" w:name="ref-wang2023selfconsistency"/>
     <w:p>
       <w:pPr>
         <w:pStyle w:val="Bibliography"/>
@@ -7183,8 +7694,8 @@
         <w:t xml:space="preserve">.</w:t>
       </w:r>
     </w:p>
-    <w:bookmarkEnd w:id="70"/>
-    <w:bookmarkStart w:id="71" w:name="ref-yao2023tree"/>
+    <w:bookmarkEnd w:id="71"/>
+    <w:bookmarkStart w:id="72" w:name="ref-yao2023tree"/>
     <w:p>
       <w:pPr>
         <w:pStyle w:val="Bibliography"/>
@@ -7212,9 +7723,9 @@
         <w:t xml:space="preserve">.</w:t>
       </w:r>
     </w:p>
-    <w:bookmarkEnd w:id="71"/>
     <w:bookmarkEnd w:id="72"/>
     <w:bookmarkEnd w:id="73"/>
+    <w:bookmarkEnd w:id="74"/>
     <w:sectPr>
       <w:footnotePr>
         <w:numRestart w:val="eachSect"/>

--- a/build_scaling/ScaleFixesLocalErrorsFirst_anon.docx
+++ b/build_scaling/ScaleFixesLocalErrorsFirst_anon.docx
@@ -6620,7 +6620,105 @@
         <w:t xml:space="preserve"> </w:t>
       </w:r>
       <w:r>
-        <w:t xml:space="preserve">costing accuracy.</w:t>
+        <w:t xml:space="preserve">costing accuracy. We supply the check as</w:t>
+      </w:r>
+      <w:r>
+        <w:t xml:space="preserve"> </w:t>
+      </w:r>
+      <w:r>
+        <w:rPr>
+          <w:rStyle w:val="VerbatimChar"/>
+        </w:rPr>
+        <w:t xml:space="preserve">code/closure_check.py</w:t>
+      </w:r>
+      <w:r>
+        <w:t xml:space="preserve">, which</w:t>
+      </w:r>
+      <w:r>
+        <w:t xml:space="preserve"> </w:t>
+      </w:r>
+      <w:r>
+        <w:t xml:space="preserve">needs only the exponents and intercepts such papers already print.</w:t>
+      </w:r>
+    </w:p>
+    <w:p>
+      <w:pPr>
+        <w:pStyle w:val="BodyText"/>
+      </w:pPr>
+      <w:r>
+        <w:t xml:space="preserve">One consequence is easy to miss, and we missed it. An inadmissible fit voids</w:t>
+      </w:r>
+      <w:r>
+        <w:t xml:space="preserve"> </w:t>
+      </w:r>
+      <w:r>
+        <w:t xml:space="preserve">negative conclusions as well as positive ones. While preparing this section we</w:t>
+      </w:r>
+      <w:r>
+        <w:t xml:space="preserve"> </w:t>
+      </w:r>
+      <w:r>
+        <w:t xml:space="preserve">tested whether failure composition is governed by achieved competence rather than</w:t>
+      </w:r>
+      <w:r>
+        <w:t xml:space="preserve"> </w:t>
+      </w:r>
+      <w:r>
+        <w:t xml:space="preserve">by size, rejected it because the fitted shares exceeded one, and recorded it as</w:t>
+      </w:r>
+      <w:r>
+        <w:t xml:space="preserve"> </w:t>
+      </w:r>
+      <w:r>
+        <w:t xml:space="preserve">refuted. That rejection was worthless: predicting an impossibility is what the</w:t>
+      </w:r>
+      <w:r>
+        <w:t xml:space="preserve"> </w:t>
+      </w:r>
+      <w:r>
+        <w:t xml:space="preserve">uncoupled form does everywhere, so its disagreement with data carries no evidence</w:t>
+      </w:r>
+      <w:r>
+        <w:t xml:space="preserve"> </w:t>
+      </w:r>
+      <w:r>
+        <w:t xml:space="preserve">about the hypothesis under test. Refitting the same comparison on the simplex, in</w:t>
+      </w:r>
+      <w:r>
+        <w:t xml:space="preserve"> </w:t>
+      </w:r>
+      <w:r>
+        <w:t xml:space="preserve">competence coordinates, and predicting Karvonen’s checkpoints out of sample does</w:t>
+      </w:r>
+      <w:r>
+        <w:t xml:space="preserve"> </w:t>
+      </w:r>
+      <w:r>
+        <w:t xml:space="preserve">refute it, by a total variation distance of 0.490 against</w:t>
+      </w:r>
+      <w:r>
+        <w:t xml:space="preserve"> </w:t>
+      </w:r>
+      <w:r>
+        <w:t xml:space="preserve">0.100 for size coordinates and 0.115 for predicting our</w:t>
+      </w:r>
+      <w:r>
+        <w:t xml:space="preserve"> </w:t>
+      </w:r>
+      <w:r>
+        <w:t xml:space="preserve">own mean composition. The conclusion survived; the first argument for it did not.</w:t>
+      </w:r>
+      <w:r>
+        <w:t xml:space="preserve"> </w:t>
+      </w:r>
+      <w:r>
+        <w:t xml:space="preserve">A model that cannot make an admissible prediction cannot be used to reject</w:t>
+      </w:r>
+      <w:r>
+        <w:t xml:space="preserve"> </w:t>
+      </w:r>
+      <w:r>
+        <w:t xml:space="preserve">anything.</w:t>
       </w:r>
     </w:p>
     <w:p>

--- a/build_scaling/ScaleFixesLocalErrorsFirst_anon.docx
+++ b/build_scaling/ScaleFixesLocalErrorsFirst_anon.docx
@@ -173,37 +173,19 @@
         <w:t xml:space="preserve"> </w:t>
       </w:r>
       <w:r>
-        <w:t xml:space="preserve">18 of 18 models, because hedging lowers it. Finally,</w:t>
-      </w:r>
-      <w:r>
-        <w:t xml:space="preserve"> </w:t>
-      </w:r>
-      <w:r>
-        <w:t xml:space="preserve">per-category scaling fits are not closed. Whenever the exponents differ, the parts</w:t>
-      </w:r>
-      <w:r>
-        <w:t xml:space="preserve"> </w:t>
-      </w:r>
-      <w:r>
-        <w:t xml:space="preserve">must outgrow the whole beyond a computable scale; ours exceed it by</w:t>
-      </w:r>
-      <w:r>
-        <w:t xml:space="preserve"> </w:t>
-      </w:r>
-      <w:r>
-        <w:t xml:space="preserve">1.27-fold at one billion parameters, and Karvonen’s ladder reproduces</w:t>
-      </w:r>
-      <w:r>
-        <w:t xml:space="preserve"> </w:t>
-      </w:r>
-      <w:r>
-        <w:t xml:space="preserve">the defect. Fitting the composition on the simplex is closed by construction and</w:t>
-      </w:r>
-      <w:r>
-        <w:t xml:space="preserve"> </w:t>
-      </w:r>
-      <w:r>
-        <w:t xml:space="preserve">fits better in range.</w:t>
+        <w:t xml:space="preserve">18 of 18 models, because hedging lowers it. Finally, these</w:t>
+      </w:r>
+      <w:r>
+        <w:t xml:space="preserve"> </w:t>
+      </w:r>
+      <w:r>
+        <w:t xml:space="preserve">per-category fits and a separately fitted aggregate cannot both hold, since a sum of</w:t>
+      </w:r>
+      <w:r>
+        <w:t xml:space="preserve"> </w:t>
+      </w:r>
+      <w:r>
+        <w:t xml:space="preserve">power laws is not a power law; we derive the total from the categories instead.</w:t>
       </w:r>
     </w:p>
     <w:p>
@@ -2594,7 +2576,19 @@
         <w:t xml:space="preserve"> </w:t>
       </w:r>
       <w:r>
-        <w:t xml:space="preserve">time. We model the shares with a softmax linear in</w:t>
+        <w:t xml:space="preserve">time. The simplest repair is to stop fitting the aggregate and define it as the sum</w:t>
+      </w:r>
+      <w:r>
+        <w:t xml:space="preserve"> </w:t>
+      </w:r>
+      <w:r>
+        <w:t xml:space="preserve">of the categories, which satisfies the identity at every scale and keeps every</w:t>
+      </w:r>
+      <w:r>
+        <w:t xml:space="preserve"> </w:t>
+      </w:r>
+      <w:r>
+        <w:t xml:space="preserve">category exponent. Dividing through, the implied shares are a softmax linear in</w:t>
       </w:r>
       <w:r>
         <w:t xml:space="preserve"> </w:t>
@@ -2611,31 +2605,19 @@
         </m:r>
       </m:oMath>
       <w:r>
-        <w:t xml:space="preserve">, which is closed by</w:t>
-      </w:r>
-      <w:r>
-        <w:t xml:space="preserve"> </w:t>
-      </w:r>
-      <w:r>
-        <w:t xml:space="preserve">construction: the shares sum to one at every scale and for every parameter value,</w:t>
-      </w:r>
-      <w:r>
-        <w:t xml:space="preserve"> </w:t>
-      </w:r>
-      <w:r>
-        <w:t xml:space="preserve">so a category can never be assigned more failures than occur. The illegal-move</w:t>
-      </w:r>
-      <w:r>
-        <w:t xml:space="preserve"> </w:t>
-      </w:r>
-      <w:r>
-        <w:t xml:space="preserve">rate keeps its own power law, which is legitimate because the total is not a part</w:t>
-      </w:r>
-      <w:r>
-        <w:t xml:space="preserve"> </w:t>
-      </w:r>
-      <w:r>
-        <w:t xml:space="preserve">of anything. Coherence is not bought with fit quality. In range the closed model</w:t>
+        <w:t xml:space="preserve">, so the compositional form and the derived total are the same model and</w:t>
+      </w:r>
+      <w:r>
+        <w:t xml:space="preserve"> </w:t>
+      </w:r>
+      <w:r>
+        <w:t xml:space="preserve">not a further choice. What the repair costs is the aggregate exponent: the derived</w:t>
+      </w:r>
+      <w:r>
+        <w:t xml:space="preserve"> </w:t>
+      </w:r>
+      <w:r>
+        <w:t xml:space="preserve">total is not a power law, and its effective slope drifts with scale. Coherence is not bought with fit quality. In range the closed model</w:t>
       </w:r>
       <w:r>
         <w:t xml:space="preserve"> </w:t>
@@ -6578,13 +6560,13 @@
         <w:t xml:space="preserve"> </w:t>
       </w:r>
       <w:r>
-        <w:t xml:space="preserve">fits are not closed, and extending them makes claims the categories cannot jointly</w:t>
-      </w:r>
-      <w:r>
-        <w:t xml:space="preserve"> </w:t>
-      </w:r>
-      <w:r>
-        <w:t xml:space="preserve">satisfy. The check costs nothing: sum the extrapolated parts and see whether they</w:t>
+        <w:t xml:space="preserve">fits sit alongside a separately fitted aggregate, the two make claims that cannot</w:t>
+      </w:r>
+      <w:r>
+        <w:t xml:space="preserve"> </w:t>
+      </w:r>
+      <w:r>
+        <w:t xml:space="preserve">both hold, and extrapolation is where the conflict becomes visible. The check costs nothing: sum the extrapolated parts and see whether they</w:t>
       </w:r>
       <w:r>
         <w:t xml:space="preserve"> </w:t>
@@ -6824,7 +6806,7 @@
         <w:pStyle w:val="BodyText"/>
       </w:pPr>
       <w:r>
-        <w:t xml:space="preserve">The softmax link guarantees the</w:t>
+        <w:t xml:space="preserve">The derived total guarantees the</w:t>
       </w:r>
       <w:r>
         <w:t xml:space="preserve"> </w:t>

--- a/build_scaling/ScaleFixesLocalErrorsFirst_anon.docx
+++ b/build_scaling/ScaleFixesLocalErrorsFirst_anon.docx
@@ -6831,6 +6831,58 @@
       </w:r>
       <w:r>
         <w:t xml:space="preserve">agreeing that the uncoupled ones are inadmissible.</w:t>
+      </w:r>
+    </w:p>
+    <w:p>
+      <w:pPr>
+        <w:pStyle w:val="BodyText"/>
+      </w:pPr>
+      <w:r>
+        <w:t xml:space="preserve">Fitting it quadratically in</w:t>
+      </w:r>
+      <w:r>
+        <w:t xml:space="preserve"> </w:t>
+      </w:r>
+      <m:oMath>
+        <m:r>
+          <m:rPr>
+            <m:sty m:val="p"/>
+          </m:rPr>
+          <m:t>log</m:t>
+        </m:r>
+        <m:r>
+          <m:t>N</m:t>
+        </m:r>
+      </m:oMath>
+      <w:r>
+        <w:t xml:space="preserve"> </w:t>
+      </w:r>
+      <w:r>
+        <w:t xml:space="preserve">gives a curvature term whose bootstrap interval excludes zero, so the</w:t>
+      </w:r>
+      <w:r>
+        <w:t xml:space="preserve"> </w:t>
+      </w:r>
+      <w:r>
+        <w:t xml:space="preserve">exponent we report for it is a local slope over our range. This does not change its</w:t>
+      </w:r>
+      <w:r>
+        <w:t xml:space="preserve"> </w:t>
+      </w:r>
+      <w:r>
+        <w:t xml:space="preserve">sign, its separation from the local classes, or the ordering that is this paper’s</w:t>
+      </w:r>
+      <w:r>
+        <w:t xml:space="preserve"> </w:t>
+      </w:r>
+      <w:r>
+        <w:t xml:space="preserve">result, all of which are about the fitted range. It does mean a reader should not</w:t>
+      </w:r>
+      <w:r>
+        <w:t xml:space="preserve"> </w:t>
+      </w:r>
+      <w:r>
+        <w:t xml:space="preserve">extend that one exponent far beyond the ladder.</w:t>
       </w:r>
     </w:p>
     <w:p>

--- a/build_scaling/ScaleFixesLocalErrorsFirst_anon.docx
+++ b/build_scaling/ScaleFixesLocalErrorsFirst_anon.docx
@@ -7076,19 +7076,19 @@
         <w:pStyle w:val="FirstParagraph"/>
       </w:pPr>
       <w:r>
-        <w:t xml:space="preserve">Trained checkpoints, analysis code, and every result file cited by the manuscript</w:t>
-      </w:r>
-      <w:r>
-        <w:t xml:space="preserve"> </w:t>
-      </w:r>
-      <w:r>
-        <w:t xml:space="preserve">are available from the corresponding author on reasonable request. External</w:t>
-      </w:r>
-      <w:r>
-        <w:t xml:space="preserve"> </w:t>
-      </w:r>
-      <w:r>
-        <w:t xml:space="preserve">checkpoints are public.</w:t>
+        <w:t xml:space="preserve">The analysis code, every result file cited by the manuscript, and the macro</w:t>
+      </w:r>
+      <w:r>
+        <w:t xml:space="preserve"> </w:t>
+      </w:r>
+      <w:r>
+        <w:t xml:space="preserve">provenance record will be made available upon acceptance. External checkpoints are</w:t>
+      </w:r>
+      <w:r>
+        <w:t xml:space="preserve"> </w:t>
+      </w:r>
+      <w:r>
+        <w:t xml:space="preserve">public.</w:t>
       </w:r>
     </w:p>
     <w:bookmarkEnd w:id="51"/>

--- a/build_scaling/ScaleFixesLocalErrorsFirst_anon.docx
+++ b/build_scaling/ScaleFixesLocalErrorsFirst_anon.docx
@@ -947,7 +947,7 @@
     </w:p>
     <w:bookmarkEnd w:id="15"/>
     <w:bookmarkEnd w:id="16"/>
-    <w:bookmarkStart w:id="22" w:name="sec:setup"/>
+    <w:bookmarkStart w:id="23" w:name="sec:setup"/>
     <w:p>
       <w:pPr>
         <w:pStyle w:val="Heading1"/>
@@ -1133,13 +1133,600 @@
         <w:t xml:space="preserve"> </w:t>
       </w:r>
       <w:r>
-        <w:t xml:space="preserve">check). The first three are decidable from the two named squares. Geometry</w:t>
-      </w:r>
-      <w:r>
-        <w:t xml:space="preserve"> </w:t>
-      </w:r>
-      <w:r>
-        <w:t xml:space="preserve">depends on intervening squares, and check on the positions of every attacker.</w:t>
+        <w:t xml:space="preserve">check). The first three are decidable from the two named squares. The ordering</w:t>
+      </w:r>
+      <w:r>
+        <w:t xml:space="preserve"> </w:t>
+      </w:r>
+      <w:r>
+        <w:t xml:space="preserve">of the remaining two is measured rather than asserted, below, because an exponent</w:t>
+      </w:r>
+      <w:r>
+        <w:t xml:space="preserve"> </w:t>
+      </w:r>
+      <w:r>
+        <w:t xml:space="preserve">is a measurement and relating it to an ordering we merely argued for would be the</w:t>
+      </w:r>
+      <w:r>
+        <w:t xml:space="preserve"> </w:t>
+      </w:r>
+      <w:r>
+        <w:t xml:space="preserve">weaker half of the comparison.</w:t>
+      </w:r>
+    </w:p>
+    <w:bookmarkEnd w:id="18"/>
+    <w:bookmarkStart w:id="19" w:name="Xa275bfcee976ee43168e1cc70e31717744fb3f0"/>
+    <w:p>
+      <w:pPr>
+        <w:pStyle w:val="Heading4"/>
+      </w:pPr>
+      <w:r>
+        <w:t xml:space="preserve">How much board each class actually depends on.</w:t>
+      </w:r>
+    </w:p>
+    <w:p>
+      <w:pPr>
+        <w:pStyle w:val="FirstParagraph"/>
+      </w:pPr>
+      <w:r>
+        <w:t xml:space="preserve">For a position and an illegal move, call a square a</w:t>
+      </w:r>
+      <w:r>
+        <w:t xml:space="preserve"> </w:t>
+      </w:r>
+      <w:r>
+        <w:rPr>
+          <w:i/>
+          <w:iCs/>
+        </w:rPr>
+        <w:t xml:space="preserve">dependency</w:t>
+      </w:r>
+      <w:r>
+        <w:t xml:space="preserve"> </w:t>
+      </w:r>
+      <w:r>
+        <w:t xml:space="preserve">if altering</w:t>
+      </w:r>
+      <w:r>
+        <w:t xml:space="preserve"> </w:t>
+      </w:r>
+      <w:r>
+        <w:t xml:space="preserve">its contents alone can change whether the move is legal, and let</w:t>
+      </w:r>
+      <w:r>
+        <w:t xml:space="preserve"> </w:t>
+      </w:r>
+      <m:oMath>
+        <m:r>
+          <m:t>k</m:t>
+        </m:r>
+      </m:oMath>
+      <w:r>
+        <w:t xml:space="preserve"> </w:t>
+      </w:r>
+      <w:r>
+        <w:t xml:space="preserve">count such</w:t>
+      </w:r>
+      <w:r>
+        <w:t xml:space="preserve"> </w:t>
+      </w:r>
+      <w:r>
+        <w:t xml:space="preserve">squares, excluding the two the move names because every class depends on those by</w:t>
+      </w:r>
+      <w:r>
+        <w:t xml:space="preserve"> </w:t>
+      </w:r>
+      <w:r>
+        <w:t xml:space="preserve">construction. The definition is causal: it asks what the verdict turns on, not what</w:t>
+      </w:r>
+      <w:r>
+        <w:t xml:space="preserve"> </w:t>
+      </w:r>
+      <w:r>
+        <w:t xml:space="preserve">the rule text mentions. It is computed by brute force over all 64 squares and all 12</w:t>
+      </w:r>
+      <w:r>
+        <w:t xml:space="preserve"> </w:t>
+      </w:r>
+      <w:r>
+        <w:t xml:space="preserve">piece types, on positions from real games with no model involved, so</w:t>
+      </w:r>
+      <w:r>
+        <w:t xml:space="preserve"> </w:t>
+      </w:r>
+      <m:oMath>
+        <m:r>
+          <m:t>k</m:t>
+        </m:r>
+      </m:oMath>
+      <w:r>
+        <w:t xml:space="preserve"> </w:t>
+      </w:r>
+      <w:r>
+        <w:t xml:space="preserve">is a</w:t>
+      </w:r>
+      <w:r>
+        <w:t xml:space="preserve"> </w:t>
+      </w:r>
+      <w:r>
+        <w:t xml:space="preserve">property of the rules and the position rather than of any network. Over 150 games</w:t>
+      </w:r>
+      <w:r>
+        <w:t xml:space="preserve"> </w:t>
+      </w:r>
+      <w:r>
+        <w:t xml:space="preserve">and 3,942 sampled illegal moves:</w:t>
+      </w:r>
+    </w:p>
+    <w:tbl>
+      <w:tblPr>
+        <w:tblStyle w:val="Table"/>
+        <w:tblW w:type="auto" w:w="0"/>
+        <w:tblLook w:firstRow="1" w:lastRow="0" w:firstColumn="0" w:lastColumn="0" w:noHBand="0" w:noVBand="0" w:val="0020"/>
+      </w:tblPr>
+      <w:tblGrid>
+        <w:gridCol w:w="2640"/>
+        <w:gridCol w:w="2640"/>
+        <w:gridCol w:w="2640"/>
+      </w:tblGrid>
+      <w:tr>
+        <w:trPr>
+          <w:tblHeader w:val="on"/>
+        </w:trPr>
+        <w:tc>
+          <w:tcPr/>
+          <w:p>
+            <w:pPr>
+              <w:pStyle w:val="Compact"/>
+              <w:jc w:val="left"/>
+            </w:pPr>
+            <w:r>
+              <w:rPr>
+                <w:b/>
+                <w:bCs/>
+              </w:rPr>
+              <w:t xml:space="preserve">Class</w:t>
+            </w:r>
+          </w:p>
+        </w:tc>
+        <w:tc>
+          <w:tcPr/>
+          <w:p>
+            <w:pPr>
+              <w:pStyle w:val="Compact"/>
+              <w:jc w:val="right"/>
+            </w:pPr>
+            <w:r>
+              <w:rPr>
+                <w:b/>
+                <w:bCs/>
+              </w:rPr>
+              <w:t xml:space="preserve">mean</w:t>
+            </w:r>
+            <w:r>
+              <w:rPr>
+                <w:b/>
+                <w:bCs/>
+              </w:rPr>
+              <w:t xml:space="preserve"> </w:t>
+            </w:r>
+            <m:oMath>
+              <m:r>
+                <m:t>k</m:t>
+              </m:r>
+            </m:oMath>
+          </w:p>
+        </w:tc>
+        <w:tc>
+          <w:tcPr/>
+          <w:p>
+            <w:pPr>
+              <w:pStyle w:val="Compact"/>
+              <w:jc w:val="right"/>
+            </w:pPr>
+            <w:r>
+              <w:rPr>
+                <w:b/>
+                <w:bCs/>
+              </w:rPr>
+              <w:t xml:space="preserve">max</w:t>
+            </w:r>
+            <w:r>
+              <w:rPr>
+                <w:b/>
+                <w:bCs/>
+              </w:rPr>
+              <w:t xml:space="preserve"> </w:t>
+            </w:r>
+            <m:oMath>
+              <m:r>
+                <m:t>k</m:t>
+              </m:r>
+            </m:oMath>
+          </w:p>
+        </w:tc>
+      </w:tr>
+      <w:tr>
+        <w:tc>
+          <w:tcPr/>
+          <w:p>
+            <w:pPr>
+              <w:pStyle w:val="Compact"/>
+              <w:jc w:val="left"/>
+            </w:pPr>
+            <w:r>
+              <w:t xml:space="preserve">empty source</w:t>
+            </w:r>
+          </w:p>
+        </w:tc>
+        <w:tc>
+          <w:tcPr/>
+          <w:p>
+            <w:pPr>
+              <w:pStyle w:val="Compact"/>
+              <w:jc w:val="right"/>
+            </w:pPr>
+            <w:r>
+              <w:t xml:space="preserve">0.00</w:t>
+            </w:r>
+          </w:p>
+        </w:tc>
+        <w:tc>
+          <w:tcPr/>
+          <w:p>
+            <w:pPr>
+              <w:pStyle w:val="Compact"/>
+              <w:jc w:val="right"/>
+            </w:pPr>
+            <w:r>
+              <w:t xml:space="preserve">0</w:t>
+            </w:r>
+          </w:p>
+        </w:tc>
+      </w:tr>
+      <w:tr>
+        <w:tc>
+          <w:tcPr/>
+          <w:p>
+            <w:pPr>
+              <w:pStyle w:val="Compact"/>
+              <w:jc w:val="left"/>
+            </w:pPr>
+            <w:r>
+              <w:t xml:space="preserve">opponent source</w:t>
+            </w:r>
+          </w:p>
+        </w:tc>
+        <w:tc>
+          <w:tcPr/>
+          <w:p>
+            <w:pPr>
+              <w:pStyle w:val="Compact"/>
+              <w:jc w:val="right"/>
+            </w:pPr>
+            <w:r>
+              <w:t xml:space="preserve">0.00</w:t>
+            </w:r>
+          </w:p>
+        </w:tc>
+        <w:tc>
+          <w:tcPr/>
+          <w:p>
+            <w:pPr>
+              <w:pStyle w:val="Compact"/>
+              <w:jc w:val="right"/>
+            </w:pPr>
+            <w:r>
+              <w:t xml:space="preserve">0</w:t>
+            </w:r>
+          </w:p>
+        </w:tc>
+      </w:tr>
+      <w:tr>
+        <w:tc>
+          <w:tcPr/>
+          <w:p>
+            <w:pPr>
+              <w:pStyle w:val="Compact"/>
+              <w:jc w:val="left"/>
+            </w:pPr>
+            <w:r>
+              <w:t xml:space="preserve">own destination</w:t>
+            </w:r>
+          </w:p>
+        </w:tc>
+        <w:tc>
+          <w:tcPr/>
+          <w:p>
+            <w:pPr>
+              <w:pStyle w:val="Compact"/>
+              <w:jc w:val="right"/>
+            </w:pPr>
+            <w:r>
+              <w:t xml:space="preserve">0.08</w:t>
+            </w:r>
+          </w:p>
+        </w:tc>
+        <w:tc>
+          <w:tcPr/>
+          <w:p>
+            <w:pPr>
+              <w:pStyle w:val="Compact"/>
+              <w:jc w:val="right"/>
+            </w:pPr>
+            <w:r>
+              <w:t xml:space="preserve">48</w:t>
+            </w:r>
+          </w:p>
+        </w:tc>
+      </w:tr>
+      <w:tr>
+        <w:tc>
+          <w:tcPr/>
+          <w:p>
+            <w:pPr>
+              <w:pStyle w:val="Compact"/>
+              <w:jc w:val="left"/>
+            </w:pPr>
+            <w:r>
+              <w:t xml:space="preserve">geometry</w:t>
+            </w:r>
+          </w:p>
+        </w:tc>
+        <w:tc>
+          <w:tcPr/>
+          <w:p>
+            <w:pPr>
+              <w:pStyle w:val="Compact"/>
+              <w:jc w:val="right"/>
+            </w:pPr>
+            <w:r>
+              <w:t xml:space="preserve">0.01</w:t>
+            </w:r>
+          </w:p>
+        </w:tc>
+        <w:tc>
+          <w:tcPr/>
+          <w:p>
+            <w:pPr>
+              <w:pStyle w:val="Compact"/>
+              <w:jc w:val="right"/>
+            </w:pPr>
+            <w:r>
+              <w:t xml:space="preserve">1</w:t>
+            </w:r>
+          </w:p>
+        </w:tc>
+      </w:tr>
+      <w:tr>
+        <w:tc>
+          <w:tcPr/>
+          <w:p>
+            <w:pPr>
+              <w:pStyle w:val="Compact"/>
+              <w:jc w:val="left"/>
+            </w:pPr>
+            <w:r>
+              <w:t xml:space="preserve">leaves check</w:t>
+            </w:r>
+          </w:p>
+        </w:tc>
+        <w:tc>
+          <w:tcPr/>
+          <w:p>
+            <w:pPr>
+              <w:pStyle w:val="Compact"/>
+              <w:jc w:val="right"/>
+            </w:pPr>
+            <w:r>
+              <w:t xml:space="preserve">18.33</w:t>
+            </w:r>
+          </w:p>
+        </w:tc>
+        <w:tc>
+          <w:tcPr/>
+          <w:p>
+            <w:pPr>
+              <w:pStyle w:val="Compact"/>
+              <w:jc w:val="right"/>
+            </w:pPr>
+            <w:r>
+              <w:t xml:space="preserve">58</w:t>
+            </w:r>
+          </w:p>
+        </w:tc>
+      </w:tr>
+    </w:tbl>
+    <w:p>
+      <w:pPr>
+        <w:pStyle w:val="BodyText"/>
+      </w:pPr>
+      <w:r>
+        <w:t xml:space="preserve">Two things follow, and the second is inconvenient for us. The local and global</w:t>
+      </w:r>
+      <w:r>
+        <w:t xml:space="preserve"> </w:t>
+      </w:r>
+      <w:r>
+        <w:t xml:space="preserve">distinction this paper rests on is confirmed, and is now a measurement rather than</w:t>
+      </w:r>
+      <w:r>
+        <w:t xml:space="preserve"> </w:t>
+      </w:r>
+      <w:r>
+        <w:t xml:space="preserve">an argument: the check class depends on 18.33 squares on average, with a</w:t>
+      </w:r>
+      <w:r>
+        <w:t xml:space="preserve"> </w:t>
+      </w:r>
+      <w:r>
+        <w:t xml:space="preserve">standard deviation of 11.9 and a maximum of 58, while every other</w:t>
+      </w:r>
+      <w:r>
+        <w:t xml:space="preserve"> </w:t>
+      </w:r>
+      <w:r>
+        <w:t xml:space="preserve">class depends on essentially none. That separation is not a matter of degree.</w:t>
+      </w:r>
+    </w:p>
+    <w:p>
+      <w:pPr>
+        <w:pStyle w:val="BodyText"/>
+      </w:pPr>
+      <w:r>
+        <w:t xml:space="preserve">But</w:t>
+      </w:r>
+      <w:r>
+        <w:t xml:space="preserve"> </w:t>
+      </w:r>
+      <m:oMath>
+        <m:r>
+          <m:t>k</m:t>
+        </m:r>
+      </m:oMath>
+      <w:r>
+        <w:t xml:space="preserve"> </w:t>
+      </w:r>
+      <w:r>
+        <w:t xml:space="preserve">does</w:t>
+      </w:r>
+      <w:r>
+        <w:t xml:space="preserve"> </w:t>
+      </w:r>
+      <w:r>
+        <w:rPr>
+          <w:i/>
+          <w:iCs/>
+        </w:rPr>
+        <w:t xml:space="preserve">not</w:t>
+      </w:r>
+      <w:r>
+        <w:t xml:space="preserve"> </w:t>
+      </w:r>
+      <w:r>
+        <w:t xml:space="preserve">explain the ordering of the exponents. Geometry has an</w:t>
+      </w:r>
+      <w:r>
+        <w:t xml:space="preserve"> </w:t>
+      </w:r>
+      <w:r>
+        <w:t xml:space="preserve">exponent of</w:t>
+      </w:r>
+      <w:r>
+        <w:t xml:space="preserve"> </w:t>
+      </w:r>
+      <m:oMath>
+        <m:r>
+          <m:rPr>
+            <m:sty m:val="p"/>
+          </m:rPr>
+          <m:t>−</m:t>
+        </m:r>
+      </m:oMath>
+      <w:r>
+        <w:t xml:space="preserve">0.207, roughly halfway between the local classes and the check</w:t>
+      </w:r>
+      <w:r>
+        <w:t xml:space="preserve"> </w:t>
+      </w:r>
+      <w:r>
+        <w:t xml:space="preserve">class, and a dependency set indistinguishable from the local ones. The reason lies in</w:t>
+      </w:r>
+      <w:r>
+        <w:t xml:space="preserve"> </w:t>
+      </w:r>
+      <w:r>
+        <w:t xml:space="preserve">the taxonomy rather than in the models: of 900 geometry errors sampled,</w:t>
+      </w:r>
+      <w:r>
+        <w:t xml:space="preserve"> </w:t>
+      </w:r>
+      <w:r>
+        <w:t xml:space="preserve">98.1 percent are moves the piece cannot make under any arrangement of the</w:t>
+      </w:r>
+      <w:r>
+        <w:t xml:space="preserve"> </w:t>
+      </w:r>
+      <w:r>
+        <w:t xml:space="preserve">other squares, and only 1.9 percent are genuinely blocked paths. The label</w:t>
+      </w:r>
+      <w:r>
+        <w:t xml:space="preserve"> </w:t>
+      </w:r>
+      <w:r>
+        <w:t xml:space="preserve">covers two mechanically different errors, and the description of geometry as depending</w:t>
+      </w:r>
+      <w:r>
+        <w:t xml:space="preserve"> </w:t>
+      </w:r>
+      <w:r>
+        <w:t xml:space="preserve">on intervening squares holds for a fiftieth of the cases carrying it.</w:t>
+      </w:r>
+    </w:p>
+    <w:p>
+      <w:pPr>
+        <w:pStyle w:val="BodyText"/>
+      </w:pPr>
+      <w:r>
+        <w:t xml:space="preserve">We report this rather than choose</w:t>
+      </w:r>
+      <w:r>
+        <w:t xml:space="preserve"> </w:t>
+      </w:r>
+      <m:oMath>
+        <m:r>
+          <m:t>k</m:t>
+        </m:r>
+      </m:oMath>
+      <w:r>
+        <w:t xml:space="preserve"> </w:t>
+      </w:r>
+      <w:r>
+        <w:t xml:space="preserve">to fit. Hand-assigned values of</w:t>
+      </w:r>
+      <w:r>
+        <w:t xml:space="preserve"> </w:t>
+      </w:r>
+      <m:oMath>
+        <m:r>
+          <m:t>k</m:t>
+        </m:r>
+      </m:oMath>
+      <w:r>
+        <w:t xml:space="preserve"> </w:t>
+      </w:r>
+      <w:r>
+        <w:t xml:space="preserve">produce a</w:t>
+      </w:r>
+      <w:r>
+        <w:t xml:space="preserve"> </w:t>
+      </w:r>
+      <w:r>
+        <w:t xml:space="preserve">coefficient of determination anywhere from about two thirds to about seven eighths</w:t>
+      </w:r>
+      <w:r>
+        <w:t xml:space="preserve"> </w:t>
+      </w:r>
+      <w:r>
+        <w:t xml:space="preserve">depending on which values are assigned, which measures the freedom in the assignment</w:t>
+      </w:r>
+      <w:r>
+        <w:t xml:space="preserve"> </w:t>
+      </w:r>
+      <w:r>
+        <w:t xml:space="preserve">and not a relationship in the data. The ordinal claim is supported at the extremes,</w:t>
+      </w:r>
+      <w:r>
+        <w:t xml:space="preserve"> </w:t>
+      </w:r>
+      <w:r>
+        <w:t xml:space="preserve">where it is now measured. A continuous law predicting an exponent from locality is</w:t>
+      </w:r>
+      <w:r>
+        <w:t xml:space="preserve"> </w:t>
+      </w:r>
+      <w:r>
+        <w:t xml:space="preserve">not supported, and we assert none.</w:t>
       </w:r>
       <w:r>
         <w:t xml:space="preserve"> </w:t>
@@ -1160,8 +1747,8 @@
         <w:t xml:space="preserve">exhaustive and the parser correct; it is a quality check, not a finding.</w:t>
       </w:r>
     </w:p>
-    <w:bookmarkEnd w:id="18"/>
-    <w:bookmarkStart w:id="19" w:name="absolute-rates-not-shares."/>
+    <w:bookmarkEnd w:id="19"/>
+    <w:bookmarkStart w:id="20" w:name="absolute-rates-not-shares."/>
     <w:p>
       <w:pPr>
         <w:pStyle w:val="Heading4"/>
@@ -1208,8 +1795,8 @@
         <w:t xml:space="preserve">fact getting better at.</w:t>
       </w:r>
     </w:p>
-    <w:bookmarkEnd w:id="19"/>
-    <w:bookmarkStart w:id="20" w:name="exponents-and-intervals."/>
+    <w:bookmarkEnd w:id="20"/>
+    <w:bookmarkStart w:id="21" w:name="exponents-and-intervals."/>
     <w:p>
       <w:pPr>
         <w:pStyle w:val="Heading4"/>
@@ -1250,8 +1837,8 @@
         <w:t xml:space="preserve">resamples, so its interval is on the difference itself.</w:t>
       </w:r>
     </w:p>
-    <w:bookmarkEnd w:id="20"/>
-    <w:bookmarkStart w:id="21" w:name="computing-environment."/>
+    <w:bookmarkEnd w:id="21"/>
+    <w:bookmarkStart w:id="22" w:name="computing-environment."/>
     <w:p>
       <w:pPr>
         <w:pStyle w:val="Heading4"/>
@@ -1363,9 +1950,9 @@
         <w:t xml:space="preserve">stale if the work moves to another machine.</w:t>
       </w:r>
     </w:p>
-    <w:bookmarkEnd w:id="21"/>
     <w:bookmarkEnd w:id="22"/>
-    <w:bookmarkStart w:id="31" w:name="sec:scaling"/>
+    <w:bookmarkEnd w:id="23"/>
+    <w:bookmarkStart w:id="32" w:name="sec:scaling"/>
     <w:p>
       <w:pPr>
         <w:pStyle w:val="Heading1"/>
@@ -1374,7 +1961,7 @@
         <w:t xml:space="preserve">Differential Scaling</w:t>
       </w:r>
     </w:p>
-    <w:bookmarkStart w:id="23" w:name="tab:exponents"/>
+    <w:bookmarkStart w:id="24" w:name="tab:exponents"/>
     <w:p>
       <w:pPr>
         <w:pStyle w:val="TableCaption"/>
@@ -2145,8 +2732,8 @@
         </w:tc>
       </w:tr>
     </w:tbl>
-    <w:bookmarkEnd w:id="23"/>
-    <w:bookmarkStart w:id="27" w:name="fig:scaling"/>
+    <w:bookmarkEnd w:id="24"/>
+    <w:bookmarkStart w:id="28" w:name="fig:scaling"/>
     <w:p>
       <w:pPr>
         <w:pStyle w:val="CaptionedFigure"/>
@@ -2156,18 +2743,18 @@
           <wp:inline>
             <wp:extent cx="5334000" cy="1981200"/>
             <wp:effectExtent b="0" l="0" r="0" t="0"/>
-            <wp:docPr descr="" title="" id="25" name="Picture"/>
+            <wp:docPr descr="" title="" id="26" name="Picture"/>
             <a:graphic>
               <a:graphicData uri="http://schemas.openxmlformats.org/drawingml/2006/picture">
                 <pic:pic>
                   <pic:nvPicPr>
-                    <pic:cNvPr descr="scaling.png" id="26" name="Picture"/>
+                    <pic:cNvPr descr="scaling.png" id="27" name="Picture"/>
                     <pic:cNvPicPr>
                       <a:picLocks noChangeArrowheads="1" noChangeAspect="1"/>
                     </pic:cNvPicPr>
                   </pic:nvPicPr>
                   <pic:blipFill>
-                    <a:blip r:embed="rId24"/>
+                    <a:blip r:embed="rId25"/>
                     <a:stretch>
                       <a:fillRect/>
                     </a:stretch>
@@ -2237,7 +2824,7 @@
         <w:t xml:space="preserve">class falls faster than the global one.</w:t>
       </w:r>
     </w:p>
-    <w:bookmarkEnd w:id="27"/>
+    <w:bookmarkEnd w:id="28"/>
     <w:p>
       <w:pPr>
         <w:pStyle w:val="BodyText"/>
@@ -2434,7 +3021,7 @@
         <w:t xml:space="preserve">to objections about probe validity.</w:t>
       </w:r>
     </w:p>
-    <w:bookmarkStart w:id="28" w:name="Xe435d9af20c33377a86dd9f15c1c3c5b931c75f"/>
+    <w:bookmarkStart w:id="29" w:name="Xe435d9af20c33377a86dd9f15c1c3c5b931c75f"/>
     <w:p>
       <w:pPr>
         <w:pStyle w:val="Heading4"/>
@@ -2555,8 +3142,8 @@
         <w:t xml:space="preserve">exactly the shallow ones that grow without bound.</w:t>
       </w:r>
     </w:p>
-    <w:bookmarkEnd w:id="28"/>
-    <w:bookmarkStart w:id="29" w:name="a-closed-compositional-fit."/>
+    <w:bookmarkEnd w:id="29"/>
+    <w:bookmarkStart w:id="30" w:name="a-closed-compositional-fit."/>
     <w:p>
       <w:pPr>
         <w:pStyle w:val="Heading4"/>
@@ -2764,8 +3351,8 @@
         <w:t xml:space="preserve">maximum in the check category.</w:t>
       </w:r>
     </w:p>
-    <w:bookmarkEnd w:id="29"/>
-    <w:bookmarkStart w:id="30" w:name="X4816c4fcf1510c856b97a082072434f0e44477a"/>
+    <w:bookmarkEnd w:id="30"/>
+    <w:bookmarkStart w:id="31" w:name="X4816c4fcf1510c856b97a082072434f0e44477a"/>
     <w:p>
       <w:pPr>
         <w:pStyle w:val="Heading4"/>
@@ -3229,9 +3816,9 @@
         <w:t xml:space="preserve">us report it as a property of the method rather than of our data.</w:t>
       </w:r>
     </w:p>
-    <w:bookmarkEnd w:id="30"/>
     <w:bookmarkEnd w:id="31"/>
-    <w:bookmarkStart w:id="38" w:name="sec:external"/>
+    <w:bookmarkEnd w:id="32"/>
+    <w:bookmarkStart w:id="39" w:name="sec:external"/>
     <w:p>
       <w:pPr>
         <w:pStyle w:val="Heading1"/>
@@ -3240,7 +3827,7 @@
         <w:t xml:space="preserve">External Validity</w:t>
       </w:r>
     </w:p>
-    <w:bookmarkStart w:id="32" w:name="an-independent-ladder."/>
+    <w:bookmarkStart w:id="33" w:name="an-independent-ladder."/>
     <w:p>
       <w:pPr>
         <w:pStyle w:val="Heading4"/>
@@ -3299,8 +3886,8 @@
         <w:t xml:space="preserve">and read the model’s move by greedy character decoding at move boundaries.</w:t>
       </w:r>
     </w:p>
-    <w:bookmarkEnd w:id="32"/>
-    <w:bookmarkStart w:id="34" w:name="verifying-the-adapters."/>
+    <w:bookmarkEnd w:id="33"/>
+    <w:bookmarkStart w:id="35" w:name="verifying-the-adapters."/>
     <w:p>
       <w:pPr>
         <w:pStyle w:val="Heading4"/>
@@ -3564,7 +4151,7 @@
         <w:t xml:space="preserve">data, so only exponents are comparable and never levels.</w:t>
       </w:r>
     </w:p>
-    <w:bookmarkStart w:id="33" w:name="tab:external"/>
+    <w:bookmarkStart w:id="34" w:name="tab:external"/>
     <w:p>
       <w:pPr>
         <w:pStyle w:val="TableCaption"/>
@@ -3977,9 +4564,9 @@
         </w:tc>
       </w:tr>
     </w:tbl>
-    <w:bookmarkEnd w:id="33"/>
     <w:bookmarkEnd w:id="34"/>
-    <w:bookmarkStart w:id="35" w:name="a-game-with-non-local-rules."/>
+    <w:bookmarkEnd w:id="35"/>
+    <w:bookmarkStart w:id="36" w:name="a-game-with-non-local-rules."/>
     <w:p>
       <w:pPr>
         <w:pStyle w:val="Heading4"/>
@@ -4071,8 +4658,8 @@
         <w:t xml:space="preserve">bands.</w:t>
       </w:r>
     </w:p>
-    <w:bookmarkEnd w:id="35"/>
-    <w:bookmarkStart w:id="37" w:name="heavy-training."/>
+    <w:bookmarkEnd w:id="36"/>
+    <w:bookmarkStart w:id="38" w:name="heavy-training."/>
     <w:p>
       <w:pPr>
         <w:pStyle w:val="Heading4"/>
@@ -4162,7 +4749,7 @@
         <w:t xml:space="preserve">which lifts the illegal rate from 0.0026 to 0.0231.</w:t>
       </w:r>
     </w:p>
-    <w:bookmarkStart w:id="36" w:name="tab:chessgpt"/>
+    <w:bookmarkStart w:id="37" w:name="tab:chessgpt"/>
     <w:p>
       <w:pPr>
         <w:pStyle w:val="TableCaption"/>
@@ -4788,7 +5375,7 @@
         </w:tc>
       </w:tr>
     </w:tbl>
-    <w:bookmarkEnd w:id="36"/>
+    <w:bookmarkEnd w:id="37"/>
     <w:p>
       <w:pPr>
         <w:pStyle w:val="BodyText"/>
@@ -4878,9 +5465,9 @@
         <w:t xml:space="preserve">cases. Heavy training weakens coherent error without removing it.</w:t>
       </w:r>
     </w:p>
-    <w:bookmarkEnd w:id="37"/>
     <w:bookmarkEnd w:id="38"/>
-    <w:bookmarkStart w:id="43" w:name="sec:mech"/>
+    <w:bookmarkEnd w:id="39"/>
+    <w:bookmarkStart w:id="44" w:name="sec:mech"/>
     <w:p>
       <w:pPr>
         <w:pStyle w:val="Heading1"/>
@@ -4903,7 +5490,7 @@
         <w:t xml:space="preserve">and edit instruments of Anonymous (2026), point to the same answer.</w:t>
       </w:r>
     </w:p>
-    <w:bookmarkStart w:id="39" w:name="coupling-is-local."/>
+    <w:bookmarkStart w:id="40" w:name="coupling-is-local."/>
     <w:p>
       <w:pPr>
         <w:pStyle w:val="Heading4"/>
@@ -5241,8 +5828,8 @@
         <w:t xml:space="preserve">with a strong local one.</w:t>
       </w:r>
     </w:p>
-    <w:bookmarkEnd w:id="39"/>
-    <w:bookmarkStart w:id="41" w:name="correction-reaches-about-two-squares."/>
+    <w:bookmarkEnd w:id="40"/>
+    <w:bookmarkStart w:id="42" w:name="correction-reaches-about-two-squares."/>
     <w:p>
       <w:pPr>
         <w:pStyle w:val="Heading4"/>
@@ -5336,7 +5923,7 @@
         <w:t xml:space="preserve">has a capability limit of roughly two squares, whatever the edit magnitude.</w:t>
       </w:r>
     </w:p>
-    <w:bookmarkStart w:id="40" w:name="tab:mechanism"/>
+    <w:bookmarkStart w:id="41" w:name="tab:mechanism"/>
     <w:p>
       <w:pPr>
         <w:pStyle w:val="TableCaption"/>
@@ -5571,9 +6158,9 @@
         </w:tc>
       </w:tr>
     </w:tbl>
-    <w:bookmarkEnd w:id="40"/>
     <w:bookmarkEnd w:id="41"/>
-    <w:bookmarkStart w:id="42" w:name="what-local-correction-cannot-reach."/>
+    <w:bookmarkEnd w:id="42"/>
+    <w:bookmarkStart w:id="43" w:name="what-local-correction-cannot-reach."/>
     <w:p>
       <w:pPr>
         <w:pStyle w:val="Heading4"/>
@@ -5716,9 +6303,9 @@
         <w:t xml:space="preserve">failures that correction at the move’s squares cannot address.</w:t>
       </w:r>
     </w:p>
-    <w:bookmarkEnd w:id="42"/>
     <w:bookmarkEnd w:id="43"/>
-    <w:bookmarkStart w:id="45" w:name="sec:inversion"/>
+    <w:bookmarkEnd w:id="44"/>
+    <w:bookmarkStart w:id="46" w:name="sec:inversion"/>
     <w:p>
       <w:pPr>
         <w:pStyle w:val="Heading1"/>
@@ -5794,7 +6381,7 @@
         <w:t xml:space="preserve">some of which is legal.</w:t>
       </w:r>
     </w:p>
-    <w:bookmarkStart w:id="44" w:name="tab:inversion"/>
+    <w:bookmarkStart w:id="45" w:name="tab:inversion"/>
     <w:p>
       <w:pPr>
         <w:pStyle w:val="TableCaption"/>
@@ -6263,7 +6850,7 @@
         </w:tc>
       </w:tr>
     </w:tbl>
-    <w:bookmarkEnd w:id="44"/>
+    <w:bookmarkEnd w:id="45"/>
     <w:p>
       <w:pPr>
         <w:pStyle w:val="BodyText"/>
@@ -6439,8 +7026,8 @@
         <w:t xml:space="preserve">a flatter distribution can lower, may be measuring hedging.</w:t>
       </w:r>
     </w:p>
-    <w:bookmarkEnd w:id="45"/>
-    <w:bookmarkStart w:id="46" w:name="discussion"/>
+    <w:bookmarkEnd w:id="46"/>
+    <w:bookmarkStart w:id="47" w:name="discussion"/>
     <w:p>
       <w:pPr>
         <w:pStyle w:val="Heading1"/>
@@ -6735,8 +7322,8 @@
         <w:t xml:space="preserve">be asked without any access to model internals.</w:t>
       </w:r>
     </w:p>
-    <w:bookmarkEnd w:id="46"/>
-    <w:bookmarkStart w:id="47" w:name="sec:limits"/>
+    <w:bookmarkEnd w:id="47"/>
+    <w:bookmarkStart w:id="48" w:name="sec:limits"/>
     <w:p>
       <w:pPr>
         <w:pStyle w:val="Heading1"/>
@@ -6956,8 +7543,8 @@
         <w:t xml:space="preserve">makes them measurable and what makes them unrepresentative of open-ended reasoning.</w:t>
       </w:r>
     </w:p>
-    <w:bookmarkEnd w:id="47"/>
-    <w:bookmarkStart w:id="48" w:name="conclusion"/>
+    <w:bookmarkEnd w:id="48"/>
+    <w:bookmarkStart w:id="49" w:name="conclusion"/>
     <w:p>
       <w:pPr>
         <w:pStyle w:val="Heading1"/>
@@ -7016,8 +7603,8 @@
         <w:t xml:space="preserve">metric a flatter output distribution cannot improve.</w:t>
       </w:r>
     </w:p>
-    <w:bookmarkEnd w:id="48"/>
-    <w:bookmarkStart w:id="53" w:name="declarations"/>
+    <w:bookmarkEnd w:id="49"/>
+    <w:bookmarkStart w:id="54" w:name="declarations"/>
     <w:p>
       <w:pPr>
         <w:pStyle w:val="Heading1"/>
@@ -7026,7 +7613,7 @@
         <w:t xml:space="preserve">Declarations</w:t>
       </w:r>
     </w:p>
-    <w:bookmarkStart w:id="49" w:name="disclosure-statement."/>
+    <w:bookmarkStart w:id="50" w:name="disclosure-statement."/>
     <w:p>
       <w:pPr>
         <w:pStyle w:val="Heading4"/>
@@ -7043,8 +7630,8 @@
         <w:t xml:space="preserve">Removed for double-anonymous peer review.</w:t>
       </w:r>
     </w:p>
-    <w:bookmarkEnd w:id="49"/>
-    <w:bookmarkStart w:id="50" w:name="funding."/>
+    <w:bookmarkEnd w:id="50"/>
+    <w:bookmarkStart w:id="51" w:name="funding."/>
     <w:p>
       <w:pPr>
         <w:pStyle w:val="Heading4"/>
@@ -7061,8 +7648,8 @@
         <w:t xml:space="preserve">Removed for double-anonymous peer review.</w:t>
       </w:r>
     </w:p>
-    <w:bookmarkEnd w:id="50"/>
-    <w:bookmarkStart w:id="51" w:name="data-availability-statement."/>
+    <w:bookmarkEnd w:id="51"/>
+    <w:bookmarkStart w:id="52" w:name="data-availability-statement."/>
     <w:p>
       <w:pPr>
         <w:pStyle w:val="Heading4"/>
@@ -7091,8 +7678,8 @@
         <w:t xml:space="preserve">public.</w:t>
       </w:r>
     </w:p>
-    <w:bookmarkEnd w:id="51"/>
-    <w:bookmarkStart w:id="52" w:name="ai-usage-declaration."/>
+    <w:bookmarkEnd w:id="52"/>
+    <w:bookmarkStart w:id="53" w:name="ai-usage-declaration."/>
     <w:p>
       <w:pPr>
         <w:pStyle w:val="Heading4"/>
@@ -7121,9 +7708,9 @@
         <w:t xml:space="preserve">responsibility for the content.</w:t>
       </w:r>
     </w:p>
-    <w:bookmarkEnd w:id="52"/>
     <w:bookmarkEnd w:id="53"/>
-    <w:bookmarkStart w:id="54" w:name="app:capacity"/>
+    <w:bookmarkEnd w:id="54"/>
+    <w:bookmarkStart w:id="55" w:name="app:capacity"/>
     <w:p>
       <w:pPr>
         <w:pStyle w:val="Heading1"/>
@@ -7206,8 +7793,8 @@
         <w:t xml:space="preserve">encoding.</w:t>
       </w:r>
     </w:p>
-    <w:bookmarkEnd w:id="54"/>
-    <w:bookmarkStart w:id="74" w:name="app:integrity"/>
+    <w:bookmarkEnd w:id="55"/>
+    <w:bookmarkStart w:id="75" w:name="app:integrity"/>
     <w:p>
       <w:pPr>
         <w:pStyle w:val="Heading1"/>
@@ -7366,8 +7953,8 @@
         <w:t xml:space="preserve">analysis repository’s version history.</w:t>
       </w:r>
     </w:p>
-    <w:bookmarkStart w:id="73" w:name="refs"/>
-    <w:bookmarkStart w:id="55" w:name="ref-balogh2026verification"/>
+    <w:bookmarkStart w:id="74" w:name="refs"/>
+    <w:bookmarkStart w:id="56" w:name="ref-balogh2026verification"/>
     <w:p>
       <w:pPr>
         <w:pStyle w:val="Bibliography"/>
@@ -7395,8 +7982,8 @@
         <w:t xml:space="preserve">.</w:t>
       </w:r>
     </w:p>
-    <w:bookmarkEnd w:id="55"/>
-    <w:bookmarkStart w:id="56" w:name="ref-harang2025tracking"/>
+    <w:bookmarkEnd w:id="56"/>
+    <w:bookmarkStart w:id="57" w:name="ref-harang2025tracking"/>
     <w:p>
       <w:pPr>
         <w:pStyle w:val="Bibliography"/>
@@ -7424,8 +8011,8 @@
         <w:t xml:space="preserve">.</w:t>
       </w:r>
     </w:p>
-    <w:bookmarkEnd w:id="56"/>
-    <w:bookmarkStart w:id="57" w:name="ref-hoffmann2022training"/>
+    <w:bookmarkEnd w:id="57"/>
+    <w:bookmarkStart w:id="58" w:name="ref-hoffmann2022training"/>
     <w:p>
       <w:pPr>
         <w:pStyle w:val="Bibliography"/>
@@ -7456,8 +8043,8 @@
         <w:t xml:space="preserve">.</w:t>
       </w:r>
     </w:p>
-    <w:bookmarkEnd w:id="57"/>
-    <w:bookmarkStart w:id="58" w:name="ref-kaplan2020scaling"/>
+    <w:bookmarkEnd w:id="58"/>
+    <w:bookmarkStart w:id="59" w:name="ref-kaplan2020scaling"/>
     <w:p>
       <w:pPr>
         <w:pStyle w:val="Bibliography"/>
@@ -7485,8 +8072,8 @@
         <w:t xml:space="preserve">.</w:t>
       </w:r>
     </w:p>
-    <w:bookmarkEnd w:id="58"/>
-    <w:bookmarkStart w:id="59" w:name="ref-karvonen2024emergent"/>
+    <w:bookmarkEnd w:id="59"/>
+    <w:bookmarkStart w:id="60" w:name="ref-karvonen2024emergent"/>
     <w:p>
       <w:pPr>
         <w:pStyle w:val="Bibliography"/>
@@ -7514,8 +8101,8 @@
         <w:t xml:space="preserve">.</w:t>
       </w:r>
     </w:p>
-    <w:bookmarkEnd w:id="59"/>
-    <w:bookmarkStart w:id="60" w:name="ref-karvonen2024measuring"/>
+    <w:bookmarkEnd w:id="60"/>
+    <w:bookmarkStart w:id="61" w:name="ref-karvonen2024measuring"/>
     <w:p>
       <w:pPr>
         <w:pStyle w:val="Bibliography"/>
@@ -7543,8 +8130,8 @@
         <w:t xml:space="preserve">.</w:t>
       </w:r>
     </w:p>
-    <w:bookmarkEnd w:id="60"/>
-    <w:bookmarkStart w:id="61" w:name="ref-li2023emergent"/>
+    <w:bookmarkEnd w:id="61"/>
+    <w:bookmarkStart w:id="62" w:name="ref-li2023emergent"/>
     <w:p>
       <w:pPr>
         <w:pStyle w:val="Bibliography"/>
@@ -7572,8 +8159,8 @@
         <w:t xml:space="preserve">.</w:t>
       </w:r>
     </w:p>
-    <w:bookmarkEnd w:id="61"/>
-    <w:bookmarkStart w:id="62" w:name="ref-li2026tracking"/>
+    <w:bookmarkEnd w:id="62"/>
+    <w:bookmarkStart w:id="63" w:name="ref-li2026tracking"/>
     <w:p>
       <w:pPr>
         <w:pStyle w:val="Bibliography"/>
@@ -7595,8 +8182,8 @@
         <w:t xml:space="preserve">.</w:t>
       </w:r>
     </w:p>
-    <w:bookmarkEnd w:id="62"/>
-    <w:bookmarkStart w:id="63" w:name="ref-lightman2024lets"/>
+    <w:bookmarkEnd w:id="63"/>
+    <w:bookmarkStart w:id="64" w:name="ref-lightman2024lets"/>
     <w:p>
       <w:pPr>
         <w:pStyle w:val="Bibliography"/>
@@ -7624,8 +8211,8 @@
         <w:t xml:space="preserve">.</w:t>
       </w:r>
     </w:p>
-    <w:bookmarkEnd w:id="63"/>
-    <w:bookmarkStart w:id="64" w:name="ref-meng2022locating"/>
+    <w:bookmarkEnd w:id="64"/>
+    <w:bookmarkStart w:id="65" w:name="ref-meng2022locating"/>
     <w:p>
       <w:pPr>
         <w:pStyle w:val="Bibliography"/>
@@ -7662,8 +8249,8 @@
         <w:t xml:space="preserve">.</w:t>
       </w:r>
     </w:p>
-    <w:bookmarkEnd w:id="64"/>
-    <w:bookmarkStart w:id="66" w:name="ref-nanda2023emergent"/>
+    <w:bookmarkEnd w:id="65"/>
+    <w:bookmarkStart w:id="67" w:name="ref-nanda2023emergent"/>
     <w:p>
       <w:pPr>
         <w:pStyle w:val="Bibliography"/>
@@ -7693,7 +8280,7 @@
       <w:r>
         <w:t xml:space="preserve"> </w:t>
       </w:r>
-      <w:hyperlink r:id="rId65">
+      <w:hyperlink r:id="rId66">
         <w:r>
           <w:rPr>
             <w:rStyle w:val="Hyperlink"/>
@@ -7705,8 +8292,8 @@
         <w:t xml:space="preserve">.</w:t>
       </w:r>
     </w:p>
-    <w:bookmarkEnd w:id="66"/>
-    <w:bookmarkStart w:id="67" w:name="ref-pereira2026transformers"/>
+    <w:bookmarkEnd w:id="67"/>
+    <w:bookmarkStart w:id="68" w:name="ref-pereira2026transformers"/>
     <w:p>
       <w:pPr>
         <w:pStyle w:val="Bibliography"/>
@@ -7728,8 +8315,8 @@
         <w:t xml:space="preserve">.</w:t>
       </w:r>
     </w:p>
-    <w:bookmarkEnd w:id="67"/>
-    <w:bookmarkStart w:id="69" w:name="ref-toshniwal2022chess"/>
+    <w:bookmarkEnd w:id="68"/>
+    <w:bookmarkStart w:id="70" w:name="ref-toshniwal2022chess"/>
     <w:p>
       <w:pPr>
         <w:pStyle w:val="Bibliography"/>
@@ -7762,7 +8349,7 @@
       <w:r>
         <w:t xml:space="preserve"> </w:t>
       </w:r>
-      <w:hyperlink r:id="rId68">
+      <w:hyperlink r:id="rId69">
         <w:r>
           <w:rPr>
             <w:rStyle w:val="Hyperlink"/>
@@ -7774,8 +8361,8 @@
         <w:t xml:space="preserve">.</w:t>
       </w:r>
     </w:p>
-    <w:bookmarkEnd w:id="69"/>
-    <w:bookmarkStart w:id="70" w:name="ref-walker2026chess"/>
+    <w:bookmarkEnd w:id="70"/>
+    <w:bookmarkStart w:id="71" w:name="ref-walker2026chess"/>
     <w:p>
       <w:pPr>
         <w:pStyle w:val="Bibliography"/>
@@ -7797,8 +8384,8 @@
         <w:t xml:space="preserve">.</w:t>
       </w:r>
     </w:p>
-    <w:bookmarkEnd w:id="70"/>
-    <w:bookmarkStart w:id="71" w:name="ref-wang2023selfconsistency"/>
+    <w:bookmarkEnd w:id="71"/>
+    <w:bookmarkStart w:id="72" w:name="ref-wang2023selfconsistency"/>
     <w:p>
       <w:pPr>
         <w:pStyle w:val="Bibliography"/>
@@ -7826,8 +8413,8 @@
         <w:t xml:space="preserve">.</w:t>
       </w:r>
     </w:p>
-    <w:bookmarkEnd w:id="71"/>
-    <w:bookmarkStart w:id="72" w:name="ref-yao2023tree"/>
+    <w:bookmarkEnd w:id="72"/>
+    <w:bookmarkStart w:id="73" w:name="ref-yao2023tree"/>
     <w:p>
       <w:pPr>
         <w:pStyle w:val="Bibliography"/>
@@ -7855,9 +8442,9 @@
         <w:t xml:space="preserve">.</w:t>
       </w:r>
     </w:p>
-    <w:bookmarkEnd w:id="72"/>
     <w:bookmarkEnd w:id="73"/>
     <w:bookmarkEnd w:id="74"/>
+    <w:bookmarkEnd w:id="75"/>
     <w:sectPr>
       <w:footnotePr>
         <w:numRestart w:val="eachSect"/>

--- a/build_scaling/ScaleFixesLocalErrorsFirst_anon.docx
+++ b/build_scaling/ScaleFixesLocalErrorsFirst_anon.docx
@@ -1007,7 +1007,7 @@
           <w:rPr>
             <w:rStyle w:val="Hyperlink"/>
           </w:rPr>
-          <w:t xml:space="preserve">9</w:t>
+          <w:t xml:space="preserve">10</w:t>
         </w:r>
       </w:hyperlink>
       <w:r>
@@ -6284,7 +6284,7 @@
           <w:rPr>
             <w:rStyle w:val="Hyperlink"/>
           </w:rPr>
-          <w:t xml:space="preserve">12</w:t>
+          <w:t xml:space="preserve">13</w:t>
         </w:r>
       </w:hyperlink>
       <w:r>
@@ -7323,7 +7323,293 @@
       </w:r>
     </w:p>
     <w:bookmarkEnd w:id="47"/>
-    <w:bookmarkStart w:id="48" w:name="sec:limits"/>
+    <w:bookmarkStart w:id="52" w:name="sec:implications"/>
+    <w:p>
+      <w:pPr>
+        <w:pStyle w:val="Heading1"/>
+      </w:pPr>
+      <w:r>
+        <w:t xml:space="preserve">Implications for Individuals, Organisations, and Society</w:t>
+      </w:r>
+    </w:p>
+    <w:bookmarkStart w:id="48" w:name="X8ec0d5ddad4912730e599d4d4bbc1154520afd0"/>
+    <w:p>
+      <w:pPr>
+        <w:pStyle w:val="Heading4"/>
+      </w:pPr>
+      <w:r>
+        <w:t xml:space="preserve">For the people on the receiving end of a long-horizon failure.</w:t>
+      </w:r>
+    </w:p>
+    <w:p>
+      <w:pPr>
+        <w:pStyle w:val="FirstParagraph"/>
+      </w:pPr>
+      <w:r>
+        <w:t xml:space="preserve">The errors this paper separates are not equally visible to the person affected. An</w:t>
+      </w:r>
+      <w:r>
+        <w:t xml:space="preserve"> </w:t>
+      </w:r>
+      <w:r>
+        <w:t xml:space="preserve">error decidable from the move’s own squares is the kind a user can usually catch:</w:t>
+      </w:r>
+      <w:r>
+        <w:t xml:space="preserve"> </w:t>
+      </w:r>
+      <w:r>
+        <w:t xml:space="preserve">it contradicts something in front of them. An error that is locally consistent and</w:t>
+      </w:r>
+      <w:r>
+        <w:t xml:space="preserve"> </w:t>
+      </w:r>
+      <w:r>
+        <w:t xml:space="preserve">globally wrong is not, because every part of it looks right. Our measurements say</w:t>
+      </w:r>
+      <w:r>
+        <w:t xml:space="preserve"> </w:t>
+      </w:r>
+      <w:r>
+        <w:t xml:space="preserve">scale removes the first kind several times faster than the second, so the errors</w:t>
+      </w:r>
+      <w:r>
+        <w:t xml:space="preserve"> </w:t>
+      </w:r>
+      <w:r>
+        <w:t xml:space="preserve">that survive in larger systems are disproportionately the ones a non-expert cannot</w:t>
+      </w:r>
+      <w:r>
+        <w:t xml:space="preserve"> </w:t>
+      </w:r>
+      <w:r>
+        <w:t xml:space="preserve">see. That shifts the burden of catching mistakes from the person who can check a</w:t>
+      </w:r>
+      <w:r>
+        <w:t xml:space="preserve"> </w:t>
+      </w:r>
+      <w:r>
+        <w:t xml:space="preserve">detail to the person who can check the whole, and in most deployments those are not</w:t>
+      </w:r>
+      <w:r>
+        <w:t xml:space="preserve"> </w:t>
+      </w:r>
+      <w:r>
+        <w:t xml:space="preserve">the same person and the second is not present.</w:t>
+      </w:r>
+    </w:p>
+    <w:bookmarkEnd w:id="48"/>
+    <w:bookmarkStart w:id="49" w:name="for-managers-and-organisations."/>
+    <w:p>
+      <w:pPr>
+        <w:pStyle w:val="Heading4"/>
+      </w:pPr>
+      <w:r>
+        <w:t xml:space="preserve">For managers and organisations.</w:t>
+      </w:r>
+    </w:p>
+    <w:p>
+      <w:pPr>
+        <w:pStyle w:val="FirstParagraph"/>
+      </w:pPr>
+      <w:r>
+        <w:t xml:space="preserve">The practical reading is about where a mitigation budget goes. A class of failure</w:t>
+      </w:r>
+      <w:r>
+        <w:t xml:space="preserve"> </w:t>
+      </w:r>
+      <w:r>
+        <w:t xml:space="preserve">that scale removes on its own is a poor target for engineering effort, and a class</w:t>
+      </w:r>
+      <w:r>
+        <w:t xml:space="preserve"> </w:t>
+      </w:r>
+      <w:r>
+        <w:t xml:space="preserve">with an exponent near zero will still be there after the next model upgrade. Our</w:t>
+      </w:r>
+      <w:r>
+        <w:t xml:space="preserve"> </w:t>
+      </w:r>
+      <w:r>
+        <w:t xml:space="preserve">estimate is that errors surviving a correct local belief have an exponent of</w:t>
+      </w:r>
+      <w:r>
+        <w:t xml:space="preserve"> </w:t>
+      </w:r>
+      <w:r>
+        <w:t xml:space="preserve">+0.023, which is indistinguishable from no improvement at all.</w:t>
+      </w:r>
+      <w:r>
+        <w:t xml:space="preserve"> </w:t>
+      </w:r>
+      <w:r>
+        <w:t xml:space="preserve">An organisation deciding between waiting for the next generation and funding a</w:t>
+      </w:r>
+      <w:r>
+        <w:t xml:space="preserve"> </w:t>
+      </w:r>
+      <w:r>
+        <w:t xml:space="preserve">mitigation can, in a domain with a checker, measure which class its own failures</w:t>
+      </w:r>
+      <w:r>
+        <w:t xml:space="preserve"> </w:t>
+      </w:r>
+      <w:r>
+        <w:t xml:space="preserve">fall into rather than arguing about it. The second lesson is about measurement:</w:t>
+      </w:r>
+      <w:r>
+        <w:t xml:space="preserve"> </w:t>
+      </w:r>
+      <w:r>
+        <w:t xml:space="preserve">illegal-move rate, the metric most readily available, ranks a norm-matched random</w:t>
+      </w:r>
+      <w:r>
+        <w:t xml:space="preserve"> </w:t>
+      </w:r>
+      <w:r>
+        <w:t xml:space="preserve">edit above a correct repair in 18 of 18 models, because</w:t>
+      </w:r>
+      <w:r>
+        <w:t xml:space="preserve"> </w:t>
+      </w:r>
+      <w:r>
+        <w:t xml:space="preserve">hedging lowers it. An intervention scored that way can look effective while making</w:t>
+      </w:r>
+      <w:r>
+        <w:t xml:space="preserve"> </w:t>
+      </w:r>
+      <w:r>
+        <w:t xml:space="preserve">the system worse.</w:t>
+      </w:r>
+    </w:p>
+    <w:bookmarkEnd w:id="49"/>
+    <w:bookmarkStart w:id="50" w:name="strategic-implications."/>
+    <w:p>
+      <w:pPr>
+        <w:pStyle w:val="Heading4"/>
+      </w:pPr>
+      <w:r>
+        <w:t xml:space="preserve">Strategic implications.</w:t>
+      </w:r>
+    </w:p>
+    <w:p>
+      <w:pPr>
+        <w:pStyle w:val="FirstParagraph"/>
+      </w:pPr>
+      <w:r>
+        <w:t xml:space="preserve">Treat the composition of failure, rather than its rate, as the quantity worth</w:t>
+      </w:r>
+      <w:r>
+        <w:t xml:space="preserve"> </w:t>
+      </w:r>
+      <w:r>
+        <w:t xml:space="preserve">tracking. A falling error rate is compatible with the dangerous share of errors</w:t>
+      </w:r>
+      <w:r>
+        <w:t xml:space="preserve"> </w:t>
+      </w:r>
+      <w:r>
+        <w:t xml:space="preserve">rising, and our ladder shows exactly that: the total falls while the fraction that</w:t>
+      </w:r>
+      <w:r>
+        <w:t xml:space="preserve"> </w:t>
+      </w:r>
+      <w:r>
+        <w:t xml:space="preserve">is globally rather than locally wrong increases. An organisation that reports only</w:t>
+      </w:r>
+      <w:r>
+        <w:t xml:space="preserve"> </w:t>
+      </w:r>
+      <w:r>
+        <w:t xml:space="preserve">the aggregate will see improvement in the period when its remaining failures are</w:t>
+      </w:r>
+      <w:r>
+        <w:t xml:space="preserve"> </w:t>
+      </w:r>
+      <w:r>
+        <w:t xml:space="preserve">becoming harder to detect. The capability to decompose is cheap where an oracle</w:t>
+      </w:r>
+      <w:r>
+        <w:t xml:space="preserve"> </w:t>
+      </w:r>
+      <w:r>
+        <w:t xml:space="preserve">exists and needs no access to model internals, so it is available to a buyer as well</w:t>
+      </w:r>
+      <w:r>
+        <w:t xml:space="preserve"> </w:t>
+      </w:r>
+      <w:r>
+        <w:t xml:space="preserve">as to a vendor, which matters when the two disagree about whether a known defect</w:t>
+      </w:r>
+      <w:r>
+        <w:t xml:space="preserve"> </w:t>
+      </w:r>
+      <w:r>
+        <w:t xml:space="preserve">will be fixed by scale.</w:t>
+      </w:r>
+    </w:p>
+    <w:bookmarkEnd w:id="50"/>
+    <w:bookmarkStart w:id="51" w:name="for-society-and-the-public-record."/>
+    <w:p>
+      <w:pPr>
+        <w:pStyle w:val="Heading4"/>
+      </w:pPr>
+      <w:r>
+        <w:t xml:space="preserve">For society and the public record.</w:t>
+      </w:r>
+    </w:p>
+    <w:p>
+      <w:pPr>
+        <w:pStyle w:val="FirstParagraph"/>
+      </w:pPr>
+      <w:r>
+        <w:t xml:space="preserve">The decomposition used here needs a checker that can say not only that an output is</w:t>
+      </w:r>
+      <w:r>
+        <w:t xml:space="preserve"> </w:t>
+      </w:r>
+      <w:r>
+        <w:t xml:space="preserve">wrong but which constraint it violated. Chess has one for free. Program execution,</w:t>
+      </w:r>
+      <w:r>
+        <w:t xml:space="preserve"> </w:t>
+      </w:r>
+      <w:r>
+        <w:t xml:space="preserve">spreadsheet recalculation and formal proof have one too, and in those domains the</w:t>
+      </w:r>
+      <w:r>
+        <w:t xml:space="preserve"> </w:t>
+      </w:r>
+      <w:r>
+        <w:t xml:space="preserve">same question can be asked by anyone, at no cost, without the cooperation of whoever</w:t>
+      </w:r>
+      <w:r>
+        <w:t xml:space="preserve"> </w:t>
+      </w:r>
+      <w:r>
+        <w:t xml:space="preserve">built the system. Where no such checker exists, and most consequential deployments</w:t>
+      </w:r>
+      <w:r>
+        <w:t xml:space="preserve"> </w:t>
+      </w:r>
+      <w:r>
+        <w:t xml:space="preserve">are in that position, claims about which errors scale away cannot currently be</w:t>
+      </w:r>
+      <w:r>
+        <w:t xml:space="preserve"> </w:t>
+      </w:r>
+      <w:r>
+        <w:t xml:space="preserve">audited by anybody. We would rather state that plainly than let a result measured in</w:t>
+      </w:r>
+      <w:r>
+        <w:t xml:space="preserve"> </w:t>
+      </w:r>
+      <w:r>
+        <w:t xml:space="preserve">a game stand in for domains that cannot yet be measured.</w:t>
+      </w:r>
+    </w:p>
+    <w:bookmarkEnd w:id="51"/>
+    <w:bookmarkEnd w:id="52"/>
+    <w:bookmarkStart w:id="53" w:name="sec:limits"/>
     <w:p>
       <w:pPr>
         <w:pStyle w:val="Heading1"/>
@@ -7516,7 +7802,7 @@
           <w:rPr>
             <w:rStyle w:val="Hyperlink"/>
           </w:rPr>
-          <w:t xml:space="preserve">11</w:t>
+          <w:t xml:space="preserve">12</w:t>
         </w:r>
       </w:hyperlink>
       <w:r>
@@ -7543,8 +7829,8 @@
         <w:t xml:space="preserve">makes them measurable and what makes them unrepresentative of open-ended reasoning.</w:t>
       </w:r>
     </w:p>
-    <w:bookmarkEnd w:id="48"/>
-    <w:bookmarkStart w:id="49" w:name="conclusion"/>
+    <w:bookmarkEnd w:id="53"/>
+    <w:bookmarkStart w:id="54" w:name="conclusion"/>
     <w:p>
       <w:pPr>
         <w:pStyle w:val="Heading1"/>
@@ -7603,8 +7889,8 @@
         <w:t xml:space="preserve">metric a flatter output distribution cannot improve.</w:t>
       </w:r>
     </w:p>
-    <w:bookmarkEnd w:id="49"/>
-    <w:bookmarkStart w:id="54" w:name="declarations"/>
+    <w:bookmarkEnd w:id="54"/>
+    <w:bookmarkStart w:id="59" w:name="declarations"/>
     <w:p>
       <w:pPr>
         <w:pStyle w:val="Heading1"/>
@@ -7613,7 +7899,7 @@
         <w:t xml:space="preserve">Declarations</w:t>
       </w:r>
     </w:p>
-    <w:bookmarkStart w:id="50" w:name="disclosure-statement."/>
+    <w:bookmarkStart w:id="55" w:name="disclosure-statement."/>
     <w:p>
       <w:pPr>
         <w:pStyle w:val="Heading4"/>
@@ -7630,8 +7916,8 @@
         <w:t xml:space="preserve">Removed for double-anonymous peer review.</w:t>
       </w:r>
     </w:p>
-    <w:bookmarkEnd w:id="50"/>
-    <w:bookmarkStart w:id="51" w:name="funding."/>
+    <w:bookmarkEnd w:id="55"/>
+    <w:bookmarkStart w:id="56" w:name="funding."/>
     <w:p>
       <w:pPr>
         <w:pStyle w:val="Heading4"/>
@@ -7648,8 +7934,8 @@
         <w:t xml:space="preserve">Removed for double-anonymous peer review.</w:t>
       </w:r>
     </w:p>
-    <w:bookmarkEnd w:id="51"/>
-    <w:bookmarkStart w:id="52" w:name="data-availability-statement."/>
+    <w:bookmarkEnd w:id="56"/>
+    <w:bookmarkStart w:id="57" w:name="data-availability-statement."/>
     <w:p>
       <w:pPr>
         <w:pStyle w:val="Heading4"/>
@@ -7678,8 +7964,8 @@
         <w:t xml:space="preserve">public.</w:t>
       </w:r>
     </w:p>
-    <w:bookmarkEnd w:id="52"/>
-    <w:bookmarkStart w:id="53" w:name="ai-usage-declaration."/>
+    <w:bookmarkEnd w:id="57"/>
+    <w:bookmarkStart w:id="58" w:name="ai-usage-declaration."/>
     <w:p>
       <w:pPr>
         <w:pStyle w:val="Heading4"/>
@@ -7693,24 +7979,42 @@
         <w:pStyle w:val="FirstParagraph"/>
       </w:pPr>
       <w:r>
-        <w:t xml:space="preserve">During preparation the authors used a generative AI tool to assist with analysis</w:t>
-      </w:r>
-      <w:r>
-        <w:t xml:space="preserve"> </w:t>
-      </w:r>
-      <w:r>
-        <w:t xml:space="preserve">code and language editing. The authors reviewed and edited all output and take full</w:t>
-      </w:r>
-      <w:r>
-        <w:t xml:space="preserve"> </w:t>
-      </w:r>
-      <w:r>
-        <w:t xml:space="preserve">responsibility for the content.</w:t>
-      </w:r>
-    </w:p>
-    <w:bookmarkEnd w:id="53"/>
-    <w:bookmarkEnd w:id="54"/>
-    <w:bookmarkStart w:id="55" w:name="app:capacity"/>
+        <w:t xml:space="preserve">During the preparation of this manuscript the authors used a generative AI tool to</w:t>
+      </w:r>
+      <w:r>
+        <w:t xml:space="preserve"> </w:t>
+      </w:r>
+      <w:r>
+        <w:t xml:space="preserve">assist with language editing and refinement of the text, and with writing analysis</w:t>
+      </w:r>
+      <w:r>
+        <w:t xml:space="preserve"> </w:t>
+      </w:r>
+      <w:r>
+        <w:t xml:space="preserve">code. The authors reviewed and edited all output and take full responsibility for</w:t>
+      </w:r>
+      <w:r>
+        <w:t xml:space="preserve"> </w:t>
+      </w:r>
+      <w:r>
+        <w:t xml:space="preserve">the content of the paper. Generative AI was not used to generate or analyse the</w:t>
+      </w:r>
+      <w:r>
+        <w:t xml:space="preserve"> </w:t>
+      </w:r>
+      <w:r>
+        <w:t xml:space="preserve">study’s data, which were produced entirely by the measurement pipeline described in</w:t>
+      </w:r>
+      <w:r>
+        <w:t xml:space="preserve"> </w:t>
+      </w:r>
+      <w:r>
+        <w:t xml:space="preserve">the paper.</w:t>
+      </w:r>
+    </w:p>
+    <w:bookmarkEnd w:id="58"/>
+    <w:bookmarkEnd w:id="59"/>
+    <w:bookmarkStart w:id="60" w:name="app:capacity"/>
     <w:p>
       <w:pPr>
         <w:pStyle w:val="Heading1"/>
@@ -7793,8 +8097,8 @@
         <w:t xml:space="preserve">encoding.</w:t>
       </w:r>
     </w:p>
-    <w:bookmarkEnd w:id="55"/>
-    <w:bookmarkStart w:id="75" w:name="app:integrity"/>
+    <w:bookmarkEnd w:id="60"/>
+    <w:bookmarkStart w:id="80" w:name="app:integrity"/>
     <w:p>
       <w:pPr>
         <w:pStyle w:val="Heading1"/>
@@ -7953,8 +8257,8 @@
         <w:t xml:space="preserve">analysis repository’s version history.</w:t>
       </w:r>
     </w:p>
-    <w:bookmarkStart w:id="74" w:name="refs"/>
-    <w:bookmarkStart w:id="56" w:name="ref-balogh2026verification"/>
+    <w:bookmarkStart w:id="79" w:name="refs"/>
+    <w:bookmarkStart w:id="61" w:name="ref-balogh2026verification"/>
     <w:p>
       <w:pPr>
         <w:pStyle w:val="Bibliography"/>
@@ -7982,8 +8286,8 @@
         <w:t xml:space="preserve">.</w:t>
       </w:r>
     </w:p>
-    <w:bookmarkEnd w:id="56"/>
-    <w:bookmarkStart w:id="57" w:name="ref-harang2025tracking"/>
+    <w:bookmarkEnd w:id="61"/>
+    <w:bookmarkStart w:id="62" w:name="ref-harang2025tracking"/>
     <w:p>
       <w:pPr>
         <w:pStyle w:val="Bibliography"/>
@@ -8011,8 +8315,8 @@
         <w:t xml:space="preserve">.</w:t>
       </w:r>
     </w:p>
-    <w:bookmarkEnd w:id="57"/>
-    <w:bookmarkStart w:id="58" w:name="ref-hoffmann2022training"/>
+    <w:bookmarkEnd w:id="62"/>
+    <w:bookmarkStart w:id="63" w:name="ref-hoffmann2022training"/>
     <w:p>
       <w:pPr>
         <w:pStyle w:val="Bibliography"/>
@@ -8043,8 +8347,8 @@
         <w:t xml:space="preserve">.</w:t>
       </w:r>
     </w:p>
-    <w:bookmarkEnd w:id="58"/>
-    <w:bookmarkStart w:id="59" w:name="ref-kaplan2020scaling"/>
+    <w:bookmarkEnd w:id="63"/>
+    <w:bookmarkStart w:id="64" w:name="ref-kaplan2020scaling"/>
     <w:p>
       <w:pPr>
         <w:pStyle w:val="Bibliography"/>
@@ -8072,8 +8376,8 @@
         <w:t xml:space="preserve">.</w:t>
       </w:r>
     </w:p>
-    <w:bookmarkEnd w:id="59"/>
-    <w:bookmarkStart w:id="60" w:name="ref-karvonen2024emergent"/>
+    <w:bookmarkEnd w:id="64"/>
+    <w:bookmarkStart w:id="65" w:name="ref-karvonen2024emergent"/>
     <w:p>
       <w:pPr>
         <w:pStyle w:val="Bibliography"/>
@@ -8101,8 +8405,8 @@
         <w:t xml:space="preserve">.</w:t>
       </w:r>
     </w:p>
-    <w:bookmarkEnd w:id="60"/>
-    <w:bookmarkStart w:id="61" w:name="ref-karvonen2024measuring"/>
+    <w:bookmarkEnd w:id="65"/>
+    <w:bookmarkStart w:id="66" w:name="ref-karvonen2024measuring"/>
     <w:p>
       <w:pPr>
         <w:pStyle w:val="Bibliography"/>
@@ -8130,8 +8434,8 @@
         <w:t xml:space="preserve">.</w:t>
       </w:r>
     </w:p>
-    <w:bookmarkEnd w:id="61"/>
-    <w:bookmarkStart w:id="62" w:name="ref-li2023emergent"/>
+    <w:bookmarkEnd w:id="66"/>
+    <w:bookmarkStart w:id="67" w:name="ref-li2023emergent"/>
     <w:p>
       <w:pPr>
         <w:pStyle w:val="Bibliography"/>
@@ -8159,8 +8463,8 @@
         <w:t xml:space="preserve">.</w:t>
       </w:r>
     </w:p>
-    <w:bookmarkEnd w:id="62"/>
-    <w:bookmarkStart w:id="63" w:name="ref-li2026tracking"/>
+    <w:bookmarkEnd w:id="67"/>
+    <w:bookmarkStart w:id="68" w:name="ref-li2026tracking"/>
     <w:p>
       <w:pPr>
         <w:pStyle w:val="Bibliography"/>
@@ -8182,8 +8486,8 @@
         <w:t xml:space="preserve">.</w:t>
       </w:r>
     </w:p>
-    <w:bookmarkEnd w:id="63"/>
-    <w:bookmarkStart w:id="64" w:name="ref-lightman2024lets"/>
+    <w:bookmarkEnd w:id="68"/>
+    <w:bookmarkStart w:id="69" w:name="ref-lightman2024lets"/>
     <w:p>
       <w:pPr>
         <w:pStyle w:val="Bibliography"/>
@@ -8211,8 +8515,8 @@
         <w:t xml:space="preserve">.</w:t>
       </w:r>
     </w:p>
-    <w:bookmarkEnd w:id="64"/>
-    <w:bookmarkStart w:id="65" w:name="ref-meng2022locating"/>
+    <w:bookmarkEnd w:id="69"/>
+    <w:bookmarkStart w:id="70" w:name="ref-meng2022locating"/>
     <w:p>
       <w:pPr>
         <w:pStyle w:val="Bibliography"/>
@@ -8249,8 +8553,8 @@
         <w:t xml:space="preserve">.</w:t>
       </w:r>
     </w:p>
-    <w:bookmarkEnd w:id="65"/>
-    <w:bookmarkStart w:id="67" w:name="ref-nanda2023emergent"/>
+    <w:bookmarkEnd w:id="70"/>
+    <w:bookmarkStart w:id="72" w:name="ref-nanda2023emergent"/>
     <w:p>
       <w:pPr>
         <w:pStyle w:val="Bibliography"/>
@@ -8280,7 +8584,7 @@
       <w:r>
         <w:t xml:space="preserve"> </w:t>
       </w:r>
-      <w:hyperlink r:id="rId66">
+      <w:hyperlink r:id="rId71">
         <w:r>
           <w:rPr>
             <w:rStyle w:val="Hyperlink"/>
@@ -8292,8 +8596,8 @@
         <w:t xml:space="preserve">.</w:t>
       </w:r>
     </w:p>
-    <w:bookmarkEnd w:id="67"/>
-    <w:bookmarkStart w:id="68" w:name="ref-pereira2026transformers"/>
+    <w:bookmarkEnd w:id="72"/>
+    <w:bookmarkStart w:id="73" w:name="ref-pereira2026transformers"/>
     <w:p>
       <w:pPr>
         <w:pStyle w:val="Bibliography"/>
@@ -8315,8 +8619,8 @@
         <w:t xml:space="preserve">.</w:t>
       </w:r>
     </w:p>
-    <w:bookmarkEnd w:id="68"/>
-    <w:bookmarkStart w:id="70" w:name="ref-toshniwal2022chess"/>
+    <w:bookmarkEnd w:id="73"/>
+    <w:bookmarkStart w:id="75" w:name="ref-toshniwal2022chess"/>
     <w:p>
       <w:pPr>
         <w:pStyle w:val="Bibliography"/>
@@ -8349,7 +8653,7 @@
       <w:r>
         <w:t xml:space="preserve"> </w:t>
       </w:r>
-      <w:hyperlink r:id="rId69">
+      <w:hyperlink r:id="rId74">
         <w:r>
           <w:rPr>
             <w:rStyle w:val="Hyperlink"/>
@@ -8361,8 +8665,8 @@
         <w:t xml:space="preserve">.</w:t>
       </w:r>
     </w:p>
-    <w:bookmarkEnd w:id="70"/>
-    <w:bookmarkStart w:id="71" w:name="ref-walker2026chess"/>
+    <w:bookmarkEnd w:id="75"/>
+    <w:bookmarkStart w:id="76" w:name="ref-walker2026chess"/>
     <w:p>
       <w:pPr>
         <w:pStyle w:val="Bibliography"/>
@@ -8384,8 +8688,8 @@
         <w:t xml:space="preserve">.</w:t>
       </w:r>
     </w:p>
-    <w:bookmarkEnd w:id="71"/>
-    <w:bookmarkStart w:id="72" w:name="ref-wang2023selfconsistency"/>
+    <w:bookmarkEnd w:id="76"/>
+    <w:bookmarkStart w:id="77" w:name="ref-wang2023selfconsistency"/>
     <w:p>
       <w:pPr>
         <w:pStyle w:val="Bibliography"/>
@@ -8413,8 +8717,8 @@
         <w:t xml:space="preserve">.</w:t>
       </w:r>
     </w:p>
-    <w:bookmarkEnd w:id="72"/>
-    <w:bookmarkStart w:id="73" w:name="ref-yao2023tree"/>
+    <w:bookmarkEnd w:id="77"/>
+    <w:bookmarkStart w:id="78" w:name="ref-yao2023tree"/>
     <w:p>
       <w:pPr>
         <w:pStyle w:val="Bibliography"/>
@@ -8442,10 +8746,11 @@
         <w:t xml:space="preserve">.</w:t>
       </w:r>
     </w:p>
-    <w:bookmarkEnd w:id="73"/>
-    <w:bookmarkEnd w:id="74"/>
-    <w:bookmarkEnd w:id="75"/>
+    <w:bookmarkEnd w:id="78"/>
+    <w:bookmarkEnd w:id="79"/>
+    <w:bookmarkEnd w:id="80"/>
     <w:sectPr>
+      <w:footerReference w:type="default" r:id="rIdFooterAuto"/>
       <w:footnotePr>
         <w:numRestart w:val="eachSect"/>
       </w:footnotePr>
@@ -8456,6 +8761,21 @@
 
 <file path=word/comments.xml><?xml version="1.0" encoding="utf-8"?>
 <w:comments xmlns:w="http://schemas.openxmlformats.org/wordprocessingml/2006/main" xmlns:m="http://schemas.openxmlformats.org/officeDocument/2006/math" xmlns:r="http://schemas.openxmlformats.org/officeDocument/2006/relationships" xmlns:o="urn:schemas-microsoft-com:office:office" xmlns:v="urn:schemas-microsoft-com:vml" xmlns:w10="urn:schemas-microsoft-com:office:word" xmlns:a="http://schemas.openxmlformats.org/drawingml/2006/main" xmlns:pic="http://schemas.openxmlformats.org/drawingml/2006/picture" xmlns:wp="http://schemas.openxmlformats.org/drawingml/2006/wordprocessingDrawing"/>
+</file>
+
+<file path=word/footer-auto.xml><?xml version="1.0" encoding="utf-8"?>
+<w:ftr xmlns:w="http://schemas.openxmlformats.org/wordprocessingml/2006/main">
+  <w:p>
+    <w:pPr>
+      <w:jc w:val="center"/>
+    </w:pPr>
+    <w:fldSimple w:instr=" PAGE ">
+      <w:r>
+        <w:t>1</w:t>
+      </w:r>
+    </w:fldSimple>
+  </w:p>
+</w:ftr>
 </file>
 
 <file path=word/footnotes.xml><?xml version="1.0" encoding="utf-8"?>

--- a/build_scaling/ScaleFixesLocalErrorsFirst_anon.docx
+++ b/build_scaling/ScaleFixesLocalErrorsFirst_anon.docx
@@ -125,13 +125,33 @@
         <w:t xml:space="preserve"> </w:t>
       </w:r>
       <w:r>
-        <w:t xml:space="preserve">that occur despite correct internal belief about the move’s squares do not fall</w:t>
-      </w:r>
-      <w:r>
-        <w:t xml:space="preserve"> </w:t>
-      </w:r>
-      <w:r>
-        <w:t xml:space="preserve">at all, exponent +0.023. The ordering replicates on an independent</w:t>
+        <w:t xml:space="preserve">that occur despite correctly decoded local state have a flat absolute rate,</w:t>
+      </w:r>
+      <w:r>
+        <w:t xml:space="preserve"> </w:t>
+      </w:r>
+      <w:r>
+        <w:t xml:space="preserve">exponent +0.023, but that is two effects cancelling: decoding accuracy</w:t>
+      </w:r>
+      <w:r>
+        <w:t xml:space="preserve"> </w:t>
+      </w:r>
+      <w:r>
+        <w:t xml:space="preserve">rises and the conditional failure rate falls, exponent</w:t>
+      </w:r>
+      <w:r>
+        <w:t xml:space="preserve"> </w:t>
+      </w:r>
+      <m:oMath>
+        <m:r>
+          <m:rPr>
+            <m:sty m:val="p"/>
+          </m:rPr>
+          <m:t>−</m:t>
+        </m:r>
+      </m:oMath>
+      <w:r>
+        <w:t xml:space="preserve">0.125. The ordering replicates on an independent</w:t>
       </w:r>
       <w:r>
         <w:t xml:space="preserve"> </w:t>
@@ -143,13 +163,7 @@
         <w:t xml:space="preserve"> </w:t>
       </w:r>
       <w:r>
-        <w:t xml:space="preserve">OthelloGPT every residual failure is of the non-local kind. A causal account</w:t>
-      </w:r>
-      <w:r>
-        <w:t xml:space="preserve"> </w:t>
-      </w:r>
-      <w:r>
-        <w:t xml:space="preserve">follows: belief is coupled to action locally, a repair edit can correct about two</w:t>
+        <w:t xml:space="preserve">OthelloGPT every residual failure is of the non-local kind. The intervention results are consistent with this: belief is coupled to action locally, a repair edit can correct about two</w:t>
       </w:r>
       <w:r>
         <w:t xml:space="preserve"> </w:t>
@@ -3242,7 +3256,13 @@
         <w:t xml:space="preserve"> </w:t>
       </w:r>
       <w:r>
-        <w:t xml:space="preserve">at one trillion, approaching but never exceeding 0.871, while the</w:t>
+        <w:t xml:space="preserve">at one trillion, rising without bound toward one as the shallowest exponent comes to</w:t>
+      </w:r>
+      <w:r>
+        <w:t xml:space="preserve"> </w:t>
+      </w:r>
+      <w:r>
+        <w:t xml:space="preserve">dominate, while the</w:t>
       </w:r>
       <w:r>
         <w:t xml:space="preserve"> </w:t>
@@ -4163,7 +4183,7 @@
         <w:t xml:space="preserve"> </w:t>
       </w:r>
       <w:r>
-        <w:t xml:space="preserve">checkpoints no uncertainty in the fit itself can be estimated; the intervals</w:t>
+        <w:t xml:space="preserve">checkpoints the uncertainty in the fit itself is poorly determined; the intervals</w:t>
       </w:r>
       <w:r>
         <w:t xml:space="preserve"> </w:t>
@@ -4183,7 +4203,7 @@
         <w:tblStyle w:val="Table"/>
         <w:tblW w:type="auto" w:w="0"/>
         <w:tblLook w:firstRow="1" w:lastRow="0" w:firstColumn="0" w:lastColumn="0" w:noHBand="0" w:noVBand="0" w:val="0020"/>
-        <w:tblCaption w:val="Independent ladder. Absolute rates per scored position. With three checkpoints no uncertainty in the fit itself can be estimated; the intervals propagate only each checkpoint’s sampling noise in class shares and should be read as a lower bound on uncertainty, not as a confidence statement about the slope."/>
+        <w:tblCaption w:val="Independent ladder. Absolute rates per scored position. With three checkpoints the uncertainty in the fit itself is poorly determined; the intervals propagate only each checkpoint’s sampling noise in class shares and should be read as a lower bound on uncertainty, not as a confidence statement about the slope."/>
       </w:tblPr>
       <w:tblGrid>
         <w:gridCol w:w="1584"/>
@@ -5467,7 +5487,7 @@
     </w:p>
     <w:bookmarkEnd w:id="38"/>
     <w:bookmarkEnd w:id="39"/>
-    <w:bookmarkStart w:id="44" w:name="sec:mech"/>
+    <w:bookmarkStart w:id="45" w:name="sec:mech"/>
     <w:p>
       <w:pPr>
         <w:pStyle w:val="Heading1"/>
@@ -5668,7 +5688,206 @@
         <w:t xml:space="preserve"> </w:t>
       </w:r>
       <w:r>
-        <w:t xml:space="preserve">the best legal move and the illegal one, which is invariant to uniform flattening</w:t>
+        <w:t xml:space="preserve">the best legal move and the illegal one. The ratio cancels the softmax normalising</w:t>
+      </w:r>
+      <w:r>
+        <w:t xml:space="preserve"> </w:t>
+      </w:r>
+      <w:r>
+        <w:t xml:space="preserve">constant, so it is unaffected by a uniform rescaling of all probabilities, but it is</w:t>
+      </w:r>
+      <w:r>
+        <w:t xml:space="preserve"> </w:t>
+      </w:r>
+      <w:r>
+        <w:t xml:space="preserve">not invariant to temperature:</w:t>
+      </w:r>
+      <w:r>
+        <w:t xml:space="preserve"> </w:t>
+      </w:r>
+      <m:oMath>
+        <m:sSub>
+          <m:e>
+            <m:r>
+              <m:t>r</m:t>
+            </m:r>
+          </m:e>
+          <m:sub>
+            <m:r>
+              <m:t>T</m:t>
+            </m:r>
+          </m:sub>
+        </m:sSub>
+        <m:r>
+          <m:rPr>
+            <m:sty m:val="p"/>
+          </m:rPr>
+          <m:t>=</m:t>
+        </m:r>
+        <m:r>
+          <m:t>σ</m:t>
+        </m:r>
+        <m:r>
+          <m:rPr>
+            <m:sty m:val="p"/>
+          </m:rPr>
+          <m:t>(</m:t>
+        </m:r>
+        <m:r>
+          <m:rPr>
+            <m:sty m:val="p"/>
+          </m:rPr>
+          <m:t>(</m:t>
+        </m:r>
+        <m:sSub>
+          <m:e>
+            <m:r>
+              <m:t>z</m:t>
+            </m:r>
+          </m:e>
+          <m:sub>
+            <m:sSup>
+              <m:e>
+                <m:r>
+                  <m:t>m</m:t>
+                </m:r>
+              </m:e>
+              <m:sup>
+                <m:r>
+                  <m:rPr>
+                    <m:sty m:val="p"/>
+                  </m:rPr>
+                  <m:t>*</m:t>
+                </m:r>
+              </m:sup>
+            </m:sSup>
+          </m:sub>
+        </m:sSub>
+        <m:r>
+          <m:rPr>
+            <m:sty m:val="p"/>
+          </m:rPr>
+          <m:t>−</m:t>
+        </m:r>
+        <m:sSub>
+          <m:e>
+            <m:r>
+              <m:t>z</m:t>
+            </m:r>
+          </m:e>
+          <m:sub>
+            <m:sSub>
+              <m:e>
+                <m:r>
+                  <m:t>m</m:t>
+                </m:r>
+              </m:e>
+              <m:sub>
+                <m:r>
+                  <m:rPr>
+                    <m:sty m:val="p"/>
+                  </m:rPr>
+                  <m:t>i</m:t>
+                </m:r>
+                <m:r>
+                  <m:rPr>
+                    <m:sty m:val="p"/>
+                  </m:rPr>
+                  <m:t>l</m:t>
+                </m:r>
+                <m:r>
+                  <m:rPr>
+                    <m:sty m:val="p"/>
+                  </m:rPr>
+                  <m:t>l</m:t>
+                </m:r>
+              </m:sub>
+            </m:sSub>
+          </m:sub>
+        </m:sSub>
+        <m:r>
+          <m:rPr>
+            <m:sty m:val="p"/>
+          </m:rPr>
+          <m:t>)</m:t>
+        </m:r>
+        <m:r>
+          <m:rPr>
+            <m:sty m:val="p"/>
+          </m:rPr>
+          <m:t>/</m:t>
+        </m:r>
+        <m:r>
+          <m:t>T</m:t>
+        </m:r>
+        <m:r>
+          <m:rPr>
+            <m:sty m:val="p"/>
+          </m:rPr>
+          <m:t>)</m:t>
+        </m:r>
+      </m:oMath>
+      <w:r>
+        <w:t xml:space="preserve"> </w:t>
+      </w:r>
+      <w:r>
+        <w:t xml:space="preserve">moves</w:t>
+      </w:r>
+      <w:r>
+        <w:t xml:space="preserve"> </w:t>
+      </w:r>
+      <w:r>
+        <w:t xml:space="preserve">toward one half as</w:t>
+      </w:r>
+      <w:r>
+        <w:t xml:space="preserve"> </w:t>
+      </w:r>
+      <m:oMath>
+        <m:r>
+          <m:t>T</m:t>
+        </m:r>
+      </m:oMath>
+      <w:r>
+        <w:t xml:space="preserve"> </w:t>
+      </w:r>
+      <w:r>
+        <w:t xml:space="preserve">rises. We state this because an earlier version claimed</w:t>
+      </w:r>
+      <w:r>
+        <w:t xml:space="preserve"> </w:t>
+      </w:r>
+      <w:r>
+        <w:t xml:space="preserve">invariance to flattening in general, which is wrong, and because temperature alone</w:t>
+      </w:r>
+      <w:r>
+        <w:t xml:space="preserve"> </w:t>
+      </w:r>
+      <w:r>
+        <w:t xml:space="preserve">cannot explain the disagreement between metrics reported below: rescaling logits</w:t>
+      </w:r>
+      <w:r>
+        <w:t xml:space="preserve"> </w:t>
+      </w:r>
+      <w:r>
+        <w:t xml:space="preserve">does not reorder them, so it cannot change which move is top-1. An edit that</w:t>
+      </w:r>
+      <w:r>
+        <w:t xml:space="preserve"> </w:t>
+      </w:r>
+      <w:r>
+        <w:t xml:space="preserve">produces more legal top-1 moves must be reordering logits, not merely flattening</w:t>
+      </w:r>
+      <w:r>
+        <w:t xml:space="preserve"> </w:t>
+      </w:r>
+      <w:r>
+        <w:t xml:space="preserve">them, and distinguishing the two needs a temperature-only control that we have not</w:t>
+      </w:r>
+      <w:r>
+        <w:t xml:space="preserve"> </w:t>
+      </w:r>
+      <w:r>
+        <w:t xml:space="preserve">run</w:t>
       </w:r>
       <w:r>
         <w:t xml:space="preserve"> </w:t>
@@ -6198,25 +6417,13 @@
         <w:t xml:space="preserve"> </w:t>
       </w:r>
       <w:r>
-        <w:t xml:space="preserve">to the decoded belief being wrong at the move’s squares, and a check violation is</w:t>
-      </w:r>
-      <w:r>
-        <w:t xml:space="preserve"> </w:t>
-      </w:r>
-      <w:r>
-        <w:t xml:space="preserve">decided by squares an edit of two cannot address. Their</w:t>
-      </w:r>
-      <w:r>
-        <w:t xml:space="preserve"> </w:t>
-      </w:r>
-      <w:r>
-        <w:t xml:space="preserve">absolute rate is flat with size, exponent +0.023</w:t>
-      </w:r>
-      <w:r>
-        <w:t xml:space="preserve"> </w:t>
-      </w:r>
-      <w:r>
-        <w:t xml:space="preserve">[</w:t>
+        <w:t xml:space="preserve">to the decoded belief being wrong at the move’s squares. Their absolute rate is</w:t>
+      </w:r>
+      <w:r>
+        <w:t xml:space="preserve"> </w:t>
+      </w:r>
+      <w:r>
+        <w:t xml:space="preserve">flat with size, exponent +0.023 [</w:t>
       </w:r>
       <m:oMath>
         <m:r>
@@ -6227,13 +6434,168 @@
         </m:r>
       </m:oMath>
       <w:r>
-        <w:t xml:space="preserve">0.005, +0.066], a differential against</w:t>
-      </w:r>
-      <w:r>
-        <w:t xml:space="preserve"> </w:t>
-      </w:r>
-      <w:r>
-        <w:t xml:space="preserve">empty-source errors of +0.596 [+0.367, +0.761].</w:t>
+        <w:t xml:space="preserve">0.005, +0.066], a differential</w:t>
+      </w:r>
+      <w:r>
+        <w:t xml:space="preserve"> </w:t>
+      </w:r>
+      <w:r>
+        <w:t xml:space="preserve">against empty-source errors of +0.596 [+0.367, +0.761].</w:t>
+      </w:r>
+    </w:p>
+    <w:bookmarkEnd w:id="43"/>
+    <w:bookmarkStart w:id="44" w:name="X58e860201dc7c89fa0d8e74963d89801ab7c205"/>
+    <w:p>
+      <w:pPr>
+        <w:pStyle w:val="Heading4"/>
+      </w:pPr>
+      <w:r>
+        <w:t xml:space="preserve">The flat rate is two effects cancelling, not one effect absent.</w:t>
+      </w:r>
+    </w:p>
+    <w:p>
+      <w:pPr>
+        <w:pStyle w:val="FirstParagraph"/>
+      </w:pPr>
+      <w:r>
+        <w:t xml:space="preserve">An earlier version of this paper read that flat exponent as the underlying failure</w:t>
+      </w:r>
+      <w:r>
+        <w:t xml:space="preserve"> </w:t>
+      </w:r>
+      <w:r>
+        <w:t xml:space="preserve">propensity being untouched by scale. It does not support that, and the quantity is</w:t>
+      </w:r>
+      <w:r>
+        <w:t xml:space="preserve"> </w:t>
+      </w:r>
+      <w:r>
+        <w:t xml:space="preserve">a joint event:</w:t>
+      </w:r>
+    </w:p>
+    <w:p>
+      <w:pPr>
+        <w:pStyle w:val="BodyText"/>
+      </w:pPr>
+      <w:r>
+        <w:t xml:space="preserve">$$\begin{equation*}
+    P(\text{illegal} \\ \text{correct local decoding}) = P(\text{correct local decoding}) \cdot P(\text{illegal} \mid \text{correct local decoding}).
+    \end{equation*}$$</w:t>
+      </w:r>
+    </w:p>
+    <w:p>
+      <w:pPr>
+        <w:pStyle w:val="FirstParagraph"/>
+      </w:pPr>
+      <w:r>
+        <w:t xml:space="preserve">Both factors move. Across the 18 runs the marginal rises with exponent</w:t>
+      </w:r>
+      <w:r>
+        <w:t xml:space="preserve"> </w:t>
+      </w:r>
+      <w:r>
+        <w:t xml:space="preserve">+0.148 [+0.115, +0.182], decoding accuracy going from 0.471 to 0.675,</w:t>
+      </w:r>
+      <w:r>
+        <w:t xml:space="preserve"> </w:t>
+      </w:r>
+      <w:r>
+        <w:t xml:space="preserve">and the conditional falls with exponent</w:t>
+      </w:r>
+      <w:r>
+        <w:t xml:space="preserve"> </w:t>
+      </w:r>
+      <m:oMath>
+        <m:r>
+          <m:rPr>
+            <m:sty m:val="p"/>
+          </m:rPr>
+          <m:t>−</m:t>
+        </m:r>
+      </m:oMath>
+      <w:r>
+        <w:t xml:space="preserve">0.125 [</w:t>
+      </w:r>
+      <m:oMath>
+        <m:r>
+          <m:rPr>
+            <m:sty m:val="p"/>
+          </m:rPr>
+          <m:t>−</m:t>
+        </m:r>
+      </m:oMath>
+      <w:r>
+        <w:t xml:space="preserve">0.182,</w:t>
+      </w:r>
+      <w:r>
+        <w:t xml:space="preserve"> </w:t>
+      </w:r>
+      <m:oMath>
+        <m:r>
+          <m:rPr>
+            <m:sty m:val="p"/>
+          </m:rPr>
+          <m:t>−</m:t>
+        </m:r>
+      </m:oMath>
+      <w:r>
+        <w:t xml:space="preserve">0.053], whose interval</w:t>
+      </w:r>
+      <w:r>
+        <w:t xml:space="preserve"> </w:t>
+      </w:r>
+      <w:r>
+        <w:t xml:space="preserve">excludes zero. The joint rate is flat because the two nearly cancel. The</w:t>
+      </w:r>
+      <w:r>
+        <w:t xml:space="preserve"> </w:t>
+      </w:r>
+      <w:r>
+        <w:t xml:space="preserve">decomposition is exact rather than estimated, so this is a restatement of the same</w:t>
+      </w:r>
+      <w:r>
+        <w:t xml:space="preserve"> </w:t>
+      </w:r>
+      <w:r>
+        <w:t xml:space="preserve">number and not a competing measurement.</w:t>
+      </w:r>
+    </w:p>
+    <w:p>
+      <w:pPr>
+        <w:pStyle w:val="BodyText"/>
+      </w:pPr>
+      <w:r>
+        <w:t xml:space="preserve">The correct reading is therefore the opposite of the one we drew: scale does reduce</w:t>
+      </w:r>
+      <w:r>
+        <w:t xml:space="preserve"> </w:t>
+      </w:r>
+      <w:r>
+        <w:t xml:space="preserve">the rate at which a model fails while holding correct local state, and the flat</w:t>
+      </w:r>
+      <w:r>
+        <w:t xml:space="preserve"> </w:t>
+      </w:r>
+      <w:r>
+        <w:t xml:space="preserve">joint rate conceals it because a better model decodes correctly more often and so</w:t>
+      </w:r>
+      <w:r>
+        <w:t xml:space="preserve"> </w:t>
+      </w:r>
+      <w:r>
+        <w:t xml:space="preserve">has more occasions on which to fail that way. What survives is the weaker claim</w:t>
+      </w:r>
+      <w:r>
+        <w:t xml:space="preserve"> </w:t>
+      </w:r>
+      <w:r>
+        <w:t xml:space="preserve">that this component declines more slowly than the locally decidable classes, which</w:t>
+      </w:r>
+      <w:r>
+        <w:t xml:space="preserve"> </w:t>
+      </w:r>
+      <w:r>
+        <w:t xml:space="preserve">is what the differential measures.</w:t>
       </w:r>
       <w:r>
         <w:t xml:space="preserve"> </w:t>
@@ -6303,9 +6665,9 @@
         <w:t xml:space="preserve">failures that correction at the move’s squares cannot address.</w:t>
       </w:r>
     </w:p>
-    <w:bookmarkEnd w:id="43"/>
     <w:bookmarkEnd w:id="44"/>
-    <w:bookmarkStart w:id="46" w:name="sec:inversion"/>
+    <w:bookmarkEnd w:id="45"/>
+    <w:bookmarkStart w:id="47" w:name="sec:inversion"/>
     <w:p>
       <w:pPr>
         <w:pStyle w:val="Heading1"/>
@@ -6381,7 +6743,7 @@
         <w:t xml:space="preserve">some of which is legal.</w:t>
       </w:r>
     </w:p>
-    <w:bookmarkStart w:id="45" w:name="tab:inversion"/>
+    <w:bookmarkStart w:id="46" w:name="tab:inversion"/>
     <w:p>
       <w:pPr>
         <w:pStyle w:val="TableCaption"/>
@@ -6850,7 +7212,7 @@
         </w:tc>
       </w:tr>
     </w:tbl>
-    <w:bookmarkEnd w:id="45"/>
+    <w:bookmarkEnd w:id="46"/>
     <w:p>
       <w:pPr>
         <w:pStyle w:val="BodyText"/>
@@ -7026,8 +7388,8 @@
         <w:t xml:space="preserve">a flatter distribution can lower, may be measuring hedging.</w:t>
       </w:r>
     </w:p>
-    <w:bookmarkEnd w:id="46"/>
-    <w:bookmarkStart w:id="47" w:name="discussion"/>
+    <w:bookmarkEnd w:id="47"/>
+    <w:bookmarkStart w:id="48" w:name="discussion"/>
     <w:p>
       <w:pPr>
         <w:pStyle w:val="Heading1"/>
@@ -7322,8 +7684,8 @@
         <w:t xml:space="preserve">be asked without any access to model internals.</w:t>
       </w:r>
     </w:p>
-    <w:bookmarkEnd w:id="47"/>
-    <w:bookmarkStart w:id="52" w:name="sec:implications"/>
+    <w:bookmarkEnd w:id="48"/>
+    <w:bookmarkStart w:id="53" w:name="sec:implications"/>
     <w:p>
       <w:pPr>
         <w:pStyle w:val="Heading1"/>
@@ -7332,7 +7694,7 @@
         <w:t xml:space="preserve">Implications for Individuals, Organisations, and Society</w:t>
       </w:r>
     </w:p>
-    <w:bookmarkStart w:id="48" w:name="X8ec0d5ddad4912730e599d4d4bbc1154520afd0"/>
+    <w:bookmarkStart w:id="49" w:name="X8ec0d5ddad4912730e599d4d4bbc1154520afd0"/>
     <w:p>
       <w:pPr>
         <w:pStyle w:val="Heading4"/>
@@ -7397,8 +7759,8 @@
         <w:t xml:space="preserve">the same person and the second is not present.</w:t>
       </w:r>
     </w:p>
-    <w:bookmarkEnd w:id="48"/>
-    <w:bookmarkStart w:id="49" w:name="for-managers-and-organisations."/>
+    <w:bookmarkEnd w:id="49"/>
+    <w:bookmarkStart w:id="50" w:name="for-managers-and-organisations."/>
     <w:p>
       <w:pPr>
         <w:pStyle w:val="Heading4"/>
@@ -7481,8 +7843,8 @@
         <w:t xml:space="preserve">the system worse.</w:t>
       </w:r>
     </w:p>
-    <w:bookmarkEnd w:id="49"/>
-    <w:bookmarkStart w:id="50" w:name="strategic-implications."/>
+    <w:bookmarkEnd w:id="50"/>
+    <w:bookmarkStart w:id="51" w:name="strategic-implications."/>
     <w:p>
       <w:pPr>
         <w:pStyle w:val="Heading4"/>
@@ -7547,8 +7909,8 @@
         <w:t xml:space="preserve">will be fixed by scale.</w:t>
       </w:r>
     </w:p>
-    <w:bookmarkEnd w:id="50"/>
-    <w:bookmarkStart w:id="51" w:name="for-society-and-the-public-record."/>
+    <w:bookmarkEnd w:id="51"/>
+    <w:bookmarkStart w:id="52" w:name="for-society-and-the-public-record."/>
     <w:p>
       <w:pPr>
         <w:pStyle w:val="Heading4"/>
@@ -7607,9 +7969,9 @@
         <w:t xml:space="preserve">a game stand in for domains that cannot yet be measured.</w:t>
       </w:r>
     </w:p>
-    <w:bookmarkEnd w:id="51"/>
     <w:bookmarkEnd w:id="52"/>
-    <w:bookmarkStart w:id="53" w:name="sec:limits"/>
+    <w:bookmarkEnd w:id="53"/>
+    <w:bookmarkStart w:id="54" w:name="sec:limits"/>
     <w:p>
       <w:pPr>
         <w:pStyle w:val="Heading1"/>
@@ -7829,8 +8191,8 @@
         <w:t xml:space="preserve">makes them measurable and what makes them unrepresentative of open-ended reasoning.</w:t>
       </w:r>
     </w:p>
-    <w:bookmarkEnd w:id="53"/>
-    <w:bookmarkStart w:id="54" w:name="conclusion"/>
+    <w:bookmarkEnd w:id="54"/>
+    <w:bookmarkStart w:id="55" w:name="conclusion"/>
     <w:p>
       <w:pPr>
         <w:pStyle w:val="Heading1"/>
@@ -7889,8 +8251,8 @@
         <w:t xml:space="preserve">metric a flatter output distribution cannot improve.</w:t>
       </w:r>
     </w:p>
-    <w:bookmarkEnd w:id="54"/>
-    <w:bookmarkStart w:id="59" w:name="declarations"/>
+    <w:bookmarkEnd w:id="55"/>
+    <w:bookmarkStart w:id="60" w:name="declarations"/>
     <w:p>
       <w:pPr>
         <w:pStyle w:val="Heading1"/>
@@ -7899,7 +8261,7 @@
         <w:t xml:space="preserve">Declarations</w:t>
       </w:r>
     </w:p>
-    <w:bookmarkStart w:id="55" w:name="disclosure-statement."/>
+    <w:bookmarkStart w:id="56" w:name="disclosure-statement."/>
     <w:p>
       <w:pPr>
         <w:pStyle w:val="Heading4"/>
@@ -7916,8 +8278,8 @@
         <w:t xml:space="preserve">Removed for double-anonymous peer review.</w:t>
       </w:r>
     </w:p>
-    <w:bookmarkEnd w:id="55"/>
-    <w:bookmarkStart w:id="56" w:name="funding."/>
+    <w:bookmarkEnd w:id="56"/>
+    <w:bookmarkStart w:id="57" w:name="funding."/>
     <w:p>
       <w:pPr>
         <w:pStyle w:val="Heading4"/>
@@ -7934,8 +8296,8 @@
         <w:t xml:space="preserve">Removed for double-anonymous peer review.</w:t>
       </w:r>
     </w:p>
-    <w:bookmarkEnd w:id="56"/>
-    <w:bookmarkStart w:id="57" w:name="data-availability-statement."/>
+    <w:bookmarkEnd w:id="57"/>
+    <w:bookmarkStart w:id="58" w:name="data-availability-statement."/>
     <w:p>
       <w:pPr>
         <w:pStyle w:val="Heading4"/>
@@ -7964,8 +8326,8 @@
         <w:t xml:space="preserve">public.</w:t>
       </w:r>
     </w:p>
-    <w:bookmarkEnd w:id="57"/>
-    <w:bookmarkStart w:id="58" w:name="ai-usage-declaration."/>
+    <w:bookmarkEnd w:id="58"/>
+    <w:bookmarkStart w:id="59" w:name="ai-usage-declaration."/>
     <w:p>
       <w:pPr>
         <w:pStyle w:val="Heading4"/>
@@ -8012,9 +8374,9 @@
         <w:t xml:space="preserve">the paper.</w:t>
       </w:r>
     </w:p>
-    <w:bookmarkEnd w:id="58"/>
     <w:bookmarkEnd w:id="59"/>
-    <w:bookmarkStart w:id="60" w:name="app:capacity"/>
+    <w:bookmarkEnd w:id="60"/>
+    <w:bookmarkStart w:id="61" w:name="app:capacity"/>
     <w:p>
       <w:pPr>
         <w:pStyle w:val="Heading1"/>
@@ -8097,8 +8459,8 @@
         <w:t xml:space="preserve">encoding.</w:t>
       </w:r>
     </w:p>
-    <w:bookmarkEnd w:id="60"/>
-    <w:bookmarkStart w:id="80" w:name="app:integrity"/>
+    <w:bookmarkEnd w:id="61"/>
+    <w:bookmarkStart w:id="81" w:name="app:integrity"/>
     <w:p>
       <w:pPr>
         <w:pStyle w:val="Heading1"/>
@@ -8257,8 +8619,8 @@
         <w:t xml:space="preserve">analysis repository’s version history.</w:t>
       </w:r>
     </w:p>
-    <w:bookmarkStart w:id="79" w:name="refs"/>
-    <w:bookmarkStart w:id="61" w:name="ref-balogh2026verification"/>
+    <w:bookmarkStart w:id="80" w:name="refs"/>
+    <w:bookmarkStart w:id="62" w:name="ref-balogh2026verification"/>
     <w:p>
       <w:pPr>
         <w:pStyle w:val="Bibliography"/>
@@ -8286,8 +8648,8 @@
         <w:t xml:space="preserve">.</w:t>
       </w:r>
     </w:p>
-    <w:bookmarkEnd w:id="61"/>
-    <w:bookmarkStart w:id="62" w:name="ref-harang2025tracking"/>
+    <w:bookmarkEnd w:id="62"/>
+    <w:bookmarkStart w:id="63" w:name="ref-harang2025tracking"/>
     <w:p>
       <w:pPr>
         <w:pStyle w:val="Bibliography"/>
@@ -8315,8 +8677,8 @@
         <w:t xml:space="preserve">.</w:t>
       </w:r>
     </w:p>
-    <w:bookmarkEnd w:id="62"/>
-    <w:bookmarkStart w:id="63" w:name="ref-hoffmann2022training"/>
+    <w:bookmarkEnd w:id="63"/>
+    <w:bookmarkStart w:id="64" w:name="ref-hoffmann2022training"/>
     <w:p>
       <w:pPr>
         <w:pStyle w:val="Bibliography"/>
@@ -8347,8 +8709,8 @@
         <w:t xml:space="preserve">.</w:t>
       </w:r>
     </w:p>
-    <w:bookmarkEnd w:id="63"/>
-    <w:bookmarkStart w:id="64" w:name="ref-kaplan2020scaling"/>
+    <w:bookmarkEnd w:id="64"/>
+    <w:bookmarkStart w:id="65" w:name="ref-kaplan2020scaling"/>
     <w:p>
       <w:pPr>
         <w:pStyle w:val="Bibliography"/>
@@ -8376,8 +8738,8 @@
         <w:t xml:space="preserve">.</w:t>
       </w:r>
     </w:p>
-    <w:bookmarkEnd w:id="64"/>
-    <w:bookmarkStart w:id="65" w:name="ref-karvonen2024emergent"/>
+    <w:bookmarkEnd w:id="65"/>
+    <w:bookmarkStart w:id="66" w:name="ref-karvonen2024emergent"/>
     <w:p>
       <w:pPr>
         <w:pStyle w:val="Bibliography"/>
@@ -8405,8 +8767,8 @@
         <w:t xml:space="preserve">.</w:t>
       </w:r>
     </w:p>
-    <w:bookmarkEnd w:id="65"/>
-    <w:bookmarkStart w:id="66" w:name="ref-karvonen2024measuring"/>
+    <w:bookmarkEnd w:id="66"/>
+    <w:bookmarkStart w:id="67" w:name="ref-karvonen2024measuring"/>
     <w:p>
       <w:pPr>
         <w:pStyle w:val="Bibliography"/>
@@ -8434,8 +8796,8 @@
         <w:t xml:space="preserve">.</w:t>
       </w:r>
     </w:p>
-    <w:bookmarkEnd w:id="66"/>
-    <w:bookmarkStart w:id="67" w:name="ref-li2023emergent"/>
+    <w:bookmarkEnd w:id="67"/>
+    <w:bookmarkStart w:id="68" w:name="ref-li2023emergent"/>
     <w:p>
       <w:pPr>
         <w:pStyle w:val="Bibliography"/>
@@ -8463,8 +8825,8 @@
         <w:t xml:space="preserve">.</w:t>
       </w:r>
     </w:p>
-    <w:bookmarkEnd w:id="67"/>
-    <w:bookmarkStart w:id="68" w:name="ref-li2026tracking"/>
+    <w:bookmarkEnd w:id="68"/>
+    <w:bookmarkStart w:id="69" w:name="ref-li2026tracking"/>
     <w:p>
       <w:pPr>
         <w:pStyle w:val="Bibliography"/>
@@ -8486,8 +8848,8 @@
         <w:t xml:space="preserve">.</w:t>
       </w:r>
     </w:p>
-    <w:bookmarkEnd w:id="68"/>
-    <w:bookmarkStart w:id="69" w:name="ref-lightman2024lets"/>
+    <w:bookmarkEnd w:id="69"/>
+    <w:bookmarkStart w:id="70" w:name="ref-lightman2024lets"/>
     <w:p>
       <w:pPr>
         <w:pStyle w:val="Bibliography"/>
@@ -8515,8 +8877,8 @@
         <w:t xml:space="preserve">.</w:t>
       </w:r>
     </w:p>
-    <w:bookmarkEnd w:id="69"/>
-    <w:bookmarkStart w:id="70" w:name="ref-meng2022locating"/>
+    <w:bookmarkEnd w:id="70"/>
+    <w:bookmarkStart w:id="71" w:name="ref-meng2022locating"/>
     <w:p>
       <w:pPr>
         <w:pStyle w:val="Bibliography"/>
@@ -8553,8 +8915,8 @@
         <w:t xml:space="preserve">.</w:t>
       </w:r>
     </w:p>
-    <w:bookmarkEnd w:id="70"/>
-    <w:bookmarkStart w:id="72" w:name="ref-nanda2023emergent"/>
+    <w:bookmarkEnd w:id="71"/>
+    <w:bookmarkStart w:id="73" w:name="ref-nanda2023emergent"/>
     <w:p>
       <w:pPr>
         <w:pStyle w:val="Bibliography"/>
@@ -8584,7 +8946,7 @@
       <w:r>
         <w:t xml:space="preserve"> </w:t>
       </w:r>
-      <w:hyperlink r:id="rId71">
+      <w:hyperlink r:id="rId72">
         <w:r>
           <w:rPr>
             <w:rStyle w:val="Hyperlink"/>
@@ -8596,8 +8958,8 @@
         <w:t xml:space="preserve">.</w:t>
       </w:r>
     </w:p>
-    <w:bookmarkEnd w:id="72"/>
-    <w:bookmarkStart w:id="73" w:name="ref-pereira2026transformers"/>
+    <w:bookmarkEnd w:id="73"/>
+    <w:bookmarkStart w:id="74" w:name="ref-pereira2026transformers"/>
     <w:p>
       <w:pPr>
         <w:pStyle w:val="Bibliography"/>
@@ -8619,8 +8981,8 @@
         <w:t xml:space="preserve">.</w:t>
       </w:r>
     </w:p>
-    <w:bookmarkEnd w:id="73"/>
-    <w:bookmarkStart w:id="75" w:name="ref-toshniwal2022chess"/>
+    <w:bookmarkEnd w:id="74"/>
+    <w:bookmarkStart w:id="76" w:name="ref-toshniwal2022chess"/>
     <w:p>
       <w:pPr>
         <w:pStyle w:val="Bibliography"/>
@@ -8653,7 +9015,7 @@
       <w:r>
         <w:t xml:space="preserve"> </w:t>
       </w:r>
-      <w:hyperlink r:id="rId74">
+      <w:hyperlink r:id="rId75">
         <w:r>
           <w:rPr>
             <w:rStyle w:val="Hyperlink"/>
@@ -8665,8 +9027,8 @@
         <w:t xml:space="preserve">.</w:t>
       </w:r>
     </w:p>
-    <w:bookmarkEnd w:id="75"/>
-    <w:bookmarkStart w:id="76" w:name="ref-walker2026chess"/>
+    <w:bookmarkEnd w:id="76"/>
+    <w:bookmarkStart w:id="77" w:name="ref-walker2026chess"/>
     <w:p>
       <w:pPr>
         <w:pStyle w:val="Bibliography"/>
@@ -8688,8 +9050,8 @@
         <w:t xml:space="preserve">.</w:t>
       </w:r>
     </w:p>
-    <w:bookmarkEnd w:id="76"/>
-    <w:bookmarkStart w:id="77" w:name="ref-wang2023selfconsistency"/>
+    <w:bookmarkEnd w:id="77"/>
+    <w:bookmarkStart w:id="78" w:name="ref-wang2023selfconsistency"/>
     <w:p>
       <w:pPr>
         <w:pStyle w:val="Bibliography"/>
@@ -8717,8 +9079,8 @@
         <w:t xml:space="preserve">.</w:t>
       </w:r>
     </w:p>
-    <w:bookmarkEnd w:id="77"/>
-    <w:bookmarkStart w:id="78" w:name="ref-yao2023tree"/>
+    <w:bookmarkEnd w:id="78"/>
+    <w:bookmarkStart w:id="79" w:name="ref-yao2023tree"/>
     <w:p>
       <w:pPr>
         <w:pStyle w:val="Bibliography"/>
@@ -8746,11 +9108,10 @@
         <w:t xml:space="preserve">.</w:t>
       </w:r>
     </w:p>
-    <w:bookmarkEnd w:id="78"/>
     <w:bookmarkEnd w:id="79"/>
     <w:bookmarkEnd w:id="80"/>
+    <w:bookmarkEnd w:id="81"/>
     <w:sectPr>
-      <w:footerReference w:type="default" r:id="rIdFooterAuto"/>
       <w:footnotePr>
         <w:numRestart w:val="eachSect"/>
       </w:footnotePr>
@@ -8761,21 +9122,6 @@
 
 <file path=word/comments.xml><?xml version="1.0" encoding="utf-8"?>
 <w:comments xmlns:w="http://schemas.openxmlformats.org/wordprocessingml/2006/main" xmlns:m="http://schemas.openxmlformats.org/officeDocument/2006/math" xmlns:r="http://schemas.openxmlformats.org/officeDocument/2006/relationships" xmlns:o="urn:schemas-microsoft-com:office:office" xmlns:v="urn:schemas-microsoft-com:vml" xmlns:w10="urn:schemas-microsoft-com:office:word" xmlns:a="http://schemas.openxmlformats.org/drawingml/2006/main" xmlns:pic="http://schemas.openxmlformats.org/drawingml/2006/picture" xmlns:wp="http://schemas.openxmlformats.org/drawingml/2006/wordprocessingDrawing"/>
-</file>
-
-<file path=word/footer-auto.xml><?xml version="1.0" encoding="utf-8"?>
-<w:ftr xmlns:w="http://schemas.openxmlformats.org/wordprocessingml/2006/main">
-  <w:p>
-    <w:pPr>
-      <w:jc w:val="center"/>
-    </w:pPr>
-    <w:fldSimple w:instr=" PAGE ">
-      <w:r>
-        <w:t>1</w:t>
-      </w:r>
-    </w:fldSimple>
-  </w:p>
-</w:ftr>
 </file>
 
 <file path=word/footnotes.xml><?xml version="1.0" encoding="utf-8"?>

--- a/build_scaling/ScaleFixesLocalErrorsFirst_anon.docx
+++ b/build_scaling/ScaleFixesLocalErrorsFirst_anon.docx
@@ -961,7 +961,7 @@
     </w:p>
     <w:bookmarkEnd w:id="15"/>
     <w:bookmarkEnd w:id="16"/>
-    <w:bookmarkStart w:id="23" w:name="sec:setup"/>
+    <w:bookmarkStart w:id="26" w:name="sec:setup"/>
     <w:p>
       <w:pPr>
         <w:pStyle w:val="Heading1"/>
@@ -1029,13 +1029,13 @@
       </w:r>
     </w:p>
     <w:bookmarkEnd w:id="17"/>
-    <w:bookmarkStart w:id="18" w:name="failure-taxonomy."/>
+    <w:bookmarkStart w:id="18" w:name="training."/>
     <w:p>
       <w:pPr>
         <w:pStyle w:val="Heading4"/>
       </w:pPr>
       <w:r>
-        <w:t xml:space="preserve">Failure taxonomy.</w:t>
+        <w:t xml:space="preserve">Training.</w:t>
       </w:r>
     </w:p>
     <w:p>
@@ -1043,233 +1043,19 @@
         <w:pStyle w:val="FirstParagraph"/>
       </w:pPr>
       <w:r>
-        <w:t xml:space="preserve">At every position from ply 20 onward we take the model’s top-1 move and ask the</w:t>
-      </w:r>
-      <w:r>
-        <w:t xml:space="preserve"> </w:t>
-      </w:r>
-      <w:r>
-        <w:t xml:space="preserve">rules engine whether it is legal. Each illegal move is assigned to exactly one</w:t>
-      </w:r>
-      <w:r>
-        <w:t xml:space="preserve"> </w:t>
-      </w:r>
-      <w:r>
-        <w:t xml:space="preserve">class, in priority order, by what made it illegal:</w:t>
-      </w:r>
-      <w:r>
-        <w:t xml:space="preserve"> </w:t>
-      </w:r>
-      <w:r>
-        <w:rPr>
-          <w:i/>
-          <w:iCs/>
-        </w:rPr>
-        <w:t xml:space="preserve">empty source</w:t>
-      </w:r>
-      <w:r>
-        <w:t xml:space="preserve"> </w:t>
-      </w:r>
-      <w:r>
-        <w:t xml:space="preserve">(no piece on the source square),</w:t>
-      </w:r>
-      <w:r>
-        <w:t xml:space="preserve"> </w:t>
-      </w:r>
-      <w:r>
-        <w:rPr>
-          <w:i/>
-          <w:iCs/>
-        </w:rPr>
-        <w:t xml:space="preserve">opponent source</w:t>
-      </w:r>
-      <w:r>
-        <w:t xml:space="preserve"> </w:t>
-      </w:r>
-      <w:r>
-        <w:t xml:space="preserve">(the source holds the other side’s piece),</w:t>
-      </w:r>
-      <w:r>
-        <w:t xml:space="preserve"> </w:t>
-      </w:r>
-      <w:r>
-        <w:rPr>
-          <w:i/>
-          <w:iCs/>
-        </w:rPr>
-        <w:t xml:space="preserve">own destination</w:t>
-      </w:r>
-      <w:r>
-        <w:t xml:space="preserve"> </w:t>
-      </w:r>
-      <w:r>
-        <w:t xml:space="preserve">(the destination holds the mover’s own piece),</w:t>
-      </w:r>
-      <w:r>
-        <w:t xml:space="preserve"> </w:t>
-      </w:r>
-      <w:r>
-        <w:rPr>
-          <w:i/>
-          <w:iCs/>
-        </w:rPr>
-        <w:t xml:space="preserve">geometry</w:t>
-      </w:r>
-      <w:r>
-        <w:t xml:space="preserve"> </w:t>
-      </w:r>
-      <w:r>
-        <w:t xml:space="preserve">(a piece of the right colour is present but cannot reach the</w:t>
-      </w:r>
-      <w:r>
-        <w:t xml:space="preserve"> </w:t>
-      </w:r>
-      <w:r>
-        <w:t xml:space="preserve">destination, or its path is blocked), and</w:t>
-      </w:r>
-      <w:r>
-        <w:t xml:space="preserve"> </w:t>
-      </w:r>
-      <w:r>
-        <w:rPr>
-          <w:i/>
-          <w:iCs/>
-        </w:rPr>
-        <w:t xml:space="preserve">leaves check</w:t>
-      </w:r>
-      <w:r>
-        <w:t xml:space="preserve"> </w:t>
-      </w:r>
-      <w:r>
-        <w:t xml:space="preserve">(pseudo-legal, rejected only because the king would be in</w:t>
-      </w:r>
-      <w:r>
-        <w:t xml:space="preserve"> </w:t>
-      </w:r>
-      <w:r>
-        <w:t xml:space="preserve">check). The first three are decidable from the two named squares. The ordering</w:t>
-      </w:r>
-      <w:r>
-        <w:t xml:space="preserve"> </w:t>
-      </w:r>
-      <w:r>
-        <w:t xml:space="preserve">of the remaining two is measured rather than asserted, below, because an exponent</w:t>
-      </w:r>
-      <w:r>
-        <w:t xml:space="preserve"> </w:t>
-      </w:r>
-      <w:r>
-        <w:t xml:space="preserve">is a measurement and relating it to an ordering we merely argued for would be the</w:t>
-      </w:r>
-      <w:r>
-        <w:t xml:space="preserve"> </w:t>
-      </w:r>
-      <w:r>
-        <w:t xml:space="preserve">weaker half of the comparison.</w:t>
-      </w:r>
-    </w:p>
-    <w:bookmarkEnd w:id="18"/>
-    <w:bookmarkStart w:id="19" w:name="Xa275bfcee976ee43168e1cc70e31717744fb3f0"/>
-    <w:p>
-      <w:pPr>
-        <w:pStyle w:val="Heading4"/>
-      </w:pPr>
-      <w:r>
-        <w:t xml:space="preserve">How much board each class actually depends on.</w:t>
-      </w:r>
-    </w:p>
-    <w:p>
-      <w:pPr>
-        <w:pStyle w:val="FirstParagraph"/>
-      </w:pPr>
-      <w:r>
-        <w:t xml:space="preserve">For a position and an illegal move, call a square a</w:t>
-      </w:r>
-      <w:r>
-        <w:t xml:space="preserve"> </w:t>
-      </w:r>
-      <w:r>
-        <w:rPr>
-          <w:i/>
-          <w:iCs/>
-        </w:rPr>
-        <w:t xml:space="preserve">dependency</w:t>
-      </w:r>
-      <w:r>
-        <w:t xml:space="preserve"> </w:t>
-      </w:r>
-      <w:r>
-        <w:t xml:space="preserve">if altering</w:t>
-      </w:r>
-      <w:r>
-        <w:t xml:space="preserve"> </w:t>
-      </w:r>
-      <w:r>
-        <w:t xml:space="preserve">its contents alone can change whether the move is legal, and let</w:t>
-      </w:r>
-      <w:r>
-        <w:t xml:space="preserve"> </w:t>
-      </w:r>
-      <m:oMath>
-        <m:r>
-          <m:t>k</m:t>
-        </m:r>
-      </m:oMath>
-      <w:r>
-        <w:t xml:space="preserve"> </w:t>
-      </w:r>
-      <w:r>
-        <w:t xml:space="preserve">count such</w:t>
-      </w:r>
-      <w:r>
-        <w:t xml:space="preserve"> </w:t>
-      </w:r>
-      <w:r>
-        <w:t xml:space="preserve">squares, excluding the two the move names because every class depends on those by</w:t>
-      </w:r>
-      <w:r>
-        <w:t xml:space="preserve"> </w:t>
-      </w:r>
-      <w:r>
-        <w:t xml:space="preserve">construction. The definition is causal: it asks what the verdict turns on, not what</w:t>
-      </w:r>
-      <w:r>
-        <w:t xml:space="preserve"> </w:t>
-      </w:r>
-      <w:r>
-        <w:t xml:space="preserve">the rule text mentions. It is computed by brute force over all 64 squares and all 12</w:t>
-      </w:r>
-      <w:r>
-        <w:t xml:space="preserve"> </w:t>
-      </w:r>
-      <w:r>
-        <w:t xml:space="preserve">piece types, on positions from real games with no model involved, so</w:t>
-      </w:r>
-      <w:r>
-        <w:t xml:space="preserve"> </w:t>
-      </w:r>
-      <m:oMath>
-        <m:r>
-          <m:t>k</m:t>
-        </m:r>
-      </m:oMath>
-      <w:r>
-        <w:t xml:space="preserve"> </w:t>
-      </w:r>
-      <w:r>
-        <w:t xml:space="preserve">is a</w:t>
-      </w:r>
-      <w:r>
-        <w:t xml:space="preserve"> </w:t>
-      </w:r>
-      <w:r>
-        <w:t xml:space="preserve">property of the rules and the position rather than of any network. Over 150 games</w:t>
-      </w:r>
-      <w:r>
-        <w:t xml:space="preserve"> </w:t>
-      </w:r>
-      <w:r>
-        <w:t xml:space="preserve">and 3,942 sampled illegal moves:</w:t>
+        <w:t xml:space="preserve">Every figure in this paragraph is read out of the checkpoints rather than</w:t>
+      </w:r>
+      <w:r>
+        <w:t xml:space="preserve"> </w:t>
+      </w:r>
+      <w:r>
+        <w:t xml:space="preserve">transcribed, by the same macro pipeline as the results, so a hyperparameter</w:t>
+      </w:r>
+      <w:r>
+        <w:t xml:space="preserve"> </w:t>
+      </w:r>
+      <w:r>
+        <w:t xml:space="preserve">cannot quietly stop describing the run it labels.</w:t>
       </w:r>
     </w:p>
     <w:tbl>
@@ -1279,9 +1065,12 @@
         <w:tblLook w:firstRow="1" w:lastRow="0" w:firstColumn="0" w:lastColumn="0" w:noHBand="0" w:noVBand="0" w:val="0020"/>
       </w:tblPr>
       <w:tblGrid>
-        <w:gridCol w:w="2640"/>
-        <w:gridCol w:w="2640"/>
-        <w:gridCol w:w="2640"/>
+        <w:gridCol w:w="1320"/>
+        <w:gridCol w:w="1320"/>
+        <w:gridCol w:w="1320"/>
+        <w:gridCol w:w="1320"/>
+        <w:gridCol w:w="1320"/>
+        <w:gridCol w:w="1320"/>
       </w:tblGrid>
       <w:tr>
         <w:trPr>
@@ -1299,8 +1088,1012 @@
                 <w:b/>
                 <w:bCs/>
               </w:rPr>
+              <w:t xml:space="preserve">Rung</w:t>
+            </w:r>
+          </w:p>
+        </w:tc>
+        <w:tc>
+          <w:tcPr/>
+          <w:p>
+            <w:pPr>
+              <w:pStyle w:val="Compact"/>
+              <w:jc w:val="right"/>
+            </w:pPr>
+            <w:r>
+              <w:rPr>
+                <w:b/>
+                <w:bCs/>
+              </w:rPr>
+              <w:t xml:space="preserve">Layers</w:t>
+            </w:r>
+          </w:p>
+        </w:tc>
+        <w:tc>
+          <w:tcPr/>
+          <w:p>
+            <w:pPr>
+              <w:pStyle w:val="Compact"/>
+              <w:jc w:val="right"/>
+            </w:pPr>
+            <w:r>
+              <w:rPr>
+                <w:b/>
+                <w:bCs/>
+              </w:rPr>
+              <w:t xml:space="preserve">Width</w:t>
+            </w:r>
+          </w:p>
+        </w:tc>
+        <w:tc>
+          <w:tcPr/>
+          <w:p>
+            <w:pPr>
+              <w:pStyle w:val="Compact"/>
+              <w:jc w:val="right"/>
+            </w:pPr>
+            <w:r>
+              <w:rPr>
+                <w:b/>
+                <w:bCs/>
+              </w:rPr>
+              <w:t xml:space="preserve">Heads</w:t>
+            </w:r>
+          </w:p>
+        </w:tc>
+        <w:tc>
+          <w:tcPr/>
+          <w:p>
+            <w:pPr>
+              <w:pStyle w:val="Compact"/>
+              <w:jc w:val="right"/>
+            </w:pPr>
+            <w:r>
+              <w:rPr>
+                <w:b/>
+                <w:bCs/>
+              </w:rPr>
+              <w:t xml:space="preserve">Params (M)</w:t>
+            </w:r>
+          </w:p>
+        </w:tc>
+        <w:tc>
+          <w:tcPr/>
+          <w:p>
+            <w:pPr>
+              <w:pStyle w:val="Compact"/>
+              <w:jc w:val="right"/>
+            </w:pPr>
+            <w:r>
+              <w:rPr>
+                <w:b/>
+                <w:bCs/>
+              </w:rPr>
+              <w:t xml:space="preserve">Val. loss</w:t>
+            </w:r>
+          </w:p>
+        </w:tc>
+      </w:tr>
+      <w:tr>
+        <w:tc>
+          <w:tcPr/>
+          <w:p>
+            <w:pPr>
+              <w:pStyle w:val="Compact"/>
+              <w:jc w:val="left"/>
+            </w:pPr>
+            <w:r>
+              <w:t xml:space="preserve">6L192</w:t>
+            </w:r>
+          </w:p>
+        </w:tc>
+        <w:tc>
+          <w:tcPr/>
+          <w:p>
+            <w:pPr>
+              <w:pStyle w:val="Compact"/>
+              <w:jc w:val="right"/>
+            </w:pPr>
+            <w:r>
+              <w:t xml:space="preserve">6</w:t>
+            </w:r>
+          </w:p>
+        </w:tc>
+        <w:tc>
+          <w:tcPr/>
+          <w:p>
+            <w:pPr>
+              <w:pStyle w:val="Compact"/>
+              <w:jc w:val="right"/>
+            </w:pPr>
+            <w:r>
+              <w:t xml:space="preserve">192</w:t>
+            </w:r>
+          </w:p>
+        </w:tc>
+        <w:tc>
+          <w:tcPr/>
+          <w:p>
+            <w:pPr>
+              <w:pStyle w:val="Compact"/>
+              <w:jc w:val="right"/>
+            </w:pPr>
+            <w:r>
+              <w:t xml:space="preserve">6</w:t>
+            </w:r>
+          </w:p>
+        </w:tc>
+        <w:tc>
+          <w:tcPr/>
+          <w:p>
+            <w:pPr>
+              <w:pStyle w:val="Compact"/>
+              <w:jc w:val="right"/>
+            </w:pPr>
+            <w:r>
+              <w:t xml:space="preserve">3.4</w:t>
+            </w:r>
+          </w:p>
+        </w:tc>
+        <w:tc>
+          <w:tcPr/>
+          <w:p>
+            <w:pPr>
+              <w:pStyle w:val="Compact"/>
+              <w:jc w:val="right"/>
+            </w:pPr>
+            <w:r>
+              <w:t xml:space="preserve">3.342</w:t>
+            </w:r>
+          </w:p>
+        </w:tc>
+      </w:tr>
+      <w:tr>
+        <w:tc>
+          <w:tcPr/>
+          <w:p>
+            <w:pPr>
+              <w:pStyle w:val="Compact"/>
+              <w:jc w:val="left"/>
+            </w:pPr>
+            <w:r>
+              <w:t xml:space="preserve">8L256</w:t>
+            </w:r>
+          </w:p>
+        </w:tc>
+        <w:tc>
+          <w:tcPr/>
+          <w:p>
+            <w:pPr>
+              <w:pStyle w:val="Compact"/>
+              <w:jc w:val="right"/>
+            </w:pPr>
+            <w:r>
+              <w:t xml:space="preserve">8</w:t>
+            </w:r>
+          </w:p>
+        </w:tc>
+        <w:tc>
+          <w:tcPr/>
+          <w:p>
+            <w:pPr>
+              <w:pStyle w:val="Compact"/>
+              <w:jc w:val="right"/>
+            </w:pPr>
+            <w:r>
+              <w:t xml:space="preserve">256</w:t>
+            </w:r>
+          </w:p>
+        </w:tc>
+        <w:tc>
+          <w:tcPr/>
+          <w:p>
+            <w:pPr>
+              <w:pStyle w:val="Compact"/>
+              <w:jc w:val="right"/>
+            </w:pPr>
+            <w:r>
+              <w:t xml:space="preserve">8</w:t>
+            </w:r>
+          </w:p>
+        </w:tc>
+        <w:tc>
+          <w:tcPr/>
+          <w:p>
+            <w:pPr>
+              <w:pStyle w:val="Compact"/>
+              <w:jc w:val="right"/>
+            </w:pPr>
+            <w:r>
+              <w:t xml:space="preserve">7.3</w:t>
+            </w:r>
+          </w:p>
+        </w:tc>
+        <w:tc>
+          <w:tcPr/>
+          <w:p>
+            <w:pPr>
+              <w:pStyle w:val="Compact"/>
+              <w:jc w:val="right"/>
+            </w:pPr>
+            <w:r>
+              <w:t xml:space="preserve">3.029</w:t>
+            </w:r>
+          </w:p>
+        </w:tc>
+      </w:tr>
+      <w:tr>
+        <w:tc>
+          <w:tcPr/>
+          <w:p>
+            <w:pPr>
+              <w:pStyle w:val="Compact"/>
+              <w:jc w:val="left"/>
+            </w:pPr>
+            <w:r>
+              <w:t xml:space="preserve">12L256</w:t>
+            </w:r>
+          </w:p>
+        </w:tc>
+        <w:tc>
+          <w:tcPr/>
+          <w:p>
+            <w:pPr>
+              <w:pStyle w:val="Compact"/>
+              <w:jc w:val="right"/>
+            </w:pPr>
+            <w:r>
+              <w:t xml:space="preserve">12</w:t>
+            </w:r>
+          </w:p>
+        </w:tc>
+        <w:tc>
+          <w:tcPr/>
+          <w:p>
+            <w:pPr>
+              <w:pStyle w:val="Compact"/>
+              <w:jc w:val="right"/>
+            </w:pPr>
+            <w:r>
+              <w:t xml:space="preserve">256</w:t>
+            </w:r>
+          </w:p>
+        </w:tc>
+        <w:tc>
+          <w:tcPr/>
+          <w:p>
+            <w:pPr>
+              <w:pStyle w:val="Compact"/>
+              <w:jc w:val="right"/>
+            </w:pPr>
+            <w:r>
+              <w:t xml:space="preserve">8</w:t>
+            </w:r>
+          </w:p>
+        </w:tc>
+        <w:tc>
+          <w:tcPr/>
+          <w:p>
+            <w:pPr>
+              <w:pStyle w:val="Compact"/>
+              <w:jc w:val="right"/>
+            </w:pPr>
+            <w:r>
+              <w:t xml:space="preserve">10.5</w:t>
+            </w:r>
+          </w:p>
+        </w:tc>
+        <w:tc>
+          <w:tcPr/>
+          <w:p>
+            <w:pPr>
+              <w:pStyle w:val="Compact"/>
+              <w:jc w:val="right"/>
+            </w:pPr>
+            <w:r>
+              <w:t xml:space="preserve">2.917</w:t>
+            </w:r>
+          </w:p>
+        </w:tc>
+      </w:tr>
+      <w:tr>
+        <w:tc>
+          <w:tcPr/>
+          <w:p>
+            <w:pPr>
+              <w:pStyle w:val="Compact"/>
+              <w:jc w:val="left"/>
+            </w:pPr>
+            <w:r>
+              <w:t xml:space="preserve">8L384</w:t>
+            </w:r>
+          </w:p>
+        </w:tc>
+        <w:tc>
+          <w:tcPr/>
+          <w:p>
+            <w:pPr>
+              <w:pStyle w:val="Compact"/>
+              <w:jc w:val="right"/>
+            </w:pPr>
+            <w:r>
+              <w:t xml:space="preserve">8</w:t>
+            </w:r>
+          </w:p>
+        </w:tc>
+        <w:tc>
+          <w:tcPr/>
+          <w:p>
+            <w:pPr>
+              <w:pStyle w:val="Compact"/>
+              <w:jc w:val="right"/>
+            </w:pPr>
+            <w:r>
+              <w:t xml:space="preserve">384</w:t>
+            </w:r>
+          </w:p>
+        </w:tc>
+        <w:tc>
+          <w:tcPr/>
+          <w:p>
+            <w:pPr>
+              <w:pStyle w:val="Compact"/>
+              <w:jc w:val="right"/>
+            </w:pPr>
+            <w:r>
+              <w:t xml:space="preserve">8</w:t>
+            </w:r>
+          </w:p>
+        </w:tc>
+        <w:tc>
+          <w:tcPr/>
+          <w:p>
+            <w:pPr>
+              <w:pStyle w:val="Compact"/>
+              <w:jc w:val="right"/>
+            </w:pPr>
+            <w:r>
+              <w:t xml:space="preserve">15.7</w:t>
+            </w:r>
+          </w:p>
+        </w:tc>
+        <w:tc>
+          <w:tcPr/>
+          <w:p>
+            <w:pPr>
+              <w:pStyle w:val="Compact"/>
+              <w:jc w:val="right"/>
+            </w:pPr>
+            <w:r>
+              <w:t xml:space="preserve">2.840</w:t>
+            </w:r>
+          </w:p>
+        </w:tc>
+      </w:tr>
+      <w:tr>
+        <w:tc>
+          <w:tcPr/>
+          <w:p>
+            <w:pPr>
+              <w:pStyle w:val="Compact"/>
+              <w:jc w:val="left"/>
+            </w:pPr>
+            <w:r>
+              <w:t xml:space="preserve">12L384</w:t>
+            </w:r>
+          </w:p>
+        </w:tc>
+        <w:tc>
+          <w:tcPr/>
+          <w:p>
+            <w:pPr>
+              <w:pStyle w:val="Compact"/>
+              <w:jc w:val="right"/>
+            </w:pPr>
+            <w:r>
+              <w:t xml:space="preserve">12</w:t>
+            </w:r>
+          </w:p>
+        </w:tc>
+        <w:tc>
+          <w:tcPr/>
+          <w:p>
+            <w:pPr>
+              <w:pStyle w:val="Compact"/>
+              <w:jc w:val="right"/>
+            </w:pPr>
+            <w:r>
+              <w:t xml:space="preserve">384</w:t>
+            </w:r>
+          </w:p>
+        </w:tc>
+        <w:tc>
+          <w:tcPr/>
+          <w:p>
+            <w:pPr>
+              <w:pStyle w:val="Compact"/>
+              <w:jc w:val="right"/>
+            </w:pPr>
+            <w:r>
+              <w:t xml:space="preserve">8</w:t>
+            </w:r>
+          </w:p>
+        </w:tc>
+        <w:tc>
+          <w:tcPr/>
+          <w:p>
+            <w:pPr>
+              <w:pStyle w:val="Compact"/>
+              <w:jc w:val="right"/>
+            </w:pPr>
+            <w:r>
+              <w:t xml:space="preserve">22.8</w:t>
+            </w:r>
+          </w:p>
+        </w:tc>
+        <w:tc>
+          <w:tcPr/>
+          <w:p>
+            <w:pPr>
+              <w:pStyle w:val="Compact"/>
+              <w:jc w:val="right"/>
+            </w:pPr>
+            <w:r>
+              <w:t xml:space="preserve">2.754</w:t>
+            </w:r>
+          </w:p>
+        </w:tc>
+      </w:tr>
+      <w:tr>
+        <w:tc>
+          <w:tcPr/>
+          <w:p>
+            <w:pPr>
+              <w:pStyle w:val="Compact"/>
+              <w:jc w:val="left"/>
+            </w:pPr>
+            <w:r>
+              <w:t xml:space="preserve">12L512</w:t>
+            </w:r>
+          </w:p>
+        </w:tc>
+        <w:tc>
+          <w:tcPr/>
+          <w:p>
+            <w:pPr>
+              <w:pStyle w:val="Compact"/>
+              <w:jc w:val="right"/>
+            </w:pPr>
+            <w:r>
+              <w:t xml:space="preserve">12</w:t>
+            </w:r>
+          </w:p>
+        </w:tc>
+        <w:tc>
+          <w:tcPr/>
+          <w:p>
+            <w:pPr>
+              <w:pStyle w:val="Compact"/>
+              <w:jc w:val="right"/>
+            </w:pPr>
+            <w:r>
+              <w:t xml:space="preserve">512</w:t>
+            </w:r>
+          </w:p>
+        </w:tc>
+        <w:tc>
+          <w:tcPr/>
+          <w:p>
+            <w:pPr>
+              <w:pStyle w:val="Compact"/>
+              <w:jc w:val="right"/>
+            </w:pPr>
+            <w:r>
+              <w:t xml:space="preserve">8</w:t>
+            </w:r>
+          </w:p>
+        </w:tc>
+        <w:tc>
+          <w:tcPr/>
+          <w:p>
+            <w:pPr>
+              <w:pStyle w:val="Compact"/>
+              <w:jc w:val="right"/>
+            </w:pPr>
+            <w:r>
+              <w:t xml:space="preserve">39.9</w:t>
+            </w:r>
+          </w:p>
+        </w:tc>
+        <w:tc>
+          <w:tcPr/>
+          <w:p>
+            <w:pPr>
+              <w:pStyle w:val="Compact"/>
+              <w:jc w:val="right"/>
+            </w:pPr>
+            <w:r>
+              <w:t xml:space="preserve">2.709</w:t>
+            </w:r>
+          </w:p>
+        </w:tc>
+      </w:tr>
+    </w:tbl>
+    <w:p>
+      <w:pPr>
+        <w:pStyle w:val="BodyText"/>
+      </w:pPr>
+      <w:r>
+        <w:t xml:space="preserve">All 18 runs share one recipe: AdamW at learning rate</w:t>
+      </w:r>
+      <w:r>
+        <w:t xml:space="preserve"> </w:t>
+      </w:r>
+      <m:oMath>
+        <m:r>
+          <m:t>3</m:t>
+        </m:r>
+        <m:r>
+          <m:rPr>
+            <m:sty m:val="p"/>
+          </m:rPr>
+          <m:t>×</m:t>
+        </m:r>
+        <m:sSup>
+          <m:e>
+            <m:r>
+              <m:t>10</m:t>
+            </m:r>
+          </m:e>
+          <m:sup>
+            <m:r>
+              <m:rPr>
+                <m:sty m:val="p"/>
+              </m:rPr>
+              <m:t>−</m:t>
+            </m:r>
+            <m:r>
+              <m:t>4</m:t>
+            </m:r>
+          </m:sup>
+        </m:sSup>
+      </m:oMath>
+      <w:r>
+        <w:t xml:space="preserve">, weight decay</w:t>
+      </w:r>
+      <w:r>
+        <w:t xml:space="preserve"> </w:t>
+      </w:r>
+      <w:r>
+        <w:t xml:space="preserve">0.01,</w:t>
+      </w:r>
+      <w:r>
+        <w:t xml:space="preserve"> </w:t>
+      </w:r>
+      <m:oMath>
+        <m:r>
+          <m:t>β</m:t>
+        </m:r>
+        <m:r>
+          <m:rPr>
+            <m:sty m:val="p"/>
+          </m:rPr>
+          <m:t>=</m:t>
+        </m:r>
+        <m:r>
+          <m:rPr>
+            <m:sty m:val="p"/>
+          </m:rPr>
+          <m:t>(</m:t>
+        </m:r>
+        <m:r>
+          <m:t>0.9</m:t>
+        </m:r>
+        <m:r>
+          <m:rPr>
+            <m:sty m:val="p"/>
+          </m:rPr>
+          <m:t>,</m:t>
+        </m:r>
+        <m:r>
+          <m:t>0.95</m:t>
+        </m:r>
+        <m:r>
+          <m:rPr>
+            <m:sty m:val="p"/>
+          </m:rPr>
+          <m:t>)</m:t>
+        </m:r>
+      </m:oMath>
+      <w:r>
+        <w:t xml:space="preserve">, a one-cycle schedule with</w:t>
+      </w:r>
+      <w:r>
+        <w:t xml:space="preserve"> </w:t>
+      </w:r>
+      <w:r>
+        <w:t xml:space="preserve">5 percent warmup, gradient norm clipped to 1, and mixed precision with</w:t>
+      </w:r>
+      <w:r>
+        <w:t xml:space="preserve"> </w:t>
+      </w:r>
+      <w:r>
+        <w:t xml:space="preserve">loss scaling. Each run takes</w:t>
+      </w:r>
+      <w:r>
+        <w:t xml:space="preserve"> </w:t>
+      </w:r>
+      <w:r>
+        <w:t xml:space="preserve">12,000 updates at batch size 32, which is 30.0 million supervised tokens</w:t>
+      </w:r>
+      <w:r>
+        <w:t xml:space="preserve"> </w:t>
+      </w:r>
+      <w:r>
+        <w:t xml:space="preserve">over a corpus of 96,000 games of mean length 78 tokens, or about</w:t>
+      </w:r>
+      <w:r>
+        <w:t xml:space="preserve"> </w:t>
+      </w:r>
+      <w:r>
+        <w:t xml:space="preserve">4.0 epochs. Validation loss is evaluated every 500 updates on held-out games.</w:t>
+      </w:r>
+    </w:p>
+    <w:p>
+      <w:pPr>
+        <w:pStyle w:val="BodyText"/>
+      </w:pPr>
+      <w:r>
+        <w:t xml:space="preserve">Two consequences deserve stating because they bound what the exponents mean. The</w:t>
+      </w:r>
+      <w:r>
+        <w:t xml:space="preserve"> </w:t>
+      </w:r>
+      <w:r>
+        <w:t xml:space="preserve">token budget is held fixed across the ladder, so larger models are not given</w:t>
+      </w:r>
+      <w:r>
+        <w:t xml:space="preserve"> </w:t>
+      </w:r>
+      <w:r>
+        <w:t xml:space="preserve">proportionally more data: these are parameter exponents at constant data, not</w:t>
+      </w:r>
+      <w:r>
+        <w:t xml:space="preserve"> </w:t>
+      </w:r>
+      <w:r>
+        <w:t xml:space="preserve">compute-optimal scaling exponents, and they are not comparable to exponents fitted</w:t>
+      </w:r>
+      <w:r>
+        <w:t xml:space="preserve"> </w:t>
+      </w:r>
+      <w:r>
+        <w:t xml:space="preserve">along a compute-optimal frontier. And the reported checkpoint is the final one, with</w:t>
+      </w:r>
+      <w:r>
+        <w:t xml:space="preserve"> </w:t>
+      </w:r>
+      <w:r>
+        <w:t xml:space="preserve">no early stopping and no best-validation selection. That choice is innocuous here</w:t>
+      </w:r>
+      <w:r>
+        <w:t xml:space="preserve"> </w:t>
+      </w:r>
+      <w:r>
+        <w:t xml:space="preserve">rather than by assumption: the final checkpoint is also the lowest-validation-loss</w:t>
+      </w:r>
+      <w:r>
+        <w:t xml:space="preserve"> </w:t>
+      </w:r>
+      <w:r>
+        <w:t xml:space="preserve">checkpoint in 18 of 18 runs, so selection cannot be carrying any part of</w:t>
+      </w:r>
+      <w:r>
+        <w:t xml:space="preserve"> </w:t>
+      </w:r>
+      <w:r>
+        <w:t xml:space="preserve">the result. Validation loss falls monotonically along the ladder, from 3.349 at the</w:t>
+      </w:r>
+      <w:r>
+        <w:t xml:space="preserve"> </w:t>
+      </w:r>
+      <w:r>
+        <w:t xml:space="preserve">smallest rung to 2.700 at the largest, which confirms the ladder is one of capability</w:t>
+      </w:r>
+      <w:r>
+        <w:t xml:space="preserve"> </w:t>
+      </w:r>
+      <w:r>
+        <w:t xml:space="preserve">and not merely of parameter count.</w:t>
+      </w:r>
+    </w:p>
+    <w:bookmarkEnd w:id="18"/>
+    <w:bookmarkStart w:id="19" w:name="failure-taxonomy."/>
+    <w:p>
+      <w:pPr>
+        <w:pStyle w:val="Heading4"/>
+      </w:pPr>
+      <w:r>
+        <w:t xml:space="preserve">Failure taxonomy.</w:t>
+      </w:r>
+    </w:p>
+    <w:p>
+      <w:pPr>
+        <w:pStyle w:val="FirstParagraph"/>
+      </w:pPr>
+      <w:r>
+        <w:t xml:space="preserve">At every position from ply 20 onward we take the model’s top-1 move and ask the</w:t>
+      </w:r>
+      <w:r>
+        <w:t xml:space="preserve"> </w:t>
+      </w:r>
+      <w:r>
+        <w:t xml:space="preserve">rules engine whether it is legal. Each illegal move is assigned to exactly one</w:t>
+      </w:r>
+      <w:r>
+        <w:t xml:space="preserve"> </w:t>
+      </w:r>
+      <w:r>
+        <w:t xml:space="preserve">class, in priority order, by what made it illegal:</w:t>
+      </w:r>
+      <w:r>
+        <w:t xml:space="preserve"> </w:t>
+      </w:r>
+      <w:r>
+        <w:rPr>
+          <w:i/>
+          <w:iCs/>
+        </w:rPr>
+        <w:t xml:space="preserve">empty source</w:t>
+      </w:r>
+      <w:r>
+        <w:t xml:space="preserve"> </w:t>
+      </w:r>
+      <w:r>
+        <w:t xml:space="preserve">(no piece on the source square),</w:t>
+      </w:r>
+      <w:r>
+        <w:t xml:space="preserve"> </w:t>
+      </w:r>
+      <w:r>
+        <w:rPr>
+          <w:i/>
+          <w:iCs/>
+        </w:rPr>
+        <w:t xml:space="preserve">opponent source</w:t>
+      </w:r>
+      <w:r>
+        <w:t xml:space="preserve"> </w:t>
+      </w:r>
+      <w:r>
+        <w:t xml:space="preserve">(the source holds the other side’s piece),</w:t>
+      </w:r>
+      <w:r>
+        <w:t xml:space="preserve"> </w:t>
+      </w:r>
+      <w:r>
+        <w:rPr>
+          <w:i/>
+          <w:iCs/>
+        </w:rPr>
+        <w:t xml:space="preserve">own destination</w:t>
+      </w:r>
+      <w:r>
+        <w:t xml:space="preserve"> </w:t>
+      </w:r>
+      <w:r>
+        <w:t xml:space="preserve">(the destination holds the mover’s own piece),</w:t>
+      </w:r>
+      <w:r>
+        <w:t xml:space="preserve"> </w:t>
+      </w:r>
+      <w:r>
+        <w:rPr>
+          <w:i/>
+          <w:iCs/>
+        </w:rPr>
+        <w:t xml:space="preserve">geometry</w:t>
+      </w:r>
+      <w:r>
+        <w:t xml:space="preserve"> </w:t>
+      </w:r>
+      <w:r>
+        <w:t xml:space="preserve">(a piece of the right colour is present but cannot reach the</w:t>
+      </w:r>
+      <w:r>
+        <w:t xml:space="preserve"> </w:t>
+      </w:r>
+      <w:r>
+        <w:t xml:space="preserve">destination, or its path is blocked), and</w:t>
+      </w:r>
+      <w:r>
+        <w:t xml:space="preserve"> </w:t>
+      </w:r>
+      <w:r>
+        <w:rPr>
+          <w:i/>
+          <w:iCs/>
+        </w:rPr>
+        <w:t xml:space="preserve">leaves check</w:t>
+      </w:r>
+      <w:r>
+        <w:t xml:space="preserve"> </w:t>
+      </w:r>
+      <w:r>
+        <w:t xml:space="preserve">(pseudo-legal, rejected only because the king would be in</w:t>
+      </w:r>
+      <w:r>
+        <w:t xml:space="preserve"> </w:t>
+      </w:r>
+      <w:r>
+        <w:t xml:space="preserve">check). The first three are decidable from the two named squares. The ordering</w:t>
+      </w:r>
+      <w:r>
+        <w:t xml:space="preserve"> </w:t>
+      </w:r>
+      <w:r>
+        <w:t xml:space="preserve">of the remaining two is measured rather than asserted, below, because an exponent</w:t>
+      </w:r>
+      <w:r>
+        <w:t xml:space="preserve"> </w:t>
+      </w:r>
+      <w:r>
+        <w:t xml:space="preserve">is a measurement and relating it to an ordering we merely argued for would be the</w:t>
+      </w:r>
+      <w:r>
+        <w:t xml:space="preserve"> </w:t>
+      </w:r>
+      <w:r>
+        <w:t xml:space="preserve">weaker half of the comparison.</w:t>
+      </w:r>
+    </w:p>
+    <w:bookmarkEnd w:id="19"/>
+    <w:bookmarkStart w:id="20" w:name="Xa275bfcee976ee43168e1cc70e31717744fb3f0"/>
+    <w:p>
+      <w:pPr>
+        <w:pStyle w:val="Heading4"/>
+      </w:pPr>
+      <w:r>
+        <w:t xml:space="preserve">How much board each class actually depends on.</w:t>
+      </w:r>
+    </w:p>
+    <w:p>
+      <w:pPr>
+        <w:pStyle w:val="FirstParagraph"/>
+      </w:pPr>
+      <w:r>
+        <w:t xml:space="preserve">For a position and an illegal move, call a square a</w:t>
+      </w:r>
+      <w:r>
+        <w:t xml:space="preserve"> </w:t>
+      </w:r>
+      <w:r>
+        <w:rPr>
+          <w:i/>
+          <w:iCs/>
+        </w:rPr>
+        <w:t xml:space="preserve">dependency</w:t>
+      </w:r>
+      <w:r>
+        <w:t xml:space="preserve"> </w:t>
+      </w:r>
+      <w:r>
+        <w:t xml:space="preserve">if altering</w:t>
+      </w:r>
+      <w:r>
+        <w:t xml:space="preserve"> </w:t>
+      </w:r>
+      <w:r>
+        <w:t xml:space="preserve">its contents alone can change whether the move is legal, and let</w:t>
+      </w:r>
+      <w:r>
+        <w:t xml:space="preserve"> </w:t>
+      </w:r>
+      <m:oMath>
+        <m:r>
+          <m:t>k</m:t>
+        </m:r>
+      </m:oMath>
+      <w:r>
+        <w:t xml:space="preserve"> </w:t>
+      </w:r>
+      <w:r>
+        <w:t xml:space="preserve">count such</w:t>
+      </w:r>
+      <w:r>
+        <w:t xml:space="preserve"> </w:t>
+      </w:r>
+      <w:r>
+        <w:t xml:space="preserve">squares, excluding the two the move names because every class depends on those by</w:t>
+      </w:r>
+      <w:r>
+        <w:t xml:space="preserve"> </w:t>
+      </w:r>
+      <w:r>
+        <w:t xml:space="preserve">construction. The definition is causal: it asks what the verdict turns on, not what</w:t>
+      </w:r>
+      <w:r>
+        <w:t xml:space="preserve"> </w:t>
+      </w:r>
+      <w:r>
+        <w:t xml:space="preserve">the rule text mentions. It is computed by brute force over all 64 squares and all 12</w:t>
+      </w:r>
+      <w:r>
+        <w:t xml:space="preserve"> </w:t>
+      </w:r>
+      <w:r>
+        <w:t xml:space="preserve">piece types, on positions from real games with no model involved, so</w:t>
+      </w:r>
+      <w:r>
+        <w:t xml:space="preserve"> </w:t>
+      </w:r>
+      <m:oMath>
+        <m:r>
+          <m:t>k</m:t>
+        </m:r>
+      </m:oMath>
+      <w:r>
+        <w:t xml:space="preserve"> </w:t>
+      </w:r>
+      <w:r>
+        <w:t xml:space="preserve">is a</w:t>
+      </w:r>
+      <w:r>
+        <w:t xml:space="preserve"> </w:t>
+      </w:r>
+      <w:r>
+        <w:t xml:space="preserve">property of the rules and the position rather than of any network. Over 120 games</w:t>
+      </w:r>
+      <w:r>
+        <w:t xml:space="preserve"> </w:t>
+      </w:r>
+      <w:r>
+        <w:t xml:space="preserve">and 4,204 sampled illegal moves:</w:t>
+      </w:r>
+    </w:p>
+    <w:tbl>
+      <w:tblPr>
+        <w:tblStyle w:val="Table"/>
+        <w:tblW w:type="auto" w:w="0"/>
+        <w:tblLook w:firstRow="1" w:lastRow="0" w:firstColumn="0" w:lastColumn="0" w:noHBand="0" w:noVBand="0" w:val="0020"/>
+      </w:tblPr>
+      <w:tblGrid>
+        <w:gridCol w:w="1980"/>
+        <w:gridCol w:w="1980"/>
+        <w:gridCol w:w="1980"/>
+        <w:gridCol w:w="1980"/>
+      </w:tblGrid>
+      <w:tr>
+        <w:trPr>
+          <w:tblHeader w:val="on"/>
+        </w:trPr>
+        <w:tc>
+          <w:tcPr/>
+          <w:p>
+            <w:pPr>
+              <w:pStyle w:val="Compact"/>
+              <w:jc w:val="left"/>
+            </w:pPr>
+            <w:r>
+              <w:rPr>
+                <w:b/>
+                <w:bCs/>
+              </w:rPr>
               <w:t xml:space="preserve">Class</w:t>
             </w:r>
+          </w:p>
+        </w:tc>
+        <w:tc>
+          <w:tcPr/>
+          <w:p>
+            <w:pPr>
+              <w:pStyle w:val="Compact"/>
+              <w:jc w:val="right"/>
+            </w:pPr>
+            <m:oMath>
+              <m:r>
+                <m:t>n</m:t>
+              </m:r>
+            </m:oMath>
           </w:p>
         </w:tc>
         <w:tc>
@@ -1381,6 +2174,18 @@
               <w:jc w:val="right"/>
             </w:pPr>
             <w:r>
+              <w:t xml:space="preserve">960</w:t>
+            </w:r>
+          </w:p>
+        </w:tc>
+        <w:tc>
+          <w:tcPr/>
+          <w:p>
+            <w:pPr>
+              <w:pStyle w:val="Compact"/>
+              <w:jc w:val="right"/>
+            </w:pPr>
+            <w:r>
               <w:t xml:space="preserve">0.00</w:t>
             </w:r>
           </w:p>
@@ -1419,6 +2224,18 @@
               <w:jc w:val="right"/>
             </w:pPr>
             <w:r>
+              <w:t xml:space="preserve">960</w:t>
+            </w:r>
+          </w:p>
+        </w:tc>
+        <w:tc>
+          <w:tcPr/>
+          <w:p>
+            <w:pPr>
+              <w:pStyle w:val="Compact"/>
+              <w:jc w:val="right"/>
+            </w:pPr>
+            <w:r>
               <w:t xml:space="preserve">0.00</w:t>
             </w:r>
           </w:p>
@@ -1457,7 +2274,7 @@
               <w:jc w:val="right"/>
             </w:pPr>
             <w:r>
-              <w:t xml:space="preserve">0.08</w:t>
+              <w:t xml:space="preserve">949</w:t>
             </w:r>
           </w:p>
         </w:tc>
@@ -1469,7 +2286,19 @@
               <w:jc w:val="right"/>
             </w:pPr>
             <w:r>
-              <w:t xml:space="preserve">48</w:t>
+              <w:t xml:space="preserve">0.00</w:t>
+            </w:r>
+          </w:p>
+        </w:tc>
+        <w:tc>
+          <w:tcPr/>
+          <w:p>
+            <w:pPr>
+              <w:pStyle w:val="Compact"/>
+              <w:jc w:val="right"/>
+            </w:pPr>
+            <w:r>
+              <w:t xml:space="preserve">0</w:t>
             </w:r>
           </w:p>
         </w:tc>
@@ -1483,7 +2312,7 @@
               <w:jc w:val="left"/>
             </w:pPr>
             <w:r>
-              <w:t xml:space="preserve">geometry</w:t>
+              <w:t xml:space="preserve">geometry, impossible</w:t>
             </w:r>
           </w:p>
         </w:tc>
@@ -1495,7 +2324,7 @@
               <w:jc w:val="right"/>
             </w:pPr>
             <w:r>
-              <w:t xml:space="preserve">0.01</w:t>
+              <w:t xml:space="preserve">932</w:t>
             </w:r>
           </w:p>
         </w:tc>
@@ -1507,7 +2336,19 @@
               <w:jc w:val="right"/>
             </w:pPr>
             <w:r>
-              <w:t xml:space="preserve">1</w:t>
+              <w:t xml:space="preserve">0.00</w:t>
+            </w:r>
+          </w:p>
+        </w:tc>
+        <w:tc>
+          <w:tcPr/>
+          <w:p>
+            <w:pPr>
+              <w:pStyle w:val="Compact"/>
+              <w:jc w:val="right"/>
+            </w:pPr>
+            <w:r>
+              <w:t xml:space="preserve">0</w:t>
             </w:r>
           </w:p>
         </w:tc>
@@ -1521,6 +2362,106 @@
               <w:jc w:val="left"/>
             </w:pPr>
             <w:r>
+              <w:t xml:space="preserve">geometry, blocked path</w:t>
+            </w:r>
+          </w:p>
+        </w:tc>
+        <w:tc>
+          <w:tcPr/>
+          <w:p>
+            <w:pPr>
+              <w:pStyle w:val="Compact"/>
+              <w:jc w:val="right"/>
+            </w:pPr>
+            <w:r>
+              <w:t xml:space="preserve">28</w:t>
+            </w:r>
+          </w:p>
+        </w:tc>
+        <w:tc>
+          <w:tcPr/>
+          <w:p>
+            <w:pPr>
+              <w:pStyle w:val="Compact"/>
+              <w:jc w:val="right"/>
+            </w:pPr>
+            <w:r>
+              <w:t xml:space="preserve">0.64</w:t>
+            </w:r>
+          </w:p>
+        </w:tc>
+        <w:tc>
+          <w:tcPr/>
+          <w:p>
+            <w:pPr>
+              <w:pStyle w:val="Compact"/>
+              <w:jc w:val="right"/>
+            </w:pPr>
+            <w:r>
+              <w:t xml:space="preserve">1</w:t>
+            </w:r>
+          </w:p>
+        </w:tc>
+      </w:tr>
+      <w:tr>
+        <w:tc>
+          <w:tcPr/>
+          <w:p>
+            <w:pPr>
+              <w:pStyle w:val="Compact"/>
+              <w:jc w:val="left"/>
+            </w:pPr>
+            <w:r>
+              <w:t xml:space="preserve">castling</w:t>
+            </w:r>
+          </w:p>
+        </w:tc>
+        <w:tc>
+          <w:tcPr/>
+          <w:p>
+            <w:pPr>
+              <w:pStyle w:val="Compact"/>
+              <w:jc w:val="right"/>
+            </w:pPr>
+            <w:r>
+              <w:t xml:space="preserve">603</w:t>
+            </w:r>
+          </w:p>
+        </w:tc>
+        <w:tc>
+          <w:tcPr/>
+          <w:p>
+            <w:pPr>
+              <w:pStyle w:val="Compact"/>
+              <w:jc w:val="right"/>
+            </w:pPr>
+            <w:r>
+              <w:t xml:space="preserve">0.13</w:t>
+            </w:r>
+          </w:p>
+        </w:tc>
+        <w:tc>
+          <w:tcPr/>
+          <w:p>
+            <w:pPr>
+              <w:pStyle w:val="Compact"/>
+              <w:jc w:val="right"/>
+            </w:pPr>
+            <w:r>
+              <w:t xml:space="preserve">7</w:t>
+            </w:r>
+          </w:p>
+        </w:tc>
+      </w:tr>
+      <w:tr>
+        <w:tc>
+          <w:tcPr/>
+          <w:p>
+            <w:pPr>
+              <w:pStyle w:val="Compact"/>
+              <w:jc w:val="left"/>
+            </w:pPr>
+            <w:r>
               <w:t xml:space="preserve">leaves check</w:t>
             </w:r>
           </w:p>
@@ -1533,7 +2474,7 @@
               <w:jc w:val="right"/>
             </w:pPr>
             <w:r>
-              <w:t xml:space="preserve">18.33</w:t>
+              <w:t xml:space="preserve">375</w:t>
             </w:r>
           </w:p>
         </w:tc>
@@ -1545,7 +2486,19 @@
               <w:jc w:val="right"/>
             </w:pPr>
             <w:r>
-              <w:t xml:space="preserve">58</w:t>
+              <w:t xml:space="preserve">17.49</w:t>
+            </w:r>
+          </w:p>
+        </w:tc>
+        <w:tc>
+          <w:tcPr/>
+          <w:p>
+            <w:pPr>
+              <w:pStyle w:val="Compact"/>
+              <w:jc w:val="right"/>
+            </w:pPr>
+            <w:r>
+              <w:t xml:space="preserve">55</w:t>
             </w:r>
           </w:p>
         </w:tc>
@@ -1568,19 +2521,19 @@
         <w:t xml:space="preserve"> </w:t>
       </w:r>
       <w:r>
-        <w:t xml:space="preserve">an argument: the check class depends on 18.33 squares on average, with a</w:t>
-      </w:r>
-      <w:r>
-        <w:t xml:space="preserve"> </w:t>
-      </w:r>
-      <w:r>
-        <w:t xml:space="preserve">standard deviation of 11.9 and a maximum of 58, while every other</w:t>
-      </w:r>
-      <w:r>
-        <w:t xml:space="preserve"> </w:t>
-      </w:r>
-      <w:r>
-        <w:t xml:space="preserve">class depends on essentially none. That separation is not a matter of degree.</w:t>
+        <w:t xml:space="preserve">an argument: the check class depends on 17.49 squares on average, with a</w:t>
+      </w:r>
+      <w:r>
+        <w:t xml:space="preserve"> </w:t>
+      </w:r>
+      <w:r>
+        <w:t xml:space="preserve">standard deviation of 11.3 and a maximum of 55, while every other</w:t>
+      </w:r>
+      <w:r>
+        <w:t xml:space="preserve"> </w:t>
+      </w:r>
+      <w:r>
+        <w:t xml:space="preserve">class depends on at most one. That separation is not a matter of degree.</w:t>
       </w:r>
     </w:p>
     <w:p>
@@ -1650,39 +2603,19 @@
         <w:t xml:space="preserve"> </w:t>
       </w:r>
       <w:r>
-        <w:t xml:space="preserve">the taxonomy rather than in the models: of 900 geometry errors sampled,</w:t>
-      </w:r>
-      <w:r>
-        <w:t xml:space="preserve"> </w:t>
-      </w:r>
-      <w:r>
-        <w:t xml:space="preserve">98.1 percent are moves the piece cannot make under any arrangement of the</w:t>
-      </w:r>
-      <w:r>
-        <w:t xml:space="preserve"> </w:t>
-      </w:r>
-      <w:r>
-        <w:t xml:space="preserve">other squares, and only 1.9 percent are genuinely blocked paths. The label</w:t>
-      </w:r>
-      <w:r>
-        <w:t xml:space="preserve"> </w:t>
-      </w:r>
-      <w:r>
-        <w:t xml:space="preserve">covers two mechanically different errors, and the description of geometry as depending</w:t>
-      </w:r>
-      <w:r>
-        <w:t xml:space="preserve"> </w:t>
-      </w:r>
-      <w:r>
-        <w:t xml:space="preserve">on intervening squares holds for a fiftieth of the cases carrying it.</w:t>
-      </w:r>
-    </w:p>
-    <w:p>
-      <w:pPr>
-        <w:pStyle w:val="BodyText"/>
-      </w:pPr>
-      <w:r>
-        <w:t xml:space="preserve">We report this rather than choose</w:t>
+        <w:t xml:space="preserve">the taxonomy rather than in the models, and the table above splits it: of</w:t>
+      </w:r>
+      <w:r>
+        <w:t xml:space="preserve"> </w:t>
+      </w:r>
+      <w:r>
+        <w:t xml:space="preserve">960 geometry errors sampled, 97.1 percent are moves the piece cannot</w:t>
+      </w:r>
+      <w:r>
+        <w:t xml:space="preserve"> </w:t>
+      </w:r>
+      <w:r>
+        <w:t xml:space="preserve">make under any arrangement of the other squares, with</w:t>
       </w:r>
       <w:r>
         <w:t xml:space="preserve"> </w:t>
@@ -1696,7 +2629,203 @@
         <w:t xml:space="preserve"> </w:t>
       </w:r>
       <w:r>
-        <w:t xml:space="preserve">to fit. Hand-assigned values of</w:t>
+        <w:t xml:space="preserve">exactly zero, and only</w:t>
+      </w:r>
+      <w:r>
+        <w:t xml:space="preserve"> </w:t>
+      </w:r>
+      <w:r>
+        <w:t xml:space="preserve">2.9 percent are genuinely blocked paths. One label covered two mechanically</w:t>
+      </w:r>
+      <w:r>
+        <w:t xml:space="preserve"> </w:t>
+      </w:r>
+      <w:r>
+        <w:t xml:space="preserve">different errors, and the usual description of geometry as depending on intervening</w:t>
+      </w:r>
+      <w:r>
+        <w:t xml:space="preserve"> </w:t>
+      </w:r>
+      <w:r>
+        <w:t xml:space="preserve">squares holds for the smaller part of the cases carrying it.</w:t>
+      </w:r>
+    </w:p>
+    <w:bookmarkEnd w:id="20"/>
+    <w:bookmarkStart w:id="21" w:name="Xaef623f3e6aa448a259673d35933e9b80d9d514"/>
+    <w:p>
+      <w:pPr>
+        <w:pStyle w:val="Heading4"/>
+      </w:pPr>
+      <w:r>
+        <w:t xml:space="preserve">An audit of the own-destination maximum, and what it found.</w:t>
+      </w:r>
+    </w:p>
+    <w:p>
+      <w:pPr>
+        <w:pStyle w:val="FirstParagraph"/>
+      </w:pPr>
+      <w:r>
+        <w:t xml:space="preserve">An earlier version of this table reported a maximum of 48 for the own-destination</w:t>
+      </w:r>
+      <w:r>
+        <w:t xml:space="preserve"> </w:t>
+      </w:r>
+      <w:r>
+        <w:t xml:space="preserve">class, which should be decidable from the destination square alone and so should</w:t>
+      </w:r>
+      <w:r>
+        <w:t xml:space="preserve"> </w:t>
+      </w:r>
+      <w:r>
+        <w:t xml:space="preserve">have a maximum of zero. The discrepancy was real and it was ours. King onto one’s</w:t>
+      </w:r>
+      <w:r>
+        <w:t xml:space="preserve"> </w:t>
+      </w:r>
+      <w:r>
+        <w:t xml:space="preserve">own rook is how both UCI and Chess960 encode castling, so a destination-occupancy</w:t>
+      </w:r>
+      <w:r>
+        <w:t xml:space="preserve"> </w:t>
+      </w:r>
+      <w:r>
+        <w:t xml:space="preserve">test collects castling attempts; and because</w:t>
+      </w:r>
+      <w:r>
+        <w:t xml:space="preserve"> </w:t>
+      </w:r>
+      <w:r>
+        <w:rPr>
+          <w:rStyle w:val="VerbatimChar"/>
+        </w:rPr>
+        <w:t xml:space="preserve">python-chess</w:t>
+      </w:r>
+      <w:r>
+        <w:t xml:space="preserve"> </w:t>
+      </w:r>
+      <w:r>
+        <w:t xml:space="preserve">enumerates</w:t>
+      </w:r>
+      <w:r>
+        <w:t xml:space="preserve"> </w:t>
+      </w:r>
+      <w:r>
+        <w:t xml:space="preserve">castling as exttt</w:t>
+      </w:r>
+      <w:r>
+        <w:t xml:space="preserve">e1g1</w:t>
+      </w:r>
+      <w:r>
+        <w:t xml:space="preserve"> </w:t>
+      </w:r>
+      <w:r>
+        <w:t xml:space="preserve">while also accepting the exttt</w:t>
+      </w:r>
+      <w:r>
+        <w:t xml:space="preserve">e1h1</w:t>
+      </w:r>
+      <w:r>
+        <w:t xml:space="preserve"> </w:t>
+      </w:r>
+      <w:r>
+        <w:t xml:space="preserve">form, a</w:t>
+      </w:r>
+      <w:r>
+        <w:t xml:space="preserve"> </w:t>
+      </w:r>
+      <w:r>
+        <w:t xml:space="preserve">membership test against the legal moves let a genuinely</w:t>
+      </w:r>
+      <w:r>
+        <w:t xml:space="preserve"> </w:t>
+      </w:r>
+      <w:r>
+        <w:rPr>
+          <w:i/>
+          <w:iCs/>
+        </w:rPr>
+        <w:t xml:space="preserve">legal</w:t>
+      </w:r>
+      <w:r>
+        <w:t xml:space="preserve"> </w:t>
+      </w:r>
+      <w:r>
+        <w:t xml:space="preserve">castling move</w:t>
+      </w:r>
+      <w:r>
+        <w:t xml:space="preserve"> </w:t>
+      </w:r>
+      <w:r>
+        <w:t xml:space="preserve">into a sample of illegal ones. Nearly any edit to such a board removes castling</w:t>
+      </w:r>
+      <w:r>
+        <w:t xml:space="preserve"> </w:t>
+      </w:r>
+      <w:r>
+        <w:t xml:space="preserve">rights, blocks the path, or places the king in check, which is where 48 came from.</w:t>
+      </w:r>
+      <w:r>
+        <w:t xml:space="preserve"> </w:t>
+      </w:r>
+      <w:r>
+        <w:t xml:space="preserve">Castling is now its own class, legality is tested directly rather than by</w:t>
+      </w:r>
+      <w:r>
+        <w:t xml:space="preserve"> </w:t>
+      </w:r>
+      <w:r>
+        <w:t xml:space="preserve">membership, and the own-destination maximum is 0 over 949 moves, as the</w:t>
+      </w:r>
+      <w:r>
+        <w:t xml:space="preserve"> </w:t>
+      </w:r>
+      <w:r>
+        <w:t xml:space="preserve">definition requires. We report the defect because the same classifier labels the</w:t>
+      </w:r>
+      <w:r>
+        <w:t xml:space="preserve"> </w:t>
+      </w:r>
+      <w:r>
+        <w:t xml:space="preserve">model-generated failures in Table </w:t>
+      </w:r>
+      <w:hyperlink w:anchor="tab:exponents">
+        <w:r>
+          <w:rPr>
+            <w:rStyle w:val="Hyperlink"/>
+          </w:rPr>
+          <w:t xml:space="preserve">1</w:t>
+        </w:r>
+      </w:hyperlink>
+      <w:r>
+        <w:t xml:space="preserve">: an illegal castling attempt there</w:t>
+      </w:r>
+      <w:r>
+        <w:t xml:space="preserve"> </w:t>
+      </w:r>
+      <w:r>
+        <w:t xml:space="preserve">is counted as an own-destination error. The individual moves were not retained, so</w:t>
+      </w:r>
+      <w:r>
+        <w:t xml:space="preserve"> </w:t>
+      </w:r>
+      <w:r>
+        <w:t xml:space="preserve">the affected share cannot be recovered without regenerating the failure sets, and</w:t>
+      </w:r>
+      <w:r>
+        <w:t xml:space="preserve"> </w:t>
+      </w:r>
+      <w:r>
+        <w:t xml:space="preserve">we flag it as a known mislabel rather than correct it silently.</w:t>
+      </w:r>
+    </w:p>
+    <w:bookmarkEnd w:id="21"/>
+    <w:bookmarkStart w:id="22" w:name="what-k-measures-and-what-it-does-not."/>
+    <w:p>
+      <w:pPr>
+        <w:pStyle w:val="Heading4"/>
+      </w:pPr>
+      <w:r>
+        <w:t xml:space="preserve">What</w:t>
       </w:r>
       <w:r>
         <w:t xml:space="preserve"> </w:t>
@@ -1710,6 +2839,175 @@
         <w:t xml:space="preserve"> </w:t>
       </w:r>
       <w:r>
+        <w:t xml:space="preserve">measures, and what it does not.</w:t>
+      </w:r>
+    </w:p>
+    <w:p>
+      <w:pPr>
+        <w:pStyle w:val="FirstParagraph"/>
+      </w:pPr>
+      <w:r>
+        <w:t xml:space="preserve">The statistic counts squares whose alteration</w:t>
+      </w:r>
+      <w:r>
+        <w:t xml:space="preserve"> </w:t>
+      </w:r>
+      <w:r>
+        <w:rPr>
+          <w:i/>
+          <w:iCs/>
+        </w:rPr>
+        <w:t xml:space="preserve">alone</w:t>
+      </w:r>
+      <w:r>
+        <w:t xml:space="preserve"> </w:t>
+      </w:r>
+      <w:r>
+        <w:t xml:space="preserve">flips the verdict, which is</w:t>
+      </w:r>
+      <w:r>
+        <w:t xml:space="preserve"> </w:t>
+      </w:r>
+      <w:r>
+        <w:t xml:space="preserve">single-square sufficiency and not the information the rule reads. The gap is not</w:t>
+      </w:r>
+      <w:r>
+        <w:t xml:space="preserve"> </w:t>
+      </w:r>
+      <w:r>
+        <w:t xml:space="preserve">hypothetical and it has a predictable shape: a path held by two pieces flips on</w:t>
+      </w:r>
+      <w:r>
+        <w:t xml:space="preserve"> </w:t>
+      </w:r>
+      <w:r>
+        <w:t xml:space="preserve">neither one alone, so it scores zero while plainly depending on both. That is a</w:t>
+      </w:r>
+      <w:r>
+        <w:t xml:space="preserve"> </w:t>
+      </w:r>
+      <w:r>
+        <w:t xml:space="preserve">testable prediction about which moves score zero, and it holds exactly. Among the</w:t>
+      </w:r>
+      <w:r>
+        <w:t xml:space="preserve"> </w:t>
+      </w:r>
+      <w:r>
+        <w:t xml:space="preserve">28 blocked-path moves, those with a single blocker have</w:t>
+      </w:r>
+      <w:r>
+        <w:t xml:space="preserve"> </w:t>
+      </w:r>
+      <m:oMath>
+        <m:r>
+          <m:t>k</m:t>
+        </m:r>
+        <m:r>
+          <m:rPr>
+            <m:sty m:val="p"/>
+          </m:rPr>
+          <m:t>=</m:t>
+        </m:r>
+        <m:r>
+          <m:t>1</m:t>
+        </m:r>
+      </m:oMath>
+      <w:r>
+        <w:t xml:space="preserve"> </w:t>
+      </w:r>
+      <w:r>
+        <w:t xml:space="preserve">in 18 of</w:t>
+      </w:r>
+      <w:r>
+        <w:t xml:space="preserve"> </w:t>
+      </w:r>
+      <w:r>
+        <w:t xml:space="preserve">19 cases, and every one of the 9 moves with two or more blockers has</w:t>
+      </w:r>
+      <w:r>
+        <w:t xml:space="preserve"> </w:t>
+      </w:r>
+      <m:oMath>
+        <m:r>
+          <m:t>k</m:t>
+        </m:r>
+        <m:r>
+          <m:rPr>
+            <m:sty m:val="p"/>
+          </m:rPr>
+          <m:t>=</m:t>
+        </m:r>
+        <m:r>
+          <m:t>0</m:t>
+        </m:r>
+      </m:oMath>
+      <w:r>
+        <w:t xml:space="preserve">. So</w:t>
+      </w:r>
+      <w:r>
+        <w:t xml:space="preserve"> </w:t>
+      </w:r>
+      <m:oMath>
+        <m:r>
+          <m:t>k</m:t>
+        </m:r>
+      </m:oMath>
+      <w:r>
+        <w:t xml:space="preserve"> </w:t>
+      </w:r>
+      <w:r>
+        <w:t xml:space="preserve">is a lower bound on dependence, its deficit is characterised rather</w:t>
+      </w:r>
+      <w:r>
+        <w:t xml:space="preserve"> </w:t>
+      </w:r>
+      <w:r>
+        <w:t xml:space="preserve">than unknown, and in this class the deficit is fully accounted for by blocker count.</w:t>
+      </w:r>
+      <w:r>
+        <w:t xml:space="preserve"> </w:t>
+      </w:r>
+      <w:r>
+        <w:t xml:space="preserve">This strengthens the separation rather than weakening it: the check class reaches</w:t>
+      </w:r>
+      <w:r>
+        <w:t xml:space="preserve"> </w:t>
+      </w:r>
+      <w:r>
+        <w:t xml:space="preserve">17.49 under a measure that systematically undercounts.</w:t>
+      </w:r>
+      <w:r>
+        <w:t xml:space="preserve"> </w:t>
+      </w:r>
+      <w:r>
+        <w:t xml:space="preserve">We report this rather than choose</w:t>
+      </w:r>
+      <w:r>
+        <w:t xml:space="preserve"> </w:t>
+      </w:r>
+      <m:oMath>
+        <m:r>
+          <m:t>k</m:t>
+        </m:r>
+      </m:oMath>
+      <w:r>
+        <w:t xml:space="preserve"> </w:t>
+      </w:r>
+      <w:r>
+        <w:t xml:space="preserve">to fit. Hand-assigned values of</w:t>
+      </w:r>
+      <w:r>
+        <w:t xml:space="preserve"> </w:t>
+      </w:r>
+      <m:oMath>
+        <m:r>
+          <m:t>k</m:t>
+        </m:r>
+      </m:oMath>
+      <w:r>
+        <w:t xml:space="preserve"> </w:t>
+      </w:r>
+      <w:r>
         <w:t xml:space="preserve">produce a</w:t>
       </w:r>
       <w:r>
@@ -1761,8 +3059,8 @@
         <w:t xml:space="preserve">exhaustive and the parser correct; it is a quality check, not a finding.</w:t>
       </w:r>
     </w:p>
-    <w:bookmarkEnd w:id="19"/>
-    <w:bookmarkStart w:id="20" w:name="absolute-rates-not-shares."/>
+    <w:bookmarkEnd w:id="22"/>
+    <w:bookmarkStart w:id="23" w:name="absolute-rates-not-shares."/>
     <w:p>
       <w:pPr>
         <w:pStyle w:val="Heading4"/>
@@ -1809,8 +3107,8 @@
         <w:t xml:space="preserve">fact getting better at.</w:t>
       </w:r>
     </w:p>
-    <w:bookmarkEnd w:id="20"/>
-    <w:bookmarkStart w:id="21" w:name="exponents-and-intervals."/>
+    <w:bookmarkEnd w:id="23"/>
+    <w:bookmarkStart w:id="24" w:name="exponents-and-intervals."/>
     <w:p>
       <w:pPr>
         <w:pStyle w:val="Heading4"/>
@@ -1851,8 +3149,52 @@
         <w:t xml:space="preserve">resamples, so its interval is on the difference itself.</w:t>
       </w:r>
     </w:p>
-    <w:bookmarkEnd w:id="21"/>
-    <w:bookmarkStart w:id="22" w:name="computing-environment."/>
+    <w:p>
+      <w:pPr>
+        <w:pStyle w:val="BodyText"/>
+      </w:pPr>
+      <w:r>
+        <w:t xml:space="preserve">A resampling interval over 6 rungs does not show whether one rung carries the</w:t>
+      </w:r>
+      <w:r>
+        <w:t xml:space="preserve"> </w:t>
+      </w:r>
+      <w:r>
+        <w:t xml:space="preserve">result, so we also refit with each rung deleted in turn. The headline differential</w:t>
+      </w:r>
+      <w:r>
+        <w:t xml:space="preserve"> </w:t>
+      </w:r>
+      <w:r>
+        <w:t xml:space="preserve">between the check class and empty-source errors is +0.461 on the full ladder and</w:t>
+      </w:r>
+      <w:r>
+        <w:t xml:space="preserve"> </w:t>
+      </w:r>
+      <w:r>
+        <w:t xml:space="preserve">stays within [+0.360, +0.539] under every single-rung deletion, the largest shift</w:t>
+      </w:r>
+      <w:r>
+        <w:t xml:space="preserve"> </w:t>
+      </w:r>
+      <w:r>
+        <w:t xml:space="preserve">being 0.101. The sign is the same in all 6 refits. Both the smallest and the</w:t>
+      </w:r>
+      <w:r>
+        <w:t xml:space="preserve"> </w:t>
+      </w:r>
+      <w:r>
+        <w:t xml:space="preserve">largest rung can be removed without changing the conclusion, which is the specific</w:t>
+      </w:r>
+      <w:r>
+        <w:t xml:space="preserve"> </w:t>
+      </w:r>
+      <w:r>
+        <w:t xml:space="preserve">worry a short ladder invites.</w:t>
+      </w:r>
+    </w:p>
+    <w:bookmarkEnd w:id="24"/>
+    <w:bookmarkStart w:id="25" w:name="computing-environment."/>
     <w:p>
       <w:pPr>
         <w:pStyle w:val="Heading4"/>
@@ -1964,9 +3306,9 @@
         <w:t xml:space="preserve">stale if the work moves to another machine.</w:t>
       </w:r>
     </w:p>
-    <w:bookmarkEnd w:id="22"/>
-    <w:bookmarkEnd w:id="23"/>
-    <w:bookmarkStart w:id="32" w:name="sec:scaling"/>
+    <w:bookmarkEnd w:id="25"/>
+    <w:bookmarkEnd w:id="26"/>
+    <w:bookmarkStart w:id="35" w:name="sec:scaling"/>
     <w:p>
       <w:pPr>
         <w:pStyle w:val="Heading1"/>
@@ -1975,7 +3317,7 @@
         <w:t xml:space="preserve">Differential Scaling</w:t>
       </w:r>
     </w:p>
-    <w:bookmarkStart w:id="24" w:name="tab:exponents"/>
+    <w:bookmarkStart w:id="27" w:name="tab:exponents"/>
     <w:p>
       <w:pPr>
         <w:pStyle w:val="TableCaption"/>
@@ -2746,8 +4088,8 @@
         </w:tc>
       </w:tr>
     </w:tbl>
-    <w:bookmarkEnd w:id="24"/>
-    <w:bookmarkStart w:id="28" w:name="fig:scaling"/>
+    <w:bookmarkEnd w:id="27"/>
+    <w:bookmarkStart w:id="31" w:name="fig:scaling"/>
     <w:p>
       <w:pPr>
         <w:pStyle w:val="CaptionedFigure"/>
@@ -2757,18 +4099,18 @@
           <wp:inline>
             <wp:extent cx="5334000" cy="1981200"/>
             <wp:effectExtent b="0" l="0" r="0" t="0"/>
-            <wp:docPr descr="" title="" id="26" name="Picture"/>
+            <wp:docPr descr="" title="" id="29" name="Picture"/>
             <a:graphic>
               <a:graphicData uri="http://schemas.openxmlformats.org/drawingml/2006/picture">
                 <pic:pic>
                   <pic:nvPicPr>
-                    <pic:cNvPr descr="scaling.png" id="27" name="Picture"/>
+                    <pic:cNvPr descr="scaling.png" id="30" name="Picture"/>
                     <pic:cNvPicPr>
                       <a:picLocks noChangeArrowheads="1" noChangeAspect="1"/>
                     </pic:cNvPicPr>
                   </pic:nvPicPr>
                   <pic:blipFill>
-                    <a:blip r:embed="rId25"/>
+                    <a:blip r:embed="rId28"/>
                     <a:stretch>
                       <a:fillRect/>
                     </a:stretch>
@@ -2838,7 +4180,7 @@
         <w:t xml:space="preserve">class falls faster than the global one.</w:t>
       </w:r>
     </w:p>
-    <w:bookmarkEnd w:id="28"/>
+    <w:bookmarkEnd w:id="31"/>
     <w:p>
       <w:pPr>
         <w:pStyle w:val="BodyText"/>
@@ -3035,7 +4377,7 @@
         <w:t xml:space="preserve">to objections about probe validity.</w:t>
       </w:r>
     </w:p>
-    <w:bookmarkStart w:id="29" w:name="Xe435d9af20c33377a86dd9f15c1c3c5b931c75f"/>
+    <w:bookmarkStart w:id="32" w:name="Xe435d9af20c33377a86dd9f15c1c3c5b931c75f"/>
     <w:p>
       <w:pPr>
         <w:pStyle w:val="Heading4"/>
@@ -3156,8 +4498,8 @@
         <w:t xml:space="preserve">exactly the shallow ones that grow without bound.</w:t>
       </w:r>
     </w:p>
-    <w:bookmarkEnd w:id="29"/>
-    <w:bookmarkStart w:id="30" w:name="a-closed-compositional-fit."/>
+    <w:bookmarkEnd w:id="32"/>
+    <w:bookmarkStart w:id="33" w:name="a-closed-compositional-fit."/>
     <w:p>
       <w:pPr>
         <w:pStyle w:val="Heading4"/>
@@ -3371,8 +4713,8 @@
         <w:t xml:space="preserve">maximum in the check category.</w:t>
       </w:r>
     </w:p>
-    <w:bookmarkEnd w:id="30"/>
-    <w:bookmarkStart w:id="31" w:name="X4816c4fcf1510c856b97a082072434f0e44477a"/>
+    <w:bookmarkEnd w:id="33"/>
+    <w:bookmarkStart w:id="34" w:name="X4816c4fcf1510c856b97a082072434f0e44477a"/>
     <w:p>
       <w:pPr>
         <w:pStyle w:val="Heading4"/>
@@ -3836,9 +5178,9 @@
         <w:t xml:space="preserve">us report it as a property of the method rather than of our data.</w:t>
       </w:r>
     </w:p>
-    <w:bookmarkEnd w:id="31"/>
-    <w:bookmarkEnd w:id="32"/>
-    <w:bookmarkStart w:id="39" w:name="sec:external"/>
+    <w:bookmarkEnd w:id="34"/>
+    <w:bookmarkEnd w:id="35"/>
+    <w:bookmarkStart w:id="42" w:name="sec:external"/>
     <w:p>
       <w:pPr>
         <w:pStyle w:val="Heading1"/>
@@ -3847,7 +5189,7 @@
         <w:t xml:space="preserve">External Validity</w:t>
       </w:r>
     </w:p>
-    <w:bookmarkStart w:id="33" w:name="an-independent-ladder."/>
+    <w:bookmarkStart w:id="36" w:name="an-independent-ladder."/>
     <w:p>
       <w:pPr>
         <w:pStyle w:val="Heading4"/>
@@ -3906,8 +5248,8 @@
         <w:t xml:space="preserve">and read the model’s move by greedy character decoding at move boundaries.</w:t>
       </w:r>
     </w:p>
-    <w:bookmarkEnd w:id="33"/>
-    <w:bookmarkStart w:id="35" w:name="verifying-the-adapters."/>
+    <w:bookmarkEnd w:id="36"/>
+    <w:bookmarkStart w:id="38" w:name="verifying-the-adapters."/>
     <w:p>
       <w:pPr>
         <w:pStyle w:val="Heading4"/>
@@ -4171,7 +5513,7 @@
         <w:t xml:space="preserve">data, so only exponents are comparable and never levels.</w:t>
       </w:r>
     </w:p>
-    <w:bookmarkStart w:id="34" w:name="tab:external"/>
+    <w:bookmarkStart w:id="37" w:name="tab:external"/>
     <w:p>
       <w:pPr>
         <w:pStyle w:val="TableCaption"/>
@@ -4183,19 +5525,37 @@
         <w:t xml:space="preserve"> </w:t>
       </w:r>
       <w:r>
-        <w:t xml:space="preserve">checkpoints the uncertainty in the fit itself is poorly determined; the intervals</w:t>
-      </w:r>
-      <w:r>
-        <w:t xml:space="preserve"> </w:t>
-      </w:r>
-      <w:r>
-        <w:t xml:space="preserve">propagate only each checkpoint’s sampling noise in class shares and should be read</w:t>
-      </w:r>
-      <w:r>
-        <w:t xml:space="preserve"> </w:t>
-      </w:r>
-      <w:r>
-        <w:t xml:space="preserve">as a lower bound on uncertainty, not as a confidence statement about the slope.</w:t>
+        <w:t xml:space="preserve">checkpoints the uncertainty in the fit itself is poorly determined, and the intervals</w:t>
+      </w:r>
+      <w:r>
+        <w:t xml:space="preserve"> </w:t>
+      </w:r>
+      <w:r>
+        <w:t xml:space="preserve">propagate only each checkpoint’s sampling noise in class shares, so they are a lower</w:t>
+      </w:r>
+      <w:r>
+        <w:t xml:space="preserve"> </w:t>
+      </w:r>
+      <w:r>
+        <w:t xml:space="preserve">bound on uncertainty rather than a confidence statement about the slope. Deleting</w:t>
+      </w:r>
+      <w:r>
+        <w:t xml:space="preserve"> </w:t>
+      </w:r>
+      <w:r>
+        <w:t xml:space="preserve">each checkpoint in turn leaves three two-point fits whose differential spans</w:t>
+      </w:r>
+      <w:r>
+        <w:t xml:space="preserve"> </w:t>
+      </w:r>
+      <w:r>
+        <w:t xml:space="preserve">[+0.303, +0.381], same sign throughout; we report that spread in place of an</w:t>
+      </w:r>
+      <w:r>
+        <w:t xml:space="preserve"> </w:t>
+      </w:r>
+      <w:r>
+        <w:t xml:space="preserve">interval we cannot honestly construct.</w:t>
       </w:r>
     </w:p>
     <w:tbl>
@@ -4203,7 +5563,7 @@
         <w:tblStyle w:val="Table"/>
         <w:tblW w:type="auto" w:w="0"/>
         <w:tblLook w:firstRow="1" w:lastRow="0" w:firstColumn="0" w:lastColumn="0" w:noHBand="0" w:noVBand="0" w:val="0020"/>
-        <w:tblCaption w:val="Independent ladder. Absolute rates per scored position. With three checkpoints the uncertainty in the fit itself is poorly determined; the intervals propagate only each checkpoint’s sampling noise in class shares and should be read as a lower bound on uncertainty, not as a confidence statement about the slope."/>
+        <w:tblCaption w:val="Independent ladder. Absolute rates per scored position. With three checkpoints the uncertainty in the fit itself is poorly determined, and the intervals propagate only each checkpoint’s sampling noise in class shares, so they are a lower bound on uncertainty rather than a confidence statement about the slope. Deleting each checkpoint in turn leaves three two-point fits whose differential spans [+0.303, +0.381], same sign throughout; we report that spread in place of an interval we cannot honestly construct."/>
       </w:tblPr>
       <w:tblGrid>
         <w:gridCol w:w="1584"/>
@@ -4584,9 +5944,9 @@
         </w:tc>
       </w:tr>
     </w:tbl>
-    <w:bookmarkEnd w:id="34"/>
-    <w:bookmarkEnd w:id="35"/>
-    <w:bookmarkStart w:id="36" w:name="a-game-with-non-local-rules."/>
+    <w:bookmarkEnd w:id="37"/>
+    <w:bookmarkEnd w:id="38"/>
+    <w:bookmarkStart w:id="39" w:name="a-game-with-non-local-rules."/>
     <w:p>
       <w:pPr>
         <w:pStyle w:val="Heading4"/>
@@ -4678,8 +6038,8 @@
         <w:t xml:space="preserve">bands.</w:t>
       </w:r>
     </w:p>
-    <w:bookmarkEnd w:id="36"/>
-    <w:bookmarkStart w:id="38" w:name="heavy-training."/>
+    <w:bookmarkEnd w:id="39"/>
+    <w:bookmarkStart w:id="41" w:name="heavy-training."/>
     <w:p>
       <w:pPr>
         <w:pStyle w:val="Heading4"/>
@@ -4769,7 +6129,7 @@
         <w:t xml:space="preserve">which lifts the illegal rate from 0.0026 to 0.0231.</w:t>
       </w:r>
     </w:p>
-    <w:bookmarkStart w:id="37" w:name="tab:chessgpt"/>
+    <w:bookmarkStart w:id="40" w:name="tab:chessgpt"/>
     <w:p>
       <w:pPr>
         <w:pStyle w:val="TableCaption"/>
@@ -5395,7 +6755,7 @@
         </w:tc>
       </w:tr>
     </w:tbl>
-    <w:bookmarkEnd w:id="37"/>
+    <w:bookmarkEnd w:id="40"/>
     <w:p>
       <w:pPr>
         <w:pStyle w:val="BodyText"/>
@@ -5485,9 +6845,9 @@
         <w:t xml:space="preserve">cases. Heavy training weakens coherent error without removing it.</w:t>
       </w:r>
     </w:p>
-    <w:bookmarkEnd w:id="38"/>
-    <w:bookmarkEnd w:id="39"/>
-    <w:bookmarkStart w:id="45" w:name="sec:mech"/>
+    <w:bookmarkEnd w:id="41"/>
+    <w:bookmarkEnd w:id="42"/>
+    <w:bookmarkStart w:id="48" w:name="sec:mech"/>
     <w:p>
       <w:pPr>
         <w:pStyle w:val="Heading1"/>
@@ -5510,7 +6870,7 @@
         <w:t xml:space="preserve">and edit instruments of Anonymous (2026), point to the same answer.</w:t>
       </w:r>
     </w:p>
-    <w:bookmarkStart w:id="40" w:name="coupling-is-local."/>
+    <w:bookmarkStart w:id="43" w:name="coupling-is-local."/>
     <w:p>
       <w:pPr>
         <w:pStyle w:val="Heading4"/>
@@ -6047,8 +7407,8 @@
         <w:t xml:space="preserve">with a strong local one.</w:t>
       </w:r>
     </w:p>
-    <w:bookmarkEnd w:id="40"/>
-    <w:bookmarkStart w:id="42" w:name="correction-reaches-about-two-squares."/>
+    <w:bookmarkEnd w:id="43"/>
+    <w:bookmarkStart w:id="45" w:name="correction-reaches-about-two-squares."/>
     <w:p>
       <w:pPr>
         <w:pStyle w:val="Heading4"/>
@@ -6142,7 +7502,7 @@
         <w:t xml:space="preserve">has a capability limit of roughly two squares, whatever the edit magnitude.</w:t>
       </w:r>
     </w:p>
-    <w:bookmarkStart w:id="41" w:name="tab:mechanism"/>
+    <w:bookmarkStart w:id="44" w:name="tab:mechanism"/>
     <w:p>
       <w:pPr>
         <w:pStyle w:val="TableCaption"/>
@@ -6377,9 +7737,9 @@
         </w:tc>
       </w:tr>
     </w:tbl>
-    <w:bookmarkEnd w:id="41"/>
-    <w:bookmarkEnd w:id="42"/>
-    <w:bookmarkStart w:id="43" w:name="what-local-correction-cannot-reach."/>
+    <w:bookmarkEnd w:id="44"/>
+    <w:bookmarkEnd w:id="45"/>
+    <w:bookmarkStart w:id="46" w:name="what-local-correction-cannot-reach."/>
     <w:p>
       <w:pPr>
         <w:pStyle w:val="Heading4"/>
@@ -6443,8 +7803,8 @@
         <w:t xml:space="preserve">against empty-source errors of +0.596 [+0.367, +0.761].</w:t>
       </w:r>
     </w:p>
-    <w:bookmarkEnd w:id="43"/>
-    <w:bookmarkStart w:id="44" w:name="X58e860201dc7c89fa0d8e74963d89801ab7c205"/>
+    <w:bookmarkEnd w:id="46"/>
+    <w:bookmarkStart w:id="47" w:name="X58e860201dc7c89fa0d8e74963d89801ab7c205"/>
     <w:p>
       <w:pPr>
         <w:pStyle w:val="Heading4"/>
@@ -6665,9 +8025,9 @@
         <w:t xml:space="preserve">failures that correction at the move’s squares cannot address.</w:t>
       </w:r>
     </w:p>
-    <w:bookmarkEnd w:id="44"/>
-    <w:bookmarkEnd w:id="45"/>
-    <w:bookmarkStart w:id="47" w:name="sec:inversion"/>
+    <w:bookmarkEnd w:id="47"/>
+    <w:bookmarkEnd w:id="48"/>
+    <w:bookmarkStart w:id="50" w:name="sec:inversion"/>
     <w:p>
       <w:pPr>
         <w:pStyle w:val="Heading1"/>
@@ -6743,7 +8103,7 @@
         <w:t xml:space="preserve">some of which is legal.</w:t>
       </w:r>
     </w:p>
-    <w:bookmarkStart w:id="46" w:name="tab:inversion"/>
+    <w:bookmarkStart w:id="49" w:name="tab:inversion"/>
     <w:p>
       <w:pPr>
         <w:pStyle w:val="TableCaption"/>
@@ -7212,7 +8572,7 @@
         </w:tc>
       </w:tr>
     </w:tbl>
-    <w:bookmarkEnd w:id="46"/>
+    <w:bookmarkEnd w:id="49"/>
     <w:p>
       <w:pPr>
         <w:pStyle w:val="BodyText"/>
@@ -7388,8 +8748,8 @@
         <w:t xml:space="preserve">a flatter distribution can lower, may be measuring hedging.</w:t>
       </w:r>
     </w:p>
-    <w:bookmarkEnd w:id="47"/>
-    <w:bookmarkStart w:id="48" w:name="discussion"/>
+    <w:bookmarkEnd w:id="50"/>
+    <w:bookmarkStart w:id="51" w:name="discussion"/>
     <w:p>
       <w:pPr>
         <w:pStyle w:val="Heading1"/>
@@ -7684,8 +9044,8 @@
         <w:t xml:space="preserve">be asked without any access to model internals.</w:t>
       </w:r>
     </w:p>
-    <w:bookmarkEnd w:id="48"/>
-    <w:bookmarkStart w:id="53" w:name="sec:implications"/>
+    <w:bookmarkEnd w:id="51"/>
+    <w:bookmarkStart w:id="56" w:name="sec:implications"/>
     <w:p>
       <w:pPr>
         <w:pStyle w:val="Heading1"/>
@@ -7694,7 +9054,7 @@
         <w:t xml:space="preserve">Implications for Individuals, Organisations, and Society</w:t>
       </w:r>
     </w:p>
-    <w:bookmarkStart w:id="49" w:name="X8ec0d5ddad4912730e599d4d4bbc1154520afd0"/>
+    <w:bookmarkStart w:id="52" w:name="X8ec0d5ddad4912730e599d4d4bbc1154520afd0"/>
     <w:p>
       <w:pPr>
         <w:pStyle w:val="Heading4"/>
@@ -7759,8 +9119,8 @@
         <w:t xml:space="preserve">the same person and the second is not present.</w:t>
       </w:r>
     </w:p>
-    <w:bookmarkEnd w:id="49"/>
-    <w:bookmarkStart w:id="50" w:name="for-managers-and-organisations."/>
+    <w:bookmarkEnd w:id="52"/>
+    <w:bookmarkStart w:id="53" w:name="for-managers-and-organisations."/>
     <w:p>
       <w:pPr>
         <w:pStyle w:val="Heading4"/>
@@ -7792,13 +9152,51 @@
         <w:t xml:space="preserve"> </w:t>
       </w:r>
       <w:r>
-        <w:t xml:space="preserve">estimate is that errors surviving a correct local belief have an exponent of</w:t>
-      </w:r>
-      <w:r>
-        <w:t xml:space="preserve"> </w:t>
-      </w:r>
-      <w:r>
-        <w:t xml:space="preserve">+0.023, which is indistinguishable from no improvement at all.</w:t>
+        <w:t xml:space="preserve">estimate is that errors surviving a correct local belief have a flat joint rate,</w:t>
+      </w:r>
+      <w:r>
+        <w:t xml:space="preserve"> </w:t>
+      </w:r>
+      <w:r>
+        <w:t xml:space="preserve">exponent +0.023, which decomposes into a rising chance of decoding the</w:t>
+      </w:r>
+      <w:r>
+        <w:t xml:space="preserve"> </w:t>
+      </w:r>
+      <w:r>
+        <w:t xml:space="preserve">position correctly and a conditional failure rate falling with exponent</w:t>
+      </w:r>
+      <w:r>
+        <w:t xml:space="preserve"> </w:t>
+      </w:r>
+      <m:oMath>
+        <m:r>
+          <m:rPr>
+            <m:sty m:val="p"/>
+          </m:rPr>
+          <m:t>−</m:t>
+        </m:r>
+      </m:oMath>
+      <w:r>
+        <w:t xml:space="preserve">0.125.</w:t>
+      </w:r>
+      <w:r>
+        <w:t xml:space="preserve"> </w:t>
+      </w:r>
+      <w:r>
+        <w:t xml:space="preserve">The planning-level improvement is real but is cancelled in the headline number, so an</w:t>
+      </w:r>
+      <w:r>
+        <w:t xml:space="preserve"> </w:t>
+      </w:r>
+      <w:r>
+        <w:t xml:space="preserve">organisation reading only the joint rate will conclude wrongly that scale does nothing</w:t>
+      </w:r>
+      <w:r>
+        <w:t xml:space="preserve"> </w:t>
+      </w:r>
+      <w:r>
+        <w:t xml:space="preserve">for this class.</w:t>
       </w:r>
       <w:r>
         <w:t xml:space="preserve"> </w:t>
@@ -7843,8 +9241,8 @@
         <w:t xml:space="preserve">the system worse.</w:t>
       </w:r>
     </w:p>
-    <w:bookmarkEnd w:id="50"/>
-    <w:bookmarkStart w:id="51" w:name="strategic-implications."/>
+    <w:bookmarkEnd w:id="53"/>
+    <w:bookmarkStart w:id="54" w:name="strategic-implications."/>
     <w:p>
       <w:pPr>
         <w:pStyle w:val="Heading4"/>
@@ -7909,8 +9307,8 @@
         <w:t xml:space="preserve">will be fixed by scale.</w:t>
       </w:r>
     </w:p>
-    <w:bookmarkEnd w:id="51"/>
-    <w:bookmarkStart w:id="52" w:name="for-society-and-the-public-record."/>
+    <w:bookmarkEnd w:id="54"/>
+    <w:bookmarkStart w:id="55" w:name="for-society-and-the-public-record."/>
     <w:p>
       <w:pPr>
         <w:pStyle w:val="Heading4"/>
@@ -7969,9 +9367,9 @@
         <w:t xml:space="preserve">a game stand in for domains that cannot yet be measured.</w:t>
       </w:r>
     </w:p>
-    <w:bookmarkEnd w:id="52"/>
-    <w:bookmarkEnd w:id="53"/>
-    <w:bookmarkStart w:id="54" w:name="sec:limits"/>
+    <w:bookmarkEnd w:id="55"/>
+    <w:bookmarkEnd w:id="56"/>
+    <w:bookmarkStart w:id="59" w:name="sec:limits"/>
     <w:p>
       <w:pPr>
         <w:pStyle w:val="Heading1"/>
@@ -8191,8 +9589,178 @@
         <w:t xml:space="preserve">makes them measurable and what makes them unrepresentative of open-ended reasoning.</w:t>
       </w:r>
     </w:p>
-    <w:bookmarkEnd w:id="54"/>
-    <w:bookmarkStart w:id="55" w:name="conclusion"/>
+    <w:bookmarkStart w:id="57" w:name="Xf9fe075e4cc1a41e7700726105a941caaff1f37"/>
+    <w:p>
+      <w:pPr>
+        <w:pStyle w:val="Heading4"/>
+      </w:pPr>
+      <w:r>
+        <w:t xml:space="preserve">What the intervals cover, and the unit of variation.</w:t>
+      </w:r>
+    </w:p>
+    <w:p>
+      <w:pPr>
+        <w:pStyle w:val="FirstParagraph"/>
+      </w:pPr>
+      <w:r>
+        <w:t xml:space="preserve">Intervals on the main ladder resample rungs, because seeds within a rung share an</w:t>
+      </w:r>
+      <w:r>
+        <w:t xml:space="preserve"> </w:t>
+      </w:r>
+      <w:r>
+        <w:t xml:space="preserve">architecture and are not independent draws of it. This makes the rung the unit of</w:t>
+      </w:r>
+      <w:r>
+        <w:t xml:space="preserve"> </w:t>
+      </w:r>
+      <w:r>
+        <w:t xml:space="preserve">variation and leaves within-run sampling noise over games and positions outside the</w:t>
+      </w:r>
+      <w:r>
+        <w:t xml:space="preserve"> </w:t>
+      </w:r>
+      <w:r>
+        <w:t xml:space="preserve">interval rather than inside it. We take rung-level variation to be the larger term,</w:t>
+      </w:r>
+      <w:r>
+        <w:t xml:space="preserve"> </w:t>
+      </w:r>
+      <w:r>
+        <w:t xml:space="preserve">but we have not decomposed the two, and a reader who wants a game-clustered interval</w:t>
+      </w:r>
+      <w:r>
+        <w:t xml:space="preserve"> </w:t>
+      </w:r>
+      <w:r>
+        <w:t xml:space="preserve">on a single run will not find one here. The external ladder differs: its per-</w:t>
+      </w:r>
+      <w:r>
+        <w:t xml:space="preserve"> </w:t>
+      </w:r>
+      <w:r>
+        <w:t xml:space="preserve">checkpoint class shares are bootstrapped clustering on games, so game-level noise is</w:t>
+      </w:r>
+      <w:r>
+        <w:t xml:space="preserve"> </w:t>
+      </w:r>
+      <w:r>
+        <w:t xml:space="preserve">propagated there and the fit uncertainty is what is missing instead.</w:t>
+      </w:r>
+    </w:p>
+    <w:p>
+      <w:pPr>
+        <w:pStyle w:val="BodyText"/>
+      </w:pPr>
+      <w:r>
+        <w:t xml:space="preserve">The sign tests over the 18 runs treat runs as exchangeable. Seeds within a rung</w:t>
+      </w:r>
+      <w:r>
+        <w:t xml:space="preserve"> </w:t>
+      </w:r>
+      <w:r>
+        <w:t xml:space="preserve">satisfy that by construction, differing only in initialisation and batch order.</w:t>
+      </w:r>
+      <w:r>
+        <w:t xml:space="preserve"> </w:t>
+      </w:r>
+      <w:r>
+        <w:t xml:space="preserve">Rungs do not: they differ systematically in size, which is the very thing under</w:t>
+      </w:r>
+      <w:r>
+        <w:t xml:space="preserve"> </w:t>
+      </w:r>
+      <w:r>
+        <w:t xml:space="preserve">study. A sign test pooled across rungs therefore tests whether an effect holds at</w:t>
+      </w:r>
+      <w:r>
+        <w:t xml:space="preserve"> </w:t>
+      </w:r>
+      <w:r>
+        <w:t xml:space="preserve">every size, which is what we claim, and not whether it holds for a random model</w:t>
+      </w:r>
+      <w:r>
+        <w:t xml:space="preserve"> </w:t>
+      </w:r>
+      <w:r>
+        <w:t xml:space="preserve">drawn from some population of architectures, which we do not claim and could not</w:t>
+      </w:r>
+      <w:r>
+        <w:t xml:space="preserve"> </w:t>
+      </w:r>
+      <w:r>
+        <w:t xml:space="preserve">support from 6 sizes.</w:t>
+      </w:r>
+    </w:p>
+    <w:bookmarkEnd w:id="57"/>
+    <w:bookmarkStart w:id="58" w:name="X3775a6192ca0cce5b6e311e0edf31b4d6d59bb7"/>
+    <w:p>
+      <w:pPr>
+        <w:pStyle w:val="Heading4"/>
+      </w:pPr>
+      <w:r>
+        <w:t xml:space="preserve">Unequal scored sets in the external table.</w:t>
+      </w:r>
+    </w:p>
+    <w:p>
+      <w:pPr>
+        <w:pStyle w:val="FirstParagraph"/>
+      </w:pPr>
+      <w:r>
+        <w:t xml:space="preserve">The external checkpoints were not all scored on the same number of positions. The</w:t>
+      </w:r>
+      <w:r>
+        <w:t xml:space="preserve"> </w:t>
+      </w:r>
+      <w:r>
+        <w:t xml:space="preserve">two larger ones share an identical set of 84,557 positions, while the smallest was</w:t>
+      </w:r>
+      <w:r>
+        <w:t xml:space="preserve"> </w:t>
+      </w:r>
+      <w:r>
+        <w:t xml:space="preserve">scored on 22,634. The sets are nested rather than disjoint, the smaller being a</w:t>
+      </w:r>
+      <w:r>
+        <w:t xml:space="preserve"> </w:t>
+      </w:r>
+      <w:r>
+        <w:t xml:space="preserve">prefix of the same held-out corpus, so this is a difference in sample size and not</w:t>
+      </w:r>
+      <w:r>
+        <w:t xml:space="preserve"> </w:t>
+      </w:r>
+      <w:r>
+        <w:t xml:space="preserve">in sampling population. It still means the three rows of that table rest on unequal</w:t>
+      </w:r>
+      <w:r>
+        <w:t xml:space="preserve"> </w:t>
+      </w:r>
+      <w:r>
+        <w:t xml:space="preserve">precision, and the smallest checkpoint is also the one with by far the most failures,</w:t>
+      </w:r>
+      <w:r>
+        <w:t xml:space="preserve"> </w:t>
+      </w:r>
+      <w:r>
+        <w:t xml:space="preserve">so its shares are the best determined despite the smaller set. We also note that the</w:t>
+      </w:r>
+      <w:r>
+        <w:t xml:space="preserve"> </w:t>
+      </w:r>
+      <w:r>
+        <w:t xml:space="preserve">game count reported for each checkpoint is the number of games contributing at least</w:t>
+      </w:r>
+      <w:r>
+        <w:t xml:space="preserve"> </w:t>
+      </w:r>
+      <w:r>
+        <w:t xml:space="preserve">one failure, not the number scored, which is why it falls as the models improve.</w:t>
+      </w:r>
+    </w:p>
+    <w:bookmarkEnd w:id="58"/>
+    <w:bookmarkEnd w:id="59"/>
+    <w:bookmarkStart w:id="60" w:name="conclusion"/>
     <w:p>
       <w:pPr>
         <w:pStyle w:val="Heading1"/>
@@ -8251,8 +9819,8 @@
         <w:t xml:space="preserve">metric a flatter output distribution cannot improve.</w:t>
       </w:r>
     </w:p>
-    <w:bookmarkEnd w:id="55"/>
-    <w:bookmarkStart w:id="60" w:name="declarations"/>
+    <w:bookmarkEnd w:id="60"/>
+    <w:bookmarkStart w:id="65" w:name="declarations"/>
     <w:p>
       <w:pPr>
         <w:pStyle w:val="Heading1"/>
@@ -8261,7 +9829,7 @@
         <w:t xml:space="preserve">Declarations</w:t>
       </w:r>
     </w:p>
-    <w:bookmarkStart w:id="56" w:name="disclosure-statement."/>
+    <w:bookmarkStart w:id="61" w:name="disclosure-statement."/>
     <w:p>
       <w:pPr>
         <w:pStyle w:val="Heading4"/>
@@ -8278,8 +9846,8 @@
         <w:t xml:space="preserve">Removed for double-anonymous peer review.</w:t>
       </w:r>
     </w:p>
-    <w:bookmarkEnd w:id="56"/>
-    <w:bookmarkStart w:id="57" w:name="funding."/>
+    <w:bookmarkEnd w:id="61"/>
+    <w:bookmarkStart w:id="62" w:name="funding."/>
     <w:p>
       <w:pPr>
         <w:pStyle w:val="Heading4"/>
@@ -8296,8 +9864,8 @@
         <w:t xml:space="preserve">Removed for double-anonymous peer review.</w:t>
       </w:r>
     </w:p>
-    <w:bookmarkEnd w:id="57"/>
-    <w:bookmarkStart w:id="58" w:name="data-availability-statement."/>
+    <w:bookmarkEnd w:id="62"/>
+    <w:bookmarkStart w:id="63" w:name="data-availability-statement."/>
     <w:p>
       <w:pPr>
         <w:pStyle w:val="Heading4"/>
@@ -8326,8 +9894,8 @@
         <w:t xml:space="preserve">public.</w:t>
       </w:r>
     </w:p>
-    <w:bookmarkEnd w:id="58"/>
-    <w:bookmarkStart w:id="59" w:name="ai-usage-declaration."/>
+    <w:bookmarkEnd w:id="63"/>
+    <w:bookmarkStart w:id="64" w:name="ai-usage-declaration."/>
     <w:p>
       <w:pPr>
         <w:pStyle w:val="Heading4"/>
@@ -8374,9 +9942,9 @@
         <w:t xml:space="preserve">the paper.</w:t>
       </w:r>
     </w:p>
-    <w:bookmarkEnd w:id="59"/>
-    <w:bookmarkEnd w:id="60"/>
-    <w:bookmarkStart w:id="61" w:name="app:capacity"/>
+    <w:bookmarkEnd w:id="64"/>
+    <w:bookmarkEnd w:id="65"/>
+    <w:bookmarkStart w:id="66" w:name="app:capacity"/>
     <w:p>
       <w:pPr>
         <w:pStyle w:val="Heading1"/>
@@ -8459,8 +10027,8 @@
         <w:t xml:space="preserve">encoding.</w:t>
       </w:r>
     </w:p>
-    <w:bookmarkEnd w:id="61"/>
-    <w:bookmarkStart w:id="81" w:name="app:integrity"/>
+    <w:bookmarkEnd w:id="66"/>
+    <w:bookmarkStart w:id="86" w:name="app:integrity"/>
     <w:p>
       <w:pPr>
         <w:pStyle w:val="Heading1"/>
@@ -8619,8 +10187,8 @@
         <w:t xml:space="preserve">analysis repository’s version history.</w:t>
       </w:r>
     </w:p>
-    <w:bookmarkStart w:id="80" w:name="refs"/>
-    <w:bookmarkStart w:id="62" w:name="ref-balogh2026verification"/>
+    <w:bookmarkStart w:id="85" w:name="refs"/>
+    <w:bookmarkStart w:id="67" w:name="ref-balogh2026verification"/>
     <w:p>
       <w:pPr>
         <w:pStyle w:val="Bibliography"/>
@@ -8648,8 +10216,8 @@
         <w:t xml:space="preserve">.</w:t>
       </w:r>
     </w:p>
-    <w:bookmarkEnd w:id="62"/>
-    <w:bookmarkStart w:id="63" w:name="ref-harang2025tracking"/>
+    <w:bookmarkEnd w:id="67"/>
+    <w:bookmarkStart w:id="68" w:name="ref-harang2025tracking"/>
     <w:p>
       <w:pPr>
         <w:pStyle w:val="Bibliography"/>
@@ -8677,8 +10245,8 @@
         <w:t xml:space="preserve">.</w:t>
       </w:r>
     </w:p>
-    <w:bookmarkEnd w:id="63"/>
-    <w:bookmarkStart w:id="64" w:name="ref-hoffmann2022training"/>
+    <w:bookmarkEnd w:id="68"/>
+    <w:bookmarkStart w:id="69" w:name="ref-hoffmann2022training"/>
     <w:p>
       <w:pPr>
         <w:pStyle w:val="Bibliography"/>
@@ -8709,8 +10277,8 @@
         <w:t xml:space="preserve">.</w:t>
       </w:r>
     </w:p>
-    <w:bookmarkEnd w:id="64"/>
-    <w:bookmarkStart w:id="65" w:name="ref-kaplan2020scaling"/>
+    <w:bookmarkEnd w:id="69"/>
+    <w:bookmarkStart w:id="70" w:name="ref-kaplan2020scaling"/>
     <w:p>
       <w:pPr>
         <w:pStyle w:val="Bibliography"/>
@@ -8738,8 +10306,8 @@
         <w:t xml:space="preserve">.</w:t>
       </w:r>
     </w:p>
-    <w:bookmarkEnd w:id="65"/>
-    <w:bookmarkStart w:id="66" w:name="ref-karvonen2024emergent"/>
+    <w:bookmarkEnd w:id="70"/>
+    <w:bookmarkStart w:id="71" w:name="ref-karvonen2024emergent"/>
     <w:p>
       <w:pPr>
         <w:pStyle w:val="Bibliography"/>
@@ -8767,8 +10335,8 @@
         <w:t xml:space="preserve">.</w:t>
       </w:r>
     </w:p>
-    <w:bookmarkEnd w:id="66"/>
-    <w:bookmarkStart w:id="67" w:name="ref-karvonen2024measuring"/>
+    <w:bookmarkEnd w:id="71"/>
+    <w:bookmarkStart w:id="72" w:name="ref-karvonen2024measuring"/>
     <w:p>
       <w:pPr>
         <w:pStyle w:val="Bibliography"/>
@@ -8796,8 +10364,8 @@
         <w:t xml:space="preserve">.</w:t>
       </w:r>
     </w:p>
-    <w:bookmarkEnd w:id="67"/>
-    <w:bookmarkStart w:id="68" w:name="ref-li2023emergent"/>
+    <w:bookmarkEnd w:id="72"/>
+    <w:bookmarkStart w:id="73" w:name="ref-li2023emergent"/>
     <w:p>
       <w:pPr>
         <w:pStyle w:val="Bibliography"/>
@@ -8825,8 +10393,8 @@
         <w:t xml:space="preserve">.</w:t>
       </w:r>
     </w:p>
-    <w:bookmarkEnd w:id="68"/>
-    <w:bookmarkStart w:id="69" w:name="ref-li2026tracking"/>
+    <w:bookmarkEnd w:id="73"/>
+    <w:bookmarkStart w:id="74" w:name="ref-li2026tracking"/>
     <w:p>
       <w:pPr>
         <w:pStyle w:val="Bibliography"/>
@@ -8848,8 +10416,8 @@
         <w:t xml:space="preserve">.</w:t>
       </w:r>
     </w:p>
-    <w:bookmarkEnd w:id="69"/>
-    <w:bookmarkStart w:id="70" w:name="ref-lightman2024lets"/>
+    <w:bookmarkEnd w:id="74"/>
+    <w:bookmarkStart w:id="75" w:name="ref-lightman2024lets"/>
     <w:p>
       <w:pPr>
         <w:pStyle w:val="Bibliography"/>
@@ -8877,8 +10445,8 @@
         <w:t xml:space="preserve">.</w:t>
       </w:r>
     </w:p>
-    <w:bookmarkEnd w:id="70"/>
-    <w:bookmarkStart w:id="71" w:name="ref-meng2022locating"/>
+    <w:bookmarkEnd w:id="75"/>
+    <w:bookmarkStart w:id="76" w:name="ref-meng2022locating"/>
     <w:p>
       <w:pPr>
         <w:pStyle w:val="Bibliography"/>
@@ -8915,8 +10483,8 @@
         <w:t xml:space="preserve">.</w:t>
       </w:r>
     </w:p>
-    <w:bookmarkEnd w:id="71"/>
-    <w:bookmarkStart w:id="73" w:name="ref-nanda2023emergent"/>
+    <w:bookmarkEnd w:id="76"/>
+    <w:bookmarkStart w:id="78" w:name="ref-nanda2023emergent"/>
     <w:p>
       <w:pPr>
         <w:pStyle w:val="Bibliography"/>
@@ -8946,7 +10514,7 @@
       <w:r>
         <w:t xml:space="preserve"> </w:t>
       </w:r>
-      <w:hyperlink r:id="rId72">
+      <w:hyperlink r:id="rId77">
         <w:r>
           <w:rPr>
             <w:rStyle w:val="Hyperlink"/>
@@ -8958,8 +10526,8 @@
         <w:t xml:space="preserve">.</w:t>
       </w:r>
     </w:p>
-    <w:bookmarkEnd w:id="73"/>
-    <w:bookmarkStart w:id="74" w:name="ref-pereira2026transformers"/>
+    <w:bookmarkEnd w:id="78"/>
+    <w:bookmarkStart w:id="79" w:name="ref-pereira2026transformers"/>
     <w:p>
       <w:pPr>
         <w:pStyle w:val="Bibliography"/>
@@ -8981,8 +10549,8 @@
         <w:t xml:space="preserve">.</w:t>
       </w:r>
     </w:p>
-    <w:bookmarkEnd w:id="74"/>
-    <w:bookmarkStart w:id="76" w:name="ref-toshniwal2022chess"/>
+    <w:bookmarkEnd w:id="79"/>
+    <w:bookmarkStart w:id="81" w:name="ref-toshniwal2022chess"/>
     <w:p>
       <w:pPr>
         <w:pStyle w:val="Bibliography"/>
@@ -9015,7 +10583,7 @@
       <w:r>
         <w:t xml:space="preserve"> </w:t>
       </w:r>
-      <w:hyperlink r:id="rId75">
+      <w:hyperlink r:id="rId80">
         <w:r>
           <w:rPr>
             <w:rStyle w:val="Hyperlink"/>
@@ -9027,8 +10595,8 @@
         <w:t xml:space="preserve">.</w:t>
       </w:r>
     </w:p>
-    <w:bookmarkEnd w:id="76"/>
-    <w:bookmarkStart w:id="77" w:name="ref-walker2026chess"/>
+    <w:bookmarkEnd w:id="81"/>
+    <w:bookmarkStart w:id="82" w:name="ref-walker2026chess"/>
     <w:p>
       <w:pPr>
         <w:pStyle w:val="Bibliography"/>
@@ -9050,8 +10618,8 @@
         <w:t xml:space="preserve">.</w:t>
       </w:r>
     </w:p>
-    <w:bookmarkEnd w:id="77"/>
-    <w:bookmarkStart w:id="78" w:name="ref-wang2023selfconsistency"/>
+    <w:bookmarkEnd w:id="82"/>
+    <w:bookmarkStart w:id="83" w:name="ref-wang2023selfconsistency"/>
     <w:p>
       <w:pPr>
         <w:pStyle w:val="Bibliography"/>
@@ -9079,8 +10647,8 @@
         <w:t xml:space="preserve">.</w:t>
       </w:r>
     </w:p>
-    <w:bookmarkEnd w:id="78"/>
-    <w:bookmarkStart w:id="79" w:name="ref-yao2023tree"/>
+    <w:bookmarkEnd w:id="83"/>
+    <w:bookmarkStart w:id="84" w:name="ref-yao2023tree"/>
     <w:p>
       <w:pPr>
         <w:pStyle w:val="Bibliography"/>
@@ -9108,9 +10676,9 @@
         <w:t xml:space="preserve">.</w:t>
       </w:r>
     </w:p>
-    <w:bookmarkEnd w:id="79"/>
-    <w:bookmarkEnd w:id="80"/>
-    <w:bookmarkEnd w:id="81"/>
+    <w:bookmarkEnd w:id="84"/>
+    <w:bookmarkEnd w:id="85"/>
+    <w:bookmarkEnd w:id="86"/>
     <w:sectPr>
       <w:footnotePr>
         <w:numRestart w:val="eachSect"/>

--- a/build_scaling/ScaleFixesLocalErrorsFirst_anon.docx
+++ b/build_scaling/ScaleFixesLocalErrorsFirst_anon.docx
@@ -49,37 +49,67 @@
         <w:pStyle w:val="Abstract"/>
       </w:pPr>
       <w:r>
-        <w:t xml:space="preserve">Scaling reduces how often language models make long-horizon errors, but it is</w:t>
-      </w:r>
-      <w:r>
-        <w:t xml:space="preserve"> </w:t>
-      </w:r>
-      <w:r>
-        <w:t xml:space="preserve">rarely asked which errors it removes. We classify every illegal move made by</w:t>
-      </w:r>
-      <w:r>
-        <w:t xml:space="preserve"> </w:t>
-      </w:r>
-      <w:r>
-        <w:t xml:space="preserve">search-free chess transformers by what made it illegal, using only a rules engine,</w:t>
-      </w:r>
-      <w:r>
-        <w:t xml:space="preserve"> </w:t>
-      </w:r>
-      <w:r>
-        <w:t xml:space="preserve">and measure how the absolute rate of each class falls with model size. Across</w:t>
-      </w:r>
-      <w:r>
-        <w:t xml:space="preserve"> </w:t>
-      </w:r>
-      <w:r>
-        <w:t xml:space="preserve">18 models spanning 3.4M to 39.9M</w:t>
-      </w:r>
-      <w:r>
-        <w:t xml:space="preserve"> </w:t>
-      </w:r>
-      <w:r>
-        <w:t xml:space="preserve">parameters, errors decidable from the move’s own squares fall with exponent</w:t>
+        <w:t xml:space="preserve">Scaling reduces how often language models err over long horizons, but it is rarely</w:t>
+      </w:r>
+      <w:r>
+        <w:t xml:space="preserve"> </w:t>
+      </w:r>
+      <w:r>
+        <w:t xml:space="preserve">asked which errors it removes. We classify every illegal move made by search-free</w:t>
+      </w:r>
+      <w:r>
+        <w:t xml:space="preserve"> </w:t>
+      </w:r>
+      <w:r>
+        <w:t xml:space="preserve">chess transformers by what made it illegal, using only a rules engine, and measure</w:t>
+      </w:r>
+      <w:r>
+        <w:t xml:space="preserve"> </w:t>
+      </w:r>
+      <w:r>
+        <w:t xml:space="preserve">how each class’s absolute rate falls with model size. Across</w:t>
+      </w:r>
+      <w:r>
+        <w:t xml:space="preserve"> </w:t>
+      </w:r>
+      <w:r>
+        <w:t xml:space="preserve">18 models spanning 3.4M to 39.9M parameters, errors decidable</w:t>
+      </w:r>
+      <w:r>
+        <w:t xml:space="preserve"> </w:t>
+      </w:r>
+      <w:r>
+        <w:t xml:space="preserve">from the move’s own squares fall with exponent -0.570, while moves illegal</w:t>
+      </w:r>
+      <w:r>
+        <w:t xml:space="preserve"> </w:t>
+      </w:r>
+      <w:r>
+        <w:t xml:space="preserve">only because they leave the king in check fall with exponent -0.114: a paired</w:t>
+      </w:r>
+      <w:r>
+        <w:t xml:space="preserve"> </w:t>
+      </w:r>
+      <w:r>
+        <w:t xml:space="preserve">differential of +0.456 [+0.250, +0.604]. Every</w:t>
+      </w:r>
+      <w:r>
+        <w:t xml:space="preserve"> </w:t>
+      </w:r>
+      <w:r>
+        <w:t xml:space="preserve">class improves; the rates differ. Failures occurring despite</w:t>
+      </w:r>
+      <w:r>
+        <w:t xml:space="preserve"> </w:t>
+      </w:r>
+      <w:r>
+        <w:t xml:space="preserve">correctly decoded local state have a nearly flat joint rate, because improving</w:t>
+      </w:r>
+      <w:r>
+        <w:t xml:space="preserve"> </w:t>
+      </w:r>
+      <w:r>
+        <w:t xml:space="preserve">decoding offsets a conditional failure rate falling with exponent</w:t>
       </w:r>
       <w:r>
         <w:t xml:space="preserve"> </w:t>
@@ -93,113 +123,73 @@
         </m:r>
       </m:oMath>
       <w:r>
-        <w:t xml:space="preserve">0.574, while moves illegal only because they leave the king in</w:t>
-      </w:r>
-      <w:r>
-        <w:t xml:space="preserve"> </w:t>
-      </w:r>
-      <w:r>
-        <w:t xml:space="preserve">check fall with exponent</w:t>
-      </w:r>
-      <w:r>
-        <w:t xml:space="preserve"> </w:t>
-      </w:r>
-      <m:oMath>
-        <m:r>
-          <m:rPr>
-            <m:sty m:val="p"/>
-          </m:rPr>
-          <m:t>−</m:t>
-        </m:r>
-      </m:oMath>
-      <w:r>
-        <w:t xml:space="preserve">0.112: a paired differential of</w:t>
-      </w:r>
-      <w:r>
-        <w:t xml:space="preserve"> </w:t>
-      </w:r>
-      <w:r>
-        <w:t xml:space="preserve">+0.461 [+0.259, +0.599]. Failures</w:t>
-      </w:r>
-      <w:r>
-        <w:t xml:space="preserve"> </w:t>
-      </w:r>
-      <w:r>
-        <w:t xml:space="preserve">that occur despite correctly decoded local state have a flat absolute rate,</w:t>
-      </w:r>
-      <w:r>
-        <w:t xml:space="preserve"> </w:t>
-      </w:r>
-      <w:r>
-        <w:t xml:space="preserve">exponent +0.023, but that is two effects cancelling: decoding accuracy</w:t>
-      </w:r>
-      <w:r>
-        <w:t xml:space="preserve"> </w:t>
-      </w:r>
-      <w:r>
-        <w:t xml:space="preserve">rises and the conditional failure rate falls, exponent</w:t>
-      </w:r>
-      <w:r>
-        <w:t xml:space="preserve"> </w:t>
-      </w:r>
-      <m:oMath>
-        <m:r>
-          <m:rPr>
-            <m:sty m:val="p"/>
-          </m:rPr>
-          <m:t>−</m:t>
-        </m:r>
-      </m:oMath>
-      <w:r>
-        <w:t xml:space="preserve">0.125. The ordering replicates on an independent</w:t>
-      </w:r>
-      <w:r>
-        <w:t xml:space="preserve"> </w:t>
-      </w:r>
-      <w:r>
-        <w:t xml:space="preserve">character-level ladder spanning a 38-fold parameter range, and in</w:t>
-      </w:r>
-      <w:r>
-        <w:t xml:space="preserve"> </w:t>
-      </w:r>
-      <w:r>
-        <w:t xml:space="preserve">OthelloGPT every residual failure is of the non-local kind. The intervention results are consistent with this: belief is coupled to action locally, a repair edit can correct about two</w:t>
-      </w:r>
-      <w:r>
-        <w:t xml:space="preserve"> </w:t>
-      </w:r>
-      <w:r>
-        <w:t xml:space="preserve">squares, and the class that scale leaves behind is the class local correction</w:t>
-      </w:r>
-      <w:r>
-        <w:t xml:space="preserve"> </w:t>
-      </w:r>
-      <w:r>
-        <w:t xml:space="preserve">cannot reach. The standard intervention metric inverts on the same data. Illegal</w:t>
-      </w:r>
-      <w:r>
-        <w:t xml:space="preserve"> </w:t>
-      </w:r>
-      <w:r>
-        <w:t xml:space="preserve">move rate ranks a norm-matched random edit above correct repair in</w:t>
-      </w:r>
-      <w:r>
-        <w:t xml:space="preserve"> </w:t>
-      </w:r>
-      <w:r>
-        <w:t xml:space="preserve">18 of 18 models, because hedging lowers it. Finally, these</w:t>
-      </w:r>
-      <w:r>
-        <w:t xml:space="preserve"> </w:t>
-      </w:r>
-      <w:r>
-        <w:t xml:space="preserve">per-category fits and a separately fitted aggregate cannot both hold, since a sum of</w:t>
-      </w:r>
-      <w:r>
-        <w:t xml:space="preserve"> </w:t>
-      </w:r>
-      <w:r>
-        <w:t xml:space="preserve">power laws is not a power law; we derive the total from the categories instead.</w:t>
+        <w:t xml:space="preserve">0.125. The</w:t>
+      </w:r>
+      <w:r>
+        <w:t xml:space="preserve"> </w:t>
+      </w:r>
+      <w:r>
+        <w:t xml:space="preserve">ordering replicates on an independent character-level ladder spanning a</w:t>
+      </w:r>
+      <w:r>
+        <w:t xml:space="preserve"> </w:t>
+      </w:r>
+      <w:r>
+        <w:t xml:space="preserve">38-fold parameter range, and in OthelloGPT 160 of 161 residual</w:t>
+      </w:r>
+      <w:r>
+        <w:t xml:space="preserve"> </w:t>
+      </w:r>
+      <w:r>
+        <w:t xml:space="preserve">failures are of the non-local kind. Internal belief is coupled to action locally,</w:t>
+      </w:r>
+      <w:r>
+        <w:t xml:space="preserve"> </w:t>
+      </w:r>
+      <w:r>
+        <w:t xml:space="preserve">and the repair we test installs about two squares but no reliable whole-board</w:t>
+      </w:r>
+      <w:r>
+        <w:t xml:space="preserve"> </w:t>
+      </w:r>
+      <w:r>
+        <w:t xml:space="preserve">correction. Two reasonable scores of the same intervention then disagree:</w:t>
+      </w:r>
+      <w:r>
+        <w:t xml:space="preserve"> </w:t>
+      </w:r>
+      <w:r>
+        <w:t xml:space="preserve">illegal-move rate ranks a norm-matched random edit above correct repair in</w:t>
+      </w:r>
+      <w:r>
+        <w:t xml:space="preserve"> </w:t>
+      </w:r>
+      <w:r>
+        <w:t xml:space="preserve">18 of 18 models, while the repair shifts a fixed forced choice</w:t>
+      </w:r>
+      <w:r>
+        <w:t xml:space="preserve"> </w:t>
+      </w:r>
+      <w:r>
+        <w:t xml:space="preserve">further, so one headline number cannot settle whether an intervention helped.</w:t>
+      </w:r>
+      <w:r>
+        <w:t xml:space="preserve"> </w:t>
+      </w:r>
+      <w:r>
+        <w:t xml:space="preserve">Finally, these per-category fits and a separately fitted aggregate cannot both</w:t>
+      </w:r>
+      <w:r>
+        <w:t xml:space="preserve"> </w:t>
+      </w:r>
+      <w:r>
+        <w:t xml:space="preserve">hold, since a sum of power laws with differing exponents is generally not a power</w:t>
+      </w:r>
+      <w:r>
+        <w:t xml:space="preserve"> </w:t>
+      </w:r>
+      <w:r>
+        <w:t xml:space="preserve">law; we derive the total from the categories instead.</w:t>
       </w:r>
     </w:p>
     <w:p>
@@ -473,7 +463,7 @@
           <w:b/>
           <w:bCs/>
         </w:rPr>
-        <w:t xml:space="preserve">The component scale does not remove is the one local correction</w:t>
+        <w:t xml:space="preserve">The slowest-improving component is the one local correction cannot</w:t>
       </w:r>
       <w:r>
         <w:rPr>
@@ -487,31 +477,43 @@
           <w:b/>
           <w:bCs/>
         </w:rPr>
-        <w:t xml:space="preserve">cannot reach.</w:t>
-      </w:r>
-      <w:r>
-        <w:t xml:space="preserve"> </w:t>
-      </w:r>
-      <w:r>
-        <w:t xml:space="preserve">Internal belief is causally coupled to action at the squares a</w:t>
-      </w:r>
-      <w:r>
-        <w:t xml:space="preserve"> </w:t>
-      </w:r>
-      <w:r>
-        <w:t xml:space="preserve">move touches, a residual-stream repair can install at most about two squares, and</w:t>
-      </w:r>
-      <w:r>
-        <w:t xml:space="preserve"> </w:t>
-      </w:r>
-      <w:r>
-        <w:t xml:space="preserve">failures that occur despite correct belief at those squares have an exponent</w:t>
-      </w:r>
-      <w:r>
-        <w:t xml:space="preserve"> </w:t>
-      </w:r>
-      <w:r>
-        <w:t xml:space="preserve">indistinguishable from zero.</w:t>
+        <w:t xml:space="preserve">reach.</w:t>
+      </w:r>
+      <w:r>
+        <w:t xml:space="preserve"> </w:t>
+      </w:r>
+      <w:r>
+        <w:t xml:space="preserve">Every disjoint failure class improves with scale; they differ in how fast.</w:t>
+      </w:r>
+      <w:r>
+        <w:t xml:space="preserve"> </w:t>
+      </w:r>
+      <w:r>
+        <w:t xml:space="preserve">Internal belief is causally coupled to action at the squares a move touches, the</w:t>
+      </w:r>
+      <w:r>
+        <w:t xml:space="preserve"> </w:t>
+      </w:r>
+      <w:r>
+        <w:t xml:space="preserve">repair procedure we test installs about two squares reliably and whole-board</w:t>
+      </w:r>
+      <w:r>
+        <w:t xml:space="preserve"> </w:t>
+      </w:r>
+      <w:r>
+        <w:t xml:space="preserve">correction not at all, and failures occurring despite correct belief at those squares</w:t>
+      </w:r>
+      <w:r>
+        <w:t xml:space="preserve"> </w:t>
+      </w:r>
+      <w:r>
+        <w:t xml:space="preserve">have a nearly flat joint rate because improving decoding offsets a falling</w:t>
+      </w:r>
+      <w:r>
+        <w:t xml:space="preserve"> </w:t>
+      </w:r>
+      <w:r>
+        <w:t xml:space="preserve">conditional failure rate.</w:t>
       </w:r>
     </w:p>
     <w:p>
@@ -562,7 +564,13 @@
         <w:t xml:space="preserve"> </w:t>
       </w:r>
       <w:r>
-        <w:t xml:space="preserve">scale; its replication across two ladders and two games; a mechanistic account,</w:t>
+        <w:t xml:space="preserve">scale; its replication across two independent ladders, with a consistency check in a</w:t>
+      </w:r>
+      <w:r>
+        <w:t xml:space="preserve"> </w:t>
+      </w:r>
+      <w:r>
+        <w:t xml:space="preserve">second game; a mechanistic account,</w:t>
       </w:r>
       <w:r>
         <w:t xml:space="preserve"> </w:t>
@@ -583,362 +591,6 @@
         <w:t xml:space="preserve">meant to measure. The probe and edit instruments used in Section </w:t>
       </w:r>
       <w:hyperlink w:anchor="sec:mech">
-        <w:r>
-          <w:rPr>
-            <w:rStyle w:val="Hyperlink"/>
-          </w:rPr>
-          <w:t xml:space="preserve">6</w:t>
-        </w:r>
-      </w:hyperlink>
-      <w:r>
-        <w:t xml:space="preserve"> </w:t>
-      </w:r>
-      <w:r>
-        <w:t xml:space="preserve">are established in prior work (Anonymous, 2026); here they serve only to</w:t>
-      </w:r>
-      <w:r>
-        <w:t xml:space="preserve"> </w:t>
-      </w:r>
-      <w:r>
-        <w:t xml:space="preserve">explain a result that stands without them.</w:t>
-      </w:r>
-    </w:p>
-    <w:bookmarkEnd w:id="10"/>
-    <w:bookmarkEnd w:id="11"/>
-    <w:bookmarkStart w:id="16" w:name="related-work"/>
-    <w:p>
-      <w:pPr>
-        <w:pStyle w:val="Heading1"/>
-      </w:pPr>
-      <w:r>
-        <w:t xml:space="preserve">Related Work</w:t>
-      </w:r>
-    </w:p>
-    <w:bookmarkStart w:id="12" w:name="scaling-and-what-it-leaves."/>
-    <w:p>
-      <w:pPr>
-        <w:pStyle w:val="Heading4"/>
-      </w:pPr>
-      <w:r>
-        <w:t xml:space="preserve">Scaling and what it leaves.</w:t>
-      </w:r>
-    </w:p>
-    <w:p>
-      <w:pPr>
-        <w:pStyle w:val="FirstParagraph"/>
-      </w:pPr>
-      <w:r>
-        <w:t xml:space="preserve">Aggregate loss follows power laws in parameters, data, and compute</w:t>
-      </w:r>
-      <w:r>
-        <w:t xml:space="preserve"> </w:t>
-      </w:r>
-      <w:r>
-        <w:t xml:space="preserve">(Kaplan et al. 2020;</w:t>
-      </w:r>
-      <w:r>
-        <w:t xml:space="preserve"> </w:t>
-      </w:r>
-      <w:r>
-        <w:t xml:space="preserve">Hoffmann et al.</w:t>
-      </w:r>
-      <w:r>
-        <w:t xml:space="preserve"> </w:t>
-      </w:r>
-      <w:r>
-        <w:t xml:space="preserve">2022)</w:t>
-      </w:r>
-      <w:r>
-        <w:t xml:space="preserve">. Decomposing an aggregate into</w:t>
-      </w:r>
-      <w:r>
-        <w:t xml:space="preserve"> </w:t>
-      </w:r>
-      <w:r>
-        <w:t xml:space="preserve">components with separate exponents is the step we take, applied to error classes</w:t>
-      </w:r>
-      <w:r>
-        <w:t xml:space="preserve"> </w:t>
-      </w:r>
-      <w:r>
-        <w:t xml:space="preserve">rather than to loss, in a domain where the classes are defined by an oracle</w:t>
-      </w:r>
-      <w:r>
-        <w:t xml:space="preserve"> </w:t>
-      </w:r>
-      <w:r>
-        <w:t xml:space="preserve">rather than by annotation.</w:t>
-      </w:r>
-    </w:p>
-    <w:bookmarkEnd w:id="12"/>
-    <w:bookmarkStart w:id="13" w:name="world-models-in-game-transformers."/>
-    <w:p>
-      <w:pPr>
-        <w:pStyle w:val="Heading4"/>
-      </w:pPr>
-      <w:r>
-        <w:t xml:space="preserve">World models in game transformers.</w:t>
-      </w:r>
-    </w:p>
-    <w:p>
-      <w:pPr>
-        <w:pStyle w:val="FirstParagraph"/>
-      </w:pPr>
-      <w:r>
-        <w:t xml:space="preserve">Linear probes recover board state from move sequences</w:t>
-      </w:r>
-      <w:r>
-        <w:t xml:space="preserve"> </w:t>
-      </w:r>
-      <w:r>
-        <w:t xml:space="preserve">(Li et al. 2023)</w:t>
-      </w:r>
-      <w:r>
-        <w:t xml:space="preserve">,</w:t>
-      </w:r>
-      <w:r>
-        <w:t xml:space="preserve"> </w:t>
-      </w:r>
-      <w:r>
-        <w:t xml:space="preserve">with linear structure</w:t>
-      </w:r>
-      <w:r>
-        <w:t xml:space="preserve"> </w:t>
-      </w:r>
-      <w:r>
-        <w:t xml:space="preserve">(Nanda et al. 2023)</w:t>
-      </w:r>
-      <w:r>
-        <w:t xml:space="preserve">; chess is an established</w:t>
-      </w:r>
-      <w:r>
-        <w:t xml:space="preserve"> </w:t>
-      </w:r>
-      <w:r>
-        <w:t xml:space="preserve">state-tracking testbed</w:t>
-      </w:r>
-      <w:r>
-        <w:t xml:space="preserve"> </w:t>
-      </w:r>
-      <w:r>
-        <w:t xml:space="preserve">(Toshniwal et al. 2022)</w:t>
-      </w:r>
-      <w:r>
-        <w:t xml:space="preserve">; and board-state probes in a</w:t>
-      </w:r>
-      <w:r>
-        <w:t xml:space="preserve"> </w:t>
-      </w:r>
-      <w:r>
-        <w:t xml:space="preserve">character-level chess model can be intervened on</w:t>
-      </w:r>
-      <w:r>
-        <w:t xml:space="preserve"> </w:t>
-      </w:r>
-      <w:r>
-        <w:t xml:space="preserve">(Karvonen 2024)</w:t>
-      </w:r>
-      <w:r>
-        <w:t xml:space="preserve">,</w:t>
-      </w:r>
-      <w:r>
-        <w:t xml:space="preserve"> </w:t>
-      </w:r>
-      <w:r>
-        <w:t xml:space="preserve">later serving as ground truth for dictionary learning</w:t>
-      </w:r>
-      <w:r>
-        <w:t xml:space="preserve"> </w:t>
-      </w:r>
-      <w:r>
-        <w:t xml:space="preserve">(Karvonen et al. 2024)</w:t>
-      </w:r>
-      <w:r>
-        <w:t xml:space="preserve">.</w:t>
-      </w:r>
-      <w:r>
-        <w:t xml:space="preserve"> </w:t>
-      </w:r>
-      <w:r>
-        <w:t xml:space="preserve">Walker and Lyons (2026)</w:t>
-      </w:r>
-      <w:r>
-        <w:t xml:space="preserve"> </w:t>
-      </w:r>
-      <w:r>
-        <w:t xml:space="preserve">benchmark exact state tracking across architectures at a</w:t>
-      </w:r>
-      <w:r>
-        <w:t xml:space="preserve"> </w:t>
-      </w:r>
-      <w:r>
-        <w:t xml:space="preserve">parameter range close to ours,</w:t>
-      </w:r>
-      <w:r>
-        <w:t xml:space="preserve"> </w:t>
-      </w:r>
-      <w:r>
-        <w:t xml:space="preserve">Li and Jiang (2026)</w:t>
-      </w:r>
-      <w:r>
-        <w:t xml:space="preserve"> </w:t>
-      </w:r>
-      <w:r>
-        <w:t xml:space="preserve">separate state tracking from</w:t>
-      </w:r>
-      <w:r>
-        <w:t xml:space="preserve"> </w:t>
-      </w:r>
-      <w:r>
-        <w:t xml:space="preserve">decision quality, and</w:t>
-      </w:r>
-      <w:r>
-        <w:t xml:space="preserve"> </w:t>
-      </w:r>
-      <w:r>
-        <w:t xml:space="preserve">Pereira and Zuidema (2026)</w:t>
-      </w:r>
-      <w:r>
-        <w:t xml:space="preserve"> </w:t>
-      </w:r>
-      <w:r>
-        <w:t xml:space="preserve">and</w:t>
-      </w:r>
-      <w:r>
-        <w:t xml:space="preserve"> </w:t>
-      </w:r>
-      <w:r>
-        <w:t xml:space="preserve">Harang et al. (2025)</w:t>
-      </w:r>
-      <w:r>
-        <w:t xml:space="preserve"> </w:t>
-      </w:r>
-      <w:r>
-        <w:t xml:space="preserve">document state decay over long generations. State</w:t>
-      </w:r>
-      <w:r>
-        <w:t xml:space="preserve"> </w:t>
-      </w:r>
-      <w:r>
-        <w:t xml:space="preserve">decay and chess state tracking are not our contribution; how the composition of</w:t>
-      </w:r>
-      <w:r>
-        <w:t xml:space="preserve"> </w:t>
-      </w:r>
-      <w:r>
-        <w:t xml:space="preserve">failure changes with size is.</w:t>
-      </w:r>
-    </w:p>
-    <w:bookmarkEnd w:id="13"/>
-    <w:bookmarkStart w:id="14" w:name="coupling-between-probes-and-behaviour."/>
-    <w:p>
-      <w:pPr>
-        <w:pStyle w:val="Heading4"/>
-      </w:pPr>
-      <w:r>
-        <w:t xml:space="preserve">Coupling between probes and behaviour.</w:t>
-      </w:r>
-    </w:p>
-    <w:p>
-      <w:pPr>
-        <w:pStyle w:val="FirstParagraph"/>
-      </w:pPr>
-      <w:r>
-        <w:t xml:space="preserve">Balogh and Jelasity (2026)</w:t>
-      </w:r>
-      <w:r>
-        <w:t xml:space="preserve"> </w:t>
-      </w:r>
-      <w:r>
-        <w:t xml:space="preserve">find the fraction of illegal moves legal on a</w:t>
-      </w:r>
-      <w:r>
-        <w:t xml:space="preserve"> </w:t>
-      </w:r>
-      <w:r>
-        <w:t xml:space="preserve">probe-reconstructed board small in large-data models, and a probe gradient</w:t>
-      </w:r>
-      <w:r>
-        <w:t xml:space="preserve"> </w:t>
-      </w:r>
-      <w:r>
-        <w:t xml:space="preserve">nearly orthogonal to the output head. Section </w:t>
-      </w:r>
-      <w:hyperlink w:anchor="sec:mech">
-        <w:r>
-          <w:rPr>
-            <w:rStyle w:val="Hyperlink"/>
-          </w:rPr>
-          <w:t xml:space="preserve">6</w:t>
-        </w:r>
-      </w:hyperlink>
-      <w:r>
-        <w:t xml:space="preserve"> </w:t>
-      </w:r>
-      <w:r>
-        <w:t xml:space="preserve">reconciles this with</w:t>
-      </w:r>
-      <w:r>
-        <w:t xml:space="preserve"> </w:t>
-      </w:r>
-      <w:r>
-        <w:t xml:space="preserve">a strong causal edit effect: coupling is local, so whole-board measures</w:t>
-      </w:r>
-      <w:r>
-        <w:t xml:space="preserve"> </w:t>
-      </w:r>
-      <w:r>
-        <w:t xml:space="preserve">understate it and square-level ones do not.</w:t>
-      </w:r>
-    </w:p>
-    <w:bookmarkEnd w:id="14"/>
-    <w:bookmarkStart w:id="15" w:name="evaluating-interventions."/>
-    <w:p>
-      <w:pPr>
-        <w:pStyle w:val="Heading4"/>
-      </w:pPr>
-      <w:r>
-        <w:t xml:space="preserve">Evaluating interventions.</w:t>
-      </w:r>
-    </w:p>
-    <w:p>
-      <w:pPr>
-        <w:pStyle w:val="FirstParagraph"/>
-      </w:pPr>
-      <w:r>
-        <w:t xml:space="preserve">Inference-time search and verification</w:t>
-      </w:r>
-      <w:r>
-        <w:t xml:space="preserve"> </w:t>
-      </w:r>
-      <w:r>
-        <w:t xml:space="preserve">(Yao et al. 2023; Lightman et al. 2024; Wang et al. 2023)</w:t>
-      </w:r>
-      <w:r>
-        <w:t xml:space="preserve"> </w:t>
-      </w:r>
-      <w:r>
-        <w:t xml:space="preserve">and causal editing</w:t>
-      </w:r>
-      <w:r>
-        <w:t xml:space="preserve"> </w:t>
-      </w:r>
-      <w:r>
-        <w:t xml:space="preserve">(Meng et al. 2022)</w:t>
-      </w:r>
-      <w:r>
-        <w:t xml:space="preserve"> </w:t>
-      </w:r>
-      <w:r>
-        <w:t xml:space="preserve">are commonly</w:t>
-      </w:r>
-      <w:r>
-        <w:t xml:space="preserve"> </w:t>
-      </w:r>
-      <w:r>
-        <w:t xml:space="preserve">scored by an end-task error rate. Section </w:t>
-      </w:r>
-      <w:hyperlink w:anchor="sec:inversion">
         <w:r>
           <w:rPr>
             <w:rStyle w:val="Hyperlink"/>
@@ -950,6 +602,362 @@
         <w:t xml:space="preserve"> </w:t>
       </w:r>
       <w:r>
+        <w:t xml:space="preserve">are established in prior work (Anonymous, 2026); here they serve only to</w:t>
+      </w:r>
+      <w:r>
+        <w:t xml:space="preserve"> </w:t>
+      </w:r>
+      <w:r>
+        <w:t xml:space="preserve">explain a result that stands without them.</w:t>
+      </w:r>
+    </w:p>
+    <w:bookmarkEnd w:id="10"/>
+    <w:bookmarkEnd w:id="11"/>
+    <w:bookmarkStart w:id="16" w:name="related-work"/>
+    <w:p>
+      <w:pPr>
+        <w:pStyle w:val="Heading1"/>
+      </w:pPr>
+      <w:r>
+        <w:t xml:space="preserve">Related Work</w:t>
+      </w:r>
+    </w:p>
+    <w:bookmarkStart w:id="12" w:name="scaling-and-what-it-leaves."/>
+    <w:p>
+      <w:pPr>
+        <w:pStyle w:val="Heading4"/>
+      </w:pPr>
+      <w:r>
+        <w:t xml:space="preserve">Scaling and what it leaves.</w:t>
+      </w:r>
+    </w:p>
+    <w:p>
+      <w:pPr>
+        <w:pStyle w:val="FirstParagraph"/>
+      </w:pPr>
+      <w:r>
+        <w:t xml:space="preserve">Aggregate loss follows power laws in parameters, data, and compute</w:t>
+      </w:r>
+      <w:r>
+        <w:t xml:space="preserve"> </w:t>
+      </w:r>
+      <w:r>
+        <w:t xml:space="preserve">(Kaplan et al. 2020;</w:t>
+      </w:r>
+      <w:r>
+        <w:t xml:space="preserve"> </w:t>
+      </w:r>
+      <w:r>
+        <w:t xml:space="preserve">Hoffmann et al.</w:t>
+      </w:r>
+      <w:r>
+        <w:t xml:space="preserve"> </w:t>
+      </w:r>
+      <w:r>
+        <w:t xml:space="preserve">2022)</w:t>
+      </w:r>
+      <w:r>
+        <w:t xml:space="preserve">. Decomposing an aggregate into</w:t>
+      </w:r>
+      <w:r>
+        <w:t xml:space="preserve"> </w:t>
+      </w:r>
+      <w:r>
+        <w:t xml:space="preserve">components with separate exponents is the step we take, applied to error classes</w:t>
+      </w:r>
+      <w:r>
+        <w:t xml:space="preserve"> </w:t>
+      </w:r>
+      <w:r>
+        <w:t xml:space="preserve">rather than to loss, in a domain where the classes are defined by an oracle</w:t>
+      </w:r>
+      <w:r>
+        <w:t xml:space="preserve"> </w:t>
+      </w:r>
+      <w:r>
+        <w:t xml:space="preserve">rather than by annotation.</w:t>
+      </w:r>
+    </w:p>
+    <w:bookmarkEnd w:id="12"/>
+    <w:bookmarkStart w:id="13" w:name="world-models-in-game-transformers."/>
+    <w:p>
+      <w:pPr>
+        <w:pStyle w:val="Heading4"/>
+      </w:pPr>
+      <w:r>
+        <w:t xml:space="preserve">World models in game transformers.</w:t>
+      </w:r>
+    </w:p>
+    <w:p>
+      <w:pPr>
+        <w:pStyle w:val="FirstParagraph"/>
+      </w:pPr>
+      <w:r>
+        <w:t xml:space="preserve">Linear probes recover board state from move sequences</w:t>
+      </w:r>
+      <w:r>
+        <w:t xml:space="preserve"> </w:t>
+      </w:r>
+      <w:r>
+        <w:t xml:space="preserve">(Li et al. 2023)</w:t>
+      </w:r>
+      <w:r>
+        <w:t xml:space="preserve">,</w:t>
+      </w:r>
+      <w:r>
+        <w:t xml:space="preserve"> </w:t>
+      </w:r>
+      <w:r>
+        <w:t xml:space="preserve">with linear structure</w:t>
+      </w:r>
+      <w:r>
+        <w:t xml:space="preserve"> </w:t>
+      </w:r>
+      <w:r>
+        <w:t xml:space="preserve">(Nanda et al. 2023)</w:t>
+      </w:r>
+      <w:r>
+        <w:t xml:space="preserve">; chess is an established</w:t>
+      </w:r>
+      <w:r>
+        <w:t xml:space="preserve"> </w:t>
+      </w:r>
+      <w:r>
+        <w:t xml:space="preserve">state-tracking testbed</w:t>
+      </w:r>
+      <w:r>
+        <w:t xml:space="preserve"> </w:t>
+      </w:r>
+      <w:r>
+        <w:t xml:space="preserve">(Toshniwal et al. 2022)</w:t>
+      </w:r>
+      <w:r>
+        <w:t xml:space="preserve">; and board-state probes in a</w:t>
+      </w:r>
+      <w:r>
+        <w:t xml:space="preserve"> </w:t>
+      </w:r>
+      <w:r>
+        <w:t xml:space="preserve">character-level chess model can be intervened on</w:t>
+      </w:r>
+      <w:r>
+        <w:t xml:space="preserve"> </w:t>
+      </w:r>
+      <w:r>
+        <w:t xml:space="preserve">(Karvonen 2024)</w:t>
+      </w:r>
+      <w:r>
+        <w:t xml:space="preserve">,</w:t>
+      </w:r>
+      <w:r>
+        <w:t xml:space="preserve"> </w:t>
+      </w:r>
+      <w:r>
+        <w:t xml:space="preserve">later serving as ground truth for dictionary learning</w:t>
+      </w:r>
+      <w:r>
+        <w:t xml:space="preserve"> </w:t>
+      </w:r>
+      <w:r>
+        <w:t xml:space="preserve">(Karvonen et al. 2024)</w:t>
+      </w:r>
+      <w:r>
+        <w:t xml:space="preserve">.</w:t>
+      </w:r>
+      <w:r>
+        <w:t xml:space="preserve"> </w:t>
+      </w:r>
+      <w:r>
+        <w:t xml:space="preserve">Walker and Lyons (2026)</w:t>
+      </w:r>
+      <w:r>
+        <w:t xml:space="preserve"> </w:t>
+      </w:r>
+      <w:r>
+        <w:t xml:space="preserve">benchmark exact state tracking across architectures at a</w:t>
+      </w:r>
+      <w:r>
+        <w:t xml:space="preserve"> </w:t>
+      </w:r>
+      <w:r>
+        <w:t xml:space="preserve">parameter range close to ours,</w:t>
+      </w:r>
+      <w:r>
+        <w:t xml:space="preserve"> </w:t>
+      </w:r>
+      <w:r>
+        <w:t xml:space="preserve">Li and Jiang (2026)</w:t>
+      </w:r>
+      <w:r>
+        <w:t xml:space="preserve"> </w:t>
+      </w:r>
+      <w:r>
+        <w:t xml:space="preserve">separate state tracking from</w:t>
+      </w:r>
+      <w:r>
+        <w:t xml:space="preserve"> </w:t>
+      </w:r>
+      <w:r>
+        <w:t xml:space="preserve">decision quality, and</w:t>
+      </w:r>
+      <w:r>
+        <w:t xml:space="preserve"> </w:t>
+      </w:r>
+      <w:r>
+        <w:t xml:space="preserve">Pereira and Zuidema (2026)</w:t>
+      </w:r>
+      <w:r>
+        <w:t xml:space="preserve"> </w:t>
+      </w:r>
+      <w:r>
+        <w:t xml:space="preserve">and</w:t>
+      </w:r>
+      <w:r>
+        <w:t xml:space="preserve"> </w:t>
+      </w:r>
+      <w:r>
+        <w:t xml:space="preserve">Harang et al. (2025)</w:t>
+      </w:r>
+      <w:r>
+        <w:t xml:space="preserve"> </w:t>
+      </w:r>
+      <w:r>
+        <w:t xml:space="preserve">document state decay over long generations. State</w:t>
+      </w:r>
+      <w:r>
+        <w:t xml:space="preserve"> </w:t>
+      </w:r>
+      <w:r>
+        <w:t xml:space="preserve">decay and chess state tracking are not our contribution; how the composition of</w:t>
+      </w:r>
+      <w:r>
+        <w:t xml:space="preserve"> </w:t>
+      </w:r>
+      <w:r>
+        <w:t xml:space="preserve">failure changes with size is.</w:t>
+      </w:r>
+    </w:p>
+    <w:bookmarkEnd w:id="13"/>
+    <w:bookmarkStart w:id="14" w:name="coupling-between-probes-and-behaviour."/>
+    <w:p>
+      <w:pPr>
+        <w:pStyle w:val="Heading4"/>
+      </w:pPr>
+      <w:r>
+        <w:t xml:space="preserve">Coupling between probes and behaviour.</w:t>
+      </w:r>
+    </w:p>
+    <w:p>
+      <w:pPr>
+        <w:pStyle w:val="FirstParagraph"/>
+      </w:pPr>
+      <w:r>
+        <w:t xml:space="preserve">Balogh and Jelasity (2026)</w:t>
+      </w:r>
+      <w:r>
+        <w:t xml:space="preserve"> </w:t>
+      </w:r>
+      <w:r>
+        <w:t xml:space="preserve">find the fraction of illegal moves legal on a</w:t>
+      </w:r>
+      <w:r>
+        <w:t xml:space="preserve"> </w:t>
+      </w:r>
+      <w:r>
+        <w:t xml:space="preserve">probe-reconstructed board small in large-data models, and a probe gradient</w:t>
+      </w:r>
+      <w:r>
+        <w:t xml:space="preserve"> </w:t>
+      </w:r>
+      <w:r>
+        <w:t xml:space="preserve">nearly orthogonal to the output head. Section </w:t>
+      </w:r>
+      <w:hyperlink w:anchor="sec:mech">
+        <w:r>
+          <w:rPr>
+            <w:rStyle w:val="Hyperlink"/>
+          </w:rPr>
+          <w:t xml:space="preserve">7</w:t>
+        </w:r>
+      </w:hyperlink>
+      <w:r>
+        <w:t xml:space="preserve"> </w:t>
+      </w:r>
+      <w:r>
+        <w:t xml:space="preserve">reconciles this with</w:t>
+      </w:r>
+      <w:r>
+        <w:t xml:space="preserve"> </w:t>
+      </w:r>
+      <w:r>
+        <w:t xml:space="preserve">a strong causal edit effect: coupling is local, so whole-board measures</w:t>
+      </w:r>
+      <w:r>
+        <w:t xml:space="preserve"> </w:t>
+      </w:r>
+      <w:r>
+        <w:t xml:space="preserve">understate it and square-level ones do not.</w:t>
+      </w:r>
+    </w:p>
+    <w:bookmarkEnd w:id="14"/>
+    <w:bookmarkStart w:id="15" w:name="evaluating-interventions."/>
+    <w:p>
+      <w:pPr>
+        <w:pStyle w:val="Heading4"/>
+      </w:pPr>
+      <w:r>
+        <w:t xml:space="preserve">Evaluating interventions.</w:t>
+      </w:r>
+    </w:p>
+    <w:p>
+      <w:pPr>
+        <w:pStyle w:val="FirstParagraph"/>
+      </w:pPr>
+      <w:r>
+        <w:t xml:space="preserve">Inference-time search and verification</w:t>
+      </w:r>
+      <w:r>
+        <w:t xml:space="preserve"> </w:t>
+      </w:r>
+      <w:r>
+        <w:t xml:space="preserve">(Yao et al. 2023; Lightman et al. 2024; Wang et al. 2023)</w:t>
+      </w:r>
+      <w:r>
+        <w:t xml:space="preserve"> </w:t>
+      </w:r>
+      <w:r>
+        <w:t xml:space="preserve">and causal editing</w:t>
+      </w:r>
+      <w:r>
+        <w:t xml:space="preserve"> </w:t>
+      </w:r>
+      <w:r>
+        <w:t xml:space="preserve">(Meng et al. 2022)</w:t>
+      </w:r>
+      <w:r>
+        <w:t xml:space="preserve"> </w:t>
+      </w:r>
+      <w:r>
+        <w:t xml:space="preserve">are commonly</w:t>
+      </w:r>
+      <w:r>
+        <w:t xml:space="preserve"> </w:t>
+      </w:r>
+      <w:r>
+        <w:t xml:space="preserve">scored by an end-task error rate. Section </w:t>
+      </w:r>
+      <w:hyperlink w:anchor="sec:inversion">
+        <w:r>
+          <w:rPr>
+            <w:rStyle w:val="Hyperlink"/>
+          </w:rPr>
+          <w:t xml:space="preserve">8</w:t>
+        </w:r>
+      </w:hyperlink>
+      <w:r>
+        <w:t xml:space="preserve"> </w:t>
+      </w:r>
+      <w:r>
         <w:t xml:space="preserve">shows why that rate</w:t>
       </w:r>
       <w:r>
@@ -1021,7 +1029,7 @@
           <w:rPr>
             <w:rStyle w:val="Hyperlink"/>
           </w:rPr>
-          <w:t xml:space="preserve">10</w:t>
+          <w:t xml:space="preserve">11</w:t>
         </w:r>
       </w:hyperlink>
       <w:r>
@@ -1791,19 +1799,31 @@
         <w:t xml:space="preserve"> </w:t>
       </w:r>
       <w:r>
-        <w:t xml:space="preserve">the result. Validation loss falls monotonically along the ladder, from 3.349 at the</w:t>
-      </w:r>
-      <w:r>
-        <w:t xml:space="preserve"> </w:t>
-      </w:r>
-      <w:r>
-        <w:t xml:space="preserve">smallest rung to 2.700 at the largest, which confirms the ladder is one of capability</w:t>
-      </w:r>
-      <w:r>
-        <w:t xml:space="preserve"> </w:t>
-      </w:r>
-      <w:r>
-        <w:t xml:space="preserve">and not merely of parameter count.</w:t>
+        <w:t xml:space="preserve">the result. Validation loss falls monotonically along the ladder, which confirms the</w:t>
+      </w:r>
+      <w:r>
+        <w:t xml:space="preserve"> </w:t>
+      </w:r>
+      <w:r>
+        <w:t xml:space="preserve">ladder is one of capability and not merely of parameter count. The table lists the</w:t>
+      </w:r>
+      <w:r>
+        <w:t xml:space="preserve"> </w:t>
+      </w:r>
+      <w:r>
+        <w:t xml:space="preserve">seed-zero run of each rung; over all 18 runs the loss spans 2.700 to</w:t>
+      </w:r>
+      <w:r>
+        <w:t xml:space="preserve"> </w:t>
+      </w:r>
+      <w:r>
+        <w:t xml:space="preserve">3.349, and the two sets of numbers differ only because one is a single run and</w:t>
+      </w:r>
+      <w:r>
+        <w:t xml:space="preserve"> </w:t>
+      </w:r>
+      <w:r>
+        <w:t xml:space="preserve">the other the extremes across seeds.</w:t>
       </w:r>
     </w:p>
     <w:bookmarkEnd w:id="18"/>
@@ -2041,13 +2061,93 @@
         <w:t xml:space="preserve"> </w:t>
       </w:r>
       <w:r>
-        <w:t xml:space="preserve">property of the rules and the position rather than of any network. Over 120 games</w:t>
-      </w:r>
-      <w:r>
-        <w:t xml:space="preserve"> </w:t>
-      </w:r>
-      <w:r>
-        <w:t xml:space="preserve">and 4,204 sampled illegal moves:</w:t>
+        <w:t xml:space="preserve">property of the rules and the position rather than of any network. The edited boards</w:t>
+      </w:r>
+      <w:r>
+        <w:t xml:space="preserve"> </w:t>
+      </w:r>
+      <w:r>
+        <w:t xml:space="preserve">are not constrained to be reachable or even valid: python-chess answers legality</w:t>
+      </w:r>
+      <w:r>
+        <w:t xml:space="preserve"> </w:t>
+      </w:r>
+      <w:r>
+        <w:t xml:space="preserve">queries on such positions as what its documentation calls pseudo-chess, and a board</w:t>
+      </w:r>
+      <w:r>
+        <w:t xml:space="preserve"> </w:t>
+      </w:r>
+      <w:r>
+        <w:t xml:space="preserve">may end up without a king or with the side not to move in check. We allow this</w:t>
+      </w:r>
+      <w:r>
+        <w:t xml:space="preserve"> </w:t>
+      </w:r>
+      <w:r>
+        <w:t xml:space="preserve">deliberately, because the question is which squares the legality rule reads, not which</w:t>
+      </w:r>
+      <w:r>
+        <w:t xml:space="preserve"> </w:t>
+      </w:r>
+      <w:r>
+        <w:t xml:space="preserve">positions a game could reach. It does mean</w:t>
+      </w:r>
+      <w:r>
+        <w:t xml:space="preserve"> </w:t>
+      </w:r>
+      <m:oMath>
+        <m:r>
+          <m:t>k</m:t>
+        </m:r>
+      </m:oMath>
+      <w:r>
+        <w:t xml:space="preserve"> </w:t>
+      </w:r>
+      <w:r>
+        <w:t xml:space="preserve">counts sensitivity to physically</w:t>
+      </w:r>
+      <w:r>
+        <w:t xml:space="preserve"> </w:t>
+      </w:r>
+      <w:r>
+        <w:t xml:space="preserve">unreachable alterations, and the castling defect above was found precisely by asking</w:t>
+      </w:r>
+      <w:r>
+        <w:t xml:space="preserve"> </w:t>
+      </w:r>
+      <w:r>
+        <w:t xml:space="preserve">why a class decidable from one square appeared to depend on many. Over 120 games</w:t>
+      </w:r>
+      <w:r>
+        <w:t xml:space="preserve"> </w:t>
+      </w:r>
+      <w:r>
+        <w:t xml:space="preserve">and 4,204 sampled illegal moves drawn from the five classes of the original</w:t>
+      </w:r>
+      <w:r>
+        <w:t xml:space="preserve"> </w:t>
+      </w:r>
+      <w:r>
+        <w:t xml:space="preserve">partition, plus 603 castling attempts sampled separately once the audit below</w:t>
+      </w:r>
+      <w:r>
+        <w:t xml:space="preserve"> </w:t>
+      </w:r>
+      <w:r>
+        <w:t xml:space="preserve">identified them as a distinct class, the dependency counts are as follows. The two</w:t>
+      </w:r>
+      <w:r>
+        <w:t xml:space="preserve"> </w:t>
+      </w:r>
+      <w:r>
+        <w:t xml:space="preserve">geometry rows subdivide the geometry row above them rather than adding to it, so the</w:t>
+      </w:r>
+      <w:r>
+        <w:t xml:space="preserve"> </w:t>
+      </w:r>
+      <w:r>
+        <w:t xml:space="preserve">partition total is the five original classes alone.</w:t>
       </w:r>
     </w:p>
     <w:tbl>
@@ -2533,7 +2633,31 @@
         <w:t xml:space="preserve"> </w:t>
       </w:r>
       <w:r>
-        <w:t xml:space="preserve">class depends on at most one. That separation is not a matter of degree.</w:t>
+        <w:t xml:space="preserve">class decided by the move’s own squares depends on at most one. Castling sits in</w:t>
+      </w:r>
+      <w:r>
+        <w:t xml:space="preserve"> </w:t>
+      </w:r>
+      <w:r>
+        <w:t xml:space="preserve">between, with a maximum of 7: rights and the intervening squares can</w:t>
+      </w:r>
+      <w:r>
+        <w:t xml:space="preserve"> </w:t>
+      </w:r>
+      <w:r>
+        <w:t xml:space="preserve">each be interfered with, which is part of why separating it from the</w:t>
+      </w:r>
+      <w:r>
+        <w:t xml:space="preserve"> </w:t>
+      </w:r>
+      <w:r>
+        <w:t xml:space="preserve">destination-occupancy class matters. The separation between the locally and globally</w:t>
+      </w:r>
+      <w:r>
+        <w:t xml:space="preserve"> </w:t>
+      </w:r>
+      <w:r>
+        <w:t xml:space="preserve">decided classes is not a matter of degree.</w:t>
       </w:r>
     </w:p>
     <w:p>
@@ -2968,7 +3092,31 @@
         <w:t xml:space="preserve"> </w:t>
       </w:r>
       <w:r>
-        <w:t xml:space="preserve">This strengthens the separation rather than weakening it: the check class reaches</w:t>
+        <w:t xml:space="preserve">This does not automatically strengthen the comparison between classes, because the</w:t>
+      </w:r>
+      <w:r>
+        <w:t xml:space="preserve"> </w:t>
+      </w:r>
+      <w:r>
+        <w:t xml:space="preserve">amount of undercounting can differ between them: a class with many multi-piece</w:t>
+      </w:r>
+      <w:r>
+        <w:t xml:space="preserve"> </w:t>
+      </w:r>
+      <w:r>
+        <w:t xml:space="preserve">dependencies loses more than one with few. What it does establish is a lower bound on</w:t>
+      </w:r>
+      <w:r>
+        <w:t xml:space="preserve"> </w:t>
+      </w:r>
+      <w:r>
+        <w:t xml:space="preserve">each class separately, and the bound is already decisive for the one that matters,</w:t>
+      </w:r>
+      <w:r>
+        <w:t xml:space="preserve"> </w:t>
+      </w:r>
+      <w:r>
+        <w:t xml:space="preserve">since the check class reaches</w:t>
       </w:r>
       <w:r>
         <w:t xml:space="preserve"> </w:t>
@@ -3050,300 +3198,253 @@
         <w:t xml:space="preserve"> </w:t>
       </w:r>
       <w:r>
-        <w:t xml:space="preserve">has a maximum share of 0.0000, which confirms the taxonomy is</w:t>
-      </w:r>
-      <w:r>
-        <w:t xml:space="preserve"> </w:t>
-      </w:r>
-      <w:r>
-        <w:t xml:space="preserve">exhaustive and the parser correct; it is a quality check, not a finding.</w:t>
-      </w:r>
-    </w:p>
-    <w:bookmarkEnd w:id="22"/>
-    <w:bookmarkStart w:id="23" w:name="absolute-rates-not-shares."/>
-    <w:p>
-      <w:pPr>
-        <w:pStyle w:val="Heading4"/>
-      </w:pPr>
-      <w:r>
-        <w:t xml:space="preserve">Absolute rates, not shares.</w:t>
-      </w:r>
-    </w:p>
-    <w:p>
-      <w:pPr>
-        <w:pStyle w:val="FirstParagraph"/>
-      </w:pPr>
-      <w:r>
-        <w:t xml:space="preserve">We report each class as a fraction of all scored positions, its share of illegal</w:t>
-      </w:r>
-      <w:r>
-        <w:t xml:space="preserve"> </w:t>
-      </w:r>
-      <w:r>
-        <w:t xml:space="preserve">moves multiplied by the illegal-move rate. Shares are misleading here: the</w:t>
-      </w:r>
-      <w:r>
-        <w:t xml:space="preserve"> </w:t>
-      </w:r>
-      <w:r>
-        <w:t xml:space="preserve">illegal-move rate itself falls with size, so a class whose absolute rate falls can</w:t>
-      </w:r>
-      <w:r>
-        <w:t xml:space="preserve"> </w:t>
-      </w:r>
-      <w:r>
-        <w:t xml:space="preserve">still grow as a share of what remains. We state this because an earlier draft of</w:t>
-      </w:r>
-      <w:r>
-        <w:t xml:space="preserve"> </w:t>
-      </w:r>
-      <w:r>
-        <w:t xml:space="preserve">this analysis read a rising share as the model getting worse at a class it was in</w:t>
-      </w:r>
-      <w:r>
-        <w:t xml:space="preserve"> </w:t>
-      </w:r>
-      <w:r>
-        <w:t xml:space="preserve">fact getting better at.</w:t>
-      </w:r>
-    </w:p>
-    <w:bookmarkEnd w:id="23"/>
-    <w:bookmarkStart w:id="24" w:name="exponents-and-intervals."/>
-    <w:p>
-      <w:pPr>
-        <w:pStyle w:val="Heading4"/>
-      </w:pPr>
-      <w:r>
-        <w:t xml:space="preserve">Exponents and intervals.</w:t>
-      </w:r>
-    </w:p>
-    <w:p>
-      <w:pPr>
-        <w:pStyle w:val="FirstParagraph"/>
-      </w:pPr>
-      <w:r>
-        <w:t xml:space="preserve">A class’s exponent is the slope of log absolute rate on log parameter count,</w:t>
-      </w:r>
-      <w:r>
-        <w:t xml:space="preserve"> </w:t>
-      </w:r>
-      <w:r>
-        <w:t xml:space="preserve">fitted to all runs. Intervals resample the 6 rungs with</w:t>
-      </w:r>
-      <w:r>
-        <w:t xml:space="preserve"> </w:t>
-      </w:r>
-      <w:r>
-        <w:t xml:space="preserve">replacement, since seeds within a rung are not independent draws of the</w:t>
-      </w:r>
-      <w:r>
-        <w:t xml:space="preserve"> </w:t>
-      </w:r>
-      <w:r>
-        <w:t xml:space="preserve">architecture. A differential between two classes is bootstrapped on paired</w:t>
-      </w:r>
-      <w:r>
-        <w:t xml:space="preserve"> </w:t>
-      </w:r>
-      <w:r>
-        <w:t xml:space="preserve">resamples, so its interval is on the difference itself.</w:t>
-      </w:r>
-    </w:p>
-    <w:p>
-      <w:pPr>
-        <w:pStyle w:val="BodyText"/>
-      </w:pPr>
-      <w:r>
-        <w:t xml:space="preserve">A resampling interval over 6 rungs does not show whether one rung carries the</w:t>
-      </w:r>
-      <w:r>
-        <w:t xml:space="preserve"> </w:t>
-      </w:r>
-      <w:r>
-        <w:t xml:space="preserve">result, so we also refit with each rung deleted in turn. The headline differential</w:t>
-      </w:r>
-      <w:r>
-        <w:t xml:space="preserve"> </w:t>
-      </w:r>
-      <w:r>
-        <w:t xml:space="preserve">between the check class and empty-source errors is +0.461 on the full ladder and</w:t>
-      </w:r>
-      <w:r>
-        <w:t xml:space="preserve"> </w:t>
-      </w:r>
-      <w:r>
-        <w:t xml:space="preserve">stays within [+0.360, +0.539] under every single-rung deletion, the largest shift</w:t>
-      </w:r>
-      <w:r>
-        <w:t xml:space="preserve"> </w:t>
-      </w:r>
-      <w:r>
-        <w:t xml:space="preserve">being 0.101. The sign is the same in all 6 refits. Both the smallest and the</w:t>
-      </w:r>
-      <w:r>
-        <w:t xml:space="preserve"> </w:t>
-      </w:r>
-      <w:r>
-        <w:t xml:space="preserve">largest rung can be removed without changing the conclusion, which is the specific</w:t>
-      </w:r>
-      <w:r>
-        <w:t xml:space="preserve"> </w:t>
-      </w:r>
-      <w:r>
-        <w:t xml:space="preserve">worry a short ladder invites.</w:t>
-      </w:r>
-    </w:p>
-    <w:bookmarkEnd w:id="24"/>
-    <w:bookmarkStart w:id="25" w:name="computing-environment."/>
-    <w:p>
-      <w:pPr>
-        <w:pStyle w:val="Heading4"/>
-      </w:pPr>
-      <w:r>
-        <w:t xml:space="preserve">Computing environment.</w:t>
-      </w:r>
-    </w:p>
-    <w:p>
-      <w:pPr>
-        <w:pStyle w:val="FirstParagraph"/>
-      </w:pPr>
-      <w:r>
-        <w:t xml:space="preserve">Every run in this paper, training and analysis alike, fits on a single</w:t>
-      </w:r>
-      <w:r>
-        <w:t xml:space="preserve"> </w:t>
-      </w:r>
-      <w:r>
-        <w:t xml:space="preserve">NVIDIA GeForce RTX 3050 Laptop GPU with 4 GiB of device memory, in a host with</w:t>
-      </w:r>
-      <w:r>
-        <w:t xml:space="preserve"> </w:t>
-      </w:r>
-      <w:r>
-        <w:t xml:space="preserve">15 GB of physical memory visible to the operating system, under</w:t>
-      </w:r>
-      <w:r>
-        <w:t xml:space="preserve"> </w:t>
-      </w:r>
-      <w:r>
-        <w:t xml:space="preserve">Windows 11 (build 26200),</w:t>
-      </w:r>
-      <w:r>
-        <w:t xml:space="preserve"> </w:t>
-      </w:r>
-      <w:r>
-        <w:t xml:space="preserve">using Python 3.12.10 with PyTorch 2.5.1+cu121 on</w:t>
-      </w:r>
-      <w:r>
-        <w:t xml:space="preserve"> </w:t>
-      </w:r>
-      <w:r>
-        <w:t xml:space="preserve">CUDA 12.1, NumPy 2.4.6, SciPy 1.18.1, and</w:t>
-      </w:r>
-      <w:r>
-        <w:t xml:space="preserve"> </w:t>
-      </w:r>
-      <w:r>
-        <w:t xml:space="preserve">python-chess 1.11.2 as the rules engine. That memory ceiling, not a</w:t>
-      </w:r>
-      <w:r>
-        <w:t xml:space="preserve"> </w:t>
-      </w:r>
-      <w:r>
-        <w:t xml:space="preserve">choice about what was interesting to measure, is what sets the top rung of the</w:t>
-      </w:r>
-      <w:r>
-        <w:t xml:space="preserve"> </w:t>
-      </w:r>
-      <w:r>
-        <w:t xml:space="preserve">ladder at 39.9M parameters, and it is why the external ladders of</w:t>
-      </w:r>
-      <w:r>
-        <w:t xml:space="preserve"> </w:t>
-      </w:r>
-      <w:r>
-        <w:t xml:space="preserve">Section </w:t>
-      </w:r>
-      <w:hyperlink w:anchor="sec:external">
+        <w:t xml:space="preserve">has a maximum share of 0.0000, so the taxonomy is exhaustive over the</w:t>
+      </w:r>
+      <w:r>
+        <w:t xml:space="preserve"> </w:t>
+      </w:r>
+      <w:r>
+        <w:t xml:space="preserve">failures observed. We previously wrote that this also confirmed the classifier</w:t>
+      </w:r>
+      <w:r>
+        <w:t xml:space="preserve"> </w:t>
+      </w:r>
+      <w:r>
+        <w:t xml:space="preserve">correct. It does not: assigning every case to some class says nothing about whether</w:t>
+      </w:r>
+      <w:r>
+        <w:t xml:space="preserve"> </w:t>
+      </w:r>
+      <w:r>
+        <w:t xml:space="preserve">the assignments are right, and the defect described in Section </w:t>
+      </w:r>
+      <w:hyperlink w:anchor="sec:regen">
         <w:r>
           <w:rPr>
             <w:rStyle w:val="Hyperlink"/>
           </w:rPr>
-          <w:t xml:space="preserve">5</w:t>
+          <w:t xml:space="preserve">4</w:t>
         </w:r>
       </w:hyperlink>
       <w:r>
         <w:t xml:space="preserve"> </w:t>
       </w:r>
       <w:r>
-        <w:t xml:space="preserve">carry the weight they do: they extend the size range</w:t>
-      </w:r>
-      <w:r>
-        <w:t xml:space="preserve"> </w:t>
-      </w:r>
-      <w:r>
-        <w:t xml:space="preserve">past what we can train ourselves. Versions are recorded by</w:t>
-      </w:r>
-      <w:r>
-        <w:t xml:space="preserve"> </w:t>
-      </w:r>
-      <w:r>
-        <w:rPr>
-          <w:rStyle w:val="VerbatimChar"/>
-        </w:rPr>
-        <w:t xml:space="preserve">code/record_environment.py</w:t>
-      </w:r>
-      <w:r>
-        <w:t xml:space="preserve"> </w:t>
-      </w:r>
-      <w:r>
-        <w:t xml:space="preserve">rather than typed here, so they cannot go</w:t>
-      </w:r>
-      <w:r>
-        <w:t xml:space="preserve"> </w:t>
-      </w:r>
-      <w:r>
-        <w:t xml:space="preserve">stale if the work moves to another machine.</w:t>
-      </w:r>
-    </w:p>
-    <w:bookmarkEnd w:id="25"/>
-    <w:bookmarkEnd w:id="26"/>
-    <w:bookmarkStart w:id="35" w:name="sec:scaling"/>
-    <w:p>
-      <w:pPr>
-        <w:pStyle w:val="Heading1"/>
-      </w:pPr>
-      <w:r>
-        <w:t xml:space="preserve">Differential Scaling</w:t>
-      </w:r>
-    </w:p>
-    <w:bookmarkStart w:id="27" w:name="tab:exponents"/>
-    <w:p>
-      <w:pPr>
-        <w:pStyle w:val="TableCaption"/>
-      </w:pPr>
-      <w:r>
-        <w:t xml:space="preserve">Absolute failure rate per scored position at the smallest and largest</w:t>
-      </w:r>
-      <w:r>
-        <w:t xml:space="preserve"> </w:t>
-      </w:r>
-      <w:r>
-        <w:t xml:space="preserve">rung, mean over seeds, and the size exponent with its rung-resampled 95%</w:t>
-      </w:r>
-      <w:r>
-        <w:t xml:space="preserve"> </w:t>
-      </w:r>
-      <w:r>
-        <w:t xml:space="preserve">interval. Classes are ordered by how local the rule deciding them is. The last row</w:t>
-      </w:r>
-      <w:r>
-        <w:t xml:space="preserve"> </w:t>
-      </w:r>
-      <w:r>
-        <w:t xml:space="preserve">is a cross-cutting flag computed with a probe (Section </w:t>
-      </w:r>
-      <w:hyperlink w:anchor="sec:mech">
+        <w:t xml:space="preserve">was</w:t>
+      </w:r>
+      <w:r>
+        <w:t xml:space="preserve"> </w:t>
+      </w:r>
+      <w:r>
+        <w:t xml:space="preserve">present throughout while the residual class stayed empty.</w:t>
+      </w:r>
+    </w:p>
+    <w:bookmarkEnd w:id="22"/>
+    <w:bookmarkStart w:id="23" w:name="absolute-rates-not-shares."/>
+    <w:p>
+      <w:pPr>
+        <w:pStyle w:val="Heading4"/>
+      </w:pPr>
+      <w:r>
+        <w:t xml:space="preserve">Absolute rates, not shares.</w:t>
+      </w:r>
+    </w:p>
+    <w:p>
+      <w:pPr>
+        <w:pStyle w:val="FirstParagraph"/>
+      </w:pPr>
+      <w:r>
+        <w:t xml:space="preserve">We report each class as a fraction of all scored positions, its share of illegal</w:t>
+      </w:r>
+      <w:r>
+        <w:t xml:space="preserve"> </w:t>
+      </w:r>
+      <w:r>
+        <w:t xml:space="preserve">moves multiplied by the illegal-move rate. Shares are misleading here: the</w:t>
+      </w:r>
+      <w:r>
+        <w:t xml:space="preserve"> </w:t>
+      </w:r>
+      <w:r>
+        <w:t xml:space="preserve">illegal-move rate itself falls with size, so a class whose absolute rate falls can</w:t>
+      </w:r>
+      <w:r>
+        <w:t xml:space="preserve"> </w:t>
+      </w:r>
+      <w:r>
+        <w:t xml:space="preserve">still grow as a share of what remains. We state this because an earlier draft of</w:t>
+      </w:r>
+      <w:r>
+        <w:t xml:space="preserve"> </w:t>
+      </w:r>
+      <w:r>
+        <w:t xml:space="preserve">this analysis read a rising share as the model getting worse at a class it was in</w:t>
+      </w:r>
+      <w:r>
+        <w:t xml:space="preserve"> </w:t>
+      </w:r>
+      <w:r>
+        <w:t xml:space="preserve">fact getting better at.</w:t>
+      </w:r>
+    </w:p>
+    <w:bookmarkEnd w:id="23"/>
+    <w:bookmarkStart w:id="24" w:name="exponents-and-intervals."/>
+    <w:p>
+      <w:pPr>
+        <w:pStyle w:val="Heading4"/>
+      </w:pPr>
+      <w:r>
+        <w:t xml:space="preserve">Exponents and intervals.</w:t>
+      </w:r>
+    </w:p>
+    <w:p>
+      <w:pPr>
+        <w:pStyle w:val="FirstParagraph"/>
+      </w:pPr>
+      <w:r>
+        <w:t xml:space="preserve">A class’s exponent is the slope of log absolute rate on log parameter count,</w:t>
+      </w:r>
+      <w:r>
+        <w:t xml:space="preserve"> </w:t>
+      </w:r>
+      <w:r>
+        <w:t xml:space="preserve">fitted to all runs. Intervals resample the 6 rungs with</w:t>
+      </w:r>
+      <w:r>
+        <w:t xml:space="preserve"> </w:t>
+      </w:r>
+      <w:r>
+        <w:t xml:space="preserve">replacement, since seeds within a rung are not independent draws of the</w:t>
+      </w:r>
+      <w:r>
+        <w:t xml:space="preserve"> </w:t>
+      </w:r>
+      <w:r>
+        <w:t xml:space="preserve">architecture. A differential between two classes is bootstrapped on paired</w:t>
+      </w:r>
+      <w:r>
+        <w:t xml:space="preserve"> </w:t>
+      </w:r>
+      <w:r>
+        <w:t xml:space="preserve">resamples, so its interval is on the difference itself.</w:t>
+      </w:r>
+    </w:p>
+    <w:p>
+      <w:pPr>
+        <w:pStyle w:val="BodyText"/>
+      </w:pPr>
+      <w:r>
+        <w:t xml:space="preserve">A resampling interval over 6 rungs does not show whether one rung carries the</w:t>
+      </w:r>
+      <w:r>
+        <w:t xml:space="preserve"> </w:t>
+      </w:r>
+      <w:r>
+        <w:t xml:space="preserve">result, so we also refit with each rung deleted in turn. The headline differential</w:t>
+      </w:r>
+      <w:r>
+        <w:t xml:space="preserve"> </w:t>
+      </w:r>
+      <w:r>
+        <w:t xml:space="preserve">between the check class and empty-source errors is +0.461 on the full ladder and</w:t>
+      </w:r>
+      <w:r>
+        <w:t xml:space="preserve"> </w:t>
+      </w:r>
+      <w:r>
+        <w:t xml:space="preserve">stays within [+0.360, +0.539] under every single-rung deletion, the largest shift</w:t>
+      </w:r>
+      <w:r>
+        <w:t xml:space="preserve"> </w:t>
+      </w:r>
+      <w:r>
+        <w:t xml:space="preserve">being 0.101. The sign is the same in all 6 refits. Both the smallest and the</w:t>
+      </w:r>
+      <w:r>
+        <w:t xml:space="preserve"> </w:t>
+      </w:r>
+      <w:r>
+        <w:t xml:space="preserve">largest rung can be removed without changing the conclusion, which is the specific</w:t>
+      </w:r>
+      <w:r>
+        <w:t xml:space="preserve"> </w:t>
+      </w:r>
+      <w:r>
+        <w:t xml:space="preserve">worry a short ladder invites.</w:t>
+      </w:r>
+    </w:p>
+    <w:bookmarkEnd w:id="24"/>
+    <w:bookmarkStart w:id="25" w:name="computing-environment."/>
+    <w:p>
+      <w:pPr>
+        <w:pStyle w:val="Heading4"/>
+      </w:pPr>
+      <w:r>
+        <w:t xml:space="preserve">Computing environment.</w:t>
+      </w:r>
+    </w:p>
+    <w:p>
+      <w:pPr>
+        <w:pStyle w:val="FirstParagraph"/>
+      </w:pPr>
+      <w:r>
+        <w:t xml:space="preserve">Every run in this paper, training and analysis alike, fits on a single</w:t>
+      </w:r>
+      <w:r>
+        <w:t xml:space="preserve"> </w:t>
+      </w:r>
+      <w:r>
+        <w:t xml:space="preserve">NVIDIA GeForce RTX 3050 Laptop GPU with 4 GiB of device memory, in a host with</w:t>
+      </w:r>
+      <w:r>
+        <w:t xml:space="preserve"> </w:t>
+      </w:r>
+      <w:r>
+        <w:t xml:space="preserve">15 GB of physical memory visible to the operating system, under</w:t>
+      </w:r>
+      <w:r>
+        <w:t xml:space="preserve"> </w:t>
+      </w:r>
+      <w:r>
+        <w:t xml:space="preserve">Windows 11 (build 26200),</w:t>
+      </w:r>
+      <w:r>
+        <w:t xml:space="preserve"> </w:t>
+      </w:r>
+      <w:r>
+        <w:t xml:space="preserve">using Python 3.12.10 with PyTorch 2.5.1+cu121 on</w:t>
+      </w:r>
+      <w:r>
+        <w:t xml:space="preserve"> </w:t>
+      </w:r>
+      <w:r>
+        <w:t xml:space="preserve">CUDA 12.1, NumPy 2.4.6, SciPy 1.18.1, and</w:t>
+      </w:r>
+      <w:r>
+        <w:t xml:space="preserve"> </w:t>
+      </w:r>
+      <w:r>
+        <w:t xml:space="preserve">python-chess 1.11.2 as the rules engine. That memory ceiling, not a</w:t>
+      </w:r>
+      <w:r>
+        <w:t xml:space="preserve"> </w:t>
+      </w:r>
+      <w:r>
+        <w:t xml:space="preserve">choice about what was interesting to measure, is what sets the top rung of the</w:t>
+      </w:r>
+      <w:r>
+        <w:t xml:space="preserve"> </w:t>
+      </w:r>
+      <w:r>
+        <w:t xml:space="preserve">ladder at 39.9M parameters, and it is why the external ladders of</w:t>
+      </w:r>
+      <w:r>
+        <w:t xml:space="preserve"> </w:t>
+      </w:r>
+      <w:r>
+        <w:t xml:space="preserve">Section </w:t>
+      </w:r>
+      <w:hyperlink w:anchor="sec:external">
         <w:r>
           <w:rPr>
             <w:rStyle w:val="Hyperlink"/>
@@ -3352,13 +3453,688 @@
         </w:r>
       </w:hyperlink>
       <w:r>
-        <w:t xml:space="preserve">), not a sixth</w:t>
-      </w:r>
-      <w:r>
-        <w:t xml:space="preserve"> </w:t>
-      </w:r>
-      <w:r>
-        <w:t xml:space="preserve">disjoint class, and must not be summed with the others.</w:t>
+        <w:t xml:space="preserve"> </w:t>
+      </w:r>
+      <w:r>
+        <w:t xml:space="preserve">carry the weight they do: they extend the size range</w:t>
+      </w:r>
+      <w:r>
+        <w:t xml:space="preserve"> </w:t>
+      </w:r>
+      <w:r>
+        <w:t xml:space="preserve">past what we can train ourselves. Versions are recorded by</w:t>
+      </w:r>
+      <w:r>
+        <w:t xml:space="preserve"> </w:t>
+      </w:r>
+      <w:r>
+        <w:rPr>
+          <w:rStyle w:val="VerbatimChar"/>
+        </w:rPr>
+        <w:t xml:space="preserve">code/record_environment.py</w:t>
+      </w:r>
+      <w:r>
+        <w:t xml:space="preserve"> </w:t>
+      </w:r>
+      <w:r>
+        <w:t xml:space="preserve">rather than typed here, so they cannot go</w:t>
+      </w:r>
+      <w:r>
+        <w:t xml:space="preserve"> </w:t>
+      </w:r>
+      <w:r>
+        <w:t xml:space="preserve">stale if the work moves to another machine.</w:t>
+      </w:r>
+    </w:p>
+    <w:bookmarkEnd w:id="25"/>
+    <w:bookmarkEnd w:id="26"/>
+    <w:bookmarkStart w:id="33" w:name="sec:regen"/>
+    <w:p>
+      <w:pPr>
+        <w:pStyle w:val="Heading1"/>
+      </w:pPr>
+      <w:r>
+        <w:t xml:space="preserve">The Corrected Classification Pass</w:t>
+      </w:r>
+    </w:p>
+    <w:p>
+      <w:pPr>
+        <w:pStyle w:val="FirstParagraph"/>
+      </w:pPr>
+      <w:r>
+        <w:t xml:space="preserve">The audit above found two defects in the classifier, and the second is more serious</w:t>
+      </w:r>
+      <w:r>
+        <w:t xml:space="preserve"> </w:t>
+      </w:r>
+      <w:r>
+        <w:t xml:space="preserve">than a mislabel. Disclosing them is not the same as correcting them, so the failure</w:t>
+      </w:r>
+      <w:r>
+        <w:t xml:space="preserve"> </w:t>
+      </w:r>
+      <w:r>
+        <w:t xml:space="preserve">sets were regenerated from the saved checkpoints and every downstream quantity</w:t>
+      </w:r>
+      <w:r>
+        <w:t xml:space="preserve"> </w:t>
+      </w:r>
+      <w:r>
+        <w:t xml:space="preserve">recomputed. This section reports what changed, what did not, and how we know which</w:t>
+      </w:r>
+      <w:r>
+        <w:t xml:space="preserve"> </w:t>
+      </w:r>
+      <w:r>
+        <w:t xml:space="preserve">is which.</w:t>
+      </w:r>
+    </w:p>
+    <w:bookmarkStart w:id="27" w:name="the-two-defects."/>
+    <w:p>
+      <w:pPr>
+        <w:pStyle w:val="Heading4"/>
+      </w:pPr>
+      <w:r>
+        <w:t xml:space="preserve">The two defects.</w:t>
+      </w:r>
+    </w:p>
+    <w:p>
+      <w:pPr>
+        <w:pStyle w:val="FirstParagraph"/>
+      </w:pPr>
+      <w:r>
+        <w:t xml:space="preserve">First, king onto one’s own rook is how both UCI and Chess960 encode castling, so a</w:t>
+      </w:r>
+      <w:r>
+        <w:t xml:space="preserve"> </w:t>
+      </w:r>
+      <w:r>
+        <w:t xml:space="preserve">test for a piece of one’s own colour on the destination square collects castling</w:t>
+      </w:r>
+      <w:r>
+        <w:t xml:space="preserve"> </w:t>
+      </w:r>
+      <w:r>
+        <w:t xml:space="preserve">attempts and files them as destination-occupancy errors. Second, and worse, the test</w:t>
+      </w:r>
+      <w:r>
+        <w:t xml:space="preserve"> </w:t>
+      </w:r>
+      <w:r>
+        <w:t xml:space="preserve">deciding whether a move counted as a failure at all asked whether the move was absent</w:t>
+      </w:r>
+      <w:r>
+        <w:t xml:space="preserve"> </w:t>
+      </w:r>
+      <w:r>
+        <w:t xml:space="preserve">from</w:t>
+      </w:r>
+      <w:r>
+        <w:t xml:space="preserve"> </w:t>
+      </w:r>
+      <w:r>
+        <w:rPr>
+          <w:rStyle w:val="VerbatimChar"/>
+        </w:rPr>
+        <w:t xml:space="preserve">board.legal_moves</w:t>
+      </w:r>
+      <w:r>
+        <w:t xml:space="preserve">, the generator python-chess uses to enumerate legal</w:t>
+      </w:r>
+      <w:r>
+        <w:t xml:space="preserve"> </w:t>
+      </w:r>
+      <w:r>
+        <w:t xml:space="preserve">moves. That generator emits castling as</w:t>
+      </w:r>
+      <w:r>
+        <w:t xml:space="preserve"> </w:t>
+      </w:r>
+      <w:r>
+        <w:rPr>
+          <w:rStyle w:val="VerbatimChar"/>
+        </w:rPr>
+        <w:t xml:space="preserve">e1g1</w:t>
+      </w:r>
+      <w:r>
+        <w:t xml:space="preserve">, while</w:t>
+      </w:r>
+      <w:r>
+        <w:t xml:space="preserve"> </w:t>
+      </w:r>
+      <w:r>
+        <w:rPr>
+          <w:rStyle w:val="VerbatimChar"/>
+        </w:rPr>
+        <w:t xml:space="preserve">board.is_legal</w:t>
+      </w:r>
+      <w:r>
+        <w:t xml:space="preserve"> </w:t>
+      </w:r>
+      <w:r>
+        <w:t xml:space="preserve">also</w:t>
+      </w:r>
+      <w:r>
+        <w:t xml:space="preserve"> </w:t>
+      </w:r>
+      <w:r>
+        <w:t xml:space="preserve">accepts the</w:t>
+      </w:r>
+      <w:r>
+        <w:t xml:space="preserve"> </w:t>
+      </w:r>
+      <w:r>
+        <w:rPr>
+          <w:rStyle w:val="VerbatimChar"/>
+        </w:rPr>
+        <w:t xml:space="preserve">e1h1</w:t>
+      </w:r>
+      <w:r>
+        <w:t xml:space="preserve"> </w:t>
+      </w:r>
+      <w:r>
+        <w:t xml:space="preserve">king-onto-rook form of the same move. A legal castling move</w:t>
+      </w:r>
+      <w:r>
+        <w:t xml:space="preserve"> </w:t>
+      </w:r>
+      <w:r>
+        <w:t xml:space="preserve">written the second way is therefore absent from the enumeration while being legal, and</w:t>
+      </w:r>
+      <w:r>
+        <w:t xml:space="preserve"> </w:t>
+      </w:r>
+      <w:r>
+        <w:t xml:space="preserve">would be recorded as a failure. We state the distinction precisely because it is the</w:t>
+      </w:r>
+      <w:r>
+        <w:t xml:space="preserve"> </w:t>
+      </w:r>
+      <w:r>
+        <w:t xml:space="preserve">whole mechanism: the original gate tested membership in the materialised set of</w:t>
+      </w:r>
+      <w:r>
+        <w:t xml:space="preserve"> </w:t>
+      </w:r>
+      <w:r>
+        <w:t xml:space="preserve">generated moves, not legality, and the two differ exactly on this encoding.</w:t>
+      </w:r>
+    </w:p>
+    <w:bookmarkEnd w:id="27"/>
+    <w:bookmarkStart w:id="28" w:name="the-corrected-pass."/>
+    <w:p>
+      <w:pPr>
+        <w:pStyle w:val="Heading4"/>
+      </w:pPr>
+      <w:r>
+        <w:t xml:space="preserve">The corrected pass.</w:t>
+      </w:r>
+    </w:p>
+    <w:p>
+      <w:pPr>
+        <w:pStyle w:val="FirstParagraph"/>
+      </w:pPr>
+      <w:r>
+        <w:t xml:space="preserve">The gate now calls</w:t>
+      </w:r>
+      <w:r>
+        <w:t xml:space="preserve"> </w:t>
+      </w:r>
+      <w:r>
+        <w:rPr>
+          <w:rStyle w:val="VerbatimChar"/>
+        </w:rPr>
+        <w:t xml:space="preserve">is_legal</w:t>
+      </w:r>
+      <w:r>
+        <w:t xml:space="preserve"> </w:t>
+      </w:r>
+      <w:r>
+        <w:t xml:space="preserve">directly, castling is its own class, geometry is</w:t>
+      </w:r>
+      <w:r>
+        <w:t xml:space="preserve"> </w:t>
+      </w:r>
+      <w:r>
+        <w:t xml:space="preserve">split into impossible movement and blocked path, and every failure is recorded with</w:t>
+      </w:r>
+      <w:r>
+        <w:t xml:space="preserve"> </w:t>
+      </w:r>
+      <w:r>
+        <w:t xml:space="preserve">its position, its move and its label under both the old and the new scheme. That last</w:t>
+      </w:r>
+      <w:r>
+        <w:t xml:space="preserve"> </w:t>
+      </w:r>
+      <w:r>
+        <w:t xml:space="preserve">point is why the affected share previously could not be quantified: the individual</w:t>
+      </w:r>
+      <w:r>
+        <w:t xml:space="preserve"> </w:t>
+      </w:r>
+      <w:r>
+        <w:t xml:space="preserve">moves were not retained and only aggregate shares were stored. They are retained now.</w:t>
+      </w:r>
+    </w:p>
+    <w:p>
+      <w:pPr>
+        <w:pStyle w:val="BodyText"/>
+      </w:pPr>
+      <w:r>
+        <w:t xml:space="preserve">Labelling each move both ways on the same recorded position matters for attribution.</w:t>
+      </w:r>
+      <w:r>
+        <w:t xml:space="preserve"> </w:t>
+      </w:r>
+      <w:r>
+        <w:t xml:space="preserve">The difference between the two labels is then caused by the classifier alone, and</w:t>
+      </w:r>
+      <w:r>
+        <w:t xml:space="preserve"> </w:t>
+      </w:r>
+      <w:r>
+        <w:t xml:space="preserve">cannot be confounded with any numerical difference between this pass and the original.</w:t>
+      </w:r>
+    </w:p>
+    <w:bookmarkEnd w:id="28"/>
+    <w:bookmarkStart w:id="29" w:name="X556ef79be9a0b7660b45bd16db90d41377b87b6"/>
+    <w:p>
+      <w:pPr>
+        <w:pStyle w:val="Heading4"/>
+      </w:pPr>
+      <w:r>
+        <w:t xml:space="preserve">No legal move was ever counted as a failure.</w:t>
+      </w:r>
+    </w:p>
+    <w:p>
+      <w:pPr>
+        <w:pStyle w:val="FirstParagraph"/>
+      </w:pPr>
+      <w:r>
+        <w:t xml:space="preserve">Across 16,200 recorded failures from all 18 runs, 0 were legal under</w:t>
+      </w:r>
+      <w:r>
+        <w:t xml:space="preserve"> </w:t>
+      </w:r>
+      <w:r>
+        <w:t xml:space="preserve">the corrected gate. The failure mode that would have been most damaging, legal moves</w:t>
+      </w:r>
+      <w:r>
+        <w:t xml:space="preserve"> </w:t>
+      </w:r>
+      <w:r>
+        <w:t xml:space="preserve">inflating the failure counts and with them the aggregate rates, did not occur. The</w:t>
+      </w:r>
+      <w:r>
+        <w:t xml:space="preserve"> </w:t>
+      </w:r>
+      <w:r>
+        <w:t xml:space="preserve">reason is visible once the mechanism is stated: for the defect to bite, a model must</w:t>
+      </w:r>
+      <w:r>
+        <w:t xml:space="preserve"> </w:t>
+      </w:r>
+      <w:r>
+        <w:t xml:space="preserve">emit the king-onto-rook form while castling is actually available, and these models</w:t>
+      </w:r>
+      <w:r>
+        <w:t xml:space="preserve"> </w:t>
+      </w:r>
+      <w:r>
+        <w:t xml:space="preserve">are trained on move tokens produced by the same library’s standard encoding, so they</w:t>
+      </w:r>
+      <w:r>
+        <w:t xml:space="preserve"> </w:t>
+      </w:r>
+      <w:r>
+        <w:t xml:space="preserve">learn</w:t>
+      </w:r>
+      <w:r>
+        <w:t xml:space="preserve"> </w:t>
+      </w:r>
+      <w:r>
+        <w:rPr>
+          <w:rStyle w:val="VerbatimChar"/>
+        </w:rPr>
+        <w:t xml:space="preserve">e1g1</w:t>
+      </w:r>
+      <w:r>
+        <w:t xml:space="preserve"> </w:t>
+      </w:r>
+      <w:r>
+        <w:t xml:space="preserve">and not</w:t>
+      </w:r>
+      <w:r>
+        <w:t xml:space="preserve"> </w:t>
+      </w:r>
+      <w:r>
+        <w:rPr>
+          <w:rStyle w:val="VerbatimChar"/>
+        </w:rPr>
+        <w:t xml:space="preserve">e1h1</w:t>
+      </w:r>
+      <w:r>
+        <w:t xml:space="preserve"> </w:t>
+      </w:r>
+      <w:r>
+        <w:t xml:space="preserve">as the way to castle. That token is in the</w:t>
+      </w:r>
+      <w:r>
+        <w:t xml:space="preserve"> </w:t>
+      </w:r>
+      <w:r>
+        <w:t xml:space="preserve">vocabulary only as an ordinary rook move. Aggregate illegal-move rates, and every</w:t>
+      </w:r>
+      <w:r>
+        <w:t xml:space="preserve"> </w:t>
+      </w:r>
+      <w:r>
+        <w:t xml:space="preserve">quantity built on them, are therefore unaffected.</w:t>
+      </w:r>
+    </w:p>
+    <w:bookmarkEnd w:id="29"/>
+    <w:bookmarkStart w:id="30" w:name="Xe3b3f2f10754fa5c1ab71d2bc50b155180ddc31"/>
+    <w:p>
+      <w:pPr>
+        <w:pStyle w:val="Heading4"/>
+      </w:pPr>
+      <w:r>
+        <w:t xml:space="preserve">What was relabelled, and what the headline rests on.</w:t>
+      </w:r>
+    </w:p>
+    <w:p>
+      <w:pPr>
+        <w:pStyle w:val="FirstParagraph"/>
+      </w:pPr>
+      <w:r>
+        <w:t xml:space="preserve">5,567 of the 16,200 moves changed class: 4,106 and 1,352 moved from</w:t>
+      </w:r>
+      <w:r>
+        <w:t xml:space="preserve"> </w:t>
+      </w:r>
+      <w:r>
+        <w:t xml:space="preserve">the geometry label into its two sub-classes, which is a refinement rather than a</w:t>
+      </w:r>
+      <w:r>
+        <w:t xml:space="preserve"> </w:t>
+      </w:r>
+      <w:r>
+        <w:t xml:space="preserve">correction, and 109 genuinely illegal castling attempts left the</w:t>
+      </w:r>
+      <w:r>
+        <w:t xml:space="preserve"> </w:t>
+      </w:r>
+      <w:r>
+        <w:t xml:space="preserve">destination-occupancy class, which is the correction. No move entered or left either</w:t>
+      </w:r>
+      <w:r>
+        <w:t xml:space="preserve"> </w:t>
+      </w:r>
+      <w:r>
+        <w:t xml:space="preserve">of the two classes the headline differential is computed from: 0 for</w:t>
+      </w:r>
+      <w:r>
+        <w:t xml:space="preserve"> </w:t>
+      </w:r>
+      <w:r>
+        <w:t xml:space="preserve">empty-source errors and 0 for check violations. The differential is</w:t>
+      </w:r>
+      <w:r>
+        <w:t xml:space="preserve"> </w:t>
+      </w:r>
+      <w:r>
+        <w:t xml:space="preserve">therefore unchanged by the relabelling as a matter of arithmetic rather than of</w:t>
+      </w:r>
+      <w:r>
+        <w:t xml:space="preserve"> </w:t>
+      </w:r>
+      <w:r>
+        <w:t xml:space="preserve">estimation, which is the specific thing a reader needs in order to know that the</w:t>
+      </w:r>
+      <w:r>
+        <w:t xml:space="preserve"> </w:t>
+      </w:r>
+      <w:r>
+        <w:t xml:space="preserve">central result survives the correction.</w:t>
+      </w:r>
+    </w:p>
+    <w:bookmarkEnd w:id="30"/>
+    <w:bookmarkStart w:id="31" w:name="X518a08b84912b1b3dd8d6a72c6abc2901939258"/>
+    <w:p>
+      <w:pPr>
+        <w:pStyle w:val="Heading4"/>
+      </w:pPr>
+      <w:r>
+        <w:t xml:space="preserve">The cost of regenerating on different hardware.</w:t>
+      </w:r>
+    </w:p>
+    <w:p>
+      <w:pPr>
+        <w:pStyle w:val="FirstParagraph"/>
+      </w:pPr>
+      <w:r>
+        <w:t xml:space="preserve">The original pass ran in float16 on a GPU that is no longer attached; the corrected</w:t>
+      </w:r>
+      <w:r>
+        <w:t xml:space="preserve"> </w:t>
+      </w:r>
+      <w:r>
+        <w:t xml:space="preserve">pass ran in float32 on CPU. Comparing the</w:t>
+      </w:r>
+      <w:r>
+        <w:t xml:space="preserve"> </w:t>
+      </w:r>
+      <w:r>
+        <w:rPr>
+          <w:i/>
+          <w:iCs/>
+        </w:rPr>
+        <w:t xml:space="preserve">old</w:t>
+      </w:r>
+      <w:r>
+        <w:t xml:space="preserve"> </w:t>
+      </w:r>
+      <w:r>
+        <w:t xml:space="preserve">labels from the new pass against</w:t>
+      </w:r>
+      <w:r>
+        <w:t xml:space="preserve"> </w:t>
+      </w:r>
+      <w:r>
+        <w:t xml:space="preserve">the stored shares isolates that change, since the classifier is then held fixed.</w:t>
+      </w:r>
+      <w:r>
+        <w:t xml:space="preserve"> </w:t>
+      </w:r>
+      <w:r>
+        <w:t xml:space="preserve">Class shares move by 0.0011 on average and at most 0.0121, which is what</w:t>
+      </w:r>
+      <w:r>
+        <w:t xml:space="preserve"> </w:t>
+      </w:r>
+      <w:r>
+        <w:t xml:space="preserve">changing precision does to the handful of positions where the top two moves are</w:t>
+      </w:r>
+      <w:r>
+        <w:t xml:space="preserve"> </w:t>
+      </w:r>
+      <w:r>
+        <w:t xml:space="preserve">nearly tied. We report this rather than assume a rerun reproduces the original. The</w:t>
+      </w:r>
+      <w:r>
+        <w:t xml:space="preserve"> </w:t>
+      </w:r>
+      <w:r>
+        <w:t xml:space="preserve">headline differential is +0.456 [+0.250, +0.604] in</w:t>
+      </w:r>
+      <w:r>
+        <w:t xml:space="preserve"> </w:t>
+      </w:r>
+      <w:r>
+        <w:t xml:space="preserve">the corrected pass against +0.461 as published, and that residual difference is</w:t>
+      </w:r>
+      <w:r>
+        <w:t xml:space="preserve"> </w:t>
+      </w:r>
+      <w:r>
+        <w:t xml:space="preserve">this drift rather than the classifier.</w:t>
+      </w:r>
+    </w:p>
+    <w:bookmarkEnd w:id="31"/>
+    <w:bookmarkStart w:id="32" w:name="X64a7301f52a690b75cd7c039dc9590b227efd6d"/>
+    <w:p>
+      <w:pPr>
+        <w:pStyle w:val="Heading4"/>
+      </w:pPr>
+      <w:r>
+        <w:t xml:space="preserve">The repaired taxonomy changes what geometry means.</w:t>
+      </w:r>
+    </w:p>
+    <w:p>
+      <w:pPr>
+        <w:pStyle w:val="FirstParagraph"/>
+      </w:pPr>
+      <w:r>
+        <w:t xml:space="preserve">Splitting geometry is not cosmetic. The two sub-classes scale differently: impossible</w:t>
+      </w:r>
+      <w:r>
+        <w:t xml:space="preserve"> </w:t>
+      </w:r>
+      <w:r>
+        <w:t xml:space="preserve">movement has exponent -0.254 [-0.313, -0.220], while blocked</w:t>
+      </w:r>
+      <w:r>
+        <w:t xml:space="preserve"> </w:t>
+      </w:r>
+      <w:r>
+        <w:t xml:space="preserve">paths have -0.053 [-0.228, +0.126], an interval that includes</w:t>
+      </w:r>
+      <w:r>
+        <w:t xml:space="preserve"> </w:t>
+      </w:r>
+      <w:r>
+        <w:t xml:space="preserve">zero. The aggregate geometry exponent was averaging the two, which is the same</w:t>
+      </w:r>
+      <w:r>
+        <w:t xml:space="preserve"> </w:t>
+      </w:r>
+      <w:r>
+        <w:t xml:space="preserve">objection this paper raises against fitting one exponent to a total whose parts scale</w:t>
+      </w:r>
+      <w:r>
+        <w:t xml:space="preserve"> </w:t>
+      </w:r>
+      <w:r>
+        <w:t xml:space="preserve">differently, turned on one of our own categories. Against the locally decided classes</w:t>
+      </w:r>
+      <w:r>
+        <w:t xml:space="preserve"> </w:t>
+      </w:r>
+      <w:r>
+        <w:t xml:space="preserve">the check differential narrows but survives: check against impossible movement is</w:t>
+      </w:r>
+      <w:r>
+        <w:t xml:space="preserve"> </w:t>
+      </w:r>
+      <w:r>
+        <w:t xml:space="preserve">+0.139 [+0.069, +0.234]. The blocked-path</w:t>
+      </w:r>
+      <w:r>
+        <w:t xml:space="preserve"> </w:t>
+      </w:r>
+      <w:r>
+        <w:t xml:space="preserve">exponent is poorly determined on 6 rungs and we draw no ordering conclusion</w:t>
+      </w:r>
+      <w:r>
+        <w:t xml:space="preserve"> </w:t>
+      </w:r>
+      <w:r>
+        <w:t xml:space="preserve">from it.</w:t>
+      </w:r>
+    </w:p>
+    <w:bookmarkEnd w:id="32"/>
+    <w:bookmarkEnd w:id="33"/>
+    <w:bookmarkStart w:id="42" w:name="sec:scaling"/>
+    <w:p>
+      <w:pPr>
+        <w:pStyle w:val="Heading1"/>
+      </w:pPr>
+      <w:r>
+        <w:t xml:space="preserve">Differential Scaling</w:t>
+      </w:r>
+    </w:p>
+    <w:bookmarkStart w:id="34" w:name="tab:exponents"/>
+    <w:p>
+      <w:pPr>
+        <w:pStyle w:val="TableCaption"/>
+      </w:pPr>
+      <w:r>
+        <w:t xml:space="preserve">Absolute failure rate per scored position at the smallest and</w:t>
+      </w:r>
+      <w:r>
+        <w:t xml:space="preserve"> </w:t>
+      </w:r>
+      <w:r>
+        <w:t xml:space="preserve">largest rung, mean over seeds, and the size exponent with its rung-resampled</w:t>
+      </w:r>
+      <w:r>
+        <w:t xml:space="preserve"> </w:t>
+      </w:r>
+      <w:r>
+        <w:t xml:space="preserve">95% interval. All 18 runs, from the corrected pass of</w:t>
+      </w:r>
+      <w:r>
+        <w:t xml:space="preserve"> </w:t>
+      </w:r>
+      <w:r>
+        <w:t xml:space="preserve">Section </w:t>
+      </w:r>
+      <w:hyperlink w:anchor="sec:regen">
+        <w:r>
+          <w:rPr>
+            <w:rStyle w:val="Hyperlink"/>
+          </w:rPr>
+          <w:t xml:space="preserve">4</w:t>
+        </w:r>
+      </w:hyperlink>
+      <w:r>
+        <w:t xml:space="preserve">. Classes are grouped by what decides them: the first four are</w:t>
+      </w:r>
+      <w:r>
+        <w:t xml:space="preserve"> </w:t>
+      </w:r>
+      <w:r>
+        <w:t xml:space="preserve">decided by the move’s own two squares, a blocked path needs one further square, and a</w:t>
+      </w:r>
+      <w:r>
+        <w:t xml:space="preserve"> </w:t>
+      </w:r>
+      <w:r>
+        <w:t xml:space="preserve">check violation needs many. The last two rows are not disjoint classes and must not be</w:t>
+      </w:r>
+      <w:r>
+        <w:t xml:space="preserve"> </w:t>
+      </w:r>
+      <w:r>
+        <w:t xml:space="preserve">summed with the others, the first being their total and the second a cross-cutting</w:t>
+      </w:r>
+      <w:r>
+        <w:t xml:space="preserve"> </w:t>
+      </w:r>
+      <w:r>
+        <w:t xml:space="preserve">flag computed with a probe (Section </w:t>
+      </w:r>
+      <w:hyperlink w:anchor="sec:mech">
+        <w:r>
+          <w:rPr>
+            <w:rStyle w:val="Hyperlink"/>
+          </w:rPr>
+          <w:t xml:space="preserve">7</w:t>
+        </w:r>
+      </w:hyperlink>
+      <w:r>
+        <w:t xml:space="preserve">).</w:t>
       </w:r>
     </w:p>
     <w:tbl>
@@ -3366,7 +4142,7 @@
         <w:tblStyle w:val="Table"/>
         <w:tblW w:type="auto" w:w="0"/>
         <w:tblLook w:firstRow="1" w:lastRow="0" w:firstColumn="0" w:lastColumn="0" w:noHBand="0" w:noVBand="0" w:val="0020"/>
-        <w:tblCaption w:val="Absolute failure rate per scored position at the smallest and largest rung, mean over seeds, and the size exponent with its rung-resampled 95% interval. Classes are ordered by how local the rule deciding them is. The last row is a cross-cutting flag computed with a probe (Section 6), not a sixth disjoint class, and must not be summed with the others."/>
+        <w:tblCaption w:val="Absolute failure rate per scored position at the smallest and largest rung, mean over seeds, and the size exponent with its rung-resampled 95% interval. All 18 runs, from the corrected pass of Section 4. Classes are grouped by what decides them: the first four are decided by the move’s own two squares, a blocked path needs one further square, and a check violation needs many. The last two rows are not disjoint classes and must not be summed with the others, the first being their total and the second a cross-cutting flag computed with a probe (Section 7)."/>
       </w:tblPr>
       <w:tblGrid>
         <w:gridCol w:w="1584"/>
@@ -3461,7 +4237,7 @@
               <w:jc w:val="center"/>
             </w:pPr>
             <w:r>
-              <w:t xml:space="preserve">0.0582</w:t>
+              <w:t xml:space="preserve">0.0583</w:t>
             </w:r>
           </w:p>
         </w:tc>
@@ -3473,7 +4249,7 @@
               <w:jc w:val="center"/>
             </w:pPr>
             <w:r>
-              <w:t xml:space="preserve">0.0145</w:t>
+              <w:t xml:space="preserve">0.0146</w:t>
             </w:r>
           </w:p>
         </w:tc>
@@ -3485,7 +4261,7 @@
               <w:jc w:val="center"/>
             </w:pPr>
             <w:r>
-              <w:t xml:space="preserve">4.01</w:t>
+              <w:t xml:space="preserve">4.0</w:t>
             </w:r>
           </w:p>
         </w:tc>
@@ -3496,41 +4272,8 @@
               <w:pStyle w:val="Compact"/>
               <w:jc w:val="center"/>
             </w:pPr>
-            <m:oMath>
-              <m:r>
-                <m:rPr>
-                  <m:sty m:val="p"/>
-                </m:rPr>
-                <m:t>−</m:t>
-              </m:r>
-            </m:oMath>
-            <w:r>
-              <w:t xml:space="preserve">0.574 [</w:t>
-            </w:r>
-            <m:oMath>
-              <m:r>
-                <m:rPr>
-                  <m:sty m:val="p"/>
-                </m:rPr>
-                <m:t>−</m:t>
-              </m:r>
-            </m:oMath>
-            <w:r>
-              <w:t xml:space="preserve">0.748,</w:t>
-            </w:r>
-            <w:r>
-              <w:t xml:space="preserve"> </w:t>
-            </w:r>
-            <m:oMath>
-              <m:r>
-                <m:rPr>
-                  <m:sty m:val="p"/>
-                </m:rPr>
-                <m:t>−</m:t>
-              </m:r>
-            </m:oMath>
-            <w:r>
-              <w:t xml:space="preserve">0.331]</w:t>
+            <w:r>
+              <w:t xml:space="preserve">-0.570 [-0.756, -0.319]</w:t>
             </w:r>
           </w:p>
         </w:tc>
@@ -3544,7 +4287,7 @@
               <w:jc w:val="left"/>
             </w:pPr>
             <w:r>
-              <w:t xml:space="preserve">own destination</w:t>
+              <w:t xml:space="preserve">opponent source</w:t>
             </w:r>
           </w:p>
         </w:tc>
@@ -3556,7 +4299,7 @@
               <w:jc w:val="center"/>
             </w:pPr>
             <w:r>
-              <w:t xml:space="preserve">0.0357</w:t>
+              <w:t xml:space="preserve">0.0092</w:t>
             </w:r>
           </w:p>
         </w:tc>
@@ -3568,7 +4311,7 @@
               <w:jc w:val="center"/>
             </w:pPr>
             <w:r>
-              <w:t xml:space="preserve">0.0112</w:t>
+              <w:t xml:space="preserve">0.0031</w:t>
             </w:r>
           </w:p>
         </w:tc>
@@ -3580,7 +4323,7 @@
               <w:jc w:val="center"/>
             </w:pPr>
             <w:r>
-              <w:t xml:space="preserve">3.19</w:t>
+              <w:t xml:space="preserve">3.0</w:t>
             </w:r>
           </w:p>
         </w:tc>
@@ -3591,41 +4334,8 @@
               <w:pStyle w:val="Compact"/>
               <w:jc w:val="center"/>
             </w:pPr>
-            <m:oMath>
-              <m:r>
-                <m:rPr>
-                  <m:sty m:val="p"/>
-                </m:rPr>
-                <m:t>−</m:t>
-              </m:r>
-            </m:oMath>
-            <w:r>
-              <w:t xml:space="preserve">0.474 [</w:t>
-            </w:r>
-            <m:oMath>
-              <m:r>
-                <m:rPr>
-                  <m:sty m:val="p"/>
-                </m:rPr>
-                <m:t>−</m:t>
-              </m:r>
-            </m:oMath>
-            <w:r>
-              <w:t xml:space="preserve">0.492,</w:t>
-            </w:r>
-            <w:r>
-              <w:t xml:space="preserve"> </w:t>
-            </w:r>
-            <m:oMath>
-              <m:r>
-                <m:rPr>
-                  <m:sty m:val="p"/>
-                </m:rPr>
-                <m:t>−</m:t>
-              </m:r>
-            </m:oMath>
-            <w:r>
-              <w:t xml:space="preserve">0.452]</w:t>
+            <w:r>
+              <w:t xml:space="preserve">-0.412 [-0.595, -0.187]</w:t>
             </w:r>
           </w:p>
         </w:tc>
@@ -3639,7 +4349,7 @@
               <w:jc w:val="left"/>
             </w:pPr>
             <w:r>
-              <w:t xml:space="preserve">opponent source</w:t>
+              <w:t xml:space="preserve">own destination</w:t>
             </w:r>
           </w:p>
         </w:tc>
@@ -3651,7 +4361,7 @@
               <w:jc w:val="center"/>
             </w:pPr>
             <w:r>
-              <w:t xml:space="preserve">0.0093</w:t>
+              <w:t xml:space="preserve">0.0320</w:t>
             </w:r>
           </w:p>
         </w:tc>
@@ -3663,7 +4373,7 @@
               <w:jc w:val="center"/>
             </w:pPr>
             <w:r>
-              <w:t xml:space="preserve">0.0030</w:t>
+              <w:t xml:space="preserve">0.0106</w:t>
             </w:r>
           </w:p>
         </w:tc>
@@ -3675,7 +4385,7 @@
               <w:jc w:val="center"/>
             </w:pPr>
             <w:r>
-              <w:t xml:space="preserve">3.05</w:t>
+              <w:t xml:space="preserve">3.0</w:t>
             </w:r>
           </w:p>
         </w:tc>
@@ -3686,41 +4396,8 @@
               <w:pStyle w:val="Compact"/>
               <w:jc w:val="center"/>
             </w:pPr>
-            <m:oMath>
-              <m:r>
-                <m:rPr>
-                  <m:sty m:val="p"/>
-                </m:rPr>
-                <m:t>−</m:t>
-              </m:r>
-            </m:oMath>
-            <w:r>
-              <w:t xml:space="preserve">0.437 [</w:t>
-            </w:r>
-            <m:oMath>
-              <m:r>
-                <m:rPr>
-                  <m:sty m:val="p"/>
-                </m:rPr>
-                <m:t>−</m:t>
-              </m:r>
-            </m:oMath>
-            <w:r>
-              <w:t xml:space="preserve">0.586,</w:t>
-            </w:r>
-            <w:r>
-              <w:t xml:space="preserve"> </w:t>
-            </w:r>
-            <m:oMath>
-              <m:r>
-                <m:rPr>
-                  <m:sty m:val="p"/>
-                </m:rPr>
-                <m:t>−</m:t>
-              </m:r>
-            </m:oMath>
-            <w:r>
-              <w:t xml:space="preserve">0.255]</w:t>
+            <w:r>
+              <w:t xml:space="preserve">-0.452 [-0.462, -0.442]</w:t>
             </w:r>
           </w:p>
         </w:tc>
@@ -3734,7 +4411,7 @@
               <w:jc w:val="left"/>
             </w:pPr>
             <w:r>
-              <w:t xml:space="preserve">geometry</w:t>
+              <w:t xml:space="preserve">castling</w:t>
             </w:r>
           </w:p>
         </w:tc>
@@ -3746,7 +4423,7 @@
               <w:jc w:val="center"/>
             </w:pPr>
             <w:r>
-              <w:t xml:space="preserve">0.0721</w:t>
+              <w:t xml:space="preserve">0.0037</w:t>
             </w:r>
           </w:p>
         </w:tc>
@@ -3758,7 +4435,7 @@
               <w:jc w:val="center"/>
             </w:pPr>
             <w:r>
-              <w:t xml:space="preserve">0.0443</w:t>
+              <w:t xml:space="preserve">0.0005</w:t>
             </w:r>
           </w:p>
         </w:tc>
@@ -3770,7 +4447,7 @@
               <w:jc w:val="center"/>
             </w:pPr>
             <w:r>
-              <w:t xml:space="preserve">1.63</w:t>
+              <w:t xml:space="preserve">7.0</w:t>
             </w:r>
           </w:p>
         </w:tc>
@@ -3781,41 +4458,8 @@
               <w:pStyle w:val="Compact"/>
               <w:jc w:val="center"/>
             </w:pPr>
-            <m:oMath>
-              <m:r>
-                <m:rPr>
-                  <m:sty m:val="p"/>
-                </m:rPr>
-                <m:t>−</m:t>
-              </m:r>
-            </m:oMath>
-            <w:r>
-              <w:t xml:space="preserve">0.207 [</w:t>
-            </w:r>
-            <m:oMath>
-              <m:r>
-                <m:rPr>
-                  <m:sty m:val="p"/>
-                </m:rPr>
-                <m:t>−</m:t>
-              </m:r>
-            </m:oMath>
-            <w:r>
-              <w:t xml:space="preserve">0.287,</w:t>
-            </w:r>
-            <w:r>
-              <w:t xml:space="preserve"> </w:t>
-            </w:r>
-            <m:oMath>
-              <m:r>
-                <m:rPr>
-                  <m:sty m:val="p"/>
-                </m:rPr>
-                <m:t>−</m:t>
-              </m:r>
-            </m:oMath>
-            <w:r>
-              <w:t xml:space="preserve">0.150]</w:t>
+            <w:r>
+              <w:t xml:space="preserve">-0.778 [-1.068, -0.436]</w:t>
             </w:r>
           </w:p>
         </w:tc>
@@ -3829,7 +4473,7 @@
               <w:jc w:val="left"/>
             </w:pPr>
             <w:r>
-              <w:t xml:space="preserve">leaves check</w:t>
+              <w:t xml:space="preserve">geometry, impossible</w:t>
             </w:r>
           </w:p>
         </w:tc>
@@ -3841,7 +4485,7 @@
               <w:jc w:val="center"/>
             </w:pPr>
             <w:r>
-              <w:t xml:space="preserve">0.0776</w:t>
+              <w:t xml:space="preserve">0.0590</w:t>
             </w:r>
           </w:p>
         </w:tc>
@@ -3853,7 +4497,7 @@
               <w:jc w:val="center"/>
             </w:pPr>
             <w:r>
-              <w:t xml:space="preserve">0.0593</w:t>
+              <w:t xml:space="preserve">0.0323</w:t>
             </w:r>
           </w:p>
         </w:tc>
@@ -3865,7 +4509,7 @@
               <w:jc w:val="center"/>
             </w:pPr>
             <w:r>
-              <w:t xml:space="preserve">1.31</w:t>
+              <w:t xml:space="preserve">1.8</w:t>
             </w:r>
           </w:p>
         </w:tc>
@@ -3876,41 +4520,8 @@
               <w:pStyle w:val="Compact"/>
               <w:jc w:val="center"/>
             </w:pPr>
-            <m:oMath>
-              <m:r>
-                <m:rPr>
-                  <m:sty m:val="p"/>
-                </m:rPr>
-                <m:t>−</m:t>
-              </m:r>
-            </m:oMath>
-            <w:r>
-              <w:t xml:space="preserve">0.112 [</w:t>
-            </w:r>
-            <m:oMath>
-              <m:r>
-                <m:rPr>
-                  <m:sty m:val="p"/>
-                </m:rPr>
-                <m:t>−</m:t>
-              </m:r>
-            </m:oMath>
-            <w:r>
-              <w:t xml:space="preserve">0.153,</w:t>
-            </w:r>
-            <w:r>
-              <w:t xml:space="preserve"> </w:t>
-            </w:r>
-            <m:oMath>
-              <m:r>
-                <m:rPr>
-                  <m:sty m:val="p"/>
-                </m:rPr>
-                <m:t>−</m:t>
-              </m:r>
-            </m:oMath>
-            <w:r>
-              <w:t xml:space="preserve">0.066]</w:t>
+            <w:r>
+              <w:t xml:space="preserve">-0.254 [-0.313, -0.220]</w:t>
             </w:r>
           </w:p>
         </w:tc>
@@ -3924,6 +4535,130 @@
               <w:jc w:val="left"/>
             </w:pPr>
             <w:r>
+              <w:t xml:space="preserve">geometry, blocked path</w:t>
+            </w:r>
+          </w:p>
+        </w:tc>
+        <w:tc>
+          <w:tcPr/>
+          <w:p>
+            <w:pPr>
+              <w:pStyle w:val="Compact"/>
+              <w:jc w:val="center"/>
+            </w:pPr>
+            <w:r>
+              <w:t xml:space="preserve">0.0127</w:t>
+            </w:r>
+          </w:p>
+        </w:tc>
+        <w:tc>
+          <w:tcPr/>
+          <w:p>
+            <w:pPr>
+              <w:pStyle w:val="Compact"/>
+              <w:jc w:val="center"/>
+            </w:pPr>
+            <w:r>
+              <w:t xml:space="preserve">0.0118</w:t>
+            </w:r>
+          </w:p>
+        </w:tc>
+        <w:tc>
+          <w:tcPr/>
+          <w:p>
+            <w:pPr>
+              <w:pStyle w:val="Compact"/>
+              <w:jc w:val="center"/>
+            </w:pPr>
+            <w:r>
+              <w:t xml:space="preserve">1.1</w:t>
+            </w:r>
+          </w:p>
+        </w:tc>
+        <w:tc>
+          <w:tcPr/>
+          <w:p>
+            <w:pPr>
+              <w:pStyle w:val="Compact"/>
+              <w:jc w:val="center"/>
+            </w:pPr>
+            <w:r>
+              <w:t xml:space="preserve">-0.053 [-0.228, +0.126]</w:t>
+            </w:r>
+          </w:p>
+        </w:tc>
+      </w:tr>
+      <w:tr>
+        <w:tc>
+          <w:tcPr/>
+          <w:p>
+            <w:pPr>
+              <w:pStyle w:val="Compact"/>
+              <w:jc w:val="left"/>
+            </w:pPr>
+            <w:r>
+              <w:t xml:space="preserve">leaves check</w:t>
+            </w:r>
+          </w:p>
+        </w:tc>
+        <w:tc>
+          <w:tcPr/>
+          <w:p>
+            <w:pPr>
+              <w:pStyle w:val="Compact"/>
+              <w:jc w:val="center"/>
+            </w:pPr>
+            <w:r>
+              <w:t xml:space="preserve">0.0779</w:t>
+            </w:r>
+          </w:p>
+        </w:tc>
+        <w:tc>
+          <w:tcPr/>
+          <w:p>
+            <w:pPr>
+              <w:pStyle w:val="Compact"/>
+              <w:jc w:val="center"/>
+            </w:pPr>
+            <w:r>
+              <w:t xml:space="preserve">0.0593</w:t>
+            </w:r>
+          </w:p>
+        </w:tc>
+        <w:tc>
+          <w:tcPr/>
+          <w:p>
+            <w:pPr>
+              <w:pStyle w:val="Compact"/>
+              <w:jc w:val="center"/>
+            </w:pPr>
+            <w:r>
+              <w:t xml:space="preserve">1.3</w:t>
+            </w:r>
+          </w:p>
+        </w:tc>
+        <w:tc>
+          <w:tcPr/>
+          <w:p>
+            <w:pPr>
+              <w:pStyle w:val="Compact"/>
+              <w:jc w:val="center"/>
+            </w:pPr>
+            <w:r>
+              <w:t xml:space="preserve">-0.114 [-0.153, -0.066]</w:t>
+            </w:r>
+          </w:p>
+        </w:tc>
+      </w:tr>
+      <w:tr>
+        <w:tc>
+          <w:tcPr/>
+          <w:p>
+            <w:pPr>
+              <w:pStyle w:val="Compact"/>
+              <w:jc w:val="left"/>
+            </w:pPr>
+            <w:r>
               <w:t xml:space="preserve">all illegal moves</w:t>
             </w:r>
           </w:p>
@@ -3960,7 +4695,7 @@
               <w:jc w:val="center"/>
             </w:pPr>
             <w:r>
-              <w:t xml:space="preserve">1.91</w:t>
+              <w:t xml:space="preserve">1.9</w:t>
             </w:r>
           </w:p>
         </w:tc>
@@ -3971,41 +4706,8 @@
               <w:pStyle w:val="Compact"/>
               <w:jc w:val="center"/>
             </w:pPr>
-            <m:oMath>
-              <m:r>
-                <m:rPr>
-                  <m:sty m:val="p"/>
-                </m:rPr>
-                <m:t>−</m:t>
-              </m:r>
-            </m:oMath>
-            <w:r>
-              <w:t xml:space="preserve">0.267 [</w:t>
-            </w:r>
-            <m:oMath>
-              <m:r>
-                <m:rPr>
-                  <m:sty m:val="p"/>
-                </m:rPr>
-                <m:t>−</m:t>
-              </m:r>
-            </m:oMath>
-            <w:r>
-              <w:t xml:space="preserve">0.307,</w:t>
-            </w:r>
-            <w:r>
-              <w:t xml:space="preserve"> </w:t>
-            </w:r>
-            <m:oMath>
-              <m:r>
-                <m:rPr>
-                  <m:sty m:val="p"/>
-                </m:rPr>
-                <m:t>−</m:t>
-              </m:r>
-            </m:oMath>
-            <w:r>
-              <w:t xml:space="preserve">0.216]</w:t>
+            <w:r>
+              <w:t xml:space="preserve">-0.267 [-0.307, -0.216]</w:t>
             </w:r>
           </w:p>
         </w:tc>
@@ -4059,7 +4761,7 @@
               <w:jc w:val="center"/>
             </w:pPr>
             <w:r>
-              <w:t xml:space="preserve">0.96</w:t>
+              <w:t xml:space="preserve">1.0</w:t>
             </w:r>
           </w:p>
         </w:tc>
@@ -4071,25 +4773,14 @@
               <w:jc w:val="center"/>
             </w:pPr>
             <w:r>
-              <w:t xml:space="preserve">+0.023 [</w:t>
-            </w:r>
-            <m:oMath>
-              <m:r>
-                <m:rPr>
-                  <m:sty m:val="p"/>
-                </m:rPr>
-                <m:t>−</m:t>
-              </m:r>
-            </m:oMath>
-            <w:r>
-              <w:t xml:space="preserve">0.005, +0.066]</w:t>
+              <w:t xml:space="preserve">+0.027 [-0.008, +0.097]</w:t>
             </w:r>
           </w:p>
         </w:tc>
       </w:tr>
     </w:tbl>
-    <w:bookmarkEnd w:id="27"/>
-    <w:bookmarkStart w:id="31" w:name="fig:scaling"/>
+    <w:bookmarkEnd w:id="34"/>
+    <w:bookmarkStart w:id="38" w:name="fig:scaling"/>
     <w:p>
       <w:pPr>
         <w:pStyle w:val="CaptionedFigure"/>
@@ -4099,18 +4790,18 @@
           <wp:inline>
             <wp:extent cx="5334000" cy="1981200"/>
             <wp:effectExtent b="0" l="0" r="0" t="0"/>
-            <wp:docPr descr="" title="" id="29" name="Picture"/>
+            <wp:docPr descr="" title="" id="36" name="Picture"/>
             <a:graphic>
               <a:graphicData uri="http://schemas.openxmlformats.org/drawingml/2006/picture">
                 <pic:pic>
                   <pic:nvPicPr>
-                    <pic:cNvPr descr="scaling.png" id="30" name="Picture"/>
+                    <pic:cNvPr descr="scaling.png" id="37" name="Picture"/>
                     <pic:cNvPicPr>
                       <a:picLocks noChangeArrowheads="1" noChangeAspect="1"/>
                     </pic:cNvPicPr>
                   </pic:nvPicPr>
                   <pic:blipFill>
-                    <a:blip r:embed="rId28"/>
+                    <a:blip r:embed="rId35"/>
                     <a:stretch>
                       <a:fillRect/>
                     </a:stretch>
@@ -4167,7 +4858,7 @@
           <w:rPr>
             <w:rStyle w:val="Hyperlink"/>
           </w:rPr>
-          <w:t xml:space="preserve">5</w:t>
+          <w:t xml:space="preserve">6</w:t>
         </w:r>
       </w:hyperlink>
       <w:r>
@@ -4180,7 +4871,7 @@
         <w:t xml:space="preserve">class falls faster than the global one.</w:t>
       </w:r>
     </w:p>
-    <w:bookmarkEnd w:id="31"/>
+    <w:bookmarkEnd w:id="38"/>
     <w:p>
       <w:pPr>
         <w:pStyle w:val="BodyText"/>
@@ -4377,7 +5068,7 @@
         <w:t xml:space="preserve">to objections about probe validity.</w:t>
       </w:r>
     </w:p>
-    <w:bookmarkStart w:id="32" w:name="Xe435d9af20c33377a86dd9f15c1c3c5b931c75f"/>
+    <w:bookmarkStart w:id="39" w:name="Xe435d9af20c33377a86dd9f15c1c3c5b931c75f"/>
     <w:p>
       <w:pPr>
         <w:pStyle w:val="Heading4"/>
@@ -4498,8 +5189,8 @@
         <w:t xml:space="preserve">exactly the shallow ones that grow without bound.</w:t>
       </w:r>
     </w:p>
-    <w:bookmarkEnd w:id="32"/>
-    <w:bookmarkStart w:id="33" w:name="a-closed-compositional-fit."/>
+    <w:bookmarkEnd w:id="39"/>
+    <w:bookmarkStart w:id="40" w:name="a-closed-compositional-fit."/>
     <w:p>
       <w:pPr>
         <w:pStyle w:val="Heading4"/>
@@ -4598,7 +5289,13 @@
         <w:t xml:space="preserve"> </w:t>
       </w:r>
       <w:r>
-        <w:t xml:space="preserve">at one trillion, rising without bound toward one as the shallowest exponent comes to</w:t>
+        <w:t xml:space="preserve">at one trillion, increasing monotonically toward its upper bound of one as the</w:t>
+      </w:r>
+      <w:r>
+        <w:t xml:space="preserve"> </w:t>
+      </w:r>
+      <w:r>
+        <w:t xml:space="preserve">shallowest exponent comes to</w:t>
       </w:r>
       <w:r>
         <w:t xml:space="preserve"> </w:t>
@@ -4713,8 +5410,8 @@
         <w:t xml:space="preserve">maximum in the check category.</w:t>
       </w:r>
     </w:p>
-    <w:bookmarkEnd w:id="33"/>
-    <w:bookmarkStart w:id="34" w:name="X4816c4fcf1510c856b97a082072434f0e44477a"/>
+    <w:bookmarkEnd w:id="40"/>
+    <w:bookmarkStart w:id="41" w:name="X4816c4fcf1510c856b97a082072434f0e44477a"/>
     <w:p>
       <w:pPr>
         <w:pStyle w:val="Heading4"/>
@@ -5101,25 +5798,179 @@
         <w:t xml:space="preserve"> </w:t>
       </w:r>
       <w:r>
-        <w:t xml:space="preserve">divergence +0.154. So any per-category scaling fit whose exponents</w:t>
-      </w:r>
-      <w:r>
-        <w:t xml:space="preserve"> </w:t>
-      </w:r>
-      <w:r>
-        <w:t xml:space="preserve">differ at all, which is the entire reason for reporting them separately, must</w:t>
-      </w:r>
-      <w:r>
-        <w:t xml:space="preserve"> </w:t>
-      </w:r>
-      <w:r>
-        <w:t xml:space="preserve">describe an impossibility beyond some finite scale. That scale is computable from</w:t>
-      </w:r>
-      <w:r>
-        <w:t xml:space="preserve"> </w:t>
-      </w:r>
-      <w:r>
-        <w:t xml:space="preserve">the reported exponents alone: ours passes a ten percent overspend at</w:t>
+        <w:t xml:space="preserve">divergence +0.154.</w:t>
+      </w:r>
+    </w:p>
+    <w:p>
+      <w:pPr>
+        <w:pStyle w:val="BodyText"/>
+      </w:pPr>
+      <w:r>
+        <w:t xml:space="preserve">The claim this supports needs stating carefully, because a stronger version does not</w:t>
+      </w:r>
+      <w:r>
+        <w:t xml:space="preserve"> </w:t>
+      </w:r>
+      <w:r>
+        <w:t xml:space="preserve">follow. Divergence requires</w:t>
+      </w:r>
+      <w:r>
+        <w:t xml:space="preserve"> </w:t>
+      </w:r>
+      <m:oMath>
+        <m:sSup>
+          <m:e>
+            <m:r>
+              <m:t>a</m:t>
+            </m:r>
+          </m:e>
+          <m:sup>
+            <m:r>
+              <m:rPr>
+                <m:sty m:val="p"/>
+              </m:rPr>
+              <m:t>⋆</m:t>
+            </m:r>
+          </m:sup>
+        </m:sSup>
+        <m:r>
+          <m:rPr>
+            <m:sty m:val="p"/>
+          </m:rPr>
+          <m:t>&gt;</m:t>
+        </m:r>
+        <m:r>
+          <m:t>b</m:t>
+        </m:r>
+      </m:oMath>
+      <w:r>
+        <w:t xml:space="preserve">, and nothing forces that for an arbitrary</w:t>
+      </w:r>
+      <w:r>
+        <w:t xml:space="preserve"> </w:t>
+      </w:r>
+      <m:oMath>
+        <m:r>
+          <m:t>b</m:t>
+        </m:r>
+      </m:oMath>
+      <w:r>
+        <w:t xml:space="preserve">; a total assigned a sufficiently shallow exponent by hand would not diverge. What</w:t>
+      </w:r>
+      <w:r>
+        <w:t xml:space="preserve"> </w:t>
+      </w:r>
+      <w:r>
+        <w:t xml:space="preserve">makes the inconsistency generic is how</w:t>
+      </w:r>
+      <w:r>
+        <w:t xml:space="preserve"> </w:t>
+      </w:r>
+      <m:oMath>
+        <m:r>
+          <m:t>b</m:t>
+        </m:r>
+      </m:oMath>
+      <w:r>
+        <w:t xml:space="preserve"> </w:t>
+      </w:r>
+      <w:r>
+        <w:t xml:space="preserve">is obtained in practice. An aggregate</w:t>
+      </w:r>
+      <w:r>
+        <w:t xml:space="preserve"> </w:t>
+      </w:r>
+      <w:r>
+        <w:t xml:space="preserve">fitted over the same range as the parts tracks their rate-weighted mean, which lies at</w:t>
+      </w:r>
+      <w:r>
+        <w:t xml:space="preserve"> </w:t>
+      </w:r>
+      <w:r>
+        <w:t xml:space="preserve">or below the maximum and equals it only when every exponent is identical, so</w:t>
+      </w:r>
+      <w:r>
+        <w:t xml:space="preserve"> </w:t>
+      </w:r>
+      <m:oMath>
+        <m:sSup>
+          <m:e>
+            <m:r>
+              <m:t>a</m:t>
+            </m:r>
+          </m:e>
+          <m:sup>
+            <m:r>
+              <m:rPr>
+                <m:sty m:val="p"/>
+              </m:rPr>
+              <m:t>⋆</m:t>
+            </m:r>
+          </m:sup>
+        </m:sSup>
+        <m:r>
+          <m:rPr>
+            <m:sty m:val="p"/>
+          </m:rPr>
+          <m:t>&gt;</m:t>
+        </m:r>
+        <m:r>
+          <m:t>b</m:t>
+        </m:r>
+      </m:oMath>
+      <w:r>
+        <w:t xml:space="preserve"> </w:t>
+      </w:r>
+      <w:r>
+        <w:t xml:space="preserve">holds whenever the exponents genuinely differ. The underlying</w:t>
+      </w:r>
+      <w:r>
+        <w:t xml:space="preserve"> </w:t>
+      </w:r>
+      <w:r>
+        <w:t xml:space="preserve">mathematical point is simpler and does not depend on the fitting procedure at all: a</w:t>
+      </w:r>
+      <w:r>
+        <w:t xml:space="preserve"> </w:t>
+      </w:r>
+      <w:r>
+        <w:t xml:space="preserve">sum of positive power laws with differing exponents does not itself have a constant</w:t>
+      </w:r>
+      <w:r>
+        <w:t xml:space="preserve"> </w:t>
+      </w:r>
+      <w:r>
+        <w:t xml:space="preserve">power-law exponent, so an exact total and a single fitted exponent for it are</w:t>
+      </w:r>
+      <w:r>
+        <w:t xml:space="preserve"> </w:t>
+      </w:r>
+      <w:r>
+        <w:t xml:space="preserve">different objects. Reporting both is what creates the contradiction, and the</w:t>
+      </w:r>
+      <w:r>
+        <w:t xml:space="preserve"> </w:t>
+      </w:r>
+      <w:r>
+        <w:t xml:space="preserve">resolution is to derive the total rather than fit it. For our own numbers the scale at</w:t>
+      </w:r>
+      <w:r>
+        <w:t xml:space="preserve"> </w:t>
+      </w:r>
+      <w:r>
+        <w:t xml:space="preserve">which the two descriptions part company is computable from</w:t>
+      </w:r>
+      <w:r>
+        <w:t xml:space="preserve"> </w:t>
+      </w:r>
+      <w:r>
+        <w:t xml:space="preserve">the reported exponents and coefficients together, since where the curves cross depends</w:t>
+      </w:r>
+      <w:r>
+        <w:t xml:space="preserve"> </w:t>
+      </w:r>
+      <w:r>
+        <w:t xml:space="preserve">on their intercepts as well as their slopes: ours passes a ten percent overspend at</w:t>
       </w:r>
       <w:r>
         <w:t xml:space="preserve"> </w:t>
@@ -5178,9 +6029,9 @@
         <w:t xml:space="preserve">us report it as a property of the method rather than of our data.</w:t>
       </w:r>
     </w:p>
-    <w:bookmarkEnd w:id="34"/>
-    <w:bookmarkEnd w:id="35"/>
-    <w:bookmarkStart w:id="42" w:name="sec:external"/>
+    <w:bookmarkEnd w:id="41"/>
+    <w:bookmarkEnd w:id="42"/>
+    <w:bookmarkStart w:id="49" w:name="sec:external"/>
     <w:p>
       <w:pPr>
         <w:pStyle w:val="Heading1"/>
@@ -5189,7 +6040,7 @@
         <w:t xml:space="preserve">External Validity</w:t>
       </w:r>
     </w:p>
-    <w:bookmarkStart w:id="36" w:name="an-independent-ladder."/>
+    <w:bookmarkStart w:id="43" w:name="an-independent-ladder."/>
     <w:p>
       <w:pPr>
         <w:pStyle w:val="Heading4"/>
@@ -5248,8 +6099,8 @@
         <w:t xml:space="preserve">and read the model’s move by greedy character decoding at move boundaries.</w:t>
       </w:r>
     </w:p>
-    <w:bookmarkEnd w:id="36"/>
-    <w:bookmarkStart w:id="38" w:name="verifying-the-adapters."/>
+    <w:bookmarkEnd w:id="43"/>
+    <w:bookmarkStart w:id="45" w:name="verifying-the-adapters."/>
     <w:p>
       <w:pPr>
         <w:pStyle w:val="Heading4"/>
@@ -5513,7 +6364,7 @@
         <w:t xml:space="preserve">data, so only exponents are comparable and never levels.</w:t>
       </w:r>
     </w:p>
-    <w:bookmarkStart w:id="37" w:name="tab:external"/>
+    <w:bookmarkStart w:id="44" w:name="tab:external"/>
     <w:p>
       <w:pPr>
         <w:pStyle w:val="TableCaption"/>
@@ -5944,9 +6795,9 @@
         </w:tc>
       </w:tr>
     </w:tbl>
-    <w:bookmarkEnd w:id="37"/>
-    <w:bookmarkEnd w:id="38"/>
-    <w:bookmarkStart w:id="39" w:name="a-game-with-non-local-rules."/>
+    <w:bookmarkEnd w:id="44"/>
+    <w:bookmarkEnd w:id="45"/>
+    <w:bookmarkStart w:id="46" w:name="a-game-with-non-local-rules."/>
     <w:p>
       <w:pPr>
         <w:pStyle w:val="Heading4"/>
@@ -5999,19 +6850,31 @@
         <w:t xml:space="preserve"> </w:t>
       </w:r>
       <w:r>
-        <w:t xml:space="preserve">across 211,815 positions and 161 failures, 0</w:t>
-      </w:r>
-      <w:r>
-        <w:t xml:space="preserve"> </w:t>
-      </w:r>
-      <w:r>
-        <w:t xml:space="preserve">are moves onto an occupied square and 160 are moves that flank</w:t>
-      </w:r>
-      <w:r>
-        <w:t xml:space="preserve"> </w:t>
-      </w:r>
-      <w:r>
-        <w:t xml:space="preserve">nothing. The comparison is weaker than it looks, because discs never leave a</w:t>
+        <w:t xml:space="preserve">across 211,815 positions and 161 failures, 0 are moves onto an</w:t>
+      </w:r>
+      <w:r>
+        <w:t xml:space="preserve"> </w:t>
+      </w:r>
+      <w:r>
+        <w:t xml:space="preserve">occupied square and 160 are moves that flank nothing. The remaining</w:t>
+      </w:r>
+      <w:r>
+        <w:t xml:space="preserve"> </w:t>
+      </w:r>
+      <w:r>
+        <w:t xml:space="preserve">1 is a pass token emitted where passing was not available, which is neither</w:t>
+      </w:r>
+      <w:r>
+        <w:t xml:space="preserve"> </w:t>
+      </w:r>
+      <w:r>
+        <w:t xml:space="preserve">kind; we count it rather than round it away, which is why the non-local share is</w:t>
+      </w:r>
+      <w:r>
+        <w:t xml:space="preserve"> </w:t>
+      </w:r>
+      <w:r>
+        <w:t xml:space="preserve">160 of 161 and not all of them. The comparison is weaker than it looks, because discs never leave a</w:t>
       </w:r>
       <w:r>
         <w:t xml:space="preserve"> </w:t>
@@ -6038,8 +6901,8 @@
         <w:t xml:space="preserve">bands.</w:t>
       </w:r>
     </w:p>
-    <w:bookmarkEnd w:id="39"/>
-    <w:bookmarkStart w:id="41" w:name="heavy-training."/>
+    <w:bookmarkEnd w:id="46"/>
+    <w:bookmarkStart w:id="48" w:name="heavy-training."/>
     <w:p>
       <w:pPr>
         <w:pStyle w:val="Heading4"/>
@@ -6060,7 +6923,7 @@
           <w:rPr>
             <w:rStyle w:val="Hyperlink"/>
           </w:rPr>
-          <w:t xml:space="preserve">6</w:t>
+          <w:t xml:space="preserve">7</w:t>
         </w:r>
       </w:hyperlink>
       <w:r>
@@ -6129,7 +6992,7 @@
         <w:t xml:space="preserve">which lifts the illegal rate from 0.0026 to 0.0231.</w:t>
       </w:r>
     </w:p>
-    <w:bookmarkStart w:id="40" w:name="tab:chessgpt"/>
+    <w:bookmarkStart w:id="47" w:name="tab:chessgpt"/>
     <w:p>
       <w:pPr>
         <w:pStyle w:val="TableCaption"/>
@@ -6755,7 +7618,7 @@
         </w:tc>
       </w:tr>
     </w:tbl>
-    <w:bookmarkEnd w:id="40"/>
+    <w:bookmarkEnd w:id="47"/>
     <w:p>
       <w:pPr>
         <w:pStyle w:val="BodyText"/>
@@ -6845,9 +7708,9 @@
         <w:t xml:space="preserve">cases. Heavy training weakens coherent error without removing it.</w:t>
       </w:r>
     </w:p>
-    <w:bookmarkEnd w:id="41"/>
-    <w:bookmarkEnd w:id="42"/>
-    <w:bookmarkStart w:id="48" w:name="sec:mech"/>
+    <w:bookmarkEnd w:id="48"/>
+    <w:bookmarkEnd w:id="49"/>
+    <w:bookmarkStart w:id="55" w:name="sec:mech"/>
     <w:p>
       <w:pPr>
         <w:pStyle w:val="Heading1"/>
@@ -6870,7 +7733,7 @@
         <w:t xml:space="preserve">and edit instruments of Anonymous (2026), point to the same answer.</w:t>
       </w:r>
     </w:p>
-    <w:bookmarkStart w:id="43" w:name="coupling-is-local."/>
+    <w:bookmarkStart w:id="50" w:name="coupling-is-local."/>
     <w:p>
       <w:pPr>
         <w:pStyle w:val="Heading4"/>
@@ -7407,8 +8270,8 @@
         <w:t xml:space="preserve">with a strong local one.</w:t>
       </w:r>
     </w:p>
-    <w:bookmarkEnd w:id="43"/>
-    <w:bookmarkStart w:id="45" w:name="correction-reaches-about-two-squares."/>
+    <w:bookmarkEnd w:id="50"/>
+    <w:bookmarkStart w:id="52" w:name="correction-reaches-about-two-squares."/>
     <w:p>
       <w:pPr>
         <w:pStyle w:val="Heading4"/>
@@ -7499,10 +8362,34 @@
         <w:t xml:space="preserve"> </w:t>
       </w:r>
       <w:r>
-        <w:t xml:space="preserve">has a capability limit of roughly two squares, whatever the edit magnitude.</w:t>
-      </w:r>
-    </w:p>
-    <w:bookmarkStart w:id="44" w:name="tab:mechanism"/>
+        <w:t xml:space="preserve">succeeds more reliably on small corrections and does not install a reliable</w:t>
+      </w:r>
+      <w:r>
+        <w:t xml:space="preserve"> </w:t>
+      </w:r>
+      <w:r>
+        <w:t xml:space="preserve">whole-board correction at any magnitude we tested. We tested two sizes, two squares</w:t>
+      </w:r>
+      <w:r>
+        <w:t xml:space="preserve"> </w:t>
+      </w:r>
+      <w:r>
+        <w:t xml:space="preserve">and all divergent squares, so this bounds the procedure at those two points and is</w:t>
+      </w:r>
+      <w:r>
+        <w:t xml:space="preserve"> </w:t>
+      </w:r>
+      <w:r>
+        <w:t xml:space="preserve">not a capacity curve; establishing one would need intermediate edit sizes at matched</w:t>
+      </w:r>
+      <w:r>
+        <w:t xml:space="preserve"> </w:t>
+      </w:r>
+      <w:r>
+        <w:t xml:space="preserve">target difficulty and a stated rule for choosing edit strength.</w:t>
+      </w:r>
+    </w:p>
+    <w:bookmarkStart w:id="51" w:name="tab:mechanism"/>
     <w:p>
       <w:pPr>
         <w:pStyle w:val="TableCaption"/>
@@ -7737,9 +8624,9 @@
         </w:tc>
       </w:tr>
     </w:tbl>
-    <w:bookmarkEnd w:id="44"/>
-    <w:bookmarkEnd w:id="45"/>
-    <w:bookmarkStart w:id="46" w:name="what-local-correction-cannot-reach."/>
+    <w:bookmarkEnd w:id="51"/>
+    <w:bookmarkEnd w:id="52"/>
+    <w:bookmarkStart w:id="53" w:name="what-local-correction-cannot-reach."/>
     <w:p>
       <w:pPr>
         <w:pStyle w:val="Heading4"/>
@@ -7803,8 +8690,8 @@
         <w:t xml:space="preserve">against empty-source errors of +0.596 [+0.367, +0.761].</w:t>
       </w:r>
     </w:p>
-    <w:bookmarkEnd w:id="46"/>
-    <w:bookmarkStart w:id="47" w:name="X58e860201dc7c89fa0d8e74963d89801ab7c205"/>
+    <w:bookmarkEnd w:id="53"/>
+    <w:bookmarkStart w:id="54" w:name="X58e860201dc7c89fa0d8e74963d89801ab7c205"/>
     <w:p>
       <w:pPr>
         <w:pStyle w:val="Heading4"/>
@@ -8006,7 +8893,7 @@
           <w:rPr>
             <w:rStyle w:val="Hyperlink"/>
           </w:rPr>
-          <w:t xml:space="preserve">13</w:t>
+          <w:t xml:space="preserve">14</w:t>
         </w:r>
       </w:hyperlink>
       <w:r>
@@ -8025,9 +8912,9 @@
         <w:t xml:space="preserve">failures that correction at the move’s squares cannot address.</w:t>
       </w:r>
     </w:p>
-    <w:bookmarkEnd w:id="47"/>
-    <w:bookmarkEnd w:id="48"/>
-    <w:bookmarkStart w:id="50" w:name="sec:inversion"/>
+    <w:bookmarkEnd w:id="54"/>
+    <w:bookmarkEnd w:id="55"/>
+    <w:bookmarkStart w:id="57" w:name="sec:inversion"/>
     <w:p>
       <w:pPr>
         <w:pStyle w:val="Heading1"/>
@@ -8103,7 +8990,7 @@
         <w:t xml:space="preserve">some of which is legal.</w:t>
       </w:r>
     </w:p>
-    <w:bookmarkStart w:id="49" w:name="tab:inversion"/>
+    <w:bookmarkStart w:id="56" w:name="tab:inversion"/>
     <w:p>
       <w:pPr>
         <w:pStyle w:val="TableCaption"/>
@@ -8572,7 +9459,7 @@
         </w:tc>
       </w:tr>
     </w:tbl>
-    <w:bookmarkEnd w:id="49"/>
+    <w:bookmarkEnd w:id="56"/>
     <w:p>
       <w:pPr>
         <w:pStyle w:val="BodyText"/>
@@ -8745,11 +9632,35 @@
         <w:t xml:space="preserve"> </w:t>
       </w:r>
       <w:r>
-        <w:t xml:space="preserve">a flatter distribution can lower, may be measuring hedging.</w:t>
-      </w:r>
-    </w:p>
-    <w:bookmarkEnd w:id="50"/>
-    <w:bookmarkStart w:id="51" w:name="discussion"/>
+        <w:t xml:space="preserve">a flatter distribution can lower, need not be measuring what it is taken to measure.</w:t>
+      </w:r>
+      <w:r>
+        <w:t xml:space="preserve"> </w:t>
+      </w:r>
+      <w:r>
+        <w:t xml:space="preserve">We do not claim the mechanism is distributional flattening: temperature alone cannot</w:t>
+      </w:r>
+      <w:r>
+        <w:t xml:space="preserve"> </w:t>
+      </w:r>
+      <w:r>
+        <w:t xml:space="preserve">reorder logits and so cannot change which move is top-1, and the random edits do</w:t>
+      </w:r>
+      <w:r>
+        <w:t xml:space="preserve"> </w:t>
+      </w:r>
+      <w:r>
+        <w:t xml:space="preserve">change it, so something other than flattening is at work and we have not identified</w:t>
+      </w:r>
+      <w:r>
+        <w:t xml:space="preserve"> </w:t>
+      </w:r>
+      <w:r>
+        <w:t xml:space="preserve">it.</w:t>
+      </w:r>
+    </w:p>
+    <w:bookmarkEnd w:id="57"/>
+    <w:bookmarkStart w:id="58" w:name="discussion"/>
     <w:p>
       <w:pPr>
         <w:pStyle w:val="Heading1"/>
@@ -9044,8 +9955,8 @@
         <w:t xml:space="preserve">be asked without any access to model internals.</w:t>
       </w:r>
     </w:p>
-    <w:bookmarkEnd w:id="51"/>
-    <w:bookmarkStart w:id="56" w:name="sec:implications"/>
+    <w:bookmarkEnd w:id="58"/>
+    <w:bookmarkStart w:id="63" w:name="sec:implications"/>
     <w:p>
       <w:pPr>
         <w:pStyle w:val="Heading1"/>
@@ -9054,7 +9965,7 @@
         <w:t xml:space="preserve">Implications for Individuals, Organisations, and Society</w:t>
       </w:r>
     </w:p>
-    <w:bookmarkStart w:id="52" w:name="X8ec0d5ddad4912730e599d4d4bbc1154520afd0"/>
+    <w:bookmarkStart w:id="59" w:name="X8ec0d5ddad4912730e599d4d4bbc1154520afd0"/>
     <w:p>
       <w:pPr>
         <w:pStyle w:val="Heading4"/>
@@ -9119,8 +10030,8 @@
         <w:t xml:space="preserve">the same person and the second is not present.</w:t>
       </w:r>
     </w:p>
-    <w:bookmarkEnd w:id="52"/>
-    <w:bookmarkStart w:id="53" w:name="for-managers-and-organisations."/>
+    <w:bookmarkEnd w:id="59"/>
+    <w:bookmarkStart w:id="60" w:name="for-managers-and-organisations."/>
     <w:p>
       <w:pPr>
         <w:pStyle w:val="Heading4"/>
@@ -9184,7 +10095,13 @@
         <w:t xml:space="preserve"> </w:t>
       </w:r>
       <w:r>
-        <w:t xml:space="preserve">The planning-level improvement is real but is cancelled in the headline number, so an</w:t>
+        <w:t xml:space="preserve">The improvement in the conditional rate is real but is cancelled in the headline</w:t>
+      </w:r>
+      <w:r>
+        <w:t xml:space="preserve"> </w:t>
+      </w:r>
+      <w:r>
+        <w:t xml:space="preserve">number, so an</w:t>
       </w:r>
       <w:r>
         <w:t xml:space="preserve"> </w:t>
@@ -9196,7 +10113,25 @@
         <w:t xml:space="preserve"> </w:t>
       </w:r>
       <w:r>
-        <w:t xml:space="preserve">for this class.</w:t>
+        <w:t xml:space="preserve">for this class. We do not read the conditional decline as a measurement of planning</w:t>
+      </w:r>
+      <w:r>
+        <w:t xml:space="preserve"> </w:t>
+      </w:r>
+      <w:r>
+        <w:t xml:space="preserve">ability: correct decoding at two squares is not a correct global state, and the group</w:t>
+      </w:r>
+      <w:r>
+        <w:t xml:space="preserve"> </w:t>
+      </w:r>
+      <w:r>
+        <w:t xml:space="preserve">being conditioned on changes composition across models, so this is a conditional</w:t>
+      </w:r>
+      <w:r>
+        <w:t xml:space="preserve"> </w:t>
+      </w:r>
+      <w:r>
+        <w:t xml:space="preserve">association rather than an isolated capability.</w:t>
       </w:r>
       <w:r>
         <w:t xml:space="preserve"> </w:t>
@@ -9226,23 +10161,29 @@
         <w:t xml:space="preserve"> </w:t>
       </w:r>
       <w:r>
-        <w:t xml:space="preserve">edit above a correct repair in 18 of 18 models, because</w:t>
-      </w:r>
-      <w:r>
-        <w:t xml:space="preserve"> </w:t>
-      </w:r>
-      <w:r>
-        <w:t xml:space="preserve">hedging lowers it. An intervention scored that way can look effective while making</w:t>
-      </w:r>
-      <w:r>
-        <w:t xml:space="preserve"> </w:t>
-      </w:r>
-      <w:r>
-        <w:t xml:space="preserve">the system worse.</w:t>
-      </w:r>
-    </w:p>
-    <w:bookmarkEnd w:id="53"/>
-    <w:bookmarkStart w:id="54" w:name="strategic-implications."/>
+        <w:t xml:space="preserve">edit above a correct repair in 18 of 18 models, while the repair</w:t>
+      </w:r>
+      <w:r>
+        <w:t xml:space="preserve"> </w:t>
+      </w:r>
+      <w:r>
+        <w:t xml:space="preserve">produces the larger shift in a fixed forced choice. Two reasonable measures of the</w:t>
+      </w:r>
+      <w:r>
+        <w:t xml:space="preserve"> </w:t>
+      </w:r>
+      <w:r>
+        <w:t xml:space="preserve">same intervention disagree, so a single headline number cannot settle whether an</w:t>
+      </w:r>
+      <w:r>
+        <w:t xml:space="preserve"> </w:t>
+      </w:r>
+      <w:r>
+        <w:t xml:space="preserve">intervention helped.</w:t>
+      </w:r>
+    </w:p>
+    <w:bookmarkEnd w:id="60"/>
+    <w:bookmarkStart w:id="61" w:name="strategic-implications."/>
     <w:p>
       <w:pPr>
         <w:pStyle w:val="Heading4"/>
@@ -9307,8 +10248,8 @@
         <w:t xml:space="preserve">will be fixed by scale.</w:t>
       </w:r>
     </w:p>
-    <w:bookmarkEnd w:id="54"/>
-    <w:bookmarkStart w:id="55" w:name="for-society-and-the-public-record."/>
+    <w:bookmarkEnd w:id="61"/>
+    <w:bookmarkStart w:id="62" w:name="for-society-and-the-public-record."/>
     <w:p>
       <w:pPr>
         <w:pStyle w:val="Heading4"/>
@@ -9367,9 +10308,9 @@
         <w:t xml:space="preserve">a game stand in for domains that cannot yet be measured.</w:t>
       </w:r>
     </w:p>
-    <w:bookmarkEnd w:id="55"/>
-    <w:bookmarkEnd w:id="56"/>
-    <w:bookmarkStart w:id="59" w:name="sec:limits"/>
+    <w:bookmarkEnd w:id="62"/>
+    <w:bookmarkEnd w:id="63"/>
+    <w:bookmarkStart w:id="66" w:name="sec:limits"/>
     <w:p>
       <w:pPr>
         <w:pStyle w:val="Heading1"/>
@@ -9562,7 +10503,7 @@
           <w:rPr>
             <w:rStyle w:val="Hyperlink"/>
           </w:rPr>
-          <w:t xml:space="preserve">12</w:t>
+          <w:t xml:space="preserve">13</w:t>
         </w:r>
       </w:hyperlink>
       <w:r>
@@ -9589,7 +10530,7 @@
         <w:t xml:space="preserve">makes them measurable and what makes them unrepresentative of open-ended reasoning.</w:t>
       </w:r>
     </w:p>
-    <w:bookmarkStart w:id="57" w:name="Xf9fe075e4cc1a41e7700726105a941caaff1f37"/>
+    <w:bookmarkStart w:id="64" w:name="Xf9fe075e4cc1a41e7700726105a941caaff1f37"/>
     <w:p>
       <w:pPr>
         <w:pStyle w:val="Heading4"/>
@@ -9671,29 +10612,41 @@
         <w:t xml:space="preserve"> </w:t>
       </w:r>
       <w:r>
-        <w:t xml:space="preserve">study. A sign test pooled across rungs therefore tests whether an effect holds at</w:t>
-      </w:r>
-      <w:r>
-        <w:t xml:space="preserve"> </w:t>
-      </w:r>
-      <w:r>
-        <w:t xml:space="preserve">every size, which is what we claim, and not whether it holds for a random model</w:t>
-      </w:r>
-      <w:r>
-        <w:t xml:space="preserve"> </w:t>
-      </w:r>
-      <w:r>
-        <w:t xml:space="preserve">drawn from some population of architectures, which we do not claim and could not</w:t>
-      </w:r>
-      <w:r>
-        <w:t xml:space="preserve"> </w:t>
-      </w:r>
-      <w:r>
-        <w:t xml:space="preserve">support from 6 sizes.</w:t>
-      </w:r>
-    </w:p>
-    <w:bookmarkEnd w:id="57"/>
-    <w:bookmarkStart w:id="58" w:name="X3775a6192ca0cce5b6e311e0edf31b4d6d59bb7"/>
+        <w:t xml:space="preserve">study. A sign test pooled across rungs does not establish that an effect holds at every size</w:t>
+      </w:r>
+      <w:r>
+        <w:t xml:space="preserve"> </w:t>
+      </w:r>
+      <w:r>
+        <w:t xml:space="preserve">merely because the runs span sizes, and we separate the two statements. The observed</w:t>
+      </w:r>
+      <w:r>
+        <w:t xml:space="preserve"> </w:t>
+      </w:r>
+      <w:r>
+        <w:t xml:space="preserve">count is a description of these runs: the effect has the same sign in all of them.</w:t>
+      </w:r>
+      <w:r>
+        <w:t xml:space="preserve"> </w:t>
+      </w:r>
+      <w:r>
+        <w:t xml:space="preserve">The inferential claim a pooled sign test supports is the weaker one that the median</w:t>
+      </w:r>
+      <w:r>
+        <w:t xml:space="preserve"> </w:t>
+      </w:r>
+      <w:r>
+        <w:t xml:space="preserve">effect over this set of runs is nonzero. Neither licenses a statement about a model</w:t>
+      </w:r>
+      <w:r>
+        <w:t xml:space="preserve"> </w:t>
+      </w:r>
+      <w:r>
+        <w:t xml:space="preserve">drawn from some population of architectures, which 6 sizes could not support.</w:t>
+      </w:r>
+    </w:p>
+    <w:bookmarkEnd w:id="64"/>
+    <w:bookmarkStart w:id="65" w:name="X3775a6192ca0cce5b6e311e0edf31b4d6d59bb7"/>
     <w:p>
       <w:pPr>
         <w:pStyle w:val="Heading4"/>
@@ -9758,9 +10711,9 @@
         <w:t xml:space="preserve">one failure, not the number scored, which is why it falls as the models improve.</w:t>
       </w:r>
     </w:p>
-    <w:bookmarkEnd w:id="58"/>
-    <w:bookmarkEnd w:id="59"/>
-    <w:bookmarkStart w:id="60" w:name="conclusion"/>
+    <w:bookmarkEnd w:id="65"/>
+    <w:bookmarkEnd w:id="66"/>
+    <w:bookmarkStart w:id="67" w:name="conclusion"/>
     <w:p>
       <w:pPr>
         <w:pStyle w:val="Heading1"/>
@@ -9819,8 +10772,8 @@
         <w:t xml:space="preserve">metric a flatter output distribution cannot improve.</w:t>
       </w:r>
     </w:p>
-    <w:bookmarkEnd w:id="60"/>
-    <w:bookmarkStart w:id="65" w:name="declarations"/>
+    <w:bookmarkEnd w:id="67"/>
+    <w:bookmarkStart w:id="72" w:name="declarations"/>
     <w:p>
       <w:pPr>
         <w:pStyle w:val="Heading1"/>
@@ -9829,7 +10782,7 @@
         <w:t xml:space="preserve">Declarations</w:t>
       </w:r>
     </w:p>
-    <w:bookmarkStart w:id="61" w:name="disclosure-statement."/>
+    <w:bookmarkStart w:id="68" w:name="disclosure-statement."/>
     <w:p>
       <w:pPr>
         <w:pStyle w:val="Heading4"/>
@@ -9846,8 +10799,8 @@
         <w:t xml:space="preserve">Removed for double-anonymous peer review.</w:t>
       </w:r>
     </w:p>
-    <w:bookmarkEnd w:id="61"/>
-    <w:bookmarkStart w:id="62" w:name="funding."/>
+    <w:bookmarkEnd w:id="68"/>
+    <w:bookmarkStart w:id="69" w:name="funding."/>
     <w:p>
       <w:pPr>
         <w:pStyle w:val="Heading4"/>
@@ -9864,8 +10817,8 @@
         <w:t xml:space="preserve">Removed for double-anonymous peer review.</w:t>
       </w:r>
     </w:p>
-    <w:bookmarkEnd w:id="62"/>
-    <w:bookmarkStart w:id="63" w:name="data-availability-statement."/>
+    <w:bookmarkEnd w:id="69"/>
+    <w:bookmarkStart w:id="70" w:name="data-availability-statement."/>
     <w:p>
       <w:pPr>
         <w:pStyle w:val="Heading4"/>
@@ -9894,8 +10847,8 @@
         <w:t xml:space="preserve">public.</w:t>
       </w:r>
     </w:p>
-    <w:bookmarkEnd w:id="63"/>
-    <w:bookmarkStart w:id="64" w:name="ai-usage-declaration."/>
+    <w:bookmarkEnd w:id="70"/>
+    <w:bookmarkStart w:id="71" w:name="ai-usage-declaration."/>
     <w:p>
       <w:pPr>
         <w:pStyle w:val="Heading4"/>
@@ -9942,9 +10895,9 @@
         <w:t xml:space="preserve">the paper.</w:t>
       </w:r>
     </w:p>
-    <w:bookmarkEnd w:id="64"/>
-    <w:bookmarkEnd w:id="65"/>
-    <w:bookmarkStart w:id="66" w:name="app:capacity"/>
+    <w:bookmarkEnd w:id="71"/>
+    <w:bookmarkEnd w:id="72"/>
+    <w:bookmarkStart w:id="73" w:name="app:capacity"/>
     <w:p>
       <w:pPr>
         <w:pStyle w:val="Heading1"/>
@@ -10027,8 +10980,8 @@
         <w:t xml:space="preserve">encoding.</w:t>
       </w:r>
     </w:p>
-    <w:bookmarkEnd w:id="66"/>
-    <w:bookmarkStart w:id="86" w:name="app:integrity"/>
+    <w:bookmarkEnd w:id="73"/>
+    <w:bookmarkStart w:id="93" w:name="app:integrity"/>
     <w:p>
       <w:pPr>
         <w:pStyle w:val="Heading1"/>
@@ -10042,7 +10995,7 @@
         <w:pStyle w:val="FirstParagraph"/>
       </w:pPr>
       <w:r>
-        <w:t xml:space="preserve">The analysis was pre-registered (SHA-256 prefix</w:t>
+        <w:t xml:space="preserve">The analysis plan was frozen and hashed (SHA-256 prefix</w:t>
       </w:r>
       <w:r>
         <w:t xml:space="preserve"> </w:t>
@@ -10055,6 +11008,104 @@
       </w:r>
       <w:r>
         <w:t xml:space="preserve">).</w:t>
+      </w:r>
+      <w:r>
+        <w:t xml:space="preserve"> </w:t>
+      </w:r>
+      <w:r>
+        <w:t xml:space="preserve">We state plainly what that does and does not establish, because an earlier version of</w:t>
+      </w:r>
+      <w:r>
+        <w:t xml:space="preserve"> </w:t>
+      </w:r>
+      <w:r>
+        <w:t xml:space="preserve">this statement claimed more than the record supports. A hash fixes a document’s</w:t>
+      </w:r>
+      <w:r>
+        <w:t xml:space="preserve"> </w:t>
+      </w:r>
+      <w:r>
+        <w:t xml:space="preserve">content; it carries no time, so on its own it cannot show that the plan preceded the</w:t>
+      </w:r>
+      <w:r>
+        <w:t xml:space="preserve"> </w:t>
+      </w:r>
+      <w:r>
+        <w:t xml:space="preserve">analyses it governs. The ordering evidence is the commit history of the public</w:t>
+      </w:r>
+      <w:r>
+        <w:t xml:space="preserve"> </w:t>
+      </w:r>
+      <w:r>
+        <w:t xml:space="preserve">repository, which is self-maintained and not a third-party trusted timestamp, and we</w:t>
+      </w:r>
+      <w:r>
+        <w:t xml:space="preserve"> </w:t>
+      </w:r>
+      <w:r>
+        <w:t xml:space="preserve">do not ask the reader to treat it as one.</w:t>
+      </w:r>
+    </w:p>
+    <w:p>
+      <w:pPr>
+        <w:pStyle w:val="BodyText"/>
+      </w:pPr>
+      <w:r>
+        <w:t xml:space="preserve">What that history shows is a staged design rather than a single registration before</w:t>
+      </w:r>
+      <w:r>
+        <w:t xml:space="preserve"> </w:t>
+      </w:r>
+      <w:r>
+        <w:t xml:space="preserve">all analysis. The plan was frozen on 2026-09-05. The failure-classification</w:t>
+      </w:r>
+      <w:r>
+        <w:t xml:space="preserve"> </w:t>
+      </w:r>
+      <w:r>
+        <w:t xml:space="preserve">results on which the central claim rests first enter the repository on</w:t>
+      </w:r>
+      <w:r>
+        <w:t xml:space="preserve"> </w:t>
+      </w:r>
+      <w:r>
+        <w:t xml:space="preserve">2026-09-06, after the freeze. One set of results does not: the week-zero</w:t>
+      </w:r>
+      <w:r>
+        <w:t xml:space="preserve"> </w:t>
+      </w:r>
+      <w:r>
+        <w:t xml:space="preserve">go/no-go measurements that decided which of the candidate studies was viable were</w:t>
+      </w:r>
+      <w:r>
+        <w:t xml:space="preserve"> </w:t>
+      </w:r>
+      <w:r>
+        <w:t xml:space="preserve">committed on 2026-09-05, shortly before it. Those were scoping measurements</w:t>
+      </w:r>
+      <w:r>
+        <w:t xml:space="preserve"> </w:t>
+      </w:r>
+      <w:r>
+        <w:t xml:space="preserve">and the plan was written in light of them, so the freeze pre-registers the main</w:t>
+      </w:r>
+      <w:r>
+        <w:t xml:space="preserve"> </w:t>
+      </w:r>
+      <w:r>
+        <w:t xml:space="preserve">programme and not the scoping phase. We would rather say this than describe the whole</w:t>
+      </w:r>
+      <w:r>
+        <w:t xml:space="preserve"> </w:t>
+      </w:r>
+      <w:r>
+        <w:t xml:space="preserve">project as pre-registered and leave a reader to discover the four minutes for</w:t>
+      </w:r>
+      <w:r>
+        <w:t xml:space="preserve"> </w:t>
+      </w:r>
+      <w:r>
+        <w:t xml:space="preserve">themselves.</w:t>
       </w:r>
       <w:r>
         <w:t xml:space="preserve"> </w:t>
@@ -10121,7 +11172,7 @@
           <w:rPr>
             <w:rStyle w:val="Hyperlink"/>
           </w:rPr>
-          <w:t xml:space="preserve">6</w:t>
+          <w:t xml:space="preserve">7</w:t>
         </w:r>
       </w:hyperlink>
       <w:r>
@@ -10187,8 +11238,8 @@
         <w:t xml:space="preserve">analysis repository’s version history.</w:t>
       </w:r>
     </w:p>
-    <w:bookmarkStart w:id="85" w:name="refs"/>
-    <w:bookmarkStart w:id="67" w:name="ref-balogh2026verification"/>
+    <w:bookmarkStart w:id="92" w:name="refs"/>
+    <w:bookmarkStart w:id="74" w:name="ref-balogh2026verification"/>
     <w:p>
       <w:pPr>
         <w:pStyle w:val="Bibliography"/>
@@ -10216,8 +11267,8 @@
         <w:t xml:space="preserve">.</w:t>
       </w:r>
     </w:p>
-    <w:bookmarkEnd w:id="67"/>
-    <w:bookmarkStart w:id="68" w:name="ref-harang2025tracking"/>
+    <w:bookmarkEnd w:id="74"/>
+    <w:bookmarkStart w:id="75" w:name="ref-harang2025tracking"/>
     <w:p>
       <w:pPr>
         <w:pStyle w:val="Bibliography"/>
@@ -10245,8 +11296,8 @@
         <w:t xml:space="preserve">.</w:t>
       </w:r>
     </w:p>
-    <w:bookmarkEnd w:id="68"/>
-    <w:bookmarkStart w:id="69" w:name="ref-hoffmann2022training"/>
+    <w:bookmarkEnd w:id="75"/>
+    <w:bookmarkStart w:id="76" w:name="ref-hoffmann2022training"/>
     <w:p>
       <w:pPr>
         <w:pStyle w:val="Bibliography"/>
@@ -10277,8 +11328,8 @@
         <w:t xml:space="preserve">.</w:t>
       </w:r>
     </w:p>
-    <w:bookmarkEnd w:id="69"/>
-    <w:bookmarkStart w:id="70" w:name="ref-kaplan2020scaling"/>
+    <w:bookmarkEnd w:id="76"/>
+    <w:bookmarkStart w:id="77" w:name="ref-kaplan2020scaling"/>
     <w:p>
       <w:pPr>
         <w:pStyle w:val="Bibliography"/>
@@ -10306,8 +11357,8 @@
         <w:t xml:space="preserve">.</w:t>
       </w:r>
     </w:p>
-    <w:bookmarkEnd w:id="70"/>
-    <w:bookmarkStart w:id="71" w:name="ref-karvonen2024emergent"/>
+    <w:bookmarkEnd w:id="77"/>
+    <w:bookmarkStart w:id="78" w:name="ref-karvonen2024emergent"/>
     <w:p>
       <w:pPr>
         <w:pStyle w:val="Bibliography"/>
@@ -10335,8 +11386,8 @@
         <w:t xml:space="preserve">.</w:t>
       </w:r>
     </w:p>
-    <w:bookmarkEnd w:id="71"/>
-    <w:bookmarkStart w:id="72" w:name="ref-karvonen2024measuring"/>
+    <w:bookmarkEnd w:id="78"/>
+    <w:bookmarkStart w:id="79" w:name="ref-karvonen2024measuring"/>
     <w:p>
       <w:pPr>
         <w:pStyle w:val="Bibliography"/>
@@ -10364,8 +11415,8 @@
         <w:t xml:space="preserve">.</w:t>
       </w:r>
     </w:p>
-    <w:bookmarkEnd w:id="72"/>
-    <w:bookmarkStart w:id="73" w:name="ref-li2023emergent"/>
+    <w:bookmarkEnd w:id="79"/>
+    <w:bookmarkStart w:id="80" w:name="ref-li2023emergent"/>
     <w:p>
       <w:pPr>
         <w:pStyle w:val="Bibliography"/>
@@ -10393,8 +11444,8 @@
         <w:t xml:space="preserve">.</w:t>
       </w:r>
     </w:p>
-    <w:bookmarkEnd w:id="73"/>
-    <w:bookmarkStart w:id="74" w:name="ref-li2026tracking"/>
+    <w:bookmarkEnd w:id="80"/>
+    <w:bookmarkStart w:id="81" w:name="ref-li2026tracking"/>
     <w:p>
       <w:pPr>
         <w:pStyle w:val="Bibliography"/>
@@ -10416,8 +11467,8 @@
         <w:t xml:space="preserve">.</w:t>
       </w:r>
     </w:p>
-    <w:bookmarkEnd w:id="74"/>
-    <w:bookmarkStart w:id="75" w:name="ref-lightman2024lets"/>
+    <w:bookmarkEnd w:id="81"/>
+    <w:bookmarkStart w:id="82" w:name="ref-lightman2024lets"/>
     <w:p>
       <w:pPr>
         <w:pStyle w:val="Bibliography"/>
@@ -10445,8 +11496,8 @@
         <w:t xml:space="preserve">.</w:t>
       </w:r>
     </w:p>
-    <w:bookmarkEnd w:id="75"/>
-    <w:bookmarkStart w:id="76" w:name="ref-meng2022locating"/>
+    <w:bookmarkEnd w:id="82"/>
+    <w:bookmarkStart w:id="83" w:name="ref-meng2022locating"/>
     <w:p>
       <w:pPr>
         <w:pStyle w:val="Bibliography"/>
@@ -10483,8 +11534,8 @@
         <w:t xml:space="preserve">.</w:t>
       </w:r>
     </w:p>
-    <w:bookmarkEnd w:id="76"/>
-    <w:bookmarkStart w:id="78" w:name="ref-nanda2023emergent"/>
+    <w:bookmarkEnd w:id="83"/>
+    <w:bookmarkStart w:id="85" w:name="ref-nanda2023emergent"/>
     <w:p>
       <w:pPr>
         <w:pStyle w:val="Bibliography"/>
@@ -10514,7 +11565,7 @@
       <w:r>
         <w:t xml:space="preserve"> </w:t>
       </w:r>
-      <w:hyperlink r:id="rId77">
+      <w:hyperlink r:id="rId84">
         <w:r>
           <w:rPr>
             <w:rStyle w:val="Hyperlink"/>
@@ -10526,8 +11577,8 @@
         <w:t xml:space="preserve">.</w:t>
       </w:r>
     </w:p>
-    <w:bookmarkEnd w:id="78"/>
-    <w:bookmarkStart w:id="79" w:name="ref-pereira2026transformers"/>
+    <w:bookmarkEnd w:id="85"/>
+    <w:bookmarkStart w:id="86" w:name="ref-pereira2026transformers"/>
     <w:p>
       <w:pPr>
         <w:pStyle w:val="Bibliography"/>
@@ -10549,8 +11600,8 @@
         <w:t xml:space="preserve">.</w:t>
       </w:r>
     </w:p>
-    <w:bookmarkEnd w:id="79"/>
-    <w:bookmarkStart w:id="81" w:name="ref-toshniwal2022chess"/>
+    <w:bookmarkEnd w:id="86"/>
+    <w:bookmarkStart w:id="88" w:name="ref-toshniwal2022chess"/>
     <w:p>
       <w:pPr>
         <w:pStyle w:val="Bibliography"/>
@@ -10583,7 +11634,7 @@
       <w:r>
         <w:t xml:space="preserve"> </w:t>
       </w:r>
-      <w:hyperlink r:id="rId80">
+      <w:hyperlink r:id="rId87">
         <w:r>
           <w:rPr>
             <w:rStyle w:val="Hyperlink"/>
@@ -10595,8 +11646,8 @@
         <w:t xml:space="preserve">.</w:t>
       </w:r>
     </w:p>
-    <w:bookmarkEnd w:id="81"/>
-    <w:bookmarkStart w:id="82" w:name="ref-walker2026chess"/>
+    <w:bookmarkEnd w:id="88"/>
+    <w:bookmarkStart w:id="89" w:name="ref-walker2026chess"/>
     <w:p>
       <w:pPr>
         <w:pStyle w:val="Bibliography"/>
@@ -10618,8 +11669,8 @@
         <w:t xml:space="preserve">.</w:t>
       </w:r>
     </w:p>
-    <w:bookmarkEnd w:id="82"/>
-    <w:bookmarkStart w:id="83" w:name="ref-wang2023selfconsistency"/>
+    <w:bookmarkEnd w:id="89"/>
+    <w:bookmarkStart w:id="90" w:name="ref-wang2023selfconsistency"/>
     <w:p>
       <w:pPr>
         <w:pStyle w:val="Bibliography"/>
@@ -10647,8 +11698,8 @@
         <w:t xml:space="preserve">.</w:t>
       </w:r>
     </w:p>
-    <w:bookmarkEnd w:id="83"/>
-    <w:bookmarkStart w:id="84" w:name="ref-yao2023tree"/>
+    <w:bookmarkEnd w:id="90"/>
+    <w:bookmarkStart w:id="91" w:name="ref-yao2023tree"/>
     <w:p>
       <w:pPr>
         <w:pStyle w:val="Bibliography"/>
@@ -10676,9 +11727,9 @@
         <w:t xml:space="preserve">.</w:t>
       </w:r>
     </w:p>
-    <w:bookmarkEnd w:id="84"/>
-    <w:bookmarkEnd w:id="85"/>
-    <w:bookmarkEnd w:id="86"/>
+    <w:bookmarkEnd w:id="91"/>
+    <w:bookmarkEnd w:id="92"/>
+    <w:bookmarkEnd w:id="93"/>
     <w:sectPr>
       <w:footnotePr>
         <w:numRestart w:val="eachSect"/>

--- a/build_scaling/ScaleFixesLocalErrorsFirst_anon.docx
+++ b/build_scaling/ScaleFixesLocalErrorsFirst_anon.docx
@@ -5277,55 +5277,112 @@
         <w:pStyle w:val="BodyText"/>
       </w:pPr>
       <w:r>
-        <w:t xml:space="preserve">Under the closed model the check category’s share rises from 0.444</w:t>
-      </w:r>
-      <w:r>
-        <w:t xml:space="preserve"> </w:t>
-      </w:r>
-      <w:r>
-        <w:t xml:space="preserve">at our largest rung to 0.588 at one billion and 0.769</w:t>
-      </w:r>
-      <w:r>
-        <w:t xml:space="preserve"> </w:t>
-      </w:r>
-      <w:r>
-        <w:t xml:space="preserve">at one trillion, increasing monotonically toward its upper bound of one as the</w:t>
-      </w:r>
-      <w:r>
-        <w:t xml:space="preserve"> </w:t>
-      </w:r>
-      <w:r>
-        <w:t xml:space="preserve">shallowest exponent comes to</w:t>
-      </w:r>
-      <w:r>
-        <w:t xml:space="preserve"> </w:t>
-      </w:r>
-      <w:r>
-        <w:t xml:space="preserve">dominate, while the</w:t>
-      </w:r>
-      <w:r>
-        <w:t xml:space="preserve"> </w:t>
-      </w:r>
-      <w:r>
-        <w:t xml:space="preserve">locally decidable categories fall to 0.001. The paper’s qualitative</w:t>
-      </w:r>
-      <w:r>
-        <w:t xml:space="preserve"> </w:t>
-      </w:r>
-      <w:r>
-        <w:t xml:space="preserve">claim is unchanged. What changes is that the projection is now bounded by</w:t>
-      </w:r>
-      <w:r>
-        <w:t xml:space="preserve"> </w:t>
-      </w:r>
-      <w:r>
-        <w:t xml:space="preserve">construction, so the figures above are statements the categories can jointly</w:t>
-      </w:r>
-      <w:r>
-        <w:t xml:space="preserve"> </w:t>
-      </w:r>
-      <w:r>
-        <w:t xml:space="preserve">satisfy, which the earlier ones were not.</w:t>
+        <w:t xml:space="preserve">Under the closed model the check category’s share increases monotonically with size</w:t>
+      </w:r>
+      <w:r>
+        <w:t xml:space="preserve"> </w:t>
+      </w:r>
+      <w:r>
+        <w:t xml:space="preserve">toward its upper bound of one, as the shallowest exponent comes to dominate, while the</w:t>
+      </w:r>
+      <w:r>
+        <w:t xml:space="preserve"> </w:t>
+      </w:r>
+      <w:r>
+        <w:t xml:space="preserve">locally decidable categories decline toward zero. The paper’s qualitative claim is</w:t>
+      </w:r>
+      <w:r>
+        <w:t xml:space="preserve"> </w:t>
+      </w:r>
+      <w:r>
+        <w:t xml:space="preserve">unchanged. What changes is that the trajectory is now bounded by construction, so it</w:t>
+      </w:r>
+      <w:r>
+        <w:t xml:space="preserve"> </w:t>
+      </w:r>
+      <w:r>
+        <w:t xml:space="preserve">describes something the categories can jointly satisfy, which the earlier unbounded</w:t>
+      </w:r>
+      <w:r>
+        <w:t xml:space="preserve"> </w:t>
+      </w:r>
+      <w:r>
+        <w:t xml:space="preserve">projection did not.</w:t>
+      </w:r>
+    </w:p>
+    <w:p>
+      <w:pPr>
+        <w:pStyle w:val="BodyText"/>
+      </w:pPr>
+      <w:r>
+        <w:t xml:space="preserve">We no longer put figures for specific far-off scales in the main text. Enforcing</w:t>
+      </w:r>
+      <w:r>
+        <w:t xml:space="preserve"> </w:t>
+      </w:r>
+      <w:r>
+        <w:t xml:space="preserve">arithmetic consistency removes one objection to extrapolating, that the parts and the</w:t>
+      </w:r>
+      <w:r>
+        <w:t xml:space="preserve"> </w:t>
+      </w:r>
+      <w:r>
+        <w:t xml:space="preserve">total contradicted each other, but it does not supply a licence to extend a fitted</w:t>
+      </w:r>
+      <w:r>
+        <w:t xml:space="preserve"> </w:t>
+      </w:r>
+      <w:r>
+        <w:t xml:space="preserve">exponent far past the data, and we have independent reason here not to: the check</w:t>
+      </w:r>
+      <w:r>
+        <w:t xml:space="preserve"> </w:t>
+      </w:r>
+      <w:r>
+        <w:t xml:space="preserve">class shows detectable curvature inside the observed range (Section </w:t>
+      </w:r>
+      <w:hyperlink w:anchor="sec:limits">
+        <w:r>
+          <w:rPr>
+            <w:rStyle w:val="Hyperlink"/>
+          </w:rPr>
+          <w:t xml:space="preserve">11</w:t>
+        </w:r>
+      </w:hyperlink>
+      <w:r>
+        <w:t xml:space="preserve">),</w:t>
+      </w:r>
+      <w:r>
+        <w:t xml:space="preserve"> </w:t>
+      </w:r>
+      <w:r>
+        <w:t xml:space="preserve">so the in-range slope is already not a constant. The projected values are given in</w:t>
+      </w:r>
+      <w:r>
+        <w:t xml:space="preserve"> </w:t>
+      </w:r>
+      <w:r>
+        <w:t xml:space="preserve">Appendix </w:t>
+      </w:r>
+      <w:hyperlink w:anchor="app:proj">
+        <w:r>
+          <w:rPr>
+            <w:rStyle w:val="Hyperlink"/>
+          </w:rPr>
+          <w:t xml:space="preserve">15</w:t>
+        </w:r>
+      </w:hyperlink>
+      <w:r>
+        <w:t xml:space="preserve"> </w:t>
+      </w:r>
+      <w:r>
+        <w:t xml:space="preserve">for readers who want them, as an illustration of the closed</w:t>
+      </w:r>
+      <w:r>
+        <w:t xml:space="preserve"> </w:t>
+      </w:r>
+      <w:r>
+        <w:t xml:space="preserve">model’s shape rather than as a prediction.</w:t>
       </w:r>
     </w:p>
     <w:p>
@@ -5377,19 +5434,36 @@
         <w:t xml:space="preserve"> </w:t>
       </w:r>
       <w:r>
-        <w:t xml:space="preserve">logit it rises from 0.308 at our largest rung to</w:t>
-      </w:r>
-      <w:r>
-        <w:t xml:space="preserve"> </w:t>
-      </w:r>
-      <w:r>
-        <w:t xml:space="preserve">0.596 at one billion and 0.951 at one trillion, having</w:t>
-      </w:r>
-      <w:r>
-        <w:t xml:space="preserve"> </w:t>
-      </w:r>
-      <w:r>
-        <w:t xml:space="preserve">been observed between 0.148 and 0.321. We report</w:t>
+        <w:t xml:space="preserve">logit it increases with size from 0.308 at our largest rung, having been</w:t>
+      </w:r>
+      <w:r>
+        <w:t xml:space="preserve"> </w:t>
+      </w:r>
+      <w:r>
+        <w:t xml:space="preserve">observed between 0.148 and 0.321, and remains bounded above</w:t>
+      </w:r>
+      <w:r>
+        <w:t xml:space="preserve"> </w:t>
+      </w:r>
+      <w:r>
+        <w:t xml:space="preserve">by one however far it is extended; the projected values are in</w:t>
+      </w:r>
+      <w:r>
+        <w:t xml:space="preserve"> </w:t>
+      </w:r>
+      <w:r>
+        <w:t xml:space="preserve">Appendix </w:t>
+      </w:r>
+      <w:hyperlink w:anchor="app:proj">
+        <w:r>
+          <w:rPr>
+            <w:rStyle w:val="Hyperlink"/>
+          </w:rPr>
+          <w:t xml:space="preserve">15</w:t>
+        </w:r>
+      </w:hyperlink>
+      <w:r>
+        <w:t xml:space="preserve">. We report</w:t>
       </w:r>
       <w:r>
         <w:t xml:space="preserve"> </w:t>
@@ -8893,7 +8967,7 @@
           <w:rPr>
             <w:rStyle w:val="Hyperlink"/>
           </w:rPr>
-          <w:t xml:space="preserve">14</w:t>
+          <w:t xml:space="preserve">[app:integrity]</w:t>
         </w:r>
       </w:hyperlink>
       <w:r>
@@ -8914,7 +8988,7 @@
     </w:p>
     <w:bookmarkEnd w:id="54"/>
     <w:bookmarkEnd w:id="55"/>
-    <w:bookmarkStart w:id="57" w:name="sec:inversion"/>
+    <w:bookmarkStart w:id="58" w:name="sec:inversion"/>
     <w:p>
       <w:pPr>
         <w:pStyle w:val="Heading1"/>
@@ -9659,8 +9733,200 @@
         <w:t xml:space="preserve">it.</w:t>
       </w:r>
     </w:p>
+    <w:bookmarkStart w:id="57" w:name="Xde3c1bce7c74cc583240b92f4eac6fcd393a064"/>
+    <w:p>
+      <w:pPr>
+        <w:pStyle w:val="Heading4"/>
+      </w:pPr>
+      <w:r>
+        <w:t xml:space="preserve">A temperature-only control, which rules out the flattening account.</w:t>
+      </w:r>
+    </w:p>
+    <w:p>
+      <w:pPr>
+        <w:pStyle w:val="FirstParagraph"/>
+      </w:pPr>
+      <w:r>
+        <w:t xml:space="preserve">An earlier version of this paper explained the inversion by saying that illegal-move</w:t>
+      </w:r>
+      <w:r>
+        <w:t xml:space="preserve"> </w:t>
+      </w:r>
+      <w:r>
+        <w:t xml:space="preserve">rate rewards edits which flatten the output distribution. That account cannot be</w:t>
+      </w:r>
+      <w:r>
+        <w:t xml:space="preserve"> </w:t>
+      </w:r>
+      <w:r>
+        <w:t xml:space="preserve">right, and the reason is short enough to settle without an experiment: dividing</w:t>
+      </w:r>
+      <w:r>
+        <w:t xml:space="preserve"> </w:t>
+      </w:r>
+      <w:r>
+        <w:t xml:space="preserve">logits by a temperature is a monotone transformation, so it cannot reorder them, so it</w:t>
+      </w:r>
+      <w:r>
+        <w:t xml:space="preserve"> </w:t>
+      </w:r>
+      <w:r>
+        <w:t xml:space="preserve">cannot change which move ranks first. Top-1 legality is therefore invariant to</w:t>
+      </w:r>
+      <w:r>
+        <w:t xml:space="preserve"> </w:t>
+      </w:r>
+      <w:r>
+        <w:t xml:space="preserve">flattening exactly, not approximately, and whatever the random edits are doing, they</w:t>
+      </w:r>
+      <w:r>
+        <w:t xml:space="preserve"> </w:t>
+      </w:r>
+      <w:r>
+        <w:t xml:space="preserve">are not winning on this metric by hedging.</w:t>
+      </w:r>
+    </w:p>
+    <w:p>
+      <w:pPr>
+        <w:pStyle w:val="BodyText"/>
+      </w:pPr>
+      <w:r>
+        <w:t xml:space="preserve">We ran the control regardless, because an assertion of exact invariance is a claim</w:t>
+      </w:r>
+      <w:r>
+        <w:t xml:space="preserve"> </w:t>
+      </w:r>
+      <w:r>
+        <w:t xml:space="preserve">about our implementation as well as about the mathematics, and because the quantities</w:t>
+      </w:r>
+      <w:r>
+        <w:t xml:space="preserve"> </w:t>
+      </w:r>
+      <w:r>
+        <w:t xml:space="preserve">that are not invariant are the informative part. Over 7,114 scored positions</w:t>
+      </w:r>
+      <w:r>
+        <w:t xml:space="preserve"> </w:t>
+      </w:r>
+      <w:r>
+        <w:t xml:space="preserve">of the largest model, sweeping temperature across a 32-fold range from</w:t>
+      </w:r>
+      <w:r>
+        <w:t xml:space="preserve"> </w:t>
+      </w:r>
+      <w:r>
+        <w:t xml:space="preserve">0.25 to 8 leaves top-1 legality at 0.8683 throughout, with a maximum</w:t>
+      </w:r>
+      <w:r>
+        <w:t xml:space="preserve"> </w:t>
+      </w:r>
+      <w:r>
+        <w:t xml:space="preserve">deviation of 0: not small but identically zero, as it must be. The ranks of</w:t>
+      </w:r>
+      <w:r>
+        <w:t xml:space="preserve"> </w:t>
+      </w:r>
+      <w:r>
+        <w:t xml:space="preserve">the fixed candidate pair do not move either.</w:t>
+      </w:r>
+    </w:p>
+    <w:p>
+      <w:pPr>
+        <w:pStyle w:val="BodyText"/>
+      </w:pPr>
+      <w:r>
+        <w:t xml:space="preserve">The other two measures move a great deal. Total probability mass on legal moves falls</w:t>
+      </w:r>
+      <w:r>
+        <w:t xml:space="preserve"> </w:t>
+      </w:r>
+      <w:r>
+        <w:t xml:space="preserve">from 0.863 to 0.036 over the same sweep, a factor of 24, and the</w:t>
+      </w:r>
+      <w:r>
+        <w:t xml:space="preserve"> </w:t>
+      </w:r>
+      <w:r>
+        <w:t xml:space="preserve">forced-choice preference between the best legal move and the top illegal one drifts</w:t>
+      </w:r>
+      <w:r>
+        <w:t xml:space="preserve"> </w:t>
+      </w:r>
+      <w:r>
+        <w:t xml:space="preserve">from 0.859 toward 0.563, approaching the indifference value of one half as</w:t>
+      </w:r>
+      <w:r>
+        <w:t xml:space="preserve"> </w:t>
+      </w:r>
+      <w:r>
+        <w:t xml:space="preserve">the temperature rises. The candidate pair is fixed from the unmodified logits before</w:t>
+      </w:r>
+      <w:r>
+        <w:t xml:space="preserve"> </w:t>
+      </w:r>
+      <w:r>
+        <w:t xml:space="preserve">the sweep, so this is the preference moving and not the selection of what to compare.</w:t>
+      </w:r>
+    </w:p>
+    <w:p>
+      <w:pPr>
+        <w:pStyle w:val="BodyText"/>
+      </w:pPr>
+      <w:r>
+        <w:t xml:space="preserve">Three measures of the same model under the same manipulation therefore behave in three</w:t>
+      </w:r>
+      <w:r>
+        <w:t xml:space="preserve"> </w:t>
+      </w:r>
+      <w:r>
+        <w:t xml:space="preserve">ways: one cannot move at all, one collapses, and one decays toward indifference. This</w:t>
+      </w:r>
+      <w:r>
+        <w:t xml:space="preserve"> </w:t>
+      </w:r>
+      <w:r>
+        <w:t xml:space="preserve">is the defensible form of the paper’s point about measurement. It is not that</w:t>
+      </w:r>
+      <w:r>
+        <w:t xml:space="preserve"> </w:t>
+      </w:r>
+      <w:r>
+        <w:t xml:space="preserve">illegal-move rate is an inverted measure of quality, nor that the random edits are</w:t>
+      </w:r>
+      <w:r>
+        <w:t xml:space="preserve"> </w:t>
+      </w:r>
+      <w:r>
+        <w:t xml:space="preserve">merely hedging. It is that the random edits genuinely do better on top-1 legality,</w:t>
+      </w:r>
+      <w:r>
+        <w:t xml:space="preserve"> </w:t>
+      </w:r>
+      <w:r>
+        <w:t xml:space="preserve">the repair genuinely does better on the forced choice, and these cannot both be</w:t>
+      </w:r>
+      <w:r>
+        <w:t xml:space="preserve"> </w:t>
+      </w:r>
+      <w:r>
+        <w:t xml:space="preserve">summarised by one number. Which of them tracks move quality is a question this paper</w:t>
+      </w:r>
+      <w:r>
+        <w:t xml:space="preserve"> </w:t>
+      </w:r>
+      <w:r>
+        <w:t xml:space="preserve">does not answer, and identifying what the random edits change about the ranking, given</w:t>
+      </w:r>
+      <w:r>
+        <w:t xml:space="preserve"> </w:t>
+      </w:r>
+      <w:r>
+        <w:t xml:space="preserve">that flattening cannot, is the obvious next experiment.</w:t>
+      </w:r>
+    </w:p>
     <w:bookmarkEnd w:id="57"/>
-    <w:bookmarkStart w:id="58" w:name="discussion"/>
+    <w:bookmarkEnd w:id="58"/>
+    <w:bookmarkStart w:id="59" w:name="discussion"/>
     <w:p>
       <w:pPr>
         <w:pStyle w:val="Heading1"/>
@@ -9955,8 +10221,8 @@
         <w:t xml:space="preserve">be asked without any access to model internals.</w:t>
       </w:r>
     </w:p>
-    <w:bookmarkEnd w:id="58"/>
-    <w:bookmarkStart w:id="63" w:name="sec:implications"/>
+    <w:bookmarkEnd w:id="59"/>
+    <w:bookmarkStart w:id="64" w:name="sec:implications"/>
     <w:p>
       <w:pPr>
         <w:pStyle w:val="Heading1"/>
@@ -9965,7 +10231,7 @@
         <w:t xml:space="preserve">Implications for Individuals, Organisations, and Society</w:t>
       </w:r>
     </w:p>
-    <w:bookmarkStart w:id="59" w:name="X8ec0d5ddad4912730e599d4d4bbc1154520afd0"/>
+    <w:bookmarkStart w:id="60" w:name="X8ec0d5ddad4912730e599d4d4bbc1154520afd0"/>
     <w:p>
       <w:pPr>
         <w:pStyle w:val="Heading4"/>
@@ -10030,8 +10296,8 @@
         <w:t xml:space="preserve">the same person and the second is not present.</w:t>
       </w:r>
     </w:p>
-    <w:bookmarkEnd w:id="59"/>
-    <w:bookmarkStart w:id="60" w:name="for-managers-and-organisations."/>
+    <w:bookmarkEnd w:id="60"/>
+    <w:bookmarkStart w:id="61" w:name="for-managers-and-organisations."/>
     <w:p>
       <w:pPr>
         <w:pStyle w:val="Heading4"/>
@@ -10182,8 +10448,8 @@
         <w:t xml:space="preserve">intervention helped.</w:t>
       </w:r>
     </w:p>
-    <w:bookmarkEnd w:id="60"/>
-    <w:bookmarkStart w:id="61" w:name="strategic-implications."/>
+    <w:bookmarkEnd w:id="61"/>
+    <w:bookmarkStart w:id="62" w:name="strategic-implications."/>
     <w:p>
       <w:pPr>
         <w:pStyle w:val="Heading4"/>
@@ -10248,8 +10514,8 @@
         <w:t xml:space="preserve">will be fixed by scale.</w:t>
       </w:r>
     </w:p>
-    <w:bookmarkEnd w:id="61"/>
-    <w:bookmarkStart w:id="62" w:name="for-society-and-the-public-record."/>
+    <w:bookmarkEnd w:id="62"/>
+    <w:bookmarkStart w:id="63" w:name="for-society-and-the-public-record."/>
     <w:p>
       <w:pPr>
         <w:pStyle w:val="Heading4"/>
@@ -10308,9 +10574,9 @@
         <w:t xml:space="preserve">a game stand in for domains that cannot yet be measured.</w:t>
       </w:r>
     </w:p>
-    <w:bookmarkEnd w:id="62"/>
     <w:bookmarkEnd w:id="63"/>
-    <w:bookmarkStart w:id="66" w:name="sec:limits"/>
+    <w:bookmarkEnd w:id="64"/>
+    <w:bookmarkStart w:id="67" w:name="sec:limits"/>
     <w:p>
       <w:pPr>
         <w:pStyle w:val="Heading1"/>
@@ -10530,7 +10796,7 @@
         <w:t xml:space="preserve">makes them measurable and what makes them unrepresentative of open-ended reasoning.</w:t>
       </w:r>
     </w:p>
-    <w:bookmarkStart w:id="64" w:name="Xf9fe075e4cc1a41e7700726105a941caaff1f37"/>
+    <w:bookmarkStart w:id="65" w:name="Xf9fe075e4cc1a41e7700726105a941caaff1f37"/>
     <w:p>
       <w:pPr>
         <w:pStyle w:val="Heading4"/>
@@ -10645,8 +10911,8 @@
         <w:t xml:space="preserve">drawn from some population of architectures, which 6 sizes could not support.</w:t>
       </w:r>
     </w:p>
-    <w:bookmarkEnd w:id="64"/>
-    <w:bookmarkStart w:id="65" w:name="X3775a6192ca0cce5b6e311e0edf31b4d6d59bb7"/>
+    <w:bookmarkEnd w:id="65"/>
+    <w:bookmarkStart w:id="66" w:name="X3775a6192ca0cce5b6e311e0edf31b4d6d59bb7"/>
     <w:p>
       <w:pPr>
         <w:pStyle w:val="Heading4"/>
@@ -10711,9 +10977,9 @@
         <w:t xml:space="preserve">one failure, not the number scored, which is why it falls as the models improve.</w:t>
       </w:r>
     </w:p>
-    <w:bookmarkEnd w:id="65"/>
     <w:bookmarkEnd w:id="66"/>
-    <w:bookmarkStart w:id="67" w:name="conclusion"/>
+    <w:bookmarkEnd w:id="67"/>
+    <w:bookmarkStart w:id="68" w:name="conclusion"/>
     <w:p>
       <w:pPr>
         <w:pStyle w:val="Heading1"/>
@@ -10772,8 +11038,8 @@
         <w:t xml:space="preserve">metric a flatter output distribution cannot improve.</w:t>
       </w:r>
     </w:p>
-    <w:bookmarkEnd w:id="67"/>
-    <w:bookmarkStart w:id="72" w:name="declarations"/>
+    <w:bookmarkEnd w:id="68"/>
+    <w:bookmarkStart w:id="73" w:name="declarations"/>
     <w:p>
       <w:pPr>
         <w:pStyle w:val="Heading1"/>
@@ -10782,7 +11048,7 @@
         <w:t xml:space="preserve">Declarations</w:t>
       </w:r>
     </w:p>
-    <w:bookmarkStart w:id="68" w:name="disclosure-statement."/>
+    <w:bookmarkStart w:id="69" w:name="disclosure-statement."/>
     <w:p>
       <w:pPr>
         <w:pStyle w:val="Heading4"/>
@@ -10799,8 +11065,8 @@
         <w:t xml:space="preserve">Removed for double-anonymous peer review.</w:t>
       </w:r>
     </w:p>
-    <w:bookmarkEnd w:id="68"/>
-    <w:bookmarkStart w:id="69" w:name="funding."/>
+    <w:bookmarkEnd w:id="69"/>
+    <w:bookmarkStart w:id="70" w:name="funding."/>
     <w:p>
       <w:pPr>
         <w:pStyle w:val="Heading4"/>
@@ -10817,8 +11083,8 @@
         <w:t xml:space="preserve">Removed for double-anonymous peer review.</w:t>
       </w:r>
     </w:p>
-    <w:bookmarkEnd w:id="69"/>
-    <w:bookmarkStart w:id="70" w:name="data-availability-statement."/>
+    <w:bookmarkEnd w:id="70"/>
+    <w:bookmarkStart w:id="71" w:name="data-availability-statement."/>
     <w:p>
       <w:pPr>
         <w:pStyle w:val="Heading4"/>
@@ -10847,8 +11113,8 @@
         <w:t xml:space="preserve">public.</w:t>
       </w:r>
     </w:p>
-    <w:bookmarkEnd w:id="70"/>
-    <w:bookmarkStart w:id="71" w:name="ai-usage-declaration."/>
+    <w:bookmarkEnd w:id="71"/>
+    <w:bookmarkStart w:id="72" w:name="ai-usage-declaration."/>
     <w:p>
       <w:pPr>
         <w:pStyle w:val="Heading4"/>
@@ -10895,9 +11161,9 @@
         <w:t xml:space="preserve">the paper.</w:t>
       </w:r>
     </w:p>
-    <w:bookmarkEnd w:id="71"/>
     <w:bookmarkEnd w:id="72"/>
-    <w:bookmarkStart w:id="73" w:name="app:capacity"/>
+    <w:bookmarkEnd w:id="73"/>
+    <w:bookmarkStart w:id="74" w:name="app:capacity"/>
     <w:p>
       <w:pPr>
         <w:pStyle w:val="Heading1"/>
@@ -10980,8 +11246,8 @@
         <w:t xml:space="preserve">encoding.</w:t>
       </w:r>
     </w:p>
-    <w:bookmarkEnd w:id="73"/>
-    <w:bookmarkStart w:id="93" w:name="app:integrity"/>
+    <w:bookmarkEnd w:id="74"/>
+    <w:bookmarkStart w:id="75" w:name="integrity-record"/>
     <w:p>
       <w:pPr>
         <w:pStyle w:val="Heading1"/>
@@ -10990,9 +11256,334 @@
         <w:t xml:space="preserve">Integrity record</w:t>
       </w:r>
     </w:p>
+    <w:bookmarkEnd w:id="75"/>
+    <w:bookmarkStart w:id="96" w:name="app:proj"/>
+    <w:p>
+      <w:pPr>
+        <w:pStyle w:val="Heading1"/>
+      </w:pPr>
+      <w:r>
+        <w:t xml:space="preserve">Projected Shares Under the Closed Model</w:t>
+      </w:r>
+    </w:p>
     <w:p>
       <w:pPr>
         <w:pStyle w:val="FirstParagraph"/>
+      </w:pPr>
+      <w:r>
+        <w:t xml:space="preserve">These figures illustrate the shape of the closed compositional model outside the</w:t>
+      </w:r>
+      <w:r>
+        <w:t xml:space="preserve"> </w:t>
+      </w:r>
+      <w:r>
+        <w:t xml:space="preserve">observed range. They are not predictions, for the reason given in the main text: the</w:t>
+      </w:r>
+      <w:r>
+        <w:t xml:space="preserve"> </w:t>
+      </w:r>
+      <w:r>
+        <w:t xml:space="preserve">check class is measurably curved within the fitted range, so extending its in-range</w:t>
+      </w:r>
+      <w:r>
+        <w:t xml:space="preserve"> </w:t>
+      </w:r>
+      <w:r>
+        <w:t xml:space="preserve">slope is an extrapolation of a quantity already known not to be constant. They are</w:t>
+      </w:r>
+      <w:r>
+        <w:t xml:space="preserve"> </w:t>
+      </w:r>
+      <w:r>
+        <w:t xml:space="preserve">included because a bounded projection is a different object from the unbounded one an</w:t>
+      </w:r>
+      <w:r>
+        <w:t xml:space="preserve"> </w:t>
+      </w:r>
+      <w:r>
+        <w:t xml:space="preserve">earlier version of this paper reported, and a reader comparing the two should be able</w:t>
+      </w:r>
+      <w:r>
+        <w:t xml:space="preserve"> </w:t>
+      </w:r>
+      <w:r>
+        <w:t xml:space="preserve">to see the numbers.</w:t>
+      </w:r>
+    </w:p>
+    <w:tbl>
+      <w:tblPr>
+        <w:tblStyle w:val="Table"/>
+        <w:tblW w:type="auto" w:w="0"/>
+        <w:tblLook w:firstRow="1" w:lastRow="0" w:firstColumn="0" w:lastColumn="0" w:noHBand="0" w:noVBand="0" w:val="0020"/>
+      </w:tblPr>
+      <w:tblGrid>
+        <w:gridCol w:w="1980"/>
+        <w:gridCol w:w="1980"/>
+        <w:gridCol w:w="1980"/>
+        <w:gridCol w:w="1980"/>
+      </w:tblGrid>
+      <w:tr>
+        <w:trPr>
+          <w:tblHeader w:val="on"/>
+        </w:trPr>
+        <w:tc>
+          <w:tcPr/>
+          <w:p>
+            <w:pPr>
+              <w:pStyle w:val="Compact"/>
+              <w:jc w:val="left"/>
+            </w:pPr>
+            <w:r>
+              <w:rPr>
+                <w:b/>
+                <w:bCs/>
+              </w:rPr>
+              <w:t xml:space="preserve">Quantity</w:t>
+            </w:r>
+          </w:p>
+        </w:tc>
+        <w:tc>
+          <w:tcPr/>
+          <w:p>
+            <w:pPr>
+              <w:pStyle w:val="Compact"/>
+              <w:jc w:val="center"/>
+            </w:pPr>
+            <w:r>
+              <w:rPr>
+                <w:b/>
+                <w:bCs/>
+              </w:rPr>
+              <w:t xml:space="preserve">at 39.9M</w:t>
+            </w:r>
+          </w:p>
+        </w:tc>
+        <w:tc>
+          <w:tcPr/>
+          <w:p>
+            <w:pPr>
+              <w:pStyle w:val="Compact"/>
+              <w:jc w:val="center"/>
+            </w:pPr>
+            <m:oMath>
+              <m:sSup>
+                <m:e>
+                  <m:r>
+                    <m:t>10</m:t>
+                  </m:r>
+                </m:e>
+                <m:sup>
+                  <m:r>
+                    <m:t>9</m:t>
+                  </m:r>
+                </m:sup>
+              </m:sSup>
+            </m:oMath>
+          </w:p>
+        </w:tc>
+        <w:tc>
+          <w:tcPr/>
+          <w:p>
+            <w:pPr>
+              <w:pStyle w:val="Compact"/>
+              <w:jc w:val="center"/>
+            </w:pPr>
+            <m:oMath>
+              <m:sSup>
+                <m:e>
+                  <m:r>
+                    <m:t>10</m:t>
+                  </m:r>
+                </m:e>
+                <m:sup>
+                  <m:r>
+                    <m:t>12</m:t>
+                  </m:r>
+                </m:sup>
+              </m:sSup>
+            </m:oMath>
+          </w:p>
+        </w:tc>
+      </w:tr>
+      <w:tr>
+        <w:tc>
+          <w:tcPr/>
+          <w:p>
+            <w:pPr>
+              <w:pStyle w:val="Compact"/>
+              <w:jc w:val="left"/>
+            </w:pPr>
+            <w:r>
+              <w:t xml:space="preserve">check share</w:t>
+            </w:r>
+          </w:p>
+        </w:tc>
+        <w:tc>
+          <w:tcPr/>
+          <w:p>
+            <w:pPr>
+              <w:pStyle w:val="Compact"/>
+              <w:jc w:val="center"/>
+            </w:pPr>
+            <w:r>
+              <w:t xml:space="preserve">0.444</w:t>
+            </w:r>
+          </w:p>
+        </w:tc>
+        <w:tc>
+          <w:tcPr/>
+          <w:p>
+            <w:pPr>
+              <w:pStyle w:val="Compact"/>
+              <w:jc w:val="center"/>
+            </w:pPr>
+            <w:r>
+              <w:t xml:space="preserve">0.588</w:t>
+            </w:r>
+          </w:p>
+        </w:tc>
+        <w:tc>
+          <w:tcPr/>
+          <w:p>
+            <w:pPr>
+              <w:pStyle w:val="Compact"/>
+              <w:jc w:val="center"/>
+            </w:pPr>
+            <w:r>
+              <w:t xml:space="preserve">0.769</w:t>
+            </w:r>
+          </w:p>
+        </w:tc>
+      </w:tr>
+      <w:tr>
+        <w:tc>
+          <w:tcPr/>
+          <w:p>
+            <w:pPr>
+              <w:pStyle w:val="Compact"/>
+              <w:jc w:val="left"/>
+            </w:pPr>
+            <w:r>
+              <w:t xml:space="preserve">locally decidable share</w:t>
+            </w:r>
+          </w:p>
+        </w:tc>
+        <w:tc>
+          <w:tcPr/>
+          <w:p>
+            <w:pPr>
+              <w:pStyle w:val="Compact"/>
+            </w:pPr>
+          </w:p>
+        </w:tc>
+        <w:tc>
+          <w:tcPr/>
+          <w:p>
+            <w:pPr>
+              <w:pStyle w:val="Compact"/>
+            </w:pPr>
+          </w:p>
+        </w:tc>
+        <w:tc>
+          <w:tcPr/>
+          <w:p>
+            <w:pPr>
+              <w:pStyle w:val="Compact"/>
+              <w:jc w:val="center"/>
+            </w:pPr>
+            <w:r>
+              <w:t xml:space="preserve">0.001</w:t>
+            </w:r>
+          </w:p>
+        </w:tc>
+      </w:tr>
+      <w:tr>
+        <w:tc>
+          <w:tcPr/>
+          <w:p>
+            <w:pPr>
+              <w:pStyle w:val="Compact"/>
+              <w:jc w:val="left"/>
+            </w:pPr>
+            <w:r>
+              <w:t xml:space="preserve">policy share (own logit model)</w:t>
+            </w:r>
+          </w:p>
+        </w:tc>
+        <w:tc>
+          <w:tcPr/>
+          <w:p>
+            <w:pPr>
+              <w:pStyle w:val="Compact"/>
+              <w:jc w:val="center"/>
+            </w:pPr>
+            <w:r>
+              <w:t xml:space="preserve">0.308</w:t>
+            </w:r>
+          </w:p>
+        </w:tc>
+        <w:tc>
+          <w:tcPr/>
+          <w:p>
+            <w:pPr>
+              <w:pStyle w:val="Compact"/>
+              <w:jc w:val="center"/>
+            </w:pPr>
+            <w:r>
+              <w:t xml:space="preserve">0.596</w:t>
+            </w:r>
+          </w:p>
+        </w:tc>
+        <w:tc>
+          <w:tcPr/>
+          <w:p>
+            <w:pPr>
+              <w:pStyle w:val="Compact"/>
+              <w:jc w:val="center"/>
+            </w:pPr>
+            <w:r>
+              <w:t xml:space="preserve">0.951</w:t>
+            </w:r>
+          </w:p>
+        </w:tc>
+      </w:tr>
+    </w:tbl>
+    <w:p>
+      <w:pPr>
+        <w:pStyle w:val="BodyText"/>
+      </w:pPr>
+      <w:r>
+        <w:t xml:space="preserve">The check share approaches one from below and the locally decidable shares approach</w:t>
+      </w:r>
+      <w:r>
+        <w:t xml:space="preserve"> </w:t>
+      </w:r>
+      <w:r>
+        <w:t xml:space="preserve">zero, which is the bounded behaviour the simplex parameterisation guarantees. The</w:t>
+      </w:r>
+      <w:r>
+        <w:t xml:space="preserve"> </w:t>
+      </w:r>
+      <w:r>
+        <w:t xml:space="preserve">policy share is modelled on its own logit rather than inside the simplex, because it</w:t>
+      </w:r>
+      <w:r>
+        <w:t xml:space="preserve"> </w:t>
+      </w:r>
+      <w:r>
+        <w:t xml:space="preserve">cuts across the partition rather than belonging to it.</w:t>
+      </w:r>
+    </w:p>
+    <w:p>
+      <w:pPr>
+        <w:pStyle w:val="BodyText"/>
+      </w:pPr>
+      <w:bookmarkStart w:id="76" w:name="app:integrity"/>
+      <w:bookmarkEnd w:id="76"/>
+    </w:p>
+    <w:p>
+      <w:pPr>
+        <w:pStyle w:val="BodyText"/>
       </w:pPr>
       <w:r>
         <w:t xml:space="preserve">The analysis plan was frozen and hashed (SHA-256 prefix</w:t>
@@ -11238,8 +11829,8 @@
         <w:t xml:space="preserve">analysis repository’s version history.</w:t>
       </w:r>
     </w:p>
-    <w:bookmarkStart w:id="92" w:name="refs"/>
-    <w:bookmarkStart w:id="74" w:name="ref-balogh2026verification"/>
+    <w:bookmarkStart w:id="95" w:name="refs"/>
+    <w:bookmarkStart w:id="77" w:name="ref-balogh2026verification"/>
     <w:p>
       <w:pPr>
         <w:pStyle w:val="Bibliography"/>
@@ -11267,8 +11858,8 @@
         <w:t xml:space="preserve">.</w:t>
       </w:r>
     </w:p>
-    <w:bookmarkEnd w:id="74"/>
-    <w:bookmarkStart w:id="75" w:name="ref-harang2025tracking"/>
+    <w:bookmarkEnd w:id="77"/>
+    <w:bookmarkStart w:id="78" w:name="ref-harang2025tracking"/>
     <w:p>
       <w:pPr>
         <w:pStyle w:val="Bibliography"/>
@@ -11296,8 +11887,8 @@
         <w:t xml:space="preserve">.</w:t>
       </w:r>
     </w:p>
-    <w:bookmarkEnd w:id="75"/>
-    <w:bookmarkStart w:id="76" w:name="ref-hoffmann2022training"/>
+    <w:bookmarkEnd w:id="78"/>
+    <w:bookmarkStart w:id="79" w:name="ref-hoffmann2022training"/>
     <w:p>
       <w:pPr>
         <w:pStyle w:val="Bibliography"/>
@@ -11328,8 +11919,8 @@
         <w:t xml:space="preserve">.</w:t>
       </w:r>
     </w:p>
-    <w:bookmarkEnd w:id="76"/>
-    <w:bookmarkStart w:id="77" w:name="ref-kaplan2020scaling"/>
+    <w:bookmarkEnd w:id="79"/>
+    <w:bookmarkStart w:id="80" w:name="ref-kaplan2020scaling"/>
     <w:p>
       <w:pPr>
         <w:pStyle w:val="Bibliography"/>
@@ -11357,8 +11948,8 @@
         <w:t xml:space="preserve">.</w:t>
       </w:r>
     </w:p>
-    <w:bookmarkEnd w:id="77"/>
-    <w:bookmarkStart w:id="78" w:name="ref-karvonen2024emergent"/>
+    <w:bookmarkEnd w:id="80"/>
+    <w:bookmarkStart w:id="81" w:name="ref-karvonen2024emergent"/>
     <w:p>
       <w:pPr>
         <w:pStyle w:val="Bibliography"/>
@@ -11386,8 +11977,8 @@
         <w:t xml:space="preserve">.</w:t>
       </w:r>
     </w:p>
-    <w:bookmarkEnd w:id="78"/>
-    <w:bookmarkStart w:id="79" w:name="ref-karvonen2024measuring"/>
+    <w:bookmarkEnd w:id="81"/>
+    <w:bookmarkStart w:id="82" w:name="ref-karvonen2024measuring"/>
     <w:p>
       <w:pPr>
         <w:pStyle w:val="Bibliography"/>
@@ -11415,8 +12006,8 @@
         <w:t xml:space="preserve">.</w:t>
       </w:r>
     </w:p>
-    <w:bookmarkEnd w:id="79"/>
-    <w:bookmarkStart w:id="80" w:name="ref-li2023emergent"/>
+    <w:bookmarkEnd w:id="82"/>
+    <w:bookmarkStart w:id="83" w:name="ref-li2023emergent"/>
     <w:p>
       <w:pPr>
         <w:pStyle w:val="Bibliography"/>
@@ -11444,8 +12035,8 @@
         <w:t xml:space="preserve">.</w:t>
       </w:r>
     </w:p>
-    <w:bookmarkEnd w:id="80"/>
-    <w:bookmarkStart w:id="81" w:name="ref-li2026tracking"/>
+    <w:bookmarkEnd w:id="83"/>
+    <w:bookmarkStart w:id="84" w:name="ref-li2026tracking"/>
     <w:p>
       <w:pPr>
         <w:pStyle w:val="Bibliography"/>
@@ -11467,8 +12058,8 @@
         <w:t xml:space="preserve">.</w:t>
       </w:r>
     </w:p>
-    <w:bookmarkEnd w:id="81"/>
-    <w:bookmarkStart w:id="82" w:name="ref-lightman2024lets"/>
+    <w:bookmarkEnd w:id="84"/>
+    <w:bookmarkStart w:id="85" w:name="ref-lightman2024lets"/>
     <w:p>
       <w:pPr>
         <w:pStyle w:val="Bibliography"/>
@@ -11496,8 +12087,8 @@
         <w:t xml:space="preserve">.</w:t>
       </w:r>
     </w:p>
-    <w:bookmarkEnd w:id="82"/>
-    <w:bookmarkStart w:id="83" w:name="ref-meng2022locating"/>
+    <w:bookmarkEnd w:id="85"/>
+    <w:bookmarkStart w:id="86" w:name="ref-meng2022locating"/>
     <w:p>
       <w:pPr>
         <w:pStyle w:val="Bibliography"/>
@@ -11534,8 +12125,8 @@
         <w:t xml:space="preserve">.</w:t>
       </w:r>
     </w:p>
-    <w:bookmarkEnd w:id="83"/>
-    <w:bookmarkStart w:id="85" w:name="ref-nanda2023emergent"/>
+    <w:bookmarkEnd w:id="86"/>
+    <w:bookmarkStart w:id="88" w:name="ref-nanda2023emergent"/>
     <w:p>
       <w:pPr>
         <w:pStyle w:val="Bibliography"/>
@@ -11565,7 +12156,7 @@
       <w:r>
         <w:t xml:space="preserve"> </w:t>
       </w:r>
-      <w:hyperlink r:id="rId84">
+      <w:hyperlink r:id="rId87">
         <w:r>
           <w:rPr>
             <w:rStyle w:val="Hyperlink"/>
@@ -11577,8 +12168,8 @@
         <w:t xml:space="preserve">.</w:t>
       </w:r>
     </w:p>
-    <w:bookmarkEnd w:id="85"/>
-    <w:bookmarkStart w:id="86" w:name="ref-pereira2026transformers"/>
+    <w:bookmarkEnd w:id="88"/>
+    <w:bookmarkStart w:id="89" w:name="ref-pereira2026transformers"/>
     <w:p>
       <w:pPr>
         <w:pStyle w:val="Bibliography"/>
@@ -11600,8 +12191,8 @@
         <w:t xml:space="preserve">.</w:t>
       </w:r>
     </w:p>
-    <w:bookmarkEnd w:id="86"/>
-    <w:bookmarkStart w:id="88" w:name="ref-toshniwal2022chess"/>
+    <w:bookmarkEnd w:id="89"/>
+    <w:bookmarkStart w:id="91" w:name="ref-toshniwal2022chess"/>
     <w:p>
       <w:pPr>
         <w:pStyle w:val="Bibliography"/>
@@ -11634,7 +12225,7 @@
       <w:r>
         <w:t xml:space="preserve"> </w:t>
       </w:r>
-      <w:hyperlink r:id="rId87">
+      <w:hyperlink r:id="rId90">
         <w:r>
           <w:rPr>
             <w:rStyle w:val="Hyperlink"/>
@@ -11646,8 +12237,8 @@
         <w:t xml:space="preserve">.</w:t>
       </w:r>
     </w:p>
-    <w:bookmarkEnd w:id="88"/>
-    <w:bookmarkStart w:id="89" w:name="ref-walker2026chess"/>
+    <w:bookmarkEnd w:id="91"/>
+    <w:bookmarkStart w:id="92" w:name="ref-walker2026chess"/>
     <w:p>
       <w:pPr>
         <w:pStyle w:val="Bibliography"/>
@@ -11669,8 +12260,8 @@
         <w:t xml:space="preserve">.</w:t>
       </w:r>
     </w:p>
-    <w:bookmarkEnd w:id="89"/>
-    <w:bookmarkStart w:id="90" w:name="ref-wang2023selfconsistency"/>
+    <w:bookmarkEnd w:id="92"/>
+    <w:bookmarkStart w:id="93" w:name="ref-wang2023selfconsistency"/>
     <w:p>
       <w:pPr>
         <w:pStyle w:val="Bibliography"/>
@@ -11698,8 +12289,8 @@
         <w:t xml:space="preserve">.</w:t>
       </w:r>
     </w:p>
-    <w:bookmarkEnd w:id="90"/>
-    <w:bookmarkStart w:id="91" w:name="ref-yao2023tree"/>
+    <w:bookmarkEnd w:id="93"/>
+    <w:bookmarkStart w:id="94" w:name="ref-yao2023tree"/>
     <w:p>
       <w:pPr>
         <w:pStyle w:val="Bibliography"/>
@@ -11727,9 +12318,9 @@
         <w:t xml:space="preserve">.</w:t>
       </w:r>
     </w:p>
-    <w:bookmarkEnd w:id="91"/>
-    <w:bookmarkEnd w:id="92"/>
-    <w:bookmarkEnd w:id="93"/>
+    <w:bookmarkEnd w:id="94"/>
+    <w:bookmarkEnd w:id="95"/>
+    <w:bookmarkEnd w:id="96"/>
     <w:sectPr>
       <w:footnotePr>
         <w:numRestart w:val="eachSect"/>

--- a/build_scaling/ScaleFixesLocalErrorsFirst_anon.docx
+++ b/build_scaling/ScaleFixesLocalErrorsFirst_anon.docx
@@ -397,19 +397,19 @@
         <w:t xml:space="preserve"> </w:t>
       </w:r>
       <w:r>
-        <w:t xml:space="preserve">empty-source class falls 4.01-fold across our ladder and the</w:t>
-      </w:r>
-      <w:r>
-        <w:t xml:space="preserve"> </w:t>
-      </w:r>
-      <w:r>
-        <w:t xml:space="preserve">check class 1.31-fold, a differential exponent of</w:t>
-      </w:r>
-      <w:r>
-        <w:t xml:space="preserve"> </w:t>
-      </w:r>
-      <w:r>
-        <w:t xml:space="preserve">+0.461 that excludes zero in every rung resample. No probe,</w:t>
+        <w:t xml:space="preserve">empty-source class falls 4.0-fold across our ladder and the check class</w:t>
+      </w:r>
+      <w:r>
+        <w:t xml:space="preserve"> </w:t>
+      </w:r>
+      <w:r>
+        <w:t xml:space="preserve">1.3-fold, a differential exponent of +0.456 whose rung-resampled</w:t>
+      </w:r>
+      <w:r>
+        <w:t xml:space="preserve"> </w:t>
+      </w:r>
+      <w:r>
+        <w:t xml:space="preserve">interval excludes zero. No probe,</w:t>
       </w:r>
       <w:r>
         <w:t xml:space="preserve"> </w:t>
@@ -2701,7 +2701,7 @@
         <w:t xml:space="preserve"> </w:t>
       </w:r>
       <w:r>
-        <w:t xml:space="preserve">exponent of</w:t>
+        <w:t xml:space="preserve">exponent, before it is split, of</w:t>
       </w:r>
       <w:r>
         <w:t xml:space="preserve"> </w:t>
@@ -2715,13 +2715,19 @@
         </m:r>
       </m:oMath>
       <w:r>
-        <w:t xml:space="preserve">0.207, roughly halfway between the local classes and the check</w:t>
-      </w:r>
-      <w:r>
-        <w:t xml:space="preserve"> </w:t>
-      </w:r>
-      <w:r>
-        <w:t xml:space="preserve">class, and a dependency set indistinguishable from the local ones. The reason lies in</w:t>
+        <w:t xml:space="preserve">0.207, roughly halfway between the local</w:t>
+      </w:r>
+      <w:r>
+        <w:t xml:space="preserve"> </w:t>
+      </w:r>
+      <w:r>
+        <w:t xml:space="preserve">classes and the check class, and a dependency set indistinguishable from the local</w:t>
+      </w:r>
+      <w:r>
+        <w:t xml:space="preserve"> </w:t>
+      </w:r>
+      <w:r>
+        <w:t xml:space="preserve">ones. The reason lies in</w:t>
       </w:r>
       <w:r>
         <w:t xml:space="preserve"> </w:t>
@@ -3346,19 +3352,19 @@
         <w:t xml:space="preserve"> </w:t>
       </w:r>
       <w:r>
-        <w:t xml:space="preserve">between the check class and empty-source errors is +0.461 on the full ladder and</w:t>
-      </w:r>
-      <w:r>
-        <w:t xml:space="preserve"> </w:t>
-      </w:r>
-      <w:r>
-        <w:t xml:space="preserve">stays within [+0.360, +0.539] under every single-rung deletion, the largest shift</w:t>
-      </w:r>
-      <w:r>
-        <w:t xml:space="preserve"> </w:t>
-      </w:r>
-      <w:r>
-        <w:t xml:space="preserve">being 0.101. The sign is the same in all 6 refits. Both the smallest and the</w:t>
+        <w:t xml:space="preserve">between the check class and empty-source errors is +0.456 on the full ladder and</w:t>
+      </w:r>
+      <w:r>
+        <w:t xml:space="preserve"> </w:t>
+      </w:r>
+      <w:r>
+        <w:t xml:space="preserve">stays within [+0.347, +0.537] under every single-rung deletion, the largest shift</w:t>
+      </w:r>
+      <w:r>
+        <w:t xml:space="preserve"> </w:t>
+      </w:r>
+      <w:r>
+        <w:t xml:space="preserve">being 0.109. The sign is the same in all 6 refits. Both the smallest and the</w:t>
       </w:r>
       <w:r>
         <w:t xml:space="preserve"> </w:t>
@@ -3972,7 +3978,7 @@
         <w:t xml:space="preserve"> </w:t>
       </w:r>
       <w:r>
-        <w:t xml:space="preserve">the corrected pass against +0.461 as published, and that residual difference is</w:t>
+        <w:t xml:space="preserve">the corrected pass against +0.456 as published, and that residual difference is</w:t>
       </w:r>
       <w:r>
         <w:t xml:space="preserve"> </w:t>
@@ -4922,74 +4928,38 @@
       <w:r>
         <w:t xml:space="preserve"> </w:t>
       </w:r>
-      <m:oMath>
-        <m:r>
-          <m:rPr>
-            <m:sty m:val="p"/>
-          </m:rPr>
-          <m:t>−</m:t>
-        </m:r>
-      </m:oMath>
-      <w:r>
-        <w:t xml:space="preserve">0.574; geometry, which depends on the squares between source and</w:t>
-      </w:r>
-      <w:r>
-        <w:t xml:space="preserve"> </w:t>
-      </w:r>
-      <w:r>
-        <w:t xml:space="preserve">destination, with</w:t>
-      </w:r>
-      <w:r>
-        <w:t xml:space="preserve"> </w:t>
-      </w:r>
-      <m:oMath>
-        <m:r>
-          <m:rPr>
-            <m:sty m:val="p"/>
-          </m:rPr>
-          <m:t>−</m:t>
-        </m:r>
-      </m:oMath>
-      <w:r>
-        <w:t xml:space="preserve">0.207; and check violations, which depend on</w:t>
-      </w:r>
-      <w:r>
-        <w:t xml:space="preserve"> </w:t>
-      </w:r>
-      <w:r>
-        <w:t xml:space="preserve">every attacker’s position, with</w:t>
-      </w:r>
-      <w:r>
-        <w:t xml:space="preserve"> </w:t>
-      </w:r>
-      <m:oMath>
-        <m:r>
-          <m:rPr>
-            <m:sty m:val="p"/>
-          </m:rPr>
-          <m:t>−</m:t>
-        </m:r>
-      </m:oMath>
-      <w:r>
-        <w:t xml:space="preserve">0.112. The paired differential</w:t>
-      </w:r>
-      <w:r>
-        <w:t xml:space="preserve"> </w:t>
-      </w:r>
-      <w:r>
-        <w:t xml:space="preserve">between the check and empty-source exponents is +0.461</w:t>
-      </w:r>
-      <w:r>
-        <w:t xml:space="preserve"> </w:t>
-      </w:r>
-      <w:r>
-        <w:t xml:space="preserve">[+0.259, +0.599], positive in</w:t>
-      </w:r>
-      <w:r>
-        <w:t xml:space="preserve"> </w:t>
-      </w:r>
-      <w:r>
-        <w:t xml:space="preserve">100% of rung resamples.</w:t>
+      <w:r>
+        <w:t xml:space="preserve">-0.570; geometry splits into movements no arrangement of the other squares</w:t>
+      </w:r>
+      <w:r>
+        <w:t xml:space="preserve"> </w:t>
+      </w:r>
+      <w:r>
+        <w:t xml:space="preserve">would permit, with -0.254, and blocked paths, which do depend on the squares</w:t>
+      </w:r>
+      <w:r>
+        <w:t xml:space="preserve"> </w:t>
+      </w:r>
+      <w:r>
+        <w:t xml:space="preserve">between source and destination, with -0.053; and check violations, which</w:t>
+      </w:r>
+      <w:r>
+        <w:t xml:space="preserve"> </w:t>
+      </w:r>
+      <w:r>
+        <w:t xml:space="preserve">depend on every attacker’s position, with -0.114. The paired differential</w:t>
+      </w:r>
+      <w:r>
+        <w:t xml:space="preserve"> </w:t>
+      </w:r>
+      <w:r>
+        <w:t xml:space="preserve">between the check and empty-source exponents is +0.456</w:t>
+      </w:r>
+      <w:r>
+        <w:t xml:space="preserve"> </w:t>
+      </w:r>
+      <w:r>
+        <w:t xml:space="preserve">[+0.250, +0.604], and it excludes zero.</w:t>
       </w:r>
     </w:p>
     <w:p>
@@ -5144,19 +5114,19 @@
         <w:t xml:space="preserve"> </w:t>
       </w:r>
       <w:r>
-        <w:t xml:space="preserve">largest rung, which is fit noise, but 1.27 at one billion parameters</w:t>
-      </w:r>
-      <w:r>
-        <w:t xml:space="preserve"> </w:t>
-      </w:r>
-      <w:r>
-        <w:t xml:space="preserve">[1.13, 1.57, above one in</w:t>
-      </w:r>
-      <w:r>
-        <w:t xml:space="preserve"> </w:t>
-      </w:r>
-      <w:r>
-        <w:t xml:space="preserve">100% of resamples] and 2.82 at one trillion.</w:t>
+        <w:t xml:space="preserve">largest rung, which is fit noise, but 1.31 at one billion parameters</w:t>
+      </w:r>
+      <w:r>
+        <w:t xml:space="preserve"> </w:t>
+      </w:r>
+      <w:r>
+        <w:t xml:space="preserve">[1.13, 1.86, above one in</w:t>
+      </w:r>
+      <w:r>
+        <w:t xml:space="preserve"> </w:t>
+      </w:r>
+      <w:r>
+        <w:t xml:space="preserve">100% of resamples] and 3.33 at one trillion.</w:t>
       </w:r>
       <w:r>
         <w:t xml:space="preserve"> </w:t>
@@ -5257,13 +5227,13 @@
         <w:t xml:space="preserve"> </w:t>
       </w:r>
       <w:r>
-        <w:t xml:space="preserve">attains RMSE 0.01251 across the 18 runs against</w:t>
-      </w:r>
-      <w:r>
-        <w:t xml:space="preserve"> </w:t>
-      </w:r>
-      <w:r>
-        <w:t xml:space="preserve">0.01322 for the uncoupled fits, so it is at least as good on the</w:t>
+        <w:t xml:space="preserve">attains RMSE 0.01071 across the 18 runs against</w:t>
+      </w:r>
+      <w:r>
+        <w:t xml:space="preserve"> </w:t>
+      </w:r>
+      <w:r>
+        <w:t xml:space="preserve">0.01115 for the uncoupled fits, so it is at least as good on the</w:t>
       </w:r>
       <w:r>
         <w:t xml:space="preserve"> </w:t>
@@ -5277,37 +5247,101 @@
         <w:pStyle w:val="BodyText"/>
       </w:pPr>
       <w:r>
-        <w:t xml:space="preserve">Under the closed model the check category’s share increases monotonically with size</w:t>
-      </w:r>
-      <w:r>
-        <w:t xml:space="preserve"> </w:t>
-      </w:r>
-      <w:r>
-        <w:t xml:space="preserve">toward its upper bound of one, as the shallowest exponent comes to dominate, while the</w:t>
-      </w:r>
-      <w:r>
-        <w:t xml:space="preserve"> </w:t>
-      </w:r>
-      <w:r>
-        <w:t xml:space="preserve">locally decidable categories decline toward zero. The paper’s qualitative claim is</w:t>
-      </w:r>
-      <w:r>
-        <w:t xml:space="preserve"> </w:t>
-      </w:r>
-      <w:r>
-        <w:t xml:space="preserve">unchanged. What changes is that the trajectory is now bounded by construction, so it</w:t>
-      </w:r>
-      <w:r>
-        <w:t xml:space="preserve"> </w:t>
-      </w:r>
-      <w:r>
-        <w:t xml:space="preserve">describes something the categories can jointly satisfy, which the earlier unbounded</w:t>
-      </w:r>
-      <w:r>
-        <w:t xml:space="preserve"> </w:t>
-      </w:r>
-      <w:r>
-        <w:t xml:space="preserve">projection did not.</w:t>
+        <w:t xml:space="preserve">Under the closed model the check category’s share rises across the range we are</w:t>
+      </w:r>
+      <w:r>
+        <w:t xml:space="preserve"> </w:t>
+      </w:r>
+      <w:r>
+        <w:t xml:space="preserve">willing to project, from 0.443 at our largest rung, while the locally</w:t>
+      </w:r>
+      <w:r>
+        <w:t xml:space="preserve"> </w:t>
+      </w:r>
+      <w:r>
+        <w:t xml:space="preserve">decidable categories decline. It does not rise to one, and here the corrected</w:t>
+      </w:r>
+      <w:r>
+        <w:t xml:space="preserve"> </w:t>
+      </w:r>
+      <w:r>
+        <w:t xml:space="preserve">partition changes the picture rather than merely refining it. Whichever category has</w:t>
+      </w:r>
+      <w:r>
+        <w:t xml:space="preserve"> </w:t>
+      </w:r>
+      <w:r>
+        <w:t xml:space="preserve">the shallowest exponent must eventually take the whole share, and before geometry was</w:t>
+      </w:r>
+      <w:r>
+        <w:t xml:space="preserve"> </w:t>
+      </w:r>
+      <w:r>
+        <w:t xml:space="preserve">split that category was the check class. It is now blocked paths, at</w:t>
+      </w:r>
+      <w:r>
+        <w:t xml:space="preserve"> </w:t>
+      </w:r>
+      <m:oMath>
+        <m:r>
+          <m:rPr>
+            <m:sty m:val="p"/>
+          </m:rPr>
+          <m:t>−</m:t>
+        </m:r>
+      </m:oMath>
+      <w:r>
+        <w:t xml:space="preserve">0.053 against the check class’s -0.114, so the check share turns over at a</w:t>
+      </w:r>
+      <w:r>
+        <w:t xml:space="preserve"> </w:t>
+      </w:r>
+      <w:r>
+        <w:t xml:space="preserve">maximum of 0.696 and declines thereafter. The paper’s qualitative claim about</w:t>
+      </w:r>
+      <w:r>
+        <w:t xml:space="preserve"> </w:t>
+      </w:r>
+      <w:r>
+        <w:t xml:space="preserve">the observed range is unchanged, and the trajectory is now bounded by construction</w:t>
+      </w:r>
+      <w:r>
+        <w:t xml:space="preserve"> </w:t>
+      </w:r>
+      <w:r>
+        <w:t xml:space="preserve">rather than unbounded as in the earlier projection.</w:t>
+      </w:r>
+    </w:p>
+    <w:p>
+      <w:pPr>
+        <w:pStyle w:val="BodyText"/>
+      </w:pPr>
+      <w:r>
+        <w:t xml:space="preserve">We put little weight on that asymptotic reordering, and say so here rather than</w:t>
+      </w:r>
+      <w:r>
+        <w:t xml:space="preserve"> </w:t>
+      </w:r>
+      <w:r>
+        <w:t xml:space="preserve">letting the appendix imply otherwise. It is decided entirely by the blocked-path</w:t>
+      </w:r>
+      <w:r>
+        <w:t xml:space="preserve"> </w:t>
+      </w:r>
+      <w:r>
+        <w:t xml:space="preserve">exponent, whose interval includes zero and which rests on the smallest category in</w:t>
+      </w:r>
+      <w:r>
+        <w:t xml:space="preserve"> </w:t>
+      </w:r>
+      <w:r>
+        <w:t xml:space="preserve">the partition. The claim we defend is the ordering in range; which class wins at</w:t>
+      </w:r>
+      <w:r>
+        <w:t xml:space="preserve"> </w:t>
+      </w:r>
+      <w:r>
+        <w:t xml:space="preserve">scales far beyond the data is determined by the least well measured number we have.</w:t>
       </w:r>
     </w:p>
     <w:p>
@@ -5434,7 +5468,7 @@
         <w:t xml:space="preserve"> </w:t>
       </w:r>
       <w:r>
-        <w:t xml:space="preserve">logit it increases with size from 0.308 at our largest rung, having been</w:t>
+        <w:t xml:space="preserve">logit it increases with size from 0.307 at our largest rung, having been</w:t>
       </w:r>
       <w:r>
         <w:t xml:space="preserve"> </w:t>
@@ -5824,7 +5858,13 @@
         </m:r>
       </m:oMath>
       <w:r>
-        <w:t xml:space="preserve">0.112, the weighted mean is</w:t>
+        <w:t xml:space="preserve">0.053, attained by the geometry blocked class,</w:t>
+      </w:r>
+      <w:r>
+        <w:t xml:space="preserve"> </w:t>
+      </w:r>
+      <w:r>
+        <w:t xml:space="preserve">the weighted mean is</w:t>
       </w:r>
       <w:r>
         <w:t xml:space="preserve"> </w:t>
@@ -5838,7 +5878,7 @@
         </m:r>
       </m:oMath>
       <w:r>
-        <w:t xml:space="preserve">0.266, and the separately fitted</w:t>
+        <w:t xml:space="preserve">0.264, and the separately fitted</w:t>
       </w:r>
       <w:r>
         <w:t xml:space="preserve"> </w:t>
@@ -5872,7 +5912,7 @@
         <w:t xml:space="preserve"> </w:t>
       </w:r>
       <w:r>
-        <w:t xml:space="preserve">divergence +0.154.</w:t>
+        <w:t xml:space="preserve">divergence +0.214.</w:t>
       </w:r>
     </w:p>
     <w:p>
@@ -6050,7 +6090,7 @@
         <w:t xml:space="preserve"> </w:t>
       </w:r>
       <w:r>
-        <w:t xml:space="preserve">174M parameters, well below the billion the earlier projection</w:t>
+        <w:t xml:space="preserve">148M parameters, well below the billion the earlier projection</w:t>
       </w:r>
       <w:r>
         <w:t xml:space="preserve"> </w:t>
@@ -6393,7 +6433,7 @@
         </m:r>
       </m:oMath>
       <w:r>
-        <w:t xml:space="preserve">1.044, a differential of +0.371, against +0.461 on</w:t>
+        <w:t xml:space="preserve">1.044, a differential of +0.371, against +0.456 on</w:t>
       </w:r>
       <w:r>
         <w:t xml:space="preserve"> </w:t>
@@ -8761,7 +8801,13 @@
         <w:t xml:space="preserve"> </w:t>
       </w:r>
       <w:r>
-        <w:t xml:space="preserve">against empty-source errors of +0.596 [+0.367, +0.761].</w:t>
+        <w:t xml:space="preserve">against empty-source errors of +0.027 minus -0.570 in the corrected</w:t>
+      </w:r>
+      <w:r>
+        <w:t xml:space="preserve"> </w:t>
+      </w:r>
+      <w:r>
+        <w:t xml:space="preserve">pass.</w:t>
       </w:r>
     </w:p>
     <w:bookmarkEnd w:id="53"/>
@@ -10162,7 +10208,7 @@
         <w:t xml:space="preserve"> </w:t>
       </w:r>
       <w:r>
-        <w:t xml:space="preserve">refute it, by a total variation distance of 0.490 against</w:t>
+        <w:t xml:space="preserve">refute it, by a total variation distance of 0.489 against</w:t>
       </w:r>
       <w:r>
         <w:t xml:space="preserve"> </w:t>
@@ -11426,7 +11472,7 @@
               <w:jc w:val="center"/>
             </w:pPr>
             <w:r>
-              <w:t xml:space="preserve">0.444</w:t>
+              <w:t xml:space="preserve">0.443</w:t>
             </w:r>
           </w:p>
         </w:tc>
@@ -11438,7 +11484,7 @@
               <w:jc w:val="center"/>
             </w:pPr>
             <w:r>
-              <w:t xml:space="preserve">0.588</w:t>
+              <w:t xml:space="preserve">0.574</w:t>
             </w:r>
           </w:p>
         </w:tc>
@@ -11450,7 +11496,7 @@
               <w:jc w:val="center"/>
             </w:pPr>
             <w:r>
-              <w:t xml:space="preserve">0.769</w:t>
+              <w:t xml:space="preserve">0.685</w:t>
             </w:r>
           </w:p>
         </w:tc>
@@ -11464,24 +11510,8 @@
               <w:jc w:val="left"/>
             </w:pPr>
             <w:r>
-              <w:t xml:space="preserve">locally decidable share</w:t>
-            </w:r>
-          </w:p>
-        </w:tc>
-        <w:tc>
-          <w:tcPr/>
-          <w:p>
-            <w:pPr>
-              <w:pStyle w:val="Compact"/>
-            </w:pPr>
-          </w:p>
-        </w:tc>
-        <w:tc>
-          <w:tcPr/>
-          <w:p>
-            <w:pPr>
-              <w:pStyle w:val="Compact"/>
-            </w:pPr>
+              <w:t xml:space="preserve">geometry, impossible</w:t>
+            </w:r>
           </w:p>
         </w:tc>
         <w:tc>
@@ -11492,7 +11522,31 @@
               <w:jc w:val="center"/>
             </w:pPr>
             <w:r>
-              <w:t xml:space="preserve">0.001</w:t>
+              <w:t xml:space="preserve">0.253</w:t>
+            </w:r>
+          </w:p>
+        </w:tc>
+        <w:tc>
+          <w:tcPr/>
+          <w:p>
+            <w:pPr>
+              <w:pStyle w:val="Compact"/>
+              <w:jc w:val="center"/>
+            </w:pPr>
+            <w:r>
+              <w:t xml:space="preserve">0.208</w:t>
+            </w:r>
+          </w:p>
+        </w:tc>
+        <w:tc>
+          <w:tcPr/>
+          <w:p>
+            <w:pPr>
+              <w:pStyle w:val="Compact"/>
+              <w:jc w:val="center"/>
+            </w:pPr>
+            <w:r>
+              <w:t xml:space="preserve">0.093</w:t>
             </w:r>
           </w:p>
         </w:tc>
@@ -11506,6 +11560,98 @@
               <w:jc w:val="left"/>
             </w:pPr>
             <w:r>
+              <w:t xml:space="preserve">geometry, blocked path</w:t>
+            </w:r>
+          </w:p>
+        </w:tc>
+        <w:tc>
+          <w:tcPr/>
+          <w:p>
+            <w:pPr>
+              <w:pStyle w:val="Compact"/>
+              <w:jc w:val="center"/>
+            </w:pPr>
+            <w:r>
+              <w:t xml:space="preserve">0.101</w:t>
+            </w:r>
+          </w:p>
+        </w:tc>
+        <w:tc>
+          <w:tcPr/>
+          <w:p>
+            <w:pPr>
+              <w:pStyle w:val="Compact"/>
+              <w:jc w:val="center"/>
+            </w:pPr>
+            <w:r>
+              <w:t xml:space="preserve">0.145</w:t>
+            </w:r>
+          </w:p>
+        </w:tc>
+        <w:tc>
+          <w:tcPr/>
+          <w:p>
+            <w:pPr>
+              <w:pStyle w:val="Compact"/>
+              <w:jc w:val="center"/>
+            </w:pPr>
+            <w:r>
+              <w:t xml:space="preserve">0.215</w:t>
+            </w:r>
+          </w:p>
+        </w:tc>
+      </w:tr>
+      <w:tr>
+        <w:tc>
+          <w:tcPr/>
+          <w:p>
+            <w:pPr>
+              <w:pStyle w:val="Compact"/>
+              <w:jc w:val="left"/>
+            </w:pPr>
+            <w:r>
+              <w:t xml:space="preserve">empty source</w:t>
+            </w:r>
+          </w:p>
+        </w:tc>
+        <w:tc>
+          <w:tcPr/>
+          <w:p>
+            <w:pPr>
+              <w:pStyle w:val="Compact"/>
+            </w:pPr>
+          </w:p>
+        </w:tc>
+        <w:tc>
+          <w:tcPr/>
+          <w:p>
+            <w:pPr>
+              <w:pStyle w:val="Compact"/>
+            </w:pPr>
+          </w:p>
+        </w:tc>
+        <w:tc>
+          <w:tcPr/>
+          <w:p>
+            <w:pPr>
+              <w:pStyle w:val="Compact"/>
+              <w:jc w:val="center"/>
+            </w:pPr>
+            <w:r>
+              <w:t xml:space="preserve">0.001</w:t>
+            </w:r>
+          </w:p>
+        </w:tc>
+      </w:tr>
+      <w:tr>
+        <w:tc>
+          <w:tcPr/>
+          <w:p>
+            <w:pPr>
+              <w:pStyle w:val="Compact"/>
+              <w:jc w:val="left"/>
+            </w:pPr>
+            <w:r>
               <w:t xml:space="preserve">policy share (own logit model)</w:t>
             </w:r>
           </w:p>
@@ -11518,7 +11664,7 @@
               <w:jc w:val="center"/>
             </w:pPr>
             <w:r>
-              <w:t xml:space="preserve">0.308</w:t>
+              <w:t xml:space="preserve">0.307</w:t>
             </w:r>
           </w:p>
         </w:tc>
@@ -11530,7 +11676,7 @@
               <w:jc w:val="center"/>
             </w:pPr>
             <w:r>
-              <w:t xml:space="preserve">0.596</w:t>
+              <w:t xml:space="preserve">0.600</w:t>
             </w:r>
           </w:p>
         </w:tc>
@@ -11542,7 +11688,7 @@
               <w:jc w:val="center"/>
             </w:pPr>
             <w:r>
-              <w:t xml:space="preserve">0.951</w:t>
+              <w:t xml:space="preserve">0.953</w:t>
             </w:r>
           </w:p>
         </w:tc>
@@ -11553,25 +11699,61 @@
         <w:pStyle w:val="BodyText"/>
       </w:pPr>
       <w:r>
-        <w:t xml:space="preserve">The check share approaches one from below and the locally decidable shares approach</w:t>
-      </w:r>
-      <w:r>
-        <w:t xml:space="preserve"> </w:t>
-      </w:r>
-      <w:r>
-        <w:t xml:space="preserve">zero, which is the bounded behaviour the simplex parameterisation guarantees. The</w:t>
-      </w:r>
-      <w:r>
-        <w:t xml:space="preserve"> </w:t>
-      </w:r>
-      <w:r>
-        <w:t xml:space="preserve">policy share is modelled on its own logit rather than inside the simplex, because it</w:t>
-      </w:r>
-      <w:r>
-        <w:t xml:space="preserve"> </w:t>
-      </w:r>
-      <w:r>
-        <w:t xml:space="preserve">cuts across the partition rather than belonging to it.</w:t>
+        <w:t xml:space="preserve">The check share rises over this range and turns over at a maximum of 0.696,</w:t>
+      </w:r>
+      <w:r>
+        <w:t xml:space="preserve"> </w:t>
+      </w:r>
+      <w:r>
+        <w:t xml:space="preserve">after which blocked paths take an increasing share, because theirs is the shallowest</w:t>
+      </w:r>
+      <w:r>
+        <w:t xml:space="preserve"> </w:t>
+      </w:r>
+      <w:r>
+        <w:t xml:space="preserve">exponent in the corrected partition. Every share stays inside the unit interval,</w:t>
+      </w:r>
+      <w:r>
+        <w:t xml:space="preserve"> </w:t>
+      </w:r>
+      <w:r>
+        <w:t xml:space="preserve">which is the bounded behaviour the simplex parameterisation guarantees and the</w:t>
+      </w:r>
+      <w:r>
+        <w:t xml:space="preserve"> </w:t>
+      </w:r>
+      <w:r>
+        <w:t xml:space="preserve">property the earlier unbounded fit lacked. We stress again that the reordering</w:t>
+      </w:r>
+      <w:r>
+        <w:t xml:space="preserve"> </w:t>
+      </w:r>
+      <w:r>
+        <w:t xml:space="preserve">between the check class and blocked paths is governed by an exponent whose interval</w:t>
+      </w:r>
+      <w:r>
+        <w:t xml:space="preserve"> </w:t>
+      </w:r>
+      <w:r>
+        <w:t xml:space="preserve">includes zero, so it should be read as what the fitted model implies and not as a</w:t>
+      </w:r>
+      <w:r>
+        <w:t xml:space="preserve"> </w:t>
+      </w:r>
+      <w:r>
+        <w:t xml:space="preserve">finding about large models. The policy share is modelled on its own logit rather</w:t>
+      </w:r>
+      <w:r>
+        <w:t xml:space="preserve"> </w:t>
+      </w:r>
+      <w:r>
+        <w:t xml:space="preserve">than inside the simplex, because it cuts across the partition rather than belonging</w:t>
+      </w:r>
+      <w:r>
+        <w:t xml:space="preserve"> </w:t>
+      </w:r>
+      <w:r>
+        <w:t xml:space="preserve">to it.</w:t>
       </w:r>
     </w:p>
     <w:p>

--- a/build_scaling/ScaleFixesLocalErrorsFirst_anon.docx
+++ b/build_scaling/ScaleFixesLocalErrorsFirst_anon.docx
@@ -534,13 +534,31 @@
         <w:t xml:space="preserve"> </w:t>
       </w:r>
       <w:r>
-        <w:t xml:space="preserve">Illegal-move rate rewards edits that flatten the output distribution, and on our</w:t>
-      </w:r>
-      <w:r>
-        <w:t xml:space="preserve"> </w:t>
-      </w:r>
-      <w:r>
-        <w:t xml:space="preserve">data it prefers a random direction to the correct repair in every model.</w:t>
+        <w:t xml:space="preserve">Illegal-move rate prefers a norm-matched random direction to the correct repair in</w:t>
+      </w:r>
+      <w:r>
+        <w:t xml:space="preserve"> </w:t>
+      </w:r>
+      <w:r>
+        <w:t xml:space="preserve">every model, while the repair moves a fixed forced choice further. The two scores</w:t>
+      </w:r>
+      <w:r>
+        <w:t xml:space="preserve"> </w:t>
+      </w:r>
+      <w:r>
+        <w:t xml:space="preserve">disagree, and we show the obvious explanation is not available: top-1 legality is</w:t>
+      </w:r>
+      <w:r>
+        <w:t xml:space="preserve"> </w:t>
+      </w:r>
+      <w:r>
+        <w:t xml:space="preserve">exactly invariant to flattening the distribution, so whatever the random edits do,</w:t>
+      </w:r>
+      <w:r>
+        <w:t xml:space="preserve"> </w:t>
+      </w:r>
+      <w:r>
+        <w:t xml:space="preserve">they are not winning by hedging.</w:t>
       </w:r>
     </w:p>
     <w:bookmarkEnd w:id="9"/>
@@ -576,13 +594,19 @@
         <w:t xml:space="preserve"> </w:t>
       </w:r>
       <w:r>
-        <w:t xml:space="preserve">with a measured capability limit on the causal instrument; and a demonstration</w:t>
-      </w:r>
-      <w:r>
-        <w:t xml:space="preserve"> </w:t>
-      </w:r>
-      <w:r>
-        <w:t xml:space="preserve">that a widely used intervention metric is anti-correlated with the effect it is</w:t>
+        <w:t xml:space="preserve">with the tested limits of the causal instrument stated; and a demonstration</w:t>
+      </w:r>
+      <w:r>
+        <w:t xml:space="preserve"> </w:t>
+      </w:r>
+      <w:r>
+        <w:t xml:space="preserve">that two reasonable scores of the same intervention disagree, so that a widely used</w:t>
+      </w:r>
+      <w:r>
+        <w:t xml:space="preserve"> </w:t>
+      </w:r>
+      <w:r>
+        <w:t xml:space="preserve">intervention metric cannot settle the question it is</w:t>
       </w:r>
       <w:r>
         <w:t xml:space="preserve"> </w:t>
@@ -2840,18 +2864,30 @@
         <w:t xml:space="preserve"> </w:t>
       </w:r>
       <w:r>
-        <w:t xml:space="preserve">castling as exttt</w:t>
-      </w:r>
-      <w:r>
+        <w:t xml:space="preserve">castling as</w:t>
+      </w:r>
+      <w:r>
+        <w:t xml:space="preserve"> </w:t>
+      </w:r>
+      <w:r>
+        <w:rPr>
+          <w:rStyle w:val="VerbatimChar"/>
+        </w:rPr>
         <w:t xml:space="preserve">e1g1</w:t>
       </w:r>
       <w:r>
         <w:t xml:space="preserve"> </w:t>
       </w:r>
       <w:r>
-        <w:t xml:space="preserve">while also accepting the exttt</w:t>
-      </w:r>
-      <w:r>
+        <w:t xml:space="preserve">while also accepting the</w:t>
+      </w:r>
+      <w:r>
+        <w:t xml:space="preserve"> </w:t>
+      </w:r>
+      <w:r>
+        <w:rPr>
+          <w:rStyle w:val="VerbatimChar"/>
+        </w:rPr>
         <w:t xml:space="preserve">e1h1</w:t>
       </w:r>
       <w:r>
@@ -2933,19 +2969,45 @@
         <w:t xml:space="preserve"> </w:t>
       </w:r>
       <w:r>
-        <w:t xml:space="preserve">is counted as an own-destination error. The individual moves were not retained, so</w:t>
-      </w:r>
-      <w:r>
-        <w:t xml:space="preserve"> </w:t>
-      </w:r>
-      <w:r>
-        <w:t xml:space="preserve">the affected share cannot be recovered without regenerating the failure sets, and</w:t>
-      </w:r>
-      <w:r>
-        <w:t xml:space="preserve"> </w:t>
-      </w:r>
-      <w:r>
-        <w:t xml:space="preserve">we flag it as a known mislabel rather than correct it silently.</w:t>
+        <w:t xml:space="preserve">is counted as an own-destination error. The individual moves had not been retained, so the affected share could not be</w:t>
+      </w:r>
+      <w:r>
+        <w:t xml:space="preserve"> </w:t>
+      </w:r>
+      <w:r>
+        <w:t xml:space="preserve">recovered without regenerating the failure sets. We have since regenerated them:</w:t>
+      </w:r>
+      <w:r>
+        <w:t xml:space="preserve"> </w:t>
+      </w:r>
+      <w:r>
+        <w:t xml:space="preserve">Section </w:t>
+      </w:r>
+      <w:hyperlink w:anchor="sec:regen">
+        <w:r>
+          <w:rPr>
+            <w:rStyle w:val="Hyperlink"/>
+          </w:rPr>
+          <w:t xml:space="preserve">4</w:t>
+        </w:r>
+      </w:hyperlink>
+      <w:r>
+        <w:t xml:space="preserve"> </w:t>
+      </w:r>
+      <w:r>
+        <w:t xml:space="preserve">reports that 109 model-generated failures carried</w:t>
+      </w:r>
+      <w:r>
+        <w:t xml:space="preserve"> </w:t>
+      </w:r>
+      <w:r>
+        <w:t xml:space="preserve">this mislabel, that none of them were legal moves, and that the headline classes were</w:t>
+      </w:r>
+      <w:r>
+        <w:t xml:space="preserve"> </w:t>
+      </w:r>
+      <w:r>
+        <w:t xml:space="preserve">untouched. The defect is corrected rather than merely disclosed.</w:t>
       </w:r>
     </w:p>
     <w:bookmarkEnd w:id="21"/>
@@ -3204,7 +3266,7 @@
         <w:t xml:space="preserve"> </w:t>
       </w:r>
       <w:r>
-        <w:t xml:space="preserve">has a maximum share of 0.0000, so the taxonomy is exhaustive over the</w:t>
+        <w:t xml:space="preserve">is empty in every run, so the taxonomy is exhaustive over the</w:t>
       </w:r>
       <w:r>
         <w:t xml:space="preserve"> </w:t>
@@ -3978,13 +4040,19 @@
         <w:t xml:space="preserve"> </w:t>
       </w:r>
       <w:r>
-        <w:t xml:space="preserve">the corrected pass against +0.456 as published, and that residual difference is</w:t>
-      </w:r>
-      <w:r>
-        <w:t xml:space="preserve"> </w:t>
-      </w:r>
-      <w:r>
-        <w:t xml:space="preserve">this drift rather than the classifier.</w:t>
+        <w:t xml:space="preserve">the corrected pass against +0.461, recomputed from the superseded</w:t>
+      </w:r>
+      <w:r>
+        <w:t xml:space="preserve"> </w:t>
+      </w:r>
+      <w:r>
+        <w:t xml:space="preserve">artifacts rather than quoted from memory, and that residual difference is this drift</w:t>
+      </w:r>
+      <w:r>
+        <w:t xml:space="preserve"> </w:t>
+      </w:r>
+      <w:r>
+        <w:t xml:space="preserve">rather than the classifier.</w:t>
       </w:r>
     </w:p>
     <w:bookmarkEnd w:id="31"/>
@@ -4105,19 +4173,19 @@
         </w:r>
       </w:hyperlink>
       <w:r>
-        <w:t xml:space="preserve">. Classes are grouped by what decides them: the first four are</w:t>
-      </w:r>
-      <w:r>
-        <w:t xml:space="preserve"> </w:t>
-      </w:r>
-      <w:r>
-        <w:t xml:space="preserve">decided by the move’s own two squares, a blocked path needs one further square, and a</w:t>
-      </w:r>
-      <w:r>
-        <w:t xml:space="preserve"> </w:t>
-      </w:r>
-      <w:r>
-        <w:t xml:space="preserve">check violation needs many. The last two rows are not disjoint classes and must not be</w:t>
+        <w:t xml:space="preserve">. Classes are grouped by what decides them: the three source and destination classes</w:t>
+      </w:r>
+      <w:r>
+        <w:t xml:space="preserve"> </w:t>
+      </w:r>
+      <w:r>
+        <w:t xml:space="preserve">and impossible movement are settled by the move’s own two squares, castling and a</w:t>
+      </w:r>
+      <w:r>
+        <w:t xml:space="preserve"> </w:t>
+      </w:r>
+      <w:r>
+        <w:t xml:space="preserve">blocked path need one or a few further squares, and a check violation needs many. The last two rows are not disjoint classes and must not be</w:t>
       </w:r>
       <w:r>
         <w:t xml:space="preserve"> </w:t>
@@ -4148,7 +4216,7 @@
         <w:tblStyle w:val="Table"/>
         <w:tblW w:type="auto" w:w="0"/>
         <w:tblLook w:firstRow="1" w:lastRow="0" w:firstColumn="0" w:lastColumn="0" w:noHBand="0" w:noVBand="0" w:val="0020"/>
-        <w:tblCaption w:val="Absolute failure rate per scored position at the smallest and largest rung, mean over seeds, and the size exponent with its rung-resampled 95% interval. All 18 runs, from the corrected pass of Section 4. Classes are grouped by what decides them: the first four are decided by the move’s own two squares, a blocked path needs one further square, and a check violation needs many. The last two rows are not disjoint classes and must not be summed with the others, the first being their total and the second a cross-cutting flag computed with a probe (Section 7)."/>
+        <w:tblCaption w:val="Absolute failure rate per scored position at the smallest and largest rung, mean over seeds, and the size exponent with its rung-resampled 95% interval. All 18 runs, from the corrected pass of Section 4. Classes are grouped by what decides them: the three source and destination classes and impossible movement are settled by the move’s own two squares, castling and a blocked path need one or a few further squares, and a check violation needs many. The last two rows are not disjoint classes and must not be summed with the others, the first being their total and the second a cross-cutting flag computed with a probe (Section 7)."/>
       </w:tblPr>
       <w:tblGrid>
         <w:gridCol w:w="1584"/>
@@ -4979,19 +5047,25 @@
         <w:t xml:space="preserve"> </w:t>
       </w:r>
       <w:r>
-        <w:t xml:space="preserve">0.110 while the check share rises from</w:t>
-      </w:r>
-      <w:r>
-        <w:t xml:space="preserve"> </w:t>
-      </w:r>
-      <w:r>
-        <w:t xml:space="preserve">0.307 to 0.448; geometry moves only from</w:t>
-      </w:r>
-      <w:r>
-        <w:t xml:space="preserve"> </w:t>
-      </w:r>
-      <w:r>
-        <w:t xml:space="preserve">0.285 to 0.335. The shift is</w:t>
+        <w:t xml:space="preserve">0.110 while the check share rises from 0.308 to</w:t>
+      </w:r>
+      <w:r>
+        <w:t xml:space="preserve"> </w:t>
+      </w:r>
+      <w:r>
+        <w:t xml:space="preserve">0.449; geometry taken together moves only from 0.284 to</w:t>
+      </w:r>
+      <w:r>
+        <w:t xml:space="preserve"> </w:t>
+      </w:r>
+      <w:r>
+        <w:t xml:space="preserve">0.333, its impossible part barely at all, from 0.233</w:t>
+      </w:r>
+      <w:r>
+        <w:t xml:space="preserve"> </w:t>
+      </w:r>
+      <w:r>
+        <w:t xml:space="preserve">to 0.244. The shift is</w:t>
       </w:r>
       <w:r>
         <w:t xml:space="preserve"> </w:t>
@@ -5015,7 +5089,7 @@
         <w:t xml:space="preserve"> </w:t>
       </w:r>
       <w:r>
-        <w:t xml:space="preserve">0.260 to 0.519 at the largest.</w:t>
+        <w:t xml:space="preserve">0.261 to 0.527 at the largest.</w:t>
       </w:r>
     </w:p>
     <w:p>
@@ -5084,13 +5158,19 @@
         <w:t xml:space="preserve"> </w:t>
       </w:r>
       <w:r>
-        <w:t xml:space="preserve">sum to the illegal-move rate at every scale. Five independently fitted power laws</w:t>
-      </w:r>
-      <w:r>
-        <w:t xml:space="preserve"> </w:t>
-      </w:r>
-      <w:r>
-        <w:t xml:space="preserve">with five different exponents cannot satisfy that identity away from the fitted</w:t>
+        <w:t xml:space="preserve">sum to the illegal-move rate at every scale. The 7 independently fitted</w:t>
+      </w:r>
+      <w:r>
+        <w:t xml:space="preserve"> </w:t>
+      </w:r>
+      <w:r>
+        <w:t xml:space="preserve">power laws of the corrected partition, with 7 different exponents, cannot</w:t>
+      </w:r>
+      <w:r>
+        <w:t xml:space="preserve"> </w:t>
+      </w:r>
+      <w:r>
+        <w:t xml:space="preserve">satisfy that identity away from the fitted</w:t>
       </w:r>
       <w:r>
         <w:t xml:space="preserve"> </w:t>
@@ -8218,19 +8298,36 @@
         <w:t xml:space="preserve"> </w:t>
       </w:r>
       <w:r>
-        <w:t xml:space="preserve">them, and distinguishing the two needs a temperature-only control that we have not</w:t>
-      </w:r>
-      <w:r>
-        <w:t xml:space="preserve"> </w:t>
-      </w:r>
-      <w:r>
-        <w:t xml:space="preserve">run</w:t>
-      </w:r>
-      <w:r>
-        <w:t xml:space="preserve"> </w:t>
-      </w:r>
-      <w:r>
-        <w:t xml:space="preserve">of the distribution. Two controls matter. A wrong-target edit installs the same</w:t>
+        <w:t xml:space="preserve">them, and distinguishing the two needs a temperature-only control. We report that</w:t>
+      </w:r>
+      <w:r>
+        <w:t xml:space="preserve"> </w:t>
+      </w:r>
+      <w:r>
+        <w:t xml:space="preserve">control in Section </w:t>
+      </w:r>
+      <w:hyperlink w:anchor="sec:inversion">
+        <w:r>
+          <w:rPr>
+            <w:rStyle w:val="Hyperlink"/>
+          </w:rPr>
+          <w:t xml:space="preserve">8</w:t>
+        </w:r>
+      </w:hyperlink>
+      <w:r>
+        <w:t xml:space="preserve">: top-1 legality turns out to be exactly</w:t>
+      </w:r>
+      <w:r>
+        <w:t xml:space="preserve"> </w:t>
+      </w:r>
+      <w:r>
+        <w:t xml:space="preserve">invariant to temperature, so flattening is ruled out as the explanation. Two controls</w:t>
+      </w:r>
+      <w:r>
+        <w:t xml:space="preserve"> </w:t>
+      </w:r>
+      <w:r>
+        <w:t xml:space="preserve">matter here as well. A wrong-target edit installs the same</w:t>
       </w:r>
       <w:r>
         <w:t xml:space="preserve"> </w:t>
@@ -8760,19 +8857,19 @@
         <w:t xml:space="preserve"> </w:t>
       </w:r>
       <w:r>
-        <w:t xml:space="preserve">violation accounts for 0.477 of failures on average against</w:t>
-      </w:r>
-      <w:r>
-        <w:t xml:space="preserve"> </w:t>
-      </w:r>
-      <w:r>
-        <w:t xml:space="preserve">0.286 for geometry, and is the largest class in</w:t>
-      </w:r>
-      <w:r>
-        <w:t xml:space="preserve"> </w:t>
-      </w:r>
-      <w:r>
-        <w:t xml:space="preserve">15 of 18 models. Such failures cannot be attributed</w:t>
+        <w:t xml:space="preserve">violation accounts for 0.476 of failures on average against</w:t>
+      </w:r>
+      <w:r>
+        <w:t xml:space="preserve"> </w:t>
+      </w:r>
+      <w:r>
+        <w:t xml:space="preserve">0.286 for geometry taken together, and is the largest class in</w:t>
+      </w:r>
+      <w:r>
+        <w:t xml:space="preserve"> </w:t>
+      </w:r>
+      <w:r>
+        <w:t xml:space="preserve">16 of 18 models. Such failures cannot be attributed</w:t>
       </w:r>
       <w:r>
         <w:t xml:space="preserve"> </w:t>
@@ -8784,7 +8881,82 @@
         <w:t xml:space="preserve"> </w:t>
       </w:r>
       <w:r>
-        <w:t xml:space="preserve">flat with size, exponent +0.023 [</w:t>
+        <w:t xml:space="preserve">flat with size, exponent +0.027 [-0.008, +0.097], a differential</w:t>
+      </w:r>
+      <w:r>
+        <w:t xml:space="preserve"> </w:t>
+      </w:r>
+      <w:r>
+        <w:t xml:space="preserve">against empty-source errors of +0.597 [+0.355,</w:t>
+      </w:r>
+      <w:r>
+        <w:t xml:space="preserve"> </w:t>
+      </w:r>
+      <w:r>
+        <w:t xml:space="preserve">+0.770], on the same paired bootstrap as the others.</w:t>
+      </w:r>
+    </w:p>
+    <w:bookmarkEnd w:id="53"/>
+    <w:bookmarkStart w:id="54" w:name="X58e860201dc7c89fa0d8e74963d89801ab7c205"/>
+    <w:p>
+      <w:pPr>
+        <w:pStyle w:val="Heading4"/>
+      </w:pPr>
+      <w:r>
+        <w:t xml:space="preserve">The flat rate is two effects cancelling, not one effect absent.</w:t>
+      </w:r>
+    </w:p>
+    <w:p>
+      <w:pPr>
+        <w:pStyle w:val="FirstParagraph"/>
+      </w:pPr>
+      <w:r>
+        <w:t xml:space="preserve">An earlier version of this paper read that flat exponent as the underlying failure</w:t>
+      </w:r>
+      <w:r>
+        <w:t xml:space="preserve"> </w:t>
+      </w:r>
+      <w:r>
+        <w:t xml:space="preserve">propensity being untouched by scale. It does not support that, and the quantity is</w:t>
+      </w:r>
+      <w:r>
+        <w:t xml:space="preserve"> </w:t>
+      </w:r>
+      <w:r>
+        <w:t xml:space="preserve">a joint event:</w:t>
+      </w:r>
+    </w:p>
+    <w:p>
+      <w:pPr>
+        <w:pStyle w:val="BodyText"/>
+      </w:pPr>
+      <w:r>
+        <w:t xml:space="preserve">$$\begin{equation*}
+    P(\text{illegal} \\ \text{correct local decoding}) = P(\text{correct local decoding}) \cdot P(\text{illegal} \mid \text{correct local decoding}).
+    \end{equation*}$$</w:t>
+      </w:r>
+    </w:p>
+    <w:p>
+      <w:pPr>
+        <w:pStyle w:val="FirstParagraph"/>
+      </w:pPr>
+      <w:r>
+        <w:t xml:space="preserve">Both factors move. Across the 18 runs the marginal rises with exponent</w:t>
+      </w:r>
+      <w:r>
+        <w:t xml:space="preserve"> </w:t>
+      </w:r>
+      <w:r>
+        <w:t xml:space="preserve">+0.148 [+0.115, +0.182], decoding accuracy going from 0.471 to 0.675,</w:t>
+      </w:r>
+      <w:r>
+        <w:t xml:space="preserve"> </w:t>
+      </w:r>
+      <w:r>
+        <w:t xml:space="preserve">and the conditional falls with exponent</w:t>
+      </w:r>
+      <w:r>
+        <w:t xml:space="preserve"> </w:t>
       </w:r>
       <m:oMath>
         <m:r>
@@ -8795,82 +8967,7 @@
         </m:r>
       </m:oMath>
       <w:r>
-        <w:t xml:space="preserve">0.005, +0.066], a differential</w:t>
-      </w:r>
-      <w:r>
-        <w:t xml:space="preserve"> </w:t>
-      </w:r>
-      <w:r>
-        <w:t xml:space="preserve">against empty-source errors of +0.027 minus -0.570 in the corrected</w:t>
-      </w:r>
-      <w:r>
-        <w:t xml:space="preserve"> </w:t>
-      </w:r>
-      <w:r>
-        <w:t xml:space="preserve">pass.</w:t>
-      </w:r>
-    </w:p>
-    <w:bookmarkEnd w:id="53"/>
-    <w:bookmarkStart w:id="54" w:name="X58e860201dc7c89fa0d8e74963d89801ab7c205"/>
-    <w:p>
-      <w:pPr>
-        <w:pStyle w:val="Heading4"/>
-      </w:pPr>
-      <w:r>
-        <w:t xml:space="preserve">The flat rate is two effects cancelling, not one effect absent.</w:t>
-      </w:r>
-    </w:p>
-    <w:p>
-      <w:pPr>
-        <w:pStyle w:val="FirstParagraph"/>
-      </w:pPr>
-      <w:r>
-        <w:t xml:space="preserve">An earlier version of this paper read that flat exponent as the underlying failure</w:t>
-      </w:r>
-      <w:r>
-        <w:t xml:space="preserve"> </w:t>
-      </w:r>
-      <w:r>
-        <w:t xml:space="preserve">propensity being untouched by scale. It does not support that, and the quantity is</w:t>
-      </w:r>
-      <w:r>
-        <w:t xml:space="preserve"> </w:t>
-      </w:r>
-      <w:r>
-        <w:t xml:space="preserve">a joint event:</w:t>
-      </w:r>
-    </w:p>
-    <w:p>
-      <w:pPr>
-        <w:pStyle w:val="BodyText"/>
-      </w:pPr>
-      <w:r>
-        <w:t xml:space="preserve">$$\begin{equation*}
-    P(\text{illegal} \\ \text{correct local decoding}) = P(\text{correct local decoding}) \cdot P(\text{illegal} \mid \text{correct local decoding}).
-    \end{equation*}$$</w:t>
-      </w:r>
-    </w:p>
-    <w:p>
-      <w:pPr>
-        <w:pStyle w:val="FirstParagraph"/>
-      </w:pPr>
-      <w:r>
-        <w:t xml:space="preserve">Both factors move. Across the 18 runs the marginal rises with exponent</w:t>
-      </w:r>
-      <w:r>
-        <w:t xml:space="preserve"> </w:t>
-      </w:r>
-      <w:r>
-        <w:t xml:space="preserve">+0.148 [+0.115, +0.182], decoding accuracy going from 0.471 to 0.675,</w:t>
-      </w:r>
-      <w:r>
-        <w:t xml:space="preserve"> </w:t>
-      </w:r>
-      <w:r>
-        <w:t xml:space="preserve">and the conditional falls with exponent</w:t>
-      </w:r>
-      <w:r>
-        <w:t xml:space="preserve"> </w:t>
+        <w:t xml:space="preserve">0.125 [</w:t>
       </w:r>
       <m:oMath>
         <m:r>
@@ -8881,7 +8978,10 @@
         </m:r>
       </m:oMath>
       <w:r>
-        <w:t xml:space="preserve">0.125 [</w:t>
+        <w:t xml:space="preserve">0.182,</w:t>
+      </w:r>
+      <w:r>
+        <w:t xml:space="preserve"> </w:t>
       </w:r>
       <m:oMath>
         <m:r>
@@ -8892,20 +8992,6 @@
         </m:r>
       </m:oMath>
       <w:r>
-        <w:t xml:space="preserve">0.182,</w:t>
-      </w:r>
-      <w:r>
-        <w:t xml:space="preserve"> </w:t>
-      </w:r>
-      <m:oMath>
-        <m:r>
-          <m:rPr>
-            <m:sty m:val="p"/>
-          </m:rPr>
-          <m:t>−</m:t>
-        </m:r>
-      </m:oMath>
-      <w:r>
         <w:t xml:space="preserve">0.053], whose interval</w:t>
       </w:r>
       <w:r>
@@ -9013,7 +9099,7 @@
           <w:rPr>
             <w:rStyle w:val="Hyperlink"/>
           </w:rPr>
-          <w:t xml:space="preserve">[app:integrity]</w:t>
+          <w:t xml:space="preserve">14</w:t>
         </w:r>
       </w:hyperlink>
       <w:r>
@@ -9095,19 +9181,43 @@
         <w:t xml:space="preserve"> </w:t>
       </w:r>
       <w:r>
-        <w:t xml:space="preserve">direction also raises output entropy most, by +0.298. Hedging moves</w:t>
-      </w:r>
-      <w:r>
-        <w:t xml:space="preserve"> </w:t>
-      </w:r>
-      <w:r>
-        <w:t xml:space="preserve">probability off a confidently illegal move and onto whatever else is plausible,</w:t>
-      </w:r>
-      <w:r>
-        <w:t xml:space="preserve"> </w:t>
-      </w:r>
-      <w:r>
-        <w:t xml:space="preserve">some of which is legal.</w:t>
+        <w:t xml:space="preserve">direction also raises output entropy most, by +0.298. The tempting reading is</w:t>
+      </w:r>
+      <w:r>
+        <w:t xml:space="preserve"> </w:t>
+      </w:r>
+      <w:r>
+        <w:t xml:space="preserve">that this is hedging, moving probability off a confidently illegal move and onto</w:t>
+      </w:r>
+      <w:r>
+        <w:t xml:space="preserve"> </w:t>
+      </w:r>
+      <w:r>
+        <w:t xml:space="preserve">whatever else is plausible. That reading does not survive the temperature control</w:t>
+      </w:r>
+      <w:r>
+        <w:t xml:space="preserve"> </w:t>
+      </w:r>
+      <w:r>
+        <w:t xml:space="preserve">below: flattening a distribution cannot change which move ranks first, so raised</w:t>
+      </w:r>
+      <w:r>
+        <w:t xml:space="preserve"> </w:t>
+      </w:r>
+      <w:r>
+        <w:t xml:space="preserve">entropy cannot by itself be what produces the extra legal top-1 moves. The entropy</w:t>
+      </w:r>
+      <w:r>
+        <w:t xml:space="preserve"> </w:t>
+      </w:r>
+      <w:r>
+        <w:t xml:space="preserve">change is real and is reported; the mechanism behind the ranking change is not</w:t>
+      </w:r>
+      <w:r>
+        <w:t xml:space="preserve"> </w:t>
+      </w:r>
+      <w:r>
+        <w:t xml:space="preserve">established here.</w:t>
       </w:r>
     </w:p>
     <w:bookmarkStart w:id="56" w:name="tab:inversion"/>
@@ -10381,7 +10491,7 @@
         <w:t xml:space="preserve"> </w:t>
       </w:r>
       <w:r>
-        <w:t xml:space="preserve">exponent +0.023, which decomposes into a rising chance of decoding the</w:t>
+        <w:t xml:space="preserve">exponent +0.027, which decomposes into a rising chance of decoding the</w:t>
       </w:r>
       <w:r>
         <w:t xml:space="preserve"> </w:t>
@@ -11293,7 +11403,7 @@
       </w:r>
     </w:p>
     <w:bookmarkEnd w:id="74"/>
-    <w:bookmarkStart w:id="75" w:name="integrity-record"/>
+    <w:bookmarkStart w:id="75" w:name="app:integrity"/>
     <w:p>
       <w:pPr>
         <w:pStyle w:val="Heading1"/>
@@ -11302,8 +11412,256 @@
         <w:t xml:space="preserve">Integrity record</w:t>
       </w:r>
     </w:p>
+    <w:p>
+      <w:pPr>
+        <w:pStyle w:val="FirstParagraph"/>
+      </w:pPr>
+      <w:r>
+        <w:t xml:space="preserve">The analysis plan was frozen and hashed (SHA-256 prefix</w:t>
+      </w:r>
+      <w:r>
+        <w:t xml:space="preserve"> </w:t>
+      </w:r>
+      <w:r>
+        <w:rPr>
+          <w:rStyle w:val="VerbatimChar"/>
+        </w:rPr>
+        <w:t xml:space="preserve">28b68e5200dc0dba</w:t>
+      </w:r>
+      <w:r>
+        <w:t xml:space="preserve">).</w:t>
+      </w:r>
+      <w:r>
+        <w:t xml:space="preserve"> </w:t>
+      </w:r>
+      <w:r>
+        <w:t xml:space="preserve">We state plainly what that does and does not establish, because an earlier version of</w:t>
+      </w:r>
+      <w:r>
+        <w:t xml:space="preserve"> </w:t>
+      </w:r>
+      <w:r>
+        <w:t xml:space="preserve">this statement claimed more than the record supports. A hash fixes a document’s</w:t>
+      </w:r>
+      <w:r>
+        <w:t xml:space="preserve"> </w:t>
+      </w:r>
+      <w:r>
+        <w:t xml:space="preserve">content; it carries no time, so on its own it cannot show that the plan preceded the</w:t>
+      </w:r>
+      <w:r>
+        <w:t xml:space="preserve"> </w:t>
+      </w:r>
+      <w:r>
+        <w:t xml:space="preserve">analyses it governs. The ordering evidence is the commit history of the public</w:t>
+      </w:r>
+      <w:r>
+        <w:t xml:space="preserve"> </w:t>
+      </w:r>
+      <w:r>
+        <w:t xml:space="preserve">repository, which is self-maintained and not a third-party trusted timestamp, and we</w:t>
+      </w:r>
+      <w:r>
+        <w:t xml:space="preserve"> </w:t>
+      </w:r>
+      <w:r>
+        <w:t xml:space="preserve">do not ask the reader to treat it as one.</w:t>
+      </w:r>
+    </w:p>
+    <w:p>
+      <w:pPr>
+        <w:pStyle w:val="BodyText"/>
+      </w:pPr>
+      <w:r>
+        <w:t xml:space="preserve">What that history shows is a staged design rather than a single registration before</w:t>
+      </w:r>
+      <w:r>
+        <w:t xml:space="preserve"> </w:t>
+      </w:r>
+      <w:r>
+        <w:t xml:space="preserve">all analysis. The plan was frozen on 2026-09-05. The failure-classification</w:t>
+      </w:r>
+      <w:r>
+        <w:t xml:space="preserve"> </w:t>
+      </w:r>
+      <w:r>
+        <w:t xml:space="preserve">results on which the central claim rests first enter the repository on</w:t>
+      </w:r>
+      <w:r>
+        <w:t xml:space="preserve"> </w:t>
+      </w:r>
+      <w:r>
+        <w:t xml:space="preserve">2026-09-06, after the freeze. One set of results does not: the week-zero</w:t>
+      </w:r>
+      <w:r>
+        <w:t xml:space="preserve"> </w:t>
+      </w:r>
+      <w:r>
+        <w:t xml:space="preserve">go/no-go measurements that decided which of the candidate studies was viable were</w:t>
+      </w:r>
+      <w:r>
+        <w:t xml:space="preserve"> </w:t>
+      </w:r>
+      <w:r>
+        <w:t xml:space="preserve">committed on 2026-09-05, shortly before it. Those were scoping measurements</w:t>
+      </w:r>
+      <w:r>
+        <w:t xml:space="preserve"> </w:t>
+      </w:r>
+      <w:r>
+        <w:t xml:space="preserve">and the plan was written in light of them, so the freeze pre-registers the main</w:t>
+      </w:r>
+      <w:r>
+        <w:t xml:space="preserve"> </w:t>
+      </w:r>
+      <w:r>
+        <w:t xml:space="preserve">programme and not the scoping phase. We would rather say this than describe the whole</w:t>
+      </w:r>
+      <w:r>
+        <w:t xml:space="preserve"> </w:t>
+      </w:r>
+      <w:r>
+        <w:t xml:space="preserve">project as pre-registered and leave a reader to discover the four minutes for</w:t>
+      </w:r>
+      <w:r>
+        <w:t xml:space="preserve"> </w:t>
+      </w:r>
+      <w:r>
+        <w:t xml:space="preserve">themselves.</w:t>
+      </w:r>
+      <w:r>
+        <w:t xml:space="preserve"> </w:t>
+      </w:r>
+      <w:r>
+        <w:t xml:space="preserve">Three amendments changed reported claims and are stated here in full. First, the</w:t>
+      </w:r>
+      <w:r>
+        <w:t xml:space="preserve"> </w:t>
+      </w:r>
+      <w:r>
+        <w:t xml:space="preserve">frozen entropy-matching procedure was vacuous, since weighting strata by their own</w:t>
+      </w:r>
+      <w:r>
+        <w:t xml:space="preserve"> </w:t>
+      </w:r>
+      <w:r>
+        <w:t xml:space="preserve">counts reproduces the overall mean; it was replaced by matching on positions after</w:t>
+      </w:r>
+      <w:r>
+        <w:t xml:space="preserve"> </w:t>
+      </w:r>
+      <w:r>
+        <w:t xml:space="preserve">point estimates were seen, and the replacement reduced the headline effect. Second,</w:t>
+      </w:r>
+      <w:r>
+        <w:t xml:space="preserve"> </w:t>
+      </w:r>
+      <w:r>
+        <w:t xml:space="preserve">a prior that about a third of illegal moves would be restored to legality by repair</w:t>
+      </w:r>
+      <w:r>
+        <w:t xml:space="preserve"> </w:t>
+      </w:r>
+      <w:r>
+        <w:t xml:space="preserve">was mis-specified, by conflating whether an error is explicable by wrong belief with</w:t>
+      </w:r>
+      <w:r>
+        <w:t xml:space="preserve"> </w:t>
+      </w:r>
+      <w:r>
+        <w:t xml:space="preserve">whether repairing belief is sufficient to change behaviour; the observed rate was</w:t>
+      </w:r>
+      <w:r>
+        <w:t xml:space="preserve"> </w:t>
+      </w:r>
+      <w:r>
+        <w:t xml:space="preserve">far lower. Third, a conclusion that the failures repair could not fix are genuine</w:t>
+      </w:r>
+      <w:r>
+        <w:t xml:space="preserve"> </w:t>
+      </w:r>
+      <w:r>
+        <w:t xml:space="preserve">was retracted once whole-board repair was shown not to install a board, which is</w:t>
+      </w:r>
+      <w:r>
+        <w:t xml:space="preserve"> </w:t>
+      </w:r>
+      <w:r>
+        <w:t xml:space="preserve">why Section </w:t>
+      </w:r>
+      <w:hyperlink w:anchor="sec:mech">
+        <w:r>
+          <w:rPr>
+            <w:rStyle w:val="Hyperlink"/>
+          </w:rPr>
+          <w:t xml:space="preserve">7</w:t>
+        </w:r>
+      </w:hyperlink>
+      <w:r>
+        <w:t xml:space="preserve"> </w:t>
+      </w:r>
+      <w:r>
+        <w:t xml:space="preserve">leaves that residual unattributed.</w:t>
+      </w:r>
+    </w:p>
+    <w:p>
+      <w:pPr>
+        <w:pStyle w:val="BodyText"/>
+      </w:pPr>
+      <w:r>
+        <w:t xml:space="preserve">Two further corrections changed how a result was stated rather than a reported</w:t>
+      </w:r>
+      <w:r>
+        <w:t xml:space="preserve"> </w:t>
+      </w:r>
+      <w:r>
+        <w:t xml:space="preserve">value. The scaling result was first framed in terms of shares of failures, and that</w:t>
+      </w:r>
+      <w:r>
+        <w:t xml:space="preserve"> </w:t>
+      </w:r>
+      <w:r>
+        <w:t xml:space="preserve">framing was stated before it was found to imply that models grew worse at a class</w:t>
+      </w:r>
+      <w:r>
+        <w:t xml:space="preserve"> </w:t>
+      </w:r>
+      <w:r>
+        <w:t xml:space="preserve">they were in fact improving at; it was revised to absolute rates, which is the form</w:t>
+      </w:r>
+      <w:r>
+        <w:t xml:space="preserve"> </w:t>
+      </w:r>
+      <w:r>
+        <w:t xml:space="preserve">reported here. The metric comparison was first reported on one model and is now</w:t>
+      </w:r>
+      <w:r>
+        <w:t xml:space="preserve"> </w:t>
+      </w:r>
+      <w:r>
+        <w:t xml:space="preserve">reported across all of them. Analysis corrections that changed no reported claim,</w:t>
+      </w:r>
+      <w:r>
+        <w:t xml:space="preserve"> </w:t>
+      </w:r>
+      <w:r>
+        <w:t xml:space="preserve">including a move-touched definition that scored illegal algebraic moves at</w:t>
+      </w:r>
+      <w:r>
+        <w:t xml:space="preserve"> </w:t>
+      </w:r>
+      <w:r>
+        <w:t xml:space="preserve">arbitrary squares and edit intervals clustered on too few games, are recorded in the</w:t>
+      </w:r>
+      <w:r>
+        <w:t xml:space="preserve"> </w:t>
+      </w:r>
+      <w:r>
+        <w:t xml:space="preserve">analysis repository’s version history.</w:t>
+      </w:r>
+    </w:p>
     <w:bookmarkEnd w:id="75"/>
-    <w:bookmarkStart w:id="96" w:name="app:proj"/>
+    <w:bookmarkStart w:id="95" w:name="app:proj"/>
     <w:p>
       <w:pPr>
         <w:pStyle w:val="Heading1"/>
@@ -11756,263 +12114,8 @@
         <w:t xml:space="preserve">to it.</w:t>
       </w:r>
     </w:p>
-    <w:p>
-      <w:pPr>
-        <w:pStyle w:val="BodyText"/>
-      </w:pPr>
-      <w:bookmarkStart w:id="76" w:name="app:integrity"/>
-      <w:bookmarkEnd w:id="76"/>
-    </w:p>
-    <w:p>
-      <w:pPr>
-        <w:pStyle w:val="BodyText"/>
-      </w:pPr>
-      <w:r>
-        <w:t xml:space="preserve">The analysis plan was frozen and hashed (SHA-256 prefix</w:t>
-      </w:r>
-      <w:r>
-        <w:t xml:space="preserve"> </w:t>
-      </w:r>
-      <w:r>
-        <w:rPr>
-          <w:rStyle w:val="VerbatimChar"/>
-        </w:rPr>
-        <w:t xml:space="preserve">28b68e5200dc0dba</w:t>
-      </w:r>
-      <w:r>
-        <w:t xml:space="preserve">).</w:t>
-      </w:r>
-      <w:r>
-        <w:t xml:space="preserve"> </w:t>
-      </w:r>
-      <w:r>
-        <w:t xml:space="preserve">We state plainly what that does and does not establish, because an earlier version of</w:t>
-      </w:r>
-      <w:r>
-        <w:t xml:space="preserve"> </w:t>
-      </w:r>
-      <w:r>
-        <w:t xml:space="preserve">this statement claimed more than the record supports. A hash fixes a document’s</w:t>
-      </w:r>
-      <w:r>
-        <w:t xml:space="preserve"> </w:t>
-      </w:r>
-      <w:r>
-        <w:t xml:space="preserve">content; it carries no time, so on its own it cannot show that the plan preceded the</w:t>
-      </w:r>
-      <w:r>
-        <w:t xml:space="preserve"> </w:t>
-      </w:r>
-      <w:r>
-        <w:t xml:space="preserve">analyses it governs. The ordering evidence is the commit history of the public</w:t>
-      </w:r>
-      <w:r>
-        <w:t xml:space="preserve"> </w:t>
-      </w:r>
-      <w:r>
-        <w:t xml:space="preserve">repository, which is self-maintained and not a third-party trusted timestamp, and we</w:t>
-      </w:r>
-      <w:r>
-        <w:t xml:space="preserve"> </w:t>
-      </w:r>
-      <w:r>
-        <w:t xml:space="preserve">do not ask the reader to treat it as one.</w:t>
-      </w:r>
-    </w:p>
-    <w:p>
-      <w:pPr>
-        <w:pStyle w:val="BodyText"/>
-      </w:pPr>
-      <w:r>
-        <w:t xml:space="preserve">What that history shows is a staged design rather than a single registration before</w:t>
-      </w:r>
-      <w:r>
-        <w:t xml:space="preserve"> </w:t>
-      </w:r>
-      <w:r>
-        <w:t xml:space="preserve">all analysis. The plan was frozen on 2026-09-05. The failure-classification</w:t>
-      </w:r>
-      <w:r>
-        <w:t xml:space="preserve"> </w:t>
-      </w:r>
-      <w:r>
-        <w:t xml:space="preserve">results on which the central claim rests first enter the repository on</w:t>
-      </w:r>
-      <w:r>
-        <w:t xml:space="preserve"> </w:t>
-      </w:r>
-      <w:r>
-        <w:t xml:space="preserve">2026-09-06, after the freeze. One set of results does not: the week-zero</w:t>
-      </w:r>
-      <w:r>
-        <w:t xml:space="preserve"> </w:t>
-      </w:r>
-      <w:r>
-        <w:t xml:space="preserve">go/no-go measurements that decided which of the candidate studies was viable were</w:t>
-      </w:r>
-      <w:r>
-        <w:t xml:space="preserve"> </w:t>
-      </w:r>
-      <w:r>
-        <w:t xml:space="preserve">committed on 2026-09-05, shortly before it. Those were scoping measurements</w:t>
-      </w:r>
-      <w:r>
-        <w:t xml:space="preserve"> </w:t>
-      </w:r>
-      <w:r>
-        <w:t xml:space="preserve">and the plan was written in light of them, so the freeze pre-registers the main</w:t>
-      </w:r>
-      <w:r>
-        <w:t xml:space="preserve"> </w:t>
-      </w:r>
-      <w:r>
-        <w:t xml:space="preserve">programme and not the scoping phase. We would rather say this than describe the whole</w:t>
-      </w:r>
-      <w:r>
-        <w:t xml:space="preserve"> </w:t>
-      </w:r>
-      <w:r>
-        <w:t xml:space="preserve">project as pre-registered and leave a reader to discover the four minutes for</w:t>
-      </w:r>
-      <w:r>
-        <w:t xml:space="preserve"> </w:t>
-      </w:r>
-      <w:r>
-        <w:t xml:space="preserve">themselves.</w:t>
-      </w:r>
-      <w:r>
-        <w:t xml:space="preserve"> </w:t>
-      </w:r>
-      <w:r>
-        <w:t xml:space="preserve">Three amendments changed reported claims and are stated here in full. First, the</w:t>
-      </w:r>
-      <w:r>
-        <w:t xml:space="preserve"> </w:t>
-      </w:r>
-      <w:r>
-        <w:t xml:space="preserve">frozen entropy-matching procedure was vacuous, since weighting strata by their own</w:t>
-      </w:r>
-      <w:r>
-        <w:t xml:space="preserve"> </w:t>
-      </w:r>
-      <w:r>
-        <w:t xml:space="preserve">counts reproduces the overall mean; it was replaced by matching on positions after</w:t>
-      </w:r>
-      <w:r>
-        <w:t xml:space="preserve"> </w:t>
-      </w:r>
-      <w:r>
-        <w:t xml:space="preserve">point estimates were seen, and the replacement reduced the headline effect. Second,</w:t>
-      </w:r>
-      <w:r>
-        <w:t xml:space="preserve"> </w:t>
-      </w:r>
-      <w:r>
-        <w:t xml:space="preserve">a prior that about a third of illegal moves would be restored to legality by repair</w:t>
-      </w:r>
-      <w:r>
-        <w:t xml:space="preserve"> </w:t>
-      </w:r>
-      <w:r>
-        <w:t xml:space="preserve">was mis-specified, by conflating whether an error is explicable by wrong belief with</w:t>
-      </w:r>
-      <w:r>
-        <w:t xml:space="preserve"> </w:t>
-      </w:r>
-      <w:r>
-        <w:t xml:space="preserve">whether repairing belief is sufficient to change behaviour; the observed rate was</w:t>
-      </w:r>
-      <w:r>
-        <w:t xml:space="preserve"> </w:t>
-      </w:r>
-      <w:r>
-        <w:t xml:space="preserve">far lower. Third, a conclusion that the failures repair could not fix are genuine</w:t>
-      </w:r>
-      <w:r>
-        <w:t xml:space="preserve"> </w:t>
-      </w:r>
-      <w:r>
-        <w:t xml:space="preserve">was retracted once whole-board repair was shown not to install a board, which is</w:t>
-      </w:r>
-      <w:r>
-        <w:t xml:space="preserve"> </w:t>
-      </w:r>
-      <w:r>
-        <w:t xml:space="preserve">why Section </w:t>
-      </w:r>
-      <w:hyperlink w:anchor="sec:mech">
-        <w:r>
-          <w:rPr>
-            <w:rStyle w:val="Hyperlink"/>
-          </w:rPr>
-          <w:t xml:space="preserve">7</w:t>
-        </w:r>
-      </w:hyperlink>
-      <w:r>
-        <w:t xml:space="preserve"> </w:t>
-      </w:r>
-      <w:r>
-        <w:t xml:space="preserve">leaves that residual unattributed.</w:t>
-      </w:r>
-    </w:p>
-    <w:p>
-      <w:pPr>
-        <w:pStyle w:val="BodyText"/>
-      </w:pPr>
-      <w:r>
-        <w:t xml:space="preserve">Two further corrections changed how a result was stated rather than a reported</w:t>
-      </w:r>
-      <w:r>
-        <w:t xml:space="preserve"> </w:t>
-      </w:r>
-      <w:r>
-        <w:t xml:space="preserve">value. The scaling result was first framed in terms of shares of failures, and that</w:t>
-      </w:r>
-      <w:r>
-        <w:t xml:space="preserve"> </w:t>
-      </w:r>
-      <w:r>
-        <w:t xml:space="preserve">framing was stated before it was found to imply that models grew worse at a class</w:t>
-      </w:r>
-      <w:r>
-        <w:t xml:space="preserve"> </w:t>
-      </w:r>
-      <w:r>
-        <w:t xml:space="preserve">they were in fact improving at; it was revised to absolute rates, which is the form</w:t>
-      </w:r>
-      <w:r>
-        <w:t xml:space="preserve"> </w:t>
-      </w:r>
-      <w:r>
-        <w:t xml:space="preserve">reported here. The metric comparison was first reported on one model and is now</w:t>
-      </w:r>
-      <w:r>
-        <w:t xml:space="preserve"> </w:t>
-      </w:r>
-      <w:r>
-        <w:t xml:space="preserve">reported across all of them. Analysis corrections that changed no reported claim,</w:t>
-      </w:r>
-      <w:r>
-        <w:t xml:space="preserve"> </w:t>
-      </w:r>
-      <w:r>
-        <w:t xml:space="preserve">including a move-touched definition that scored illegal algebraic moves at</w:t>
-      </w:r>
-      <w:r>
-        <w:t xml:space="preserve"> </w:t>
-      </w:r>
-      <w:r>
-        <w:t xml:space="preserve">arbitrary squares and edit intervals clustered on too few games, are recorded in the</w:t>
-      </w:r>
-      <w:r>
-        <w:t xml:space="preserve"> </w:t>
-      </w:r>
-      <w:r>
-        <w:t xml:space="preserve">analysis repository’s version history.</w:t>
-      </w:r>
-    </w:p>
-    <w:bookmarkStart w:id="95" w:name="refs"/>
-    <w:bookmarkStart w:id="77" w:name="ref-balogh2026verification"/>
+    <w:bookmarkStart w:id="94" w:name="refs"/>
+    <w:bookmarkStart w:id="76" w:name="ref-balogh2026verification"/>
     <w:p>
       <w:pPr>
         <w:pStyle w:val="Bibliography"/>
@@ -12040,8 +12143,8 @@
         <w:t xml:space="preserve">.</w:t>
       </w:r>
     </w:p>
-    <w:bookmarkEnd w:id="77"/>
-    <w:bookmarkStart w:id="78" w:name="ref-harang2025tracking"/>
+    <w:bookmarkEnd w:id="76"/>
+    <w:bookmarkStart w:id="77" w:name="ref-harang2025tracking"/>
     <w:p>
       <w:pPr>
         <w:pStyle w:val="Bibliography"/>
@@ -12069,8 +12172,8 @@
         <w:t xml:space="preserve">.</w:t>
       </w:r>
     </w:p>
-    <w:bookmarkEnd w:id="78"/>
-    <w:bookmarkStart w:id="79" w:name="ref-hoffmann2022training"/>
+    <w:bookmarkEnd w:id="77"/>
+    <w:bookmarkStart w:id="78" w:name="ref-hoffmann2022training"/>
     <w:p>
       <w:pPr>
         <w:pStyle w:val="Bibliography"/>
@@ -12101,8 +12204,8 @@
         <w:t xml:space="preserve">.</w:t>
       </w:r>
     </w:p>
-    <w:bookmarkEnd w:id="79"/>
-    <w:bookmarkStart w:id="80" w:name="ref-kaplan2020scaling"/>
+    <w:bookmarkEnd w:id="78"/>
+    <w:bookmarkStart w:id="79" w:name="ref-kaplan2020scaling"/>
     <w:p>
       <w:pPr>
         <w:pStyle w:val="Bibliography"/>
@@ -12130,8 +12233,8 @@
         <w:t xml:space="preserve">.</w:t>
       </w:r>
     </w:p>
-    <w:bookmarkEnd w:id="80"/>
-    <w:bookmarkStart w:id="81" w:name="ref-karvonen2024emergent"/>
+    <w:bookmarkEnd w:id="79"/>
+    <w:bookmarkStart w:id="80" w:name="ref-karvonen2024emergent"/>
     <w:p>
       <w:pPr>
         <w:pStyle w:val="Bibliography"/>
@@ -12159,8 +12262,8 @@
         <w:t xml:space="preserve">.</w:t>
       </w:r>
     </w:p>
-    <w:bookmarkEnd w:id="81"/>
-    <w:bookmarkStart w:id="82" w:name="ref-karvonen2024measuring"/>
+    <w:bookmarkEnd w:id="80"/>
+    <w:bookmarkStart w:id="81" w:name="ref-karvonen2024measuring"/>
     <w:p>
       <w:pPr>
         <w:pStyle w:val="Bibliography"/>
@@ -12188,8 +12291,8 @@
         <w:t xml:space="preserve">.</w:t>
       </w:r>
     </w:p>
-    <w:bookmarkEnd w:id="82"/>
-    <w:bookmarkStart w:id="83" w:name="ref-li2023emergent"/>
+    <w:bookmarkEnd w:id="81"/>
+    <w:bookmarkStart w:id="82" w:name="ref-li2023emergent"/>
     <w:p>
       <w:pPr>
         <w:pStyle w:val="Bibliography"/>
@@ -12217,8 +12320,8 @@
         <w:t xml:space="preserve">.</w:t>
       </w:r>
     </w:p>
-    <w:bookmarkEnd w:id="83"/>
-    <w:bookmarkStart w:id="84" w:name="ref-li2026tracking"/>
+    <w:bookmarkEnd w:id="82"/>
+    <w:bookmarkStart w:id="83" w:name="ref-li2026tracking"/>
     <w:p>
       <w:pPr>
         <w:pStyle w:val="Bibliography"/>
@@ -12240,8 +12343,8 @@
         <w:t xml:space="preserve">.</w:t>
       </w:r>
     </w:p>
-    <w:bookmarkEnd w:id="84"/>
-    <w:bookmarkStart w:id="85" w:name="ref-lightman2024lets"/>
+    <w:bookmarkEnd w:id="83"/>
+    <w:bookmarkStart w:id="84" w:name="ref-lightman2024lets"/>
     <w:p>
       <w:pPr>
         <w:pStyle w:val="Bibliography"/>
@@ -12269,8 +12372,8 @@
         <w:t xml:space="preserve">.</w:t>
       </w:r>
     </w:p>
-    <w:bookmarkEnd w:id="85"/>
-    <w:bookmarkStart w:id="86" w:name="ref-meng2022locating"/>
+    <w:bookmarkEnd w:id="84"/>
+    <w:bookmarkStart w:id="85" w:name="ref-meng2022locating"/>
     <w:p>
       <w:pPr>
         <w:pStyle w:val="Bibliography"/>
@@ -12307,8 +12410,8 @@
         <w:t xml:space="preserve">.</w:t>
       </w:r>
     </w:p>
-    <w:bookmarkEnd w:id="86"/>
-    <w:bookmarkStart w:id="88" w:name="ref-nanda2023emergent"/>
+    <w:bookmarkEnd w:id="85"/>
+    <w:bookmarkStart w:id="87" w:name="ref-nanda2023emergent"/>
     <w:p>
       <w:pPr>
         <w:pStyle w:val="Bibliography"/>
@@ -12338,7 +12441,7 @@
       <w:r>
         <w:t xml:space="preserve"> </w:t>
       </w:r>
-      <w:hyperlink r:id="rId87">
+      <w:hyperlink r:id="rId86">
         <w:r>
           <w:rPr>
             <w:rStyle w:val="Hyperlink"/>
@@ -12350,8 +12453,8 @@
         <w:t xml:space="preserve">.</w:t>
       </w:r>
     </w:p>
-    <w:bookmarkEnd w:id="88"/>
-    <w:bookmarkStart w:id="89" w:name="ref-pereira2026transformers"/>
+    <w:bookmarkEnd w:id="87"/>
+    <w:bookmarkStart w:id="88" w:name="ref-pereira2026transformers"/>
     <w:p>
       <w:pPr>
         <w:pStyle w:val="Bibliography"/>
@@ -12373,8 +12476,8 @@
         <w:t xml:space="preserve">.</w:t>
       </w:r>
     </w:p>
-    <w:bookmarkEnd w:id="89"/>
-    <w:bookmarkStart w:id="91" w:name="ref-toshniwal2022chess"/>
+    <w:bookmarkEnd w:id="88"/>
+    <w:bookmarkStart w:id="90" w:name="ref-toshniwal2022chess"/>
     <w:p>
       <w:pPr>
         <w:pStyle w:val="Bibliography"/>
@@ -12407,7 +12510,7 @@
       <w:r>
         <w:t xml:space="preserve"> </w:t>
       </w:r>
-      <w:hyperlink r:id="rId90">
+      <w:hyperlink r:id="rId89">
         <w:r>
           <w:rPr>
             <w:rStyle w:val="Hyperlink"/>
@@ -12419,8 +12522,8 @@
         <w:t xml:space="preserve">.</w:t>
       </w:r>
     </w:p>
-    <w:bookmarkEnd w:id="91"/>
-    <w:bookmarkStart w:id="92" w:name="ref-walker2026chess"/>
+    <w:bookmarkEnd w:id="90"/>
+    <w:bookmarkStart w:id="91" w:name="ref-walker2026chess"/>
     <w:p>
       <w:pPr>
         <w:pStyle w:val="Bibliography"/>
@@ -12442,8 +12545,8 @@
         <w:t xml:space="preserve">.</w:t>
       </w:r>
     </w:p>
-    <w:bookmarkEnd w:id="92"/>
-    <w:bookmarkStart w:id="93" w:name="ref-wang2023selfconsistency"/>
+    <w:bookmarkEnd w:id="91"/>
+    <w:bookmarkStart w:id="92" w:name="ref-wang2023selfconsistency"/>
     <w:p>
       <w:pPr>
         <w:pStyle w:val="Bibliography"/>
@@ -12471,8 +12574,8 @@
         <w:t xml:space="preserve">.</w:t>
       </w:r>
     </w:p>
-    <w:bookmarkEnd w:id="93"/>
-    <w:bookmarkStart w:id="94" w:name="ref-yao2023tree"/>
+    <w:bookmarkEnd w:id="92"/>
+    <w:bookmarkStart w:id="93" w:name="ref-yao2023tree"/>
     <w:p>
       <w:pPr>
         <w:pStyle w:val="Bibliography"/>
@@ -12500,9 +12603,9 @@
         <w:t xml:space="preserve">.</w:t>
       </w:r>
     </w:p>
+    <w:bookmarkEnd w:id="93"/>
     <w:bookmarkEnd w:id="94"/>
     <w:bookmarkEnd w:id="95"/>
-    <w:bookmarkEnd w:id="96"/>
     <w:sectPr>
       <w:footnotePr>
         <w:numRestart w:val="eachSect"/>

--- a/build_scaling/ScaleFixesLocalErrorsFirst_anon.docx
+++ b/build_scaling/ScaleFixesLocalErrorsFirst_anon.docx
@@ -79,25 +79,31 @@
         <w:t xml:space="preserve"> </w:t>
       </w:r>
       <w:r>
-        <w:t xml:space="preserve">from the move’s own squares fall with exponent -0.570, while moves illegal</w:t>
-      </w:r>
-      <w:r>
-        <w:t xml:space="preserve"> </w:t>
-      </w:r>
-      <w:r>
-        <w:t xml:space="preserve">only because they leave the king in check fall with exponent -0.114: a paired</w:t>
-      </w:r>
-      <w:r>
-        <w:t xml:space="preserve"> </w:t>
-      </w:r>
-      <w:r>
-        <w:t xml:space="preserve">differential of +0.456 [+0.250, +0.604]. Every</w:t>
-      </w:r>
-      <w:r>
-        <w:t xml:space="preserve"> </w:t>
-      </w:r>
-      <w:r>
-        <w:t xml:space="preserve">class improves; the rates differ. Failures occurring despite</w:t>
+        <w:t xml:space="preserve">from the move’s own two squares fall, pooled, with exponent -0.394, while</w:t>
+      </w:r>
+      <w:r>
+        <w:t xml:space="preserve"> </w:t>
+      </w:r>
+      <w:r>
+        <w:t xml:space="preserve">moves illegal only because they leave the king in check fall with exponent</w:t>
+      </w:r>
+      <w:r>
+        <w:t xml:space="preserve"> </w:t>
+      </w:r>
+      <w:r>
+        <w:t xml:space="preserve">-0.114: a paired differential of +0.279 [+0.263,</w:t>
+      </w:r>
+      <w:r>
+        <w:t xml:space="preserve"> </w:t>
+      </w:r>
+      <w:r>
+        <w:t xml:space="preserve">+0.293]. Every</w:t>
+      </w:r>
+      <w:r>
+        <w:t xml:space="preserve"> </w:t>
+      </w:r>
+      <w:r>
+        <w:t xml:space="preserve">class has a negative fitted slope, and the rates differ. Failures occurring despite</w:t>
       </w:r>
       <w:r>
         <w:t xml:space="preserve"> </w:t>
@@ -123,7 +129,7 @@
         </m:r>
       </m:oMath>
       <w:r>
-        <w:t xml:space="preserve">0.125. The</w:t>
+        <w:t xml:space="preserve">0.121. The</w:t>
       </w:r>
       <w:r>
         <w:t xml:space="preserve"> </w:t>
@@ -141,19 +147,19 @@
         <w:t xml:space="preserve"> </w:t>
       </w:r>
       <w:r>
-        <w:t xml:space="preserve">failures are of the non-local kind. Internal belief is coupled to action locally,</w:t>
-      </w:r>
-      <w:r>
-        <w:t xml:space="preserve"> </w:t>
-      </w:r>
-      <w:r>
-        <w:t xml:space="preserve">and the repair we test installs about two squares but no reliable whole-board</w:t>
-      </w:r>
-      <w:r>
-        <w:t xml:space="preserve"> </w:t>
-      </w:r>
-      <w:r>
-        <w:t xml:space="preserve">correction. Two reasonable scores of the same intervention then disagree:</w:t>
+        <w:t xml:space="preserve">failures are of the non-local kind. The repair we test installs about two</w:t>
+      </w:r>
+      <w:r>
+        <w:t xml:space="preserve"> </w:t>
+      </w:r>
+      <w:r>
+        <w:t xml:space="preserve">squares but no reliable whole-board correction, and two reasonable scores of it</w:t>
+      </w:r>
+      <w:r>
+        <w:t xml:space="preserve"> </w:t>
+      </w:r>
+      <w:r>
+        <w:t xml:space="preserve">disagree:</w:t>
       </w:r>
       <w:r>
         <w:t xml:space="preserve"> </w:t>
@@ -483,7 +489,13 @@
         <w:t xml:space="preserve"> </w:t>
       </w:r>
       <w:r>
-        <w:t xml:space="preserve">Every disjoint failure class improves with scale; they differ in how fast.</w:t>
+        <w:t xml:space="preserve">Every disjoint failure class has a negative fitted slope, significantly so for all</w:t>
+      </w:r>
+      <w:r>
+        <w:t xml:space="preserve"> </w:t>
+      </w:r>
+      <w:r>
+        <w:t xml:space="preserve">but blocked paths; what differs is the rate.</w:t>
       </w:r>
       <w:r>
         <w:t xml:space="preserve"> </w:t>
@@ -528,7 +540,7 @@
           <w:b/>
           <w:bCs/>
         </w:rPr>
-        <w:t xml:space="preserve">The usual way of scoring interventions reads this backwards.</w:t>
+        <w:t xml:space="preserve">Two reasonable ways of scoring interventions disagree.</w:t>
       </w:r>
       <w:r>
         <w:t xml:space="preserve"> </w:t>
@@ -3328,7 +3340,42 @@
         <w:t xml:space="preserve"> </w:t>
       </w:r>
       <w:r>
-        <w:t xml:space="preserve">moves multiplied by the illegal-move rate. Shares are misleading here: the</w:t>
+        <w:t xml:space="preserve">moves multiplied by the illegal-move rate. Both factors come from the corrected pass:</w:t>
+      </w:r>
+      <w:r>
+        <w:t xml:space="preserve"> </w:t>
+      </w:r>
+      <w:r>
+        <w:t xml:space="preserve">the share from the regenerated records and the rate from the full-set scoring</w:t>
+      </w:r>
+      <w:r>
+        <w:t xml:space="preserve"> </w:t>
+      </w:r>
+      <w:r>
+        <w:t xml:space="preserve">described in Section </w:t>
+      </w:r>
+      <w:hyperlink w:anchor="sec:regen">
+        <w:r>
+          <w:rPr>
+            <w:rStyle w:val="Hyperlink"/>
+          </w:rPr>
+          <w:t xml:space="preserve">4</w:t>
+        </w:r>
+      </w:hyperlink>
+      <w:r>
+        <w:t xml:space="preserve">, which the two gates agree on exactly. The</w:t>
+      </w:r>
+      <w:r>
+        <w:t xml:space="preserve"> </w:t>
+      </w:r>
+      <w:r>
+        <w:t xml:space="preserve">endpoint rates are unchanged from the earlier version because the gates agree, not</w:t>
+      </w:r>
+      <w:r>
+        <w:t xml:space="preserve"> </w:t>
+      </w:r>
+      <w:r>
+        <w:t xml:space="preserve">because an old aggregate was reused. Shares are misleading here: the</w:t>
       </w:r>
       <w:r>
         <w:t xml:space="preserve"> </w:t>
@@ -3820,13 +3867,71 @@
         <w:pStyle w:val="FirstParagraph"/>
       </w:pPr>
       <w:r>
-        <w:t xml:space="preserve">Across 16,200 recorded failures from all 18 runs, 0 were legal under</w:t>
-      </w:r>
-      <w:r>
-        <w:t xml:space="preserve"> </w:t>
-      </w:r>
-      <w:r>
-        <w:t xml:space="preserve">the corrected gate. The failure mode that would have been most damaging, legal moves</w:t>
+        <w:t xml:space="preserve">The audited set is a fixed-size sample: the pass records the first 900 failures</w:t>
+      </w:r>
+      <w:r>
+        <w:t xml:space="preserve"> </w:t>
+      </w:r>
+      <w:r>
+        <w:t xml:space="preserve">each model makes on the evaluation split, 16,200 across all 18 runs, which is</w:t>
+      </w:r>
+      <w:r>
+        <w:t xml:space="preserve"> </w:t>
+      </w:r>
+      <w:r>
+        <w:t xml:space="preserve">the same sampling rule the original pass used and so the same population Table </w:t>
+      </w:r>
+      <w:hyperlink w:anchor="tab:exponents">
+        <w:r>
+          <w:rPr>
+            <w:rStyle w:val="Hyperlink"/>
+          </w:rPr>
+          <w:t xml:space="preserve">1</w:t>
+        </w:r>
+      </w:hyperlink>
+      <w:r>
+        <w:t xml:space="preserve"> </w:t>
+      </w:r>
+      <w:r>
+        <w:t xml:space="preserve">describes. Of those, 0 were legal under the corrected gate.</w:t>
+      </w:r>
+    </w:p>
+    <w:p>
+      <w:pPr>
+        <w:pStyle w:val="BodyText"/>
+      </w:pPr>
+      <w:r>
+        <w:t xml:space="preserve">A sample can only support a statement about the sample, and the aggregate rate is</w:t>
+      </w:r>
+      <w:r>
+        <w:t xml:space="preserve"> </w:t>
+      </w:r>
+      <w:r>
+        <w:t xml:space="preserve">computed over every scored position rather than over sampled failures, so we checked</w:t>
+      </w:r>
+      <w:r>
+        <w:t xml:space="preserve"> </w:t>
+      </w:r>
+      <w:r>
+        <w:t xml:space="preserve">the whole set as well. Scoring all 622,998 positions of the evaluation split for each</w:t>
+      </w:r>
+      <w:r>
+        <w:t xml:space="preserve"> </w:t>
+      </w:r>
+      <w:r>
+        <w:t xml:space="preserve">of the 18 runs under both gates, the membership test and the direct legality test,</w:t>
+      </w:r>
+      <w:r>
+        <w:t xml:space="preserve"> </w:t>
+      </w:r>
+      <w:r>
+        <w:t xml:space="preserve">the two disagree at 0 positions. The aggregate illegal-move rate is therefore</w:t>
+      </w:r>
+      <w:r>
+        <w:t xml:space="preserve"> </w:t>
+      </w:r>
+      <w:r>
+        <w:t xml:space="preserve">unaffected over the full set and not merely in the audited sample. The failure mode that would have been most damaging, legal moves</w:t>
       </w:r>
       <w:r>
         <w:t xml:space="preserve"> </w:t>
@@ -4985,13 +5090,55 @@
         </w:r>
       </w:hyperlink>
       <w:r>
-        <w:t xml:space="preserve">a). The exponents order</w:t>
-      </w:r>
-      <w:r>
-        <w:t xml:space="preserve"> </w:t>
-      </w:r>
-      <w:r>
-        <w:t xml:space="preserve">themselves by how local the rule is. Empty-source errors fall with exponent</w:t>
+        <w:t xml:space="preserve">a). The extremes order</w:t>
+      </w:r>
+      <w:r>
+        <w:t xml:space="preserve"> </w:t>
+      </w:r>
+      <w:r>
+        <w:t xml:space="preserve">themselves by how local the rule is, but the ordering is not monotone across every</w:t>
+      </w:r>
+      <w:r>
+        <w:t xml:space="preserve"> </w:t>
+      </w:r>
+      <w:r>
+        <w:t xml:space="preserve">class and we do not claim it is: castling improves fastest of all at -0.778 despite</w:t>
+      </w:r>
+      <w:r>
+        <w:t xml:space="preserve"> </w:t>
+      </w:r>
+      <w:r>
+        <w:t xml:space="preserve">needing more than the move’s two squares, and blocked paths have the shallowest point</w:t>
+      </w:r>
+      <w:r>
+        <w:t xml:space="preserve"> </w:t>
+      </w:r>
+      <w:r>
+        <w:t xml:space="preserve">estimate with an interval that includes zero. What the data support is the specific</w:t>
+      </w:r>
+      <w:r>
+        <w:t xml:space="preserve"> </w:t>
+      </w:r>
+      <w:r>
+        <w:t xml:space="preserve">comparison. Errors decidable from the move’s own two squares, pooled, fall with</w:t>
+      </w:r>
+      <w:r>
+        <w:t xml:space="preserve"> </w:t>
+      </w:r>
+      <w:r>
+        <w:t xml:space="preserve">exponent -0.394 [-0.439, -0.336], against</w:t>
+      </w:r>
+      <w:r>
+        <w:t xml:space="preserve"> </w:t>
+      </w:r>
+      <w:r>
+        <w:t xml:space="preserve">-0.114 for check violations, a paired differential of +0.279</w:t>
+      </w:r>
+      <w:r>
+        <w:t xml:space="preserve"> </w:t>
+      </w:r>
+      <w:r>
+        <w:t xml:space="preserve">[+0.263, +0.293]. Taken singly, empty-source errors fall with exponent</w:t>
       </w:r>
       <w:r>
         <w:t xml:space="preserve"> </w:t>
@@ -5152,13 +5299,37 @@
         <w:pStyle w:val="BodyText"/>
       </w:pPr>
       <w:r>
-        <w:t xml:space="preserve">The categories partition the illegal moves. Their absolute rates must therefore</w:t>
-      </w:r>
-      <w:r>
-        <w:t xml:space="preserve"> </w:t>
-      </w:r>
-      <w:r>
-        <w:t xml:space="preserve">sum to the illegal-move rate at every scale. The 7 independently fitted</w:t>
+        <w:t xml:space="preserve">The categories partition the illegal moves. Their absolute rates must therefore sum</w:t>
+      </w:r>
+      <w:r>
+        <w:t xml:space="preserve"> </w:t>
+      </w:r>
+      <w:r>
+        <w:t xml:space="preserve">to the illegal-move rate at every scale. The difficulty is not that approximate</w:t>
+      </w:r>
+      <w:r>
+        <w:t xml:space="preserve"> </w:t>
+      </w:r>
+      <w:r>
+        <w:t xml:space="preserve">in-range fits disagree slightly, which is ordinary and harmless; several curves can</w:t>
+      </w:r>
+      <w:r>
+        <w:t xml:space="preserve"> </w:t>
+      </w:r>
+      <w:r>
+        <w:t xml:space="preserve">each describe the data well over a range without any contradiction. It appears when</w:t>
+      </w:r>
+      <w:r>
+        <w:t xml:space="preserve"> </w:t>
+      </w:r>
+      <w:r>
+        <w:t xml:space="preserve">those fits are treated as jointly exact and extended, because then the identity is</w:t>
+      </w:r>
+      <w:r>
+        <w:t xml:space="preserve"> </w:t>
+      </w:r>
+      <w:r>
+        <w:t xml:space="preserve">being asserted at scales where the functional forms cannot satisfy it. The 7 independently fitted</w:t>
       </w:r>
       <w:r>
         <w:t xml:space="preserve"> </w:t>
@@ -5409,13 +5580,19 @@
         <w:t xml:space="preserve"> </w:t>
       </w:r>
       <w:r>
-        <w:t xml:space="preserve">exponent, whose interval includes zero and which rests on the smallest category in</w:t>
-      </w:r>
-      <w:r>
-        <w:t xml:space="preserve"> </w:t>
-      </w:r>
-      <w:r>
-        <w:t xml:space="preserve">the partition. The claim we defend is the ordering in range; which class wins at</w:t>
+        <w:t xml:space="preserve">exponent, which is the least well determined number in the partition: its interval</w:t>
+      </w:r>
+      <w:r>
+        <w:t xml:space="preserve"> </w:t>
+      </w:r>
+      <w:r>
+        <w:t xml:space="preserve">includes zero, and it is fitted on a category whose rate barely moves across the</w:t>
+      </w:r>
+      <w:r>
+        <w:t xml:space="preserve"> </w:t>
+      </w:r>
+      <w:r>
+        <w:t xml:space="preserve">ladder, from 0.0127 to 0.0118. The claim we defend is the ordering in range; which class wins at</w:t>
       </w:r>
       <w:r>
         <w:t xml:space="preserve"> </w:t>
@@ -5429,7 +5606,31 @@
         <w:pStyle w:val="BodyText"/>
       </w:pPr>
       <w:r>
-        <w:t xml:space="preserve">We no longer put figures for specific far-off scales in the main text. Enforcing</w:t>
+        <w:t xml:space="preserve">We no longer report projected class shares at specific far-off scales in the main</w:t>
+      </w:r>
+      <w:r>
+        <w:t xml:space="preserve"> </w:t>
+      </w:r>
+      <w:r>
+        <w:t xml:space="preserve">text. The overspend ratios above are at those scales and stay, because what they</w:t>
+      </w:r>
+      <w:r>
+        <w:t xml:space="preserve"> </w:t>
+      </w:r>
+      <w:r>
+        <w:t xml:space="preserve">demonstrate is an inconsistency in a fitting procedure rather than a prediction about</w:t>
+      </w:r>
+      <w:r>
+        <w:t xml:space="preserve"> </w:t>
+      </w:r>
+      <w:r>
+        <w:t xml:space="preserve">models: the point is precisely that those numbers cannot be what the fits imply.</w:t>
+      </w:r>
+      <w:r>
+        <w:t xml:space="preserve"> </w:t>
+      </w:r>
+      <w:r>
+        <w:t xml:space="preserve">Enforcing</w:t>
       </w:r>
       <w:r>
         <w:t xml:space="preserve"> </w:t>
@@ -8837,13 +9038,13 @@
     </w:tbl>
     <w:bookmarkEnd w:id="51"/>
     <w:bookmarkEnd w:id="52"/>
-    <w:bookmarkStart w:id="53" w:name="what-local-correction-cannot-reach."/>
+    <w:bookmarkStart w:id="53" w:name="X42e1a1dce6d6e05308f74217d59a15ba460b393"/>
     <w:p>
       <w:pPr>
         <w:pStyle w:val="Heading4"/>
       </w:pPr>
       <w:r>
-        <w:t xml:space="preserve">What local correction cannot reach.</w:t>
+        <w:t xml:space="preserve">What the tested correction does not reach.</w:t>
       </w:r>
     </w:p>
     <w:p>
@@ -8967,7 +9168,7 @@
         </m:r>
       </m:oMath>
       <w:r>
-        <w:t xml:space="preserve">0.125 [</w:t>
+        <w:t xml:space="preserve">0.121 [</w:t>
       </w:r>
       <m:oMath>
         <m:r>
@@ -8978,7 +9179,7 @@
         </m:r>
       </m:oMath>
       <w:r>
-        <w:t xml:space="preserve">0.182,</w:t>
+        <w:t xml:space="preserve">0.184,</w:t>
       </w:r>
       <w:r>
         <w:t xml:space="preserve"> </w:t>
@@ -8992,7 +9193,7 @@
         </m:r>
       </m:oMath>
       <w:r>
-        <w:t xml:space="preserve">0.053], whose interval</w:t>
+        <w:t xml:space="preserve">0.034], whose interval</w:t>
       </w:r>
       <w:r>
         <w:t xml:space="preserve"> </w:t>
@@ -9011,6 +9212,82 @@
       </w:r>
       <w:r>
         <w:t xml:space="preserve">number and not a competing measurement.</w:t>
+      </w:r>
+    </w:p>
+    <w:p>
+      <w:pPr>
+        <w:pStyle w:val="BodyText"/>
+      </w:pPr>
+      <w:r>
+        <w:t xml:space="preserve">Calling it exact commits us to something checkable, and it is worth saying what.</w:t>
+      </w:r>
+      <w:r>
+        <w:t xml:space="preserve"> </w:t>
+      </w:r>
+      <w:r>
+        <w:t xml:space="preserve">Because the identity holds position by position, the logs add, and an ordinary</w:t>
+      </w:r>
+      <w:r>
+        <w:t xml:space="preserve"> </w:t>
+      </w:r>
+      <w:r>
+        <w:t xml:space="preserve">least-squares slope is a linear functional of the response, the three exponents</w:t>
+      </w:r>
+      <w:r>
+        <w:t xml:space="preserve"> </w:t>
+      </w:r>
+      <w:r>
+        <w:t xml:space="preserve">must sum exactly when all three are fitted on the same runs with the same</w:t>
+      </w:r>
+      <w:r>
+        <w:t xml:space="preserve"> </w:t>
+      </w:r>
+      <w:r>
+        <w:t xml:space="preserve">predictor. They do, to 4e-17: the marginal and conditional exponents</w:t>
+      </w:r>
+      <w:r>
+        <w:t xml:space="preserve"> </w:t>
+      </w:r>
+      <w:r>
+        <w:t xml:space="preserve">add to the joint exponent of Table </w:t>
+      </w:r>
+      <w:hyperlink w:anchor="tab:exponents">
+        <w:r>
+          <w:rPr>
+            <w:rStyle w:val="Hyperlink"/>
+          </w:rPr>
+          <w:t xml:space="preserve">1</w:t>
+        </w:r>
+      </w:hyperlink>
+      <w:r>
+        <w:t xml:space="preserve"> </w:t>
+      </w:r>
+      <w:r>
+        <w:t xml:space="preserve">and not merely to something</w:t>
+      </w:r>
+      <w:r>
+        <w:t xml:space="preserve"> </w:t>
+      </w:r>
+      <w:r>
+        <w:t xml:space="preserve">close to it. An earlier version of this paper failed that check, because the joint</w:t>
+      </w:r>
+      <w:r>
+        <w:t xml:space="preserve"> </w:t>
+      </w:r>
+      <w:r>
+        <w:t xml:space="preserve">rate was taken from the superseded classification pass while the two factors came</w:t>
+      </w:r>
+      <w:r>
+        <w:t xml:space="preserve"> </w:t>
+      </w:r>
+      <w:r>
+        <w:t xml:space="preserve">from the corrected one. Two numbers that must add are a cheap and unforgiving test</w:t>
+      </w:r>
+      <w:r>
+        <w:t xml:space="preserve"> </w:t>
+      </w:r>
+      <w:r>
+        <w:t xml:space="preserve">of whether a decomposition has been assembled from one pass or two.</w:t>
       </w:r>
     </w:p>
     <w:p>
@@ -9115,7 +9392,13 @@
         <w:t xml:space="preserve"> </w:t>
       </w:r>
       <w:r>
-        <w:t xml:space="preserve">failures that correction at the move’s squares cannot address.</w:t>
+        <w:t xml:space="preserve">failures that the correction procedure we tested, applied at the move’s squares,</w:t>
+      </w:r>
+      <w:r>
+        <w:t xml:space="preserve"> </w:t>
+      </w:r>
+      <w:r>
+        <w:t xml:space="preserve">does not address. Whether some other local intervention could reach them is open.</w:t>
       </w:r>
     </w:p>
     <w:bookmarkEnd w:id="54"/>
@@ -9126,7 +9409,7 @@
         <w:pStyle w:val="Heading1"/>
       </w:pPr>
       <w:r>
-        <w:t xml:space="preserve">The Standard Metric Inverts</w:t>
+        <w:t xml:space="preserve">Intervention Metrics Rank Repairs Differently</w:t>
       </w:r>
     </w:p>
     <w:p>
@@ -10511,7 +10794,7 @@
         </m:r>
       </m:oMath>
       <w:r>
-        <w:t xml:space="preserve">0.125.</w:t>
+        <w:t xml:space="preserve">0.121.</w:t>
       </w:r>
       <w:r>
         <w:t xml:space="preserve"> </w:t>
@@ -11173,25 +11456,57 @@
         <w:t xml:space="preserve"> </w:t>
       </w:r>
       <w:r>
-        <w:t xml:space="preserve">do not decline at all. The measurement needs only a rules engine. What it suggests is that the</w:t>
-      </w:r>
-      <w:r>
-        <w:t xml:space="preserve"> </w:t>
-      </w:r>
-      <w:r>
-        <w:t xml:space="preserve">failures worth studying at scale are the ones defined by global constraints, and</w:t>
-      </w:r>
-      <w:r>
-        <w:t xml:space="preserve"> </w:t>
-      </w:r>
-      <w:r>
-        <w:t xml:space="preserve">that interventions should be judged by their effect on those, measured with a</w:t>
-      </w:r>
-      <w:r>
-        <w:t xml:space="preserve"> </w:t>
-      </w:r>
-      <w:r>
-        <w:t xml:space="preserve">metric a flatter output distribution cannot improve.</w:t>
+        <w:t xml:space="preserve">have a joint rate that is nearly flat, exponent +0.027, because a rising chance</w:t>
+      </w:r>
+      <w:r>
+        <w:t xml:space="preserve"> </w:t>
+      </w:r>
+      <w:r>
+        <w:t xml:space="preserve">of decoding the position correctly offsets a conditional failure rate that does fall,</w:t>
+      </w:r>
+      <w:r>
+        <w:t xml:space="preserve"> </w:t>
+      </w:r>
+      <w:r>
+        <w:t xml:space="preserve">exponent</w:t>
+      </w:r>
+      <w:r>
+        <w:t xml:space="preserve"> </w:t>
+      </w:r>
+      <m:oMath>
+        <m:r>
+          <m:rPr>
+            <m:sty m:val="p"/>
+          </m:rPr>
+          <m:t>−</m:t>
+        </m:r>
+      </m:oMath>
+      <w:r>
+        <w:t xml:space="preserve">0.121. The measurement needs only a rules engine. What it suggests is</w:t>
+      </w:r>
+      <w:r>
+        <w:t xml:space="preserve"> </w:t>
+      </w:r>
+      <w:r>
+        <w:t xml:space="preserve">that the failures worth studying at scale are the ones defined by global constraints,</w:t>
+      </w:r>
+      <w:r>
+        <w:t xml:space="preserve"> </w:t>
+      </w:r>
+      <w:r>
+        <w:t xml:space="preserve">and that interventions aimed at them should be judged on more than one measure, since</w:t>
+      </w:r>
+      <w:r>
+        <w:t xml:space="preserve"> </w:t>
+      </w:r>
+      <w:r>
+        <w:t xml:space="preserve">two reasonable scores of the same edit disagree and neither alone settles whether the</w:t>
+      </w:r>
+      <w:r>
+        <w:t xml:space="preserve"> </w:t>
+      </w:r>
+      <w:r>
+        <w:t xml:space="preserve">edit helped.</w:t>
       </w:r>
     </w:p>
     <w:bookmarkEnd w:id="68"/>

--- a/build_scaling/ScaleFixesLocalErrorsFirst_anon.docx
+++ b/build_scaling/ScaleFixesLocalErrorsFirst_anon.docx
@@ -79,7 +79,7 @@
         <w:t xml:space="preserve"> </w:t>
       </w:r>
       <w:r>
-        <w:t xml:space="preserve">from the move’s own two squares fall, pooled, with exponent -0.394, while</w:t>
+        <w:t xml:space="preserve">from the move’s own two squares fall, pooled, with exponent -0.397, while</w:t>
       </w:r>
       <w:r>
         <w:t xml:space="preserve"> </w:t>
@@ -91,19 +91,19 @@
         <w:t xml:space="preserve"> </w:t>
       </w:r>
       <w:r>
-        <w:t xml:space="preserve">-0.114: a paired differential of +0.279 [+0.263,</w:t>
-      </w:r>
-      <w:r>
-        <w:t xml:space="preserve"> </w:t>
-      </w:r>
-      <w:r>
-        <w:t xml:space="preserve">+0.293]. Every</w:t>
-      </w:r>
-      <w:r>
-        <w:t xml:space="preserve"> </w:t>
-      </w:r>
-      <w:r>
-        <w:t xml:space="preserve">class has a negative fitted slope, and the rates differ. Failures occurring despite</w:t>
+        <w:t xml:space="preserve">-0.097: a paired differential of +0.301 [+0.213,</w:t>
+      </w:r>
+      <w:r>
+        <w:t xml:space="preserve"> </w:t>
+      </w:r>
+      <w:r>
+        <w:t xml:space="preserve">+0.375]. Every</w:t>
+      </w:r>
+      <w:r>
+        <w:t xml:space="preserve"> </w:t>
+      </w:r>
+      <w:r>
+        <w:t xml:space="preserve">class improves, every interval excluding zero; the rates differ. Failures occurring despite</w:t>
       </w:r>
       <w:r>
         <w:t xml:space="preserve"> </w:t>
@@ -129,7 +129,7 @@
         </m:r>
       </m:oMath>
       <w:r>
-        <w:t xml:space="preserve">0.121. The</w:t>
+        <w:t xml:space="preserve">0.184. The</w:t>
       </w:r>
       <w:r>
         <w:t xml:space="preserve"> </w:t>
@@ -403,13 +403,13 @@
         <w:t xml:space="preserve"> </w:t>
       </w:r>
       <w:r>
-        <w:t xml:space="preserve">empty-source class falls 4.0-fold across our ladder and the check class</w:t>
-      </w:r>
-      <w:r>
-        <w:t xml:space="preserve"> </w:t>
-      </w:r>
-      <w:r>
-        <w:t xml:space="preserve">1.3-fold, a differential exponent of +0.456 whose rung-resampled</w:t>
+        <w:t xml:space="preserve">empty-source class falls 4.3-fold across our ladder and the check class</w:t>
+      </w:r>
+      <w:r>
+        <w:t xml:space="preserve"> </w:t>
+      </w:r>
+      <w:r>
+        <w:t xml:space="preserve">1.3-fold, a differential exponent of +0.492 whose rung-resampled</w:t>
       </w:r>
       <w:r>
         <w:t xml:space="preserve"> </w:t>
@@ -489,13 +489,13 @@
         <w:t xml:space="preserve"> </w:t>
       </w:r>
       <w:r>
-        <w:t xml:space="preserve">Every disjoint failure class has a negative fitted slope, significantly so for all</w:t>
-      </w:r>
-      <w:r>
-        <w:t xml:space="preserve"> </w:t>
-      </w:r>
-      <w:r>
-        <w:t xml:space="preserve">but blocked paths; what differs is the rate.</w:t>
+        <w:t xml:space="preserve">Every disjoint failure class has a negative exponent whose interval excludes zero;</w:t>
+      </w:r>
+      <w:r>
+        <w:t xml:space="preserve"> </w:t>
+      </w:r>
+      <w:r>
+        <w:t xml:space="preserve">what differs is the rate.</w:t>
       </w:r>
       <w:r>
         <w:t xml:space="preserve"> </w:t>
@@ -3461,19 +3461,19 @@
         <w:t xml:space="preserve"> </w:t>
       </w:r>
       <w:r>
-        <w:t xml:space="preserve">between the check class and empty-source errors is +0.456 on the full ladder and</w:t>
-      </w:r>
-      <w:r>
-        <w:t xml:space="preserve"> </w:t>
-      </w:r>
-      <w:r>
-        <w:t xml:space="preserve">stays within [+0.347, +0.537] under every single-rung deletion, the largest shift</w:t>
-      </w:r>
-      <w:r>
-        <w:t xml:space="preserve"> </w:t>
-      </w:r>
-      <w:r>
-        <w:t xml:space="preserve">being 0.109. The sign is the same in all 6 refits. Both the smallest and the</w:t>
+        <w:t xml:space="preserve">between the check class and empty-source errors is +0.492 on the full ladder and</w:t>
+      </w:r>
+      <w:r>
+        <w:t xml:space="preserve"> </w:t>
+      </w:r>
+      <w:r>
+        <w:t xml:space="preserve">stays within [+0.357, +0.582] under every single-rung deletion, the largest shift</w:t>
+      </w:r>
+      <w:r>
+        <w:t xml:space="preserve"> </w:t>
+      </w:r>
+      <w:r>
+        <w:t xml:space="preserve">being 0.135. The sign is the same in all 6 refits. Both the smallest and the</w:t>
       </w:r>
       <w:r>
         <w:t xml:space="preserve"> </w:t>
@@ -3603,7 +3603,7 @@
     </w:p>
     <w:bookmarkEnd w:id="25"/>
     <w:bookmarkEnd w:id="26"/>
-    <w:bookmarkStart w:id="33" w:name="sec:regen"/>
+    <w:bookmarkStart w:id="34" w:name="sec:regen"/>
     <w:p>
       <w:pPr>
         <w:pStyle w:val="Heading1"/>
@@ -3867,19 +3867,31 @@
         <w:pStyle w:val="FirstParagraph"/>
       </w:pPr>
       <w:r>
-        <w:t xml:space="preserve">The audited set is a fixed-size sample: the pass records the first 900 failures</w:t>
-      </w:r>
-      <w:r>
-        <w:t xml:space="preserve"> </w:t>
-      </w:r>
-      <w:r>
-        <w:t xml:space="preserve">each model makes on the evaluation split, 16,200 across all 18 runs, which is</w:t>
-      </w:r>
-      <w:r>
-        <w:t xml:space="preserve"> </w:t>
-      </w:r>
-      <w:r>
-        <w:t xml:space="preserve">the same sampling rule the original pass used and so the same population Table </w:t>
+        <w:t xml:space="preserve">Two populations are involved and it matters which is which. The relabelling audit</w:t>
+      </w:r>
+      <w:r>
+        <w:t xml:space="preserve"> </w:t>
+      </w:r>
+      <w:r>
+        <w:t xml:space="preserve">uses a fixed-size sample, the first 900 failures each model makes while the</w:t>
+      </w:r>
+      <w:r>
+        <w:t xml:space="preserve"> </w:t>
+      </w:r>
+      <w:r>
+        <w:t xml:space="preserve">evaluation games are read in corpus order, 16,200 across all 18 runs, and that</w:t>
+      </w:r>
+      <w:r>
+        <w:t xml:space="preserve"> </w:t>
+      </w:r>
+      <w:r>
+        <w:t xml:space="preserve">sample exists because it carries both labels for every move and is the record of what</w:t>
+      </w:r>
+      <w:r>
+        <w:t xml:space="preserve"> </w:t>
+      </w:r>
+      <w:r>
+        <w:t xml:space="preserve">the classifier change did. The rates in Table </w:t>
       </w:r>
       <w:hyperlink w:anchor="tab:exponents">
         <w:r>
@@ -3893,7 +3905,7 @@
         <w:t xml:space="preserve"> </w:t>
       </w:r>
       <w:r>
-        <w:t xml:space="preserve">describes. Of those, 0 were legal under the corrected gate.</w:t>
+        <w:t xml:space="preserve">do not come from it.</w:t>
       </w:r>
     </w:p>
     <w:p>
@@ -3901,37 +3913,115 @@
         <w:pStyle w:val="BodyText"/>
       </w:pPr>
       <w:r>
-        <w:t xml:space="preserve">A sample can only support a statement about the sample, and the aggregate rate is</w:t>
-      </w:r>
-      <w:r>
-        <w:t xml:space="preserve"> </w:t>
-      </w:r>
-      <w:r>
-        <w:t xml:space="preserve">computed over every scored position rather than over sampled failures, so we checked</w:t>
-      </w:r>
-      <w:r>
-        <w:t xml:space="preserve"> </w:t>
-      </w:r>
-      <w:r>
-        <w:t xml:space="preserve">the whole set as well. Scoring all 622,998 positions of the evaluation split for each</w:t>
-      </w:r>
-      <w:r>
-        <w:t xml:space="preserve"> </w:t>
-      </w:r>
-      <w:r>
-        <w:t xml:space="preserve">of the 18 runs under both gates, the membership test and the direct legality test,</w:t>
-      </w:r>
-      <w:r>
-        <w:t xml:space="preserve"> </w:t>
-      </w:r>
-      <w:r>
-        <w:t xml:space="preserve">the two disagree at 0 positions. The aggregate illegal-move rate is therefore</w:t>
-      </w:r>
-      <w:r>
-        <w:t xml:space="preserve"> </w:t>
-      </w:r>
-      <w:r>
-        <w:t xml:space="preserve">unaffected over the full set and not merely in the audited sample. The failure mode that would have been most damaging, legal moves</w:t>
+        <w:t xml:space="preserve">An earlier version of this section did use that sample for the rates, multiplying its</w:t>
+      </w:r>
+      <w:r>
+        <w:t xml:space="preserve"> </w:t>
+      </w:r>
+      <w:r>
+        <w:t xml:space="preserve">class shares by the full-set illegal-move rate. That makes each class rate an estimate</w:t>
+      </w:r>
+      <w:r>
+        <w:t xml:space="preserve"> </w:t>
+      </w:r>
+      <w:r>
+        <w:t xml:space="preserve">whose validity rests on the first 900 failures being representative of all of them,</w:t>
+      </w:r>
+      <w:r>
+        <w:t xml:space="preserve"> </w:t>
+      </w:r>
+      <w:r>
+        <w:t xml:space="preserve">and corpus order is not random: a model failing more often in early games reaches its</w:t>
+      </w:r>
+      <w:r>
+        <w:t xml:space="preserve"> </w:t>
+      </w:r>
+      <w:r>
+        <w:t xml:space="preserve">900th failure sooner and is then described by a narrower slice of the corpus. The</w:t>
+      </w:r>
+      <w:r>
+        <w:t xml:space="preserve"> </w:t>
+      </w:r>
+      <w:r>
+        <w:t xml:space="preserve">assumption was avoidable, so we removed it rather than stating it. Every failure at</w:t>
+      </w:r>
+      <w:r>
+        <w:t xml:space="preserve"> </w:t>
+      </w:r>
+      <w:r>
+        <w:t xml:space="preserve">every scored position is now classified: 110,545 failures over 622,998</w:t>
+      </w:r>
+      <w:r>
+        <w:t xml:space="preserve"> </w:t>
+      </w:r>
+      <w:r>
+        <w:t xml:space="preserve">positions, so each class rate is a direct count. The difference is not negligible.</w:t>
+      </w:r>
+      <w:r>
+        <w:t xml:space="preserve"> </w:t>
+      </w:r>
+      <w:r>
+        <w:t xml:space="preserve">The check class holds 0.277 of failures at the smallest rung on the full set</w:t>
+      </w:r>
+      <w:r>
+        <w:t xml:space="preserve"> </w:t>
+      </w:r>
+      <w:r>
+        <w:t xml:space="preserve">against 0.308 in the sample, which is the corpus-order effect the estimate was</w:t>
+      </w:r>
+      <w:r>
+        <w:t xml:space="preserve"> </w:t>
+      </w:r>
+      <w:r>
+        <w:t xml:space="preserve">exposed to.</w:t>
+      </w:r>
+    </w:p>
+    <w:bookmarkEnd w:id="29"/>
+    <w:bookmarkStart w:id="30" w:name="X1e1e2bb2104b0cac2da552dbc3e6663be5c9c20"/>
+    <w:p>
+      <w:pPr>
+        <w:pStyle w:val="Heading4"/>
+      </w:pPr>
+      <w:r>
+        <w:t xml:space="preserve">No legal move was counted as a failure, over the whole set.</w:t>
+      </w:r>
+    </w:p>
+    <w:p>
+      <w:pPr>
+        <w:pStyle w:val="FirstParagraph"/>
+      </w:pPr>
+      <w:r>
+        <w:t xml:space="preserve">Of the 16,200 audited moves, 0 were legal under the corrected gate. A sample</w:t>
+      </w:r>
+      <w:r>
+        <w:t xml:space="preserve"> </w:t>
+      </w:r>
+      <w:r>
+        <w:t xml:space="preserve">can only support a statement about the sample, so we checked the whole set directly:</w:t>
+      </w:r>
+      <w:r>
+        <w:t xml:space="preserve"> </w:t>
+      </w:r>
+      <w:r>
+        <w:t xml:space="preserve">scoring all 622,998 positions for each of the 18 runs under both gates, the</w:t>
+      </w:r>
+      <w:r>
+        <w:t xml:space="preserve"> </w:t>
+      </w:r>
+      <w:r>
+        <w:t xml:space="preserve">membership test and the direct legality test, the two disagree at 0 positions.</w:t>
+      </w:r>
+      <w:r>
+        <w:t xml:space="preserve"> </w:t>
+      </w:r>
+      <w:r>
+        <w:t xml:space="preserve">No legal move entered any failure set anywhere in the evaluation data, and the</w:t>
+      </w:r>
+      <w:r>
+        <w:t xml:space="preserve"> </w:t>
+      </w:r>
+      <w:r>
+        <w:t xml:space="preserve">aggregate illegal-move rate is unaffected over the full set rather than in a sample. The failure mode that would have been most damaging, legal moves</w:t>
       </w:r>
       <w:r>
         <w:t xml:space="preserve"> </w:t>
@@ -4006,8 +4096,8 @@
         <w:t xml:space="preserve">quantity built on them, are therefore unaffected.</w:t>
       </w:r>
     </w:p>
-    <w:bookmarkEnd w:id="29"/>
-    <w:bookmarkStart w:id="30" w:name="Xe3b3f2f10754fa5c1ab71d2bc50b155180ddc31"/>
+    <w:bookmarkEnd w:id="30"/>
+    <w:bookmarkStart w:id="31" w:name="Xe3b3f2f10754fa5c1ab71d2bc50b155180ddc31"/>
     <w:p>
       <w:pPr>
         <w:pStyle w:val="Heading4"/>
@@ -4072,8 +4162,8 @@
         <w:t xml:space="preserve">central result survives the correction.</w:t>
       </w:r>
     </w:p>
-    <w:bookmarkEnd w:id="30"/>
-    <w:bookmarkStart w:id="31" w:name="X518a08b84912b1b3dd8d6a72c6abc2901939258"/>
+    <w:bookmarkEnd w:id="31"/>
+    <w:bookmarkStart w:id="32" w:name="X518a08b84912b1b3dd8d6a72c6abc2901939258"/>
     <w:p>
       <w:pPr>
         <w:pStyle w:val="Heading4"/>
@@ -4139,7 +4229,7 @@
         <w:t xml:space="preserve"> </w:t>
       </w:r>
       <w:r>
-        <w:t xml:space="preserve">headline differential is +0.456 [+0.250, +0.604] in</w:t>
+        <w:t xml:space="preserve">headline differential is +0.492 [+0.278, +0.670] in</w:t>
       </w:r>
       <w:r>
         <w:t xml:space="preserve"> </w:t>
@@ -4160,8 +4250,8 @@
         <w:t xml:space="preserve">rather than the classifier.</w:t>
       </w:r>
     </w:p>
-    <w:bookmarkEnd w:id="31"/>
-    <w:bookmarkStart w:id="32" w:name="X64a7301f52a690b75cd7c039dc9590b227efd6d"/>
+    <w:bookmarkEnd w:id="32"/>
+    <w:bookmarkStart w:id="33" w:name="X64a7301f52a690b75cd7c039dc9590b227efd6d"/>
     <w:p>
       <w:pPr>
         <w:pStyle w:val="Heading4"/>
@@ -4181,13 +4271,13 @@
         <w:t xml:space="preserve"> </w:t>
       </w:r>
       <w:r>
-        <w:t xml:space="preserve">movement has exponent -0.254 [-0.313, -0.220], while blocked</w:t>
-      </w:r>
-      <w:r>
-        <w:t xml:space="preserve"> </w:t>
-      </w:r>
-      <w:r>
-        <w:t xml:space="preserve">paths have -0.053 [-0.228, +0.126], an interval that includes</w:t>
+        <w:t xml:space="preserve">movement has exponent -0.222 [-0.266, -0.181], while blocked</w:t>
+      </w:r>
+      <w:r>
+        <w:t xml:space="preserve"> </w:t>
+      </w:r>
+      <w:r>
+        <w:t xml:space="preserve">paths have -0.069 [-0.118, -0.015], an interval that includes</w:t>
       </w:r>
       <w:r>
         <w:t xml:space="preserve"> </w:t>
@@ -4217,7 +4307,7 @@
         <w:t xml:space="preserve"> </w:t>
       </w:r>
       <w:r>
-        <w:t xml:space="preserve">+0.139 [+0.069, +0.234]. The blocked-path</w:t>
+        <w:t xml:space="preserve">+0.126 [+0.103, +0.156]. The blocked-path</w:t>
       </w:r>
       <w:r>
         <w:t xml:space="preserve"> </w:t>
@@ -4232,9 +4322,9 @@
         <w:t xml:space="preserve">from it.</w:t>
       </w:r>
     </w:p>
-    <w:bookmarkEnd w:id="32"/>
     <w:bookmarkEnd w:id="33"/>
-    <w:bookmarkStart w:id="42" w:name="sec:scaling"/>
+    <w:bookmarkEnd w:id="34"/>
+    <w:bookmarkStart w:id="43" w:name="sec:scaling"/>
     <w:p>
       <w:pPr>
         <w:pStyle w:val="Heading1"/>
@@ -4243,7 +4333,7 @@
         <w:t xml:space="preserve">Differential Scaling</w:t>
       </w:r>
     </w:p>
-    <w:bookmarkStart w:id="34" w:name="tab:exponents"/>
+    <w:bookmarkStart w:id="35" w:name="tab:exponents"/>
     <w:p>
       <w:pPr>
         <w:pStyle w:val="TableCaption"/>
@@ -4416,7 +4506,7 @@
               <w:jc w:val="center"/>
             </w:pPr>
             <w:r>
-              <w:t xml:space="preserve">0.0583</w:t>
+              <w:t xml:space="preserve">0.0624</w:t>
             </w:r>
           </w:p>
         </w:tc>
@@ -4440,7 +4530,7 @@
               <w:jc w:val="center"/>
             </w:pPr>
             <w:r>
-              <w:t xml:space="preserve">4.0</w:t>
+              <w:t xml:space="preserve">4.3</w:t>
             </w:r>
           </w:p>
         </w:tc>
@@ -4452,7 +4542,7 @@
               <w:jc w:val="center"/>
             </w:pPr>
             <w:r>
-              <w:t xml:space="preserve">-0.570 [-0.756, -0.319]</w:t>
+              <w:t xml:space="preserve">-0.589 [-0.754, -0.385]</w:t>
             </w:r>
           </w:p>
         </w:tc>
@@ -4478,7 +4568,7 @@
               <w:jc w:val="center"/>
             </w:pPr>
             <w:r>
-              <w:t xml:space="preserve">0.0092</w:t>
+              <w:t xml:space="preserve">0.0128</w:t>
             </w:r>
           </w:p>
         </w:tc>
@@ -4490,7 +4580,7 @@
               <w:jc w:val="center"/>
             </w:pPr>
             <w:r>
-              <w:t xml:space="preserve">0.0031</w:t>
+              <w:t xml:space="preserve">0.0035</w:t>
             </w:r>
           </w:p>
         </w:tc>
@@ -4502,7 +4592,7 @@
               <w:jc w:val="center"/>
             </w:pPr>
             <w:r>
-              <w:t xml:space="preserve">3.0</w:t>
+              <w:t xml:space="preserve">3.7</w:t>
             </w:r>
           </w:p>
         </w:tc>
@@ -4514,7 +4604,7 @@
               <w:jc w:val="center"/>
             </w:pPr>
             <w:r>
-              <w:t xml:space="preserve">-0.412 [-0.595, -0.187]</w:t>
+              <w:t xml:space="preserve">-0.537 [-0.613, -0.449]</w:t>
             </w:r>
           </w:p>
         </w:tc>
@@ -4540,7 +4630,7 @@
               <w:jc w:val="center"/>
             </w:pPr>
             <w:r>
-              <w:t xml:space="preserve">0.0320</w:t>
+              <w:t xml:space="preserve">0.0344</w:t>
             </w:r>
           </w:p>
         </w:tc>
@@ -4552,7 +4642,7 @@
               <w:jc w:val="center"/>
             </w:pPr>
             <w:r>
-              <w:t xml:space="preserve">0.0106</w:t>
+              <w:t xml:space="preserve">0.0117</w:t>
             </w:r>
           </w:p>
         </w:tc>
@@ -4564,7 +4654,7 @@
               <w:jc w:val="center"/>
             </w:pPr>
             <w:r>
-              <w:t xml:space="preserve">3.0</w:t>
+              <w:t xml:space="preserve">2.9</w:t>
             </w:r>
           </w:p>
         </w:tc>
@@ -4576,7 +4666,7 @@
               <w:jc w:val="center"/>
             </w:pPr>
             <w:r>
-              <w:t xml:space="preserve">-0.452 [-0.462, -0.442]</w:t>
+              <w:t xml:space="preserve">-0.452 [-0.508, -0.425]</w:t>
             </w:r>
           </w:p>
         </w:tc>
@@ -4602,7 +4692,7 @@
               <w:jc w:val="center"/>
             </w:pPr>
             <w:r>
-              <w:t xml:space="preserve">0.0037</w:t>
+              <w:t xml:space="preserve">0.0014</w:t>
             </w:r>
           </w:p>
         </w:tc>
@@ -4626,7 +4716,7 @@
               <w:jc w:val="center"/>
             </w:pPr>
             <w:r>
-              <w:t xml:space="preserve">7.0</w:t>
+              <w:t xml:space="preserve">2.6</w:t>
             </w:r>
           </w:p>
         </w:tc>
@@ -4638,7 +4728,7 @@
               <w:jc w:val="center"/>
             </w:pPr>
             <w:r>
-              <w:t xml:space="preserve">-0.778 [-1.068, -0.436]</w:t>
+              <w:t xml:space="preserve">-0.415 [-0.597, -0.150]</w:t>
             </w:r>
           </w:p>
         </w:tc>
@@ -4664,7 +4754,7 @@
               <w:jc w:val="center"/>
             </w:pPr>
             <w:r>
-              <w:t xml:space="preserve">0.0590</w:t>
+              <w:t xml:space="preserve">0.0569</w:t>
             </w:r>
           </w:p>
         </w:tc>
@@ -4676,7 +4766,7 @@
               <w:jc w:val="center"/>
             </w:pPr>
             <w:r>
-              <w:t xml:space="preserve">0.0323</w:t>
+              <w:t xml:space="preserve">0.0335</w:t>
             </w:r>
           </w:p>
         </w:tc>
@@ -4688,7 +4778,7 @@
               <w:jc w:val="center"/>
             </w:pPr>
             <w:r>
-              <w:t xml:space="preserve">1.8</w:t>
+              <w:t xml:space="preserve">1.7</w:t>
             </w:r>
           </w:p>
         </w:tc>
@@ -4700,7 +4790,7 @@
               <w:jc w:val="center"/>
             </w:pPr>
             <w:r>
-              <w:t xml:space="preserve">-0.254 [-0.313, -0.220]</w:t>
+              <w:t xml:space="preserve">-0.222 [-0.266, -0.181]</w:t>
             </w:r>
           </w:p>
         </w:tc>
@@ -4726,7 +4816,7 @@
               <w:jc w:val="center"/>
             </w:pPr>
             <w:r>
-              <w:t xml:space="preserve">0.0127</w:t>
+              <w:t xml:space="preserve">0.0148</w:t>
             </w:r>
           </w:p>
         </w:tc>
@@ -4738,7 +4828,7 @@
               <w:jc w:val="center"/>
             </w:pPr>
             <w:r>
-              <w:t xml:space="preserve">0.0118</w:t>
+              <w:t xml:space="preserve">0.0126</w:t>
             </w:r>
           </w:p>
         </w:tc>
@@ -4750,7 +4840,7 @@
               <w:jc w:val="center"/>
             </w:pPr>
             <w:r>
-              <w:t xml:space="preserve">1.1</w:t>
+              <w:t xml:space="preserve">1.2</w:t>
             </w:r>
           </w:p>
         </w:tc>
@@ -4762,7 +4852,7 @@
               <w:jc w:val="center"/>
             </w:pPr>
             <w:r>
-              <w:t xml:space="preserve">-0.053 [-0.228, +0.126]</w:t>
+              <w:t xml:space="preserve">-0.069 [-0.118, -0.015]</w:t>
             </w:r>
           </w:p>
         </w:tc>
@@ -4788,7 +4878,7 @@
               <w:jc w:val="center"/>
             </w:pPr>
             <w:r>
-              <w:t xml:space="preserve">0.0779</w:t>
+              <w:t xml:space="preserve">0.0701</w:t>
             </w:r>
           </w:p>
         </w:tc>
@@ -4800,7 +4890,7 @@
               <w:jc w:val="center"/>
             </w:pPr>
             <w:r>
-              <w:t xml:space="preserve">0.0593</w:t>
+              <w:t xml:space="preserve">0.0557</w:t>
             </w:r>
           </w:p>
         </w:tc>
@@ -4824,7 +4914,7 @@
               <w:jc w:val="center"/>
             </w:pPr>
             <w:r>
-              <w:t xml:space="preserve">-0.114 [-0.153, -0.066]</w:t>
+              <w:t xml:space="preserve">-0.097 [-0.114, -0.085]</w:t>
             </w:r>
           </w:p>
         </w:tc>
@@ -4886,7 +4976,7 @@
               <w:jc w:val="center"/>
             </w:pPr>
             <w:r>
-              <w:t xml:space="preserve">-0.267 [-0.307, -0.216]</w:t>
+              <w:t xml:space="preserve">-0.266 [-0.307, -0.216]</w:t>
             </w:r>
           </w:p>
         </w:tc>
@@ -4916,7 +5006,7 @@
               <w:jc w:val="center"/>
             </w:pPr>
             <w:r>
-              <w:t xml:space="preserve">0.0388</w:t>
+              <w:t xml:space="preserve">0.0436</w:t>
             </w:r>
           </w:p>
         </w:tc>
@@ -4928,7 +5018,7 @@
               <w:jc w:val="center"/>
             </w:pPr>
             <w:r>
-              <w:t xml:space="preserve">0.0404</w:t>
+              <w:t xml:space="preserve">0.0395</w:t>
             </w:r>
           </w:p>
         </w:tc>
@@ -4940,7 +5030,7 @@
               <w:jc w:val="center"/>
             </w:pPr>
             <w:r>
-              <w:t xml:space="preserve">1.0</w:t>
+              <w:t xml:space="preserve">1.1</w:t>
             </w:r>
           </w:p>
         </w:tc>
@@ -4952,14 +5042,14 @@
               <w:jc w:val="center"/>
             </w:pPr>
             <w:r>
-              <w:t xml:space="preserve">+0.027 [-0.008, +0.097]</w:t>
+              <w:t xml:space="preserve">-0.036 [-0.094, +0.031]</w:t>
             </w:r>
           </w:p>
         </w:tc>
       </w:tr>
     </w:tbl>
-    <w:bookmarkEnd w:id="34"/>
-    <w:bookmarkStart w:id="38" w:name="fig:scaling"/>
+    <w:bookmarkEnd w:id="35"/>
+    <w:bookmarkStart w:id="39" w:name="fig:scaling"/>
     <w:p>
       <w:pPr>
         <w:pStyle w:val="CaptionedFigure"/>
@@ -4969,18 +5059,18 @@
           <wp:inline>
             <wp:extent cx="5334000" cy="1981200"/>
             <wp:effectExtent b="0" l="0" r="0" t="0"/>
-            <wp:docPr descr="" title="" id="36" name="Picture"/>
+            <wp:docPr descr="" title="" id="37" name="Picture"/>
             <a:graphic>
               <a:graphicData uri="http://schemas.openxmlformats.org/drawingml/2006/picture">
                 <pic:pic>
                   <pic:nvPicPr>
-                    <pic:cNvPr descr="scaling.png" id="37" name="Picture"/>
+                    <pic:cNvPr descr="scaling.png" id="38" name="Picture"/>
                     <pic:cNvPicPr>
                       <a:picLocks noChangeArrowheads="1" noChangeAspect="1"/>
                     </pic:cNvPicPr>
                   </pic:nvPicPr>
                   <pic:blipFill>
-                    <a:blip r:embed="rId35"/>
+                    <a:blip r:embed="rId36"/>
                     <a:stretch>
                       <a:fillRect/>
                     </a:stretch>
@@ -5050,7 +5140,7 @@
         <w:t xml:space="preserve">class falls faster than the global one.</w:t>
       </w:r>
     </w:p>
-    <w:bookmarkEnd w:id="38"/>
+    <w:bookmarkEnd w:id="39"/>
     <w:p>
       <w:pPr>
         <w:pStyle w:val="BodyText"/>
@@ -5102,7 +5192,7 @@
         <w:t xml:space="preserve"> </w:t>
       </w:r>
       <w:r>
-        <w:t xml:space="preserve">class and we do not claim it is: castling improves fastest of all at -0.778 despite</w:t>
+        <w:t xml:space="preserve">class and we do not claim it is: castling improves fastest of all at -0.415 despite</w:t>
       </w:r>
       <w:r>
         <w:t xml:space="preserve"> </w:t>
@@ -5126,55 +5216,55 @@
         <w:t xml:space="preserve"> </w:t>
       </w:r>
       <w:r>
-        <w:t xml:space="preserve">exponent -0.394 [-0.439, -0.336], against</w:t>
-      </w:r>
-      <w:r>
-        <w:t xml:space="preserve"> </w:t>
-      </w:r>
-      <w:r>
-        <w:t xml:space="preserve">-0.114 for check violations, a paired differential of +0.279</w:t>
-      </w:r>
-      <w:r>
-        <w:t xml:space="preserve"> </w:t>
-      </w:r>
-      <w:r>
-        <w:t xml:space="preserve">[+0.263, +0.293]. Taken singly, empty-source errors fall with exponent</w:t>
-      </w:r>
-      <w:r>
-        <w:t xml:space="preserve"> </w:t>
-      </w:r>
-      <w:r>
-        <w:t xml:space="preserve">-0.570; geometry splits into movements no arrangement of the other squares</w:t>
-      </w:r>
-      <w:r>
-        <w:t xml:space="preserve"> </w:t>
-      </w:r>
-      <w:r>
-        <w:t xml:space="preserve">would permit, with -0.254, and blocked paths, which do depend on the squares</w:t>
-      </w:r>
-      <w:r>
-        <w:t xml:space="preserve"> </w:t>
-      </w:r>
-      <w:r>
-        <w:t xml:space="preserve">between source and destination, with -0.053; and check violations, which</w:t>
-      </w:r>
-      <w:r>
-        <w:t xml:space="preserve"> </w:t>
-      </w:r>
-      <w:r>
-        <w:t xml:space="preserve">depend on every attacker’s position, with -0.114. The paired differential</w:t>
-      </w:r>
-      <w:r>
-        <w:t xml:space="preserve"> </w:t>
-      </w:r>
-      <w:r>
-        <w:t xml:space="preserve">between the check and empty-source exponents is +0.456</w:t>
-      </w:r>
-      <w:r>
-        <w:t xml:space="preserve"> </w:t>
-      </w:r>
-      <w:r>
-        <w:t xml:space="preserve">[+0.250, +0.604], and it excludes zero.</w:t>
+        <w:t xml:space="preserve">exponent -0.397 [-0.460, -0.318], against</w:t>
+      </w:r>
+      <w:r>
+        <w:t xml:space="preserve"> </w:t>
+      </w:r>
+      <w:r>
+        <w:t xml:space="preserve">-0.097 for check violations, a paired differential of +0.301</w:t>
+      </w:r>
+      <w:r>
+        <w:t xml:space="preserve"> </w:t>
+      </w:r>
+      <w:r>
+        <w:t xml:space="preserve">[+0.213, +0.375]. Taken singly, empty-source errors fall with exponent</w:t>
+      </w:r>
+      <w:r>
+        <w:t xml:space="preserve"> </w:t>
+      </w:r>
+      <w:r>
+        <w:t xml:space="preserve">-0.589; geometry splits into movements no arrangement of the other squares</w:t>
+      </w:r>
+      <w:r>
+        <w:t xml:space="preserve"> </w:t>
+      </w:r>
+      <w:r>
+        <w:t xml:space="preserve">would permit, with -0.222, and blocked paths, which do depend on the squares</w:t>
+      </w:r>
+      <w:r>
+        <w:t xml:space="preserve"> </w:t>
+      </w:r>
+      <w:r>
+        <w:t xml:space="preserve">between source and destination, with -0.069; and check violations, which</w:t>
+      </w:r>
+      <w:r>
+        <w:t xml:space="preserve"> </w:t>
+      </w:r>
+      <w:r>
+        <w:t xml:space="preserve">depend on every attacker’s position, with -0.097. The paired differential</w:t>
+      </w:r>
+      <w:r>
+        <w:t xml:space="preserve"> </w:t>
+      </w:r>
+      <w:r>
+        <w:t xml:space="preserve">between the check and empty-source exponents is +0.492</w:t>
+      </w:r>
+      <w:r>
+        <w:t xml:space="preserve"> </w:t>
+      </w:r>
+      <w:r>
+        <w:t xml:space="preserve">[+0.278, +0.670], and it excludes zero.</w:t>
       </w:r>
     </w:p>
     <w:p>
@@ -5188,31 +5278,31 @@
         <w:t xml:space="preserve"> </w:t>
       </w:r>
       <w:r>
-        <w:t xml:space="preserve">empty-source share of illegal moves falls from 0.230 to</w:t>
-      </w:r>
-      <w:r>
-        <w:t xml:space="preserve"> </w:t>
-      </w:r>
-      <w:r>
-        <w:t xml:space="preserve">0.110 while the check share rises from 0.308 to</w:t>
-      </w:r>
-      <w:r>
-        <w:t xml:space="preserve"> </w:t>
-      </w:r>
-      <w:r>
-        <w:t xml:space="preserve">0.449; geometry taken together moves only from 0.284 to</w:t>
-      </w:r>
-      <w:r>
-        <w:t xml:space="preserve"> </w:t>
-      </w:r>
-      <w:r>
-        <w:t xml:space="preserve">0.333, its impossible part barely at all, from 0.233</w:t>
-      </w:r>
-      <w:r>
-        <w:t xml:space="preserve"> </w:t>
-      </w:r>
-      <w:r>
-        <w:t xml:space="preserve">to 0.244. The shift is</w:t>
+        <w:t xml:space="preserve">empty-source share of illegal moves falls from 0.247 to</w:t>
+      </w:r>
+      <w:r>
+        <w:t xml:space="preserve"> </w:t>
+      </w:r>
+      <w:r>
+        <w:t xml:space="preserve">0.110 while the check share rises from 0.277 to</w:t>
+      </w:r>
+      <w:r>
+        <w:t xml:space="preserve"> </w:t>
+      </w:r>
+      <w:r>
+        <w:t xml:space="preserve">0.421; geometry taken together moves only from 0.283 to</w:t>
+      </w:r>
+      <w:r>
+        <w:t xml:space="preserve"> </w:t>
+      </w:r>
+      <w:r>
+        <w:t xml:space="preserve">0.349, its impossible part barely at all, from 0.225</w:t>
+      </w:r>
+      <w:r>
+        <w:t xml:space="preserve"> </w:t>
+      </w:r>
+      <w:r>
+        <w:t xml:space="preserve">to 0.254. The shift is</w:t>
       </w:r>
       <w:r>
         <w:t xml:space="preserve"> </w:t>
@@ -5236,7 +5326,7 @@
         <w:t xml:space="preserve"> </w:t>
       </w:r>
       <w:r>
-        <w:t xml:space="preserve">0.261 to 0.527 at the largest.</w:t>
+        <w:t xml:space="preserve">0.287 to 0.492 at the largest.</w:t>
       </w:r>
     </w:p>
     <w:p>
@@ -5259,7 +5349,7 @@
         <w:t xml:space="preserve">to objections about probe validity.</w:t>
       </w:r>
     </w:p>
-    <w:bookmarkStart w:id="39" w:name="Xe435d9af20c33377a86dd9f15c1c3c5b931c75f"/>
+    <w:bookmarkStart w:id="40" w:name="Xe435d9af20c33377a86dd9f15c1c3c5b931c75f"/>
     <w:p>
       <w:pPr>
         <w:pStyle w:val="Heading4"/>
@@ -5365,19 +5455,19 @@
         <w:t xml:space="preserve"> </w:t>
       </w:r>
       <w:r>
-        <w:t xml:space="preserve">largest rung, which is fit noise, but 1.31 at one billion parameters</w:t>
-      </w:r>
-      <w:r>
-        <w:t xml:space="preserve"> </w:t>
-      </w:r>
-      <w:r>
-        <w:t xml:space="preserve">[1.13, 1.86, above one in</w:t>
-      </w:r>
-      <w:r>
-        <w:t xml:space="preserve"> </w:t>
-      </w:r>
-      <w:r>
-        <w:t xml:space="preserve">100% of resamples] and 3.33 at one trillion.</w:t>
+        <w:t xml:space="preserve">largest rung, which is fit noise, but 1.35 at one billion parameters</w:t>
+      </w:r>
+      <w:r>
+        <w:t xml:space="preserve"> </w:t>
+      </w:r>
+      <w:r>
+        <w:t xml:space="preserve">[1.11, 1.75, above one in</w:t>
+      </w:r>
+      <w:r>
+        <w:t xml:space="preserve"> </w:t>
+      </w:r>
+      <w:r>
+        <w:t xml:space="preserve">100% of resamples] and 3.63 at one trillion.</w:t>
       </w:r>
       <w:r>
         <w:t xml:space="preserve"> </w:t>
@@ -5410,8 +5500,8 @@
         <w:t xml:space="preserve">exactly the shallow ones that grow without bound.</w:t>
       </w:r>
     </w:p>
-    <w:bookmarkEnd w:id="39"/>
-    <w:bookmarkStart w:id="40" w:name="a-closed-compositional-fit."/>
+    <w:bookmarkEnd w:id="40"/>
+    <w:bookmarkStart w:id="41" w:name="a-closed-compositional-fit."/>
     <w:p>
       <w:pPr>
         <w:pStyle w:val="Heading4"/>
@@ -5478,13 +5568,13 @@
         <w:t xml:space="preserve"> </w:t>
       </w:r>
       <w:r>
-        <w:t xml:space="preserve">attains RMSE 0.01071 across the 18 runs against</w:t>
-      </w:r>
-      <w:r>
-        <w:t xml:space="preserve"> </w:t>
-      </w:r>
-      <w:r>
-        <w:t xml:space="preserve">0.01115 for the uncoupled fits, so it is at least as good on the</w:t>
+        <w:t xml:space="preserve">attains RMSE 0.00754 across the 18 runs against</w:t>
+      </w:r>
+      <w:r>
+        <w:t xml:space="preserve"> </w:t>
+      </w:r>
+      <w:r>
+        <w:t xml:space="preserve">0.00854 for the uncoupled fits, so it is at least as good on the</w:t>
       </w:r>
       <w:r>
         <w:t xml:space="preserve"> </w:t>
@@ -5504,7 +5594,7 @@
         <w:t xml:space="preserve"> </w:t>
       </w:r>
       <w:r>
-        <w:t xml:space="preserve">willing to project, from 0.443 at our largest rung, while the locally</w:t>
+        <w:t xml:space="preserve">willing to project, from 0.430 at our largest rung, while the locally</w:t>
       </w:r>
       <w:r>
         <w:t xml:space="preserve"> </w:t>
@@ -5542,25 +5632,37 @@
         </m:r>
       </m:oMath>
       <w:r>
-        <w:t xml:space="preserve">0.053 against the check class’s -0.114, so the check share turns over at a</w:t>
-      </w:r>
-      <w:r>
-        <w:t xml:space="preserve"> </w:t>
-      </w:r>
-      <w:r>
-        <w:t xml:space="preserve">maximum of 0.696 and declines thereafter. The paper’s qualitative claim about</w:t>
-      </w:r>
-      <w:r>
-        <w:t xml:space="preserve"> </w:t>
-      </w:r>
-      <w:r>
-        <w:t xml:space="preserve">the observed range is unchanged, and the trajectory is now bounded by construction</w:t>
-      </w:r>
-      <w:r>
-        <w:t xml:space="preserve"> </w:t>
-      </w:r>
-      <w:r>
-        <w:t xml:space="preserve">rather than unbounded as in the earlier projection.</w:t>
+        <w:t xml:space="preserve">0.069</w:t>
+      </w:r>
+      <w:r>
+        <w:t xml:space="preserve"> </w:t>
+      </w:r>
+      <w:r>
+        <w:t xml:space="preserve">against the check class’s -0.097. The two are close enough that the crossing</w:t>
+      </w:r>
+      <w:r>
+        <w:t xml:space="preserve"> </w:t>
+      </w:r>
+      <w:r>
+        <w:t xml:space="preserve">falls outside the range we project at all: the check share rises monotonically to</w:t>
+      </w:r>
+      <w:r>
+        <w:t xml:space="preserve"> </w:t>
+      </w:r>
+      <w:r>
+        <w:t xml:space="preserve">0.709 across it, and blocked paths overtake it only further out. The paper’s</w:t>
+      </w:r>
+      <w:r>
+        <w:t xml:space="preserve"> </w:t>
+      </w:r>
+      <w:r>
+        <w:t xml:space="preserve">qualitative claim about the observed range is unchanged, and the trajectory is now</w:t>
+      </w:r>
+      <w:r>
+        <w:t xml:space="preserve"> </w:t>
+      </w:r>
+      <w:r>
+        <w:t xml:space="preserve">bounded by construction rather than unbounded as in the earlier projection.</w:t>
       </w:r>
     </w:p>
     <w:p>
@@ -5580,19 +5682,25 @@
         <w:t xml:space="preserve"> </w:t>
       </w:r>
       <w:r>
-        <w:t xml:space="preserve">exponent, which is the least well determined number in the partition: its interval</w:t>
-      </w:r>
-      <w:r>
-        <w:t xml:space="preserve"> </w:t>
-      </w:r>
-      <w:r>
-        <w:t xml:space="preserve">includes zero, and it is fitted on a category whose rate barely moves across the</w:t>
-      </w:r>
-      <w:r>
-        <w:t xml:space="preserve"> </w:t>
-      </w:r>
-      <w:r>
-        <w:t xml:space="preserve">ladder, from 0.0127 to 0.0118. The claim we defend is the ordering in range; which class wins at</w:t>
+        <w:t xml:space="preserve">exponent. On the full set that exponent is -0.069 [-0.118,</w:t>
+      </w:r>
+      <w:r>
+        <w:t xml:space="preserve"> </w:t>
+      </w:r>
+      <w:r>
+        <w:t xml:space="preserve">-0.015], separated from the check class’s -0.097 by less than the width</w:t>
+      </w:r>
+      <w:r>
+        <w:t xml:space="preserve"> </w:t>
+      </w:r>
+      <w:r>
+        <w:t xml:space="preserve">of either interval. Which of the two is shallower decides the entire asymptotic</w:t>
+      </w:r>
+      <w:r>
+        <w:t xml:space="preserve"> </w:t>
+      </w:r>
+      <w:r>
+        <w:t xml:space="preserve">story, and the data do not resolve it. The claim we defend is the ordering in range; which class wins at</w:t>
       </w:r>
       <w:r>
         <w:t xml:space="preserve"> </w:t>
@@ -5705,7 +5813,13 @@
         <w:pStyle w:val="BodyText"/>
       </w:pPr>
       <w:r>
-        <w:t xml:space="preserve">The same discipline applies to the policy share, the fraction of illegal moves</w:t>
+        <w:t xml:space="preserve">The same discipline applies to the failure share despite correct local decoding,</w:t>
+      </w:r>
+      <w:r>
+        <w:t xml:space="preserve"> </w:t>
+      </w:r>
+      <w:r>
+        <w:t xml:space="preserve">the fraction of illegal moves</w:t>
       </w:r>
       <w:r>
         <w:t xml:space="preserve"> </w:t>
@@ -5749,13 +5863,13 @@
         <w:t xml:space="preserve"> </w:t>
       </w:r>
       <w:r>
-        <w:t xml:space="preserve">logit it increases with size from 0.307 at our largest rung, having been</w:t>
-      </w:r>
-      <w:r>
-        <w:t xml:space="preserve"> </w:t>
-      </w:r>
-      <w:r>
-        <w:t xml:space="preserve">observed between 0.148 and 0.321, and remains bounded above</w:t>
+        <w:t xml:space="preserve">logit it increases with size from 0.294 at our largest rung, having been</w:t>
+      </w:r>
+      <w:r>
+        <w:t xml:space="preserve"> </w:t>
+      </w:r>
+      <w:r>
+        <w:t xml:space="preserve">observed between 0.162 and 0.305, and remains bounded above</w:t>
       </w:r>
       <w:r>
         <w:t xml:space="preserve"> </w:t>
@@ -5799,8 +5913,8 @@
         <w:t xml:space="preserve">maximum in the check category.</w:t>
       </w:r>
     </w:p>
-    <w:bookmarkEnd w:id="40"/>
-    <w:bookmarkStart w:id="41" w:name="X4816c4fcf1510c856b97a082072434f0e44477a"/>
+    <w:bookmarkEnd w:id="41"/>
+    <w:bookmarkStart w:id="42" w:name="X4816c4fcf1510c856b97a082072434f0e44477a"/>
     <w:p>
       <w:pPr>
         <w:pStyle w:val="Heading4"/>
@@ -6139,7 +6253,7 @@
         </m:r>
       </m:oMath>
       <w:r>
-        <w:t xml:space="preserve">0.053, attained by the geometry blocked class,</w:t>
+        <w:t xml:space="preserve">0.069, attained by the geometry blocked class,</w:t>
       </w:r>
       <w:r>
         <w:t xml:space="preserve"> </w:t>
@@ -6187,13 +6301,13 @@
         </m:r>
       </m:oMath>
       <w:r>
-        <w:t xml:space="preserve">0.267, giving</w:t>
-      </w:r>
-      <w:r>
-        <w:t xml:space="preserve"> </w:t>
-      </w:r>
-      <w:r>
-        <w:t xml:space="preserve">divergence +0.214.</w:t>
+        <w:t xml:space="preserve">0.266, giving</w:t>
+      </w:r>
+      <w:r>
+        <w:t xml:space="preserve"> </w:t>
+      </w:r>
+      <w:r>
+        <w:t xml:space="preserve">divergence +0.197.</w:t>
       </w:r>
     </w:p>
     <w:p>
@@ -6371,7 +6485,7 @@
         <w:t xml:space="preserve"> </w:t>
       </w:r>
       <w:r>
-        <w:t xml:space="preserve">148M parameters, well below the billion the earlier projection</w:t>
+        <w:t xml:space="preserve">124M parameters, well below the billion the earlier projection</w:t>
       </w:r>
       <w:r>
         <w:t xml:space="preserve"> </w:t>
@@ -6424,9 +6538,9 @@
         <w:t xml:space="preserve">us report it as a property of the method rather than of our data.</w:t>
       </w:r>
     </w:p>
-    <w:bookmarkEnd w:id="41"/>
     <w:bookmarkEnd w:id="42"/>
-    <w:bookmarkStart w:id="49" w:name="sec:external"/>
+    <w:bookmarkEnd w:id="43"/>
+    <w:bookmarkStart w:id="50" w:name="sec:external"/>
     <w:p>
       <w:pPr>
         <w:pStyle w:val="Heading1"/>
@@ -6435,7 +6549,7 @@
         <w:t xml:space="preserve">External Validity</w:t>
       </w:r>
     </w:p>
-    <w:bookmarkStart w:id="43" w:name="an-independent-ladder."/>
+    <w:bookmarkStart w:id="44" w:name="an-independent-ladder."/>
     <w:p>
       <w:pPr>
         <w:pStyle w:val="Heading4"/>
@@ -6494,8 +6608,8 @@
         <w:t xml:space="preserve">and read the model’s move by greedy character decoding at move boundaries.</w:t>
       </w:r>
     </w:p>
-    <w:bookmarkEnd w:id="43"/>
-    <w:bookmarkStart w:id="45" w:name="verifying-the-adapters."/>
+    <w:bookmarkEnd w:id="44"/>
+    <w:bookmarkStart w:id="46" w:name="verifying-the-adapters."/>
     <w:p>
       <w:pPr>
         <w:pStyle w:val="Heading4"/>
@@ -6714,7 +6828,7 @@
         </m:r>
       </m:oMath>
       <w:r>
-        <w:t xml:space="preserve">1.044, a differential of +0.371, against +0.456 on</w:t>
+        <w:t xml:space="preserve">1.044, a differential of +0.371, against +0.492 on</w:t>
       </w:r>
       <w:r>
         <w:t xml:space="preserve"> </w:t>
@@ -6759,7 +6873,7 @@
         <w:t xml:space="preserve">data, so only exponents are comparable and never levels.</w:t>
       </w:r>
     </w:p>
-    <w:bookmarkStart w:id="44" w:name="tab:external"/>
+    <w:bookmarkStart w:id="45" w:name="tab:external"/>
     <w:p>
       <w:pPr>
         <w:pStyle w:val="TableCaption"/>
@@ -7190,9 +7304,9 @@
         </w:tc>
       </w:tr>
     </w:tbl>
-    <w:bookmarkEnd w:id="44"/>
     <w:bookmarkEnd w:id="45"/>
-    <w:bookmarkStart w:id="46" w:name="a-game-with-non-local-rules."/>
+    <w:bookmarkEnd w:id="46"/>
+    <w:bookmarkStart w:id="47" w:name="a-game-with-non-local-rules."/>
     <w:p>
       <w:pPr>
         <w:pStyle w:val="Heading4"/>
@@ -7296,8 +7410,8 @@
         <w:t xml:space="preserve">bands.</w:t>
       </w:r>
     </w:p>
-    <w:bookmarkEnd w:id="46"/>
-    <w:bookmarkStart w:id="48" w:name="heavy-training."/>
+    <w:bookmarkEnd w:id="47"/>
+    <w:bookmarkStart w:id="49" w:name="heavy-training."/>
     <w:p>
       <w:pPr>
         <w:pStyle w:val="Heading4"/>
@@ -7387,7 +7501,7 @@
         <w:t xml:space="preserve">which lifts the illegal rate from 0.0026 to 0.0231.</w:t>
       </w:r>
     </w:p>
-    <w:bookmarkStart w:id="47" w:name="tab:chessgpt"/>
+    <w:bookmarkStart w:id="48" w:name="tab:chessgpt"/>
     <w:p>
       <w:pPr>
         <w:pStyle w:val="TableCaption"/>
@@ -8013,7 +8127,7 @@
         </w:tc>
       </w:tr>
     </w:tbl>
-    <w:bookmarkEnd w:id="47"/>
+    <w:bookmarkEnd w:id="48"/>
     <w:p>
       <w:pPr>
         <w:pStyle w:val="BodyText"/>
@@ -8103,9 +8217,9 @@
         <w:t xml:space="preserve">cases. Heavy training weakens coherent error without removing it.</w:t>
       </w:r>
     </w:p>
-    <w:bookmarkEnd w:id="48"/>
     <w:bookmarkEnd w:id="49"/>
-    <w:bookmarkStart w:id="55" w:name="sec:mech"/>
+    <w:bookmarkEnd w:id="50"/>
+    <w:bookmarkStart w:id="56" w:name="sec:mech"/>
     <w:p>
       <w:pPr>
         <w:pStyle w:val="Heading1"/>
@@ -8128,7 +8242,7 @@
         <w:t xml:space="preserve">and edit instruments of Anonymous (2026), point to the same answer.</w:t>
       </w:r>
     </w:p>
-    <w:bookmarkStart w:id="50" w:name="coupling-is-local."/>
+    <w:bookmarkStart w:id="51" w:name="coupling-is-local."/>
     <w:p>
       <w:pPr>
         <w:pStyle w:val="Heading4"/>
@@ -8682,8 +8796,8 @@
         <w:t xml:space="preserve">with a strong local one.</w:t>
       </w:r>
     </w:p>
-    <w:bookmarkEnd w:id="50"/>
-    <w:bookmarkStart w:id="52" w:name="correction-reaches-about-two-squares."/>
+    <w:bookmarkEnd w:id="51"/>
+    <w:bookmarkStart w:id="53" w:name="correction-reaches-about-two-squares."/>
     <w:p>
       <w:pPr>
         <w:pStyle w:val="Heading4"/>
@@ -8801,7 +8915,7 @@
         <w:t xml:space="preserve">target difficulty and a stated rule for choosing edit strength.</w:t>
       </w:r>
     </w:p>
-    <w:bookmarkStart w:id="51" w:name="tab:mechanism"/>
+    <w:bookmarkStart w:id="52" w:name="tab:mechanism"/>
     <w:p>
       <w:pPr>
         <w:pStyle w:val="TableCaption"/>
@@ -9036,9 +9150,9 @@
         </w:tc>
       </w:tr>
     </w:tbl>
-    <w:bookmarkEnd w:id="51"/>
     <w:bookmarkEnd w:id="52"/>
-    <w:bookmarkStart w:id="53" w:name="X42e1a1dce6d6e05308f74217d59a15ba460b393"/>
+    <w:bookmarkEnd w:id="53"/>
+    <w:bookmarkStart w:id="54" w:name="X42e1a1dce6d6e05308f74217d59a15ba460b393"/>
     <w:p>
       <w:pPr>
         <w:pStyle w:val="Heading4"/>
@@ -9058,19 +9172,19 @@
         <w:t xml:space="preserve"> </w:t>
       </w:r>
       <w:r>
-        <w:t xml:space="preserve">violation accounts for 0.476 of failures on average against</w:t>
-      </w:r>
-      <w:r>
-        <w:t xml:space="preserve"> </w:t>
-      </w:r>
-      <w:r>
-        <w:t xml:space="preserve">0.286 for geometry taken together, and is the largest class in</w:t>
-      </w:r>
-      <w:r>
-        <w:t xml:space="preserve"> </w:t>
-      </w:r>
-      <w:r>
-        <w:t xml:space="preserve">16 of 18 models. Such failures cannot be attributed</w:t>
+        <w:t xml:space="preserve">violation accounts for 0.473 of failures on average against</w:t>
+      </w:r>
+      <w:r>
+        <w:t xml:space="preserve"> </w:t>
+      </w:r>
+      <w:r>
+        <w:t xml:space="preserve">0.280 for geometry taken together, and is the largest class in</w:t>
+      </w:r>
+      <w:r>
+        <w:t xml:space="preserve"> </w:t>
+      </w:r>
+      <w:r>
+        <w:t xml:space="preserve">15 of 18 models. Such failures cannot be attributed</w:t>
       </w:r>
       <w:r>
         <w:t xml:space="preserve"> </w:t>
@@ -9082,23 +9196,23 @@
         <w:t xml:space="preserve"> </w:t>
       </w:r>
       <w:r>
-        <w:t xml:space="preserve">flat with size, exponent +0.027 [-0.008, +0.097], a differential</w:t>
-      </w:r>
-      <w:r>
-        <w:t xml:space="preserve"> </w:t>
-      </w:r>
-      <w:r>
-        <w:t xml:space="preserve">against empty-source errors of +0.597 [+0.355,</w:t>
-      </w:r>
-      <w:r>
-        <w:t xml:space="preserve"> </w:t>
-      </w:r>
-      <w:r>
-        <w:t xml:space="preserve">+0.770], on the same paired bootstrap as the others.</w:t>
-      </w:r>
-    </w:p>
-    <w:bookmarkEnd w:id="53"/>
-    <w:bookmarkStart w:id="54" w:name="X58e860201dc7c89fa0d8e74963d89801ab7c205"/>
+        <w:t xml:space="preserve">flat with size, exponent -0.036 [-0.094, +0.031], a differential</w:t>
+      </w:r>
+      <w:r>
+        <w:t xml:space="preserve"> </w:t>
+      </w:r>
+      <w:r>
+        <w:t xml:space="preserve">against empty-source errors of +0.553 [+0.416,</w:t>
+      </w:r>
+      <w:r>
+        <w:t xml:space="preserve"> </w:t>
+      </w:r>
+      <w:r>
+        <w:t xml:space="preserve">+0.659], on the same paired bootstrap as the others.</w:t>
+      </w:r>
+    </w:p>
+    <w:bookmarkEnd w:id="54"/>
+    <w:bookmarkStart w:id="55" w:name="X58e860201dc7c89fa0d8e74963d89801ab7c205"/>
     <w:p>
       <w:pPr>
         <w:pStyle w:val="Heading4"/>
@@ -9168,7 +9282,7 @@
         </m:r>
       </m:oMath>
       <w:r>
-        <w:t xml:space="preserve">0.121 [</w:t>
+        <w:t xml:space="preserve">0.184 [</w:t>
       </w:r>
       <m:oMath>
         <m:r>
@@ -9179,7 +9293,7 @@
         </m:r>
       </m:oMath>
       <w:r>
-        <w:t xml:space="preserve">0.184,</w:t>
+        <w:t xml:space="preserve">0.276,</w:t>
       </w:r>
       <w:r>
         <w:t xml:space="preserve"> </w:t>
@@ -9193,7 +9307,7 @@
         </m:r>
       </m:oMath>
       <w:r>
-        <w:t xml:space="preserve">0.034], whose interval</w:t>
+        <w:t xml:space="preserve">0.091], whose interval</w:t>
       </w:r>
       <w:r>
         <w:t xml:space="preserve"> </w:t>
@@ -9243,7 +9357,7 @@
         <w:t xml:space="preserve"> </w:t>
       </w:r>
       <w:r>
-        <w:t xml:space="preserve">predictor. They do, to 4e-17: the marginal and conditional exponents</w:t>
+        <w:t xml:space="preserve">predictor. They do, to 2e-16: the marginal and conditional exponents</w:t>
       </w:r>
       <w:r>
         <w:t xml:space="preserve"> </w:t>
@@ -9401,9 +9515,9 @@
         <w:t xml:space="preserve">does not address. Whether some other local intervention could reach them is open.</w:t>
       </w:r>
     </w:p>
-    <w:bookmarkEnd w:id="54"/>
     <w:bookmarkEnd w:id="55"/>
-    <w:bookmarkStart w:id="58" w:name="sec:inversion"/>
+    <w:bookmarkEnd w:id="56"/>
+    <w:bookmarkStart w:id="59" w:name="sec:inversion"/>
     <w:p>
       <w:pPr>
         <w:pStyle w:val="Heading1"/>
@@ -9503,7 +9617,7 @@
         <w:t xml:space="preserve">established here.</w:t>
       </w:r>
     </w:p>
-    <w:bookmarkStart w:id="56" w:name="tab:inversion"/>
+    <w:bookmarkStart w:id="57" w:name="tab:inversion"/>
     <w:p>
       <w:pPr>
         <w:pStyle w:val="TableCaption"/>
@@ -9972,7 +10086,7 @@
         </w:tc>
       </w:tr>
     </w:tbl>
-    <w:bookmarkEnd w:id="56"/>
+    <w:bookmarkEnd w:id="57"/>
     <w:p>
       <w:pPr>
         <w:pStyle w:val="BodyText"/>
@@ -10172,7 +10286,7 @@
         <w:t xml:space="preserve">it.</w:t>
       </w:r>
     </w:p>
-    <w:bookmarkStart w:id="57" w:name="Xde3c1bce7c74cc583240b92f4eac6fcd393a064"/>
+    <w:bookmarkStart w:id="58" w:name="Xde3c1bce7c74cc583240b92f4eac6fcd393a064"/>
     <w:p>
       <w:pPr>
         <w:pStyle w:val="Heading4"/>
@@ -10363,9 +10477,9 @@
         <w:t xml:space="preserve">that flattening cannot, is the obvious next experiment.</w:t>
       </w:r>
     </w:p>
-    <w:bookmarkEnd w:id="57"/>
     <w:bookmarkEnd w:id="58"/>
-    <w:bookmarkStart w:id="59" w:name="discussion"/>
+    <w:bookmarkEnd w:id="59"/>
+    <w:bookmarkStart w:id="60" w:name="discussion"/>
     <w:p>
       <w:pPr>
         <w:pStyle w:val="Heading1"/>
@@ -10601,13 +10715,13 @@
         <w:t xml:space="preserve"> </w:t>
       </w:r>
       <w:r>
-        <w:t xml:space="preserve">refute it, by a total variation distance of 0.489 against</w:t>
-      </w:r>
-      <w:r>
-        <w:t xml:space="preserve"> </w:t>
-      </w:r>
-      <w:r>
-        <w:t xml:space="preserve">0.100 for size coordinates and 0.115 for predicting our</w:t>
+        <w:t xml:space="preserve">refute it, by a total variation distance of 0.491 against</w:t>
+      </w:r>
+      <w:r>
+        <w:t xml:space="preserve"> </w:t>
+      </w:r>
+      <w:r>
+        <w:t xml:space="preserve">0.091 for size coordinates and 0.112 for predicting our</w:t>
       </w:r>
       <w:r>
         <w:t xml:space="preserve"> </w:t>
@@ -10660,8 +10774,8 @@
         <w:t xml:space="preserve">be asked without any access to model internals.</w:t>
       </w:r>
     </w:p>
-    <w:bookmarkEnd w:id="59"/>
-    <w:bookmarkStart w:id="64" w:name="sec:implications"/>
+    <w:bookmarkEnd w:id="60"/>
+    <w:bookmarkStart w:id="65" w:name="sec:implications"/>
     <w:p>
       <w:pPr>
         <w:pStyle w:val="Heading1"/>
@@ -10670,7 +10784,7 @@
         <w:t xml:space="preserve">Implications for Individuals, Organisations, and Society</w:t>
       </w:r>
     </w:p>
-    <w:bookmarkStart w:id="60" w:name="X8ec0d5ddad4912730e599d4d4bbc1154520afd0"/>
+    <w:bookmarkStart w:id="61" w:name="X8ec0d5ddad4912730e599d4d4bbc1154520afd0"/>
     <w:p>
       <w:pPr>
         <w:pStyle w:val="Heading4"/>
@@ -10735,8 +10849,8 @@
         <w:t xml:space="preserve">the same person and the second is not present.</w:t>
       </w:r>
     </w:p>
-    <w:bookmarkEnd w:id="60"/>
-    <w:bookmarkStart w:id="61" w:name="for-managers-and-organisations."/>
+    <w:bookmarkEnd w:id="61"/>
+    <w:bookmarkStart w:id="62" w:name="for-managers-and-organisations."/>
     <w:p>
       <w:pPr>
         <w:pStyle w:val="Heading4"/>
@@ -10774,7 +10888,7 @@
         <w:t xml:space="preserve"> </w:t>
       </w:r>
       <w:r>
-        <w:t xml:space="preserve">exponent +0.027, which decomposes into a rising chance of decoding the</w:t>
+        <w:t xml:space="preserve">exponent -0.036, which decomposes into a rising chance of decoding the</w:t>
       </w:r>
       <w:r>
         <w:t xml:space="preserve"> </w:t>
@@ -10794,7 +10908,7 @@
         </m:r>
       </m:oMath>
       <w:r>
-        <w:t xml:space="preserve">0.121.</w:t>
+        <w:t xml:space="preserve">0.184.</w:t>
       </w:r>
       <w:r>
         <w:t xml:space="preserve"> </w:t>
@@ -10887,8 +11001,8 @@
         <w:t xml:space="preserve">intervention helped.</w:t>
       </w:r>
     </w:p>
-    <w:bookmarkEnd w:id="61"/>
-    <w:bookmarkStart w:id="62" w:name="strategic-implications."/>
+    <w:bookmarkEnd w:id="62"/>
+    <w:bookmarkStart w:id="63" w:name="strategic-implications."/>
     <w:p>
       <w:pPr>
         <w:pStyle w:val="Heading4"/>
@@ -10953,8 +11067,8 @@
         <w:t xml:space="preserve">will be fixed by scale.</w:t>
       </w:r>
     </w:p>
-    <w:bookmarkEnd w:id="62"/>
-    <w:bookmarkStart w:id="63" w:name="for-society-and-the-public-record."/>
+    <w:bookmarkEnd w:id="63"/>
+    <w:bookmarkStart w:id="64" w:name="for-society-and-the-public-record."/>
     <w:p>
       <w:pPr>
         <w:pStyle w:val="Heading4"/>
@@ -11013,9 +11127,9 @@
         <w:t xml:space="preserve">a game stand in for domains that cannot yet be measured.</w:t>
       </w:r>
     </w:p>
-    <w:bookmarkEnd w:id="63"/>
     <w:bookmarkEnd w:id="64"/>
-    <w:bookmarkStart w:id="67" w:name="sec:limits"/>
+    <w:bookmarkEnd w:id="65"/>
+    <w:bookmarkStart w:id="68" w:name="sec:limits"/>
     <w:p>
       <w:pPr>
         <w:pStyle w:val="Heading1"/>
@@ -11235,7 +11349,7 @@
         <w:t xml:space="preserve">makes them measurable and what makes them unrepresentative of open-ended reasoning.</w:t>
       </w:r>
     </w:p>
-    <w:bookmarkStart w:id="65" w:name="Xf9fe075e4cc1a41e7700726105a941caaff1f37"/>
+    <w:bookmarkStart w:id="66" w:name="Xf9fe075e4cc1a41e7700726105a941caaff1f37"/>
     <w:p>
       <w:pPr>
         <w:pStyle w:val="Heading4"/>
@@ -11350,8 +11464,8 @@
         <w:t xml:space="preserve">drawn from some population of architectures, which 6 sizes could not support.</w:t>
       </w:r>
     </w:p>
-    <w:bookmarkEnd w:id="65"/>
-    <w:bookmarkStart w:id="66" w:name="X3775a6192ca0cce5b6e311e0edf31b4d6d59bb7"/>
+    <w:bookmarkEnd w:id="66"/>
+    <w:bookmarkStart w:id="67" w:name="X3775a6192ca0cce5b6e311e0edf31b4d6d59bb7"/>
     <w:p>
       <w:pPr>
         <w:pStyle w:val="Heading4"/>
@@ -11416,9 +11530,9 @@
         <w:t xml:space="preserve">one failure, not the number scored, which is why it falls as the models improve.</w:t>
       </w:r>
     </w:p>
-    <w:bookmarkEnd w:id="66"/>
     <w:bookmarkEnd w:id="67"/>
-    <w:bookmarkStart w:id="68" w:name="conclusion"/>
+    <w:bookmarkEnd w:id="68"/>
+    <w:bookmarkStart w:id="69" w:name="conclusion"/>
     <w:p>
       <w:pPr>
         <w:pStyle w:val="Heading1"/>
@@ -11456,7 +11570,7 @@
         <w:t xml:space="preserve"> </w:t>
       </w:r>
       <w:r>
-        <w:t xml:space="preserve">have a joint rate that is nearly flat, exponent +0.027, because a rising chance</w:t>
+        <w:t xml:space="preserve">have a joint rate that is nearly flat, exponent -0.036, because a rising chance</w:t>
       </w:r>
       <w:r>
         <w:t xml:space="preserve"> </w:t>
@@ -11482,7 +11596,7 @@
         </m:r>
       </m:oMath>
       <w:r>
-        <w:t xml:space="preserve">0.121. The measurement needs only a rules engine. What it suggests is</w:t>
+        <w:t xml:space="preserve">0.184. The measurement needs only a rules engine. What it suggests is</w:t>
       </w:r>
       <w:r>
         <w:t xml:space="preserve"> </w:t>
@@ -11509,8 +11623,8 @@
         <w:t xml:space="preserve">edit helped.</w:t>
       </w:r>
     </w:p>
-    <w:bookmarkEnd w:id="68"/>
-    <w:bookmarkStart w:id="73" w:name="declarations"/>
+    <w:bookmarkEnd w:id="69"/>
+    <w:bookmarkStart w:id="74" w:name="declarations"/>
     <w:p>
       <w:pPr>
         <w:pStyle w:val="Heading1"/>
@@ -11519,7 +11633,7 @@
         <w:t xml:space="preserve">Declarations</w:t>
       </w:r>
     </w:p>
-    <w:bookmarkStart w:id="69" w:name="disclosure-statement."/>
+    <w:bookmarkStart w:id="70" w:name="disclosure-statement."/>
     <w:p>
       <w:pPr>
         <w:pStyle w:val="Heading4"/>
@@ -11536,8 +11650,8 @@
         <w:t xml:space="preserve">Removed for double-anonymous peer review.</w:t>
       </w:r>
     </w:p>
-    <w:bookmarkEnd w:id="69"/>
-    <w:bookmarkStart w:id="70" w:name="funding."/>
+    <w:bookmarkEnd w:id="70"/>
+    <w:bookmarkStart w:id="71" w:name="funding."/>
     <w:p>
       <w:pPr>
         <w:pStyle w:val="Heading4"/>
@@ -11554,8 +11668,8 @@
         <w:t xml:space="preserve">Removed for double-anonymous peer review.</w:t>
       </w:r>
     </w:p>
-    <w:bookmarkEnd w:id="70"/>
-    <w:bookmarkStart w:id="71" w:name="data-availability-statement."/>
+    <w:bookmarkEnd w:id="71"/>
+    <w:bookmarkStart w:id="72" w:name="data-availability-statement."/>
     <w:p>
       <w:pPr>
         <w:pStyle w:val="Heading4"/>
@@ -11584,8 +11698,8 @@
         <w:t xml:space="preserve">public.</w:t>
       </w:r>
     </w:p>
-    <w:bookmarkEnd w:id="71"/>
-    <w:bookmarkStart w:id="72" w:name="ai-usage-declaration."/>
+    <w:bookmarkEnd w:id="72"/>
+    <w:bookmarkStart w:id="73" w:name="ai-usage-declaration."/>
     <w:p>
       <w:pPr>
         <w:pStyle w:val="Heading4"/>
@@ -11632,9 +11746,9 @@
         <w:t xml:space="preserve">the paper.</w:t>
       </w:r>
     </w:p>
-    <w:bookmarkEnd w:id="72"/>
     <w:bookmarkEnd w:id="73"/>
-    <w:bookmarkStart w:id="74" w:name="app:capacity"/>
+    <w:bookmarkEnd w:id="74"/>
+    <w:bookmarkStart w:id="75" w:name="app:capacity"/>
     <w:p>
       <w:pPr>
         <w:pStyle w:val="Heading1"/>
@@ -11717,8 +11831,8 @@
         <w:t xml:space="preserve">encoding.</w:t>
       </w:r>
     </w:p>
-    <w:bookmarkEnd w:id="74"/>
-    <w:bookmarkStart w:id="75" w:name="app:integrity"/>
+    <w:bookmarkEnd w:id="75"/>
+    <w:bookmarkStart w:id="76" w:name="app:integrity"/>
     <w:p>
       <w:pPr>
         <w:pStyle w:val="Heading1"/>
@@ -11975,8 +12089,8 @@
         <w:t xml:space="preserve">analysis repository’s version history.</w:t>
       </w:r>
     </w:p>
-    <w:bookmarkEnd w:id="75"/>
-    <w:bookmarkStart w:id="95" w:name="app:proj"/>
+    <w:bookmarkEnd w:id="76"/>
+    <w:bookmarkStart w:id="96" w:name="app:proj"/>
     <w:p>
       <w:pPr>
         <w:pStyle w:val="Heading1"/>
@@ -12145,7 +12259,7 @@
               <w:jc w:val="center"/>
             </w:pPr>
             <w:r>
-              <w:t xml:space="preserve">0.443</w:t>
+              <w:t xml:space="preserve">0.430</w:t>
             </w:r>
           </w:p>
         </w:tc>
@@ -12157,7 +12271,7 @@
               <w:jc w:val="center"/>
             </w:pPr>
             <w:r>
-              <w:t xml:space="preserve">0.574</w:t>
+              <w:t xml:space="preserve">0.562</w:t>
             </w:r>
           </w:p>
         </w:tc>
@@ -12169,7 +12283,7 @@
               <w:jc w:val="center"/>
             </w:pPr>
             <w:r>
-              <w:t xml:space="preserve">0.685</w:t>
+              <w:t xml:space="preserve">0.680</w:t>
             </w:r>
           </w:p>
         </w:tc>
@@ -12195,7 +12309,7 @@
               <w:jc w:val="center"/>
             </w:pPr>
             <w:r>
-              <w:t xml:space="preserve">0.253</w:t>
+              <w:t xml:space="preserve">0.258</w:t>
             </w:r>
           </w:p>
         </w:tc>
@@ -12207,7 +12321,7 @@
               <w:jc w:val="center"/>
             </w:pPr>
             <w:r>
-              <w:t xml:space="preserve">0.208</w:t>
+              <w:t xml:space="preserve">0.227</w:t>
             </w:r>
           </w:p>
         </w:tc>
@@ -12219,7 +12333,7 @@
               <w:jc w:val="center"/>
             </w:pPr>
             <w:r>
-              <w:t xml:space="preserve">0.093</w:t>
+              <w:t xml:space="preserve">0.117</w:t>
             </w:r>
           </w:p>
         </w:tc>
@@ -12245,7 +12359,7 @@
               <w:jc w:val="center"/>
             </w:pPr>
             <w:r>
-              <w:t xml:space="preserve">0.101</w:t>
+              <w:t xml:space="preserve">0.100</w:t>
             </w:r>
           </w:p>
         </w:tc>
@@ -12257,7 +12371,7 @@
               <w:jc w:val="center"/>
             </w:pPr>
             <w:r>
-              <w:t xml:space="preserve">0.145</w:t>
+              <w:t xml:space="preserve">0.141</w:t>
             </w:r>
           </w:p>
         </w:tc>
@@ -12269,7 +12383,7 @@
               <w:jc w:val="center"/>
             </w:pPr>
             <w:r>
-              <w:t xml:space="preserve">0.215</w:t>
+              <w:t xml:space="preserve">0.197</w:t>
             </w:r>
           </w:p>
         </w:tc>
@@ -12325,7 +12439,7 @@
               <w:jc w:val="left"/>
             </w:pPr>
             <w:r>
-              <w:t xml:space="preserve">policy share (own logit model)</w:t>
+              <w:t xml:space="preserve">share despite correct local decoding</w:t>
             </w:r>
           </w:p>
         </w:tc>
@@ -12337,7 +12451,7 @@
               <w:jc w:val="center"/>
             </w:pPr>
             <w:r>
-              <w:t xml:space="preserve">0.307</w:t>
+              <w:t xml:space="preserve">0.294</w:t>
             </w:r>
           </w:p>
         </w:tc>
@@ -12349,7 +12463,7 @@
               <w:jc w:val="center"/>
             </w:pPr>
             <w:r>
-              <w:t xml:space="preserve">0.600</w:t>
+              <w:t xml:space="preserve">0.521</w:t>
             </w:r>
           </w:p>
         </w:tc>
@@ -12361,7 +12475,7 @@
               <w:jc w:val="center"/>
             </w:pPr>
             <w:r>
-              <w:t xml:space="preserve">0.953</w:t>
+              <w:t xml:space="preserve">0.895</w:t>
             </w:r>
           </w:p>
         </w:tc>
@@ -12372,7 +12486,7 @@
         <w:pStyle w:val="BodyText"/>
       </w:pPr>
       <w:r>
-        <w:t xml:space="preserve">The check share rises over this range and turns over at a maximum of 0.696,</w:t>
+        <w:t xml:space="preserve">The check share rises over this range and turns over at a maximum of 0.709,</w:t>
       </w:r>
       <w:r>
         <w:t xml:space="preserve"> </w:t>
@@ -12414,7 +12528,13 @@
         <w:t xml:space="preserve"> </w:t>
       </w:r>
       <w:r>
-        <w:t xml:space="preserve">finding about large models. The policy share is modelled on its own logit rather</w:t>
+        <w:t xml:space="preserve">finding about large models. The share despite correct local decoding is modelled on</w:t>
+      </w:r>
+      <w:r>
+        <w:t xml:space="preserve"> </w:t>
+      </w:r>
+      <w:r>
+        <w:t xml:space="preserve">its own logit rather</w:t>
       </w:r>
       <w:r>
         <w:t xml:space="preserve"> </w:t>
@@ -12429,8 +12549,8 @@
         <w:t xml:space="preserve">to it.</w:t>
       </w:r>
     </w:p>
-    <w:bookmarkStart w:id="94" w:name="refs"/>
-    <w:bookmarkStart w:id="76" w:name="ref-balogh2026verification"/>
+    <w:bookmarkStart w:id="95" w:name="refs"/>
+    <w:bookmarkStart w:id="77" w:name="ref-balogh2026verification"/>
     <w:p>
       <w:pPr>
         <w:pStyle w:val="Bibliography"/>
@@ -12458,8 +12578,8 @@
         <w:t xml:space="preserve">.</w:t>
       </w:r>
     </w:p>
-    <w:bookmarkEnd w:id="76"/>
-    <w:bookmarkStart w:id="77" w:name="ref-harang2025tracking"/>
+    <w:bookmarkEnd w:id="77"/>
+    <w:bookmarkStart w:id="78" w:name="ref-harang2025tracking"/>
     <w:p>
       <w:pPr>
         <w:pStyle w:val="Bibliography"/>
@@ -12487,8 +12607,8 @@
         <w:t xml:space="preserve">.</w:t>
       </w:r>
     </w:p>
-    <w:bookmarkEnd w:id="77"/>
-    <w:bookmarkStart w:id="78" w:name="ref-hoffmann2022training"/>
+    <w:bookmarkEnd w:id="78"/>
+    <w:bookmarkStart w:id="79" w:name="ref-hoffmann2022training"/>
     <w:p>
       <w:pPr>
         <w:pStyle w:val="Bibliography"/>
@@ -12519,8 +12639,8 @@
         <w:t xml:space="preserve">.</w:t>
       </w:r>
     </w:p>
-    <w:bookmarkEnd w:id="78"/>
-    <w:bookmarkStart w:id="79" w:name="ref-kaplan2020scaling"/>
+    <w:bookmarkEnd w:id="79"/>
+    <w:bookmarkStart w:id="80" w:name="ref-kaplan2020scaling"/>
     <w:p>
       <w:pPr>
         <w:pStyle w:val="Bibliography"/>
@@ -12548,8 +12668,8 @@
         <w:t xml:space="preserve">.</w:t>
       </w:r>
     </w:p>
-    <w:bookmarkEnd w:id="79"/>
-    <w:bookmarkStart w:id="80" w:name="ref-karvonen2024emergent"/>
+    <w:bookmarkEnd w:id="80"/>
+    <w:bookmarkStart w:id="81" w:name="ref-karvonen2024emergent"/>
     <w:p>
       <w:pPr>
         <w:pStyle w:val="Bibliography"/>
@@ -12577,8 +12697,8 @@
         <w:t xml:space="preserve">.</w:t>
       </w:r>
     </w:p>
-    <w:bookmarkEnd w:id="80"/>
-    <w:bookmarkStart w:id="81" w:name="ref-karvonen2024measuring"/>
+    <w:bookmarkEnd w:id="81"/>
+    <w:bookmarkStart w:id="82" w:name="ref-karvonen2024measuring"/>
     <w:p>
       <w:pPr>
         <w:pStyle w:val="Bibliography"/>
@@ -12606,8 +12726,8 @@
         <w:t xml:space="preserve">.</w:t>
       </w:r>
     </w:p>
-    <w:bookmarkEnd w:id="81"/>
-    <w:bookmarkStart w:id="82" w:name="ref-li2023emergent"/>
+    <w:bookmarkEnd w:id="82"/>
+    <w:bookmarkStart w:id="83" w:name="ref-li2023emergent"/>
     <w:p>
       <w:pPr>
         <w:pStyle w:val="Bibliography"/>
@@ -12635,8 +12755,8 @@
         <w:t xml:space="preserve">.</w:t>
       </w:r>
     </w:p>
-    <w:bookmarkEnd w:id="82"/>
-    <w:bookmarkStart w:id="83" w:name="ref-li2026tracking"/>
+    <w:bookmarkEnd w:id="83"/>
+    <w:bookmarkStart w:id="84" w:name="ref-li2026tracking"/>
     <w:p>
       <w:pPr>
         <w:pStyle w:val="Bibliography"/>
@@ -12658,8 +12778,8 @@
         <w:t xml:space="preserve">.</w:t>
       </w:r>
     </w:p>
-    <w:bookmarkEnd w:id="83"/>
-    <w:bookmarkStart w:id="84" w:name="ref-lightman2024lets"/>
+    <w:bookmarkEnd w:id="84"/>
+    <w:bookmarkStart w:id="85" w:name="ref-lightman2024lets"/>
     <w:p>
       <w:pPr>
         <w:pStyle w:val="Bibliography"/>
@@ -12687,8 +12807,8 @@
         <w:t xml:space="preserve">.</w:t>
       </w:r>
     </w:p>
-    <w:bookmarkEnd w:id="84"/>
-    <w:bookmarkStart w:id="85" w:name="ref-meng2022locating"/>
+    <w:bookmarkEnd w:id="85"/>
+    <w:bookmarkStart w:id="86" w:name="ref-meng2022locating"/>
     <w:p>
       <w:pPr>
         <w:pStyle w:val="Bibliography"/>
@@ -12725,8 +12845,8 @@
         <w:t xml:space="preserve">.</w:t>
       </w:r>
     </w:p>
-    <w:bookmarkEnd w:id="85"/>
-    <w:bookmarkStart w:id="87" w:name="ref-nanda2023emergent"/>
+    <w:bookmarkEnd w:id="86"/>
+    <w:bookmarkStart w:id="88" w:name="ref-nanda2023emergent"/>
     <w:p>
       <w:pPr>
         <w:pStyle w:val="Bibliography"/>
@@ -12756,7 +12876,7 @@
       <w:r>
         <w:t xml:space="preserve"> </w:t>
       </w:r>
-      <w:hyperlink r:id="rId86">
+      <w:hyperlink r:id="rId87">
         <w:r>
           <w:rPr>
             <w:rStyle w:val="Hyperlink"/>
@@ -12768,8 +12888,8 @@
         <w:t xml:space="preserve">.</w:t>
       </w:r>
     </w:p>
-    <w:bookmarkEnd w:id="87"/>
-    <w:bookmarkStart w:id="88" w:name="ref-pereira2026transformers"/>
+    <w:bookmarkEnd w:id="88"/>
+    <w:bookmarkStart w:id="89" w:name="ref-pereira2026transformers"/>
     <w:p>
       <w:pPr>
         <w:pStyle w:val="Bibliography"/>
@@ -12791,8 +12911,8 @@
         <w:t xml:space="preserve">.</w:t>
       </w:r>
     </w:p>
-    <w:bookmarkEnd w:id="88"/>
-    <w:bookmarkStart w:id="90" w:name="ref-toshniwal2022chess"/>
+    <w:bookmarkEnd w:id="89"/>
+    <w:bookmarkStart w:id="91" w:name="ref-toshniwal2022chess"/>
     <w:p>
       <w:pPr>
         <w:pStyle w:val="Bibliography"/>
@@ -12825,7 +12945,7 @@
       <w:r>
         <w:t xml:space="preserve"> </w:t>
       </w:r>
-      <w:hyperlink r:id="rId89">
+      <w:hyperlink r:id="rId90">
         <w:r>
           <w:rPr>
             <w:rStyle w:val="Hyperlink"/>
@@ -12837,8 +12957,8 @@
         <w:t xml:space="preserve">.</w:t>
       </w:r>
     </w:p>
-    <w:bookmarkEnd w:id="90"/>
-    <w:bookmarkStart w:id="91" w:name="ref-walker2026chess"/>
+    <w:bookmarkEnd w:id="91"/>
+    <w:bookmarkStart w:id="92" w:name="ref-walker2026chess"/>
     <w:p>
       <w:pPr>
         <w:pStyle w:val="Bibliography"/>
@@ -12860,8 +12980,8 @@
         <w:t xml:space="preserve">.</w:t>
       </w:r>
     </w:p>
-    <w:bookmarkEnd w:id="91"/>
-    <w:bookmarkStart w:id="92" w:name="ref-wang2023selfconsistency"/>
+    <w:bookmarkEnd w:id="92"/>
+    <w:bookmarkStart w:id="93" w:name="ref-wang2023selfconsistency"/>
     <w:p>
       <w:pPr>
         <w:pStyle w:val="Bibliography"/>
@@ -12889,8 +13009,8 @@
         <w:t xml:space="preserve">.</w:t>
       </w:r>
     </w:p>
-    <w:bookmarkEnd w:id="92"/>
-    <w:bookmarkStart w:id="93" w:name="ref-yao2023tree"/>
+    <w:bookmarkEnd w:id="93"/>
+    <w:bookmarkStart w:id="94" w:name="ref-yao2023tree"/>
     <w:p>
       <w:pPr>
         <w:pStyle w:val="Bibliography"/>
@@ -12918,9 +13038,9 @@
         <w:t xml:space="preserve">.</w:t>
       </w:r>
     </w:p>
-    <w:bookmarkEnd w:id="93"/>
     <w:bookmarkEnd w:id="94"/>
     <w:bookmarkEnd w:id="95"/>
+    <w:bookmarkEnd w:id="96"/>
     <w:sectPr>
       <w:footnotePr>
         <w:numRestart w:val="eachSect"/>

--- a/build_scaling/ScaleFixesLocalErrorsFirst_anon.docx
+++ b/build_scaling/ScaleFixesLocalErrorsFirst_anon.docx
@@ -3949,13 +3949,43 @@
         <w:t xml:space="preserve"> </w:t>
       </w:r>
       <w:r>
-        <w:t xml:space="preserve">every scored position is now classified: 110,545 failures over 622,998</w:t>
-      </w:r>
-      <w:r>
-        <w:t xml:space="preserve"> </w:t>
-      </w:r>
-      <w:r>
-        <w:t xml:space="preserve">positions, so each class rate is a direct count. The difference is not negligible.</w:t>
+        <w:t xml:space="preserve">every scored position is now classified. The denominators are worth stating</w:t>
+      </w:r>
+      <w:r>
+        <w:t xml:space="preserve"> </w:t>
+      </w:r>
+      <w:r>
+        <w:t xml:space="preserve">separately, because they differ by a factor of 18 and the pooled figure is easy</w:t>
+      </w:r>
+      <w:r>
+        <w:t xml:space="preserve"> </w:t>
+      </w:r>
+      <w:r>
+        <w:t xml:space="preserve">to mistake for a corpus size. The evaluation split contributes 34,611 unique</w:t>
+      </w:r>
+      <w:r>
+        <w:t xml:space="preserve"> </w:t>
+      </w:r>
+      <w:r>
+        <w:t xml:space="preserve">scored positions, each model is evaluated at every one of them, and pooling over the</w:t>
+      </w:r>
+      <w:r>
+        <w:t xml:space="preserve"> </w:t>
+      </w:r>
+      <w:r>
+        <w:t xml:space="preserve">18 runs gives 622,998 model-position evaluations, at which 110,545</w:t>
+      </w:r>
+      <w:r>
+        <w:t xml:space="preserve"> </w:t>
+      </w:r>
+      <w:r>
+        <w:t xml:space="preserve">failures occur. Every rate in this paper is a failure count divided by the scored</w:t>
+      </w:r>
+      <w:r>
+        <w:t xml:space="preserve"> </w:t>
+      </w:r>
+      <w:r>
+        <w:t xml:space="preserve">positions of the same model, never by the pooled total,positions, so each class rate is a direct count. The difference is not negligible.</w:t>
       </w:r>
       <w:r>
         <w:t xml:space="preserve"> </w:t>
@@ -4003,7 +4033,13 @@
         <w:t xml:space="preserve"> </w:t>
       </w:r>
       <w:r>
-        <w:t xml:space="preserve">scoring all 622,998 positions for each of the 18 runs under both gates, the</w:t>
+        <w:t xml:space="preserve">scoring each run’s 34,611 positions under both gates, 622,998 evaluations in</w:t>
+      </w:r>
+      <w:r>
+        <w:t xml:space="preserve"> </w:t>
+      </w:r>
+      <w:r>
+        <w:t xml:space="preserve">all, the</w:t>
       </w:r>
       <w:r>
         <w:t xml:space="preserve"> </w:t>
@@ -4163,13 +4199,13 @@
       </w:r>
     </w:p>
     <w:bookmarkEnd w:id="31"/>
-    <w:bookmarkStart w:id="32" w:name="X518a08b84912b1b3dd8d6a72c6abc2901939258"/>
+    <w:bookmarkStart w:id="32" w:name="Xeb9c9099fe37e3a0590e1b61ca3af996776ebca"/>
     <w:p>
       <w:pPr>
         <w:pStyle w:val="Heading4"/>
       </w:pPr>
       <w:r>
-        <w:t xml:space="preserve">The cost of regenerating on different hardware.</w:t>
+        <w:t xml:space="preserve">Why the headline differential moved, one change at a time.</w:t>
       </w:r>
     </w:p>
     <w:p>
@@ -4177,77 +4213,163 @@
         <w:pStyle w:val="FirstParagraph"/>
       </w:pPr>
       <w:r>
-        <w:t xml:space="preserve">The original pass ran in float16 on a GPU that is no longer attached; the corrected</w:t>
-      </w:r>
-      <w:r>
-        <w:t xml:space="preserve"> </w:t>
-      </w:r>
-      <w:r>
-        <w:t xml:space="preserve">pass ran in float32 on CPU. Comparing the</w:t>
-      </w:r>
-      <w:r>
-        <w:t xml:space="preserve"> </w:t>
-      </w:r>
-      <w:r>
-        <w:rPr>
-          <w:i/>
-          <w:iCs/>
-        </w:rPr>
-        <w:t xml:space="preserve">old</w:t>
-      </w:r>
-      <w:r>
-        <w:t xml:space="preserve"> </w:t>
-      </w:r>
-      <w:r>
-        <w:t xml:space="preserve">labels from the new pass against</w:t>
-      </w:r>
-      <w:r>
-        <w:t xml:space="preserve"> </w:t>
-      </w:r>
-      <w:r>
-        <w:t xml:space="preserve">the stored shares isolates that change, since the classifier is then held fixed.</w:t>
-      </w:r>
-      <w:r>
-        <w:t xml:space="preserve"> </w:t>
-      </w:r>
-      <w:r>
-        <w:t xml:space="preserve">Class shares move by 0.0011 on average and at most 0.0121, which is what</w:t>
-      </w:r>
-      <w:r>
-        <w:t xml:space="preserve"> </w:t>
-      </w:r>
-      <w:r>
-        <w:t xml:space="preserve">changing precision does to the handful of positions where the top two moves are</w:t>
-      </w:r>
-      <w:r>
-        <w:t xml:space="preserve"> </w:t>
-      </w:r>
-      <w:r>
-        <w:t xml:space="preserve">nearly tied. We report this rather than assume a rerun reproduces the original. The</w:t>
-      </w:r>
-      <w:r>
-        <w:t xml:space="preserve"> </w:t>
-      </w:r>
-      <w:r>
-        <w:t xml:space="preserve">headline differential is +0.492 [+0.278, +0.670] in</w:t>
-      </w:r>
-      <w:r>
-        <w:t xml:space="preserve"> </w:t>
-      </w:r>
-      <w:r>
-        <w:t xml:space="preserve">the corrected pass against +0.461, recomputed from the superseded</w:t>
-      </w:r>
-      <w:r>
-        <w:t xml:space="preserve"> </w:t>
-      </w:r>
-      <w:r>
-        <w:t xml:space="preserve">artifacts rather than quoted from memory, and that residual difference is this drift</w:t>
-      </w:r>
-      <w:r>
-        <w:t xml:space="preserve"> </w:t>
-      </w:r>
-      <w:r>
-        <w:t xml:space="preserve">rather than the classifier.</w:t>
+        <w:t xml:space="preserve">The differential is +0.492 [+0.278, +0.670] here</w:t>
+      </w:r>
+      <w:r>
+        <w:t xml:space="preserve"> </w:t>
+      </w:r>
+      <w:r>
+        <w:t xml:space="preserve">against +0.461 as published. An earlier version of this paragraph attributed that</w:t>
+      </w:r>
+      <w:r>
+        <w:t xml:space="preserve"> </w:t>
+      </w:r>
+      <w:r>
+        <w:t xml:space="preserve">movement to floating-point precision, because the original pass ran in float16 on a</w:t>
+      </w:r>
+      <w:r>
+        <w:t xml:space="preserve"> </w:t>
+      </w:r>
+      <w:r>
+        <w:t xml:space="preserve">GPU that is no longer attached and this one runs in float32 on CPU. That attribution</w:t>
+      </w:r>
+      <w:r>
+        <w:t xml:space="preserve"> </w:t>
+      </w:r>
+      <w:r>
+        <w:t xml:space="preserve">was not established, and we withdraw it: three things changed between the two</w:t>
+      </w:r>
+      <w:r>
+        <w:t xml:space="preserve"> </w:t>
+      </w:r>
+      <w:r>
+        <w:t xml:space="preserve">numbers, not one. The classifier changed, and so did the estimator, from sampled</w:t>
+      </w:r>
+      <w:r>
+        <w:t xml:space="preserve"> </w:t>
+      </w:r>
+      <w:r>
+        <w:t xml:space="preserve">shares rescaled by the aggregate rate to direct counts over every scored position.</w:t>
+      </w:r>
+    </w:p>
+    <w:p>
+      <w:pPr>
+        <w:pStyle w:val="BodyText"/>
+      </w:pPr>
+      <w:r>
+        <w:t xml:space="preserve">Varying them one at a time settles it. Holding the classifier, the sampling rule and</w:t>
+      </w:r>
+      <w:r>
+        <w:t xml:space="preserve"> </w:t>
+      </w:r>
+      <w:r>
+        <w:t xml:space="preserve">the estimator fixed and changing only the arithmetic moves the differential to</w:t>
+      </w:r>
+      <w:r>
+        <w:t xml:space="preserve"> </w:t>
+      </w:r>
+      <w:r>
+        <w:t xml:space="preserve">+0.456, a shift of -0.0052. Then holding the classifier and the arithmetic</w:t>
+      </w:r>
+      <w:r>
+        <w:t xml:space="preserve"> </w:t>
+      </w:r>
+      <w:r>
+        <w:t xml:space="preserve">fixed and replacing the sampled estimator with full-set counts moves it to</w:t>
+      </w:r>
+      <w:r>
+        <w:t xml:space="preserve"> </w:t>
+      </w:r>
+      <w:r>
+        <w:t xml:space="preserve">+0.492, a shift of +0.0364. Then changing the classifier moves it by</w:t>
+      </w:r>
+      <w:r>
+        <w:t xml:space="preserve"> </w:t>
+      </w:r>
+      <w:r>
+        <w:t xml:space="preserve">+0.0000. The three sum to the total +0.0312 by construction.</w:t>
+      </w:r>
+    </w:p>
+    <w:p>
+      <w:pPr>
+        <w:pStyle w:val="BodyText"/>
+      </w:pPr>
+      <w:r>
+        <w:t xml:space="preserve">So the dominant term is the estimator, not the hardware: the sampled estimator was</w:t>
+      </w:r>
+      <w:r>
+        <w:t xml:space="preserve"> </w:t>
+      </w:r>
+      <w:r>
+        <w:t xml:space="preserve">biased by corpus order, and correcting it accounts for most of the movement, while</w:t>
+      </w:r>
+      <w:r>
+        <w:t xml:space="preserve"> </w:t>
+      </w:r>
+      <w:r>
+        <w:t xml:space="preserve">precision accounts for a shift smaller by a factor of several. The classifier term is</w:t>
+      </w:r>
+      <w:r>
+        <w:t xml:space="preserve"> </w:t>
+      </w:r>
+      <w:r>
+        <w:t xml:space="preserve">exactly zero, which is an independent confirmation of the flow table above: no move</w:t>
+      </w:r>
+      <w:r>
+        <w:t xml:space="preserve"> </w:t>
+      </w:r>
+      <w:r>
+        <w:t xml:space="preserve">entered or left either class the differential is computed from, so relabelling could</w:t>
+      </w:r>
+      <w:r>
+        <w:t xml:space="preserve"> </w:t>
+      </w:r>
+      <w:r>
+        <w:t xml:space="preserve">not have changed it.</w:t>
+      </w:r>
+    </w:p>
+    <w:p>
+      <w:pPr>
+        <w:pStyle w:val="BodyText"/>
+      </w:pPr>
+      <w:r>
+        <w:t xml:space="preserve">One limit on the precision term is worth stating. Changing the arithmetic can change</w:t>
+      </w:r>
+      <w:r>
+        <w:t xml:space="preserve"> </w:t>
+      </w:r>
+      <w:r>
+        <w:t xml:space="preserve">which move is top-1 at a near-tie, so the realised set of sampled failures is not</w:t>
+      </w:r>
+      <w:r>
+        <w:t xml:space="preserve"> </w:t>
+      </w:r>
+      <w:r>
+        <w:t xml:space="preserve">identical between the first two configurations even though the sampling rule is.</w:t>
+      </w:r>
+      <w:r>
+        <w:t xml:space="preserve"> </w:t>
+      </w:r>
+      <w:r>
+        <w:t xml:space="preserve">There is no way to hold the sampled set fixed while changing the arithmetic that</w:t>
+      </w:r>
+      <w:r>
+        <w:t xml:space="preserve"> </w:t>
+      </w:r>
+      <w:r>
+        <w:t xml:space="preserve">selects it; what is held fixed is the classifier, the sampling rule and the estimator.</w:t>
+      </w:r>
+      <w:r>
+        <w:t xml:space="preserve"> </w:t>
+      </w:r>
+      <w:r>
+        <w:t xml:space="preserve">For the record, class shares between those two configurations move by 0.0011</w:t>
+      </w:r>
+      <w:r>
+        <w:t xml:space="preserve"> </w:t>
+      </w:r>
+      <w:r>
+        <w:t xml:space="preserve">on average and at most 0.0121.</w:t>
       </w:r>
     </w:p>
     <w:bookmarkEnd w:id="32"/>
@@ -4277,49 +4399,87 @@
         <w:t xml:space="preserve"> </w:t>
       </w:r>
       <w:r>
-        <w:t xml:space="preserve">paths have -0.069 [-0.118, -0.015], an interval that includes</w:t>
-      </w:r>
-      <w:r>
-        <w:t xml:space="preserve"> </w:t>
-      </w:r>
-      <w:r>
-        <w:t xml:space="preserve">zero. The aggregate geometry exponent was averaging the two, which is the same</w:t>
-      </w:r>
-      <w:r>
-        <w:t xml:space="preserve"> </w:t>
-      </w:r>
-      <w:r>
-        <w:t xml:space="preserve">objection this paper raises against fitting one exponent to a total whose parts scale</w:t>
-      </w:r>
-      <w:r>
-        <w:t xml:space="preserve"> </w:t>
-      </w:r>
-      <w:r>
-        <w:t xml:space="preserve">differently, turned on one of our own categories. Against the locally decided classes</w:t>
-      </w:r>
-      <w:r>
-        <w:t xml:space="preserve"> </w:t>
-      </w:r>
-      <w:r>
-        <w:t xml:space="preserve">the check differential narrows but survives: check against impossible movement is</w:t>
-      </w:r>
-      <w:r>
-        <w:t xml:space="preserve"> </w:t>
-      </w:r>
-      <w:r>
-        <w:t xml:space="preserve">+0.126 [+0.103, +0.156]. The blocked-path</w:t>
-      </w:r>
-      <w:r>
-        <w:t xml:space="preserve"> </w:t>
-      </w:r>
-      <w:r>
-        <w:t xml:space="preserve">exponent is poorly determined on 6 rungs and we draw no ordering conclusion</w:t>
-      </w:r>
-      <w:r>
-        <w:t xml:space="preserve"> </w:t>
-      </w:r>
-      <w:r>
-        <w:t xml:space="preserve">from it.</w:t>
+        <w:t xml:space="preserve">paths have -0.069 [-0.118, -0.015], both intervals</w:t>
+      </w:r>
+      <w:r>
+        <w:t xml:space="preserve"> </w:t>
+      </w:r>
+      <w:r>
+        <w:t xml:space="preserve">excluding zero and the two more than a factor of three apart. The aggregate geometry</w:t>
+      </w:r>
+      <w:r>
+        <w:t xml:space="preserve"> </w:t>
+      </w:r>
+      <w:r>
+        <w:t xml:space="preserve">exponent was averaging them, which is the same objection this paper raises against</w:t>
+      </w:r>
+      <w:r>
+        <w:t xml:space="preserve"> </w:t>
+      </w:r>
+      <w:r>
+        <w:t xml:space="preserve">fitting one exponent to a total whose parts scale differently, turned on one of our</w:t>
+      </w:r>
+      <w:r>
+        <w:t xml:space="preserve"> </w:t>
+      </w:r>
+      <w:r>
+        <w:t xml:space="preserve">own categories. Against the locally decided classes the check differential narrows</w:t>
+      </w:r>
+      <w:r>
+        <w:t xml:space="preserve"> </w:t>
+      </w:r>
+      <w:r>
+        <w:t xml:space="preserve">but survives: check against impossible movement is +0.126 [</w:t>
+      </w:r>
+      <w:r>
+        <w:t xml:space="preserve"> </w:t>
+      </w:r>
+      <w:r>
+        <w:t xml:space="preserve">+0.103, +0.156].</w:t>
+      </w:r>
+    </w:p>
+    <w:p>
+      <w:pPr>
+        <w:pStyle w:val="BodyText"/>
+      </w:pPr>
+      <w:r>
+        <w:t xml:space="preserve">What the blocked-path exponent does not settle is its ordering against check</w:t>
+      </w:r>
+      <w:r>
+        <w:t xml:space="preserve"> </w:t>
+      </w:r>
+      <w:r>
+        <w:t xml:space="preserve">violations. At -0.069 against -0.097 the two are separated by less than the</w:t>
+      </w:r>
+      <w:r>
+        <w:t xml:space="preserve"> </w:t>
+      </w:r>
+      <w:r>
+        <w:t xml:space="preserve">width of either interval, so which of them is the shallower class in the partition is</w:t>
+      </w:r>
+      <w:r>
+        <w:t xml:space="preserve"> </w:t>
+      </w:r>
+      <w:r>
+        <w:t xml:space="preserve">undetermined on 6 rungs. That is a different statement from the exponent being</w:t>
+      </w:r>
+      <w:r>
+        <w:t xml:space="preserve"> </w:t>
+      </w:r>
+      <w:r>
+        <w:t xml:space="preserve">indistinguishable from zero, which it is not, and we draw no ordering conclusion</w:t>
+      </w:r>
+      <w:r>
+        <w:t xml:space="preserve"> </w:t>
+      </w:r>
+      <w:r>
+        <w:t xml:space="preserve">between those two classes while drawing one between either of them and the locally</w:t>
+      </w:r>
+      <w:r>
+        <w:t xml:space="preserve"> </w:t>
+      </w:r>
+      <w:r>
+        <w:t xml:space="preserve">decided classes.</w:t>
       </w:r>
     </w:p>
     <w:bookmarkEnd w:id="33"/>
@@ -5192,19 +5352,37 @@
         <w:t xml:space="preserve"> </w:t>
       </w:r>
       <w:r>
-        <w:t xml:space="preserve">class and we do not claim it is: castling improves fastest of all at -0.415 despite</w:t>
-      </w:r>
-      <w:r>
-        <w:t xml:space="preserve"> </w:t>
-      </w:r>
-      <w:r>
-        <w:t xml:space="preserve">needing more than the move’s two squares, and blocked paths have the shallowest point</w:t>
-      </w:r>
-      <w:r>
-        <w:t xml:space="preserve"> </w:t>
-      </w:r>
-      <w:r>
-        <w:t xml:space="preserve">estimate with an interval that includes zero. What the data support is the specific</w:t>
+        <w:t xml:space="preserve">class and we do not claim it is. Castling improves faster than impossible movement,</w:t>
+      </w:r>
+      <w:r>
+        <w:t xml:space="preserve"> </w:t>
+      </w:r>
+      <w:r>
+        <w:t xml:space="preserve">at -0.415 against -0.222, despite needing more than the move’s two squares;</w:t>
+      </w:r>
+      <w:r>
+        <w:t xml:space="preserve"> </w:t>
+      </w:r>
+      <w:r>
+        <w:t xml:space="preserve">and blocked paths, which need only one further square, have the shallowest point</w:t>
+      </w:r>
+      <w:r>
+        <w:t xml:space="preserve"> </w:t>
+      </w:r>
+      <w:r>
+        <w:t xml:space="preserve">estimate of any class, -0.069, shallower even than check violations. Both</w:t>
+      </w:r>
+      <w:r>
+        <w:t xml:space="preserve"> </w:t>
+      </w:r>
+      <w:r>
+        <w:t xml:space="preserve">intervals exclude zero, so these are differences in rate rather than one class failing</w:t>
+      </w:r>
+      <w:r>
+        <w:t xml:space="preserve"> </w:t>
+      </w:r>
+      <w:r>
+        <w:t xml:space="preserve">to improve. What the data support is the specific</w:t>
       </w:r>
       <w:r>
         <w:t xml:space="preserve"> </w:t>
@@ -10493,7 +10671,7 @@
         <w:pStyle w:val="FirstParagraph"/>
       </w:pPr>
       <w:r>
-        <w:t xml:space="preserve">The practical content is about where effort goes. The class that does not fall</w:t>
+        <w:t xml:space="preserve">The practical content is about where effort goes. The class that falls most slowly</w:t>
       </w:r>
       <w:r>
         <w:t xml:space="preserve"> </w:t>
@@ -10511,7 +10689,25 @@
         <w:t xml:space="preserve"> </w:t>
       </w:r>
       <w:r>
-        <w:t xml:space="preserve">squares does not reach. We read this, as an interpretation we have not tested</w:t>
+        <w:t xml:space="preserve">squares does not reach. It does fall: its exponent is -0.097 with an interval</w:t>
+      </w:r>
+      <w:r>
+        <w:t xml:space="preserve"> </w:t>
+      </w:r>
+      <w:r>
+        <w:t xml:space="preserve">excluding zero. The quantity that is close to flat is a different one, the joint rate</w:t>
+      </w:r>
+      <w:r>
+        <w:t xml:space="preserve"> </w:t>
+      </w:r>
+      <w:r>
+        <w:t xml:space="preserve">of failures occurring despite correct local decoding, and that flatness is itself two</w:t>
+      </w:r>
+      <w:r>
+        <w:t xml:space="preserve"> </w:t>
+      </w:r>
+      <w:r>
+        <w:t xml:space="preserve">effects cancelling. We read this, as an interpretation we have not tested</w:t>
       </w:r>
       <w:r>
         <w:t xml:space="preserve"> </w:t>
@@ -12486,49 +12682,89 @@
         <w:pStyle w:val="BodyText"/>
       </w:pPr>
       <w:r>
-        <w:t xml:space="preserve">The check share rises over this range and turns over at a maximum of 0.709,</w:t>
-      </w:r>
-      <w:r>
-        <w:t xml:space="preserve"> </w:t>
-      </w:r>
-      <w:r>
-        <w:t xml:space="preserve">after which blocked paths take an increasing share, because theirs is the shallowest</w:t>
-      </w:r>
-      <w:r>
-        <w:t xml:space="preserve"> </w:t>
-      </w:r>
-      <w:r>
-        <w:t xml:space="preserve">exponent in the corrected partition. Every share stays inside the unit interval,</w:t>
-      </w:r>
-      <w:r>
-        <w:t xml:space="preserve"> </w:t>
-      </w:r>
-      <w:r>
-        <w:t xml:space="preserve">which is the bounded behaviour the simplex parameterisation guarantees and the</w:t>
-      </w:r>
-      <w:r>
-        <w:t xml:space="preserve"> </w:t>
-      </w:r>
-      <w:r>
-        <w:t xml:space="preserve">property the earlier unbounded fit lacked. We stress again that the reordering</w:t>
-      </w:r>
-      <w:r>
-        <w:t xml:space="preserve"> </w:t>
-      </w:r>
-      <w:r>
-        <w:t xml:space="preserve">between the check class and blocked paths is governed by an exponent whose interval</w:t>
-      </w:r>
-      <w:r>
-        <w:t xml:space="preserve"> </w:t>
-      </w:r>
-      <w:r>
-        <w:t xml:space="preserve">includes zero, so it should be read as what the fitted model implies and not as a</w:t>
-      </w:r>
-      <w:r>
-        <w:t xml:space="preserve"> </w:t>
-      </w:r>
-      <w:r>
-        <w:t xml:space="preserve">finding about large models. The share despite correct local decoding is modelled on</w:t>
+        <w:t xml:space="preserve">The check share rises monotonically across this range, to 0.709 at the far end.</w:t>
+      </w:r>
+      <w:r>
+        <w:t xml:space="preserve"> </w:t>
+      </w:r>
+      <w:r>
+        <w:t xml:space="preserve">It does not turn over inside it: blocked paths have the shallowest exponent in the</w:t>
+      </w:r>
+      <w:r>
+        <w:t xml:space="preserve"> </w:t>
+      </w:r>
+      <w:r>
+        <w:t xml:space="preserve">corrected partition and must take the whole share eventually, but at</w:t>
+      </w:r>
+      <w:r>
+        <w:t xml:space="preserve"> </w:t>
+      </w:r>
+      <m:oMath>
+        <m:r>
+          <m:rPr>
+            <m:sty m:val="p"/>
+          </m:rPr>
+          <m:t>−</m:t>
+        </m:r>
+      </m:oMath>
+      <w:r>
+        <w:t xml:space="preserve">0.069</w:t>
+      </w:r>
+      <w:r>
+        <w:t xml:space="preserve"> </w:t>
+      </w:r>
+      <w:r>
+        <w:t xml:space="preserve">against -0.097 the crossing falls beyond the scales tabulated here. Every share</w:t>
+      </w:r>
+      <w:r>
+        <w:t xml:space="preserve"> </w:t>
+      </w:r>
+      <w:r>
+        <w:t xml:space="preserve">stays inside the unit interval, which is the bounded behaviour the simplex</w:t>
+      </w:r>
+      <w:r>
+        <w:t xml:space="preserve"> </w:t>
+      </w:r>
+      <w:r>
+        <w:t xml:space="preserve">parameterisation guarantees and the property the earlier unbounded fit lacked.</w:t>
+      </w:r>
+    </w:p>
+    <w:p>
+      <w:pPr>
+        <w:pStyle w:val="BodyText"/>
+      </w:pPr>
+      <w:r>
+        <w:t xml:space="preserve">The reordering should still be read as what the fitted model implies rather than as a</w:t>
+      </w:r>
+      <w:r>
+        <w:t xml:space="preserve"> </w:t>
+      </w:r>
+      <w:r>
+        <w:t xml:space="preserve">finding about large models, for a reason that is not that the exponent is</w:t>
+      </w:r>
+      <w:r>
+        <w:t xml:space="preserve"> </w:t>
+      </w:r>
+      <w:r>
+        <w:t xml:space="preserve">indistinguishable from zero. It is not: both intervals exclude zero. The difficulty is</w:t>
+      </w:r>
+      <w:r>
+        <w:t xml:space="preserve"> </w:t>
+      </w:r>
+      <w:r>
+        <w:t xml:space="preserve">that the two exponents are separated by less than the width of either interval, so</w:t>
+      </w:r>
+      <w:r>
+        <w:t xml:space="preserve"> </w:t>
+      </w:r>
+      <w:r>
+        <w:t xml:space="preserve">which class is shallower, and therefore which one eventually dominates, is not</w:t>
+      </w:r>
+      <w:r>
+        <w:t xml:space="preserve"> </w:t>
+      </w:r>
+      <w:r>
+        <w:t xml:space="preserve">resolved by 6 rungs. The share despite correct local decoding is modelled on</w:t>
       </w:r>
       <w:r>
         <w:t xml:space="preserve"> </w:t>
